--- a/Thesis Draft - Daan Luttik - MBA - copy from 2026-06-14.docx
+++ b/Thesis Draft - Daan Luttik - MBA - copy from 2026-06-14.docx
@@ -154,14 +154,7 @@
           <w:b/>
           <w:bCs/>
         </w:rPr>
-        <w:t>Daan L</w:t>
-      </w:r>
-      <w:r>
-        <w:rPr>
-          <w:b/>
-          <w:bCs/>
-        </w:rPr>
-        <w:t xml:space="preserve">uttik </w:t>
+        <w:t xml:space="preserve">Daan Luttik </w:t>
       </w:r>
       <w:r>
         <w:t>–</w:t>
@@ -348,11 +341,15 @@
       <w:pPr>
         <w:ind w:firstLine="0"/>
         <w:jc w:val="center"/>
+        <w:rPr>
+          <w:lang w:val="nl-NL"/>
+        </w:rPr>
       </w:pPr>
       <w:r>
         <w:rPr>
           <w:b/>
           <w:bCs/>
+          <w:lang w:val="nl-NL"/>
         </w:rPr>
         <w:t>Daan Luttik</w:t>
       </w:r>
@@ -361,6 +358,9 @@
       <w:pPr>
         <w:ind w:firstLine="0"/>
         <w:jc w:val="center"/>
+        <w:rPr>
+          <w:lang w:val="nl-NL"/>
+        </w:rPr>
       </w:pPr>
     </w:p>
     <w:p>
@@ -370,12 +370,14 @@
         <w:rPr>
           <w:b/>
           <w:bCs/>
+          <w:lang w:val="nl-NL"/>
         </w:rPr>
       </w:pPr>
       <w:r>
         <w:rPr>
           <w:b/>
           <w:bCs/>
+          <w:lang w:val="nl-NL"/>
         </w:rPr>
         <w:t>Nyenrode</w:t>
       </w:r>
@@ -384,20 +386,38 @@
       <w:pPr>
         <w:ind w:firstLine="0"/>
         <w:jc w:val="center"/>
-      </w:pPr>
-      <w:r>
+        <w:rPr>
+          <w:lang w:val="nl-NL"/>
+        </w:rPr>
+      </w:pPr>
+      <w:r>
+        <w:rPr>
+          <w:lang w:val="nl-NL"/>
+        </w:rPr>
         <w:t>Straatweg 25</w:t>
       </w:r>
       <w:r>
+        <w:rPr>
+          <w:lang w:val="nl-NL"/>
+        </w:rPr>
         <w:t xml:space="preserve">, </w:t>
       </w:r>
       <w:r>
+        <w:rPr>
+          <w:lang w:val="nl-NL"/>
+        </w:rPr>
         <w:t>3621 BG</w:t>
       </w:r>
       <w:r>
+        <w:rPr>
+          <w:lang w:val="nl-NL"/>
+        </w:rPr>
         <w:t>,</w:t>
       </w:r>
       <w:r>
+        <w:rPr>
+          <w:lang w:val="nl-NL"/>
+        </w:rPr>
         <w:t xml:space="preserve"> Breukelen</w:t>
       </w:r>
     </w:p>
@@ -405,6 +425,9 @@
       <w:pPr>
         <w:ind w:firstLine="0"/>
         <w:jc w:val="center"/>
+        <w:rPr>
+          <w:lang w:val="nl-NL"/>
+        </w:rPr>
       </w:pPr>
     </w:p>
     <w:p>
@@ -413,7 +436,13 @@
         <w:jc w:val="center"/>
       </w:pPr>
       <w:r>
-        <w:t xml:space="preserve"> 14-06-2026</w:t>
+        <w:rPr>
+          <w:lang w:val="nl-NL"/>
+        </w:rPr>
+        <w:t xml:space="preserve"> </w:t>
+      </w:r>
+      <w:r>
+        <w:t>14-06-2026</w:t>
       </w:r>
     </w:p>
     <w:p>
@@ -3441,10 +3470,7 @@
         <w:t>Generative AI has become central to marketing, which together with sales is projected to capture roughly a third of AI’s economic value (Mayer et al., 2025). Yet most marketing AI still works as a question-and-answer tool</w:t>
       </w:r>
       <w:r>
-        <w:t xml:space="preserve"> </w:t>
-      </w:r>
-      <w:r>
-        <w:t>(Brinker &amp; Riemersma, 2025)</w:t>
+        <w:t xml:space="preserve"> (Brinker &amp; Riemersma, 2025)</w:t>
       </w:r>
       <w:r>
         <w:t xml:space="preserve">. A newer category, </w:t>
@@ -3506,19 +3532,7 @@
     </w:p>
     <w:p>
       <w:r>
-        <w:t>Depending on the organizational context and managerial behaviors, i</w:t>
-      </w:r>
-      <w:r>
-        <w:t>dentical use cases produced divergent outcomes across firms</w:t>
-      </w:r>
-      <w:r>
-        <w:t xml:space="preserve">. </w:t>
-      </w:r>
-      <w:r>
-        <w:t>A pattern of paradoxes runs throughout: the technology that creates a risk also supplies the means to govern it.</w:t>
-      </w:r>
-      <w:r>
-        <w:t xml:space="preserve"> </w:t>
+        <w:t xml:space="preserve">Depending on the organizational context and managerial behaviors, identical use cases produced divergent outcomes across firms. A pattern of paradoxes runs throughout: the technology that creates a risk also supplies the means to govern it. </w:t>
       </w:r>
     </w:p>
     <w:p>
@@ -5996,6 +6010,12 @@
         </w:rPr>
         <w:t>The process of iteratively collecting and analyzing data within constructive grounded theory starts with open, intensive interviews (Charmaz, 2014). Afterward, the data will be analyzed through the coding process. In this process, statements from the interviews will be categorized (Charmaz, 2014); this forms the basis for further analysis. Coding, in its three forms (initial, focused, and theoretical), forms the link between the interviews and the resulting theory (Charmaz, 2014).</w:t>
       </w:r>
+      <w:r>
+        <w:rPr>
+          <w:lang w:val="en-US"/>
+        </w:rPr>
+        <w:t xml:space="preserve"> An overview of the coding process is found in Table 3, and a list of definitions for the theoretical codes is provided in Table 4.</w:t>
+      </w:r>
     </w:p>
     <w:p>
       <w:r>
@@ -6028,8 +6048,12 @@
         </w:rPr>
         <w:t xml:space="preserve"> instead of sampling for population representativeness, specific data is sought to elaborate and refine the properties of their emerging categories (Charmaz, 2014). This also means that the interview guide (see Appendix A) will be augmented throughout the process to align with the theoretical sampling approach.</w:t>
       </w:r>
-    </w:p>
-    <w:p>
+      <w:r>
+        <w:rPr>
+          <w:lang w:val="en-US"/>
+        </w:rPr>
+        <w:t xml:space="preserve"> </w:t>
+      </w:r>
       <w:r>
         <w:rPr>
           <w:lang w:val="en-US"/>
@@ -6100,14 +6124,14 @@
         <w:rPr>
           <w:lang w:val="en-US"/>
         </w:rPr>
-        <w:t xml:space="preserve"> a slightly wider scope than just those with the formal title is chosen: the focus is on those who have a clear managerial role in the marketing team, e.g. a CMO or marketing manager, but also those who </w:t>
+        <w:t xml:space="preserve"> a slightly wider scope than just those with the formal title is chosen: the focus is on those who have a clear </w:t>
       </w:r>
       <w:r>
         <w:rPr>
           <w:lang w:val="en-US"/>
         </w:rPr>
         <w:lastRenderedPageBreak/>
-        <w:t xml:space="preserve">are leading AI initiatives within the marketing team, i.e. they might not be the direct supervisor, but they are leading the change process or implementation. The second group consists of AI experts; they are selected based on knowledge of AI and expertise in implementing and rolling out AI systems. This group contains both technical leaders and technical consultants. </w:t>
+        <w:t xml:space="preserve">managerial role in the marketing team, e.g. a CMO or marketing manager, but also those who are leading AI initiatives within the marketing team, i.e. they might not be the direct supervisor, but they are leading the change process or implementation. The second group consists of AI experts; they are selected based on knowledge of AI and expertise in implementing and rolling out AI systems. This group contains both technical leaders and technical consultants. </w:t>
       </w:r>
     </w:p>
     <w:p>
@@ -12773,7 +12797,21 @@
                 <w:szCs w:val="20"/>
                 <w:lang w:val="en-US"/>
               </w:rPr>
-              <w:t xml:space="preserve"> scope conditions in Section 5.3</w:t>
+              <w:t xml:space="preserve"> </w:t>
+            </w:r>
+            <w:r>
+              <w:rPr>
+                <w:szCs w:val="20"/>
+                <w:lang w:val="en-US"/>
+              </w:rPr>
+              <w:t>the limitations</w:t>
+            </w:r>
+            <w:r>
+              <w:rPr>
+                <w:szCs w:val="20"/>
+                <w:lang w:val="en-US"/>
+              </w:rPr>
+              <w:t xml:space="preserve"> in Section 5.3</w:t>
             </w:r>
             <w:commentRangeEnd w:id="111"/>
             <w:r>
@@ -12909,7 +12947,7 @@
                 <w:szCs w:val="20"/>
                 <w:lang w:val="en-US"/>
               </w:rPr>
-              <w:t>sampling implications appears in Section 3.2.1</w:t>
+              <w:t>sampling implications appears in Section 3.2</w:t>
             </w:r>
             <w:commentRangeEnd w:id="112"/>
             <w:r>
@@ -13097,19 +13135,17 @@
         <w:tblLook w:val="04A0" w:firstRow="1" w:lastRow="0" w:firstColumn="1" w:lastColumn="0" w:noHBand="0" w:noVBand="1"/>
       </w:tblPr>
       <w:tblGrid>
-        <w:gridCol w:w="6237"/>
-        <w:gridCol w:w="1701"/>
-        <w:gridCol w:w="142"/>
-        <w:gridCol w:w="1534"/>
+        <w:gridCol w:w="6096"/>
+        <w:gridCol w:w="1842"/>
+        <w:gridCol w:w="1676"/>
       </w:tblGrid>
       <w:tr>
         <w:trPr>
           <w:trHeight w:val="255"/>
-          <w:del w:id="120" w:author="Claude" w:date="2026-06-13T16:00:00Z"/>
         </w:trPr>
         <w:tc>
           <w:tcPr>
-            <w:tcW w:w="6237" w:type="dxa"/>
+            <w:tcW w:w="6096" w:type="dxa"/>
             <w:tcBorders>
               <w:top w:val="single" w:sz="8" w:space="0" w:color="auto"/>
               <w:bottom w:val="single" w:sz="8" w:space="0" w:color="auto"/>
@@ -13121,31 +13157,28 @@
             <w:pPr>
               <w:pStyle w:val="NoSpacing"/>
               <w:rPr>
-                <w:del w:id="121" w:author="Claude" w:date="2026-06-13T16:00:00Z"/>
                 <w:b/>
                 <w:bCs/>
                 <w:sz w:val="20"/>
                 <w:szCs w:val="20"/>
               </w:rPr>
             </w:pPr>
-            <w:del w:id="122" w:author="Claude" w:date="2026-06-13T16:00:00Z">
-              <w:r>
-                <w:rPr>
-                  <w:rFonts w:cs="Segoe UI"/>
-                  <w:b/>
-                  <w:bCs/>
-                  <w:color w:val="0A0A0A"/>
-                  <w:sz w:val="20"/>
-                  <w:szCs w:val="20"/>
-                </w:rPr>
-                <w:delText>Open coding</w:delText>
-              </w:r>
-            </w:del>
+            <w:r>
+              <w:rPr>
+                <w:rFonts w:cs="Segoe UI"/>
+                <w:b/>
+                <w:bCs/>
+                <w:color w:val="0A0A0A"/>
+                <w:sz w:val="20"/>
+                <w:szCs w:val="20"/>
+              </w:rPr>
+              <w:t>Open coding</w:t>
+            </w:r>
           </w:p>
         </w:tc>
         <w:tc>
           <w:tcPr>
-            <w:tcW w:w="1701" w:type="dxa"/>
+            <w:tcW w:w="1842" w:type="dxa"/>
             <w:tcBorders>
               <w:top w:val="single" w:sz="8" w:space="0" w:color="auto"/>
               <w:bottom w:val="single" w:sz="8" w:space="0" w:color="auto"/>
@@ -13157,1397 +13190,23 @@
             <w:pPr>
               <w:pStyle w:val="NoSpacing"/>
               <w:rPr>
-                <w:del w:id="123" w:author="Claude" w:date="2026-06-13T16:00:00Z"/>
                 <w:b/>
                 <w:bCs/>
                 <w:sz w:val="20"/>
                 <w:szCs w:val="20"/>
               </w:rPr>
             </w:pPr>
-            <w:del w:id="124" w:author="Claude" w:date="2026-06-13T16:00:00Z">
-              <w:r>
-                <w:rPr>
-                  <w:rFonts w:cs="Segoe UI"/>
-                  <w:b/>
-                  <w:bCs/>
-                  <w:color w:val="0A0A0A"/>
-                  <w:sz w:val="20"/>
-                  <w:szCs w:val="20"/>
-                </w:rPr>
-                <w:delText>Focused coding</w:delText>
-              </w:r>
-            </w:del>
-          </w:p>
-        </w:tc>
-        <w:tc>
-          <w:tcPr>
-            <w:tcW w:w="1676" w:type="dxa"/>
-            <w:gridSpan w:val="2"/>
-            <w:tcBorders>
-              <w:top w:val="single" w:sz="8" w:space="0" w:color="auto"/>
-              <w:bottom w:val="single" w:sz="8" w:space="0" w:color="auto"/>
-            </w:tcBorders>
-            <w:noWrap/>
-            <w:hideMark/>
-          </w:tcPr>
-          <w:p>
-            <w:pPr>
-              <w:pStyle w:val="NoSpacing"/>
-              <w:rPr>
-                <w:del w:id="125" w:author="Claude" w:date="2026-06-13T16:00:00Z"/>
+            <w:r>
+              <w:rPr>
+                <w:rFonts w:cs="Segoe UI"/>
                 <w:b/>
                 <w:bCs/>
-                <w:sz w:val="20"/>
-                <w:szCs w:val="20"/>
-              </w:rPr>
-            </w:pPr>
-            <w:del w:id="126" w:author="Claude" w:date="2026-06-13T16:00:00Z">
-              <w:r>
-                <w:rPr>
-                  <w:rFonts w:cs="Segoe UI"/>
-                  <w:b/>
-                  <w:bCs/>
-                  <w:color w:val="0A0A0A"/>
-                  <w:sz w:val="20"/>
-                  <w:szCs w:val="20"/>
-                </w:rPr>
-                <w:delText>Theoretical coding</w:delText>
-              </w:r>
-            </w:del>
-          </w:p>
-        </w:tc>
-      </w:tr>
-      <w:tr>
-        <w:trPr>
-          <w:trHeight w:val="255"/>
-          <w:del w:id="127" w:author="Claude" w:date="2026-06-13T16:00:00Z"/>
-        </w:trPr>
-        <w:tc>
-          <w:tcPr>
-            <w:tcW w:w="6237" w:type="dxa"/>
-            <w:tcBorders>
-              <w:top w:val="single" w:sz="8" w:space="0" w:color="auto"/>
-            </w:tcBorders>
-            <w:hideMark/>
-          </w:tcPr>
-          <w:p>
-            <w:pPr>
-              <w:pStyle w:val="NoSpacing"/>
-              <w:rPr>
-                <w:del w:id="128" w:author="Claude" w:date="2026-06-13T16:00:00Z"/>
-                <w:sz w:val="20"/>
-                <w:szCs w:val="20"/>
-                <w:lang w:val="en-US"/>
-              </w:rPr>
-            </w:pPr>
-            <w:commentRangeStart w:id="129"/>
-            <w:commentRangeEnd w:id="129"/>
-            <w:del w:id="130" w:author="Claude" w:date="2026-06-13T16:00:00Z">
-              <w:r>
-                <w:rPr>
-                  <w:rStyle w:val="CommentReference"/>
-                  <w:rFonts w:cs="Segoe UI"/>
-                  <w:color w:val="0A0A0A"/>
-                  <w:sz w:val="20"/>
-                  <w:szCs w:val="20"/>
-                  <w:lang w:val="en-US"/>
-                </w:rPr>
-                <w:commentReference w:id="129"/>
-              </w:r>
-              <w:r>
-                <w:rPr>
-                  <w:rFonts w:cs="Segoe UI"/>
-                  <w:color w:val="0A0A0A"/>
-                  <w:sz w:val="20"/>
-                  <w:szCs w:val="20"/>
-                  <w:lang w:val="en-US"/>
-                </w:rPr>
-                <w:delText>AI’s improvement &amp; potential; Observing increasing AI adoption</w:delText>
-              </w:r>
-            </w:del>
-          </w:p>
-        </w:tc>
-        <w:tc>
-          <w:tcPr>
-            <w:tcW w:w="1701" w:type="dxa"/>
-            <w:tcBorders>
-              <w:top w:val="single" w:sz="8" w:space="0" w:color="auto"/>
-            </w:tcBorders>
-            <w:hideMark/>
-          </w:tcPr>
-          <w:p>
-            <w:pPr>
-              <w:pStyle w:val="NoSpacing"/>
-              <w:rPr>
-                <w:del w:id="131" w:author="Claude" w:date="2026-06-13T16:00:00Z"/>
-                <w:sz w:val="20"/>
-                <w:szCs w:val="20"/>
-              </w:rPr>
-            </w:pPr>
-            <w:del w:id="132" w:author="Claude" w:date="2026-06-13T16:00:00Z">
-              <w:r>
-                <w:rPr>
-                  <w:rFonts w:cs="Segoe UI"/>
-                  <w:color w:val="0A0A0A"/>
-                  <w:sz w:val="20"/>
-                  <w:szCs w:val="20"/>
-                </w:rPr>
-                <w:delText>Observing AI progression</w:delText>
-              </w:r>
-            </w:del>
-          </w:p>
-        </w:tc>
-        <w:tc>
-          <w:tcPr>
-            <w:tcW w:w="1676" w:type="dxa"/>
-            <w:gridSpan w:val="2"/>
-            <w:tcBorders>
-              <w:top w:val="single" w:sz="8" w:space="0" w:color="auto"/>
-            </w:tcBorders>
-            <w:hideMark/>
-          </w:tcPr>
-          <w:p>
-            <w:pPr>
-              <w:pStyle w:val="NoSpacing"/>
-              <w:rPr>
-                <w:del w:id="133" w:author="Claude" w:date="2026-06-13T16:00:00Z"/>
-                <w:sz w:val="20"/>
-                <w:szCs w:val="20"/>
-              </w:rPr>
-            </w:pPr>
-            <w:del w:id="134" w:author="Claude" w:date="2026-06-13T16:00:00Z">
-              <w:r>
-                <w:delText>Observing external conditions</w:delText>
-              </w:r>
-            </w:del>
-          </w:p>
-        </w:tc>
-      </w:tr>
-      <w:tr>
-        <w:trPr>
-          <w:trHeight w:val="497"/>
-          <w:del w:id="135" w:author="Claude" w:date="2026-06-13T16:00:00Z"/>
-        </w:trPr>
-        <w:tc>
-          <w:tcPr>
-            <w:tcW w:w="6237" w:type="dxa"/>
-            <w:hideMark/>
-          </w:tcPr>
-          <w:p>
-            <w:pPr>
-              <w:pStyle w:val="NoSpacing"/>
-              <w:rPr>
-                <w:del w:id="136" w:author="Claude" w:date="2026-06-13T16:00:00Z"/>
-                <w:sz w:val="20"/>
-                <w:szCs w:val="20"/>
-              </w:rPr>
-            </w:pPr>
-            <w:del w:id="137" w:author="Claude" w:date="2026-06-13T16:00:00Z">
-              <w:r>
-                <w:rPr>
-                  <w:rFonts w:cs="Segoe UI"/>
-                  <w:color w:val="0A0A0A"/>
-                  <w:sz w:val="20"/>
-                  <w:szCs w:val="20"/>
-                </w:rPr>
-                <w:delText>Competitor pressure; Changing consumer behavior; The rise of agents of consumers</w:delText>
-              </w:r>
-            </w:del>
-          </w:p>
-        </w:tc>
-        <w:tc>
-          <w:tcPr>
-            <w:tcW w:w="1843" w:type="dxa"/>
-            <w:gridSpan w:val="2"/>
-            <w:hideMark/>
-          </w:tcPr>
-          <w:p>
-            <w:pPr>
-              <w:pStyle w:val="NoSpacing"/>
-              <w:rPr>
-                <w:del w:id="138" w:author="Claude" w:date="2026-06-13T16:00:00Z"/>
-                <w:sz w:val="20"/>
-                <w:szCs w:val="20"/>
-              </w:rPr>
-            </w:pPr>
-            <w:del w:id="139" w:author="Claude" w:date="2026-06-13T16:00:00Z">
-              <w:r>
-                <w:rPr>
-                  <w:rFonts w:cs="Segoe UI"/>
-                  <w:color w:val="0A0A0A"/>
-                  <w:sz w:val="20"/>
-                  <w:szCs w:val="20"/>
-                </w:rPr>
-                <w:delText>Observing market pressure</w:delText>
-              </w:r>
-            </w:del>
-          </w:p>
-        </w:tc>
-        <w:tc>
-          <w:tcPr>
-            <w:tcW w:w="1534" w:type="dxa"/>
-            <w:hideMark/>
-          </w:tcPr>
-          <w:p>
-            <w:pPr>
-              <w:pStyle w:val="NoSpacing"/>
-              <w:rPr>
-                <w:del w:id="140" w:author="Claude" w:date="2026-06-13T16:00:00Z"/>
-                <w:sz w:val="20"/>
-                <w:szCs w:val="20"/>
-              </w:rPr>
-            </w:pPr>
-          </w:p>
-        </w:tc>
-      </w:tr>
-      <w:tr>
-        <w:trPr>
-          <w:trHeight w:val="510"/>
-          <w:del w:id="141" w:author="Claude" w:date="2026-06-13T16:00:00Z"/>
-        </w:trPr>
-        <w:tc>
-          <w:tcPr>
-            <w:tcW w:w="6237" w:type="dxa"/>
-            <w:hideMark/>
-          </w:tcPr>
-          <w:p>
-            <w:pPr>
-              <w:pStyle w:val="NoSpacing"/>
-              <w:rPr>
-                <w:del w:id="142" w:author="Claude" w:date="2026-06-13T16:00:00Z"/>
-                <w:sz w:val="20"/>
-                <w:szCs w:val="20"/>
-              </w:rPr>
-            </w:pPr>
-            <w:del w:id="143" w:author="Claude" w:date="2026-06-13T16:00:00Z">
-              <w:r>
-                <w:rPr>
-                  <w:rFonts w:cs="Segoe UI"/>
-                  <w:color w:val="0A0A0A"/>
-                  <w:sz w:val="20"/>
-                  <w:szCs w:val="20"/>
-                </w:rPr>
-                <w:delText>vendor roadmaps &amp; offerings</w:delText>
-              </w:r>
-            </w:del>
-          </w:p>
-        </w:tc>
-        <w:tc>
-          <w:tcPr>
-            <w:tcW w:w="1701" w:type="dxa"/>
-            <w:hideMark/>
-          </w:tcPr>
-          <w:p>
-            <w:pPr>
-              <w:pStyle w:val="NoSpacing"/>
-              <w:rPr>
-                <w:del w:id="144" w:author="Claude" w:date="2026-06-13T16:00:00Z"/>
-                <w:sz w:val="20"/>
-                <w:szCs w:val="20"/>
-              </w:rPr>
-            </w:pPr>
-            <w:del w:id="145" w:author="Claude" w:date="2026-06-13T16:00:00Z">
-              <w:r>
-                <w:rPr>
-                  <w:rFonts w:cs="Segoe UI"/>
-                  <w:color w:val="0A0A0A"/>
-                  <w:sz w:val="20"/>
-                  <w:szCs w:val="20"/>
-                </w:rPr>
-                <w:delText>Observing supplier communication</w:delText>
-              </w:r>
-            </w:del>
-          </w:p>
-        </w:tc>
-        <w:tc>
-          <w:tcPr>
-            <w:tcW w:w="1676" w:type="dxa"/>
-            <w:gridSpan w:val="2"/>
-            <w:hideMark/>
-          </w:tcPr>
-          <w:p>
-            <w:pPr>
-              <w:pStyle w:val="NoSpacing"/>
-              <w:rPr>
-                <w:del w:id="146" w:author="Claude" w:date="2026-06-13T16:00:00Z"/>
-                <w:sz w:val="20"/>
-                <w:szCs w:val="20"/>
-              </w:rPr>
-            </w:pPr>
-          </w:p>
-        </w:tc>
-      </w:tr>
-      <w:tr>
-        <w:trPr>
-          <w:trHeight w:val="497"/>
-          <w:del w:id="147" w:author="Claude" w:date="2026-06-13T16:00:00Z"/>
-        </w:trPr>
-        <w:tc>
-          <w:tcPr>
-            <w:tcW w:w="6237" w:type="dxa"/>
-            <w:hideMark/>
-          </w:tcPr>
-          <w:p>
-            <w:pPr>
-              <w:pStyle w:val="NoSpacing"/>
-              <w:rPr>
-                <w:del w:id="148" w:author="Claude" w:date="2026-06-13T16:00:00Z"/>
-                <w:sz w:val="20"/>
-                <w:szCs w:val="20"/>
-              </w:rPr>
-            </w:pPr>
-            <w:del w:id="149" w:author="Claude" w:date="2026-06-13T16:00:00Z">
-              <w:r>
-                <w:rPr>
-                  <w:rFonts w:cs="Segoe UI"/>
-                  <w:color w:val="0A0A0A"/>
-                  <w:sz w:val="20"/>
-                  <w:szCs w:val="20"/>
-                </w:rPr>
-                <w:delText>Resistance to change; Limited AI literacy; Lacking systems thinking; Analysis paralysis; Absent innovation culture</w:delText>
-              </w:r>
-            </w:del>
-          </w:p>
-        </w:tc>
-        <w:tc>
-          <w:tcPr>
-            <w:tcW w:w="1701" w:type="dxa"/>
-            <w:hideMark/>
-          </w:tcPr>
-          <w:p>
-            <w:pPr>
-              <w:pStyle w:val="NoSpacing"/>
-              <w:rPr>
-                <w:del w:id="150" w:author="Claude" w:date="2026-06-13T16:00:00Z"/>
-                <w:sz w:val="20"/>
-                <w:szCs w:val="20"/>
-              </w:rPr>
-            </w:pPr>
-            <w:del w:id="151" w:author="Claude" w:date="2026-06-13T16:00:00Z">
-              <w:r>
-                <w:rPr>
-                  <w:rFonts w:cs="Segoe UI"/>
-                  <w:color w:val="0A0A0A"/>
-                  <w:sz w:val="20"/>
-                  <w:szCs w:val="20"/>
-                </w:rPr>
-                <w:delText>Organizational capacity</w:delText>
-              </w:r>
-            </w:del>
-          </w:p>
-        </w:tc>
-        <w:tc>
-          <w:tcPr>
-            <w:tcW w:w="1676" w:type="dxa"/>
-            <w:gridSpan w:val="2"/>
-            <w:hideMark/>
-          </w:tcPr>
-          <w:p>
-            <w:pPr>
-              <w:pStyle w:val="NoSpacing"/>
-              <w:rPr>
-                <w:del w:id="152" w:author="Claude" w:date="2026-06-13T16:00:00Z"/>
-                <w:b/>
-                <w:bCs/>
-                <w:sz w:val="20"/>
-                <w:szCs w:val="20"/>
-              </w:rPr>
-            </w:pPr>
-            <w:del w:id="153" w:author="Claude" w:date="2026-06-13T16:00:00Z">
-              <w:r>
-                <w:rPr>
-                  <w:rStyle w:val="Strong"/>
-                  <w:rFonts w:cs="Segoe UI"/>
-                  <w:b w:val="0"/>
-                  <w:bCs w:val="0"/>
-                  <w:color w:val="0A0A0A"/>
-                  <w:sz w:val="20"/>
-                  <w:szCs w:val="20"/>
-                </w:rPr>
-                <w:delText>Navigating the organizational context</w:delText>
-              </w:r>
-            </w:del>
-          </w:p>
-        </w:tc>
-      </w:tr>
-      <w:tr>
-        <w:trPr>
-          <w:trHeight w:val="255"/>
-          <w:del w:id="154" w:author="Claude" w:date="2026-06-13T16:00:00Z"/>
-        </w:trPr>
-        <w:tc>
-          <w:tcPr>
-            <w:tcW w:w="6237" w:type="dxa"/>
-            <w:hideMark/>
-          </w:tcPr>
-          <w:p>
-            <w:pPr>
-              <w:pStyle w:val="NoSpacing"/>
-              <w:rPr>
-                <w:del w:id="155" w:author="Claude" w:date="2026-06-13T16:00:00Z"/>
-                <w:sz w:val="20"/>
-                <w:szCs w:val="20"/>
-              </w:rPr>
-            </w:pPr>
-            <w:del w:id="156" w:author="Claude" w:date="2026-06-13T16:00:00Z">
-              <w:r>
-                <w:rPr>
-                  <w:rFonts w:cs="Segoe UI"/>
-                  <w:color w:val="0A0A0A"/>
-                  <w:sz w:val="20"/>
-                  <w:szCs w:val="20"/>
-                </w:rPr>
-                <w:delText>Lacking data &amp; infrastructure; Lacking technical talent</w:delText>
-              </w:r>
-            </w:del>
-          </w:p>
-        </w:tc>
-        <w:tc>
-          <w:tcPr>
-            <w:tcW w:w="1701" w:type="dxa"/>
-            <w:hideMark/>
-          </w:tcPr>
-          <w:p>
-            <w:pPr>
-              <w:pStyle w:val="NoSpacing"/>
-              <w:rPr>
-                <w:del w:id="157" w:author="Claude" w:date="2026-06-13T16:00:00Z"/>
-                <w:sz w:val="20"/>
-                <w:szCs w:val="20"/>
-              </w:rPr>
-            </w:pPr>
-            <w:del w:id="158" w:author="Claude" w:date="2026-06-13T16:00:00Z">
-              <w:r>
-                <w:rPr>
-                  <w:rFonts w:cs="Segoe UI"/>
-                  <w:color w:val="0A0A0A"/>
-                  <w:sz w:val="20"/>
-                  <w:szCs w:val="20"/>
-                </w:rPr>
-                <w:delText>Technical resources</w:delText>
-              </w:r>
-            </w:del>
-          </w:p>
-        </w:tc>
-        <w:tc>
-          <w:tcPr>
-            <w:tcW w:w="1676" w:type="dxa"/>
-            <w:gridSpan w:val="2"/>
-            <w:hideMark/>
-          </w:tcPr>
-          <w:p>
-            <w:pPr>
-              <w:pStyle w:val="NoSpacing"/>
-              <w:rPr>
-                <w:del w:id="159" w:author="Claude" w:date="2026-06-13T16:00:00Z"/>
-                <w:sz w:val="20"/>
-                <w:szCs w:val="20"/>
-              </w:rPr>
-            </w:pPr>
-          </w:p>
-        </w:tc>
-      </w:tr>
-      <w:tr>
-        <w:trPr>
-          <w:trHeight w:val="497"/>
-          <w:del w:id="160" w:author="Claude" w:date="2026-06-13T16:00:00Z"/>
-        </w:trPr>
-        <w:tc>
-          <w:tcPr>
-            <w:tcW w:w="6237" w:type="dxa"/>
-            <w:hideMark/>
-          </w:tcPr>
-          <w:p>
-            <w:pPr>
-              <w:pStyle w:val="NoSpacing"/>
-              <w:rPr>
-                <w:del w:id="161" w:author="Claude" w:date="2026-06-13T16:00:00Z"/>
-                <w:sz w:val="20"/>
-                <w:szCs w:val="20"/>
-              </w:rPr>
-            </w:pPr>
-            <w:del w:id="162" w:author="Claude" w:date="2026-06-13T16:00:00Z">
-              <w:r>
-                <w:rPr>
-                  <w:rFonts w:cs="Segoe UI"/>
-                  <w:color w:val="0A0A0A"/>
-                  <w:sz w:val="20"/>
-                  <w:szCs w:val="20"/>
-                </w:rPr>
-                <w:delText>Strategic direction &amp; vision; Senior leadership buy-in &amp; backing</w:delText>
-              </w:r>
-            </w:del>
-          </w:p>
-        </w:tc>
-        <w:tc>
-          <w:tcPr>
-            <w:tcW w:w="1701" w:type="dxa"/>
-            <w:hideMark/>
-          </w:tcPr>
-          <w:p>
-            <w:pPr>
-              <w:pStyle w:val="NoSpacing"/>
-              <w:rPr>
-                <w:del w:id="163" w:author="Claude" w:date="2026-06-13T16:00:00Z"/>
-                <w:sz w:val="20"/>
-                <w:szCs w:val="20"/>
-              </w:rPr>
-            </w:pPr>
-            <w:del w:id="164" w:author="Claude" w:date="2026-06-13T16:00:00Z">
-              <w:r>
-                <w:rPr>
-                  <w:rFonts w:cs="Segoe UI"/>
-                  <w:color w:val="0A0A0A"/>
-                  <w:sz w:val="20"/>
-                  <w:szCs w:val="20"/>
-                </w:rPr>
-                <w:delText>Strategic direction &amp; leadership</w:delText>
-              </w:r>
-            </w:del>
-          </w:p>
-        </w:tc>
-        <w:tc>
-          <w:tcPr>
-            <w:tcW w:w="1676" w:type="dxa"/>
-            <w:gridSpan w:val="2"/>
-            <w:hideMark/>
-          </w:tcPr>
-          <w:p>
-            <w:pPr>
-              <w:pStyle w:val="NoSpacing"/>
-              <w:rPr>
-                <w:del w:id="165" w:author="Claude" w:date="2026-06-13T16:00:00Z"/>
-                <w:sz w:val="20"/>
-                <w:szCs w:val="20"/>
-              </w:rPr>
-            </w:pPr>
-          </w:p>
-        </w:tc>
-      </w:tr>
-      <w:tr>
-        <w:trPr>
-          <w:trHeight w:val="255"/>
-          <w:del w:id="166" w:author="Claude" w:date="2026-06-13T16:00:00Z"/>
-        </w:trPr>
-        <w:tc>
-          <w:tcPr>
-            <w:tcW w:w="6237" w:type="dxa"/>
-            <w:hideMark/>
-          </w:tcPr>
-          <w:p>
-            <w:pPr>
-              <w:pStyle w:val="NoSpacing"/>
-              <w:rPr>
-                <w:del w:id="167" w:author="Claude" w:date="2026-06-13T16:00:00Z"/>
-                <w:sz w:val="20"/>
-                <w:szCs w:val="20"/>
-              </w:rPr>
-            </w:pPr>
-            <w:del w:id="168" w:author="Claude" w:date="2026-06-13T16:00:00Z">
-              <w:r>
-                <w:rPr>
-                  <w:rFonts w:cs="Segoe UI"/>
-                  <w:color w:val="0A0A0A"/>
-                  <w:sz w:val="20"/>
-                  <w:szCs w:val="20"/>
-                </w:rPr>
-                <w:delText>Restrictive compliance &amp; legal gatekeeping; Politics &amp; working in silos</w:delText>
-              </w:r>
-            </w:del>
-          </w:p>
-        </w:tc>
-        <w:tc>
-          <w:tcPr>
-            <w:tcW w:w="1701" w:type="dxa"/>
-            <w:hideMark/>
-          </w:tcPr>
-          <w:p>
-            <w:pPr>
-              <w:pStyle w:val="NoSpacing"/>
-              <w:rPr>
-                <w:del w:id="169" w:author="Claude" w:date="2026-06-13T16:00:00Z"/>
-                <w:sz w:val="20"/>
-                <w:szCs w:val="20"/>
-              </w:rPr>
-            </w:pPr>
-            <w:del w:id="170" w:author="Claude" w:date="2026-06-13T16:00:00Z">
-              <w:r>
-                <w:rPr>
-                  <w:rFonts w:cs="Segoe UI"/>
-                  <w:color w:val="0A0A0A"/>
-                  <w:sz w:val="20"/>
-                  <w:szCs w:val="20"/>
-                </w:rPr>
-                <w:delText>Governance &amp; compliance</w:delText>
-              </w:r>
-            </w:del>
-          </w:p>
-        </w:tc>
-        <w:tc>
-          <w:tcPr>
-            <w:tcW w:w="1676" w:type="dxa"/>
-            <w:gridSpan w:val="2"/>
-            <w:hideMark/>
-          </w:tcPr>
-          <w:p>
-            <w:pPr>
-              <w:pStyle w:val="NoSpacing"/>
-              <w:rPr>
-                <w:del w:id="171" w:author="Claude" w:date="2026-06-13T16:00:00Z"/>
-                <w:sz w:val="20"/>
-                <w:szCs w:val="20"/>
-              </w:rPr>
-            </w:pPr>
-          </w:p>
-        </w:tc>
-      </w:tr>
-      <w:tr>
-        <w:trPr>
-          <w:trHeight w:val="497"/>
-          <w:del w:id="172" w:author="Claude" w:date="2026-06-13T16:00:00Z"/>
-        </w:trPr>
-        <w:tc>
-          <w:tcPr>
-            <w:tcW w:w="6237" w:type="dxa"/>
-            <w:hideMark/>
-          </w:tcPr>
-          <w:p>
-            <w:pPr>
-              <w:pStyle w:val="NoSpacing"/>
-              <w:rPr>
-                <w:del w:id="173" w:author="Claude" w:date="2026-06-13T16:00:00Z"/>
-                <w:sz w:val="20"/>
-                <w:szCs w:val="20"/>
-              </w:rPr>
-            </w:pPr>
-            <w:del w:id="174" w:author="Claude" w:date="2026-06-13T16:00:00Z">
-              <w:r>
-                <w:rPr>
-                  <w:rFonts w:cs="Segoe UI"/>
-                  <w:color w:val="0A0A0A"/>
-                  <w:sz w:val="20"/>
-                  <w:szCs w:val="20"/>
-                </w:rPr>
-                <w:delText>Educating &amp; training; Experimenting with AI; Bringing people along; Providing clarity; Providing leadership backing; Championing AI</w:delText>
-              </w:r>
-            </w:del>
-          </w:p>
-        </w:tc>
-        <w:tc>
-          <w:tcPr>
-            <w:tcW w:w="1701" w:type="dxa"/>
-            <w:hideMark/>
-          </w:tcPr>
-          <w:p>
-            <w:pPr>
-              <w:pStyle w:val="NoSpacing"/>
-              <w:rPr>
-                <w:del w:id="175" w:author="Claude" w:date="2026-06-13T16:00:00Z"/>
-                <w:sz w:val="20"/>
-                <w:szCs w:val="20"/>
-              </w:rPr>
-            </w:pPr>
-            <w:del w:id="176" w:author="Claude" w:date="2026-06-13T16:00:00Z">
-              <w:r>
-                <w:rPr>
-                  <w:rFonts w:cs="Segoe UI"/>
-                  <w:color w:val="0A0A0A"/>
-                  <w:sz w:val="20"/>
-                  <w:szCs w:val="20"/>
-                </w:rPr>
-                <w:delText>Reshaping conditions</w:delText>
-              </w:r>
-            </w:del>
-          </w:p>
-        </w:tc>
-        <w:tc>
-          <w:tcPr>
-            <w:tcW w:w="1676" w:type="dxa"/>
-            <w:gridSpan w:val="2"/>
-            <w:hideMark/>
-          </w:tcPr>
-          <w:p>
-            <w:pPr>
-              <w:pStyle w:val="NoSpacing"/>
-              <w:rPr>
-                <w:del w:id="177" w:author="Claude" w:date="2026-06-13T16:00:00Z"/>
-                <w:sz w:val="20"/>
-                <w:szCs w:val="20"/>
-              </w:rPr>
-            </w:pPr>
-          </w:p>
-        </w:tc>
-      </w:tr>
-      <w:tr>
-        <w:trPr>
-          <w:trHeight w:val="255"/>
-          <w:del w:id="178" w:author="Claude" w:date="2026-06-13T16:00:00Z"/>
-        </w:trPr>
-        <w:tc>
-          <w:tcPr>
-            <w:tcW w:w="6237" w:type="dxa"/>
-            <w:hideMark/>
-          </w:tcPr>
-          <w:p>
-            <w:pPr>
-              <w:pStyle w:val="NoSpacing"/>
-              <w:rPr>
-                <w:del w:id="179" w:author="Claude" w:date="2026-06-13T16:00:00Z"/>
-                <w:sz w:val="20"/>
-                <w:szCs w:val="20"/>
-                <w:lang w:val="en-US"/>
-              </w:rPr>
-            </w:pPr>
-            <w:del w:id="180" w:author="Claude" w:date="2026-06-13T16:00:00Z">
-              <w:r>
-                <w:rPr>
-                  <w:rFonts w:cs="Segoe UI"/>
-                  <w:color w:val="0A0A0A"/>
-                  <w:sz w:val="20"/>
-                  <w:szCs w:val="20"/>
-                  <w:lang w:val="en-US"/>
-                </w:rPr>
-                <w:delText>Leveraging data availability; Leveraging the right tooling; Leveraging an innovation culture</w:delText>
-              </w:r>
-            </w:del>
-          </w:p>
-        </w:tc>
-        <w:tc>
-          <w:tcPr>
-            <w:tcW w:w="1701" w:type="dxa"/>
-            <w:hideMark/>
-          </w:tcPr>
-          <w:p>
-            <w:pPr>
-              <w:pStyle w:val="NoSpacing"/>
-              <w:rPr>
-                <w:del w:id="181" w:author="Claude" w:date="2026-06-13T16:00:00Z"/>
-                <w:sz w:val="20"/>
-                <w:szCs w:val="20"/>
-              </w:rPr>
-            </w:pPr>
-            <w:del w:id="182" w:author="Claude" w:date="2026-06-13T16:00:00Z">
-              <w:r>
-                <w:rPr>
-                  <w:rFonts w:cs="Segoe UI"/>
-                  <w:color w:val="0A0A0A"/>
-                  <w:sz w:val="20"/>
-                  <w:szCs w:val="20"/>
-                </w:rPr>
-                <w:delText>Leveraging conditions</w:delText>
-              </w:r>
-            </w:del>
-          </w:p>
-        </w:tc>
-        <w:tc>
-          <w:tcPr>
-            <w:tcW w:w="1676" w:type="dxa"/>
-            <w:gridSpan w:val="2"/>
-            <w:hideMark/>
-          </w:tcPr>
-          <w:p>
-            <w:pPr>
-              <w:pStyle w:val="NoSpacing"/>
-              <w:rPr>
-                <w:del w:id="183" w:author="Claude" w:date="2026-06-13T16:00:00Z"/>
-                <w:sz w:val="20"/>
-                <w:szCs w:val="20"/>
-              </w:rPr>
-            </w:pPr>
-          </w:p>
-        </w:tc>
-      </w:tr>
-      <w:tr>
-        <w:trPr>
-          <w:trHeight w:val="255"/>
-          <w:del w:id="184" w:author="Claude" w:date="2026-06-13T16:00:00Z"/>
-        </w:trPr>
-        <w:tc>
-          <w:tcPr>
-            <w:tcW w:w="6237" w:type="dxa"/>
-            <w:hideMark/>
-          </w:tcPr>
-          <w:p>
-            <w:pPr>
-              <w:pStyle w:val="NoSpacing"/>
-              <w:rPr>
-                <w:del w:id="185" w:author="Claude" w:date="2026-06-13T16:00:00Z"/>
-                <w:sz w:val="20"/>
-                <w:szCs w:val="20"/>
-              </w:rPr>
-            </w:pPr>
-            <w:del w:id="186" w:author="Claude" w:date="2026-06-13T16:00:00Z">
-              <w:r>
-                <w:rPr>
-                  <w:rFonts w:cs="Segoe UI"/>
-                  <w:color w:val="0A0A0A"/>
-                  <w:sz w:val="20"/>
-                  <w:szCs w:val="20"/>
-                </w:rPr>
-                <w:delText>Leveraging external experts &amp; vendors; Navigating resistance; Navigating restrictive governance</w:delText>
-              </w:r>
-            </w:del>
-          </w:p>
-        </w:tc>
-        <w:tc>
-          <w:tcPr>
-            <w:tcW w:w="1701" w:type="dxa"/>
-            <w:hideMark/>
-          </w:tcPr>
-          <w:p>
-            <w:pPr>
-              <w:pStyle w:val="NoSpacing"/>
-              <w:rPr>
-                <w:del w:id="187" w:author="Claude" w:date="2026-06-13T16:00:00Z"/>
-                <w:sz w:val="20"/>
-                <w:szCs w:val="20"/>
-              </w:rPr>
-            </w:pPr>
-            <w:del w:id="188" w:author="Claude" w:date="2026-06-13T16:00:00Z">
-              <w:r>
-                <w:rPr>
-                  <w:rFonts w:cs="Segoe UI"/>
-                  <w:color w:val="0A0A0A"/>
-                  <w:sz w:val="20"/>
-                  <w:szCs w:val="20"/>
-                </w:rPr>
-                <w:delText>Navigating constraints</w:delText>
-              </w:r>
-            </w:del>
-          </w:p>
-        </w:tc>
-        <w:tc>
-          <w:tcPr>
-            <w:tcW w:w="1676" w:type="dxa"/>
-            <w:gridSpan w:val="2"/>
-            <w:hideMark/>
-          </w:tcPr>
-          <w:p>
-            <w:pPr>
-              <w:pStyle w:val="NoSpacing"/>
-              <w:rPr>
-                <w:del w:id="189" w:author="Claude" w:date="2026-06-13T16:00:00Z"/>
-                <w:sz w:val="20"/>
-                <w:szCs w:val="20"/>
-              </w:rPr>
-            </w:pPr>
-          </w:p>
-        </w:tc>
-      </w:tr>
-      <w:tr>
-        <w:trPr>
-          <w:trHeight w:val="510"/>
-          <w:del w:id="190" w:author="Claude" w:date="2026-06-13T16:00:00Z"/>
-        </w:trPr>
-        <w:tc>
-          <w:tcPr>
-            <w:tcW w:w="6237" w:type="dxa"/>
-            <w:hideMark/>
-          </w:tcPr>
-          <w:p>
-            <w:pPr>
-              <w:pStyle w:val="NoSpacing"/>
-              <w:rPr>
-                <w:del w:id="191" w:author="Claude" w:date="2026-06-13T16:00:00Z"/>
-                <w:sz w:val="20"/>
-                <w:szCs w:val="20"/>
-              </w:rPr>
-            </w:pPr>
-            <w:del w:id="192" w:author="Claude" w:date="2026-06-13T16:00:00Z">
-              <w:r>
-                <w:rPr>
-                  <w:rFonts w:cs="Segoe UI"/>
-                  <w:color w:val="0A0A0A"/>
-                  <w:sz w:val="20"/>
-                  <w:szCs w:val="20"/>
-                </w:rPr>
-                <w:delText>Generating insights; Creating &amp; validating content &amp; campaigns; Using generic agents; Automating processes; Deploying customer-facing agents</w:delText>
-              </w:r>
-            </w:del>
-          </w:p>
-        </w:tc>
-        <w:tc>
-          <w:tcPr>
-            <w:tcW w:w="1701" w:type="dxa"/>
-            <w:hideMark/>
-          </w:tcPr>
-          <w:p>
-            <w:pPr>
-              <w:pStyle w:val="NoSpacing"/>
-              <w:rPr>
-                <w:del w:id="193" w:author="Claude" w:date="2026-06-13T16:00:00Z"/>
-                <w:sz w:val="20"/>
-                <w:szCs w:val="20"/>
-              </w:rPr>
-            </w:pPr>
-            <w:del w:id="194" w:author="Claude" w:date="2026-06-13T16:00:00Z">
-              <w:r>
-                <w:rPr>
-                  <w:rFonts w:cs="Segoe UI"/>
-                  <w:color w:val="0A0A0A"/>
-                  <w:sz w:val="20"/>
-                  <w:szCs w:val="20"/>
-                </w:rPr>
-                <w:delText>Applying use cases</w:delText>
-              </w:r>
-            </w:del>
-          </w:p>
-        </w:tc>
-        <w:tc>
-          <w:tcPr>
-            <w:tcW w:w="1676" w:type="dxa"/>
-            <w:gridSpan w:val="2"/>
-            <w:hideMark/>
-          </w:tcPr>
-          <w:p>
-            <w:pPr>
-              <w:pStyle w:val="NoSpacing"/>
-              <w:rPr>
-                <w:del w:id="195" w:author="Claude" w:date="2026-06-13T16:00:00Z"/>
-                <w:sz w:val="20"/>
-                <w:szCs w:val="20"/>
-              </w:rPr>
-            </w:pPr>
-            <w:del w:id="196" w:author="Claude" w:date="2026-06-13T16:00:00Z">
-              <w:r>
-                <w:rPr>
-                  <w:rStyle w:val="Strong"/>
-                  <w:rFonts w:cs="Segoe UI"/>
-                  <w:b w:val="0"/>
-                  <w:bCs w:val="0"/>
-                  <w:color w:val="0A0A0A"/>
-                  <w:sz w:val="20"/>
-                  <w:szCs w:val="20"/>
-                </w:rPr>
-                <w:delText>Applying agentic AI</w:delText>
-              </w:r>
-            </w:del>
-          </w:p>
-        </w:tc>
-      </w:tr>
-      <w:tr>
-        <w:trPr>
-          <w:trHeight w:val="497"/>
-          <w:del w:id="197" w:author="Claude" w:date="2026-06-13T16:00:00Z"/>
-        </w:trPr>
-        <w:tc>
-          <w:tcPr>
-            <w:tcW w:w="6237" w:type="dxa"/>
-            <w:hideMark/>
-          </w:tcPr>
-          <w:p>
-            <w:pPr>
-              <w:pStyle w:val="NoSpacing"/>
-              <w:rPr>
-                <w:del w:id="198" w:author="Claude" w:date="2026-06-13T16:00:00Z"/>
-                <w:sz w:val="20"/>
-                <w:szCs w:val="20"/>
-              </w:rPr>
-            </w:pPr>
-            <w:del w:id="199" w:author="Claude" w:date="2026-06-13T16:00:00Z">
-              <w:r>
-                <w:rPr>
-                  <w:rFonts w:cs="Segoe UI"/>
-                  <w:color w:val="0A0A0A"/>
-                  <w:sz w:val="20"/>
-                  <w:szCs w:val="20"/>
-                </w:rPr>
-                <w:delText>Leveraging tool calling; Personalizing agents</w:delText>
-              </w:r>
-            </w:del>
-          </w:p>
-        </w:tc>
-        <w:tc>
-          <w:tcPr>
-            <w:tcW w:w="1701" w:type="dxa"/>
-            <w:hideMark/>
-          </w:tcPr>
-          <w:p>
-            <w:pPr>
-              <w:pStyle w:val="NoSpacing"/>
-              <w:rPr>
-                <w:del w:id="200" w:author="Claude" w:date="2026-06-13T16:00:00Z"/>
-                <w:sz w:val="20"/>
-                <w:szCs w:val="20"/>
-              </w:rPr>
-            </w:pPr>
-            <w:del w:id="201" w:author="Claude" w:date="2026-06-13T16:00:00Z">
-              <w:r>
-                <w:rPr>
-                  <w:rFonts w:cs="Segoe UI"/>
-                  <w:color w:val="0A0A0A"/>
-                  <w:sz w:val="20"/>
-                  <w:szCs w:val="20"/>
-                </w:rPr>
-                <w:delText>Leveraging usage strategies</w:delText>
-              </w:r>
-            </w:del>
-          </w:p>
-        </w:tc>
-        <w:tc>
-          <w:tcPr>
-            <w:tcW w:w="1676" w:type="dxa"/>
-            <w:gridSpan w:val="2"/>
-            <w:hideMark/>
-          </w:tcPr>
-          <w:p>
-            <w:pPr>
-              <w:pStyle w:val="NoSpacing"/>
-              <w:rPr>
-                <w:del w:id="202" w:author="Claude" w:date="2026-06-13T16:00:00Z"/>
-                <w:sz w:val="20"/>
-                <w:szCs w:val="20"/>
-              </w:rPr>
-            </w:pPr>
-          </w:p>
-        </w:tc>
-      </w:tr>
-      <w:tr>
-        <w:trPr>
-          <w:trHeight w:val="497"/>
-          <w:del w:id="203" w:author="Claude" w:date="2026-06-13T16:00:00Z"/>
-        </w:trPr>
-        <w:tc>
-          <w:tcPr>
-            <w:tcW w:w="6237" w:type="dxa"/>
-            <w:hideMark/>
-          </w:tcPr>
-          <w:p>
-            <w:pPr>
-              <w:pStyle w:val="NoSpacing"/>
-              <w:rPr>
-                <w:del w:id="204" w:author="Claude" w:date="2026-06-13T16:00:00Z"/>
-                <w:sz w:val="20"/>
-                <w:szCs w:val="20"/>
-              </w:rPr>
-            </w:pPr>
-            <w:del w:id="205" w:author="Claude" w:date="2026-06-13T16:00:00Z">
-              <w:r>
-                <w:rPr>
-                  <w:rFonts w:cs="Segoe UI"/>
-                  <w:color w:val="0A0A0A"/>
-                  <w:sz w:val="20"/>
-                  <w:szCs w:val="20"/>
-                </w:rPr>
-                <w:delText>Gaining efficiency &amp; speed; Gaining scale; Extending the personal skillset; Improving quality of output</w:delText>
-              </w:r>
-            </w:del>
-          </w:p>
-        </w:tc>
-        <w:tc>
-          <w:tcPr>
-            <w:tcW w:w="1701" w:type="dxa"/>
-            <w:hideMark/>
-          </w:tcPr>
-          <w:p>
-            <w:pPr>
-              <w:pStyle w:val="NoSpacing"/>
-              <w:rPr>
-                <w:del w:id="206" w:author="Claude" w:date="2026-06-13T16:00:00Z"/>
-                <w:sz w:val="20"/>
-                <w:szCs w:val="20"/>
-              </w:rPr>
-            </w:pPr>
-            <w:del w:id="207" w:author="Claude" w:date="2026-06-13T16:00:00Z">
-              <w:r>
-                <w:rPr>
-                  <w:rFonts w:cs="Segoe UI"/>
-                  <w:color w:val="0A0A0A"/>
-                  <w:sz w:val="20"/>
-                  <w:szCs w:val="20"/>
-                </w:rPr>
-                <w:delText>Gaining benefits</w:delText>
-              </w:r>
-            </w:del>
-          </w:p>
-        </w:tc>
-        <w:tc>
-          <w:tcPr>
-            <w:tcW w:w="1676" w:type="dxa"/>
-            <w:gridSpan w:val="2"/>
-            <w:hideMark/>
-          </w:tcPr>
-          <w:p>
-            <w:pPr>
-              <w:pStyle w:val="NoSpacing"/>
-              <w:rPr>
-                <w:del w:id="208" w:author="Claude" w:date="2026-06-13T16:00:00Z"/>
-                <w:sz w:val="20"/>
-                <w:szCs w:val="20"/>
-              </w:rPr>
-            </w:pPr>
-            <w:del w:id="209" w:author="Claude" w:date="2026-06-13T16:00:00Z">
-              <w:r>
-                <w:rPr>
-                  <w:rStyle w:val="Strong"/>
-                  <w:rFonts w:cs="Segoe UI"/>
-                  <w:b w:val="0"/>
-                  <w:bCs w:val="0"/>
-                  <w:color w:val="0A0A0A"/>
-                  <w:sz w:val="20"/>
-                  <w:szCs w:val="20"/>
-                </w:rPr>
-                <w:delText>Value outcomes</w:delText>
-              </w:r>
-            </w:del>
-          </w:p>
-        </w:tc>
-      </w:tr>
-      <w:tr>
-        <w:trPr>
-          <w:trHeight w:val="255"/>
-          <w:del w:id="210" w:author="Claude" w:date="2026-06-13T16:00:00Z"/>
-        </w:trPr>
-        <w:tc>
-          <w:tcPr>
-            <w:tcW w:w="6237" w:type="dxa"/>
-            <w:hideMark/>
-          </w:tcPr>
-          <w:p>
-            <w:pPr>
-              <w:pStyle w:val="NoSpacing"/>
-              <w:rPr>
-                <w:del w:id="211" w:author="Claude" w:date="2026-06-13T16:00:00Z"/>
-                <w:sz w:val="20"/>
-                <w:szCs w:val="20"/>
-              </w:rPr>
-            </w:pPr>
-            <w:del w:id="212" w:author="Claude" w:date="2026-06-13T16:00:00Z">
-              <w:r>
-                <w:rPr>
-                  <w:rFonts w:cs="Segoe UI"/>
-                  <w:color w:val="0A0A0A"/>
-                  <w:sz w:val="20"/>
-                  <w:szCs w:val="20"/>
-                </w:rPr>
-                <w:lastRenderedPageBreak/>
-                <w:delText>Incurring financial costs; Displacing jobs</w:delText>
-              </w:r>
-            </w:del>
-          </w:p>
-        </w:tc>
-        <w:tc>
-          <w:tcPr>
-            <w:tcW w:w="1701" w:type="dxa"/>
-            <w:hideMark/>
-          </w:tcPr>
-          <w:p>
-            <w:pPr>
-              <w:pStyle w:val="NoSpacing"/>
-              <w:rPr>
-                <w:del w:id="213" w:author="Claude" w:date="2026-06-13T16:00:00Z"/>
-                <w:sz w:val="20"/>
-                <w:szCs w:val="20"/>
-              </w:rPr>
-            </w:pPr>
-            <w:del w:id="214" w:author="Claude" w:date="2026-06-13T16:00:00Z">
-              <w:r>
-                <w:rPr>
-                  <w:rFonts w:cs="Segoe UI"/>
-                  <w:color w:val="0A0A0A"/>
-                  <w:sz w:val="20"/>
-                  <w:szCs w:val="20"/>
-                </w:rPr>
-                <w:delText>Making sacrifices</w:delText>
-              </w:r>
-            </w:del>
-          </w:p>
-        </w:tc>
-        <w:tc>
-          <w:tcPr>
-            <w:tcW w:w="1676" w:type="dxa"/>
-            <w:gridSpan w:val="2"/>
-            <w:hideMark/>
-          </w:tcPr>
-          <w:p>
-            <w:pPr>
-              <w:pStyle w:val="NoSpacing"/>
-              <w:rPr>
-                <w:del w:id="215" w:author="Claude" w:date="2026-06-13T16:00:00Z"/>
-                <w:sz w:val="20"/>
-                <w:szCs w:val="20"/>
-              </w:rPr>
-            </w:pPr>
-          </w:p>
-        </w:tc>
-      </w:tr>
-      <w:tr>
-        <w:trPr>
-          <w:trHeight w:val="255"/>
-          <w:del w:id="216" w:author="Claude" w:date="2026-06-13T16:00:00Z"/>
-        </w:trPr>
-        <w:tc>
-          <w:tcPr>
-            <w:tcW w:w="6237" w:type="dxa"/>
-            <w:tcBorders>
-              <w:bottom w:val="single" w:sz="8" w:space="0" w:color="auto"/>
-            </w:tcBorders>
-            <w:hideMark/>
-          </w:tcPr>
-          <w:p>
-            <w:pPr>
-              <w:pStyle w:val="NoSpacing"/>
-              <w:rPr>
-                <w:del w:id="217" w:author="Claude" w:date="2026-06-13T16:00:00Z"/>
-                <w:sz w:val="20"/>
-                <w:szCs w:val="20"/>
-              </w:rPr>
-            </w:pPr>
-            <w:del w:id="218" w:author="Claude" w:date="2026-06-13T16:00:00Z">
-              <w:r>
-                <w:rPr>
-                  <w:rFonts w:cs="Segoe UI"/>
-                  <w:color w:val="0A0A0A"/>
-                  <w:sz w:val="20"/>
-                  <w:szCs w:val="20"/>
-                </w:rPr>
-                <w:delText>Risking hallucination; Risking security &amp; privacy violations; Risking brand degradation</w:delText>
-              </w:r>
-            </w:del>
-          </w:p>
-        </w:tc>
-        <w:tc>
-          <w:tcPr>
-            <w:tcW w:w="1701" w:type="dxa"/>
-            <w:tcBorders>
-              <w:bottom w:val="single" w:sz="8" w:space="0" w:color="auto"/>
-            </w:tcBorders>
-            <w:hideMark/>
-          </w:tcPr>
-          <w:p>
-            <w:pPr>
-              <w:pStyle w:val="NoSpacing"/>
-              <w:rPr>
-                <w:del w:id="219" w:author="Claude" w:date="2026-06-13T16:00:00Z"/>
-                <w:sz w:val="20"/>
-                <w:szCs w:val="20"/>
-              </w:rPr>
-            </w:pPr>
-            <w:del w:id="220" w:author="Claude" w:date="2026-06-13T16:00:00Z">
-              <w:r>
-                <w:rPr>
-                  <w:rFonts w:cs="Segoe UI"/>
-                  <w:color w:val="0A0A0A"/>
-                  <w:sz w:val="20"/>
-                  <w:szCs w:val="20"/>
-                </w:rPr>
-                <w:delText>Facing risks</w:delText>
-              </w:r>
-            </w:del>
-          </w:p>
-        </w:tc>
-        <w:tc>
-          <w:tcPr>
-            <w:tcW w:w="1676" w:type="dxa"/>
-            <w:gridSpan w:val="2"/>
-            <w:tcBorders>
-              <w:bottom w:val="single" w:sz="8" w:space="0" w:color="auto"/>
-            </w:tcBorders>
-            <w:hideMark/>
-          </w:tcPr>
-          <w:p>
-            <w:pPr>
-              <w:pStyle w:val="NoSpacing"/>
-              <w:rPr>
-                <w:del w:id="221" w:author="Claude" w:date="2026-06-13T16:00:00Z"/>
-                <w:sz w:val="20"/>
-                <w:szCs w:val="20"/>
-              </w:rPr>
-            </w:pPr>
-          </w:p>
-        </w:tc>
-      </w:tr>
-    </w:tbl>
-    <w:p>
-      <w:pPr>
-        <w:ind w:firstLine="0"/>
-      </w:pPr>
-    </w:p>
-    <w:tbl>
-      <w:tblPr>
-        <w:tblW w:w="9614" w:type="dxa"/>
-        <w:tblLook w:val="04A0" w:firstRow="1" w:lastRow="0" w:firstColumn="1" w:lastColumn="0" w:noHBand="0" w:noVBand="1"/>
-      </w:tblPr>
-      <w:tblGrid>
-        <w:gridCol w:w="6237"/>
-        <w:gridCol w:w="1701"/>
-        <w:gridCol w:w="1676"/>
-      </w:tblGrid>
-      <w:tr>
-        <w:trPr>
-          <w:trHeight w:val="255"/>
-          <w:ins w:id="222" w:author="Claude" w:date="2026-06-13T16:00:00Z"/>
-        </w:trPr>
-        <w:tc>
-          <w:tcPr>
-            <w:tcW w:w="6237" w:type="dxa"/>
-            <w:tcBorders>
-              <w:top w:val="single" w:sz="8" w:space="0" w:color="auto"/>
-              <w:bottom w:val="single" w:sz="8" w:space="0" w:color="auto"/>
-            </w:tcBorders>
-            <w:noWrap/>
-            <w:hideMark/>
-          </w:tcPr>
-          <w:p>
-            <w:pPr>
-              <w:pStyle w:val="NoSpacing"/>
-              <w:rPr>
-                <w:ins w:id="223" w:author="Claude" w:date="2026-06-13T16:00:00Z"/>
-                <w:b/>
-                <w:bCs/>
-                <w:sz w:val="20"/>
-                <w:szCs w:val="20"/>
-              </w:rPr>
-            </w:pPr>
-            <w:ins w:id="224" w:author="Claude" w:date="2026-06-13T16:00:00Z">
-              <w:r>
-                <w:rPr>
-                  <w:rFonts w:cs="Segoe UI"/>
-                  <w:b/>
-                  <w:bCs/>
-                  <w:color w:val="0A0A0A"/>
-                  <w:sz w:val="20"/>
-                  <w:szCs w:val="20"/>
-                </w:rPr>
-                <w:t>Open coding</w:t>
-              </w:r>
-            </w:ins>
-          </w:p>
-        </w:tc>
-        <w:tc>
-          <w:tcPr>
-            <w:tcW w:w="1701" w:type="dxa"/>
-            <w:tcBorders>
-              <w:top w:val="single" w:sz="8" w:space="0" w:color="auto"/>
-              <w:bottom w:val="single" w:sz="8" w:space="0" w:color="auto"/>
-            </w:tcBorders>
-            <w:noWrap/>
-            <w:hideMark/>
-          </w:tcPr>
-          <w:p>
-            <w:pPr>
-              <w:pStyle w:val="NoSpacing"/>
-              <w:rPr>
-                <w:ins w:id="225" w:author="Claude" w:date="2026-06-13T16:00:00Z"/>
-                <w:b/>
-                <w:bCs/>
-                <w:sz w:val="20"/>
-                <w:szCs w:val="20"/>
-              </w:rPr>
-            </w:pPr>
-            <w:ins w:id="226" w:author="Claude" w:date="2026-06-13T16:00:00Z">
-              <w:r>
-                <w:rPr>
-                  <w:rFonts w:cs="Segoe UI"/>
-                  <w:b/>
-                  <w:bCs/>
-                  <w:color w:val="0A0A0A"/>
-                  <w:sz w:val="20"/>
-                  <w:szCs w:val="20"/>
-                </w:rPr>
-                <w:t>Focused coding</w:t>
-              </w:r>
-            </w:ins>
+                <w:color w:val="0A0A0A"/>
+                <w:sz w:val="20"/>
+                <w:szCs w:val="20"/>
+              </w:rPr>
+              <w:t>Focused coding</w:t>
+            </w:r>
           </w:p>
         </w:tc>
         <w:tc>
@@ -14564,185 +13223,206 @@
             <w:pPr>
               <w:pStyle w:val="NoSpacing"/>
               <w:rPr>
-                <w:ins w:id="227" w:author="Claude" w:date="2026-06-13T16:00:00Z"/>
                 <w:b/>
                 <w:bCs/>
                 <w:sz w:val="20"/>
                 <w:szCs w:val="20"/>
               </w:rPr>
             </w:pPr>
-            <w:ins w:id="228" w:author="Claude" w:date="2026-06-13T16:00:00Z">
-              <w:r>
-                <w:rPr>
-                  <w:rFonts w:cs="Segoe UI"/>
-                  <w:b/>
-                  <w:bCs/>
-                  <w:color w:val="0A0A0A"/>
-                  <w:sz w:val="20"/>
-                  <w:szCs w:val="20"/>
-                </w:rPr>
-                <w:t>Theoretical coding</w:t>
-              </w:r>
-            </w:ins>
+            <w:r>
+              <w:rPr>
+                <w:rFonts w:cs="Segoe UI"/>
+                <w:b/>
+                <w:bCs/>
+                <w:color w:val="0A0A0A"/>
+                <w:sz w:val="20"/>
+                <w:szCs w:val="20"/>
+              </w:rPr>
+              <w:t>Theoretical coding</w:t>
+            </w:r>
           </w:p>
         </w:tc>
       </w:tr>
       <w:tr>
         <w:trPr>
           <w:trHeight w:val="510"/>
-          <w:ins w:id="229" w:author="Claude" w:date="2026-06-13T16:00:00Z"/>
         </w:trPr>
         <w:tc>
           <w:tcPr>
-            <w:tcW w:w="6237" w:type="dxa"/>
+            <w:tcW w:w="6096" w:type="dxa"/>
+            <w:tcBorders>
+              <w:top w:val="single" w:sz="8" w:space="0" w:color="auto"/>
+              <w:bottom w:val="single" w:sz="4" w:space="0" w:color="D9D9D9" w:themeColor="background1" w:themeShade="D9"/>
+            </w:tcBorders>
             <w:hideMark/>
           </w:tcPr>
           <w:p>
             <w:pPr>
               <w:pStyle w:val="NoSpacing"/>
               <w:rPr>
-                <w:ins w:id="230" w:author="Claude" w:date="2026-06-13T16:00:00Z"/>
                 <w:sz w:val="20"/>
                 <w:szCs w:val="20"/>
               </w:rPr>
             </w:pPr>
-            <w:ins w:id="231" w:author="Claude" w:date="2026-06-13T16:00:00Z">
-              <w:r>
-                <w:rPr>
-                  <w:rFonts w:cs="Segoe UI"/>
-                  <w:color w:val="0A0A0A"/>
-                  <w:sz w:val="20"/>
-                  <w:szCs w:val="20"/>
-                </w:rPr>
-                <w:t>AI’s improvement &amp; potential; Increasing AI adoption; Vendor roadmaps &amp; offerings</w:t>
-              </w:r>
-            </w:ins>
+            <w:r>
+              <w:rPr>
+                <w:rFonts w:cs="Segoe UI"/>
+                <w:color w:val="0A0A0A"/>
+                <w:sz w:val="20"/>
+                <w:szCs w:val="20"/>
+              </w:rPr>
+              <w:t>AI's improvement &amp; potential; Observing increasing AI adoption; vendor roadmaps &amp; offerings</w:t>
+            </w:r>
           </w:p>
         </w:tc>
         <w:tc>
           <w:tcPr>
-            <w:tcW w:w="1701" w:type="dxa"/>
+            <w:tcW w:w="1842" w:type="dxa"/>
+            <w:tcBorders>
+              <w:top w:val="single" w:sz="8" w:space="0" w:color="auto"/>
+              <w:bottom w:val="single" w:sz="4" w:space="0" w:color="D9D9D9" w:themeColor="background1" w:themeShade="D9"/>
+            </w:tcBorders>
             <w:hideMark/>
           </w:tcPr>
           <w:p>
             <w:pPr>
               <w:pStyle w:val="NoSpacing"/>
               <w:rPr>
-                <w:ins w:id="232" w:author="Claude" w:date="2026-06-13T16:00:00Z"/>
                 <w:sz w:val="20"/>
                 <w:szCs w:val="20"/>
               </w:rPr>
             </w:pPr>
-            <w:ins w:id="233" w:author="Claude" w:date="2026-06-13T16:00:00Z">
-              <w:r>
-                <w:rPr>
-                  <w:rFonts w:cs="Segoe UI"/>
-                  <w:color w:val="0A0A0A"/>
-                  <w:sz w:val="20"/>
-                  <w:szCs w:val="20"/>
-                </w:rPr>
-                <w:t>AI progression</w:t>
-              </w:r>
-            </w:ins>
+            <w:r>
+              <w:rPr>
+                <w:rFonts w:cs="Segoe UI"/>
+                <w:color w:val="0A0A0A"/>
+                <w:sz w:val="20"/>
+                <w:szCs w:val="20"/>
+              </w:rPr>
+              <w:t xml:space="preserve">Observing </w:t>
+            </w:r>
+            <w:r>
+              <w:rPr>
+                <w:rFonts w:cs="Segoe UI"/>
+                <w:color w:val="0A0A0A"/>
+                <w:sz w:val="20"/>
+                <w:szCs w:val="20"/>
+              </w:rPr>
+              <w:t>AI progression</w:t>
+            </w:r>
           </w:p>
         </w:tc>
         <w:tc>
           <w:tcPr>
             <w:tcW w:w="1676" w:type="dxa"/>
+            <w:tcBorders>
+              <w:top w:val="single" w:sz="8" w:space="0" w:color="auto"/>
+              <w:bottom w:val="single" w:sz="4" w:space="0" w:color="D9D9D9" w:themeColor="background1" w:themeShade="D9"/>
+            </w:tcBorders>
             <w:hideMark/>
           </w:tcPr>
           <w:p>
             <w:pPr>
               <w:pStyle w:val="NoSpacing"/>
               <w:rPr>
-                <w:ins w:id="234" w:author="Claude" w:date="2026-06-13T16:00:00Z"/>
                 <w:sz w:val="20"/>
                 <w:szCs w:val="20"/>
               </w:rPr>
             </w:pPr>
-            <w:ins w:id="235" w:author="Claude" w:date="2026-06-13T16:00:00Z">
-              <w:r>
-                <w:rPr>
-                  <w:rFonts w:cs="Segoe UI"/>
-                  <w:color w:val="0A0A0A"/>
-                  <w:sz w:val="20"/>
-                  <w:szCs w:val="20"/>
-                </w:rPr>
-                <w:t>Observing external conditions</w:t>
-              </w:r>
-            </w:ins>
+            <w:r>
+              <w:rPr>
+                <w:rFonts w:cs="Segoe UI"/>
+                <w:color w:val="0A0A0A"/>
+                <w:sz w:val="20"/>
+                <w:szCs w:val="20"/>
+              </w:rPr>
+              <w:t>Observing external conditions</w:t>
+            </w:r>
           </w:p>
         </w:tc>
       </w:tr>
       <w:tr>
         <w:trPr>
           <w:trHeight w:val="510"/>
-          <w:ins w:id="236" w:author="Claude" w:date="2026-06-13T16:00:00Z"/>
         </w:trPr>
         <w:tc>
           <w:tcPr>
-            <w:tcW w:w="6237" w:type="dxa"/>
+            <w:tcW w:w="6096" w:type="dxa"/>
+            <w:tcBorders>
+              <w:top w:val="single" w:sz="4" w:space="0" w:color="D9D9D9" w:themeColor="background1" w:themeShade="D9"/>
+              <w:bottom w:val="single" w:sz="4" w:space="0" w:color="D9D9D9" w:themeColor="background1" w:themeShade="D9"/>
+            </w:tcBorders>
             <w:hideMark/>
           </w:tcPr>
           <w:p>
             <w:pPr>
               <w:pStyle w:val="NoSpacing"/>
               <w:rPr>
-                <w:ins w:id="237" w:author="Claude" w:date="2026-06-13T16:00:00Z"/>
                 <w:sz w:val="20"/>
                 <w:szCs w:val="20"/>
               </w:rPr>
             </w:pPr>
-            <w:ins w:id="238" w:author="Claude" w:date="2026-06-13T16:00:00Z">
-              <w:r>
-                <w:rPr>
-                  <w:rFonts w:cs="Segoe UI"/>
-                  <w:color w:val="0A0A0A"/>
-                  <w:sz w:val="20"/>
-                  <w:szCs w:val="20"/>
-                </w:rPr>
-                <w:t>Competitor pressure; Changing consumer behavior; The rise of agents of consumers</w:t>
-              </w:r>
-            </w:ins>
+            <w:r>
+              <w:rPr>
+                <w:rFonts w:cs="Segoe UI"/>
+                <w:color w:val="0A0A0A"/>
+                <w:sz w:val="20"/>
+                <w:szCs w:val="20"/>
+              </w:rPr>
+              <w:t>Competitor pressure; Changing consumer behavior; The rise of agents of consumers</w:t>
+            </w:r>
           </w:p>
         </w:tc>
         <w:tc>
           <w:tcPr>
-            <w:tcW w:w="1701" w:type="dxa"/>
+            <w:tcW w:w="1842" w:type="dxa"/>
+            <w:tcBorders>
+              <w:top w:val="single" w:sz="4" w:space="0" w:color="D9D9D9" w:themeColor="background1" w:themeShade="D9"/>
+              <w:bottom w:val="single" w:sz="4" w:space="0" w:color="D9D9D9" w:themeColor="background1" w:themeShade="D9"/>
+            </w:tcBorders>
             <w:hideMark/>
           </w:tcPr>
           <w:p>
             <w:pPr>
               <w:pStyle w:val="NoSpacing"/>
               <w:rPr>
-                <w:ins w:id="239" w:author="Claude" w:date="2026-06-13T16:00:00Z"/>
                 <w:sz w:val="20"/>
                 <w:szCs w:val="20"/>
               </w:rPr>
             </w:pPr>
-            <w:ins w:id="240" w:author="Claude" w:date="2026-06-13T16:00:00Z">
-              <w:r>
-                <w:rPr>
-                  <w:rFonts w:cs="Segoe UI"/>
-                  <w:color w:val="0A0A0A"/>
-                  <w:sz w:val="20"/>
-                  <w:szCs w:val="20"/>
-                </w:rPr>
-                <w:t>Market pressure</w:t>
-              </w:r>
-            </w:ins>
+            <w:r>
+              <w:rPr>
+                <w:rFonts w:cs="Segoe UI"/>
+                <w:color w:val="0A0A0A"/>
+                <w:sz w:val="20"/>
+                <w:szCs w:val="20"/>
+              </w:rPr>
+              <w:t xml:space="preserve">Observing </w:t>
+            </w:r>
+            <w:r>
+              <w:rPr>
+                <w:rFonts w:cs="Segoe UI"/>
+                <w:color w:val="0A0A0A"/>
+                <w:sz w:val="20"/>
+                <w:szCs w:val="20"/>
+              </w:rPr>
+              <w:t>Market pressure</w:t>
+            </w:r>
           </w:p>
         </w:tc>
         <w:tc>
           <w:tcPr>
             <w:tcW w:w="1676" w:type="dxa"/>
+            <w:tcBorders>
+              <w:top w:val="single" w:sz="4" w:space="0" w:color="D9D9D9" w:themeColor="background1" w:themeShade="D9"/>
+              <w:bottom w:val="single" w:sz="4" w:space="0" w:color="D9D9D9" w:themeColor="background1" w:themeShade="D9"/>
+            </w:tcBorders>
             <w:hideMark/>
           </w:tcPr>
           <w:p>
             <w:pPr>
               <w:pStyle w:val="NoSpacing"/>
               <w:rPr>
-                <w:ins w:id="241" w:author="Claude" w:date="2026-06-13T16:00:00Z"/>
                 <w:sz w:val="20"/>
                 <w:szCs w:val="20"/>
               </w:rPr>
@@ -14753,221 +13433,165 @@
       <w:tr>
         <w:trPr>
           <w:trHeight w:val="510"/>
-          <w:ins w:id="242" w:author="Claude" w:date="2026-06-13T16:00:00Z"/>
         </w:trPr>
         <w:tc>
           <w:tcPr>
-            <w:tcW w:w="6237" w:type="dxa"/>
+            <w:tcW w:w="6096" w:type="dxa"/>
+            <w:tcBorders>
+              <w:top w:val="single" w:sz="4" w:space="0" w:color="D9D9D9" w:themeColor="background1" w:themeShade="D9"/>
+              <w:bottom w:val="single" w:sz="4" w:space="0" w:color="D9D9D9" w:themeColor="background1" w:themeShade="D9"/>
+            </w:tcBorders>
             <w:hideMark/>
           </w:tcPr>
           <w:p>
             <w:pPr>
               <w:pStyle w:val="NoSpacing"/>
               <w:rPr>
-                <w:ins w:id="243" w:author="Claude" w:date="2026-06-13T16:00:00Z"/>
                 <w:sz w:val="20"/>
                 <w:szCs w:val="20"/>
               </w:rPr>
             </w:pPr>
-            <w:ins w:id="244" w:author="Claude" w:date="2026-06-13T16:00:00Z">
-              <w:r>
-                <w:rPr>
-                  <w:rFonts w:cs="Segoe UI"/>
-                  <w:i/>
-                  <w:iCs/>
-                  <w:color w:val="0A0A0A"/>
-                  <w:sz w:val="20"/>
-                  <w:szCs w:val="20"/>
-                </w:rPr>
-                <w:t>Enablers:</w:t>
-              </w:r>
-              <w:r>
-                <w:rPr>
-                  <w:rFonts w:cs="Segoe UI"/>
-                  <w:color w:val="0A0A0A"/>
-                  <w:sz w:val="20"/>
-                  <w:szCs w:val="20"/>
-                </w:rPr>
-                <w:t xml:space="preserve"> bringing people along; educating &amp; training; experimenting with AI; providing clarity &amp; direction; leadership backing; AI champion; being opportunistic; innovation culture. </w:t>
-              </w:r>
-              <w:r>
-                <w:rPr>
-                  <w:rFonts w:cs="Segoe UI"/>
-                  <w:i/>
-                  <w:iCs/>
-                  <w:color w:val="0A0A0A"/>
-                  <w:sz w:val="20"/>
-                  <w:szCs w:val="20"/>
-                </w:rPr>
-                <w:t>Obstacles:</w:t>
-              </w:r>
-              <w:r>
-                <w:rPr>
-                  <w:rFonts w:cs="Segoe UI"/>
-                  <w:color w:val="0A0A0A"/>
-                  <w:sz w:val="20"/>
-                  <w:szCs w:val="20"/>
-                </w:rPr>
-                <w:t xml:space="preserve"> resistance to change; limited AI literacy; analysis paralysis &amp; delay; absent strategy or focus; punishing failure</w:t>
-              </w:r>
-            </w:ins>
+            <w:r>
+              <w:rPr>
+                <w:rFonts w:cs="Segoe UI"/>
+                <w:color w:val="0A0A0A"/>
+                <w:sz w:val="20"/>
+                <w:szCs w:val="20"/>
+              </w:rPr>
+              <w:t>Resistance to change; Limited AI literacy; Lacking systems thinking; Analysis paralysis; Absent innovation culture; Strategic direction &amp; vision; Senior leadership buy-in &amp; backing; Educating &amp; training; Experimenting with AI; Bringing people along; Providing clarity; Providing leadership backing; Championing AI</w:t>
+            </w:r>
           </w:p>
         </w:tc>
         <w:tc>
           <w:tcPr>
-            <w:tcW w:w="1701" w:type="dxa"/>
+            <w:tcW w:w="1842" w:type="dxa"/>
+            <w:tcBorders>
+              <w:top w:val="single" w:sz="4" w:space="0" w:color="D9D9D9" w:themeColor="background1" w:themeShade="D9"/>
+              <w:bottom w:val="single" w:sz="4" w:space="0" w:color="D9D9D9" w:themeColor="background1" w:themeShade="D9"/>
+            </w:tcBorders>
             <w:hideMark/>
           </w:tcPr>
           <w:p>
             <w:pPr>
               <w:pStyle w:val="NoSpacing"/>
               <w:rPr>
-                <w:ins w:id="245" w:author="Claude" w:date="2026-06-13T16:00:00Z"/>
                 <w:sz w:val="20"/>
                 <w:szCs w:val="20"/>
               </w:rPr>
             </w:pPr>
-            <w:ins w:id="246" w:author="Claude" w:date="2026-06-13T16:00:00Z">
-              <w:r>
-                <w:rPr>
-                  <w:rFonts w:cs="Segoe UI"/>
-                  <w:color w:val="0A0A0A"/>
-                  <w:sz w:val="20"/>
-                  <w:szCs w:val="20"/>
-                </w:rPr>
-                <w:t>Steering the marketing department</w:t>
-              </w:r>
-            </w:ins>
+            <w:r>
+              <w:rPr>
+                <w:rFonts w:cs="Segoe UI"/>
+                <w:color w:val="0A0A0A"/>
+                <w:sz w:val="20"/>
+                <w:szCs w:val="20"/>
+              </w:rPr>
+              <w:t>Steering the marketing department</w:t>
+            </w:r>
           </w:p>
         </w:tc>
         <w:tc>
           <w:tcPr>
             <w:tcW w:w="1676" w:type="dxa"/>
+            <w:tcBorders>
+              <w:top w:val="single" w:sz="4" w:space="0" w:color="D9D9D9" w:themeColor="background1" w:themeShade="D9"/>
+              <w:bottom w:val="single" w:sz="4" w:space="0" w:color="D9D9D9" w:themeColor="background1" w:themeShade="D9"/>
+            </w:tcBorders>
             <w:hideMark/>
           </w:tcPr>
           <w:p>
             <w:pPr>
               <w:pStyle w:val="NoSpacing"/>
               <w:rPr>
-                <w:ins w:id="247" w:author="Claude" w:date="2026-06-13T16:00:00Z"/>
                 <w:sz w:val="20"/>
                 <w:szCs w:val="20"/>
               </w:rPr>
             </w:pPr>
-            <w:ins w:id="248" w:author="Claude" w:date="2026-06-13T16:00:00Z">
-              <w:r>
-                <w:rPr>
-                  <w:rFonts w:cs="Segoe UI"/>
-                  <w:color w:val="0A0A0A"/>
-                  <w:sz w:val="20"/>
-                  <w:szCs w:val="20"/>
-                </w:rPr>
-                <w:t>Navigating the organizational context</w:t>
-              </w:r>
-            </w:ins>
+            <w:r>
+              <w:rPr>
+                <w:rFonts w:cs="Segoe UI"/>
+                <w:color w:val="0A0A0A"/>
+                <w:sz w:val="20"/>
+                <w:szCs w:val="20"/>
+              </w:rPr>
+              <w:t>Navigating the organizational context</w:t>
+            </w:r>
           </w:p>
         </w:tc>
       </w:tr>
       <w:tr>
         <w:trPr>
           <w:trHeight w:val="510"/>
-          <w:ins w:id="249" w:author="Claude" w:date="2026-06-13T16:00:00Z"/>
         </w:trPr>
         <w:tc>
           <w:tcPr>
-            <w:tcW w:w="6237" w:type="dxa"/>
+            <w:tcW w:w="6096" w:type="dxa"/>
+            <w:tcBorders>
+              <w:top w:val="single" w:sz="4" w:space="0" w:color="D9D9D9" w:themeColor="background1" w:themeShade="D9"/>
+              <w:bottom w:val="single" w:sz="4" w:space="0" w:color="D9D9D9" w:themeColor="background1" w:themeShade="D9"/>
+            </w:tcBorders>
             <w:hideMark/>
           </w:tcPr>
           <w:p>
             <w:pPr>
               <w:pStyle w:val="NoSpacing"/>
               <w:rPr>
-                <w:ins w:id="250" w:author="Claude" w:date="2026-06-13T16:00:00Z"/>
                 <w:sz w:val="20"/>
                 <w:szCs w:val="20"/>
               </w:rPr>
             </w:pPr>
-            <w:ins w:id="251" w:author="Claude" w:date="2026-06-13T16:00:00Z">
-              <w:r>
-                <w:rPr>
-                  <w:rFonts w:cs="Segoe UI"/>
-                  <w:i/>
-                  <w:iCs/>
-                  <w:color w:val="0A0A0A"/>
-                  <w:sz w:val="20"/>
-                  <w:szCs w:val="20"/>
-                </w:rPr>
-                <w:t>Enablers:</w:t>
-              </w:r>
-              <w:r>
-                <w:rPr>
-                  <w:rFonts w:cs="Segoe UI"/>
-                  <w:color w:val="0A0A0A"/>
-                  <w:sz w:val="20"/>
-                  <w:szCs w:val="20"/>
-                </w:rPr>
-                <w:t xml:space="preserve"> having data &amp; infrastructure; having the right tooling; having technical talent &amp; skills; leveraging systems &amp; process thinking; leveraging external experts &amp; vendors. </w:t>
-              </w:r>
-              <w:r>
-                <w:rPr>
-                  <w:rFonts w:cs="Segoe UI"/>
-                  <w:i/>
-                  <w:iCs/>
-                  <w:color w:val="0A0A0A"/>
-                  <w:sz w:val="20"/>
-                  <w:szCs w:val="20"/>
-                </w:rPr>
-                <w:t>Obstacles:</w:t>
-              </w:r>
-              <w:r>
-                <w:rPr>
-                  <w:rFonts w:cs="Segoe UI"/>
-                  <w:color w:val="0A0A0A"/>
-                  <w:sz w:val="20"/>
-                  <w:szCs w:val="20"/>
-                </w:rPr>
-                <w:t xml:space="preserve"> lacking data &amp; infrastructure; poor data quality; lacking skills to execute; gap between marketing &amp; IT</w:t>
-              </w:r>
-            </w:ins>
+            <w:r>
+              <w:rPr>
+                <w:rFonts w:cs="Segoe UI"/>
+                <w:color w:val="0A0A0A"/>
+                <w:sz w:val="20"/>
+                <w:szCs w:val="20"/>
+              </w:rPr>
+              <w:t>Lacking data &amp; infrastructure; Lacking technical talent; Leveraging data availability; Leveraging the right tooling; Leveraging external experts &amp; vendors</w:t>
+            </w:r>
           </w:p>
         </w:tc>
         <w:tc>
           <w:tcPr>
-            <w:tcW w:w="1701" w:type="dxa"/>
+            <w:tcW w:w="1842" w:type="dxa"/>
+            <w:tcBorders>
+              <w:top w:val="single" w:sz="4" w:space="0" w:color="D9D9D9" w:themeColor="background1" w:themeShade="D9"/>
+              <w:bottom w:val="single" w:sz="4" w:space="0" w:color="D9D9D9" w:themeColor="background1" w:themeShade="D9"/>
+            </w:tcBorders>
             <w:hideMark/>
           </w:tcPr>
           <w:p>
             <w:pPr>
               <w:pStyle w:val="NoSpacing"/>
               <w:rPr>
-                <w:ins w:id="252" w:author="Claude" w:date="2026-06-13T16:00:00Z"/>
                 <w:sz w:val="20"/>
                 <w:szCs w:val="20"/>
               </w:rPr>
             </w:pPr>
-            <w:ins w:id="253" w:author="Claude" w:date="2026-06-13T16:00:00Z">
-              <w:r>
-                <w:rPr>
-                  <w:rFonts w:cs="Segoe UI"/>
-                  <w:color w:val="0A0A0A"/>
-                  <w:sz w:val="20"/>
-                  <w:szCs w:val="20"/>
-                </w:rPr>
-                <w:t>Leveraging technical resources</w:t>
-              </w:r>
-            </w:ins>
+            <w:r>
+              <w:rPr>
+                <w:rFonts w:cs="Segoe UI"/>
+                <w:color w:val="0A0A0A"/>
+                <w:sz w:val="20"/>
+                <w:szCs w:val="20"/>
+              </w:rPr>
+              <w:t>Leveraging technical resources</w:t>
+            </w:r>
           </w:p>
         </w:tc>
         <w:tc>
           <w:tcPr>
             <w:tcW w:w="1676" w:type="dxa"/>
+            <w:tcBorders>
+              <w:top w:val="single" w:sz="4" w:space="0" w:color="D9D9D9" w:themeColor="background1" w:themeShade="D9"/>
+              <w:bottom w:val="single" w:sz="4" w:space="0" w:color="D9D9D9" w:themeColor="background1" w:themeShade="D9"/>
+            </w:tcBorders>
             <w:hideMark/>
           </w:tcPr>
           <w:p>
             <w:pPr>
               <w:pStyle w:val="NoSpacing"/>
               <w:rPr>
-                <w:ins w:id="254" w:author="Claude" w:date="2026-06-13T16:00:00Z"/>
                 <w:sz w:val="20"/>
                 <w:szCs w:val="20"/>
               </w:rPr>
@@ -14978,103 +13602,76 @@
       <w:tr>
         <w:trPr>
           <w:trHeight w:val="510"/>
-          <w:ins w:id="255" w:author="Claude" w:date="2026-06-13T16:00:00Z"/>
         </w:trPr>
         <w:tc>
           <w:tcPr>
-            <w:tcW w:w="6237" w:type="dxa"/>
+            <w:tcW w:w="6096" w:type="dxa"/>
+            <w:tcBorders>
+              <w:top w:val="single" w:sz="4" w:space="0" w:color="D9D9D9" w:themeColor="background1" w:themeShade="D9"/>
+              <w:bottom w:val="single" w:sz="4" w:space="0" w:color="D9D9D9" w:themeColor="background1" w:themeShade="D9"/>
+            </w:tcBorders>
             <w:hideMark/>
           </w:tcPr>
           <w:p>
             <w:pPr>
               <w:pStyle w:val="NoSpacing"/>
               <w:rPr>
-                <w:ins w:id="256" w:author="Claude" w:date="2026-06-13T16:00:00Z"/>
                 <w:sz w:val="20"/>
                 <w:szCs w:val="20"/>
               </w:rPr>
             </w:pPr>
-            <w:ins w:id="257" w:author="Claude" w:date="2026-06-13T16:00:00Z">
-              <w:r>
-                <w:rPr>
-                  <w:rFonts w:cs="Segoe UI"/>
-                  <w:i/>
-                  <w:iCs/>
-                  <w:color w:val="0A0A0A"/>
-                  <w:sz w:val="20"/>
-                  <w:szCs w:val="20"/>
-                </w:rPr>
-                <w:t>Enablers:</w:t>
-              </w:r>
-              <w:r>
-                <w:rPr>
-                  <w:rFonts w:cs="Segoe UI"/>
-                  <w:color w:val="0A0A0A"/>
-                  <w:sz w:val="20"/>
-                  <w:szCs w:val="20"/>
-                </w:rPr>
-                <w:t xml:space="preserve"> working around constraints (shadow IT); accepting bounded risk. </w:t>
-              </w:r>
-              <w:r>
-                <w:rPr>
-                  <w:rFonts w:cs="Segoe UI"/>
-                  <w:i/>
-                  <w:iCs/>
-                  <w:color w:val="0A0A0A"/>
-                  <w:sz w:val="20"/>
-                  <w:szCs w:val="20"/>
-                </w:rPr>
-                <w:t>Obstacles:</w:t>
-              </w:r>
-              <w:r>
-                <w:rPr>
-                  <w:rFonts w:cs="Segoe UI"/>
-                  <w:color w:val="0A0A0A"/>
-                  <w:sz w:val="20"/>
-                  <w:szCs w:val="20"/>
-                </w:rPr>
-                <w:t xml:space="preserve"> restrictive governance &amp; bureaucracy; politics &amp; silos; legal &amp; data-sovereignty concerns</w:t>
-              </w:r>
-            </w:ins>
+            <w:r>
+              <w:rPr>
+                <w:rFonts w:cs="Segoe UI"/>
+                <w:color w:val="0A0A0A"/>
+                <w:sz w:val="20"/>
+                <w:szCs w:val="20"/>
+              </w:rPr>
+              <w:t>Restrictive compliance &amp; legal gatekeeping; Politics &amp; working in silos; Navigating restrictive governance</w:t>
+            </w:r>
           </w:p>
         </w:tc>
         <w:tc>
           <w:tcPr>
-            <w:tcW w:w="1701" w:type="dxa"/>
+            <w:tcW w:w="1842" w:type="dxa"/>
+            <w:tcBorders>
+              <w:top w:val="single" w:sz="4" w:space="0" w:color="D9D9D9" w:themeColor="background1" w:themeShade="D9"/>
+              <w:bottom w:val="single" w:sz="4" w:space="0" w:color="D9D9D9" w:themeColor="background1" w:themeShade="D9"/>
+            </w:tcBorders>
             <w:hideMark/>
           </w:tcPr>
           <w:p>
             <w:pPr>
               <w:pStyle w:val="NoSpacing"/>
               <w:rPr>
-                <w:ins w:id="258" w:author="Claude" w:date="2026-06-13T16:00:00Z"/>
                 <w:sz w:val="20"/>
                 <w:szCs w:val="20"/>
               </w:rPr>
             </w:pPr>
-            <w:ins w:id="259" w:author="Claude" w:date="2026-06-13T16:00:00Z">
-              <w:r>
-                <w:rPr>
-                  <w:rFonts w:cs="Segoe UI"/>
-                  <w:color w:val="0A0A0A"/>
-                  <w:sz w:val="20"/>
-                  <w:szCs w:val="20"/>
-                </w:rPr>
-                <w:t>Dealing with compliance</w:t>
-              </w:r>
-            </w:ins>
+            <w:r>
+              <w:rPr>
+                <w:rFonts w:cs="Segoe UI"/>
+                <w:color w:val="0A0A0A"/>
+                <w:sz w:val="20"/>
+                <w:szCs w:val="20"/>
+              </w:rPr>
+              <w:t>Dealing with compliance</w:t>
+            </w:r>
           </w:p>
         </w:tc>
         <w:tc>
           <w:tcPr>
             <w:tcW w:w="1676" w:type="dxa"/>
+            <w:tcBorders>
+              <w:top w:val="single" w:sz="4" w:space="0" w:color="D9D9D9" w:themeColor="background1" w:themeShade="D9"/>
+              <w:bottom w:val="single" w:sz="4" w:space="0" w:color="D9D9D9" w:themeColor="background1" w:themeShade="D9"/>
+            </w:tcBorders>
             <w:hideMark/>
           </w:tcPr>
           <w:p>
             <w:pPr>
               <w:pStyle w:val="NoSpacing"/>
               <w:rPr>
-                <w:ins w:id="260" w:author="Claude" w:date="2026-06-13T16:00:00Z"/>
                 <w:sz w:val="20"/>
                 <w:szCs w:val="20"/>
               </w:rPr>
@@ -15085,159 +13682,165 @@
       <w:tr>
         <w:trPr>
           <w:trHeight w:val="510"/>
-          <w:ins w:id="261" w:author="Claude" w:date="2026-06-13T16:00:00Z"/>
         </w:trPr>
         <w:tc>
           <w:tcPr>
-            <w:tcW w:w="6237" w:type="dxa"/>
+            <w:tcW w:w="6096" w:type="dxa"/>
+            <w:tcBorders>
+              <w:top w:val="single" w:sz="4" w:space="0" w:color="D9D9D9" w:themeColor="background1" w:themeShade="D9"/>
+              <w:bottom w:val="single" w:sz="4" w:space="0" w:color="D9D9D9" w:themeColor="background1" w:themeShade="D9"/>
+            </w:tcBorders>
             <w:hideMark/>
           </w:tcPr>
           <w:p>
             <w:pPr>
               <w:pStyle w:val="NoSpacing"/>
               <w:rPr>
-                <w:ins w:id="262" w:author="Claude" w:date="2026-06-13T16:00:00Z"/>
                 <w:sz w:val="20"/>
                 <w:szCs w:val="20"/>
               </w:rPr>
             </w:pPr>
-            <w:ins w:id="263" w:author="Claude" w:date="2026-06-13T16:00:00Z">
-              <w:r>
-                <w:rPr>
-                  <w:rFonts w:cs="Segoe UI"/>
-                  <w:color w:val="0A0A0A"/>
-                  <w:sz w:val="20"/>
-                  <w:szCs w:val="20"/>
-                </w:rPr>
-                <w:t>Analyzing data; Generating insights &amp; monitoring; Ingesting data &amp; context</w:t>
-              </w:r>
-            </w:ins>
+            <w:r>
+              <w:rPr>
+                <w:rFonts w:cs="Segoe UI"/>
+                <w:color w:val="0A0A0A"/>
+                <w:sz w:val="20"/>
+                <w:szCs w:val="20"/>
+              </w:rPr>
+              <w:t>Generating insights</w:t>
+            </w:r>
           </w:p>
         </w:tc>
         <w:tc>
           <w:tcPr>
-            <w:tcW w:w="1701" w:type="dxa"/>
+            <w:tcW w:w="1842" w:type="dxa"/>
+            <w:tcBorders>
+              <w:top w:val="single" w:sz="4" w:space="0" w:color="D9D9D9" w:themeColor="background1" w:themeShade="D9"/>
+              <w:bottom w:val="single" w:sz="4" w:space="0" w:color="D9D9D9" w:themeColor="background1" w:themeShade="D9"/>
+            </w:tcBorders>
             <w:hideMark/>
           </w:tcPr>
           <w:p>
             <w:pPr>
               <w:pStyle w:val="NoSpacing"/>
               <w:rPr>
-                <w:ins w:id="264" w:author="Claude" w:date="2026-06-13T16:00:00Z"/>
                 <w:sz w:val="20"/>
                 <w:szCs w:val="20"/>
               </w:rPr>
             </w:pPr>
-            <w:ins w:id="265" w:author="Claude" w:date="2026-06-13T16:00:00Z">
-              <w:r>
-                <w:rPr>
-                  <w:rFonts w:cs="Segoe UI"/>
-                  <w:color w:val="0A0A0A"/>
-                  <w:sz w:val="20"/>
-                  <w:szCs w:val="20"/>
-                </w:rPr>
-                <w:t>Generating insights</w:t>
-              </w:r>
-            </w:ins>
+            <w:r>
+              <w:rPr>
+                <w:rFonts w:cs="Segoe UI"/>
+                <w:color w:val="0A0A0A"/>
+                <w:sz w:val="20"/>
+                <w:szCs w:val="20"/>
+              </w:rPr>
+              <w:t>Generating insights</w:t>
+            </w:r>
           </w:p>
         </w:tc>
         <w:tc>
           <w:tcPr>
             <w:tcW w:w="1676" w:type="dxa"/>
+            <w:tcBorders>
+              <w:top w:val="single" w:sz="4" w:space="0" w:color="D9D9D9" w:themeColor="background1" w:themeShade="D9"/>
+              <w:bottom w:val="single" w:sz="4" w:space="0" w:color="D9D9D9" w:themeColor="background1" w:themeShade="D9"/>
+            </w:tcBorders>
             <w:hideMark/>
           </w:tcPr>
           <w:p>
             <w:pPr>
               <w:pStyle w:val="NoSpacing"/>
               <w:rPr>
-                <w:ins w:id="266" w:author="Claude" w:date="2026-06-13T16:00:00Z"/>
                 <w:sz w:val="20"/>
                 <w:szCs w:val="20"/>
               </w:rPr>
             </w:pPr>
-            <w:ins w:id="267" w:author="Claude" w:date="2026-06-13T16:00:00Z">
-              <w:r>
-                <w:rPr>
-                  <w:rFonts w:cs="Segoe UI"/>
-                  <w:color w:val="0A0A0A"/>
-                  <w:sz w:val="20"/>
-                  <w:szCs w:val="20"/>
-                </w:rPr>
-                <w:t>Applying agentic AI</w:t>
-              </w:r>
-            </w:ins>
+            <w:r>
+              <w:rPr>
+                <w:rFonts w:cs="Segoe UI"/>
+                <w:color w:val="0A0A0A"/>
+                <w:sz w:val="20"/>
+                <w:szCs w:val="20"/>
+              </w:rPr>
+              <w:t>Applying agentic AI</w:t>
+            </w:r>
           </w:p>
         </w:tc>
       </w:tr>
       <w:tr>
         <w:trPr>
           <w:trHeight w:val="510"/>
-          <w:ins w:id="268" w:author="Claude" w:date="2026-06-13T16:00:00Z"/>
         </w:trPr>
         <w:tc>
           <w:tcPr>
-            <w:tcW w:w="6237" w:type="dxa"/>
+            <w:tcW w:w="6096" w:type="dxa"/>
+            <w:tcBorders>
+              <w:top w:val="single" w:sz="4" w:space="0" w:color="D9D9D9" w:themeColor="background1" w:themeShade="D9"/>
+              <w:bottom w:val="single" w:sz="4" w:space="0" w:color="D9D9D9" w:themeColor="background1" w:themeShade="D9"/>
+            </w:tcBorders>
             <w:hideMark/>
           </w:tcPr>
           <w:p>
             <w:pPr>
               <w:pStyle w:val="NoSpacing"/>
               <w:rPr>
-                <w:ins w:id="269" w:author="Claude" w:date="2026-06-13T16:00:00Z"/>
                 <w:sz w:val="20"/>
                 <w:szCs w:val="20"/>
               </w:rPr>
             </w:pPr>
-            <w:ins w:id="270" w:author="Claude" w:date="2026-06-13T16:00:00Z">
-              <w:r>
-                <w:rPr>
-                  <w:rFonts w:cs="Segoe UI"/>
-                  <w:color w:val="0A0A0A"/>
-                  <w:sz w:val="20"/>
-                  <w:szCs w:val="20"/>
-                </w:rPr>
-                <w:t>Creating &amp; validating content; Building campaign pipelines; Segmenting &amp; targeting; Controlling brand &amp; messaging</w:t>
-              </w:r>
-            </w:ins>
+            <w:r>
+              <w:rPr>
+                <w:rFonts w:cs="Segoe UI"/>
+                <w:color w:val="0A0A0A"/>
+                <w:sz w:val="20"/>
+                <w:szCs w:val="20"/>
+              </w:rPr>
+              <w:t>Creating &amp; validating content &amp; campaigns</w:t>
+            </w:r>
           </w:p>
         </w:tc>
         <w:tc>
           <w:tcPr>
-            <w:tcW w:w="1701" w:type="dxa"/>
+            <w:tcW w:w="1842" w:type="dxa"/>
+            <w:tcBorders>
+              <w:top w:val="single" w:sz="4" w:space="0" w:color="D9D9D9" w:themeColor="background1" w:themeShade="D9"/>
+              <w:bottom w:val="single" w:sz="4" w:space="0" w:color="D9D9D9" w:themeColor="background1" w:themeShade="D9"/>
+            </w:tcBorders>
             <w:hideMark/>
           </w:tcPr>
           <w:p>
             <w:pPr>
               <w:pStyle w:val="NoSpacing"/>
               <w:rPr>
-                <w:ins w:id="271" w:author="Claude" w:date="2026-06-13T16:00:00Z"/>
                 <w:sz w:val="20"/>
                 <w:szCs w:val="20"/>
               </w:rPr>
             </w:pPr>
-            <w:ins w:id="272" w:author="Claude" w:date="2026-06-13T16:00:00Z">
-              <w:r>
-                <w:rPr>
-                  <w:rFonts w:cs="Segoe UI"/>
-                  <w:color w:val="0A0A0A"/>
-                  <w:sz w:val="20"/>
-                  <w:szCs w:val="20"/>
-                </w:rPr>
-                <w:t>Creating &amp; validating content &amp; campaigns</w:t>
-              </w:r>
-            </w:ins>
+            <w:r>
+              <w:rPr>
+                <w:rFonts w:cs="Segoe UI"/>
+                <w:color w:val="0A0A0A"/>
+                <w:sz w:val="20"/>
+                <w:szCs w:val="20"/>
+              </w:rPr>
+              <w:t>Creating &amp; validating content &amp; campaigns</w:t>
+            </w:r>
           </w:p>
         </w:tc>
         <w:tc>
           <w:tcPr>
             <w:tcW w:w="1676" w:type="dxa"/>
+            <w:tcBorders>
+              <w:top w:val="single" w:sz="4" w:space="0" w:color="D9D9D9" w:themeColor="background1" w:themeShade="D9"/>
+              <w:bottom w:val="single" w:sz="4" w:space="0" w:color="D9D9D9" w:themeColor="background1" w:themeShade="D9"/>
+            </w:tcBorders>
             <w:hideMark/>
           </w:tcPr>
           <w:p>
             <w:pPr>
               <w:pStyle w:val="NoSpacing"/>
               <w:rPr>
-                <w:ins w:id="273" w:author="Claude" w:date="2026-06-13T16:00:00Z"/>
                 <w:sz w:val="20"/>
                 <w:szCs w:val="20"/>
               </w:rPr>
@@ -15248,72 +13851,76 @@
       <w:tr>
         <w:trPr>
           <w:trHeight w:val="510"/>
-          <w:ins w:id="274" w:author="Claude" w:date="2026-06-13T16:00:00Z"/>
         </w:trPr>
         <w:tc>
           <w:tcPr>
-            <w:tcW w:w="6237" w:type="dxa"/>
+            <w:tcW w:w="6096" w:type="dxa"/>
+            <w:tcBorders>
+              <w:top w:val="single" w:sz="4" w:space="0" w:color="D9D9D9" w:themeColor="background1" w:themeShade="D9"/>
+              <w:bottom w:val="single" w:sz="4" w:space="0" w:color="D9D9D9" w:themeColor="background1" w:themeShade="D9"/>
+            </w:tcBorders>
             <w:hideMark/>
           </w:tcPr>
           <w:p>
             <w:pPr>
               <w:pStyle w:val="NoSpacing"/>
               <w:rPr>
-                <w:ins w:id="275" w:author="Claude" w:date="2026-06-13T16:00:00Z"/>
                 <w:sz w:val="20"/>
                 <w:szCs w:val="20"/>
               </w:rPr>
             </w:pPr>
-            <w:ins w:id="276" w:author="Claude" w:date="2026-06-13T16:00:00Z">
-              <w:r>
-                <w:rPr>
-                  <w:rFonts w:cs="Segoe UI"/>
-                  <w:color w:val="0A0A0A"/>
-                  <w:sz w:val="20"/>
-                  <w:szCs w:val="20"/>
-                </w:rPr>
-                <w:t>Using general-purpose assistants; Automating manual processes; Leveraging tool calling &amp; integrations; Building agent harnesses</w:t>
-              </w:r>
-            </w:ins>
+            <w:r>
+              <w:rPr>
+                <w:rFonts w:cs="Segoe UI"/>
+                <w:color w:val="0A0A0A"/>
+                <w:sz w:val="20"/>
+                <w:szCs w:val="20"/>
+              </w:rPr>
+              <w:t>Using generic agents; Automating processes; Leveraging tool calling; Personalizing agents</w:t>
+            </w:r>
           </w:p>
         </w:tc>
         <w:tc>
           <w:tcPr>
-            <w:tcW w:w="1701" w:type="dxa"/>
+            <w:tcW w:w="1842" w:type="dxa"/>
+            <w:tcBorders>
+              <w:top w:val="single" w:sz="4" w:space="0" w:color="D9D9D9" w:themeColor="background1" w:themeShade="D9"/>
+              <w:bottom w:val="single" w:sz="4" w:space="0" w:color="D9D9D9" w:themeColor="background1" w:themeShade="D9"/>
+            </w:tcBorders>
             <w:hideMark/>
           </w:tcPr>
           <w:p>
             <w:pPr>
               <w:pStyle w:val="NoSpacing"/>
               <w:rPr>
-                <w:ins w:id="277" w:author="Claude" w:date="2026-06-13T16:00:00Z"/>
                 <w:sz w:val="20"/>
                 <w:szCs w:val="20"/>
               </w:rPr>
             </w:pPr>
-            <w:ins w:id="278" w:author="Claude" w:date="2026-06-13T16:00:00Z">
-              <w:r>
-                <w:rPr>
-                  <w:rFonts w:cs="Segoe UI"/>
-                  <w:color w:val="0A0A0A"/>
-                  <w:sz w:val="20"/>
-                  <w:szCs w:val="20"/>
-                </w:rPr>
-                <w:t>Utilizing generic agents for personal work</w:t>
-              </w:r>
-            </w:ins>
+            <w:r>
+              <w:rPr>
+                <w:rFonts w:cs="Segoe UI"/>
+                <w:color w:val="0A0A0A"/>
+                <w:sz w:val="20"/>
+                <w:szCs w:val="20"/>
+              </w:rPr>
+              <w:t>Utilizing generic agents for personal work</w:t>
+            </w:r>
           </w:p>
         </w:tc>
         <w:tc>
           <w:tcPr>
             <w:tcW w:w="1676" w:type="dxa"/>
+            <w:tcBorders>
+              <w:top w:val="single" w:sz="4" w:space="0" w:color="D9D9D9" w:themeColor="background1" w:themeShade="D9"/>
+              <w:bottom w:val="single" w:sz="4" w:space="0" w:color="D9D9D9" w:themeColor="background1" w:themeShade="D9"/>
+            </w:tcBorders>
             <w:hideMark/>
           </w:tcPr>
           <w:p>
             <w:pPr>
               <w:pStyle w:val="NoSpacing"/>
               <w:rPr>
-                <w:ins w:id="279" w:author="Claude" w:date="2026-06-13T16:00:00Z"/>
                 <w:sz w:val="20"/>
                 <w:szCs w:val="20"/>
               </w:rPr>
@@ -15324,72 +13931,76 @@
       <w:tr>
         <w:trPr>
           <w:trHeight w:val="510"/>
-          <w:ins w:id="280" w:author="Claude" w:date="2026-06-13T16:00:00Z"/>
         </w:trPr>
         <w:tc>
           <w:tcPr>
-            <w:tcW w:w="6237" w:type="dxa"/>
+            <w:tcW w:w="6096" w:type="dxa"/>
+            <w:tcBorders>
+              <w:top w:val="single" w:sz="4" w:space="0" w:color="D9D9D9" w:themeColor="background1" w:themeShade="D9"/>
+              <w:bottom w:val="single" w:sz="4" w:space="0" w:color="D9D9D9" w:themeColor="background1" w:themeShade="D9"/>
+            </w:tcBorders>
             <w:hideMark/>
           </w:tcPr>
           <w:p>
             <w:pPr>
               <w:pStyle w:val="NoSpacing"/>
               <w:rPr>
-                <w:ins w:id="281" w:author="Claude" w:date="2026-06-13T16:00:00Z"/>
                 <w:sz w:val="20"/>
                 <w:szCs w:val="20"/>
               </w:rPr>
             </w:pPr>
-            <w:ins w:id="282" w:author="Claude" w:date="2026-06-13T16:00:00Z">
-              <w:r>
-                <w:rPr>
-                  <w:rFonts w:cs="Segoe UI"/>
-                  <w:color w:val="0A0A0A"/>
-                  <w:sz w:val="20"/>
-                  <w:szCs w:val="20"/>
-                </w:rPr>
-                <w:t>Deploying customer-service &amp; sales agents; Supporting customers’ own agents</w:t>
-              </w:r>
-            </w:ins>
+            <w:r>
+              <w:rPr>
+                <w:rFonts w:cs="Segoe UI"/>
+                <w:color w:val="0A0A0A"/>
+                <w:sz w:val="20"/>
+                <w:szCs w:val="20"/>
+              </w:rPr>
+              <w:t>Deploying customer-facing agents</w:t>
+            </w:r>
           </w:p>
         </w:tc>
         <w:tc>
           <w:tcPr>
-            <w:tcW w:w="1701" w:type="dxa"/>
+            <w:tcW w:w="1842" w:type="dxa"/>
+            <w:tcBorders>
+              <w:top w:val="single" w:sz="4" w:space="0" w:color="D9D9D9" w:themeColor="background1" w:themeShade="D9"/>
+              <w:bottom w:val="single" w:sz="4" w:space="0" w:color="D9D9D9" w:themeColor="background1" w:themeShade="D9"/>
+            </w:tcBorders>
             <w:hideMark/>
           </w:tcPr>
           <w:p>
             <w:pPr>
               <w:pStyle w:val="NoSpacing"/>
               <w:rPr>
-                <w:ins w:id="283" w:author="Claude" w:date="2026-06-13T16:00:00Z"/>
                 <w:sz w:val="20"/>
                 <w:szCs w:val="20"/>
               </w:rPr>
             </w:pPr>
-            <w:ins w:id="284" w:author="Claude" w:date="2026-06-13T16:00:00Z">
-              <w:r>
-                <w:rPr>
-                  <w:rFonts w:cs="Segoe UI"/>
-                  <w:color w:val="0A0A0A"/>
-                  <w:sz w:val="20"/>
-                  <w:szCs w:val="20"/>
-                </w:rPr>
-                <w:t>Employing customer-facing agents</w:t>
-              </w:r>
-            </w:ins>
+            <w:r>
+              <w:rPr>
+                <w:rFonts w:cs="Segoe UI"/>
+                <w:color w:val="0A0A0A"/>
+                <w:sz w:val="20"/>
+                <w:szCs w:val="20"/>
+              </w:rPr>
+              <w:t>Employing customer-facing agents</w:t>
+            </w:r>
           </w:p>
         </w:tc>
         <w:tc>
           <w:tcPr>
             <w:tcW w:w="1676" w:type="dxa"/>
+            <w:tcBorders>
+              <w:top w:val="single" w:sz="4" w:space="0" w:color="D9D9D9" w:themeColor="background1" w:themeShade="D9"/>
+              <w:bottom w:val="single" w:sz="4" w:space="0" w:color="D9D9D9" w:themeColor="background1" w:themeShade="D9"/>
+            </w:tcBorders>
             <w:hideMark/>
           </w:tcPr>
           <w:p>
             <w:pPr>
               <w:pStyle w:val="NoSpacing"/>
               <w:rPr>
-                <w:ins w:id="285" w:author="Claude" w:date="2026-06-13T16:00:00Z"/>
                 <w:sz w:val="20"/>
                 <w:szCs w:val="20"/>
               </w:rPr>
@@ -15400,160 +14011,183 @@
       <w:tr>
         <w:trPr>
           <w:trHeight w:val="510"/>
-          <w:ins w:id="286" w:author="Claude" w:date="2026-06-13T16:00:00Z"/>
         </w:trPr>
         <w:tc>
           <w:tcPr>
-            <w:tcW w:w="6237" w:type="dxa"/>
+            <w:tcW w:w="6096" w:type="dxa"/>
+            <w:tcBorders>
+              <w:top w:val="single" w:sz="4" w:space="0" w:color="D9D9D9" w:themeColor="background1" w:themeShade="D9"/>
+              <w:bottom w:val="single" w:sz="4" w:space="0" w:color="D9D9D9" w:themeColor="background1" w:themeShade="D9"/>
+            </w:tcBorders>
             <w:hideMark/>
           </w:tcPr>
           <w:p>
             <w:pPr>
               <w:pStyle w:val="NoSpacing"/>
               <w:rPr>
-                <w:ins w:id="287" w:author="Claude" w:date="2026-06-13T16:00:00Z"/>
                 <w:sz w:val="20"/>
                 <w:szCs w:val="20"/>
               </w:rPr>
             </w:pPr>
-            <w:ins w:id="288" w:author="Claude" w:date="2026-06-13T16:00:00Z">
-              <w:r>
-                <w:rPr>
-                  <w:rFonts w:cs="Segoe UI"/>
-                  <w:color w:val="0A0A0A"/>
-                  <w:sz w:val="20"/>
-                  <w:szCs w:val="20"/>
-                </w:rPr>
-                <w:lastRenderedPageBreak/>
-                <w:t>Gaining efficiency &amp; speed; Gaining scale; Extending the personal skillset; Improving quality of output</w:t>
-              </w:r>
-            </w:ins>
+            <w:r>
+              <w:rPr>
+                <w:rFonts w:cs="Segoe UI"/>
+                <w:color w:val="0A0A0A"/>
+                <w:sz w:val="20"/>
+                <w:szCs w:val="20"/>
+              </w:rPr>
+              <w:t>Gaining efficiency &amp; speed; Gaining scale; Extending the personal skillset; Improving quality of output</w:t>
+            </w:r>
           </w:p>
         </w:tc>
         <w:tc>
           <w:tcPr>
-            <w:tcW w:w="1701" w:type="dxa"/>
+            <w:tcW w:w="1842" w:type="dxa"/>
+            <w:tcBorders>
+              <w:top w:val="single" w:sz="4" w:space="0" w:color="D9D9D9" w:themeColor="background1" w:themeShade="D9"/>
+              <w:bottom w:val="single" w:sz="4" w:space="0" w:color="D9D9D9" w:themeColor="background1" w:themeShade="D9"/>
+            </w:tcBorders>
             <w:hideMark/>
           </w:tcPr>
           <w:p>
             <w:pPr>
               <w:pStyle w:val="NoSpacing"/>
               <w:rPr>
-                <w:ins w:id="289" w:author="Claude" w:date="2026-06-13T16:00:00Z"/>
                 <w:sz w:val="20"/>
                 <w:szCs w:val="20"/>
               </w:rPr>
             </w:pPr>
-            <w:ins w:id="290" w:author="Claude" w:date="2026-06-13T16:00:00Z">
-              <w:r>
-                <w:rPr>
-                  <w:rFonts w:cs="Segoe UI"/>
-                  <w:color w:val="0A0A0A"/>
-                  <w:sz w:val="20"/>
-                  <w:szCs w:val="20"/>
-                </w:rPr>
-                <w:t>Benefits</w:t>
-              </w:r>
-            </w:ins>
+            <w:r>
+              <w:rPr>
+                <w:rFonts w:cs="Segoe UI"/>
+                <w:color w:val="0A0A0A"/>
+                <w:sz w:val="20"/>
+                <w:szCs w:val="20"/>
+              </w:rPr>
+              <w:t xml:space="preserve">Obtaining </w:t>
+            </w:r>
+            <w:r>
+              <w:rPr>
+                <w:rFonts w:cs="Segoe UI"/>
+                <w:color w:val="0A0A0A"/>
+                <w:sz w:val="20"/>
+                <w:szCs w:val="20"/>
+              </w:rPr>
+              <w:t>Benefits</w:t>
+            </w:r>
           </w:p>
         </w:tc>
         <w:tc>
           <w:tcPr>
             <w:tcW w:w="1676" w:type="dxa"/>
+            <w:tcBorders>
+              <w:top w:val="single" w:sz="4" w:space="0" w:color="D9D9D9" w:themeColor="background1" w:themeShade="D9"/>
+              <w:bottom w:val="single" w:sz="4" w:space="0" w:color="D9D9D9" w:themeColor="background1" w:themeShade="D9"/>
+            </w:tcBorders>
             <w:hideMark/>
           </w:tcPr>
           <w:p>
             <w:pPr>
               <w:pStyle w:val="NoSpacing"/>
               <w:rPr>
-                <w:ins w:id="291" w:author="Claude" w:date="2026-06-13T16:00:00Z"/>
                 <w:sz w:val="20"/>
                 <w:szCs w:val="20"/>
               </w:rPr>
             </w:pPr>
-            <w:ins w:id="292" w:author="Claude" w:date="2026-06-13T16:00:00Z">
-              <w:r>
-                <w:rPr>
-                  <w:rFonts w:cs="Segoe UI"/>
-                  <w:color w:val="0A0A0A"/>
-                  <w:sz w:val="20"/>
-                  <w:szCs w:val="20"/>
-                </w:rPr>
-                <w:t>Obtaining value outcomes</w:t>
-              </w:r>
-            </w:ins>
+            <w:r>
+              <w:rPr>
+                <w:rFonts w:cs="Segoe UI"/>
+                <w:color w:val="0A0A0A"/>
+                <w:sz w:val="20"/>
+                <w:szCs w:val="20"/>
+              </w:rPr>
+              <w:t>Obtaining value outcomes</w:t>
+            </w:r>
           </w:p>
         </w:tc>
       </w:tr>
       <w:tr>
         <w:trPr>
           <w:trHeight w:val="510"/>
-          <w:ins w:id="293" w:author="Claude" w:date="2026-06-13T16:00:00Z"/>
         </w:trPr>
         <w:tc>
           <w:tcPr>
-            <w:tcW w:w="6237" w:type="dxa"/>
+            <w:tcW w:w="6096" w:type="dxa"/>
+            <w:tcBorders>
+              <w:top w:val="single" w:sz="4" w:space="0" w:color="D9D9D9" w:themeColor="background1" w:themeShade="D9"/>
+              <w:bottom w:val="single" w:sz="4" w:space="0" w:color="D9D9D9" w:themeColor="background1" w:themeShade="D9"/>
+            </w:tcBorders>
             <w:hideMark/>
           </w:tcPr>
           <w:p>
             <w:pPr>
               <w:pStyle w:val="NoSpacing"/>
               <w:rPr>
-                <w:ins w:id="294" w:author="Claude" w:date="2026-06-13T16:00:00Z"/>
                 <w:sz w:val="20"/>
                 <w:szCs w:val="20"/>
               </w:rPr>
             </w:pPr>
-            <w:ins w:id="295" w:author="Claude" w:date="2026-06-13T16:00:00Z">
-              <w:r>
-                <w:rPr>
-                  <w:rFonts w:cs="Segoe UI"/>
-                  <w:color w:val="0A0A0A"/>
-                  <w:sz w:val="20"/>
-                  <w:szCs w:val="20"/>
-                </w:rPr>
-                <w:t>Incurring financial costs; Displacing jobs</w:t>
-              </w:r>
-            </w:ins>
+            <w:r>
+              <w:rPr>
+                <w:rFonts w:cs="Segoe UI"/>
+                <w:color w:val="0A0A0A"/>
+                <w:sz w:val="20"/>
+                <w:szCs w:val="20"/>
+              </w:rPr>
+              <w:t>Incurring financial costs; Displacing jobs</w:t>
+            </w:r>
           </w:p>
         </w:tc>
         <w:tc>
           <w:tcPr>
-            <w:tcW w:w="1701" w:type="dxa"/>
+            <w:tcW w:w="1842" w:type="dxa"/>
+            <w:tcBorders>
+              <w:top w:val="single" w:sz="4" w:space="0" w:color="D9D9D9" w:themeColor="background1" w:themeShade="D9"/>
+              <w:bottom w:val="single" w:sz="4" w:space="0" w:color="D9D9D9" w:themeColor="background1" w:themeShade="D9"/>
+            </w:tcBorders>
             <w:hideMark/>
           </w:tcPr>
           <w:p>
             <w:pPr>
               <w:pStyle w:val="NoSpacing"/>
               <w:rPr>
-                <w:ins w:id="296" w:author="Claude" w:date="2026-06-13T16:00:00Z"/>
                 <w:sz w:val="20"/>
                 <w:szCs w:val="20"/>
               </w:rPr>
             </w:pPr>
-            <w:ins w:id="297" w:author="Claude" w:date="2026-06-13T16:00:00Z">
-              <w:r>
-                <w:rPr>
-                  <w:rFonts w:cs="Segoe UI"/>
-                  <w:color w:val="0A0A0A"/>
-                  <w:sz w:val="20"/>
-                  <w:szCs w:val="20"/>
-                </w:rPr>
-                <w:t>Sacrifices</w:t>
-              </w:r>
-            </w:ins>
+            <w:r>
+              <w:rPr>
+                <w:rFonts w:cs="Segoe UI"/>
+                <w:color w:val="0A0A0A"/>
+                <w:sz w:val="20"/>
+                <w:szCs w:val="20"/>
+              </w:rPr>
+              <w:t xml:space="preserve">Obtaining </w:t>
+            </w:r>
+            <w:r>
+              <w:rPr>
+                <w:rFonts w:cs="Segoe UI"/>
+                <w:color w:val="0A0A0A"/>
+                <w:sz w:val="20"/>
+                <w:szCs w:val="20"/>
+              </w:rPr>
+              <w:t>Sacrifices</w:t>
+            </w:r>
           </w:p>
         </w:tc>
         <w:tc>
           <w:tcPr>
             <w:tcW w:w="1676" w:type="dxa"/>
+            <w:tcBorders>
+              <w:top w:val="single" w:sz="4" w:space="0" w:color="D9D9D9" w:themeColor="background1" w:themeShade="D9"/>
+              <w:bottom w:val="single" w:sz="4" w:space="0" w:color="D9D9D9" w:themeColor="background1" w:themeShade="D9"/>
+            </w:tcBorders>
             <w:hideMark/>
           </w:tcPr>
           <w:p>
             <w:pPr>
               <w:pStyle w:val="NoSpacing"/>
               <w:rPr>
-                <w:ins w:id="298" w:author="Claude" w:date="2026-06-13T16:00:00Z"/>
                 <w:sz w:val="20"/>
                 <w:szCs w:val="20"/>
               </w:rPr>
@@ -15564,72 +14198,85 @@
       <w:tr>
         <w:trPr>
           <w:trHeight w:val="510"/>
-          <w:ins w:id="299" w:author="Claude" w:date="2026-06-13T16:00:00Z"/>
         </w:trPr>
         <w:tc>
           <w:tcPr>
-            <w:tcW w:w="6237" w:type="dxa"/>
+            <w:tcW w:w="6096" w:type="dxa"/>
+            <w:tcBorders>
+              <w:top w:val="single" w:sz="4" w:space="0" w:color="D9D9D9" w:themeColor="background1" w:themeShade="D9"/>
+              <w:bottom w:val="single" w:sz="4" w:space="0" w:color="auto"/>
+            </w:tcBorders>
             <w:hideMark/>
           </w:tcPr>
           <w:p>
             <w:pPr>
               <w:pStyle w:val="NoSpacing"/>
               <w:rPr>
-                <w:ins w:id="300" w:author="Claude" w:date="2026-06-13T16:00:00Z"/>
                 <w:sz w:val="20"/>
                 <w:szCs w:val="20"/>
               </w:rPr>
             </w:pPr>
-            <w:ins w:id="301" w:author="Claude" w:date="2026-06-13T16:00:00Z">
-              <w:r>
-                <w:rPr>
-                  <w:rFonts w:cs="Segoe UI"/>
-                  <w:color w:val="0A0A0A"/>
-                  <w:sz w:val="20"/>
-                  <w:szCs w:val="20"/>
-                </w:rPr>
-                <w:t>Risking hallucination; Risking security &amp; privacy violations; Risking brand degradation</w:t>
-              </w:r>
-            </w:ins>
+            <w:r>
+              <w:rPr>
+                <w:rFonts w:cs="Segoe UI"/>
+                <w:color w:val="0A0A0A"/>
+                <w:sz w:val="20"/>
+                <w:szCs w:val="20"/>
+              </w:rPr>
+              <w:t>Risking hallucination; Risking security &amp; privacy violations; Risking brand degradation</w:t>
+            </w:r>
           </w:p>
         </w:tc>
         <w:tc>
           <w:tcPr>
-            <w:tcW w:w="1701" w:type="dxa"/>
+            <w:tcW w:w="1842" w:type="dxa"/>
+            <w:tcBorders>
+              <w:top w:val="single" w:sz="4" w:space="0" w:color="D9D9D9" w:themeColor="background1" w:themeShade="D9"/>
+              <w:bottom w:val="single" w:sz="4" w:space="0" w:color="auto"/>
+            </w:tcBorders>
             <w:hideMark/>
           </w:tcPr>
           <w:p>
             <w:pPr>
               <w:pStyle w:val="NoSpacing"/>
               <w:rPr>
-                <w:ins w:id="302" w:author="Claude" w:date="2026-06-13T16:00:00Z"/>
                 <w:sz w:val="20"/>
                 <w:szCs w:val="20"/>
               </w:rPr>
             </w:pPr>
-            <w:ins w:id="303" w:author="Claude" w:date="2026-06-13T16:00:00Z">
-              <w:r>
-                <w:rPr>
-                  <w:rFonts w:cs="Segoe UI"/>
-                  <w:color w:val="0A0A0A"/>
-                  <w:sz w:val="20"/>
-                  <w:szCs w:val="20"/>
-                </w:rPr>
-                <w:t>Risks</w:t>
-              </w:r>
-            </w:ins>
+            <w:r>
+              <w:rPr>
+                <w:rFonts w:cs="Segoe UI"/>
+                <w:color w:val="0A0A0A"/>
+                <w:sz w:val="20"/>
+                <w:szCs w:val="20"/>
+              </w:rPr>
+              <w:t xml:space="preserve">Obtaining </w:t>
+            </w:r>
+            <w:r>
+              <w:rPr>
+                <w:rFonts w:cs="Segoe UI"/>
+                <w:color w:val="0A0A0A"/>
+                <w:sz w:val="20"/>
+                <w:szCs w:val="20"/>
+              </w:rPr>
+              <w:t>Risks</w:t>
+            </w:r>
           </w:p>
         </w:tc>
         <w:tc>
           <w:tcPr>
             <w:tcW w:w="1676" w:type="dxa"/>
+            <w:tcBorders>
+              <w:top w:val="single" w:sz="4" w:space="0" w:color="D9D9D9" w:themeColor="background1" w:themeShade="D9"/>
+              <w:bottom w:val="single" w:sz="4" w:space="0" w:color="auto"/>
+            </w:tcBorders>
             <w:hideMark/>
           </w:tcPr>
           <w:p>
             <w:pPr>
               <w:pStyle w:val="NoSpacing"/>
               <w:rPr>
-                <w:ins w:id="304" w:author="Claude" w:date="2026-06-13T16:00:00Z"/>
                 <w:sz w:val="20"/>
                 <w:szCs w:val="20"/>
               </w:rPr>
@@ -15642,35 +14289,43 @@
       <w:pPr>
         <w:ind w:firstLine="0"/>
         <w:rPr>
-          <w:ins w:id="305" w:author="Claude" w:date="2026-06-13T16:00:00Z"/>
-        </w:rPr>
-      </w:pPr>
-      <w:ins w:id="306" w:author="Claude" w:date="2026-06-13T16:00:00Z">
-        <w:r>
-          <w:rPr>
-            <w:b/>
-            <w:bCs/>
-          </w:rPr>
-          <w:t>Table 4</w:t>
-        </w:r>
-      </w:ins>
+          <w:b/>
+          <w:bCs/>
+        </w:rPr>
+      </w:pPr>
     </w:p>
     <w:p>
       <w:pPr>
         <w:ind w:firstLine="0"/>
         <w:rPr>
-          <w:ins w:id="307" w:author="Claude" w:date="2026-06-13T16:00:00Z"/>
-        </w:rPr>
-      </w:pPr>
-      <w:ins w:id="308" w:author="Claude" w:date="2026-06-13T16:00:00Z">
-        <w:r>
-          <w:rPr>
-            <w:i/>
-            <w:iCs/>
-          </w:rPr>
-          <w:t>Definitions of the theoretical categories</w:t>
-        </w:r>
-      </w:ins>
+          <w:b/>
+          <w:bCs/>
+        </w:rPr>
+      </w:pPr>
+    </w:p>
+    <w:p>
+      <w:pPr>
+        <w:ind w:firstLine="0"/>
+      </w:pPr>
+      <w:r>
+        <w:rPr>
+          <w:b/>
+          <w:bCs/>
+        </w:rPr>
+        <w:t>Table 4</w:t>
+      </w:r>
+    </w:p>
+    <w:p>
+      <w:pPr>
+        <w:ind w:firstLine="0"/>
+      </w:pPr>
+      <w:r>
+        <w:rPr>
+          <w:i/>
+          <w:iCs/>
+        </w:rPr>
+        <w:t>Definitions of the theoretical categories</w:t>
+      </w:r>
     </w:p>
     <w:tbl>
       <w:tblPr>
@@ -15684,7 +14339,6 @@
       <w:tr>
         <w:trPr>
           <w:trHeight w:val="255"/>
-          <w:ins w:id="309" w:author="Claude" w:date="2026-06-13T16:00:00Z"/>
         </w:trPr>
         <w:tc>
           <w:tcPr>
@@ -15698,24 +14352,21 @@
             <w:pPr>
               <w:pStyle w:val="NoSpacing"/>
               <w:rPr>
-                <w:ins w:id="310" w:author="Claude" w:date="2026-06-13T16:00:00Z"/>
                 <w:sz w:val="20"/>
                 <w:szCs w:val="20"/>
               </w:rPr>
             </w:pPr>
-            <w:ins w:id="311" w:author="Claude" w:date="2026-06-13T16:00:00Z">
-              <w:r>
-                <w:rPr>
-                  <w:rFonts w:cs="Segoe UI"/>
-                  <w:b/>
-                  <w:bCs/>
-                  <w:color w:val="0A0A0A"/>
-                  <w:sz w:val="20"/>
-                  <w:szCs w:val="20"/>
-                </w:rPr>
-                <w:t>Theoretical category</w:t>
-              </w:r>
-            </w:ins>
+            <w:r>
+              <w:rPr>
+                <w:rFonts w:cs="Segoe UI"/>
+                <w:b/>
+                <w:bCs/>
+                <w:color w:val="0A0A0A"/>
+                <w:sz w:val="20"/>
+                <w:szCs w:val="20"/>
+              </w:rPr>
+              <w:t>Theoretical category</w:t>
+            </w:r>
           </w:p>
         </w:tc>
         <w:tc>
@@ -15730,256 +14381,329 @@
             <w:pPr>
               <w:pStyle w:val="NoSpacing"/>
               <w:rPr>
-                <w:ins w:id="312" w:author="Claude" w:date="2026-06-13T16:00:00Z"/>
                 <w:sz w:val="20"/>
                 <w:szCs w:val="20"/>
               </w:rPr>
             </w:pPr>
-            <w:ins w:id="313" w:author="Claude" w:date="2026-06-13T16:00:00Z">
-              <w:r>
-                <w:rPr>
-                  <w:rFonts w:cs="Segoe UI"/>
-                  <w:b/>
-                  <w:bCs/>
-                  <w:color w:val="0A0A0A"/>
-                  <w:sz w:val="20"/>
-                  <w:szCs w:val="20"/>
-                </w:rPr>
-                <w:t>Definition</w:t>
-              </w:r>
-            </w:ins>
+            <w:r>
+              <w:rPr>
+                <w:rFonts w:cs="Segoe UI"/>
+                <w:b/>
+                <w:bCs/>
+                <w:color w:val="0A0A0A"/>
+                <w:sz w:val="20"/>
+                <w:szCs w:val="20"/>
+              </w:rPr>
+              <w:t>Definition</w:t>
+            </w:r>
           </w:p>
         </w:tc>
       </w:tr>
       <w:tr>
         <w:trPr>
           <w:trHeight w:val="255"/>
-          <w:ins w:id="314" w:author="Claude" w:date="2026-06-13T16:00:00Z"/>
         </w:trPr>
         <w:tc>
           <w:tcPr>
             <w:tcW w:w="2800" w:type="dxa"/>
+            <w:tcBorders>
+              <w:top w:val="single" w:sz="8" w:space="0" w:color="auto"/>
+              <w:bottom w:val="single" w:sz="4" w:space="0" w:color="D9D9D9" w:themeColor="background1" w:themeShade="D9"/>
+            </w:tcBorders>
           </w:tcPr>
           <w:p>
             <w:pPr>
               <w:pStyle w:val="NoSpacing"/>
               <w:rPr>
-                <w:ins w:id="315" w:author="Claude" w:date="2026-06-13T16:00:00Z"/>
                 <w:sz w:val="20"/>
                 <w:szCs w:val="20"/>
               </w:rPr>
             </w:pPr>
-            <w:ins w:id="316" w:author="Claude" w:date="2026-06-13T16:00:00Z">
-              <w:r>
-                <w:rPr>
-                  <w:rFonts w:cs="Segoe UI"/>
-                  <w:color w:val="0A0A0A"/>
-                  <w:sz w:val="20"/>
-                  <w:szCs w:val="20"/>
-                </w:rPr>
-                <w:t>Observing external conditions</w:t>
-              </w:r>
-            </w:ins>
+            <w:r>
+              <w:rPr>
+                <w:rFonts w:cs="Segoe UI"/>
+                <w:color w:val="0A0A0A"/>
+                <w:sz w:val="20"/>
+                <w:szCs w:val="20"/>
+              </w:rPr>
+              <w:t>Observing external conditions</w:t>
+            </w:r>
           </w:p>
         </w:tc>
         <w:tc>
           <w:tcPr>
             <w:tcW w:w="6814" w:type="dxa"/>
+            <w:tcBorders>
+              <w:top w:val="single" w:sz="8" w:space="0" w:color="auto"/>
+              <w:bottom w:val="single" w:sz="4" w:space="0" w:color="D9D9D9" w:themeColor="background1" w:themeShade="D9"/>
+            </w:tcBorders>
           </w:tcPr>
           <w:p>
             <w:pPr>
               <w:pStyle w:val="NoSpacing"/>
               <w:rPr>
-                <w:ins w:id="317" w:author="Claude" w:date="2026-06-13T16:00:00Z"/>
                 <w:sz w:val="20"/>
                 <w:szCs w:val="20"/>
               </w:rPr>
             </w:pPr>
-            <w:ins w:id="318" w:author="Claude" w:date="2026-06-13T16:00:00Z">
-              <w:r>
-                <w:rPr>
-                  <w:rFonts w:cs="Segoe UI"/>
-                  <w:color w:val="0A0A0A"/>
-                  <w:sz w:val="20"/>
-                  <w:szCs w:val="20"/>
-                </w:rPr>
-                <w:t>The managerial process of monitoring and interpreting the organization’s changing context. Two categories of external conditions sparked change: the progression of AI itself, and market pressure.</w:t>
-              </w:r>
-            </w:ins>
+            <w:r>
+              <w:rPr>
+                <w:rFonts w:cs="Segoe UI"/>
+                <w:color w:val="0A0A0A"/>
+                <w:sz w:val="20"/>
+                <w:szCs w:val="20"/>
+              </w:rPr>
+              <w:t xml:space="preserve">The managerial </w:t>
+            </w:r>
+            <w:r>
+              <w:rPr>
+                <w:rFonts w:cs="Segoe UI"/>
+                <w:color w:val="0A0A0A"/>
+                <w:sz w:val="20"/>
+                <w:szCs w:val="20"/>
+              </w:rPr>
+              <w:t>behavior</w:t>
+            </w:r>
+            <w:r>
+              <w:rPr>
+                <w:rFonts w:cs="Segoe UI"/>
+                <w:color w:val="0A0A0A"/>
+                <w:sz w:val="20"/>
+                <w:szCs w:val="20"/>
+              </w:rPr>
+              <w:t xml:space="preserve"> of monitoring and interpreting the changing context</w:t>
+            </w:r>
+            <w:r>
+              <w:rPr>
+                <w:rFonts w:cs="Segoe UI"/>
+                <w:color w:val="0A0A0A"/>
+                <w:sz w:val="20"/>
+                <w:szCs w:val="20"/>
+              </w:rPr>
+              <w:t xml:space="preserve"> outside of the organization</w:t>
+            </w:r>
+            <w:r>
+              <w:rPr>
+                <w:rFonts w:cs="Segoe UI"/>
+                <w:color w:val="0A0A0A"/>
+                <w:sz w:val="20"/>
+                <w:szCs w:val="20"/>
+              </w:rPr>
+              <w:t xml:space="preserve">. </w:t>
+            </w:r>
           </w:p>
         </w:tc>
       </w:tr>
       <w:tr>
         <w:trPr>
           <w:trHeight w:val="255"/>
-          <w:ins w:id="319" w:author="Claude" w:date="2026-06-13T16:00:00Z"/>
         </w:trPr>
         <w:tc>
           <w:tcPr>
             <w:tcW w:w="2800" w:type="dxa"/>
+            <w:tcBorders>
+              <w:top w:val="single" w:sz="4" w:space="0" w:color="D9D9D9" w:themeColor="background1" w:themeShade="D9"/>
+              <w:bottom w:val="single" w:sz="4" w:space="0" w:color="D9D9D9" w:themeColor="background1" w:themeShade="D9"/>
+            </w:tcBorders>
           </w:tcPr>
           <w:p>
             <w:pPr>
               <w:pStyle w:val="NoSpacing"/>
               <w:rPr>
-                <w:ins w:id="320" w:author="Claude" w:date="2026-06-13T16:00:00Z"/>
                 <w:sz w:val="20"/>
                 <w:szCs w:val="20"/>
               </w:rPr>
             </w:pPr>
-            <w:ins w:id="321" w:author="Claude" w:date="2026-06-13T16:00:00Z">
-              <w:r>
-                <w:rPr>
-                  <w:rFonts w:cs="Segoe UI"/>
-                  <w:color w:val="0A0A0A"/>
-                  <w:sz w:val="20"/>
-                  <w:szCs w:val="20"/>
-                </w:rPr>
-                <w:t>Navigating the organizational context</w:t>
-              </w:r>
-            </w:ins>
+            <w:r>
+              <w:rPr>
+                <w:rFonts w:cs="Segoe UI"/>
+                <w:color w:val="0A0A0A"/>
+                <w:sz w:val="20"/>
+                <w:szCs w:val="20"/>
+              </w:rPr>
+              <w:t>Navigating the organizational context</w:t>
+            </w:r>
           </w:p>
         </w:tc>
         <w:tc>
           <w:tcPr>
             <w:tcW w:w="6814" w:type="dxa"/>
+            <w:tcBorders>
+              <w:top w:val="single" w:sz="4" w:space="0" w:color="D9D9D9" w:themeColor="background1" w:themeShade="D9"/>
+              <w:bottom w:val="single" w:sz="4" w:space="0" w:color="D9D9D9" w:themeColor="background1" w:themeShade="D9"/>
+            </w:tcBorders>
           </w:tcPr>
           <w:p>
             <w:pPr>
               <w:pStyle w:val="NoSpacing"/>
               <w:rPr>
-                <w:ins w:id="322" w:author="Claude" w:date="2026-06-13T16:00:00Z"/>
                 <w:sz w:val="20"/>
                 <w:szCs w:val="20"/>
               </w:rPr>
             </w:pPr>
-            <w:ins w:id="323" w:author="Claude" w:date="2026-06-13T16:00:00Z">
-              <w:r>
-                <w:rPr>
-                  <w:rFonts w:cs="Segoe UI"/>
-                  <w:color w:val="0A0A0A"/>
-                  <w:sz w:val="20"/>
-                  <w:szCs w:val="20"/>
-                </w:rPr>
-                <w:t>How managers steer or move around conditions within the organization, across three scopes: the marketing department (which the manager can steer to create alignment), technical resources (which can be leveraged to implement initiatives), and the compliance framework (which bounds what is possible).</w:t>
-              </w:r>
-            </w:ins>
+            <w:r>
+              <w:rPr>
+                <w:rFonts w:cs="Segoe UI"/>
+                <w:color w:val="0A0A0A"/>
+                <w:sz w:val="20"/>
+                <w:szCs w:val="20"/>
+              </w:rPr>
+              <w:t>How managers steer or move around conditions within the organization</w:t>
+            </w:r>
+            <w:r>
+              <w:rPr>
+                <w:rFonts w:cs="Segoe UI"/>
+                <w:color w:val="0A0A0A"/>
+                <w:sz w:val="20"/>
+                <w:szCs w:val="20"/>
+              </w:rPr>
+              <w:t>.</w:t>
+            </w:r>
           </w:p>
         </w:tc>
       </w:tr>
       <w:tr>
         <w:trPr>
           <w:trHeight w:val="255"/>
-          <w:ins w:id="324" w:author="Claude" w:date="2026-06-13T16:00:00Z"/>
         </w:trPr>
         <w:tc>
           <w:tcPr>
             <w:tcW w:w="2800" w:type="dxa"/>
+            <w:tcBorders>
+              <w:top w:val="single" w:sz="4" w:space="0" w:color="D9D9D9" w:themeColor="background1" w:themeShade="D9"/>
+              <w:bottom w:val="single" w:sz="4" w:space="0" w:color="D9D9D9" w:themeColor="background1" w:themeShade="D9"/>
+            </w:tcBorders>
           </w:tcPr>
           <w:p>
             <w:pPr>
               <w:pStyle w:val="NoSpacing"/>
               <w:rPr>
-                <w:ins w:id="325" w:author="Claude" w:date="2026-06-13T16:00:00Z"/>
                 <w:sz w:val="20"/>
                 <w:szCs w:val="20"/>
               </w:rPr>
             </w:pPr>
-            <w:ins w:id="326" w:author="Claude" w:date="2026-06-13T16:00:00Z">
-              <w:r>
-                <w:rPr>
-                  <w:rFonts w:cs="Segoe UI"/>
-                  <w:color w:val="0A0A0A"/>
-                  <w:sz w:val="20"/>
-                  <w:szCs w:val="20"/>
-                </w:rPr>
-                <w:t>Applying agentic AI</w:t>
-              </w:r>
-            </w:ins>
+            <w:r>
+              <w:rPr>
+                <w:rFonts w:cs="Segoe UI"/>
+                <w:color w:val="0A0A0A"/>
+                <w:sz w:val="20"/>
+                <w:szCs w:val="20"/>
+              </w:rPr>
+              <w:t>Applying agentic AI</w:t>
+            </w:r>
           </w:p>
         </w:tc>
         <w:tc>
           <w:tcPr>
             <w:tcW w:w="6814" w:type="dxa"/>
+            <w:tcBorders>
+              <w:top w:val="single" w:sz="4" w:space="0" w:color="D9D9D9" w:themeColor="background1" w:themeShade="D9"/>
+              <w:bottom w:val="single" w:sz="4" w:space="0" w:color="D9D9D9" w:themeColor="background1" w:themeShade="D9"/>
+            </w:tcBorders>
           </w:tcPr>
           <w:p>
             <w:pPr>
               <w:pStyle w:val="NoSpacing"/>
               <w:rPr>
-                <w:ins w:id="327" w:author="Claude" w:date="2026-06-13T16:00:00Z"/>
                 <w:sz w:val="20"/>
                 <w:szCs w:val="20"/>
               </w:rPr>
             </w:pPr>
-            <w:ins w:id="328" w:author="Claude" w:date="2026-06-13T16:00:00Z">
-              <w:r>
-                <w:rPr>
-                  <w:rFonts w:cs="Segoe UI"/>
-                  <w:color w:val="0A0A0A"/>
-                  <w:sz w:val="20"/>
-                  <w:szCs w:val="20"/>
-                </w:rPr>
-                <w:t>Using or implementing agentic AI systems within the organization, across key marketing use cases: generating insights, creating and validating content and campaigns, utilizing generic agents for personal work, and employing customer-facing agents.</w:t>
-              </w:r>
-            </w:ins>
+            <w:r>
+              <w:rPr>
+                <w:rFonts w:cs="Segoe UI"/>
+                <w:color w:val="0A0A0A"/>
+                <w:sz w:val="20"/>
+                <w:szCs w:val="20"/>
+              </w:rPr>
+              <w:t>Using or implementing agentic AI systems within the organization, across key marketing use cases</w:t>
+            </w:r>
+            <w:r>
+              <w:rPr>
+                <w:rFonts w:cs="Segoe UI"/>
+                <w:color w:val="0A0A0A"/>
+                <w:sz w:val="20"/>
+                <w:szCs w:val="20"/>
+              </w:rPr>
+              <w:t>.</w:t>
+            </w:r>
           </w:p>
         </w:tc>
       </w:tr>
       <w:tr>
         <w:trPr>
           <w:trHeight w:val="255"/>
-          <w:ins w:id="329" w:author="Claude" w:date="2026-06-13T16:00:00Z"/>
         </w:trPr>
         <w:tc>
           <w:tcPr>
             <w:tcW w:w="2800" w:type="dxa"/>
+            <w:tcBorders>
+              <w:top w:val="single" w:sz="4" w:space="0" w:color="D9D9D9" w:themeColor="background1" w:themeShade="D9"/>
+              <w:bottom w:val="single" w:sz="4" w:space="0" w:color="auto"/>
+            </w:tcBorders>
           </w:tcPr>
           <w:p>
             <w:pPr>
               <w:pStyle w:val="NoSpacing"/>
               <w:rPr>
-                <w:ins w:id="330" w:author="Claude" w:date="2026-06-13T16:00:00Z"/>
                 <w:sz w:val="20"/>
                 <w:szCs w:val="20"/>
               </w:rPr>
             </w:pPr>
-            <w:ins w:id="331" w:author="Claude" w:date="2026-06-13T16:00:00Z">
-              <w:r>
-                <w:rPr>
-                  <w:rFonts w:cs="Segoe UI"/>
-                  <w:color w:val="0A0A0A"/>
-                  <w:sz w:val="20"/>
-                  <w:szCs w:val="20"/>
-                </w:rPr>
-                <w:t>Obtaining value outcomes</w:t>
-              </w:r>
-            </w:ins>
+            <w:r>
+              <w:rPr>
+                <w:rFonts w:cs="Segoe UI"/>
+                <w:color w:val="0A0A0A"/>
+                <w:sz w:val="20"/>
+                <w:szCs w:val="20"/>
+              </w:rPr>
+              <w:t>Obtaining value outcomes</w:t>
+            </w:r>
           </w:p>
         </w:tc>
         <w:tc>
           <w:tcPr>
             <w:tcW w:w="6814" w:type="dxa"/>
+            <w:tcBorders>
+              <w:top w:val="single" w:sz="4" w:space="0" w:color="D9D9D9" w:themeColor="background1" w:themeShade="D9"/>
+              <w:bottom w:val="single" w:sz="4" w:space="0" w:color="auto"/>
+            </w:tcBorders>
           </w:tcPr>
           <w:p>
             <w:pPr>
               <w:pStyle w:val="NoSpacing"/>
               <w:rPr>
-                <w:ins w:id="332" w:author="Claude" w:date="2026-06-13T16:00:00Z"/>
                 <w:sz w:val="20"/>
                 <w:szCs w:val="20"/>
               </w:rPr>
             </w:pPr>
-            <w:ins w:id="333" w:author="Claude" w:date="2026-06-13T16:00:00Z">
-              <w:r>
-                <w:rPr>
-                  <w:rFonts w:cs="Segoe UI"/>
-                  <w:color w:val="0A0A0A"/>
-                  <w:sz w:val="20"/>
-                  <w:szCs w:val="20"/>
-                </w:rPr>
-                <w:t>The outcomes that applying agentic AI creates, analyzed as value in three buckets: benefits (features beneficial to the team, organization, or customer), sacrifices (negative aspects highly likely to materialize), and risks (potential negative aspects whose likelihood is unlikely or unknown).</w:t>
-              </w:r>
-            </w:ins>
+            <w:r>
+              <w:rPr>
+                <w:rFonts w:cs="Segoe UI"/>
+                <w:color w:val="0A0A0A"/>
+                <w:sz w:val="20"/>
+                <w:szCs w:val="20"/>
+              </w:rPr>
+              <w:t xml:space="preserve">The </w:t>
+            </w:r>
+            <w:r>
+              <w:rPr>
+                <w:rFonts w:cs="Segoe UI"/>
+                <w:color w:val="0A0A0A"/>
+                <w:sz w:val="20"/>
+                <w:szCs w:val="20"/>
+              </w:rPr>
+              <w:t>value obtained from the agentic AI initiative</w:t>
+            </w:r>
+            <w:r>
+              <w:rPr>
+                <w:rFonts w:cs="Segoe UI"/>
+                <w:color w:val="0A0A0A"/>
+                <w:sz w:val="20"/>
+                <w:szCs w:val="20"/>
+              </w:rPr>
+              <w:t>.</w:t>
+            </w:r>
           </w:p>
         </w:tc>
       </w:tr>
@@ -15999,7 +14723,7 @@
       <w:pPr>
         <w:pStyle w:val="Heading1"/>
       </w:pPr>
-      <w:bookmarkStart w:id="334" w:name="_Toc232351376"/>
+      <w:bookmarkStart w:id="120" w:name="_Toc232351376"/>
       <w:r>
         <w:lastRenderedPageBreak/>
         <w:t xml:space="preserve">4. </w:t>
@@ -16008,7 +14732,7 @@
         <w:tab/>
         <w:t>Findings</w:t>
       </w:r>
-      <w:bookmarkEnd w:id="334"/>
+      <w:bookmarkEnd w:id="120"/>
     </w:p>
     <w:p>
       <w:r>
@@ -16053,9 +14777,9 @@
       <w:pPr>
         <w:ind w:firstLine="0"/>
       </w:pPr>
-      <w:bookmarkStart w:id="335" w:name="_2wlwvpj75lya"/>
-      <w:bookmarkEnd w:id="335"/>
-      <w:commentRangeStart w:id="336"/>
+      <w:bookmarkStart w:id="121" w:name="_2wlwvpj75lya"/>
+      <w:bookmarkEnd w:id="121"/>
+      <w:commentRangeStart w:id="122"/>
       <w:r>
         <w:rPr>
           <w:i/>
@@ -16064,15 +14788,29 @@
         </w:rPr>
         <w:t xml:space="preserve">How managerial interventions drive value creation using agentic AI. </w:t>
       </w:r>
-      <w:r>
-        <w:rPr>
-          <w:noProof/>
+      <w:commentRangeEnd w:id="122"/>
+      <w:r>
+        <w:rPr>
+          <w:rStyle w:val="CommentReference"/>
+          <w:i/>
+          <w:iCs/>
+          <w:sz w:val="22"/>
+          <w:szCs w:val="22"/>
+          <w:lang w:val="en-US"/>
+        </w:rPr>
+        <w:commentReference w:id="122"/>
+      </w:r>
+      <w:r>
+        <w:rPr>
+          <w:i/>
+          <w:iCs/>
+          <w:lang w:val="en-US"/>
         </w:rPr>
         <w:drawing>
-          <wp:inline distT="0" distB="0" distL="0" distR="0" wp14:anchorId="4FE985D9" wp14:editId="4ACDBE7D">
-            <wp:extent cx="3398047" cy="3696102"/>
+          <wp:inline distT="0" distB="0" distL="0" distR="0" wp14:anchorId="2FBA1D72" wp14:editId="46DCE95F">
+            <wp:extent cx="3398808" cy="3696930"/>
             <wp:effectExtent l="0" t="0" r="0" b="0"/>
-            <wp:docPr id="609641422" name="Picture 1"/>
+            <wp:docPr id="1139744499" name="Picture 1"/>
             <wp:cNvGraphicFramePr>
               <a:graphicFrameLocks xmlns:a="http://schemas.openxmlformats.org/drawingml/2006/main" noChangeAspect="1"/>
             </wp:cNvGraphicFramePr>
@@ -16080,7 +14818,7 @@
               <a:graphicData uri="http://schemas.openxmlformats.org/drawingml/2006/picture">
                 <pic:pic xmlns:pic="http://schemas.openxmlformats.org/drawingml/2006/picture">
                   <pic:nvPicPr>
-                    <pic:cNvPr id="609641422" name=""/>
+                    <pic:cNvPr id="1139744499" name=""/>
                     <pic:cNvPicPr/>
                   </pic:nvPicPr>
                   <pic:blipFill>
@@ -16092,7 +14830,7 @@
                   <pic:spPr>
                     <a:xfrm>
                       <a:off x="0" y="0"/>
-                      <a:ext cx="3407460" cy="3706340"/>
+                      <a:ext cx="3414842" cy="3714371"/>
                     </a:xfrm>
                     <a:prstGeom prst="rect">
                       <a:avLst/>
@@ -16104,415 +14842,448 @@
           </wp:inline>
         </w:drawing>
       </w:r>
-      <w:commentRangeEnd w:id="336"/>
+    </w:p>
+    <w:p>
+      <w:pPr>
+        <w:pStyle w:val="Heading2"/>
+      </w:pPr>
+      <w:bookmarkStart w:id="123" w:name="_Toc232351377"/>
+      <w:r>
+        <w:lastRenderedPageBreak/>
+        <w:t>4.1</w:t>
+      </w:r>
+      <w:r>
+        <w:tab/>
+        <w:t>Observing external conditions</w:t>
+      </w:r>
+      <w:bookmarkEnd w:id="123"/>
+    </w:p>
+    <w:p>
+      <w:r>
+        <w:rPr>
+          <w:lang w:val="en-US"/>
+        </w:rPr>
+        <w:t xml:space="preserve">The process of creating value using agentic AI starts with the manager observing changing conditions that signal a pressure or an opportunity to change. </w:t>
+      </w:r>
+      <w:r>
+        <w:rPr>
+          <w:i/>
+          <w:iCs/>
+          <w:lang w:val="en-US"/>
+        </w:rPr>
+        <w:t xml:space="preserve">Observing </w:t>
+      </w:r>
+      <w:r>
+        <w:rPr>
+          <w:lang w:val="en-US"/>
+        </w:rPr>
+        <w:t>refers to the managerial process of monitoring and interpreting the organization’s changing context. With regard to agentic AI, two key categories of external conditions that sparked change have been identified: the progression of AI itself and market pressures.</w:t>
+      </w:r>
+    </w:p>
+    <w:p>
+      <w:commentRangeStart w:id="124"/>
+      <w:r>
+        <w:rPr>
+          <w:lang w:val="en-US"/>
+        </w:rPr>
+        <w:t>This observation process typically leads both marketing managers and AI experts to recognize the significant impact of agentic AI. As interviewee 7 noted, “We’re living in an era of change, and we’re living in a change of era simultaneously.” Interviewee 6 began incorporating AI across all parts of her organization, noting, “So I’m of course responsible for commercial, but … this is the future for our company!”</w:t>
+      </w:r>
+      <w:commentRangeEnd w:id="124"/>
       <w:r>
         <w:rPr>
           <w:rStyle w:val="CommentReference"/>
           <w:sz w:val="22"/>
           <w:szCs w:val="22"/>
         </w:rPr>
-        <w:commentReference w:id="336"/>
-      </w:r>
-    </w:p>
-    <w:p>
-      <w:pPr>
-        <w:pStyle w:val="Heading2"/>
-      </w:pPr>
-      <w:bookmarkStart w:id="337" w:name="_Toc232351377"/>
-      <w:r>
-        <w:lastRenderedPageBreak/>
-        <w:t>4.1</w:t>
-      </w:r>
-      <w:r>
-        <w:tab/>
-        <w:t>Observing external conditions</w:t>
-      </w:r>
-      <w:bookmarkEnd w:id="337"/>
-    </w:p>
-    <w:p>
-      <w:r>
-        <w:rPr>
-          <w:lang w:val="en-US"/>
-        </w:rPr>
-        <w:t xml:space="preserve">The process of creating value using agentic AI starts with the manager observing changing conditions that signal a pressure or an opportunity to change. </w:t>
-      </w:r>
-      <w:r>
-        <w:rPr>
-          <w:i/>
-          <w:iCs/>
-          <w:lang w:val="en-US"/>
-        </w:rPr>
-        <w:t xml:space="preserve">Observing </w:t>
-      </w:r>
-      <w:r>
-        <w:rPr>
-          <w:lang w:val="en-US"/>
-        </w:rPr>
-        <w:t>refers to the managerial process of monitoring and interpreting the organization’s changing context. With regard to agentic AI, two key categories of external conditions that sparked change have been identified: the progression of AI itself and market pressures.</w:t>
-      </w:r>
-    </w:p>
-    <w:p>
-      <w:commentRangeStart w:id="338"/>
-      <w:r>
-        <w:rPr>
-          <w:lang w:val="en-US"/>
-        </w:rPr>
-        <w:t>This observation process typically leads both marketing managers and AI experts to recognize the significant impact of agentic AI. As interviewee 7 noted, “We’re living in an era of change, and we’re living in a change of era simultaneously.” Interviewee 6 began incorporating AI across all parts of her organization, noting, “So I’m of course responsible for commercial, but … this is the future for our company!”</w:t>
-      </w:r>
-      <w:commentRangeEnd w:id="338"/>
+        <w:commentReference w:id="124"/>
+      </w:r>
+    </w:p>
+    <w:p>
+      <w:pPr>
+        <w:pStyle w:val="Heading3"/>
+      </w:pPr>
+      <w:bookmarkStart w:id="125" w:name="_cel1ujnps8"/>
+      <w:bookmarkEnd w:id="125"/>
+      <w:r>
+        <w:t>4.1.</w:t>
+      </w:r>
+      <w:commentRangeStart w:id="126"/>
+      <w:r>
+        <w:t>1</w:t>
+      </w:r>
+      <w:commentRangeEnd w:id="126"/>
       <w:r>
         <w:rPr>
           <w:rStyle w:val="CommentReference"/>
           <w:sz w:val="22"/>
           <w:szCs w:val="22"/>
         </w:rPr>
-        <w:commentReference w:id="338"/>
-      </w:r>
-    </w:p>
-    <w:p>
-      <w:pPr>
-        <w:pStyle w:val="Heading3"/>
-      </w:pPr>
-      <w:bookmarkStart w:id="339" w:name="_cel1ujnps8"/>
-      <w:bookmarkEnd w:id="339"/>
-      <w:r>
-        <w:t>4.1.</w:t>
-      </w:r>
-      <w:commentRangeStart w:id="340"/>
-      <w:r>
-        <w:t>1</w:t>
-      </w:r>
-      <w:commentRangeEnd w:id="340"/>
+        <w:commentReference w:id="126"/>
+      </w:r>
+      <w:r>
+        <w:tab/>
+        <w:t xml:space="preserve">Observing AI </w:t>
+      </w:r>
+      <w:commentRangeStart w:id="127"/>
+      <w:r>
+        <w:t>progression</w:t>
+      </w:r>
+      <w:commentRangeEnd w:id="127"/>
       <w:r>
         <w:rPr>
           <w:rStyle w:val="CommentReference"/>
           <w:sz w:val="22"/>
           <w:szCs w:val="22"/>
         </w:rPr>
-        <w:commentReference w:id="340"/>
-      </w:r>
-      <w:r>
-        <w:tab/>
-        <w:t xml:space="preserve">Observing AI </w:t>
-      </w:r>
-      <w:commentRangeStart w:id="341"/>
-      <w:r>
-        <w:t>progression</w:t>
-      </w:r>
-      <w:commentRangeEnd w:id="341"/>
+        <w:commentReference w:id="127"/>
+      </w:r>
+    </w:p>
+    <w:p>
+      <w:r>
+        <w:rPr>
+          <w:lang w:val="en-US"/>
+        </w:rPr>
+        <w:t>The first external condition that the marketing manager might observe is AI progression. This concept describes how AI is evolving in the marketplace; improving in quality, gaining new capabilities, and becoming more widely adopted. Managers observe this pattern; how they respond is developed in section 4.2. Marketing managers and AI experts consistently describe agentic AI as fast-moving. Interviewee 14 noted “These developments are going so fast, they really go in a hockey stick. … What was spectacular within Gemini is taken over all at once by Claude the day after.”</w:t>
+      </w:r>
+    </w:p>
+    <w:p>
+      <w:r>
+        <w:rPr>
+          <w:lang w:val="en-US"/>
+        </w:rPr>
+        <w:t>Interviewee 8, who builds agentic systems and explicitly tracks model performance, described having abandoned systematic model comparison as a practical necessity, “What I originally used to do was test every single model that would come out. The iteration was slow enough that it could be done. Now I can’t even keep up.”</w:t>
+      </w:r>
+    </w:p>
+    <w:p>
+      <w:pPr>
+        <w:rPr>
+          <w:lang w:val="en-US"/>
+        </w:rPr>
+      </w:pPr>
+      <w:r>
+        <w:rPr>
+          <w:lang w:val="en-US"/>
+        </w:rPr>
+        <w:t>The progression of agentic AI also affected this research. As agentic capabilities became more commonplace, the separation between agentic and non-agentic AI became less obvious to interviewees. Interviewee 12 noted</w:t>
+      </w:r>
+      <w:commentRangeStart w:id="128"/>
+      <w:r>
+        <w:rPr>
+          <w:lang w:val="en-US"/>
+        </w:rPr>
+        <w:t>,</w:t>
+      </w:r>
+      <w:commentRangeEnd w:id="128"/>
       <w:r>
         <w:rPr>
           <w:rStyle w:val="CommentReference"/>
           <w:sz w:val="22"/>
           <w:szCs w:val="22"/>
-        </w:rPr>
-        <w:commentReference w:id="341"/>
-      </w:r>
-    </w:p>
-    <w:p>
-      <w:r>
-        <w:rPr>
-          <w:lang w:val="en-US"/>
-        </w:rPr>
-        <w:t>The first external condition that the marketing manager might observe is AI progression. This concept describes how AI is evolving in the marketplace; improving in quality, gaining new capabilities, and becoming more widely adopted. Managers observe this pattern; how they respond is developed in section 4.2. Marketing managers and AI experts consistently describe agentic AI as fast-moving. Interviewee 14 noted “These developments are going so fast, they really go in a hockey stick. … What was spectacular within Gemini is taken over all at once by Claude the day after.”</w:t>
-      </w:r>
-    </w:p>
-    <w:p>
-      <w:r>
-        <w:rPr>
-          <w:lang w:val="en-US"/>
-        </w:rPr>
-        <w:t>Interviewee 8, who builds agentic systems and explicitly tracks model performance, described having abandoned systematic model comparison as a practical necessity, “What I originally used to do was test every single model that would come out. The iteration was slow enough that it could be done. Now I can’t even keep up.”</w:t>
-      </w:r>
-    </w:p>
-    <w:p>
-      <w:pPr>
-        <w:rPr>
-          <w:lang w:val="en-US"/>
-        </w:rPr>
-      </w:pPr>
-      <w:r>
-        <w:rPr>
-          <w:lang w:val="en-US"/>
-        </w:rPr>
-        <w:t>The progression of agentic AI also affected this research. As agentic capabilities became more commonplace, the separation between agentic and non-agentic AI became less obvious to interviewees. Interviewee 12 noted</w:t>
-      </w:r>
-      <w:commentRangeStart w:id="342"/>
-      <w:r>
-        <w:rPr>
-          <w:lang w:val="en-US"/>
-        </w:rPr>
-        <w:t>,</w:t>
-      </w:r>
-      <w:commentRangeEnd w:id="342"/>
+          <w:lang w:val="en-US"/>
+        </w:rPr>
+        <w:commentReference w:id="128"/>
+      </w:r>
+    </w:p>
+    <w:p>
+      <w:pPr>
+        <w:pStyle w:val="Quote"/>
+      </w:pPr>
+      <w:r>
+        <w:lastRenderedPageBreak/>
+        <w:t xml:space="preserve">People call things agents that you could debate and say, “I don’t know, is that really an agent? How </w:t>
+      </w:r>
+      <w:commentRangeStart w:id="129"/>
+      <w:commentRangeStart w:id="130"/>
+      <w:r>
+        <w:t>agentic</w:t>
+      </w:r>
+      <w:commentRangeEnd w:id="129"/>
       <w:r>
         <w:rPr>
           <w:rStyle w:val="CommentReference"/>
           <w:sz w:val="22"/>
           <w:szCs w:val="22"/>
-          <w:lang w:val="en-US"/>
-        </w:rPr>
-        <w:commentReference w:id="342"/>
-      </w:r>
-    </w:p>
-    <w:p>
-      <w:pPr>
-        <w:pStyle w:val="Quote"/>
-      </w:pPr>
-      <w:r>
-        <w:lastRenderedPageBreak/>
-        <w:t xml:space="preserve">People call things agents that you could debate and say, “I don’t know, is that really an agent? How </w:t>
-      </w:r>
-      <w:commentRangeStart w:id="343"/>
-      <w:commentRangeStart w:id="344"/>
-      <w:r>
-        <w:t>agentic</w:t>
-      </w:r>
-      <w:commentRangeEnd w:id="343"/>
+        </w:rPr>
+        <w:commentReference w:id="129"/>
+      </w:r>
+      <w:commentRangeEnd w:id="130"/>
       <w:r>
         <w:rPr>
           <w:rStyle w:val="CommentReference"/>
           <w:sz w:val="22"/>
           <w:szCs w:val="22"/>
         </w:rPr>
-        <w:commentReference w:id="343"/>
-      </w:r>
-      <w:commentRangeEnd w:id="344"/>
+        <w:commentReference w:id="130"/>
+      </w:r>
+      <w:r>
+        <w:t xml:space="preserve"> is it?” You know, how much autonomy, how much decision-making? It, it’s, it’s become almost a marketing term, uh, more so than a technical definition. … You know, a lot of it comes down to it’s like a continuum of being more agentic or less agentic.</w:t>
+      </w:r>
+    </w:p>
+    <w:p>
+      <w:r>
+        <w:rPr>
+          <w:lang w:val="en-US"/>
+        </w:rPr>
+        <w:t>While most interviewees describe the progression of AI with enthusiasm. Interviewee 4 noted that it can also be overwhelming</w:t>
+      </w:r>
+      <w:commentRangeStart w:id="131"/>
+      <w:commentRangeStart w:id="132"/>
+      <w:r>
+        <w:rPr>
+          <w:lang w:val="en-US"/>
+        </w:rPr>
+        <w:t>,</w:t>
+      </w:r>
+      <w:commentRangeEnd w:id="131"/>
       <w:r>
         <w:rPr>
           <w:rStyle w:val="CommentReference"/>
           <w:sz w:val="22"/>
           <w:szCs w:val="22"/>
         </w:rPr>
-        <w:commentReference w:id="344"/>
-      </w:r>
-      <w:r>
-        <w:t xml:space="preserve"> is it?” You know, how much autonomy, how much decision-making? It, it’s, it’s become almost a marketing term, uh, more so than a technical definition. … You know, a lot of it comes down to it’s like a continuum of being more agentic or less agentic.</w:t>
-      </w:r>
-    </w:p>
-    <w:p>
-      <w:r>
-        <w:rPr>
-          <w:lang w:val="en-US"/>
-        </w:rPr>
-        <w:t>While most interviewees describe the progression of AI with enthusiasm. Interviewee 4 noted that it can also be overwhelming</w:t>
-      </w:r>
-      <w:commentRangeStart w:id="345"/>
-      <w:commentRangeStart w:id="346"/>
-      <w:r>
-        <w:rPr>
-          <w:lang w:val="en-US"/>
-        </w:rPr>
-        <w:t>,</w:t>
-      </w:r>
-      <w:commentRangeEnd w:id="345"/>
+        <w:commentReference w:id="131"/>
+      </w:r>
+      <w:commentRangeEnd w:id="132"/>
       <w:r>
         <w:rPr>
           <w:rStyle w:val="CommentReference"/>
           <w:sz w:val="22"/>
           <w:szCs w:val="22"/>
         </w:rPr>
-        <w:commentReference w:id="345"/>
-      </w:r>
-      <w:commentRangeEnd w:id="346"/>
+        <w:commentReference w:id="132"/>
+      </w:r>
+    </w:p>
+    <w:p>
+      <w:pPr>
+        <w:pStyle w:val="Quote"/>
+      </w:pPr>
+      <w:r>
+        <w:t>It goes so fast that [employees] get overwhelmed. I think a lot of people feel that they’re drowning. I think I told you, last year that I made a conscious decision not to be an expert in all the models, but in the way you implement these because you can’t keep up.</w:t>
+      </w:r>
+    </w:p>
+    <w:p>
+      <w:pPr>
+        <w:rPr>
+          <w:lang w:val="en-US"/>
+        </w:rPr>
+      </w:pPr>
+      <w:r>
+        <w:rPr>
+          <w:lang w:val="en-US"/>
+        </w:rPr>
+        <w:t>The rapid progression of AI can also be seen in the rate of productization of AI. While marketers might feel like they are drowning, the release of agentic AI solutions by existing vendors can offer a safe haven. Interviewee 1 noted that “most of the thinking behind an AI strategy comes from their default supplier; it’s Microsoft’s AI strategy or IBM’s AI strategy, because that is their source of knowledge.” Interviewee 2 described a similar pattern, “We are mainly relying on the products that we use and agents that they provide us with.”</w:t>
+      </w:r>
+    </w:p>
+    <w:p>
+      <w:r>
+        <w:t>Observations can also be misleading, as agentic capacity is frequently presented as operational well before it truly is. Interviewee 9 acknowledged this directly: “I think we sometimes present something a certain way while we’re trying to actually make it that way in the background.” Interviewee 12 described the same pattern, noting that organizations “say that you have something that you don’t really have, and then you go and build it really quickly.” Notably, even though this pattern was observed, none of the interviewees doubted the underlying value of agentic AI; the concern is inflated expectation. As interviewee 11 cautioned, “The big thing is hype. So AI is being overpromised all the time. And we have to reduce expectations.”</w:t>
+      </w:r>
+    </w:p>
+    <w:p>
+      <w:pPr>
+        <w:pStyle w:val="Heading3"/>
+      </w:pPr>
+      <w:bookmarkStart w:id="133" w:name="_7alih1d45osl"/>
+      <w:bookmarkEnd w:id="133"/>
+      <w:r>
+        <w:lastRenderedPageBreak/>
+        <w:t>4.1.2</w:t>
+      </w:r>
+      <w:r>
+        <w:tab/>
+        <w:t xml:space="preserve">Observing market </w:t>
+      </w:r>
+      <w:commentRangeStart w:id="134"/>
+      <w:r>
+        <w:t>pressure</w:t>
+      </w:r>
+      <w:commentRangeEnd w:id="134"/>
       <w:r>
         <w:rPr>
           <w:rStyle w:val="CommentReference"/>
           <w:sz w:val="22"/>
           <w:szCs w:val="22"/>
         </w:rPr>
-        <w:commentReference w:id="346"/>
-      </w:r>
-    </w:p>
-    <w:p>
-      <w:pPr>
-        <w:pStyle w:val="Quote"/>
-      </w:pPr>
-      <w:r>
-        <w:t>It goes so fast that [employees] get overwhelmed. I think a lot of people feel that they’re drowning. I think I told you, last year that I made a conscious decision not to be an expert in all the models, but in the way you implement these because you can’t keep up.</w:t>
-      </w:r>
-    </w:p>
-    <w:p>
-      <w:pPr>
-        <w:rPr>
-          <w:lang w:val="en-US"/>
-        </w:rPr>
-      </w:pPr>
-      <w:r>
-        <w:rPr>
-          <w:lang w:val="en-US"/>
-        </w:rPr>
-        <w:t>The rapid progression of AI can also be seen in the rate of productization of AI. While marketers might feel like they are drowning, the release of agentic AI solutions by existing vendors can offer a safe haven. Interviewee 1 noted that “most of the thinking behind an AI strategy comes from their default supplier; it’s Microsoft’s AI strategy or IBM’s AI strategy, because that is their source of knowledge.” Interviewee 2 described a similar pattern, “We are mainly relying on the products that we use and agents that they provide us with.”</w:t>
-      </w:r>
-    </w:p>
-    <w:p>
-      <w:r>
-        <w:t>Observations can also be misleading, as agentic capacity is frequently presented as operational well before it truly is. Interviewee 9 acknowledged this directly: “I think we sometimes present something a certain way while we’re trying to actually make it that way in the background.” Interviewee 12 described the same pattern, noting that organizations “say that you have something that you don’t really have, and then you go and build it really quickly.” Notably, even though this pattern was observed, none of the interviewees doubted the underlying value of agentic AI; the concern is inflated expectation. As interviewee 11 cautioned, “The big thing is hype. So AI is being overpromised all the time. And we have to reduce expectations.”</w:t>
-      </w:r>
-    </w:p>
-    <w:p>
-      <w:pPr>
-        <w:pStyle w:val="Heading3"/>
-      </w:pPr>
-      <w:bookmarkStart w:id="347" w:name="_7alih1d45osl"/>
-      <w:bookmarkEnd w:id="347"/>
-      <w:r>
-        <w:lastRenderedPageBreak/>
-        <w:t>4.1.2</w:t>
-      </w:r>
-      <w:r>
-        <w:tab/>
-        <w:t xml:space="preserve">Observing market </w:t>
-      </w:r>
-      <w:commentRangeStart w:id="348"/>
-      <w:r>
-        <w:t>pressure</w:t>
-      </w:r>
-      <w:commentRangeEnd w:id="348"/>
+        <w:commentReference w:id="134"/>
+      </w:r>
+    </w:p>
+    <w:p>
+      <w:r>
+        <w:rPr>
+          <w:lang w:val="en-US"/>
+        </w:rPr>
+        <w:t xml:space="preserve">A second external condition frequently observed by marketing managers that affects the adoption of agentic AI is market pressure. Market pressure is defined broadly as a combination of two categories: pressure from competitors and customer needs or demands. Interviewees note shifts in both categories. Regarding pressure from competitors, interviewee 9 noted how different marketing agencies are looking at each other’s offerings and trying to mimic what others are doing. She noted that organizations are primarily trying </w:t>
+      </w:r>
+      <w:commentRangeStart w:id="135"/>
+      <w:r>
+        <w:rPr>
+          <w:lang w:val="en-US"/>
+        </w:rPr>
+        <w:t xml:space="preserve">“to get to parity in the present with what they’re saying they can do”, </w:t>
+      </w:r>
+      <w:commentRangeEnd w:id="135"/>
       <w:r>
         <w:rPr>
           <w:rStyle w:val="CommentReference"/>
           <w:sz w:val="22"/>
           <w:szCs w:val="22"/>
-        </w:rPr>
-        <w:commentReference w:id="348"/>
-      </w:r>
-    </w:p>
-    <w:p>
-      <w:r>
-        <w:rPr>
-          <w:lang w:val="en-US"/>
-        </w:rPr>
-        <w:t xml:space="preserve">A second external condition frequently observed by marketing managers that affects the adoption of agentic AI is market pressure. Market pressure is defined broadly as a combination of two categories: pressure from competitors and customer needs or demands. Interviewees note shifts in both categories. Regarding pressure from competitors, interviewee 9 noted how different marketing agencies are looking at each other’s offerings and trying to mimic what others are doing. She noted that organizations are primarily trying </w:t>
-      </w:r>
-      <w:commentRangeStart w:id="349"/>
-      <w:r>
-        <w:rPr>
-          <w:lang w:val="en-US"/>
-        </w:rPr>
-        <w:t xml:space="preserve">“to get to parity in the present with what they’re saying they can do”, </w:t>
-      </w:r>
-      <w:commentRangeEnd w:id="349"/>
+          <w:lang w:val="en-US"/>
+        </w:rPr>
+        <w:commentReference w:id="135"/>
+      </w:r>
+      <w:r>
+        <w:rPr>
+          <w:lang w:val="en-US"/>
+        </w:rPr>
+        <w:t>to ensure “speed to market” and “staying competitive”. Interviewee 13 noted the value of learning from competitors,</w:t>
+      </w:r>
+    </w:p>
+    <w:p>
+      <w:pPr>
+        <w:pStyle w:val="Quote"/>
+      </w:pPr>
+      <w:commentRangeStart w:id="136"/>
+      <w:r>
+        <w:t>Talk to your peers at conferences. I think this needs to happen more on the C-level, that they exchange ideas with their peers, because that’s actually where they will understand the quickest what the benefit is, and this makes it a lot better, right?</w:t>
+      </w:r>
+    </w:p>
+    <w:commentRangeEnd w:id="136"/>
+    <w:p>
+      <w:pPr>
+        <w:rPr>
+          <w:lang w:val="en-US"/>
+        </w:rPr>
+      </w:pPr>
       <w:r>
         <w:rPr>
           <w:rStyle w:val="CommentReference"/>
           <w:sz w:val="22"/>
           <w:szCs w:val="22"/>
-          <w:lang w:val="en-US"/>
-        </w:rPr>
-        <w:commentReference w:id="349"/>
-      </w:r>
-      <w:r>
-        <w:rPr>
-          <w:lang w:val="en-US"/>
-        </w:rPr>
-        <w:t>to ensure “speed to market” and “staying competitive”. Interviewee 13 noted the value of learning from competitors,</w:t>
-      </w:r>
-    </w:p>
-    <w:p>
-      <w:pPr>
-        <w:pStyle w:val="Quote"/>
-      </w:pPr>
-      <w:commentRangeStart w:id="350"/>
-      <w:r>
-        <w:t>Talk to your peers at conferences. I think this needs to happen more on the C-level, that they exchange ideas with their peers, because that’s actually where they will understand the quickest what the benefit is, and this makes it a lot better, right?</w:t>
-      </w:r>
-    </w:p>
-    <w:commentRangeEnd w:id="350"/>
-    <w:p>
-      <w:pPr>
-        <w:rPr>
-          <w:lang w:val="en-US"/>
-        </w:rPr>
-      </w:pPr>
+        </w:rPr>
+        <w:commentReference w:id="136"/>
+      </w:r>
+      <w:r>
+        <w:t>Participants described organizations feeling compelled to demonstrate AI capability, primarily to avoid the perception of falling behind rather than to generate novel value. When it comes to competitive pressure, the dominant managerial posture is defensive rather than offensive. Interviewee 8 captured the organizational reaction to new AI initiatives, “Almost everyone’s been very positive about it because they want to not be left behind, you know?”</w:t>
+      </w:r>
+    </w:p>
+    <w:p>
+      <w:r>
+        <w:t>Consumers’ expectations might change as market offerings evolve, but consumers are also using AI themselves. Interview</w:t>
+      </w:r>
+      <w:commentRangeStart w:id="137"/>
+      <w:r>
+        <w:t xml:space="preserve">ee 12 notes that “agents of consumers” </w:t>
+      </w:r>
+      <w:commentRangeEnd w:id="137"/>
       <w:r>
         <w:rPr>
           <w:rStyle w:val="CommentReference"/>
           <w:sz w:val="22"/>
           <w:szCs w:val="22"/>
         </w:rPr>
-        <w:commentReference w:id="350"/>
-      </w:r>
-      <w:r>
-        <w:t>Participants described organizations feeling compelled to demonstrate AI capability, primarily to avoid the perception of falling behind rather than to generate novel value. When it comes to competitive pressure, the dominant managerial posture is defensive rather than offensive. Interviewee 8 captured the organizational reaction to new AI initiatives, “Almost everyone’s been very positive about it because they want to not be left behind, you know?”</w:t>
-      </w:r>
-    </w:p>
-    <w:p>
-      <w:r>
-        <w:t>Consumers’ expectations might change as market offerings evolve, but consumers are also using AI themselves. Interview</w:t>
-      </w:r>
-      <w:commentRangeStart w:id="351"/>
-      <w:r>
-        <w:t xml:space="preserve">ee 12 notes that “agents of consumers” </w:t>
-      </w:r>
-      <w:commentRangeEnd w:id="351"/>
+        <w:commentReference w:id="137"/>
+      </w:r>
+      <w:r>
+        <w:t xml:space="preserve">might be the development that is “most disruptive to marketing” as they are a “new intermediary” and potentially create “agentic commerce.” </w:t>
+      </w:r>
+      <w:r>
+        <w:rPr>
+          <w:lang w:val="en-US"/>
+        </w:rPr>
+        <w:t xml:space="preserve">Regarding the position of agents of consumers intermediating search, interviewee 14 observed, “the world of search is now changing. And fortunately it’s not going as fast as everyone thought it would change.” </w:t>
+      </w:r>
+      <w:r>
+        <w:t>For marketing managers, this shift translates directly into a new operational concern</w:t>
+      </w:r>
+      <w:commentRangeStart w:id="138"/>
+      <w:commentRangeStart w:id="139"/>
+      <w:commentRangeStart w:id="140"/>
+      <w:r>
+        <w:t>:</w:t>
+      </w:r>
+      <w:commentRangeEnd w:id="138"/>
       <w:r>
         <w:rPr>
           <w:rStyle w:val="CommentReference"/>
           <w:sz w:val="22"/>
           <w:szCs w:val="22"/>
         </w:rPr>
-        <w:commentReference w:id="351"/>
-      </w:r>
-      <w:r>
-        <w:t xml:space="preserve">might be the development that is “most disruptive to marketing” as they are a “new intermediary” and potentially create “agentic commerce.” </w:t>
-      </w:r>
-      <w:r>
-        <w:rPr>
-          <w:lang w:val="en-US"/>
-        </w:rPr>
-        <w:t xml:space="preserve">Regarding the position of agents of consumers intermediating search, interviewee 14 observed, “the world of search is now changing. And fortunately it’s not going as fast as everyone thought it would change.” </w:t>
-      </w:r>
-      <w:r>
-        <w:t>For marketing managers, this shift translates directly into a new operational concern</w:t>
-      </w:r>
-      <w:commentRangeStart w:id="352"/>
-      <w:commentRangeStart w:id="353"/>
-      <w:commentRangeStart w:id="354"/>
-      <w:r>
-        <w:t>:</w:t>
-      </w:r>
-      <w:commentRangeEnd w:id="352"/>
+        <w:commentReference w:id="138"/>
+      </w:r>
+      <w:commentRangeEnd w:id="139"/>
       <w:r>
         <w:rPr>
           <w:rStyle w:val="CommentReference"/>
           <w:sz w:val="22"/>
           <w:szCs w:val="22"/>
         </w:rPr>
-        <w:commentReference w:id="352"/>
-      </w:r>
-      <w:commentRangeEnd w:id="353"/>
+        <w:commentReference w:id="139"/>
+      </w:r>
+      <w:commentRangeEnd w:id="140"/>
       <w:r>
         <w:rPr>
           <w:rStyle w:val="CommentReference"/>
           <w:sz w:val="22"/>
           <w:szCs w:val="22"/>
         </w:rPr>
-        <w:commentReference w:id="353"/>
-      </w:r>
-      <w:commentRangeEnd w:id="354"/>
+        <w:commentReference w:id="140"/>
+      </w:r>
+      <w:r>
+        <w:t xml:space="preserve"> the need to be visible within AI </w:t>
+      </w:r>
+      <w:r>
+        <w:lastRenderedPageBreak/>
+        <w:t>systems rather than only within traditional search engines. Interviewee 3 described this as an active focus area for her team this year, observing that organic search and paid search are “becoming less and less relevant” as AI-powered queries grow.</w:t>
+      </w:r>
+    </w:p>
+    <w:p>
+      <w:r>
+        <w:rPr>
+          <w:lang w:val="en-US"/>
+        </w:rPr>
+        <w:t>Looking further ahead, some interviewees described a shift that is not yet operational at scale, but is already shaping how they think and invest. Interviewee 15, a CMO at an e-commerce company, expects consumers to let their AI agents make purchasing decisions. She notes:</w:t>
+      </w:r>
+    </w:p>
+    <w:p>
+      <w:pPr>
+        <w:pStyle w:val="Quote"/>
+      </w:pPr>
+      <w:r>
+        <w:t>I think people are going to use this much more to come to decisions and make purchases to some extent. So people will, maybe not yet, but later they’ll just give their credit card details to an LLM and it’s going to buy things for them on request. Or maybe even on a schedule.</w:t>
+      </w:r>
+    </w:p>
+    <w:p>
+      <w:pPr>
+        <w:ind w:firstLine="0"/>
+      </w:pPr>
+      <w:r>
+        <w:rPr>
+          <w:lang w:val="en-US"/>
+        </w:rPr>
+        <w:t>This belief was the impetus for the decision to create a model context protocol server</w:t>
+      </w:r>
+      <w:commentRangeStart w:id="141"/>
+      <w:r>
+        <w:rPr>
+          <w:lang w:val="en-US"/>
+        </w:rPr>
+        <w:t xml:space="preserve"> </w:t>
+      </w:r>
+      <w:commentRangeEnd w:id="141"/>
       <w:r>
         <w:rPr>
           <w:rStyle w:val="CommentReference"/>
           <w:sz w:val="22"/>
           <w:szCs w:val="22"/>
-        </w:rPr>
-        <w:commentReference w:id="354"/>
-      </w:r>
-      <w:r>
-        <w:t xml:space="preserve"> the need to be visible within AI </w:t>
-      </w:r>
-      <w:r>
-        <w:lastRenderedPageBreak/>
-        <w:t>systems rather than only within traditional search engines. Interviewee 3 described this as an active focus area for her team this year, observing that organic search and paid search are “becoming less and less relevant” as AI-powered queries grow.</w:t>
-      </w:r>
-    </w:p>
-    <w:p>
-      <w:r>
-        <w:rPr>
-          <w:lang w:val="en-US"/>
-        </w:rPr>
-        <w:t>Looking further ahead, some interviewees described a shift that is not yet operational at scale, but is already shaping how they think and invest. Interviewee 15, a CMO at an e-commerce company, expects consumers to let their AI agents make purchasing decisions. She notes:</w:t>
+          <w:lang w:val="en-US"/>
+        </w:rPr>
+        <w:commentReference w:id="141"/>
+      </w:r>
+      <w:r>
+        <w:rPr>
+          <w:lang w:val="en-US"/>
+        </w:rPr>
+        <w:t>for agents to use to purchase their products. Likewise, interviewee 14 noted a future where “agents in the background are talking to each other”; he continues to note a wide variety of tasks that these agents might perform, like purchasing licenses and responding to emails.</w:t>
       </w:r>
     </w:p>
     <w:p>
@@ -16520,27 +15291,32 @@
         <w:pStyle w:val="Quote"/>
       </w:pPr>
       <w:r>
-        <w:t>I think people are going to use this much more to come to decisions and make purchases to some extent. So people will, maybe not yet, but later they’ll just give their credit card details to an LLM and it’s going to buy things for them on request. Or maybe even on a schedule.</w:t>
+        <w:t>There’s no longer doing business with a human. But there’s a bot, a project, an artifact, whatever we’re going to call it, that goes to the platform. The platform therefore probably also needs to look different. And it’s going to search for information, select a product, make comparisons. So that for me is the further form of agentic AI.</w:t>
       </w:r>
     </w:p>
     <w:p>
       <w:pPr>
         <w:ind w:firstLine="0"/>
-      </w:pPr>
-      <w:r>
-        <w:rPr>
-          <w:lang w:val="en-US"/>
-        </w:rPr>
-        <w:t>This belief was the impetus for the decision to create a model context protocol server</w:t>
-      </w:r>
-      <w:commentRangeStart w:id="355"/>
-      <w:r>
-        <w:rPr>
-          <w:lang w:val="en-US"/>
-        </w:rPr>
-        <w:t xml:space="preserve"> </w:t>
-      </w:r>
-      <w:commentRangeEnd w:id="355"/>
+        <w:rPr>
+          <w:lang w:val="en-US"/>
+        </w:rPr>
+      </w:pPr>
+      <w:r>
+        <w:rPr>
+          <w:lang w:val="en-US"/>
+        </w:rPr>
+        <w:t>This scenario is mostly anticipated rather than experienced. However, it already leads organizations to make anticipatory investments</w:t>
+      </w:r>
+      <w:commentRangeStart w:id="142"/>
+      <w:r>
+        <w:rPr>
+          <w:lang w:val="en-US"/>
+        </w:rPr>
+        <w:t>.</w:t>
+      </w:r>
+      <w:bookmarkStart w:id="143" w:name="_hvgdgrm8c1y2"/>
+      <w:bookmarkEnd w:id="143"/>
+      <w:commentRangeEnd w:id="142"/>
       <w:r>
         <w:rPr>
           <w:rStyle w:val="CommentReference"/>
@@ -16548,109 +15324,72 @@
           <w:szCs w:val="22"/>
           <w:lang w:val="en-US"/>
         </w:rPr>
-        <w:commentReference w:id="355"/>
-      </w:r>
-      <w:r>
-        <w:rPr>
-          <w:lang w:val="en-US"/>
-        </w:rPr>
-        <w:t>for agents to use to purchase their products. Likewise, interviewee 14 noted a future where “agents in the background are talking to each other”; he continues to note a wide variety of tasks that these agents might perform, like purchasing licenses and responding to emails.</w:t>
-      </w:r>
-    </w:p>
-    <w:p>
-      <w:pPr>
-        <w:pStyle w:val="Quote"/>
-      </w:pPr>
-      <w:r>
-        <w:t>There’s no longer doing business with a human. But there’s a bot, a project, an artifact, whatever we’re going to call it, that goes to the platform. The platform therefore probably also needs to look different. And it’s going to search for information, select a product, make comparisons. So that for me is the further form of agentic AI.</w:t>
-      </w:r>
-    </w:p>
-    <w:p>
-      <w:pPr>
-        <w:ind w:firstLine="0"/>
-        <w:rPr>
-          <w:lang w:val="en-US"/>
-        </w:rPr>
-      </w:pPr>
-      <w:r>
-        <w:rPr>
-          <w:lang w:val="en-US"/>
-        </w:rPr>
-        <w:t>This scenario is mostly anticipated rather than experienced. However, it already leads organizations to make anticipatory investments</w:t>
-      </w:r>
-      <w:commentRangeStart w:id="356"/>
-      <w:r>
-        <w:rPr>
-          <w:lang w:val="en-US"/>
-        </w:rPr>
-        <w:t>.</w:t>
-      </w:r>
-      <w:bookmarkStart w:id="357" w:name="_hvgdgrm8c1y2"/>
-      <w:bookmarkEnd w:id="357"/>
-      <w:commentRangeEnd w:id="356"/>
+        <w:commentReference w:id="142"/>
+      </w:r>
+    </w:p>
+    <w:p>
+      <w:pPr>
+        <w:pStyle w:val="Heading2"/>
+        <w:rPr>
+          <w:color w:val="000000"/>
+        </w:rPr>
+      </w:pPr>
+      <w:bookmarkStart w:id="144" w:name="_Toc232351378"/>
+      <w:commentRangeStart w:id="145"/>
+      <w:r>
+        <w:t>4.2</w:t>
+      </w:r>
+      <w:r>
+        <w:tab/>
+      </w:r>
+      <w:commentRangeEnd w:id="145"/>
       <w:r>
         <w:rPr>
           <w:rStyle w:val="CommentReference"/>
           <w:sz w:val="22"/>
           <w:szCs w:val="22"/>
-          <w:lang w:val="en-US"/>
-        </w:rPr>
-        <w:commentReference w:id="356"/>
-      </w:r>
-    </w:p>
-    <w:p>
-      <w:pPr>
-        <w:pStyle w:val="Heading2"/>
-        <w:rPr>
-          <w:color w:val="000000"/>
-        </w:rPr>
-      </w:pPr>
-      <w:bookmarkStart w:id="358" w:name="_Toc232351378"/>
-      <w:commentRangeStart w:id="359"/>
-      <w:r>
-        <w:t>4.2</w:t>
-      </w:r>
-      <w:r>
-        <w:tab/>
-      </w:r>
-      <w:commentRangeEnd w:id="359"/>
+        </w:rPr>
+        <w:commentReference w:id="145"/>
+      </w:r>
+      <w:r>
+        <w:t>Navigating the organizational context</w:t>
+      </w:r>
+      <w:bookmarkEnd w:id="144"/>
+    </w:p>
+    <w:p>
+      <w:pPr>
+        <w:rPr>
+          <w:lang w:val="en-US"/>
+        </w:rPr>
+      </w:pPr>
+      <w:commentRangeStart w:id="146"/>
+      <w:commentRangeStart w:id="147"/>
+      <w:commentRangeStart w:id="148"/>
+      <w:commentRangeStart w:id="149"/>
+      <w:r>
+        <w:rPr>
+          <w:lang w:val="en-US"/>
+        </w:rPr>
+        <w:t xml:space="preserve">Navigating the organizational context describes how managers steer or move around conditions within the organization. The organizational context can be divided into three key scopes: (1) The marketing department, which the manager can steer to create alignment with AI </w:t>
+      </w:r>
+      <w:r>
+        <w:rPr>
+          <w:lang w:val="en-US"/>
+        </w:rPr>
+        <w:lastRenderedPageBreak/>
+        <w:t>initiatives; (2) Technical resources, which can be leveraged to implement AI initiatives. (3) The compliance framework: this bounds the potential for AI initiatives, and marketing managers do little to influence this framework.</w:t>
+      </w:r>
+      <w:commentRangeEnd w:id="149"/>
       <w:r>
         <w:rPr>
           <w:rStyle w:val="CommentReference"/>
           <w:sz w:val="22"/>
           <w:szCs w:val="22"/>
-        </w:rPr>
-        <w:commentReference w:id="359"/>
-      </w:r>
-      <w:r>
-        <w:t>Navigating the organizational context</w:t>
-      </w:r>
-      <w:bookmarkEnd w:id="358"/>
-    </w:p>
-    <w:p>
-      <w:pPr>
-        <w:rPr>
-          <w:lang w:val="en-US"/>
-        </w:rPr>
-      </w:pPr>
-      <w:commentRangeStart w:id="360"/>
-      <w:commentRangeStart w:id="361"/>
-      <w:commentRangeStart w:id="362"/>
-      <w:commentRangeStart w:id="363"/>
-      <w:r>
-        <w:rPr>
-          <w:lang w:val="en-US"/>
-        </w:rPr>
-        <w:t xml:space="preserve">Navigating the organizational context describes how managers steer or move around conditions within the organization. The organizational context can be divided into three key scopes: (1) The marketing department, which the manager can steer to create alignment with AI </w:t>
-      </w:r>
-      <w:r>
-        <w:rPr>
-          <w:lang w:val="en-US"/>
-        </w:rPr>
-        <w:lastRenderedPageBreak/>
-        <w:t>initiatives; (2) Technical resources, which can be leveraged to implement AI initiatives. (3) The compliance framework: this bounds the potential for AI initiatives, and marketing managers do little to influence this framework.</w:t>
-      </w:r>
-      <w:commentRangeEnd w:id="363"/>
+          <w:lang w:val="en-US"/>
+        </w:rPr>
+        <w:commentReference w:id="149"/>
+      </w:r>
+      <w:commentRangeEnd w:id="148"/>
       <w:r>
         <w:rPr>
           <w:rStyle w:val="CommentReference"/>
@@ -16658,9 +15397,9 @@
           <w:szCs w:val="22"/>
           <w:lang w:val="en-US"/>
         </w:rPr>
-        <w:commentReference w:id="363"/>
-      </w:r>
-      <w:commentRangeEnd w:id="362"/>
+        <w:commentReference w:id="148"/>
+      </w:r>
+      <w:commentRangeEnd w:id="146"/>
       <w:r>
         <w:rPr>
           <w:rStyle w:val="CommentReference"/>
@@ -16668,9 +15407,9 @@
           <w:szCs w:val="22"/>
           <w:lang w:val="en-US"/>
         </w:rPr>
-        <w:commentReference w:id="362"/>
-      </w:r>
-      <w:commentRangeEnd w:id="360"/>
+        <w:commentReference w:id="146"/>
+      </w:r>
+      <w:commentRangeEnd w:id="147"/>
       <w:r>
         <w:rPr>
           <w:rStyle w:val="CommentReference"/>
@@ -16678,17 +15417,7 @@
           <w:szCs w:val="22"/>
           <w:lang w:val="en-US"/>
         </w:rPr>
-        <w:commentReference w:id="360"/>
-      </w:r>
-      <w:commentRangeEnd w:id="361"/>
-      <w:r>
-        <w:rPr>
-          <w:rStyle w:val="CommentReference"/>
-          <w:sz w:val="22"/>
-          <w:szCs w:val="22"/>
-          <w:lang w:val="en-US"/>
-        </w:rPr>
-        <w:commentReference w:id="361"/>
+        <w:commentReference w:id="147"/>
       </w:r>
     </w:p>
     <w:p>
@@ -16744,18 +15473,18 @@
       <w:r>
         <w:t xml:space="preserve">Steering the marketing department involves the managerial activities that help the marketing department prepare for change and guide it through the accompanying process. Managerial behaviors that comprise the steering of the marketing department include: </w:t>
       </w:r>
-      <w:commentRangeStart w:id="365"/>
+      <w:commentRangeStart w:id="151"/>
       <w:r>
         <w:t xml:space="preserve">bringing people along, stimulating experimentation, and setting direction. </w:t>
       </w:r>
-      <w:commentRangeEnd w:id="365"/>
+      <w:commentRangeEnd w:id="151"/>
       <w:r>
         <w:rPr>
           <w:rStyle w:val="CommentReference"/>
           <w:sz w:val="22"/>
           <w:szCs w:val="22"/>
         </w:rPr>
-        <w:commentReference w:id="365"/>
+        <w:commentReference w:id="151"/>
       </w:r>
     </w:p>
     <w:p>
@@ -16770,7 +15499,7 @@
         </w:rPr>
         <w:t xml:space="preserve">The most prevalent of these steering activities is </w:t>
       </w:r>
-      <w:bookmarkStart w:id="366" w:name="OLE_LINK21"/>
+      <w:bookmarkStart w:id="152" w:name="OLE_LINK21"/>
       <w:r>
         <w:rPr>
           <w:i/>
@@ -16779,7 +15508,7 @@
         </w:rPr>
         <w:t>bringing people along</w:t>
       </w:r>
-      <w:bookmarkEnd w:id="366"/>
+      <w:bookmarkEnd w:id="152"/>
       <w:r>
         <w:rPr>
           <w:lang w:val="en-US"/>
@@ -17026,37 +15755,37 @@
       <w:r>
         <w:tab/>
       </w:r>
-      <w:commentRangeStart w:id="367"/>
-      <w:commentRangeStart w:id="368"/>
+      <w:commentRangeStart w:id="153"/>
+      <w:commentRangeStart w:id="154"/>
       <w:r>
         <w:t>Leveraging technical resources</w:t>
       </w:r>
-      <w:commentRangeEnd w:id="367"/>
+      <w:commentRangeEnd w:id="153"/>
       <w:r>
         <w:rPr>
           <w:rStyle w:val="CommentReference"/>
           <w:sz w:val="22"/>
           <w:szCs w:val="22"/>
         </w:rPr>
-        <w:commentReference w:id="367"/>
-      </w:r>
-      <w:commentRangeEnd w:id="368"/>
+        <w:commentReference w:id="153"/>
+      </w:r>
+      <w:commentRangeEnd w:id="154"/>
       <w:r>
         <w:rPr>
           <w:rStyle w:val="CommentReference"/>
           <w:sz w:val="22"/>
           <w:szCs w:val="22"/>
         </w:rPr>
-        <w:commentReference w:id="368"/>
-      </w:r>
-    </w:p>
-    <w:p>
-      <w:pPr>
-        <w:rPr>
-          <w:lang w:val="en-US"/>
-        </w:rPr>
-      </w:pPr>
-      <w:commentRangeStart w:id="370"/>
+        <w:commentReference w:id="154"/>
+      </w:r>
+    </w:p>
+    <w:p>
+      <w:pPr>
+        <w:rPr>
+          <w:lang w:val="en-US"/>
+        </w:rPr>
+      </w:pPr>
+      <w:commentRangeStart w:id="156"/>
       <w:r>
         <w:t xml:space="preserve">The second scope of internal conditions concerns the technical resources on which successful implementation and use of agentic AI depends. </w:t>
       </w:r>
@@ -17070,7 +15799,7 @@
       <w:r>
         <w:t xml:space="preserve"> concerns managerial behaviors that use technical resources such as data, tooling, data infrastructure, and technical talent to implement agentic AI systems or improve their functionality. The use of these resources is typically described implicitly in conversations. However, when resources were not available to be leveraged, they were typically described as barriers to agentic AI initiatives. While some of these resources might reside in the marketing department, many do not; that distinction shapes how much the manager can do about them. Interviewee 6 captured the resulting relationship: the chief marketing officer (CMO) should be “the CTO’s best friend,” because the chief technology officer’s (CTO) cooperation is necessary to execute her vision. </w:t>
       </w:r>
-      <w:commentRangeEnd w:id="370"/>
+      <w:commentRangeEnd w:id="156"/>
       <w:r>
         <w:rPr>
           <w:rStyle w:val="CommentReference"/>
@@ -17078,7 +15807,7 @@
           <w:szCs w:val="22"/>
           <w:lang w:val="en-US"/>
         </w:rPr>
-        <w:commentReference w:id="370"/>
+        <w:commentReference w:id="156"/>
       </w:r>
     </w:p>
     <w:p>
@@ -17088,8 +15817,8 @@
         </w:rPr>
         <w:t xml:space="preserve">When resource conditions are available, managers can respond by leveraging them to pursue initiatives with agentic AI. </w:t>
       </w:r>
-      <w:bookmarkStart w:id="371" w:name="_qy9fnmmddxdy"/>
-      <w:bookmarkEnd w:id="371"/>
+      <w:bookmarkStart w:id="157" w:name="_qy9fnmmddxdy"/>
+      <w:bookmarkEnd w:id="157"/>
       <w:r>
         <w:rPr>
           <w:lang w:val="en-US"/>
@@ -17118,7 +15847,7 @@
         </w:rPr>
         <w:t xml:space="preserve">Leveraging data and </w:t>
       </w:r>
-      <w:commentRangeStart w:id="372"/>
+      <w:commentRangeStart w:id="158"/>
       <w:r>
         <w:rPr>
           <w:i/>
@@ -17127,7 +15856,7 @@
         </w:rPr>
         <w:t>technical</w:t>
       </w:r>
-      <w:commentRangeEnd w:id="372"/>
+      <w:commentRangeEnd w:id="158"/>
       <w:r>
         <w:rPr>
           <w:rStyle w:val="CommentReference"/>
@@ -17137,7 +15866,7 @@
           <w:szCs w:val="22"/>
           <w:lang w:val="en-US"/>
         </w:rPr>
-        <w:commentReference w:id="372"/>
+        <w:commentReference w:id="158"/>
       </w:r>
       <w:r>
         <w:rPr>
@@ -17200,7 +15929,7 @@
       </w:r>
     </w:p>
     <w:p>
-      <w:bookmarkStart w:id="373" w:name="OLE_LINK1"/>
+      <w:bookmarkStart w:id="159" w:name="OLE_LINK1"/>
       <w:r>
         <w:t>Notably, the need for talent goes beyond pure engineering. Experts describe a need for a key analytical capability: the ability to analyze the process and systems in play that might be automated with agentic AI.</w:t>
       </w:r>
@@ -17270,8 +15999,8 @@
           <w:iCs/>
         </w:rPr>
       </w:pPr>
-      <w:bookmarkStart w:id="374" w:name="OLE_LINK9"/>
-      <w:bookmarkEnd w:id="373"/>
+      <w:bookmarkStart w:id="160" w:name="OLE_LINK9"/>
+      <w:bookmarkEnd w:id="159"/>
       <w:r>
         <w:t>When technical talent is lacking, the most common response is to source it externally. Interviewee 6 was blunt about the alternative, “using experts externally, because if we would’ve waited for people internally … it would’ve been a major blocker,” the internal route meaning “I’m going to wait two years before I get space on the backlog.” Interviewee 13 described the same move, in which internal teams were overwhelmed: “we are now really building a big clean room with another company because the internal IT team is completely overwhelmed.” Yet the interviewees were clear that the bypass carries a cost. Interviewee 13 warned that while “agencies give you a kickstart,” the real danger is that “too many companies make themselves dependent on external workforce,” leaving “no one internally who understands how this is working”; the knowledge ends up held by freelancers rather than the organization. Routing around the bottleneck buys speed now at the risk of dependence and stalled capability later.</w:t>
       </w:r>
@@ -17286,19 +16015,19 @@
       <w:r>
         <w:tab/>
       </w:r>
-      <w:commentRangeStart w:id="375"/>
+      <w:commentRangeStart w:id="161"/>
       <w:r>
         <w:t xml:space="preserve">Dealing with </w:t>
       </w:r>
-      <w:bookmarkEnd w:id="374"/>
-      <w:commentRangeEnd w:id="375"/>
+      <w:bookmarkEnd w:id="160"/>
+      <w:commentRangeEnd w:id="161"/>
       <w:r>
         <w:rPr>
           <w:rStyle w:val="CommentReference"/>
           <w:sz w:val="22"/>
           <w:szCs w:val="22"/>
         </w:rPr>
-        <w:commentReference w:id="375"/>
+        <w:commentReference w:id="161"/>
       </w:r>
       <w:r>
         <w:t>compliance</w:t>
@@ -17311,15 +16040,15 @@
         </w:rPr>
         <w:t>A final steering behavior managers engage in is dealing with compliance. This concerns accepting or circumventing the internal compliance policies typically set by the legal and IT departments.</w:t>
       </w:r>
-      <w:commentRangeStart w:id="376"/>
-      <w:commentRangeStart w:id="377"/>
+      <w:commentRangeStart w:id="162"/>
+      <w:commentRangeStart w:id="163"/>
       <w:r>
         <w:rPr>
           <w:lang w:val="en-US"/>
         </w:rPr>
         <w:t xml:space="preserve"> </w:t>
       </w:r>
-      <w:commentRangeStart w:id="378"/>
+      <w:commentRangeStart w:id="164"/>
       <w:r>
         <w:rPr>
           <w:lang w:val="en-US"/>
@@ -17351,7 +16080,7 @@
         </w:rPr>
         <w:t xml:space="preserve">policies were observed. However, they do note it as a significant barrier that they have to deal with. </w:t>
       </w:r>
-      <w:commentRangeEnd w:id="378"/>
+      <w:commentRangeEnd w:id="164"/>
       <w:r>
         <w:rPr>
           <w:rStyle w:val="CommentReference"/>
@@ -17359,7 +16088,7 @@
           <w:szCs w:val="22"/>
           <w:lang w:val="en-US"/>
         </w:rPr>
-        <w:commentReference w:id="378"/>
+        <w:commentReference w:id="164"/>
       </w:r>
       <w:r>
         <w:rPr>
@@ -17367,23 +16096,23 @@
         </w:rPr>
         <w:t>Interviewee 13 observed a pattern in large enterprises:</w:t>
       </w:r>
-      <w:commentRangeEnd w:id="376"/>
+      <w:commentRangeEnd w:id="162"/>
       <w:r>
         <w:rPr>
           <w:rStyle w:val="CommentReference"/>
           <w:sz w:val="22"/>
           <w:szCs w:val="22"/>
         </w:rPr>
-        <w:commentReference w:id="376"/>
-      </w:r>
-      <w:commentRangeEnd w:id="377"/>
+        <w:commentReference w:id="162"/>
+      </w:r>
+      <w:commentRangeEnd w:id="163"/>
       <w:r>
         <w:rPr>
           <w:rStyle w:val="CommentReference"/>
           <w:sz w:val="22"/>
           <w:szCs w:val="22"/>
         </w:rPr>
-        <w:commentReference w:id="377"/>
+        <w:commentReference w:id="163"/>
       </w:r>
     </w:p>
     <w:p>
@@ -17406,7 +16135,7 @@
       </w:r>
     </w:p>
     <w:p>
-      <w:commentRangeStart w:id="379"/>
+      <w:commentRangeStart w:id="165"/>
       <w:r>
         <w:t xml:space="preserve">Marketing teams sometimes </w:t>
       </w:r>
@@ -17449,15 +16178,15 @@
       <w:pPr>
         <w:pStyle w:val="Heading2"/>
       </w:pPr>
-      <w:bookmarkStart w:id="380" w:name="_Toc232351379"/>
-      <w:commentRangeEnd w:id="379"/>
+      <w:bookmarkStart w:id="166" w:name="_Toc232351379"/>
+      <w:commentRangeEnd w:id="165"/>
       <w:r>
         <w:rPr>
           <w:rStyle w:val="CommentReference"/>
           <w:sz w:val="22"/>
           <w:szCs w:val="22"/>
         </w:rPr>
-        <w:commentReference w:id="379"/>
+        <w:commentReference w:id="165"/>
       </w:r>
       <w:r>
         <w:t>4.3</w:t>
@@ -17466,7 +16195,7 @@
         <w:tab/>
         <w:t>Applying agentic AI</w:t>
       </w:r>
-      <w:bookmarkEnd w:id="380"/>
+      <w:bookmarkEnd w:id="166"/>
     </w:p>
     <w:p>
       <w:pPr>
@@ -17633,7 +16362,7 @@
       <w:r>
         <w:t>Regarding content creation, i</w:t>
       </w:r>
-      <w:commentRangeStart w:id="381"/>
+      <w:commentRangeStart w:id="167"/>
       <w:r>
         <w:t xml:space="preserve">nterviewee 11 notes the ease with which you can scale output when using AI given the right circumstances “about a thousand web pages fully automated” for one client and judged it a success, “in that use case, it worked. Because it was very standardized.” Confronted with creative, brand-led work, the same operator using the same </w:t>
       </w:r>
@@ -17641,14 +16370,14 @@
         <w:lastRenderedPageBreak/>
         <w:t xml:space="preserve">tools reached the opposite verdict: “once you have to have more creativity in the output and also if it needs to be on brand […] AI still falls very, very short.” </w:t>
       </w:r>
-      <w:commentRangeEnd w:id="381"/>
+      <w:commentRangeEnd w:id="167"/>
       <w:r>
         <w:rPr>
           <w:rStyle w:val="CommentReference"/>
           <w:sz w:val="22"/>
           <w:szCs w:val="22"/>
         </w:rPr>
-        <w:commentReference w:id="381"/>
+        <w:commentReference w:id="167"/>
       </w:r>
     </w:p>
     <w:p>
@@ -17777,14 +16506,14 @@
         <w:lastRenderedPageBreak/>
         <w:t xml:space="preserve">work is a stack of workflows, then most processes can be split into six or eight steps, and in some of those steps AI is </w:t>
       </w:r>
-      <w:commentRangeStart w:id="382"/>
+      <w:commentRangeStart w:id="168"/>
       <w:r>
         <w:rPr>
           <w:lang w:val="en-US"/>
         </w:rPr>
         <w:t>used</w:t>
       </w:r>
-      <w:commentRangeEnd w:id="382"/>
+      <w:commentRangeEnd w:id="168"/>
       <w:r>
         <w:rPr>
           <w:rStyle w:val="CommentReference"/>
@@ -17792,7 +16521,7 @@
           <w:szCs w:val="22"/>
           <w:lang w:val="en-US"/>
         </w:rPr>
-        <w:commentReference w:id="382"/>
+        <w:commentReference w:id="168"/>
       </w:r>
       <w:r>
         <w:rPr>
@@ -17802,21 +16531,21 @@
       </w:r>
     </w:p>
     <w:p>
-      <w:commentRangeStart w:id="383"/>
+      <w:commentRangeStart w:id="169"/>
       <w:r>
         <w:rPr>
           <w:lang w:val="en-US"/>
         </w:rPr>
         <w:t xml:space="preserve"> Likewise, interviewee 13 </w:t>
       </w:r>
-      <w:commentRangeStart w:id="384"/>
+      <w:commentRangeStart w:id="170"/>
       <w:r>
         <w:rPr>
           <w:lang w:val="en-US"/>
         </w:rPr>
         <w:t>described</w:t>
       </w:r>
-      <w:commentRangeEnd w:id="384"/>
+      <w:commentRangeEnd w:id="170"/>
       <w:r>
         <w:rPr>
           <w:rStyle w:val="CommentReference"/>
@@ -17824,7 +16553,7 @@
           <w:szCs w:val="22"/>
           <w:lang w:val="en-US"/>
         </w:rPr>
-        <w:commentReference w:id="384"/>
+        <w:commentReference w:id="170"/>
       </w:r>
       <w:r>
         <w:rPr>
@@ -17832,14 +16561,14 @@
         </w:rPr>
         <w:t xml:space="preserve"> how they automate processes using generic tools with agentic capabilities: “We used Make and n8n for, like, automating all the workflows. … You say, ‘I get this data from this tool. If this happens, do this.’ … And this substituted at least for two or three people.”</w:t>
       </w:r>
-      <w:commentRangeEnd w:id="383"/>
+      <w:commentRangeEnd w:id="169"/>
       <w:r>
         <w:rPr>
           <w:rStyle w:val="CommentReference"/>
           <w:sz w:val="22"/>
           <w:szCs w:val="22"/>
         </w:rPr>
-        <w:commentReference w:id="383"/>
+        <w:commentReference w:id="169"/>
       </w:r>
     </w:p>
     <w:p>
@@ -17899,7 +16628,7 @@
       </w:r>
     </w:p>
     <w:p>
-      <w:bookmarkStart w:id="385" w:name="OLE_LINK3"/>
+      <w:bookmarkStart w:id="171" w:name="OLE_LINK3"/>
       <w:r>
         <w:rPr>
           <w:lang w:val="en-US"/>
@@ -17922,7 +16651,7 @@
         <w:t>.”</w:t>
       </w:r>
     </w:p>
-    <w:bookmarkEnd w:id="385"/>
+    <w:bookmarkEnd w:id="171"/>
     <w:p>
       <w:r>
         <w:t xml:space="preserve">Interviewee 15 took a different approach; instead of offering the agent to a customer, she now offers support for her customers’ agents. She notes that this approach is still in the exploratory phase, </w:t>
@@ -17952,7 +16681,7 @@
       <w:pPr>
         <w:pStyle w:val="Heading2"/>
       </w:pPr>
-      <w:bookmarkStart w:id="386" w:name="_Toc232351380"/>
+      <w:bookmarkStart w:id="172" w:name="_Toc232351380"/>
       <w:r>
         <w:t>4.4</w:t>
       </w:r>
@@ -17960,33 +16689,33 @@
         <w:tab/>
         <w:t>Obtaining value o</w:t>
       </w:r>
-      <w:commentRangeStart w:id="387"/>
-      <w:commentRangeStart w:id="388"/>
+      <w:commentRangeStart w:id="173"/>
+      <w:commentRangeStart w:id="174"/>
       <w:r>
         <w:t>utcomes</w:t>
       </w:r>
-      <w:bookmarkEnd w:id="386"/>
-      <w:commentRangeEnd w:id="387"/>
+      <w:bookmarkEnd w:id="172"/>
+      <w:commentRangeEnd w:id="173"/>
       <w:r>
         <w:rPr>
           <w:rStyle w:val="CommentReference"/>
           <w:sz w:val="22"/>
           <w:szCs w:val="22"/>
         </w:rPr>
-        <w:commentReference w:id="387"/>
-      </w:r>
-      <w:commentRangeEnd w:id="388"/>
+        <w:commentReference w:id="173"/>
+      </w:r>
+      <w:commentRangeEnd w:id="174"/>
       <w:r>
         <w:rPr>
           <w:rStyle w:val="CommentReference"/>
           <w:sz w:val="22"/>
           <w:szCs w:val="22"/>
         </w:rPr>
-        <w:commentReference w:id="388"/>
-      </w:r>
-    </w:p>
-    <w:p>
-      <w:commentRangeStart w:id="389"/>
+        <w:commentReference w:id="174"/>
+      </w:r>
+    </w:p>
+    <w:p>
+      <w:commentRangeStart w:id="175"/>
       <w:r>
         <w:t xml:space="preserve">Applying agentic AI creates outcomes for the organization. These are analyzed from a value perspective. Woodside et al. (2008) note that value has a benefits and costs component.  </w:t>
       </w:r>
@@ -18020,14 +16749,14 @@
       <w:r>
         <w:t xml:space="preserve"> are defined as the potential aspects of an outcome that would be negative to the organization but where the likelihood of the outcome is unlikely or highly unknown. </w:t>
       </w:r>
-      <w:commentRangeEnd w:id="389"/>
+      <w:commentRangeEnd w:id="175"/>
       <w:r>
         <w:rPr>
           <w:rStyle w:val="CommentReference"/>
           <w:sz w:val="22"/>
           <w:szCs w:val="22"/>
         </w:rPr>
-        <w:commentReference w:id="389"/>
+        <w:commentReference w:id="175"/>
       </w:r>
     </w:p>
     <w:p>
@@ -18040,28 +16769,28 @@
       <w:r>
         <w:tab/>
       </w:r>
-      <w:commentRangeStart w:id="390"/>
-      <w:commentRangeStart w:id="391"/>
+      <w:commentRangeStart w:id="176"/>
+      <w:commentRangeStart w:id="177"/>
       <w:r>
         <w:t>Benefits</w:t>
       </w:r>
-      <w:commentRangeEnd w:id="390"/>
+      <w:commentRangeEnd w:id="176"/>
       <w:r>
         <w:rPr>
           <w:rStyle w:val="CommentReference"/>
           <w:sz w:val="22"/>
           <w:szCs w:val="22"/>
         </w:rPr>
-        <w:commentReference w:id="390"/>
-      </w:r>
-      <w:commentRangeEnd w:id="391"/>
+        <w:commentReference w:id="176"/>
+      </w:r>
+      <w:commentRangeEnd w:id="177"/>
       <w:r>
         <w:rPr>
           <w:rStyle w:val="CommentReference"/>
           <w:sz w:val="22"/>
           <w:szCs w:val="22"/>
         </w:rPr>
-        <w:commentReference w:id="391"/>
+        <w:commentReference w:id="177"/>
       </w:r>
     </w:p>
     <w:p>
@@ -18083,14 +16812,14 @@
         </w:rPr>
         <w:t xml:space="preserve">scalability, </w:t>
       </w:r>
-      <w:bookmarkStart w:id="392" w:name="OLE_LINK5"/>
+      <w:bookmarkStart w:id="178" w:name="OLE_LINK5"/>
       <w:r>
         <w:rPr>
           <w:lang w:val="en-US"/>
         </w:rPr>
         <w:t>extension of personal skillsets</w:t>
       </w:r>
-      <w:bookmarkEnd w:id="392"/>
+      <w:bookmarkEnd w:id="178"/>
       <w:r>
         <w:rPr>
           <w:lang w:val="en-US"/>
@@ -18099,7 +16828,7 @@
       </w:r>
     </w:p>
     <w:p>
-      <w:commentRangeStart w:id="393"/>
+      <w:commentRangeStart w:id="179"/>
       <w:r>
         <w:rPr>
           <w:i/>
@@ -18108,7 +16837,7 @@
         </w:rPr>
         <w:t>Efficiency</w:t>
       </w:r>
-      <w:commentRangeEnd w:id="393"/>
+      <w:commentRangeEnd w:id="179"/>
       <w:r>
         <w:rPr>
           <w:rStyle w:val="CommentReference"/>
@@ -18118,7 +16847,7 @@
           <w:szCs w:val="22"/>
           <w:lang w:val="en-US"/>
         </w:rPr>
-        <w:commentReference w:id="393"/>
+        <w:commentReference w:id="179"/>
       </w:r>
       <w:r>
         <w:rPr>
@@ -18163,7 +16892,7 @@
       </w:r>
     </w:p>
     <w:p>
-      <w:commentRangeStart w:id="394"/>
+      <w:commentRangeStart w:id="180"/>
       <w:r>
         <w:rPr>
           <w:i/>
@@ -18172,7 +16901,7 @@
         </w:rPr>
         <w:t>Scal</w:t>
       </w:r>
-      <w:commentRangeEnd w:id="394"/>
+      <w:commentRangeEnd w:id="180"/>
       <w:r>
         <w:rPr>
           <w:rStyle w:val="CommentReference"/>
@@ -18182,7 +16911,7 @@
           <w:szCs w:val="22"/>
           <w:lang w:val="en-US"/>
         </w:rPr>
-        <w:commentReference w:id="394"/>
+        <w:commentReference w:id="180"/>
       </w:r>
       <w:r>
         <w:rPr>
@@ -18255,18 +16984,18 @@
       <w:r>
         <w:tab/>
       </w:r>
-      <w:commentRangeStart w:id="395"/>
+      <w:commentRangeStart w:id="181"/>
       <w:r>
         <w:t>Sacrifices</w:t>
       </w:r>
-      <w:commentRangeEnd w:id="395"/>
+      <w:commentRangeEnd w:id="181"/>
       <w:r>
         <w:rPr>
           <w:rStyle w:val="CommentReference"/>
           <w:sz w:val="22"/>
           <w:szCs w:val="22"/>
         </w:rPr>
-        <w:commentReference w:id="395"/>
+        <w:commentReference w:id="181"/>
       </w:r>
     </w:p>
     <w:p>
@@ -18281,14 +17010,14 @@
         </w:rPr>
         <w:t>Alongside benefits, participants describe a set of sacrifices</w:t>
       </w:r>
-      <w:bookmarkStart w:id="396" w:name="OLE_LINK6"/>
+      <w:bookmarkStart w:id="182" w:name="OLE_LINK6"/>
       <w:r>
         <w:rPr>
           <w:lang w:val="en-US"/>
         </w:rPr>
         <w:t>; things that are knowingly given up or altered as a consequence of AI adoption</w:t>
       </w:r>
-      <w:bookmarkEnd w:id="396"/>
+      <w:bookmarkEnd w:id="182"/>
       <w:r>
         <w:rPr>
           <w:lang w:val="en-US"/>
@@ -18480,7 +17209,7 @@
       </w:r>
     </w:p>
     <w:p>
-      <w:bookmarkStart w:id="397" w:name="OLE_LINK7"/>
+      <w:bookmarkStart w:id="183" w:name="OLE_LINK7"/>
       <w:r>
         <w:rPr>
           <w:lang w:val="en-US"/>
@@ -18513,21 +17242,21 @@
         </w:rPr>
         <w:t xml:space="preserve">The examples seem to indicate that brand risk is not a question about whether you are using AI, but rather how you are using AI. </w:t>
       </w:r>
-      <w:bookmarkEnd w:id="397"/>
-    </w:p>
-    <w:p>
-      <w:commentRangeStart w:id="398"/>
+      <w:bookmarkEnd w:id="183"/>
+    </w:p>
+    <w:p>
+      <w:commentRangeStart w:id="184"/>
       <w:r>
         <w:t>Taken together, the benefits, sacrifices, and risks above describe the value agentic AI can produce. Their realization, however, is highly uneven: the same use case proved transformative in one organization and stalled in another. Table 5 illustrates this divergence for the three most frequently reported use cases.</w:t>
       </w:r>
-      <w:commentRangeEnd w:id="398"/>
+      <w:commentRangeEnd w:id="184"/>
       <w:r>
         <w:rPr>
           <w:rStyle w:val="CommentReference"/>
           <w:sz w:val="22"/>
           <w:szCs w:val="22"/>
         </w:rPr>
-        <w:commentReference w:id="398"/>
+        <w:commentReference w:id="184"/>
       </w:r>
     </w:p>
     <w:p>
@@ -18547,8 +17276,8 @@
       <w:pPr>
         <w:ind w:firstLine="0"/>
       </w:pPr>
-      <w:commentRangeStart w:id="399"/>
-      <w:commentRangeStart w:id="400"/>
+      <w:commentRangeStart w:id="185"/>
+      <w:commentRangeStart w:id="186"/>
       <w:r>
         <w:rPr>
           <w:b/>
@@ -19030,7 +17759,7 @@
         </w:tc>
       </w:tr>
     </w:tbl>
-    <w:commentRangeEnd w:id="399"/>
+    <w:commentRangeEnd w:id="185"/>
     <w:p>
       <w:r>
         <w:rPr>
@@ -19038,16 +17767,16 @@
           <w:sz w:val="22"/>
           <w:szCs w:val="22"/>
         </w:rPr>
-        <w:commentReference w:id="399"/>
-      </w:r>
-      <w:commentRangeEnd w:id="400"/>
+        <w:commentReference w:id="185"/>
+      </w:r>
+      <w:commentRangeEnd w:id="186"/>
       <w:r>
         <w:rPr>
           <w:rStyle w:val="CommentReference"/>
           <w:sz w:val="22"/>
           <w:szCs w:val="22"/>
         </w:rPr>
-        <w:commentReference w:id="400"/>
+        <w:commentReference w:id="186"/>
       </w:r>
     </w:p>
     <w:p>
@@ -19072,7 +17801,7 @@
           <w:color w:val="00312A"/>
         </w:rPr>
       </w:pPr>
-      <w:bookmarkStart w:id="402" w:name="_Toc232351381"/>
+      <w:bookmarkStart w:id="188" w:name="_Toc232351381"/>
       <w:r>
         <w:rPr>
           <w:color w:val="00312A"/>
@@ -19086,15 +17815,15 @@
         </w:rPr>
         <w:tab/>
       </w:r>
-      <w:commentRangeStart w:id="403"/>
+      <w:commentRangeStart w:id="189"/>
       <w:r>
         <w:rPr>
           <w:color w:val="00312A"/>
         </w:rPr>
         <w:t>Discussion</w:t>
       </w:r>
-      <w:bookmarkEnd w:id="402"/>
-      <w:commentRangeEnd w:id="403"/>
+      <w:bookmarkEnd w:id="188"/>
+      <w:commentRangeEnd w:id="189"/>
       <w:r>
         <w:rPr>
           <w:rStyle w:val="CommentReference"/>
@@ -19102,25 +17831,25 @@
           <w:sz w:val="22"/>
           <w:szCs w:val="22"/>
         </w:rPr>
-        <w:commentReference w:id="403"/>
-      </w:r>
-    </w:p>
-    <w:p>
-      <w:commentRangeStart w:id="404"/>
+        <w:commentReference w:id="189"/>
+      </w:r>
+    </w:p>
+    <w:p>
+      <w:commentRangeStart w:id="190"/>
       <w:r>
         <w:rPr>
           <w:lang w:val="en-US"/>
         </w:rPr>
         <w:t xml:space="preserve">This study set out to understand how marketing managers create value with agentic AI. </w:t>
       </w:r>
-      <w:commentRangeStart w:id="405"/>
+      <w:commentRangeStart w:id="191"/>
       <w:r>
         <w:rPr>
           <w:lang w:val="en-US"/>
         </w:rPr>
         <w:t xml:space="preserve"> </w:t>
       </w:r>
-      <w:commentRangeEnd w:id="405"/>
+      <w:commentRangeEnd w:id="191"/>
       <w:r>
         <w:rPr>
           <w:rStyle w:val="CommentReference"/>
@@ -19128,7 +17857,7 @@
           <w:szCs w:val="22"/>
           <w:lang w:val="en-US"/>
         </w:rPr>
-        <w:commentReference w:id="405"/>
+        <w:commentReference w:id="191"/>
       </w:r>
       <w:r>
         <w:rPr>
@@ -19136,15 +17865,15 @@
         </w:rPr>
         <w:t xml:space="preserve">GenAI has moved rapidly from a technical novelty to a consequential development in marketing, yet empirical research into its implications within organizations remains scarce; the existing literature concentrates on </w:t>
       </w:r>
-      <w:commentRangeStart w:id="406"/>
-      <w:commentRangeStart w:id="407"/>
+      <w:commentRangeStart w:id="192"/>
+      <w:commentRangeStart w:id="193"/>
       <w:r>
         <w:rPr>
           <w:lang w:val="en-US"/>
         </w:rPr>
         <w:t xml:space="preserve">generative AI </w:t>
       </w:r>
-      <w:commentRangeEnd w:id="406"/>
+      <w:commentRangeEnd w:id="192"/>
       <w:r>
         <w:rPr>
           <w:rStyle w:val="CommentReference"/>
@@ -19152,9 +17881,9 @@
           <w:szCs w:val="22"/>
           <w:lang w:val="en-US"/>
         </w:rPr>
-        <w:commentReference w:id="406"/>
-      </w:r>
-      <w:commentRangeEnd w:id="407"/>
+        <w:commentReference w:id="192"/>
+      </w:r>
+      <w:commentRangeEnd w:id="193"/>
       <w:r>
         <w:rPr>
           <w:rStyle w:val="CommentReference"/>
@@ -19162,7 +17891,7 @@
           <w:szCs w:val="22"/>
           <w:lang w:val="en-US"/>
         </w:rPr>
-        <w:commentReference w:id="407"/>
+        <w:commentReference w:id="193"/>
       </w:r>
       <w:r>
         <w:rPr>
@@ -19170,14 +17899,14 @@
         </w:rPr>
         <w:t xml:space="preserve">(e.g. Wahid et al., 2023; Grewal et al., 2025; Abou Elgheit, </w:t>
       </w:r>
-      <w:commentRangeStart w:id="408"/>
+      <w:commentRangeStart w:id="194"/>
       <w:r>
         <w:rPr>
           <w:lang w:val="en-US"/>
         </w:rPr>
         <w:t>2025</w:t>
       </w:r>
-      <w:commentRangeEnd w:id="408"/>
+      <w:commentRangeEnd w:id="194"/>
       <w:r>
         <w:rPr>
           <w:rStyle w:val="CommentReference"/>
@@ -19185,7 +17914,7 @@
           <w:szCs w:val="22"/>
           <w:lang w:val="en-US"/>
         </w:rPr>
-        <w:commentReference w:id="408"/>
+        <w:commentReference w:id="194"/>
       </w:r>
       <w:r>
         <w:rPr>
@@ -19193,14 +17922,14 @@
         </w:rPr>
         <w:t xml:space="preserve">). Scholars have responded by issuing explicit calls for research into agentic AI in the marketing field (Kim, 2025; Mogaji &amp; Jain, 2024; Jain et al., 2024). This study answers those calls directly by providing a grounded empirical account of how marketing managers create value with </w:t>
       </w:r>
-      <w:commentRangeStart w:id="409"/>
+      <w:commentRangeStart w:id="195"/>
       <w:r>
         <w:rPr>
           <w:lang w:val="en-US"/>
         </w:rPr>
         <w:t>agentic</w:t>
       </w:r>
-      <w:commentRangeEnd w:id="409"/>
+      <w:commentRangeEnd w:id="195"/>
       <w:r>
         <w:rPr>
           <w:rStyle w:val="CommentReference"/>
@@ -19208,7 +17937,7 @@
           <w:szCs w:val="22"/>
           <w:lang w:val="en-US"/>
         </w:rPr>
-        <w:commentReference w:id="409"/>
+        <w:commentReference w:id="195"/>
       </w:r>
       <w:r>
         <w:rPr>
@@ -19216,21 +17945,21 @@
         </w:rPr>
         <w:t xml:space="preserve"> AI. </w:t>
       </w:r>
-      <w:commentRangeEnd w:id="404"/>
+      <w:commentRangeEnd w:id="190"/>
       <w:r>
         <w:rPr>
           <w:rStyle w:val="CommentReference"/>
           <w:sz w:val="22"/>
           <w:szCs w:val="22"/>
         </w:rPr>
-        <w:commentReference w:id="404"/>
+        <w:commentReference w:id="190"/>
       </w:r>
     </w:p>
     <w:p>
       <w:pPr>
         <w:pStyle w:val="Heading2"/>
       </w:pPr>
-      <w:bookmarkStart w:id="410" w:name="_Toc232351382"/>
+      <w:bookmarkStart w:id="196" w:name="_Toc232351382"/>
       <w:r>
         <w:t>5.1</w:t>
       </w:r>
@@ -19244,10 +17973,10 @@
       <w:r>
         <w:t>heory</w:t>
       </w:r>
-      <w:bookmarkEnd w:id="410"/>
-    </w:p>
-    <w:p>
-      <w:commentRangeStart w:id="411"/>
+      <w:bookmarkEnd w:id="196"/>
+    </w:p>
+    <w:p>
+      <w:commentRangeStart w:id="197"/>
       <w:r>
         <w:t xml:space="preserve">The principal theoretical contribution of this study is a model of managerial value creation with agentic AI (Figure 1). The model offers an interpretive account of how value is constructed, it shows the impact of the organizational context and highlights the value of the managerial work, which includes, Observing external conditions, including the rapid progression of AI and the accompanying market pressure provide the impetus for change; </w:t>
       </w:r>
@@ -19301,23 +18030,23 @@
       <w:r>
         <w:t xml:space="preserve"> that result, which are understood as a portfolio of benefits, sacrifices, and risks. </w:t>
       </w:r>
-      <w:commentRangeEnd w:id="411"/>
+      <w:commentRangeEnd w:id="197"/>
       <w:r>
         <w:rPr>
           <w:rStyle w:val="CommentReference"/>
           <w:sz w:val="22"/>
           <w:szCs w:val="22"/>
         </w:rPr>
-        <w:commentReference w:id="411"/>
-      </w:r>
-    </w:p>
-    <w:p>
-      <w:pPr>
-        <w:rPr>
-          <w:del w:id="412" w:author="Luttik, Daan" w:date="2026-06-13T21:29:00Z" w16du:dateUtc="2026-06-13T19:29:00Z"/>
-        </w:rPr>
-      </w:pPr>
-      <w:bookmarkStart w:id="413" w:name="OLE_LINK2"/>
+        <w:commentReference w:id="197"/>
+      </w:r>
+    </w:p>
+    <w:p>
+      <w:pPr>
+        <w:rPr>
+          <w:del w:id="198" w:author="Luttik, Daan" w:date="2026-06-13T21:29:00Z" w16du:dateUtc="2026-06-13T19:29:00Z"/>
+        </w:rPr>
+      </w:pPr>
+      <w:bookmarkStart w:id="199" w:name="OLE_LINK2"/>
       <w:r>
         <w:rPr>
           <w:lang w:val="en-US"/>
@@ -19336,7 +18065,7 @@
         </w:rPr>
         <w:t>marketing managers navigate these conditions. Navigating includes key managerial behaviors, such as bringing people along, that play a vital role in providing the necessary context for the successful implementation and use of agentic AI</w:t>
       </w:r>
-      <w:bookmarkEnd w:id="413"/>
+      <w:bookmarkEnd w:id="199"/>
       <w:r>
         <w:rPr>
           <w:lang w:val="en-US"/>
@@ -19345,7 +18074,7 @@
       </w:r>
     </w:p>
     <w:p>
-      <w:commentRangeStart w:id="414"/>
+      <w:commentRangeStart w:id="200"/>
       <w:r>
         <w:rPr>
           <w:lang w:val="en-US"/>
@@ -19382,14 +18111,14 @@
         </w:rPr>
         <w:t xml:space="preserve">Likewise, this work also aligns with and builds on the insights from Vidal et al. (2022). Vidal et al. (2022) note how </w:t>
       </w:r>
-      <w:commentRangeStart w:id="415"/>
+      <w:commentRangeStart w:id="201"/>
       <w:r>
         <w:rPr>
           <w:lang w:val="en-US"/>
         </w:rPr>
         <w:t>digital leaders should become business leade</w:t>
       </w:r>
-      <w:commentRangeEnd w:id="415"/>
+      <w:commentRangeEnd w:id="201"/>
       <w:r>
         <w:rPr>
           <w:rStyle w:val="CommentReference"/>
@@ -19397,7 +18126,7 @@
           <w:szCs w:val="22"/>
           <w:lang w:val="en-US"/>
         </w:rPr>
-        <w:commentReference w:id="415"/>
+        <w:commentReference w:id="201"/>
       </w:r>
       <w:r>
         <w:rPr>
@@ -19405,8 +18134,8 @@
         </w:rPr>
         <w:t xml:space="preserve">rs, including developing business know-how within the digital function. </w:t>
       </w:r>
-      <w:commentRangeStart w:id="416"/>
-      <w:commentRangeEnd w:id="416"/>
+      <w:commentRangeStart w:id="202"/>
+      <w:commentRangeEnd w:id="202"/>
       <w:r>
         <w:rPr>
           <w:rStyle w:val="CommentReference"/>
@@ -19414,7 +18143,7 @@
           <w:szCs w:val="22"/>
           <w:lang w:val="en-US"/>
         </w:rPr>
-        <w:commentReference w:id="416"/>
+        <w:commentReference w:id="202"/>
       </w:r>
       <w:r>
         <w:rPr>
@@ -19422,8 +18151,8 @@
         </w:rPr>
         <w:t>This study builds on this idea</w:t>
       </w:r>
-      <w:commentRangeStart w:id="417"/>
-      <w:commentRangeEnd w:id="417"/>
+      <w:commentRangeStart w:id="203"/>
+      <w:commentRangeEnd w:id="203"/>
       <w:r>
         <w:rPr>
           <w:rStyle w:val="CommentReference"/>
@@ -19431,7 +18160,7 @@
           <w:szCs w:val="22"/>
           <w:lang w:val="en-US"/>
         </w:rPr>
-        <w:commentReference w:id="417"/>
+        <w:commentReference w:id="203"/>
       </w:r>
       <w:r>
         <w:rPr>
@@ -19439,14 +18168,14 @@
         </w:rPr>
         <w:t xml:space="preserve"> by mirroring it: marketing leaders should also become digital leaders, as the marketing function increasingly requires technical know-how and management skills. This </w:t>
       </w:r>
-      <w:commentRangeStart w:id="418"/>
+      <w:commentRangeStart w:id="204"/>
       <w:r>
         <w:rPr>
           <w:lang w:val="en-US"/>
         </w:rPr>
         <w:t>conclusion</w:t>
       </w:r>
-      <w:commentRangeEnd w:id="418"/>
+      <w:commentRangeEnd w:id="204"/>
       <w:r>
         <w:rPr>
           <w:rStyle w:val="CommentReference"/>
@@ -19454,7 +18183,7 @@
           <w:szCs w:val="22"/>
           <w:lang w:val="en-US"/>
         </w:rPr>
-        <w:commentReference w:id="418"/>
+        <w:commentReference w:id="204"/>
       </w:r>
       <w:r>
         <w:rPr>
@@ -19476,15 +18205,15 @@
         </w:rPr>
         <w:t>Gebauer et al.’s (2020)</w:t>
       </w:r>
-      <w:bookmarkStart w:id="419" w:name="OLE_LINK14"/>
+      <w:bookmarkStart w:id="205" w:name="OLE_LINK14"/>
       <w:r>
         <w:t xml:space="preserve"> work describes the digitalization </w:t>
       </w:r>
-      <w:commentRangeStart w:id="420"/>
+      <w:commentRangeStart w:id="206"/>
       <w:r>
         <w:t>paradox</w:t>
       </w:r>
-      <w:commentRangeEnd w:id="420"/>
+      <w:commentRangeEnd w:id="206"/>
       <w:r>
         <w:rPr>
           <w:rStyle w:val="CommentReference"/>
@@ -19493,7 +18222,7 @@
           <w:sz w:val="22"/>
           <w:szCs w:val="22"/>
         </w:rPr>
-        <w:commentReference w:id="420"/>
+        <w:commentReference w:id="206"/>
       </w:r>
       <w:r>
         <w:rPr>
@@ -19505,7 +18234,7 @@
       <w:r>
         <w:t xml:space="preserve"> which shows that digital transformations often do not yield the expected returns. </w:t>
       </w:r>
-      <w:bookmarkEnd w:id="419"/>
+      <w:bookmarkEnd w:id="205"/>
       <w:r>
         <w:t xml:space="preserve">This study </w:t>
       </w:r>
@@ -19515,7 +18244,7 @@
       <w:r>
         <w:t xml:space="preserve"> different but related pattern, where the outcomes of investments in agentic AI differ significantly. </w:t>
       </w:r>
-      <w:bookmarkStart w:id="421" w:name="OLE_LINK15"/>
+      <w:bookmarkStart w:id="207" w:name="OLE_LINK15"/>
       <w:r>
         <w:t xml:space="preserve">While </w:t>
       </w:r>
@@ -19525,15 +18254,15 @@
         </w:rPr>
         <w:t xml:space="preserve">Gebauer </w:t>
       </w:r>
-      <w:bookmarkStart w:id="422" w:name="OLE_LINK16"/>
+      <w:bookmarkStart w:id="208" w:name="OLE_LINK16"/>
       <w:r>
         <w:rPr>
           <w:lang w:val="en-US"/>
         </w:rPr>
         <w:t>et al. (2020)</w:t>
       </w:r>
-      <w:bookmarkEnd w:id="421"/>
-      <w:bookmarkEnd w:id="422"/>
+      <w:bookmarkEnd w:id="207"/>
+      <w:bookmarkEnd w:id="208"/>
       <w:r>
         <w:t xml:space="preserve"> </w:t>
       </w:r>
@@ -19550,7 +18279,7 @@
     <w:p>
       <w:pPr>
         <w:rPr>
-          <w:del w:id="423" w:author="Luttik, Daan" w:date="2026-06-13T21:29:00Z" w16du:dateUtc="2026-06-13T19:29:00Z"/>
+          <w:del w:id="209" w:author="Luttik, Daan" w:date="2026-06-13T21:29:00Z" w16du:dateUtc="2026-06-13T19:29:00Z"/>
         </w:rPr>
       </w:pPr>
       <w:r>
@@ -19559,14 +18288,14 @@
         </w:rPr>
         <w:t xml:space="preserve">Both the organizational resistance observed and the breadth of benefits when successful observed within the dataset seem to be much higher than what is signaled in previous works regarding digital </w:t>
       </w:r>
-      <w:commentRangeStart w:id="424"/>
+      <w:commentRangeStart w:id="210"/>
       <w:r>
         <w:rPr>
           <w:lang w:val="en-US"/>
         </w:rPr>
         <w:t>transformation</w:t>
       </w:r>
-      <w:commentRangeEnd w:id="424"/>
+      <w:commentRangeEnd w:id="210"/>
       <w:r>
         <w:rPr>
           <w:rStyle w:val="CommentReference"/>
@@ -19574,7 +18303,7 @@
           <w:szCs w:val="22"/>
           <w:lang w:val="en-US"/>
         </w:rPr>
-        <w:commentReference w:id="424"/>
+        <w:commentReference w:id="210"/>
       </w:r>
       <w:r>
         <w:rPr>
@@ -19582,8 +18311,8 @@
         </w:rPr>
         <w:t xml:space="preserve">. </w:t>
       </w:r>
-      <w:commentRangeStart w:id="425"/>
-      <w:commentRangeEnd w:id="425"/>
+      <w:commentRangeStart w:id="211"/>
+      <w:commentRangeEnd w:id="211"/>
       <w:r>
         <w:rPr>
           <w:rStyle w:val="CommentReference"/>
@@ -19591,7 +18320,7 @@
           <w:szCs w:val="22"/>
           <w:lang w:val="en-US"/>
         </w:rPr>
-        <w:commentReference w:id="425"/>
+        <w:commentReference w:id="211"/>
       </w:r>
       <w:r>
         <w:rPr>
@@ -19599,8 +18328,8 @@
         </w:rPr>
         <w:t>The data suggest</w:t>
       </w:r>
-      <w:commentRangeStart w:id="426"/>
-      <w:commentRangeEnd w:id="426"/>
+      <w:commentRangeStart w:id="212"/>
+      <w:commentRangeEnd w:id="212"/>
       <w:r>
         <w:rPr>
           <w:rStyle w:val="CommentReference"/>
@@ -19608,7 +18337,7 @@
           <w:szCs w:val="22"/>
           <w:lang w:val="en-US"/>
         </w:rPr>
-        <w:commentReference w:id="426"/>
+        <w:commentReference w:id="212"/>
       </w:r>
       <w:r>
         <w:rPr>
@@ -19623,14 +18352,14 @@
         <w:lastRenderedPageBreak/>
         <w:t xml:space="preserve">[employees] get overwhelmed”. This implies that the managerial </w:t>
       </w:r>
-      <w:commentRangeStart w:id="427"/>
+      <w:commentRangeStart w:id="213"/>
       <w:r>
         <w:rPr>
           <w:lang w:val="en-US"/>
         </w:rPr>
         <w:t>behaviors</w:t>
       </w:r>
-      <w:commentRangeEnd w:id="427"/>
+      <w:commentRangeEnd w:id="213"/>
       <w:r>
         <w:rPr>
           <w:rStyle w:val="CommentReference"/>
@@ -19638,7 +18367,7 @@
           <w:szCs w:val="22"/>
           <w:lang w:val="en-US"/>
         </w:rPr>
-        <w:commentReference w:id="427"/>
+        <w:commentReference w:id="213"/>
       </w:r>
       <w:r>
         <w:rPr>
@@ -19646,14 +18375,14 @@
         </w:rPr>
         <w:t xml:space="preserve"> that were important during earlier waves </w:t>
       </w:r>
-      <w:commentRangeStart w:id="428"/>
+      <w:commentRangeStart w:id="214"/>
       <w:r>
         <w:rPr>
           <w:lang w:val="en-US"/>
         </w:rPr>
         <w:t>of digital transformation</w:t>
       </w:r>
-      <w:commentRangeEnd w:id="428"/>
+      <w:commentRangeEnd w:id="214"/>
       <w:r>
         <w:rPr>
           <w:rStyle w:val="CommentReference"/>
@@ -19661,7 +18390,7 @@
           <w:szCs w:val="22"/>
           <w:lang w:val="en-US"/>
         </w:rPr>
-        <w:commentReference w:id="428"/>
+        <w:commentReference w:id="214"/>
       </w:r>
       <w:r>
         <w:rPr>
@@ -19669,23 +18398,23 @@
         </w:rPr>
         <w:t xml:space="preserve"> have become even more important in the age of agentic AI.</w:t>
       </w:r>
-      <w:commentRangeEnd w:id="414"/>
+      <w:commentRangeEnd w:id="200"/>
       <w:r>
         <w:rPr>
           <w:rStyle w:val="CommentReference"/>
           <w:sz w:val="22"/>
           <w:szCs w:val="22"/>
         </w:rPr>
-        <w:commentReference w:id="414"/>
-      </w:r>
-    </w:p>
-    <w:p>
-      <w:pPr>
-        <w:rPr>
-          <w:lang w:val="en-US"/>
-        </w:rPr>
-      </w:pPr>
-      <w:commentRangeStart w:id="429"/>
+        <w:commentReference w:id="200"/>
+      </w:r>
+    </w:p>
+    <w:p>
+      <w:pPr>
+        <w:rPr>
+          <w:lang w:val="en-US"/>
+        </w:rPr>
+      </w:pPr>
+      <w:commentRangeStart w:id="215"/>
       <w:r>
         <w:rPr>
           <w:lang w:val="en-US"/>
@@ -19701,7 +18430,7 @@
         </w:rPr>
         <w:t xml:space="preserve"> this paper sought to answer was “How do marketing managers identify and translate agentic AI opportunities?”.  The impetus for change comes from ma</w:t>
       </w:r>
-      <w:commentRangeStart w:id="430"/>
+      <w:commentRangeStart w:id="216"/>
       <w:r>
         <w:rPr>
           <w:lang w:val="en-US"/>
@@ -19717,7 +18446,7 @@
         </w:rPr>
         <w:t xml:space="preserve"> </w:t>
       </w:r>
-      <w:commentRangeEnd w:id="430"/>
+      <w:commentRangeEnd w:id="216"/>
       <w:r>
         <w:rPr>
           <w:rStyle w:val="CommentReference"/>
@@ -19725,9 +18454,9 @@
           <w:szCs w:val="22"/>
           <w:lang w:val="en-US"/>
         </w:rPr>
-        <w:commentReference w:id="430"/>
-      </w:r>
-      <w:commentRangeEnd w:id="429"/>
+        <w:commentReference w:id="216"/>
+      </w:r>
+      <w:commentRangeEnd w:id="215"/>
       <w:r>
         <w:rPr>
           <w:rStyle w:val="CommentReference"/>
@@ -19735,11 +18464,11 @@
           <w:szCs w:val="22"/>
           <w:lang w:val="en-US"/>
         </w:rPr>
-        <w:commentReference w:id="429"/>
-      </w:r>
-    </w:p>
-    <w:p>
-      <w:commentRangeStart w:id="431"/>
+        <w:commentReference w:id="215"/>
+      </w:r>
+    </w:p>
+    <w:p>
+      <w:commentRangeStart w:id="217"/>
       <w:r>
         <w:rPr>
           <w:i/>
@@ -19748,7 +18477,7 @@
         </w:rPr>
         <w:t>Observing</w:t>
       </w:r>
-      <w:commentRangeEnd w:id="431"/>
+      <w:commentRangeEnd w:id="217"/>
       <w:r>
         <w:rPr>
           <w:rStyle w:val="CommentReference"/>
@@ -19756,7 +18485,7 @@
           <w:szCs w:val="22"/>
           <w:lang w:val="en-US"/>
         </w:rPr>
-        <w:commentReference w:id="431"/>
+        <w:commentReference w:id="217"/>
       </w:r>
       <w:r>
         <w:rPr>
@@ -19768,7 +18497,7 @@
     <w:p>
       <w:pPr>
         <w:rPr>
-          <w:del w:id="432" w:author="Luttik, Daan" w:date="2026-06-13T21:30:00Z" w16du:dateUtc="2026-06-13T19:30:00Z"/>
+          <w:del w:id="218" w:author="Luttik, Daan" w:date="2026-06-13T21:30:00Z" w16du:dateUtc="2026-06-13T19:30:00Z"/>
         </w:rPr>
       </w:pPr>
       <w:r>
@@ -19805,18 +18534,18 @@
       <w:r>
         <w:t xml:space="preserve">This analysis of the data empirically confirms and expands the organizational readiness </w:t>
       </w:r>
-      <w:commentRangeStart w:id="433"/>
+      <w:commentRangeStart w:id="219"/>
       <w:r>
         <w:t>criteria</w:t>
       </w:r>
-      <w:commentRangeEnd w:id="433"/>
+      <w:commentRangeEnd w:id="219"/>
       <w:r>
         <w:rPr>
           <w:rStyle w:val="CommentReference"/>
           <w:sz w:val="22"/>
           <w:szCs w:val="22"/>
         </w:rPr>
-        <w:commentReference w:id="433"/>
+        <w:commentReference w:id="219"/>
       </w:r>
       <w:r>
         <w:t xml:space="preserve"> as proposed by Srivastava (2026), and, in line with her call to research, connects these </w:t>
@@ -19825,18 +18554,18 @@
         <w:lastRenderedPageBreak/>
         <w:t>factors to value creation. Furthermore, evidence is provided that aligns with Schmidt et al.</w:t>
       </w:r>
-      <w:commentRangeStart w:id="434"/>
+      <w:commentRangeStart w:id="220"/>
       <w:r>
         <w:t>’s</w:t>
       </w:r>
-      <w:commentRangeEnd w:id="434"/>
+      <w:commentRangeEnd w:id="220"/>
       <w:r>
         <w:rPr>
           <w:rStyle w:val="CommentReference"/>
           <w:sz w:val="22"/>
           <w:szCs w:val="22"/>
         </w:rPr>
-        <w:commentReference w:id="434"/>
+        <w:commentReference w:id="220"/>
       </w:r>
       <w:r>
         <w:t xml:space="preserve"> (2026) concept of process debt. Furthermore, these concepts are found within the domain of marketing, and how managers respond to these contextual elements is analyzed.</w:t>
@@ -19848,14 +18577,14 @@
           <w:lang w:val="en-US"/>
         </w:rPr>
       </w:pPr>
-      <w:commentRangeStart w:id="435"/>
+      <w:commentRangeStart w:id="221"/>
       <w:r>
         <w:rPr>
           <w:lang w:val="en-US"/>
         </w:rPr>
         <w:t>These aspects of the organizational context seem to be able to prevent or accelerate the implementation of agentic AI, drive the resistance or enthusiasm that drives AI adoption, and bound the knowledge and access to data and systems needed to effectively use agentic AI.</w:t>
       </w:r>
-      <w:commentRangeEnd w:id="435"/>
+      <w:commentRangeEnd w:id="221"/>
       <w:r>
         <w:rPr>
           <w:rStyle w:val="CommentReference"/>
@@ -19863,7 +18592,7 @@
           <w:szCs w:val="22"/>
           <w:lang w:val="en-US"/>
         </w:rPr>
-        <w:commentReference w:id="435"/>
+        <w:commentReference w:id="221"/>
       </w:r>
     </w:p>
     <w:p>
@@ -20003,18 +18732,18 @@
       <w:r>
         <w:t xml:space="preserve">The third use case is likely not marketing specific, but frequently noted by the interviewees; the utilization of generic agents for personal work. These findings seem to extend the findings from Hasselwander et al. (2026) regarding the AI super assistant: Data shows that marketers are already configuring agentic AI systems to perform a wide variety of tasks. It seems like these systems are increasingly implemented without a specific task in mind but are rather employed as a general purpose assistant. Additionally, previous work also showed that agentic AI can be used to automate processes (Hughes et al., 2025). </w:t>
       </w:r>
-      <w:commentRangeStart w:id="436"/>
+      <w:commentRangeStart w:id="222"/>
       <w:r>
         <w:t>This study adds to this idea by showing that marketers can be in control of these automations themselves, they use tools that do not required programming experience to automate their own processes.</w:t>
       </w:r>
-      <w:commentRangeEnd w:id="436"/>
+      <w:commentRangeEnd w:id="222"/>
       <w:r>
         <w:rPr>
           <w:rStyle w:val="CommentReference"/>
           <w:sz w:val="22"/>
           <w:szCs w:val="22"/>
         </w:rPr>
-        <w:commentReference w:id="436"/>
+        <w:commentReference w:id="222"/>
       </w:r>
     </w:p>
     <w:p>
@@ -20149,7 +18878,7 @@
       <w:r>
         <w:t xml:space="preserve">or </w:t>
       </w:r>
-      <w:commentRangeStart w:id="437"/>
+      <w:commentRangeStart w:id="223"/>
       <w:r>
         <w:t xml:space="preserve">Brynjolfsson et al. </w:t>
       </w:r>
@@ -20166,14 +18895,14 @@
       <w:r>
         <w:t>)</w:t>
       </w:r>
-      <w:commentRangeEnd w:id="437"/>
+      <w:commentRangeEnd w:id="223"/>
       <w:r>
         <w:rPr>
           <w:rStyle w:val="CommentReference"/>
           <w:sz w:val="22"/>
           <w:szCs w:val="22"/>
         </w:rPr>
-        <w:commentReference w:id="437"/>
+        <w:commentReference w:id="223"/>
       </w:r>
       <w:r>
         <w:t>.</w:t>
@@ -20268,7 +18997,7 @@
       <w:pPr>
         <w:pStyle w:val="Heading2"/>
       </w:pPr>
-      <w:bookmarkStart w:id="438" w:name="_Toc232351383"/>
+      <w:bookmarkStart w:id="224" w:name="_Toc232351383"/>
       <w:r>
         <w:t>5.2</w:t>
       </w:r>
@@ -20276,12 +19005,12 @@
         <w:tab/>
         <w:t>Practical implications</w:t>
       </w:r>
-      <w:bookmarkEnd w:id="438"/>
-    </w:p>
-    <w:p>
-      <w:pPr>
-        <w:rPr>
-          <w:del w:id="439" w:author="Luttik, Daan" w:date="2026-06-14T19:14:00Z" w16du:dateUtc="2026-06-14T17:14:00Z"/>
+      <w:bookmarkEnd w:id="224"/>
+    </w:p>
+    <w:p>
+      <w:pPr>
+        <w:rPr>
+          <w:del w:id="225" w:author="Luttik, Daan" w:date="2026-06-14T19:14:00Z" w16du:dateUtc="2026-06-14T17:14:00Z"/>
         </w:rPr>
       </w:pPr>
       <w:r>
@@ -20293,13 +19022,13 @@
     </w:p>
     <w:p>
       <w:pPr>
-        <w:pPrChange w:id="440" w:author="Luttik, Daan" w:date="2026-06-14T19:14:00Z" w16du:dateUtc="2026-06-14T17:14:00Z">
+        <w:pPrChange w:id="226" w:author="Luttik, Daan" w:date="2026-06-14T19:14:00Z" w16du:dateUtc="2026-06-14T17:14:00Z">
           <w:pPr>
             <w:pStyle w:val="Heading3"/>
           </w:pPr>
         </w:pPrChange>
       </w:pPr>
-      <w:del w:id="441" w:author="Luttik, Daan" w:date="2026-06-13T21:30:00Z" w16du:dateUtc="2026-06-13T19:30:00Z">
+      <w:del w:id="227" w:author="Luttik, Daan" w:date="2026-06-13T21:30:00Z" w16du:dateUtc="2026-06-13T19:30:00Z">
         <w:r>
           <w:delText>5.2.1</w:delText>
         </w:r>
@@ -20357,14 +19086,14 @@
         </w:rPr>
         <w:t xml:space="preserve">“Yes, we will automate these kind of things, but that still means someone needs to look over this automation. You can learn to do this”. This is connected to the need for </w:t>
       </w:r>
-      <w:commentRangeStart w:id="442"/>
+      <w:commentRangeStart w:id="228"/>
       <w:r>
         <w:rPr>
           <w:lang w:val="en-US"/>
         </w:rPr>
         <w:t>education</w:t>
       </w:r>
-      <w:commentRangeEnd w:id="442"/>
+      <w:commentRangeEnd w:id="228"/>
       <w:r>
         <w:rPr>
           <w:rStyle w:val="CommentReference"/>
@@ -20372,7 +19101,7 @@
           <w:szCs w:val="22"/>
           <w:lang w:val="en-US"/>
         </w:rPr>
-        <w:commentReference w:id="442"/>
+        <w:commentReference w:id="228"/>
       </w:r>
       <w:r>
         <w:rPr>
@@ -20387,14 +19116,14 @@
           <w:lang w:val="en-US"/>
         </w:rPr>
       </w:pPr>
-      <w:commentRangeStart w:id="443"/>
+      <w:commentRangeStart w:id="229"/>
       <w:r>
         <w:rPr>
           <w:lang w:val="en-US"/>
         </w:rPr>
         <w:t xml:space="preserve">An interesting interplay arises between the compliance and experimentation. </w:t>
       </w:r>
-      <w:commentRangeEnd w:id="443"/>
+      <w:commentRangeEnd w:id="229"/>
       <w:r>
         <w:rPr>
           <w:rStyle w:val="CommentReference"/>
@@ -20402,7 +19131,7 @@
           <w:szCs w:val="22"/>
           <w:lang w:val="en-US"/>
         </w:rPr>
-        <w:commentReference w:id="443"/>
+        <w:commentReference w:id="229"/>
       </w:r>
       <w:r>
         <w:rPr>
@@ -20420,7 +19149,7 @@
     <w:p>
       <w:pPr>
         <w:rPr>
-          <w:del w:id="444" w:author="Luttik, Daan" w:date="2026-06-13T21:30:00Z" w16du:dateUtc="2026-06-13T19:30:00Z"/>
+          <w:del w:id="230" w:author="Luttik, Daan" w:date="2026-06-13T21:30:00Z" w16du:dateUtc="2026-06-13T19:30:00Z"/>
           <w:lang w:val="en-US"/>
         </w:rPr>
       </w:pPr>
@@ -20448,14 +19177,14 @@
         </w:rPr>
         <w:t xml:space="preserve">Where Vidal et al. (2022) notes that </w:t>
       </w:r>
-      <w:commentRangeStart w:id="445"/>
+      <w:commentRangeStart w:id="231"/>
       <w:r>
         <w:rPr>
           <w:lang w:val="en-US"/>
         </w:rPr>
         <w:t>digital leaders should become business leade</w:t>
       </w:r>
-      <w:commentRangeEnd w:id="445"/>
+      <w:commentRangeEnd w:id="231"/>
       <w:r>
         <w:rPr>
           <w:rStyle w:val="CommentReference"/>
@@ -20463,7 +19192,7 @@
           <w:szCs w:val="22"/>
           <w:lang w:val="en-US"/>
         </w:rPr>
-        <w:commentReference w:id="445"/>
+        <w:commentReference w:id="231"/>
       </w:r>
       <w:r>
         <w:rPr>
@@ -20510,13 +19239,13 @@
         <w:rPr>
           <w:color w:val="C0504D" w:themeColor="accent2"/>
         </w:rPr>
-        <w:pPrChange w:id="446" w:author="Luttik, Daan" w:date="2026-06-13T21:30:00Z" w16du:dateUtc="2026-06-13T19:30:00Z">
+        <w:pPrChange w:id="232" w:author="Luttik, Daan" w:date="2026-06-13T21:30:00Z" w16du:dateUtc="2026-06-13T19:30:00Z">
           <w:pPr>
             <w:pStyle w:val="Heading3"/>
           </w:pPr>
         </w:pPrChange>
       </w:pPr>
-      <w:del w:id="447" w:author="Luttik, Daan" w:date="2026-06-13T21:30:00Z" w16du:dateUtc="2026-06-13T19:30:00Z">
+      <w:del w:id="233" w:author="Luttik, Daan" w:date="2026-06-13T21:30:00Z" w16du:dateUtc="2026-06-13T19:30:00Z">
         <w:r>
           <w:rPr>
             <w:color w:val="C0504D" w:themeColor="accent2"/>
@@ -20551,11 +19280,11 @@
       <w:pPr>
         <w:pStyle w:val="Heading3"/>
         <w:rPr>
-          <w:del w:id="448" w:author="Luttik, Daan" w:date="2026-06-13T21:30:00Z" w16du:dateUtc="2026-06-13T19:30:00Z"/>
+          <w:del w:id="234" w:author="Luttik, Daan" w:date="2026-06-13T21:30:00Z" w16du:dateUtc="2026-06-13T19:30:00Z"/>
           <w:color w:val="C0504D" w:themeColor="accent2"/>
         </w:rPr>
       </w:pPr>
-      <w:del w:id="449" w:author="Luttik, Daan" w:date="2026-06-13T21:30:00Z" w16du:dateUtc="2026-06-13T19:30:00Z">
+      <w:del w:id="235" w:author="Luttik, Daan" w:date="2026-06-13T21:30:00Z" w16du:dateUtc="2026-06-13T19:30:00Z">
         <w:r>
           <w:rPr>
             <w:color w:val="C0504D" w:themeColor="accent2"/>
@@ -20576,11 +19305,11 @@
       <w:pPr>
         <w:pStyle w:val="Heading3"/>
         <w:rPr>
-          <w:del w:id="450" w:author="Luttik, Daan" w:date="2026-06-13T21:30:00Z" w16du:dateUtc="2026-06-13T19:30:00Z"/>
+          <w:del w:id="236" w:author="Luttik, Daan" w:date="2026-06-13T21:30:00Z" w16du:dateUtc="2026-06-13T19:30:00Z"/>
           <w:color w:val="C0504D" w:themeColor="accent2"/>
         </w:rPr>
       </w:pPr>
-      <w:del w:id="451" w:author="Luttik, Daan" w:date="2026-06-13T21:30:00Z" w16du:dateUtc="2026-06-13T19:30:00Z">
+      <w:del w:id="237" w:author="Luttik, Daan" w:date="2026-06-13T21:30:00Z" w16du:dateUtc="2026-06-13T19:30:00Z">
         <w:r>
           <w:rPr>
             <w:color w:val="C0504D" w:themeColor="accent2"/>
@@ -20615,11 +19344,11 @@
       <w:pPr>
         <w:pStyle w:val="Heading3"/>
         <w:rPr>
-          <w:del w:id="452" w:author="Luttik, Daan" w:date="2026-06-13T21:30:00Z" w16du:dateUtc="2026-06-13T19:30:00Z"/>
+          <w:del w:id="238" w:author="Luttik, Daan" w:date="2026-06-13T21:30:00Z" w16du:dateUtc="2026-06-13T19:30:00Z"/>
           <w:color w:val="C0504D" w:themeColor="accent2"/>
         </w:rPr>
       </w:pPr>
-      <w:del w:id="453" w:author="Luttik, Daan" w:date="2026-06-13T21:30:00Z" w16du:dateUtc="2026-06-13T19:30:00Z">
+      <w:del w:id="239" w:author="Luttik, Daan" w:date="2026-06-13T21:30:00Z" w16du:dateUtc="2026-06-13T19:30:00Z">
         <w:r>
           <w:rPr>
             <w:color w:val="C0504D" w:themeColor="accent2"/>
@@ -20654,7 +19383,7 @@
       <w:pPr>
         <w:pStyle w:val="Heading2"/>
       </w:pPr>
-      <w:bookmarkStart w:id="454" w:name="_Toc232351384"/>
+      <w:bookmarkStart w:id="240" w:name="_Toc232351384"/>
       <w:r>
         <w:t>5.3</w:t>
       </w:r>
@@ -20668,12 +19397,12 @@
       <w:r>
         <w:t>uture research</w:t>
       </w:r>
-      <w:bookmarkEnd w:id="454"/>
-    </w:p>
-    <w:p>
-      <w:pPr>
-        <w:rPr>
-          <w:del w:id="455" w:author="Beninger, Stefanie" w:date="2026-06-10T13:27:00Z" w16du:dateUtc="2026-06-10T13:27:29Z"/>
+      <w:bookmarkEnd w:id="240"/>
+    </w:p>
+    <w:p>
+      <w:pPr>
+        <w:rPr>
+          <w:del w:id="241" w:author="Beninger, Stefanie" w:date="2026-06-10T13:27:00Z" w16du:dateUtc="2026-06-10T13:27:29Z"/>
         </w:rPr>
       </w:pPr>
       <w:r>
@@ -20689,14 +19418,14 @@
         <w:lastRenderedPageBreak/>
         <w:t xml:space="preserve">Vidal et al. 2022) and are likely to be relevant toward the future; others like the impact of specific use cases might be heavily dependent on the temporal </w:t>
       </w:r>
-      <w:commentRangeStart w:id="456"/>
+      <w:commentRangeStart w:id="242"/>
       <w:r>
         <w:rPr>
           <w:lang w:val="en-US"/>
         </w:rPr>
         <w:t>situation</w:t>
       </w:r>
-      <w:commentRangeEnd w:id="456"/>
+      <w:commentRangeEnd w:id="242"/>
       <w:r>
         <w:rPr>
           <w:rStyle w:val="CommentReference"/>
@@ -20704,7 +19433,7 @@
           <w:szCs w:val="22"/>
           <w:lang w:val="en-US"/>
         </w:rPr>
-        <w:commentReference w:id="456"/>
+        <w:commentReference w:id="242"/>
       </w:r>
       <w:r>
         <w:rPr>
@@ -20712,8 +19441,8 @@
         </w:rPr>
         <w:t xml:space="preserve">. Furthermore, as this research applies a qualitative approach, </w:t>
       </w:r>
-      <w:commentRangeStart w:id="457"/>
-      <w:commentRangeEnd w:id="457"/>
+      <w:commentRangeStart w:id="243"/>
+      <w:commentRangeEnd w:id="243"/>
       <w:r>
         <w:rPr>
           <w:rStyle w:val="CommentReference"/>
@@ -20721,7 +19450,7 @@
           <w:szCs w:val="22"/>
           <w:lang w:val="en-US"/>
         </w:rPr>
-        <w:commentReference w:id="457"/>
+        <w:commentReference w:id="243"/>
       </w:r>
       <w:r>
         <w:rPr>
@@ -20741,8 +19470,8 @@
         </w:rPr>
         <w:t xml:space="preserve"> could be</w:t>
       </w:r>
-      <w:commentRangeStart w:id="458"/>
-      <w:commentRangeEnd w:id="458"/>
+      <w:commentRangeStart w:id="244"/>
+      <w:commentRangeEnd w:id="244"/>
       <w:r>
         <w:rPr>
           <w:rStyle w:val="CommentReference"/>
@@ -20750,7 +19479,7 @@
           <w:szCs w:val="22"/>
           <w:lang w:val="en-US"/>
         </w:rPr>
-        <w:commentReference w:id="458"/>
+        <w:commentReference w:id="244"/>
       </w:r>
       <w:r>
         <w:rPr>
@@ -20758,14 +19487,14 @@
         </w:rPr>
         <w:t xml:space="preserve"> transferable to other </w:t>
       </w:r>
-      <w:commentRangeStart w:id="459"/>
+      <w:commentRangeStart w:id="245"/>
       <w:r>
         <w:rPr>
           <w:lang w:val="en-US"/>
         </w:rPr>
         <w:t>contexts</w:t>
       </w:r>
-      <w:commentRangeEnd w:id="459"/>
+      <w:commentRangeEnd w:id="245"/>
       <w:r>
         <w:rPr>
           <w:rStyle w:val="CommentReference"/>
@@ -20773,7 +19502,7 @@
           <w:szCs w:val="22"/>
           <w:lang w:val="en-US"/>
         </w:rPr>
-        <w:commentReference w:id="459"/>
+        <w:commentReference w:id="245"/>
       </w:r>
       <w:r>
         <w:rPr>
@@ -20783,14 +19512,14 @@
       </w:r>
     </w:p>
     <w:p>
-      <w:commentRangeStart w:id="460"/>
+      <w:commentRangeStart w:id="246"/>
       <w:r>
         <w:rPr>
           <w:lang w:val="en-US"/>
         </w:rPr>
         <w:t>To</w:t>
       </w:r>
-      <w:commentRangeEnd w:id="460"/>
+      <w:commentRangeEnd w:id="246"/>
       <w:r>
         <w:rPr>
           <w:rStyle w:val="CommentReference"/>
@@ -20798,7 +19527,7 @@
           <w:szCs w:val="22"/>
           <w:lang w:val="en-US"/>
         </w:rPr>
-        <w:commentReference w:id="460"/>
+        <w:commentReference w:id="246"/>
       </w:r>
       <w:r>
         <w:rPr>
@@ -20806,7 +19535,7 @@
         </w:rPr>
         <w:t xml:space="preserve"> balance these limitations, future research could make comparisons across industries and conduct longitudinal research to monitor the evolving response of organizations and consumers to the (also) evolving nature of AI on value creation with agentic</w:t>
       </w:r>
-      <w:ins w:id="461" w:author="Beninger, Stefanie" w:date="2026-06-10T13:27:00Z" w16du:dateUtc="2026-06-10T13:27:16Z">
+      <w:ins w:id="247" w:author="Beninger, Stefanie" w:date="2026-06-10T13:27:00Z" w16du:dateUtc="2026-06-10T13:27:16Z">
         <w:r>
           <w:rPr>
             <w:lang w:val="en-US"/>
@@ -20828,14 +19557,14 @@
         </w:rPr>
         <w:t xml:space="preserve">Another limitation lies in the gap between optics and </w:t>
       </w:r>
-      <w:commentRangeStart w:id="462"/>
+      <w:commentRangeStart w:id="248"/>
       <w:r>
         <w:rPr>
           <w:lang w:val="en-US"/>
         </w:rPr>
         <w:t>reality</w:t>
       </w:r>
-      <w:commentRangeEnd w:id="462"/>
+      <w:commentRangeEnd w:id="248"/>
       <w:r>
         <w:rPr>
           <w:rStyle w:val="CommentReference"/>
@@ -20843,7 +19572,7 @@
           <w:szCs w:val="22"/>
           <w:lang w:val="en-US"/>
         </w:rPr>
-        <w:commentReference w:id="462"/>
+        <w:commentReference w:id="248"/>
       </w:r>
       <w:r>
         <w:rPr>
@@ -20851,14 +19580,14 @@
         </w:rPr>
         <w:t xml:space="preserve">; while many interviewees were open about this gap, others might not have been so </w:t>
       </w:r>
-      <w:commentRangeStart w:id="463"/>
+      <w:commentRangeStart w:id="249"/>
       <w:r>
         <w:rPr>
           <w:lang w:val="en-US"/>
         </w:rPr>
         <w:t>forthcoming</w:t>
       </w:r>
-      <w:commentRangeEnd w:id="463"/>
+      <w:commentRangeEnd w:id="249"/>
       <w:r>
         <w:rPr>
           <w:rStyle w:val="CommentReference"/>
@@ -20866,7 +19595,7 @@
           <w:szCs w:val="22"/>
           <w:lang w:val="en-US"/>
         </w:rPr>
-        <w:commentReference w:id="463"/>
+        <w:commentReference w:id="249"/>
       </w:r>
       <w:r>
         <w:rPr>
@@ -20874,7 +19603,7 @@
         </w:rPr>
         <w:t>. This study relies exclusively on interview data and is based on an inductive approach. In line with Polsa (2013)</w:t>
       </w:r>
-      <w:ins w:id="464" w:author="Beninger, Stefanie" w:date="2026-06-10T13:28:00Z" w16du:dateUtc="2026-06-10T13:28:17Z">
+      <w:ins w:id="250" w:author="Beninger, Stefanie" w:date="2026-06-10T13:28:00Z" w16du:dateUtc="2026-06-10T13:28:17Z">
         <w:r>
           <w:rPr>
             <w:lang w:val="en-US"/>
@@ -20888,14 +19617,14 @@
         </w:rPr>
         <w:t xml:space="preserve"> research could use different data collection methods and leverage different research approaches. For example, auditing the state of AI within an </w:t>
       </w:r>
-      <w:commentRangeStart w:id="465"/>
+      <w:commentRangeStart w:id="251"/>
       <w:r>
         <w:rPr>
           <w:lang w:val="en-US"/>
         </w:rPr>
         <w:t>organization</w:t>
       </w:r>
-      <w:commentRangeEnd w:id="465"/>
+      <w:commentRangeEnd w:id="251"/>
       <w:r>
         <w:rPr>
           <w:rStyle w:val="CommentReference"/>
@@ -20903,7 +19632,7 @@
           <w:szCs w:val="22"/>
           <w:lang w:val="en-US"/>
         </w:rPr>
-        <w:commentReference w:id="465"/>
+        <w:commentReference w:id="251"/>
       </w:r>
       <w:r>
         <w:rPr>
@@ -20917,8 +19646,8 @@
         </w:rPr>
         <w:t xml:space="preserve"> to the grounded theory approach used in this study</w:t>
       </w:r>
-      <w:commentRangeStart w:id="466"/>
-      <w:commentRangeEnd w:id="466"/>
+      <w:commentRangeStart w:id="252"/>
+      <w:commentRangeEnd w:id="252"/>
       <w:r>
         <w:rPr>
           <w:rStyle w:val="CommentReference"/>
@@ -20926,7 +19655,7 @@
           <w:szCs w:val="22"/>
           <w:lang w:val="en-US"/>
         </w:rPr>
-        <w:commentReference w:id="466"/>
+        <w:commentReference w:id="252"/>
       </w:r>
       <w:r>
         <w:rPr>
@@ -20950,15 +19679,15 @@
         </w:rPr>
         <w:t xml:space="preserve">Finally, </w:t>
       </w:r>
-      <w:commentRangeStart w:id="467"/>
-      <w:commentRangeStart w:id="468"/>
+      <w:commentRangeStart w:id="253"/>
+      <w:commentRangeStart w:id="254"/>
       <w:r>
         <w:rPr>
           <w:lang w:val="en-US"/>
         </w:rPr>
         <w:t>research</w:t>
       </w:r>
-      <w:commentRangeEnd w:id="467"/>
+      <w:commentRangeEnd w:id="253"/>
       <w:r>
         <w:rPr>
           <w:rStyle w:val="CommentReference"/>
@@ -20966,9 +19695,9 @@
           <w:szCs w:val="22"/>
           <w:lang w:val="en-US"/>
         </w:rPr>
-        <w:commentReference w:id="467"/>
-      </w:r>
-      <w:commentRangeEnd w:id="468"/>
+        <w:commentReference w:id="253"/>
+      </w:r>
+      <w:commentRangeEnd w:id="254"/>
       <w:r>
         <w:rPr>
           <w:rStyle w:val="CommentReference"/>
@@ -20976,7 +19705,7 @@
           <w:szCs w:val="22"/>
           <w:lang w:val="en-US"/>
         </w:rPr>
-        <w:commentReference w:id="468"/>
+        <w:commentReference w:id="254"/>
       </w:r>
       <w:r>
         <w:rPr>
@@ -20984,14 +19713,14 @@
         </w:rPr>
         <w:t xml:space="preserve"> could study specific elements in more </w:t>
       </w:r>
-      <w:commentRangeStart w:id="469"/>
+      <w:commentRangeStart w:id="255"/>
       <w:r>
         <w:rPr>
           <w:lang w:val="en-US"/>
         </w:rPr>
         <w:t>depth</w:t>
       </w:r>
-      <w:commentRangeEnd w:id="469"/>
+      <w:commentRangeEnd w:id="255"/>
       <w:r>
         <w:rPr>
           <w:rStyle w:val="CommentReference"/>
@@ -20999,7 +19728,7 @@
           <w:szCs w:val="22"/>
           <w:lang w:val="en-US"/>
         </w:rPr>
-        <w:commentReference w:id="469"/>
+        <w:commentReference w:id="255"/>
       </w:r>
       <w:r>
         <w:rPr>
@@ -21007,14 +19736,14 @@
         </w:rPr>
         <w:t xml:space="preserve">. First, research seems to rarely analyze the impact of specific technical features or technical </w:t>
       </w:r>
-      <w:commentRangeStart w:id="470"/>
+      <w:commentRangeStart w:id="256"/>
       <w:r>
         <w:rPr>
           <w:lang w:val="en-US"/>
         </w:rPr>
         <w:t>configurations</w:t>
       </w:r>
-      <w:commentRangeEnd w:id="470"/>
+      <w:commentRangeEnd w:id="256"/>
       <w:r>
         <w:rPr>
           <w:rStyle w:val="CommentReference"/>
@@ -21022,7 +19751,7 @@
           <w:szCs w:val="22"/>
           <w:lang w:val="en-US"/>
         </w:rPr>
-        <w:commentReference w:id="470"/>
+        <w:commentReference w:id="256"/>
       </w:r>
       <w:r>
         <w:rPr>
@@ -21030,14 +19759,14 @@
         </w:rPr>
         <w:t xml:space="preserve"> on business outcomes, research in this domain could further explain the high variance regarding value outcomes for similar use cases. Second, research could make a more detailed analysis regarding the effect of the organizational </w:t>
       </w:r>
-      <w:commentRangeStart w:id="471"/>
+      <w:commentRangeStart w:id="257"/>
       <w:r>
         <w:rPr>
           <w:lang w:val="en-US"/>
         </w:rPr>
         <w:t>context</w:t>
       </w:r>
-      <w:commentRangeEnd w:id="471"/>
+      <w:commentRangeEnd w:id="257"/>
       <w:r>
         <w:rPr>
           <w:rStyle w:val="CommentReference"/>
@@ -21045,7 +19774,7 @@
           <w:szCs w:val="22"/>
           <w:lang w:val="en-US"/>
         </w:rPr>
-        <w:commentReference w:id="471"/>
+        <w:commentReference w:id="257"/>
       </w:r>
       <w:r>
         <w:rPr>
@@ -21053,14 +19782,14 @@
         </w:rPr>
         <w:t xml:space="preserve">, looking into optimal configurations that managers can strive to create. Third, research could make a more detailed analysis of the specific behaviors of marketing managers, analyzing the components of behaviors like reshaping and their impact on the outcomes within the </w:t>
       </w:r>
-      <w:commentRangeStart w:id="472"/>
+      <w:commentRangeStart w:id="258"/>
       <w:r>
         <w:rPr>
           <w:lang w:val="en-US"/>
         </w:rPr>
         <w:t>organization</w:t>
       </w:r>
-      <w:commentRangeEnd w:id="472"/>
+      <w:commentRangeEnd w:id="258"/>
       <w:r>
         <w:rPr>
           <w:rStyle w:val="CommentReference"/>
@@ -21068,7 +19797,7 @@
           <w:szCs w:val="22"/>
           <w:lang w:val="en-US"/>
         </w:rPr>
-        <w:commentReference w:id="472"/>
+        <w:commentReference w:id="258"/>
       </w:r>
       <w:r>
         <w:rPr>
@@ -21088,7 +19817,7 @@
       <w:pPr>
         <w:pStyle w:val="Heading1"/>
       </w:pPr>
-      <w:bookmarkStart w:id="473" w:name="_Toc232351385"/>
+      <w:bookmarkStart w:id="259" w:name="_Toc232351385"/>
       <w:r>
         <w:lastRenderedPageBreak/>
         <w:t>6.</w:t>
@@ -21097,12 +19826,12 @@
         <w:tab/>
         <w:t>Conclusion</w:t>
       </w:r>
-      <w:bookmarkEnd w:id="473"/>
-    </w:p>
-    <w:p>
-      <w:r>
-        <w:rPr>
-          <w:rPrChange w:id="474" w:author="Luttik, Daan" w:date="2026-06-13T21:32:00Z" w16du:dateUtc="2026-06-13T19:32:00Z">
+      <w:bookmarkEnd w:id="259"/>
+    </w:p>
+    <w:p>
+      <w:r>
+        <w:rPr>
+          <w:rPrChange w:id="260" w:author="Luttik, Daan" w:date="2026-06-13T21:32:00Z" w16du:dateUtc="2026-06-13T19:32:00Z">
             <w:rPr>
               <w:color w:val="9BBB59" w:themeColor="accent3"/>
             </w:rPr>
@@ -21115,7 +19844,7 @@
       </w:r>
       <w:r>
         <w:rPr>
-          <w:rPrChange w:id="475" w:author="Luttik, Daan" w:date="2026-06-13T21:32:00Z" w16du:dateUtc="2026-06-13T19:32:00Z">
+          <w:rPrChange w:id="261" w:author="Luttik, Daan" w:date="2026-06-13T21:32:00Z" w16du:dateUtc="2026-06-13T19:32:00Z">
             <w:rPr>
               <w:color w:val="9BBB59" w:themeColor="accent3"/>
             </w:rPr>
@@ -21131,7 +19860,7 @@
       </w:r>
       <w:r>
         <w:rPr>
-          <w:rPrChange w:id="476" w:author="Luttik, Daan" w:date="2026-06-13T21:32:00Z" w16du:dateUtc="2026-06-13T19:32:00Z">
+          <w:rPrChange w:id="262" w:author="Luttik, Daan" w:date="2026-06-13T21:32:00Z" w16du:dateUtc="2026-06-13T19:32:00Z">
             <w:rPr>
               <w:color w:val="9BBB59" w:themeColor="accent3"/>
             </w:rPr>
@@ -21139,10 +19868,10 @@
         </w:rPr>
         <w:t>:</w:t>
       </w:r>
-      <w:commentRangeStart w:id="477"/>
-      <w:r>
-        <w:rPr>
-          <w:rPrChange w:id="478" w:author="Luttik, Daan" w:date="2026-06-13T21:32:00Z" w16du:dateUtc="2026-06-13T19:32:00Z">
+      <w:commentRangeStart w:id="263"/>
+      <w:r>
+        <w:rPr>
+          <w:rPrChange w:id="264" w:author="Luttik, Daan" w:date="2026-06-13T21:32:00Z" w16du:dateUtc="2026-06-13T19:32:00Z">
             <w:rPr>
               <w:color w:val="9BBB59" w:themeColor="accent3"/>
             </w:rPr>
@@ -21155,7 +19884,7 @@
       </w:r>
       <w:r>
         <w:rPr>
-          <w:rPrChange w:id="479" w:author="Luttik, Daan" w:date="2026-06-13T21:32:00Z" w16du:dateUtc="2026-06-13T19:32:00Z">
+          <w:rPrChange w:id="265" w:author="Luttik, Daan" w:date="2026-06-13T21:32:00Z" w16du:dateUtc="2026-06-13T19:32:00Z">
             <w:rPr>
               <w:color w:val="9BBB59" w:themeColor="accent3"/>
             </w:rPr>
@@ -21166,30 +19895,30 @@
       <w:r>
         <w:t xml:space="preserve">navigating the organizational context, applying agentic AI, which together result in obtaining value outcomes. </w:t>
       </w:r>
-      <w:commentRangeEnd w:id="477"/>
+      <w:commentRangeEnd w:id="263"/>
       <w:r>
         <w:rPr>
           <w:rStyle w:val="CommentReference"/>
           <w:sz w:val="22"/>
           <w:szCs w:val="22"/>
         </w:rPr>
-        <w:commentReference w:id="477"/>
-      </w:r>
-    </w:p>
-    <w:p>
-      <w:pPr>
-        <w:rPr>
-          <w:lang w:val="en-US"/>
-        </w:rPr>
-      </w:pPr>
-      <w:commentRangeStart w:id="480"/>
+        <w:commentReference w:id="263"/>
+      </w:r>
+    </w:p>
+    <w:p>
+      <w:pPr>
+        <w:rPr>
+          <w:lang w:val="en-US"/>
+        </w:rPr>
+      </w:pPr>
+      <w:commentRangeStart w:id="266"/>
       <w:r>
         <w:rPr>
           <w:lang w:val="en-US"/>
         </w:rPr>
         <w:t>Empirically</w:t>
       </w:r>
-      <w:commentRangeEnd w:id="480"/>
+      <w:commentRangeEnd w:id="266"/>
       <w:r>
         <w:rPr>
           <w:rStyle w:val="CommentReference"/>
@@ -21197,19 +19926,13 @@
           <w:szCs w:val="22"/>
           <w:lang w:val="en-US"/>
         </w:rPr>
-        <w:commentReference w:id="480"/>
-      </w:r>
-      <w:r>
-        <w:rPr>
-          <w:lang w:val="en-US"/>
-        </w:rPr>
-        <w:t>, this study answers recent calls for research into agentic AI in marketing (Kim, 2025; Mogaji &amp; Jain, 2024; Jain et al., 2024): it provides one of the first grounded accounts of how marketing managers create value with agentic AI in practice</w:t>
-      </w:r>
-      <w:r>
-        <w:rPr>
-          <w:lang w:val="en-US"/>
-        </w:rPr>
-        <w:t>.</w:t>
+        <w:commentReference w:id="266"/>
+      </w:r>
+      <w:r>
+        <w:rPr>
+          <w:lang w:val="en-US"/>
+        </w:rPr>
+        <w:t>, this study answers recent calls for research into agentic AI in marketing (Kim, 2025; Mogaji &amp; Jain, 2024; Jain et al., 2024): it provides one of the first grounded accounts of how marketing managers create value with agentic AI in practice.</w:t>
       </w:r>
     </w:p>
     <w:p>
@@ -21267,7 +19990,7 @@
       <w:pPr>
         <w:rPr>
           <w:color w:val="C0504D" w:themeColor="accent2"/>
-          <w:rPrChange w:id="481" w:author="Luttik, Daan" w:date="2026-06-13T21:32:00Z" w16du:dateUtc="2026-06-13T19:32:00Z">
+          <w:rPrChange w:id="267" w:author="Luttik, Daan" w:date="2026-06-13T21:32:00Z" w16du:dateUtc="2026-06-13T19:32:00Z">
             <w:rPr>
               <w:color w:val="9BBB59" w:themeColor="accent3"/>
             </w:rPr>
@@ -21282,7 +20005,7 @@
           <w:bCs/>
         </w:rPr>
       </w:pPr>
-      <w:bookmarkStart w:id="482" w:name="_Toc232351386"/>
+      <w:bookmarkStart w:id="268" w:name="_Toc232351386"/>
       <w:r>
         <w:br w:type="page"/>
       </w:r>
@@ -21303,7 +20026,7 @@
         <w:tab/>
         <w:t>References</w:t>
       </w:r>
-      <w:bookmarkEnd w:id="482"/>
+      <w:bookmarkEnd w:id="268"/>
     </w:p>
     <w:p>
       <w:pPr>
@@ -21320,7 +20043,7 @@
         </w:rPr>
         <w:t xml:space="preserve">Acharya, D. B., Kuppan, K., &amp; Divya, B. (2025). Agentic AI: Autonomous intelligence for complex goals, a comprehensive </w:t>
       </w:r>
-      <w:commentRangeStart w:id="483"/>
+      <w:commentRangeStart w:id="269"/>
       <w:r>
         <w:rPr>
           <w:highlight w:val="white"/>
@@ -21328,7 +20051,7 @@
         </w:rPr>
         <w:t>survey</w:t>
       </w:r>
-      <w:commentRangeEnd w:id="483"/>
+      <w:commentRangeEnd w:id="269"/>
       <w:r>
         <w:rPr>
           <w:rStyle w:val="CommentReference"/>
@@ -21337,7 +20060,7 @@
           <w:highlight w:val="white"/>
           <w:lang w:val="en-US"/>
         </w:rPr>
-        <w:commentReference w:id="483"/>
+        <w:commentReference w:id="269"/>
       </w:r>
       <w:r>
         <w:rPr>
@@ -21728,7 +20451,7 @@
           <w:highlight w:val="white"/>
         </w:rPr>
       </w:pPr>
-      <w:commentRangeStart w:id="484"/>
+      <w:commentRangeStart w:id="270"/>
       <w:r>
         <w:rPr>
           <w:highlight w:val="white"/>
@@ -21770,7 +20493,7 @@
         </w:rPr>
         <w:t>(2), 889-942.</w:t>
       </w:r>
-      <w:commentRangeEnd w:id="484"/>
+      <w:commentRangeEnd w:id="270"/>
       <w:r>
         <w:rPr>
           <w:rStyle w:val="CommentReference"/>
@@ -21778,7 +20501,7 @@
           <w:szCs w:val="22"/>
           <w:highlight w:val="white"/>
         </w:rPr>
-        <w:commentReference w:id="484"/>
+        <w:commentReference w:id="270"/>
       </w:r>
     </w:p>
     <w:p>
@@ -21968,8 +20691,8 @@
           <w:highlight w:val="white"/>
         </w:rPr>
       </w:pPr>
-      <w:commentRangeStart w:id="485"/>
-      <w:commentRangeStart w:id="486"/>
+      <w:commentRangeStart w:id="271"/>
+      <w:commentRangeStart w:id="272"/>
       <w:r>
         <w:rPr>
           <w:highlight w:val="white"/>
@@ -22011,7 +20734,7 @@
         </w:rPr>
         <w:t xml:space="preserve">(1), 38-68. </w:t>
       </w:r>
-      <w:commentRangeEnd w:id="486"/>
+      <w:commentRangeEnd w:id="272"/>
       <w:r>
         <w:rPr>
           <w:rStyle w:val="CommentReference"/>
@@ -22019,9 +20742,9 @@
           <w:szCs w:val="20"/>
           <w:highlight w:val="white"/>
         </w:rPr>
-        <w:commentReference w:id="486"/>
-      </w:r>
-      <w:commentRangeEnd w:id="485"/>
+        <w:commentReference w:id="272"/>
+      </w:r>
+      <w:commentRangeEnd w:id="271"/>
       <w:r>
         <w:rPr>
           <w:rStyle w:val="CommentReference"/>
@@ -22029,7 +20752,7 @@
           <w:szCs w:val="20"/>
           <w:highlight w:val="white"/>
         </w:rPr>
-        <w:commentReference w:id="485"/>
+        <w:commentReference w:id="271"/>
       </w:r>
     </w:p>
     <w:p>
@@ -22227,7 +20950,7 @@
         </w:rPr>
         <w:t xml:space="preserve">Dutta, S., Assem, H., &amp; Burgin, E. (2021). </w:t>
       </w:r>
-      <w:bookmarkStart w:id="487" w:name="OLE_LINK4"/>
+      <w:bookmarkStart w:id="273" w:name="OLE_LINK4"/>
       <w:r>
         <w:rPr>
           <w:highlight w:val="white"/>
@@ -22235,7 +20958,7 @@
         </w:rPr>
         <w:t>Sequence-to-sequence learning on keywords for efficient FAQ retrieval</w:t>
       </w:r>
-      <w:bookmarkEnd w:id="487"/>
+      <w:bookmarkEnd w:id="273"/>
       <w:r>
         <w:rPr>
           <w:highlight w:val="white"/>
@@ -22866,7 +21589,7 @@
           <w:lang w:val="en-US"/>
         </w:rPr>
       </w:pPr>
-      <w:commentRangeStart w:id="488"/>
+      <w:commentRangeStart w:id="274"/>
       <w:r>
         <w:rPr>
           <w:highlight w:val="white"/>
@@ -22907,7 +21630,7 @@
         </w:rPr>
         <w:t>(2), 211–228. https://doi.org/10.1177/2394964318805625</w:t>
       </w:r>
-      <w:commentRangeEnd w:id="488"/>
+      <w:commentRangeEnd w:id="274"/>
       <w:r>
         <w:rPr>
           <w:rStyle w:val="CommentReference"/>
@@ -22916,7 +21639,7 @@
           <w:highlight w:val="white"/>
           <w:lang w:val="en-US"/>
         </w:rPr>
-        <w:commentReference w:id="488"/>
+        <w:commentReference w:id="274"/>
       </w:r>
     </w:p>
     <w:p>
@@ -23023,14 +21746,14 @@
         </w:rPr>
         <w:t xml:space="preserve">Kim, J. (2025). </w:t>
       </w:r>
-      <w:bookmarkStart w:id="489" w:name="OLE_LINK17"/>
+      <w:bookmarkStart w:id="275" w:name="OLE_LINK17"/>
       <w:r>
         <w:rPr>
           <w:highlight w:val="white"/>
         </w:rPr>
         <w:t>Advertising in the Age of Agentic AI: Call for Research</w:t>
       </w:r>
-      <w:bookmarkEnd w:id="489"/>
+      <w:bookmarkEnd w:id="275"/>
       <w:r>
         <w:rPr>
           <w:highlight w:val="white"/>
@@ -23074,7 +21797,7 @@
           <w:lang w:val="en-US"/>
         </w:rPr>
       </w:pPr>
-      <w:commentRangeStart w:id="490"/>
+      <w:commentRangeStart w:id="276"/>
       <w:r>
         <w:rPr>
           <w:highlight w:val="white"/>
@@ -23098,7 +21821,7 @@
         </w:rPr>
         <w:t>(4), 2025. https://doi.org/10.3390/su13042025</w:t>
       </w:r>
-      <w:commentRangeEnd w:id="490"/>
+      <w:commentRangeEnd w:id="276"/>
       <w:r>
         <w:rPr>
           <w:rStyle w:val="CommentReference"/>
@@ -23107,7 +21830,7 @@
           <w:highlight w:val="white"/>
           <w:lang w:val="en-US"/>
         </w:rPr>
-        <w:commentReference w:id="490"/>
+        <w:commentReference w:id="276"/>
       </w:r>
     </w:p>
     <w:p>
@@ -23149,7 +21872,7 @@
           <w:highlight w:val="white"/>
         </w:rPr>
       </w:pPr>
-      <w:commentRangeStart w:id="491"/>
+      <w:commentRangeStart w:id="277"/>
       <w:r>
         <w:rPr>
           <w:highlight w:val="white"/>
@@ -23170,7 +21893,7 @@
         </w:rPr>
         <w:t>(3). https://doi.org/10.1177/07439156241286499</w:t>
       </w:r>
-      <w:commentRangeEnd w:id="491"/>
+      <w:commentRangeEnd w:id="277"/>
       <w:r>
         <w:rPr>
           <w:rStyle w:val="CommentReference"/>
@@ -23178,7 +21901,7 @@
           <w:szCs w:val="22"/>
           <w:highlight w:val="white"/>
         </w:rPr>
-        <w:commentReference w:id="491"/>
+        <w:commentReference w:id="277"/>
       </w:r>
     </w:p>
     <w:p>
@@ -23239,7 +21962,7 @@
           <w:lang w:val="en-US"/>
         </w:rPr>
       </w:pPr>
-      <w:commentRangeStart w:id="492"/>
+      <w:commentRangeStart w:id="278"/>
       <w:r>
         <w:rPr>
           <w:highlight w:val="white"/>
@@ -23279,7 +22002,7 @@
         </w:rPr>
         <w:t>, 849–859. https://doi.org/10.1016/j.jbusres.2020.11.008</w:t>
       </w:r>
-      <w:commentRangeEnd w:id="492"/>
+      <w:commentRangeEnd w:id="278"/>
       <w:r>
         <w:rPr>
           <w:rStyle w:val="CommentReference"/>
@@ -23288,7 +22011,7 @@
           <w:highlight w:val="white"/>
           <w:lang w:val="en-US"/>
         </w:rPr>
-        <w:commentReference w:id="492"/>
+        <w:commentReference w:id="278"/>
       </w:r>
     </w:p>
     <w:p>
@@ -23310,7 +22033,7 @@
           <w:highlight w:val="white"/>
         </w:rPr>
       </w:pPr>
-      <w:commentRangeStart w:id="493"/>
+      <w:commentRangeStart w:id="279"/>
       <w:r>
         <w:rPr>
           <w:highlight w:val="white"/>
@@ -23353,7 +22076,7 @@
         </w:rPr>
         <w:t>(4). https://doi.org/10.1177/21582440231217731</w:t>
       </w:r>
-      <w:commentRangeEnd w:id="493"/>
+      <w:commentRangeEnd w:id="279"/>
       <w:r>
         <w:rPr>
           <w:rStyle w:val="CommentReference"/>
@@ -23361,7 +22084,7 @@
           <w:szCs w:val="22"/>
           <w:highlight w:val="white"/>
         </w:rPr>
-        <w:commentReference w:id="493"/>
+        <w:commentReference w:id="279"/>
       </w:r>
     </w:p>
     <w:p>
@@ -23692,7 +22415,7 @@
       <w:r>
         <w:rPr>
           <w:highlight w:val="white"/>
-          <w:rPrChange w:id="494" w:author="Luttik, Daan" w:date="2026-06-11T19:40:00Z" w16du:dateUtc="2026-06-11T17:40:00Z">
+          <w:rPrChange w:id="280" w:author="Luttik, Daan" w:date="2026-06-11T19:40:00Z" w16du:dateUtc="2026-06-11T17:40:00Z">
             <w:rPr>
               <w:highlight w:val="white"/>
               <w:lang w:val="it-IT"/>
@@ -23787,7 +22510,7 @@
           <w:highlight w:val="white"/>
         </w:rPr>
       </w:pPr>
-      <w:commentRangeStart w:id="495"/>
+      <w:commentRangeStart w:id="281"/>
       <w:r>
         <w:rPr>
           <w:highlight w:val="white"/>
@@ -23808,7 +22531,7 @@
         </w:rPr>
         <w:t>(4), 404–428. https://doi.org/10.1287/orsc.11.4.404.14600</w:t>
       </w:r>
-      <w:commentRangeEnd w:id="495"/>
+      <w:commentRangeEnd w:id="281"/>
       <w:r>
         <w:rPr>
           <w:rStyle w:val="CommentReference"/>
@@ -23816,7 +22539,7 @@
           <w:szCs w:val="22"/>
           <w:highlight w:val="white"/>
         </w:rPr>
-        <w:commentReference w:id="495"/>
+        <w:commentReference w:id="281"/>
       </w:r>
     </w:p>
     <w:p>
@@ -23854,7 +22577,7 @@
           <w:highlight w:val="white"/>
         </w:rPr>
       </w:pPr>
-      <w:commentRangeStart w:id="496"/>
+      <w:commentRangeStart w:id="282"/>
       <w:r>
         <w:rPr>
           <w:highlight w:val="white"/>
@@ -23882,7 +22605,7 @@
         </w:rPr>
         <w:t>.</w:t>
       </w:r>
-      <w:commentRangeEnd w:id="496"/>
+      <w:commentRangeEnd w:id="282"/>
       <w:r>
         <w:rPr>
           <w:rStyle w:val="CommentReference"/>
@@ -23890,7 +22613,7 @@
           <w:szCs w:val="22"/>
           <w:highlight w:val="white"/>
         </w:rPr>
-        <w:commentReference w:id="496"/>
+        <w:commentReference w:id="282"/>
       </w:r>
     </w:p>
     <w:p>
@@ -23900,7 +22623,7 @@
           <w:highlight w:val="white"/>
         </w:rPr>
       </w:pPr>
-      <w:commentRangeStart w:id="497"/>
+      <w:commentRangeStart w:id="283"/>
       <w:r>
         <w:rPr>
           <w:highlight w:val="white"/>
@@ -23921,7 +22644,7 @@
         </w:rPr>
         <w:t>(5), 636–651. https://doi.org/10.1080/08874417.2023.2240744</w:t>
       </w:r>
-      <w:commentRangeEnd w:id="497"/>
+      <w:commentRangeEnd w:id="283"/>
       <w:r>
         <w:rPr>
           <w:rStyle w:val="CommentReference"/>
@@ -23929,7 +22652,7 @@
           <w:szCs w:val="22"/>
           <w:highlight w:val="white"/>
         </w:rPr>
-        <w:commentReference w:id="497"/>
+        <w:commentReference w:id="283"/>
       </w:r>
     </w:p>
     <w:p>
@@ -24168,7 +22891,7 @@
       <w:pPr>
         <w:ind w:left="720" w:hanging="720"/>
       </w:pPr>
-      <w:commentRangeStart w:id="498"/>
+      <w:commentRangeStart w:id="284"/>
       <w:r>
         <w:t xml:space="preserve">Sidorchuk, R. (2015). The concept of “value” in the theory of marketing. </w:t>
       </w:r>
@@ -24197,14 +22920,14 @@
           <w:t>https://doi.org/10.5539/ass.v11n9p320</w:t>
         </w:r>
       </w:hyperlink>
-      <w:commentRangeEnd w:id="498"/>
+      <w:commentRangeEnd w:id="284"/>
       <w:r>
         <w:rPr>
           <w:rStyle w:val="CommentReference"/>
           <w:sz w:val="22"/>
           <w:szCs w:val="22"/>
         </w:rPr>
-        <w:commentReference w:id="498"/>
+        <w:commentReference w:id="284"/>
       </w:r>
     </w:p>
     <w:p>
@@ -24402,21 +23125,21 @@
       <w:pPr>
         <w:ind w:left="720" w:hanging="720"/>
       </w:pPr>
-      <w:commentRangeStart w:id="499"/>
+      <w:commentRangeStart w:id="285"/>
       <w:r>
         <w:rPr>
           <w:lang w:val="it-IT"/>
         </w:rPr>
         <w:t>Vidal, J. F., Perotti, F. A., Gonzalez, R., &amp; Gasco, J. (</w:t>
       </w:r>
-      <w:bookmarkStart w:id="500" w:name="OLE_LINK13"/>
+      <w:bookmarkStart w:id="286" w:name="OLE_LINK13"/>
       <w:r>
         <w:rPr>
           <w:lang w:val="it-IT"/>
         </w:rPr>
         <w:t>2022</w:t>
       </w:r>
-      <w:bookmarkEnd w:id="500"/>
+      <w:bookmarkEnd w:id="286"/>
       <w:r>
         <w:rPr>
           <w:lang w:val="it-IT"/>
@@ -24443,14 +23166,14 @@
           <w:t>https://doi.org/10.1016/j.jbusres.2022.07.020</w:t>
         </w:r>
       </w:hyperlink>
-      <w:commentRangeEnd w:id="499"/>
+      <w:commentRangeEnd w:id="285"/>
       <w:r>
         <w:rPr>
           <w:rStyle w:val="CommentReference"/>
           <w:sz w:val="22"/>
           <w:szCs w:val="22"/>
         </w:rPr>
-        <w:commentReference w:id="499"/>
+        <w:commentReference w:id="285"/>
       </w:r>
     </w:p>
     <w:p>
@@ -24522,7 +23245,7 @@
         </w:rPr>
         <w:t xml:space="preserve">Customer value: theory, research, and practice. In </w:t>
       </w:r>
-      <w:bookmarkStart w:id="501" w:name="OLE_LINK11"/>
+      <w:bookmarkStart w:id="287" w:name="OLE_LINK11"/>
       <w:r>
         <w:rPr>
           <w:i/>
@@ -24537,7 +23260,7 @@
         </w:rPr>
         <w:t xml:space="preserve"> </w:t>
       </w:r>
-      <w:bookmarkEnd w:id="501"/>
+      <w:bookmarkEnd w:id="287"/>
       <w:r>
         <w:rPr>
           <w:highlight w:val="white"/>
@@ -24643,12 +23366,12 @@
       <w:pPr>
         <w:pStyle w:val="Heading1"/>
       </w:pPr>
-      <w:bookmarkStart w:id="502" w:name="_Toc232351387"/>
+      <w:bookmarkStart w:id="288" w:name="_Toc232351387"/>
       <w:r>
         <w:lastRenderedPageBreak/>
         <w:t>Appendix A. Interview Guide and Protocol</w:t>
       </w:r>
-      <w:bookmarkEnd w:id="502"/>
+      <w:bookmarkEnd w:id="288"/>
     </w:p>
     <w:p>
       <w:r>
@@ -24662,7 +23385,7 @@
       <w:pPr>
         <w:pStyle w:val="Heading2"/>
       </w:pPr>
-      <w:bookmarkStart w:id="503" w:name="_Toc232351388"/>
+      <w:bookmarkStart w:id="289" w:name="_Toc232351388"/>
       <w:r>
         <w:rPr>
           <w:lang w:val="en-US"/>
@@ -24678,7 +23401,7 @@
         </w:rPr>
         <w:t>Interview Guide</w:t>
       </w:r>
-      <w:bookmarkEnd w:id="503"/>
+      <w:bookmarkEnd w:id="289"/>
     </w:p>
     <w:p>
       <w:pPr>
@@ -25090,21 +23813,21 @@
       <w:pPr>
         <w:pStyle w:val="Heading1"/>
       </w:pPr>
-      <w:bookmarkStart w:id="504" w:name="_Toc232351389"/>
-      <w:commentRangeStart w:id="505"/>
+      <w:bookmarkStart w:id="290" w:name="_Toc232351389"/>
+      <w:commentRangeStart w:id="291"/>
       <w:r>
         <w:lastRenderedPageBreak/>
         <w:t>Appendix B. Putting the model to work: a manager’s checklist</w:t>
       </w:r>
-      <w:bookmarkEnd w:id="504"/>
-      <w:commentRangeEnd w:id="505"/>
+      <w:bookmarkEnd w:id="290"/>
+      <w:commentRangeEnd w:id="291"/>
       <w:r>
         <w:rPr>
           <w:rStyle w:val="CommentReference"/>
           <w:sz w:val="22"/>
           <w:szCs w:val="22"/>
         </w:rPr>
-        <w:commentReference w:id="505"/>
+        <w:commentReference w:id="291"/>
       </w:r>
     </w:p>
     <w:p>
@@ -25116,11 +23839,11 @@
       <w:pPr>
         <w:pStyle w:val="Heading2"/>
       </w:pPr>
-      <w:bookmarkStart w:id="506" w:name="_Toc232351390"/>
+      <w:bookmarkStart w:id="292" w:name="_Toc232351390"/>
       <w:r>
         <w:t>Observing: sensing the changing context</w:t>
       </w:r>
-      <w:bookmarkEnd w:id="506"/>
+      <w:bookmarkEnd w:id="292"/>
     </w:p>
     <w:p>
       <w:pPr>
@@ -25215,11 +23938,11 @@
       <w:pPr>
         <w:pStyle w:val="Heading2"/>
       </w:pPr>
-      <w:bookmarkStart w:id="507" w:name="_Toc232351391"/>
+      <w:bookmarkStart w:id="293" w:name="_Toc232351391"/>
       <w:r>
         <w:t>Conditions: auditing what enables or constrains</w:t>
       </w:r>
-      <w:bookmarkEnd w:id="507"/>
+      <w:bookmarkEnd w:id="293"/>
     </w:p>
     <w:p>
       <w:pPr>
@@ -25290,14 +24013,14 @@
       <w:pPr>
         <w:pStyle w:val="Heading2"/>
       </w:pPr>
-      <w:bookmarkStart w:id="508" w:name="_Toc232351392"/>
+      <w:bookmarkStart w:id="294" w:name="_Toc232351392"/>
       <w:r>
         <w:t>Navigating</w:t>
       </w:r>
       <w:r>
         <w:t>: acting on the conditions</w:t>
       </w:r>
-      <w:bookmarkEnd w:id="508"/>
+      <w:bookmarkEnd w:id="294"/>
     </w:p>
     <w:p>
       <w:pPr>
@@ -25384,11 +24107,11 @@
       <w:pPr>
         <w:pStyle w:val="Heading2"/>
       </w:pPr>
-      <w:bookmarkStart w:id="509" w:name="_Toc232351393"/>
+      <w:bookmarkStart w:id="295" w:name="_Toc232351393"/>
       <w:r>
         <w:t>Applying: putting agentic AI to work</w:t>
       </w:r>
-      <w:bookmarkEnd w:id="509"/>
+      <w:bookmarkEnd w:id="295"/>
     </w:p>
     <w:p>
       <w:pPr>
@@ -25478,11 +24201,11 @@
       <w:pPr>
         <w:pStyle w:val="Heading2"/>
       </w:pPr>
-      <w:bookmarkStart w:id="510" w:name="_Toc232351394"/>
+      <w:bookmarkStart w:id="296" w:name="_Toc232351394"/>
       <w:r>
         <w:t>Mediating Value Outcomes: turning application into value</w:t>
       </w:r>
-      <w:bookmarkEnd w:id="510"/>
+      <w:bookmarkEnd w:id="296"/>
     </w:p>
     <w:p>
       <w:pPr>
@@ -28273,23 +26996,7 @@
       </w:r>
     </w:p>
   </w:comment>
-  <w:comment w:id="129" w:author="Beninger, Stefanie" w:date="2026-06-10T13:41:00Z" w:initials="BS">
-    <w:p>
-      <w:pPr>
-        <w:pStyle w:val="CommentText"/>
-      </w:pPr>
-      <w:r>
-        <w:rPr>
-          <w:rStyle w:val="CommentReference"/>
-        </w:rPr>
-        <w:annotationRef/>
-      </w:r>
-      <w:r>
-        <w:t xml:space="preserve">were these words used in the descriptive codes - 'observing'? if not, then perhaps consider removing it. </w:t>
-      </w:r>
-    </w:p>
-  </w:comment>
-  <w:comment w:id="336" w:author="Beninger, Stefanie" w:date="2026-06-13T14:10:00Z" w:initials="SB">
+  <w:comment w:id="122" w:author="Beninger, Stefanie" w:date="2026-06-13T14:10:00Z" w:initials="SB">
     <w:p>
       <w:pPr>
         <w:pStyle w:val="CommentText"/>
@@ -28309,7 +27016,7 @@
       </w:r>
     </w:p>
   </w:comment>
-  <w:comment w:id="338" w:author="Beninger, Stefanie" w:date="2026-06-13T14:10:00Z" w:initials="SB">
+  <w:comment w:id="124" w:author="Beninger, Stefanie" w:date="2026-06-13T14:10:00Z" w:initials="SB">
     <w:p>
       <w:pPr>
         <w:pStyle w:val="CommentText"/>
@@ -28329,7 +27036,7 @@
       </w:r>
     </w:p>
   </w:comment>
-  <w:comment w:id="340" w:author="Beninger, Stefanie" w:date="2026-06-10T13:48:00Z" w:initials="BS">
+  <w:comment w:id="126" w:author="Beninger, Stefanie" w:date="2026-06-10T13:48:00Z" w:initials="BS">
     <w:p>
       <w:pPr>
         <w:pStyle w:val="CommentText"/>
@@ -28345,7 +27052,7 @@
       </w:r>
     </w:p>
   </w:comment>
-  <w:comment w:id="341" w:author="Beninger, Stefanie" w:date="2026-06-10T13:46:00Z" w:initials="BS">
+  <w:comment w:id="127" w:author="Beninger, Stefanie" w:date="2026-06-10T13:46:00Z" w:initials="BS">
     <w:p>
       <w:pPr>
         <w:pStyle w:val="CommentText"/>
@@ -28361,7 +27068,7 @@
       </w:r>
     </w:p>
   </w:comment>
-  <w:comment w:id="342" w:author="Beninger, Stefanie" w:date="2026-06-10T13:47:00Z" w:initials="BS">
+  <w:comment w:id="128" w:author="Beninger, Stefanie" w:date="2026-06-10T13:47:00Z" w:initials="BS">
     <w:p>
       <w:pPr>
         <w:pStyle w:val="CommentText"/>
@@ -28377,7 +27084,7 @@
       </w:r>
     </w:p>
   </w:comment>
-  <w:comment w:id="343" w:author="Beninger, Stefanie" w:date="2026-06-10T13:47:00Z" w:initials="BS">
+  <w:comment w:id="129" w:author="Beninger, Stefanie" w:date="2026-06-10T13:47:00Z" w:initials="BS">
     <w:p>
       <w:pPr>
         <w:pStyle w:val="CommentText"/>
@@ -28393,7 +27100,7 @@
       </w:r>
     </w:p>
   </w:comment>
-  <w:comment w:id="344" w:author="Luttik, Daan" w:date="2026-06-10T15:04:00Z" w:initials="DL">
+  <w:comment w:id="130" w:author="Luttik, Daan" w:date="2026-06-10T15:04:00Z" w:initials="DL">
     <w:p>
       <w:pPr>
         <w:pStyle w:val="CommentText"/>
@@ -28410,7 +27117,7 @@
       </w:r>
     </w:p>
   </w:comment>
-  <w:comment w:id="345" w:author="Luttik, Daan" w:date="2026-06-12T23:39:00Z" w:initials="DL">
+  <w:comment w:id="131" w:author="Luttik, Daan" w:date="2026-06-12T23:39:00Z" w:initials="DL">
     <w:p>
       <w:pPr>
         <w:pStyle w:val="CommentText"/>
@@ -28427,7 +27134,7 @@
       </w:r>
     </w:p>
   </w:comment>
-  <w:comment w:id="346" w:author="Beninger, Stefanie" w:date="2026-06-13T14:12:00Z" w:initials="SB">
+  <w:comment w:id="132" w:author="Beninger, Stefanie" w:date="2026-06-13T14:12:00Z" w:initials="SB">
     <w:p>
       <w:pPr>
         <w:pStyle w:val="CommentText"/>
@@ -28447,7 +27154,7 @@
       </w:r>
     </w:p>
   </w:comment>
-  <w:comment w:id="348" w:author="Beninger, Stefanie" w:date="2026-06-10T13:54:00Z" w:initials="BS">
+  <w:comment w:id="134" w:author="Beninger, Stefanie" w:date="2026-06-10T13:54:00Z" w:initials="BS">
     <w:p>
       <w:pPr>
         <w:pStyle w:val="CommentText"/>
@@ -28463,7 +27170,7 @@
       </w:r>
     </w:p>
   </w:comment>
-  <w:comment w:id="349" w:author="Daan Luttik" w:date="2026-06-01T18:21:00Z" w:initials="">
+  <w:comment w:id="135" w:author="Daan Luttik" w:date="2026-06-01T18:21:00Z" w:initials="">
     <w:p>
       <w:pPr>
         <w:widowControl w:val="0"/>
@@ -28496,7 +27203,7 @@
       </w:r>
     </w:p>
   </w:comment>
-  <w:comment w:id="350" w:author="Beninger, Stefanie" w:date="2026-06-10T13:49:00Z" w:initials="BS">
+  <w:comment w:id="136" w:author="Beninger, Stefanie" w:date="2026-06-10T13:49:00Z" w:initials="BS">
     <w:p>
       <w:pPr>
         <w:pStyle w:val="CommentText"/>
@@ -28512,7 +27219,7 @@
       </w:r>
     </w:p>
   </w:comment>
-  <w:comment w:id="351" w:author="Beninger, Stefanie" w:date="2026-06-10T13:50:00Z" w:initials="BS">
+  <w:comment w:id="137" w:author="Beninger, Stefanie" w:date="2026-06-10T13:50:00Z" w:initials="BS">
     <w:p>
       <w:pPr>
         <w:pStyle w:val="CommentText"/>
@@ -28528,7 +27235,7 @@
       </w:r>
     </w:p>
   </w:comment>
-  <w:comment w:id="352" w:author="Luttik, Daan" w:date="2026-06-11T19:50:00Z" w:initials="DL">
+  <w:comment w:id="138" w:author="Luttik, Daan" w:date="2026-06-11T19:50:00Z" w:initials="DL">
     <w:p>
       <w:pPr>
         <w:pStyle w:val="CommentText"/>
@@ -28545,7 +27252,7 @@
       </w:r>
     </w:p>
   </w:comment>
-  <w:comment w:id="353" w:author="Luttik, Daan" w:date="2026-06-12T09:56:00Z" w:initials="DL">
+  <w:comment w:id="139" w:author="Luttik, Daan" w:date="2026-06-12T09:56:00Z" w:initials="DL">
     <w:p>
       <w:pPr>
         <w:pStyle w:val="CommentText"/>
@@ -28562,7 +27269,7 @@
       </w:r>
     </w:p>
   </w:comment>
-  <w:comment w:id="354" w:author="Beninger, Stefanie" w:date="2026-06-12T10:24:00Z" w:initials="BS">
+  <w:comment w:id="140" w:author="Beninger, Stefanie" w:date="2026-06-12T10:24:00Z" w:initials="BS">
     <w:p>
       <w:pPr>
         <w:pStyle w:val="CommentText"/>
@@ -28578,7 +27285,7 @@
       </w:r>
     </w:p>
   </w:comment>
-  <w:comment w:id="355" w:author="Beninger, Stefanie" w:date="2026-06-10T13:50:00Z" w:initials="BS">
+  <w:comment w:id="141" w:author="Beninger, Stefanie" w:date="2026-06-10T13:50:00Z" w:initials="BS">
     <w:p>
       <w:pPr>
         <w:pStyle w:val="CommentText"/>
@@ -28594,7 +27301,7 @@
       </w:r>
     </w:p>
   </w:comment>
-  <w:comment w:id="356" w:author="Luttik, Daan" w:date="2026-06-13T00:02:00Z" w:initials="DL">
+  <w:comment w:id="142" w:author="Luttik, Daan" w:date="2026-06-13T00:02:00Z" w:initials="DL">
     <w:p>
       <w:pPr>
         <w:pStyle w:val="CommentText"/>
@@ -28611,7 +27318,7 @@
       </w:r>
     </w:p>
   </w:comment>
-  <w:comment w:id="359" w:author="Daan Luttik" w:date="2026-06-01T18:23:00Z" w:initials="">
+  <w:comment w:id="145" w:author="Daan Luttik" w:date="2026-06-01T18:23:00Z" w:initials="">
     <w:p>
       <w:pPr>
         <w:widowControl w:val="0"/>
@@ -28644,7 +27351,7 @@
       </w:r>
     </w:p>
   </w:comment>
-  <w:comment w:id="363" w:author="Luttik, Daan" w:date="2026-06-12T11:34:00Z" w:initials="DL">
+  <w:comment w:id="149" w:author="Luttik, Daan" w:date="2026-06-12T11:34:00Z" w:initials="DL">
     <w:p>
       <w:pPr>
         <w:pStyle w:val="CommentText"/>
@@ -28661,7 +27368,7 @@
       </w:r>
     </w:p>
   </w:comment>
-  <w:comment w:id="362" w:author="Luttik, Daan" w:date="2026-06-12T11:44:00Z" w:initials="DL">
+  <w:comment w:id="148" w:author="Luttik, Daan" w:date="2026-06-12T11:44:00Z" w:initials="DL">
     <w:p>
       <w:pPr>
         <w:pStyle w:val="CommentText"/>
@@ -28678,7 +27385,7 @@
       </w:r>
     </w:p>
   </w:comment>
-  <w:comment w:id="360" w:author="Luttik, Daan" w:date="2026-06-12T23:45:00Z" w:initials="DL">
+  <w:comment w:id="146" w:author="Luttik, Daan" w:date="2026-06-12T23:45:00Z" w:initials="DL">
     <w:p>
       <w:pPr>
         <w:pStyle w:val="CommentText"/>
@@ -28696,11 +27403,11 @@
       <w:r>
         <w:instrText>HYPERLINK "mailto:s.beninger@nyenrode.nl"</w:instrText>
       </w:r>
-      <w:bookmarkStart w:id="364" w:name="_@_4D2E2173561E4304BBB44C940BFC8766Z"/>
+      <w:bookmarkStart w:id="150" w:name="_@_4D2E2173561E4304BBB44C940BFC8766Z"/>
       <w:r>
         <w:fldChar w:fldCharType="separate"/>
       </w:r>
-      <w:bookmarkEnd w:id="364"/>
+      <w:bookmarkEnd w:id="150"/>
       <w:r>
         <w:rPr>
           <w:rStyle w:val="Mention"/>
@@ -28716,7 +27423,7 @@
       </w:r>
     </w:p>
   </w:comment>
-  <w:comment w:id="361" w:author="Beninger, Stefanie" w:date="2026-06-13T14:14:00Z" w:initials="SB">
+  <w:comment w:id="147" w:author="Beninger, Stefanie" w:date="2026-06-13T14:14:00Z" w:initials="SB">
     <w:p>
       <w:pPr>
         <w:pStyle w:val="CommentText"/>
@@ -28736,7 +27443,7 @@
       </w:r>
     </w:p>
   </w:comment>
-  <w:comment w:id="365" w:author="Luttik, Daan" w:date="2026-06-12T15:33:00Z" w:initials="DL">
+  <w:comment w:id="151" w:author="Luttik, Daan" w:date="2026-06-12T15:33:00Z" w:initials="DL">
     <w:p>
       <w:pPr>
         <w:pStyle w:val="CommentText"/>
@@ -28753,7 +27460,7 @@
       </w:r>
     </w:p>
   </w:comment>
-  <w:comment w:id="367" w:author="Luttik, Daan" w:date="2026-06-12T22:15:00Z" w:initials="DL">
+  <w:comment w:id="153" w:author="Luttik, Daan" w:date="2026-06-12T22:15:00Z" w:initials="DL">
     <w:p>
       <w:pPr>
         <w:pStyle w:val="CommentText"/>
@@ -28771,11 +27478,11 @@
       <w:r>
         <w:instrText>HYPERLINK "mailto:s.beninger@nyenrode.nl"</w:instrText>
       </w:r>
-      <w:bookmarkStart w:id="369" w:name="_@_F74A959799DE4D9F825B4C2BF7D4BEECZ"/>
+      <w:bookmarkStart w:id="155" w:name="_@_F74A959799DE4D9F825B4C2BF7D4BEECZ"/>
       <w:r>
         <w:fldChar w:fldCharType="separate"/>
       </w:r>
-      <w:bookmarkEnd w:id="369"/>
+      <w:bookmarkEnd w:id="155"/>
       <w:r>
         <w:rPr>
           <w:rStyle w:val="Mention"/>
@@ -28818,7 +27525,7 @@
       </w:r>
     </w:p>
   </w:comment>
-  <w:comment w:id="368" w:author="Beninger, Stefanie" w:date="2026-06-13T14:16:00Z" w:initials="SB">
+  <w:comment w:id="154" w:author="Beninger, Stefanie" w:date="2026-06-13T14:16:00Z" w:initials="SB">
     <w:p>
       <w:pPr>
         <w:pStyle w:val="CommentText"/>
@@ -28838,7 +27545,7 @@
       </w:r>
     </w:p>
   </w:comment>
-  <w:comment w:id="370" w:author="Beninger, Stefanie" w:date="2026-06-13T14:17:00Z" w:initials="SB">
+  <w:comment w:id="156" w:author="Beninger, Stefanie" w:date="2026-06-13T14:17:00Z" w:initials="SB">
     <w:p>
       <w:pPr>
         <w:pStyle w:val="CommentText"/>
@@ -28858,7 +27565,7 @@
       </w:r>
     </w:p>
   </w:comment>
-  <w:comment w:id="372" w:author="Beninger, Stefanie" w:date="2026-06-10T14:26:00Z" w:initials="BS">
+  <w:comment w:id="158" w:author="Beninger, Stefanie" w:date="2026-06-10T14:26:00Z" w:initials="BS">
     <w:p>
       <w:pPr>
         <w:pStyle w:val="CommentText"/>
@@ -28874,7 +27581,7 @@
       </w:r>
     </w:p>
   </w:comment>
-  <w:comment w:id="375" w:author="Luttik, Daan" w:date="2026-06-12T11:03:00Z" w:initials="DL">
+  <w:comment w:id="161" w:author="Luttik, Daan" w:date="2026-06-12T11:03:00Z" w:initials="DL">
     <w:p>
       <w:pPr>
         <w:pStyle w:val="CommentText"/>
@@ -28891,7 +27598,7 @@
       </w:r>
     </w:p>
   </w:comment>
-  <w:comment w:id="378" w:author="Luttik, Daan" w:date="2026-06-12T11:11:00Z" w:initials="DL">
+  <w:comment w:id="164" w:author="Luttik, Daan" w:date="2026-06-12T11:11:00Z" w:initials="DL">
     <w:p>
       <w:pPr>
         <w:pStyle w:val="CommentText"/>
@@ -28908,7 +27615,7 @@
       </w:r>
     </w:p>
   </w:comment>
-  <w:comment w:id="376" w:author="Luttik, Daan" w:date="2026-06-12T16:10:00Z" w:initials="DL">
+  <w:comment w:id="162" w:author="Luttik, Daan" w:date="2026-06-12T16:10:00Z" w:initials="DL">
     <w:p>
       <w:pPr>
         <w:pStyle w:val="CommentText"/>
@@ -28925,7 +27632,7 @@
       </w:r>
     </w:p>
   </w:comment>
-  <w:comment w:id="377" w:author="Luttik, Daan" w:date="2026-06-12T16:10:00Z" w:initials="DL">
+  <w:comment w:id="163" w:author="Luttik, Daan" w:date="2026-06-12T16:10:00Z" w:initials="DL">
     <w:p>
       <w:pPr>
         <w:pStyle w:val="CommentText"/>
@@ -28942,7 +27649,7 @@
       </w:r>
     </w:p>
   </w:comment>
-  <w:comment w:id="379" w:author="Beninger, Stefanie" w:date="2026-06-13T14:21:00Z" w:initials="SB">
+  <w:comment w:id="165" w:author="Beninger, Stefanie" w:date="2026-06-13T14:21:00Z" w:initials="SB">
     <w:p>
       <w:pPr>
         <w:pStyle w:val="CommentText"/>
@@ -28962,7 +27669,7 @@
       </w:r>
     </w:p>
   </w:comment>
-  <w:comment w:id="381" w:author="Luttik, Daan" w:date="2026-06-11T21:03:00Z" w:initials="DL">
+  <w:comment w:id="167" w:author="Luttik, Daan" w:date="2026-06-11T21:03:00Z" w:initials="DL">
     <w:p>
       <w:pPr>
         <w:pStyle w:val="CommentText"/>
@@ -28979,7 +27686,7 @@
       </w:r>
     </w:p>
   </w:comment>
-  <w:comment w:id="382" w:author="Beninger, Stefanie" w:date="2026-06-10T14:37:00Z" w:initials="BS">
+  <w:comment w:id="168" w:author="Beninger, Stefanie" w:date="2026-06-10T14:37:00Z" w:initials="BS">
     <w:p>
       <w:pPr>
         <w:pStyle w:val="CommentText"/>
@@ -28995,7 +27702,7 @@
       </w:r>
     </w:p>
   </w:comment>
-  <w:comment w:id="384" w:author="Beninger, Stefanie" w:date="2026-06-13T14:23:00Z" w:initials="SB">
+  <w:comment w:id="170" w:author="Beninger, Stefanie" w:date="2026-06-13T14:23:00Z" w:initials="SB">
     <w:p>
       <w:pPr>
         <w:pStyle w:val="CommentText"/>
@@ -29015,7 +27722,7 @@
       </w:r>
     </w:p>
   </w:comment>
-  <w:comment w:id="383" w:author="Beninger, Stefanie" w:date="2026-06-13T14:23:00Z" w:initials="SB">
+  <w:comment w:id="169" w:author="Beninger, Stefanie" w:date="2026-06-13T14:23:00Z" w:initials="SB">
     <w:p>
       <w:pPr>
         <w:pStyle w:val="CommentText"/>
@@ -29035,7 +27742,7 @@
       </w:r>
     </w:p>
   </w:comment>
-  <w:comment w:id="387" w:author="Daan Luttik" w:date="2026-05-25T16:35:00Z" w:initials="">
+  <w:comment w:id="173" w:author="Daan Luttik" w:date="2026-05-25T16:35:00Z" w:initials="">
     <w:p>
       <w:pPr>
         <w:widowControl w:val="0"/>
@@ -29068,7 +27775,7 @@
       </w:r>
     </w:p>
   </w:comment>
-  <w:comment w:id="388" w:author="Beninger, Stefanie" w:date="2026-06-10T14:43:00Z" w:initials="BS">
+  <w:comment w:id="174" w:author="Beninger, Stefanie" w:date="2026-06-10T14:43:00Z" w:initials="BS">
     <w:p>
       <w:pPr>
         <w:pStyle w:val="CommentText"/>
@@ -29084,7 +27791,7 @@
       </w:r>
     </w:p>
   </w:comment>
-  <w:comment w:id="389" w:author="Beninger, Stefanie" w:date="2026-06-13T14:25:00Z" w:initials="SB">
+  <w:comment w:id="175" w:author="Beninger, Stefanie" w:date="2026-06-13T14:25:00Z" w:initials="SB">
     <w:p>
       <w:pPr>
         <w:pStyle w:val="CommentText"/>
@@ -29104,7 +27811,7 @@
       </w:r>
     </w:p>
   </w:comment>
-  <w:comment w:id="390" w:author="Beninger, Stefanie" w:date="2026-06-10T14:45:00Z" w:initials="BS">
+  <w:comment w:id="176" w:author="Beninger, Stefanie" w:date="2026-06-10T14:45:00Z" w:initials="BS">
     <w:p>
       <w:pPr>
         <w:pStyle w:val="CommentText"/>
@@ -29120,7 +27827,7 @@
       </w:r>
     </w:p>
   </w:comment>
-  <w:comment w:id="391" w:author="Luttik, Daan" w:date="2026-06-12T23:34:00Z" w:initials="DL">
+  <w:comment w:id="177" w:author="Luttik, Daan" w:date="2026-06-12T23:34:00Z" w:initials="DL">
     <w:p>
       <w:pPr>
         <w:pStyle w:val="CommentText"/>
@@ -29137,7 +27844,7 @@
       </w:r>
     </w:p>
   </w:comment>
-  <w:comment w:id="393" w:author="Beninger, Stefanie" w:date="2026-06-10T14:44:00Z" w:initials="BS">
+  <w:comment w:id="179" w:author="Beninger, Stefanie" w:date="2026-06-10T14:44:00Z" w:initials="BS">
     <w:p>
       <w:pPr>
         <w:pStyle w:val="CommentText"/>
@@ -29153,7 +27860,7 @@
       </w:r>
     </w:p>
   </w:comment>
-  <w:comment w:id="394" w:author="Beninger, Stefanie" w:date="2026-06-10T14:44:00Z" w:initials="BS">
+  <w:comment w:id="180" w:author="Beninger, Stefanie" w:date="2026-06-10T14:44:00Z" w:initials="BS">
     <w:p>
       <w:pPr>
         <w:pStyle w:val="CommentText"/>
@@ -29169,7 +27876,7 @@
       </w:r>
     </w:p>
   </w:comment>
-  <w:comment w:id="395" w:author="Beninger, Stefanie" w:date="2026-06-10T14:45:00Z" w:initials="BS">
+  <w:comment w:id="181" w:author="Beninger, Stefanie" w:date="2026-06-10T14:45:00Z" w:initials="BS">
     <w:p>
       <w:pPr>
         <w:pStyle w:val="CommentText"/>
@@ -29185,7 +27892,7 @@
       </w:r>
     </w:p>
   </w:comment>
-  <w:comment w:id="398" w:author="Beninger, Stefanie" w:date="2026-06-13T14:29:00Z" w:initials="SB">
+  <w:comment w:id="184" w:author="Beninger, Stefanie" w:date="2026-06-13T14:29:00Z" w:initials="SB">
     <w:p>
       <w:pPr>
         <w:pStyle w:val="CommentText"/>
@@ -29205,7 +27912,7 @@
       </w:r>
     </w:p>
   </w:comment>
-  <w:comment w:id="399" w:author="Luttik, Daan" w:date="2026-06-11T21:04:00Z" w:initials="DL">
+  <w:comment w:id="185" w:author="Luttik, Daan" w:date="2026-06-11T21:04:00Z" w:initials="DL">
     <w:p>
       <w:pPr>
         <w:pStyle w:val="CommentText"/>
@@ -29222,7 +27929,7 @@
       </w:r>
     </w:p>
   </w:comment>
-  <w:comment w:id="400" w:author="Luttik, Daan" w:date="2026-06-12T23:33:00Z" w:initials="DL">
+  <w:comment w:id="186" w:author="Luttik, Daan" w:date="2026-06-12T23:33:00Z" w:initials="DL">
     <w:p>
       <w:pPr>
         <w:pStyle w:val="CommentText"/>
@@ -29240,11 +27947,11 @@
       <w:r>
         <w:instrText>HYPERLINK "mailto:s.beninger@nyenrode.nl"</w:instrText>
       </w:r>
-      <w:bookmarkStart w:id="401" w:name="_@_966A57235E2841AB9D1C216A25F44671Z"/>
+      <w:bookmarkStart w:id="187" w:name="_@_966A57235E2841AB9D1C216A25F44671Z"/>
       <w:r>
         <w:fldChar w:fldCharType="separate"/>
       </w:r>
-      <w:bookmarkEnd w:id="401"/>
+      <w:bookmarkEnd w:id="187"/>
       <w:r>
         <w:rPr>
           <w:rStyle w:val="Mention"/>
@@ -29260,7 +27967,7 @@
       </w:r>
     </w:p>
   </w:comment>
-  <w:comment w:id="403" w:author="Luttik, Daan" w:date="2026-06-14T20:26:00Z" w:initials="DL">
+  <w:comment w:id="189" w:author="Luttik, Daan" w:date="2026-06-14T20:26:00Z" w:initials="DL">
     <w:p>
       <w:pPr>
         <w:pStyle w:val="CommentText"/>
@@ -29277,7 +27984,7 @@
       </w:r>
     </w:p>
   </w:comment>
-  <w:comment w:id="405" w:author="Beninger, Stefanie" w:date="2026-06-10T15:03:00Z" w:initials="BS">
+  <w:comment w:id="191" w:author="Beninger, Stefanie" w:date="2026-06-10T15:03:00Z" w:initials="BS">
     <w:p>
       <w:pPr>
         <w:pStyle w:val="CommentText"/>
@@ -29293,7 +28000,7 @@
       </w:r>
     </w:p>
   </w:comment>
-  <w:comment w:id="406" w:author="Luttik, Daan" w:date="2026-06-09T19:07:00Z" w:initials="DL">
+  <w:comment w:id="192" w:author="Luttik, Daan" w:date="2026-06-09T19:07:00Z" w:initials="DL">
     <w:p>
       <w:pPr>
         <w:pStyle w:val="CommentText"/>
@@ -29310,7 +28017,7 @@
       </w:r>
     </w:p>
   </w:comment>
-  <w:comment w:id="407" w:author="Beninger, Stefanie" w:date="2026-06-10T15:02:00Z" w:initials="BS">
+  <w:comment w:id="193" w:author="Beninger, Stefanie" w:date="2026-06-10T15:02:00Z" w:initials="BS">
     <w:p>
       <w:pPr>
         <w:pStyle w:val="CommentText"/>
@@ -29326,7 +28033,7 @@
       </w:r>
     </w:p>
   </w:comment>
-  <w:comment w:id="408" w:author="Stefanie B." w:date="2026-05-11T12:54:00Z" w:initials="">
+  <w:comment w:id="194" w:author="Stefanie B." w:date="2026-05-11T12:54:00Z" w:initials="">
     <w:p>
       <w:pPr>
         <w:widowControl w:val="0"/>
@@ -29359,7 +28066,7 @@
       </w:r>
     </w:p>
   </w:comment>
-  <w:comment w:id="409" w:author="Beninger, Stefanie" w:date="2026-06-10T15:03:00Z" w:initials="BS">
+  <w:comment w:id="195" w:author="Beninger, Stefanie" w:date="2026-06-10T15:03:00Z" w:initials="BS">
     <w:p>
       <w:pPr>
         <w:pStyle w:val="CommentText"/>
@@ -29375,7 +28082,7 @@
       </w:r>
     </w:p>
   </w:comment>
-  <w:comment w:id="404" w:author="Beninger, Stefanie" w:date="2026-06-10T15:03:00Z" w:initials="BS">
+  <w:comment w:id="190" w:author="Beninger, Stefanie" w:date="2026-06-10T15:03:00Z" w:initials="BS">
     <w:p>
       <w:pPr>
         <w:pStyle w:val="CommentText"/>
@@ -29391,7 +28098,7 @@
       </w:r>
     </w:p>
   </w:comment>
-  <w:comment w:id="411" w:author="Luttik, Daan" w:date="2026-06-14T09:53:00Z" w:initials="DL">
+  <w:comment w:id="197" w:author="Luttik, Daan" w:date="2026-06-14T09:53:00Z" w:initials="DL">
     <w:p>
       <w:pPr>
         <w:pStyle w:val="CommentText"/>
@@ -29408,7 +28115,7 @@
       </w:r>
     </w:p>
   </w:comment>
-  <w:comment w:id="415" w:author="Beninger, Stefanie" w:date="2026-06-10T15:07:00Z" w:initials="BS">
+  <w:comment w:id="201" w:author="Beninger, Stefanie" w:date="2026-06-10T15:07:00Z" w:initials="BS">
     <w:p>
       <w:pPr>
         <w:pStyle w:val="CommentText"/>
@@ -29424,7 +28131,7 @@
       </w:r>
     </w:p>
   </w:comment>
-  <w:comment w:id="416" w:author="" w:initials="">
+  <w:comment w:id="202" w:author="" w:initials="">
     <w:p>
       <w:pPr>
         <w:pStyle w:val="CommentText"/>
@@ -29437,7 +28144,7 @@
       </w:r>
     </w:p>
   </w:comment>
-  <w:comment w:id="417" w:author="" w:initials="">
+  <w:comment w:id="203" w:author="" w:initials="">
     <w:p>
       <w:pPr>
         <w:pStyle w:val="CommentText"/>
@@ -29450,7 +28157,7 @@
       </w:r>
     </w:p>
   </w:comment>
-  <w:comment w:id="418" w:author="Beninger, Stefanie" w:date="2026-06-10T15:07:00Z" w:initials="BS">
+  <w:comment w:id="204" w:author="Beninger, Stefanie" w:date="2026-06-10T15:07:00Z" w:initials="BS">
     <w:p>
       <w:pPr>
         <w:pStyle w:val="CommentText"/>
@@ -29466,7 +28173,7 @@
       </w:r>
     </w:p>
   </w:comment>
-  <w:comment w:id="420" w:author="Beninger, Stefanie" w:date="2026-06-10T15:07:00Z" w:initials="BS">
+  <w:comment w:id="206" w:author="Beninger, Stefanie" w:date="2026-06-10T15:07:00Z" w:initials="BS">
     <w:p>
       <w:pPr>
         <w:pStyle w:val="CommentText"/>
@@ -29482,7 +28189,7 @@
       </w:r>
     </w:p>
   </w:comment>
-  <w:comment w:id="424" w:author="Beninger, Stefanie" w:date="2026-06-10T15:12:00Z" w:initials="BS">
+  <w:comment w:id="210" w:author="Beninger, Stefanie" w:date="2026-06-10T15:12:00Z" w:initials="BS">
     <w:p>
       <w:pPr>
         <w:pStyle w:val="CommentText"/>
@@ -29498,7 +28205,7 @@
       </w:r>
     </w:p>
   </w:comment>
-  <w:comment w:id="425" w:author="" w:initials="">
+  <w:comment w:id="211" w:author="" w:initials="">
     <w:p>
       <w:pPr>
         <w:pStyle w:val="CommentText"/>
@@ -29511,7 +28218,7 @@
       </w:r>
     </w:p>
   </w:comment>
-  <w:comment w:id="426" w:author="" w:initials="">
+  <w:comment w:id="212" w:author="" w:initials="">
     <w:p>
       <w:pPr>
         <w:pStyle w:val="CommentText"/>
@@ -29524,7 +28231,7 @@
       </w:r>
     </w:p>
   </w:comment>
-  <w:comment w:id="427" w:author="Beninger, Stefanie" w:date="2026-06-10T15:12:00Z" w:initials="BS">
+  <w:comment w:id="213" w:author="Beninger, Stefanie" w:date="2026-06-10T15:12:00Z" w:initials="BS">
     <w:p>
       <w:pPr>
         <w:pStyle w:val="CommentText"/>
@@ -29540,7 +28247,7 @@
       </w:r>
     </w:p>
   </w:comment>
-  <w:comment w:id="428" w:author="Beninger, Stefanie" w:date="2026-06-10T15:12:00Z" w:initials="BS">
+  <w:comment w:id="214" w:author="Beninger, Stefanie" w:date="2026-06-10T15:12:00Z" w:initials="BS">
     <w:p>
       <w:pPr>
         <w:pStyle w:val="CommentText"/>
@@ -29556,7 +28263,7 @@
       </w:r>
     </w:p>
   </w:comment>
-  <w:comment w:id="414" w:author="Luttik, Daan" w:date="2026-06-14T09:55:00Z" w:initials="DL">
+  <w:comment w:id="200" w:author="Luttik, Daan" w:date="2026-06-14T09:55:00Z" w:initials="DL">
     <w:p>
       <w:pPr>
         <w:pStyle w:val="CommentText"/>
@@ -29573,7 +28280,7 @@
       </w:r>
     </w:p>
   </w:comment>
-  <w:comment w:id="430" w:author="Beninger, Stefanie" w:date="2026-06-10T15:13:00Z" w:initials="BS">
+  <w:comment w:id="216" w:author="Beninger, Stefanie" w:date="2026-06-10T15:13:00Z" w:initials="BS">
     <w:p>
       <w:pPr>
         <w:pStyle w:val="CommentText"/>
@@ -29589,7 +28296,7 @@
       </w:r>
     </w:p>
   </w:comment>
-  <w:comment w:id="429" w:author="Beninger, Stefanie" w:date="2026-06-13T14:04:00Z" w:initials="SB">
+  <w:comment w:id="215" w:author="Beninger, Stefanie" w:date="2026-06-13T14:04:00Z" w:initials="SB">
     <w:p>
       <w:pPr>
         <w:pStyle w:val="CommentText"/>
@@ -29609,7 +28316,7 @@
       </w:r>
     </w:p>
   </w:comment>
-  <w:comment w:id="431" w:author="Beninger, Stefanie" w:date="2026-06-10T15:16:00Z" w:initials="BS">
+  <w:comment w:id="217" w:author="Beninger, Stefanie" w:date="2026-06-10T15:16:00Z" w:initials="BS">
     <w:p>
       <w:pPr>
         <w:pStyle w:val="CommentText"/>
@@ -29625,7 +28332,7 @@
       </w:r>
     </w:p>
   </w:comment>
-  <w:comment w:id="433" w:author="Beninger, Stefanie" w:date="2026-06-10T15:18:00Z" w:initials="BS">
+  <w:comment w:id="219" w:author="Beninger, Stefanie" w:date="2026-06-10T15:18:00Z" w:initials="BS">
     <w:p>
       <w:pPr>
         <w:pStyle w:val="CommentText"/>
@@ -29641,7 +28348,7 @@
       </w:r>
     </w:p>
   </w:comment>
-  <w:comment w:id="434" w:author="Beninger, Stefanie" w:date="2026-06-10T15:19:00Z" w:initials="BS">
+  <w:comment w:id="220" w:author="Beninger, Stefanie" w:date="2026-06-10T15:19:00Z" w:initials="BS">
     <w:p>
       <w:pPr>
         <w:pStyle w:val="CommentText"/>
@@ -29657,7 +28364,7 @@
       </w:r>
     </w:p>
   </w:comment>
-  <w:comment w:id="435" w:author="Beninger, Stefanie" w:date="2026-06-10T15:20:00Z" w:initials="BS">
+  <w:comment w:id="221" w:author="Beninger, Stefanie" w:date="2026-06-10T15:20:00Z" w:initials="BS">
     <w:p>
       <w:pPr>
         <w:pStyle w:val="CommentText"/>
@@ -29673,7 +28380,7 @@
       </w:r>
     </w:p>
   </w:comment>
-  <w:comment w:id="436" w:author="Luttik, Daan" w:date="2026-06-14T11:31:00Z" w:initials="DL">
+  <w:comment w:id="222" w:author="Luttik, Daan" w:date="2026-06-14T11:31:00Z" w:initials="DL">
     <w:p>
       <w:pPr>
         <w:pStyle w:val="CommentText"/>
@@ -29690,7 +28397,7 @@
       </w:r>
     </w:p>
   </w:comment>
-  <w:comment w:id="437" w:author="Luttik, Daan" w:date="2026-06-14T17:32:00Z" w:initials="DL">
+  <w:comment w:id="223" w:author="Luttik, Daan" w:date="2026-06-14T17:32:00Z" w:initials="DL">
     <w:p>
       <w:pPr>
         <w:pStyle w:val="CommentText"/>
@@ -29707,7 +28414,7 @@
       </w:r>
     </w:p>
   </w:comment>
-  <w:comment w:id="442" w:author="Luttik, Daan" w:date="2026-06-14T19:27:00Z" w:initials="DL">
+  <w:comment w:id="228" w:author="Luttik, Daan" w:date="2026-06-14T19:27:00Z" w:initials="DL">
     <w:p>
       <w:pPr>
         <w:pStyle w:val="CommentText"/>
@@ -29724,7 +28431,7 @@
       </w:r>
     </w:p>
   </w:comment>
-  <w:comment w:id="443" w:author="Luttik, Daan" w:date="2026-06-14T18:19:00Z" w:initials="DL">
+  <w:comment w:id="229" w:author="Luttik, Daan" w:date="2026-06-14T18:19:00Z" w:initials="DL">
     <w:p>
       <w:pPr>
         <w:pStyle w:val="CommentText"/>
@@ -29741,7 +28448,7 @@
       </w:r>
     </w:p>
   </w:comment>
-  <w:comment w:id="445" w:author="Beninger, Stefanie" w:date="2026-06-10T15:07:00Z" w:initials="BS">
+  <w:comment w:id="231" w:author="Beninger, Stefanie" w:date="2026-06-10T15:07:00Z" w:initials="BS">
     <w:p>
       <w:pPr>
         <w:pStyle w:val="CommentText"/>
@@ -29757,7 +28464,7 @@
       </w:r>
     </w:p>
   </w:comment>
-  <w:comment w:id="456" w:author="Beninger, Stefanie" w:date="2026-06-10T15:26:00Z" w:initials="BS">
+  <w:comment w:id="242" w:author="Beninger, Stefanie" w:date="2026-06-10T15:26:00Z" w:initials="BS">
     <w:p>
       <w:pPr>
         <w:pStyle w:val="CommentText"/>
@@ -29773,7 +28480,7 @@
       </w:r>
     </w:p>
   </w:comment>
-  <w:comment w:id="457" w:author="" w:initials="">
+  <w:comment w:id="243" w:author="" w:initials="">
     <w:p>
       <w:pPr>
         <w:pStyle w:val="CommentText"/>
@@ -29786,7 +28493,7 @@
       </w:r>
     </w:p>
   </w:comment>
-  <w:comment w:id="458" w:author="" w:initials="">
+  <w:comment w:id="244" w:author="" w:initials="">
     <w:p>
       <w:pPr>
         <w:pStyle w:val="CommentText"/>
@@ -29799,7 +28506,7 @@
       </w:r>
     </w:p>
   </w:comment>
-  <w:comment w:id="459" w:author="Beninger, Stefanie" w:date="2026-06-10T15:26:00Z" w:initials="BS">
+  <w:comment w:id="245" w:author="Beninger, Stefanie" w:date="2026-06-10T15:26:00Z" w:initials="BS">
     <w:p>
       <w:pPr>
         <w:pStyle w:val="CommentText"/>
@@ -29815,7 +28522,7 @@
       </w:r>
     </w:p>
   </w:comment>
-  <w:comment w:id="460" w:author="Beninger, Stefanie" w:date="2026-06-10T15:27:00Z" w:initials="BS">
+  <w:comment w:id="246" w:author="Beninger, Stefanie" w:date="2026-06-10T15:27:00Z" w:initials="BS">
     <w:p>
       <w:pPr>
         <w:pStyle w:val="CommentText"/>
@@ -29831,7 +28538,7 @@
       </w:r>
     </w:p>
   </w:comment>
-  <w:comment w:id="462" w:author="Beninger, Stefanie" w:date="2026-06-10T15:27:00Z" w:initials="BS">
+  <w:comment w:id="248" w:author="Beninger, Stefanie" w:date="2026-06-10T15:27:00Z" w:initials="BS">
     <w:p>
       <w:pPr>
         <w:pStyle w:val="CommentText"/>
@@ -29847,7 +28554,7 @@
       </w:r>
     </w:p>
   </w:comment>
-  <w:comment w:id="463" w:author="Beninger, Stefanie" w:date="2026-06-10T15:28:00Z" w:initials="BS">
+  <w:comment w:id="249" w:author="Beninger, Stefanie" w:date="2026-06-10T15:28:00Z" w:initials="BS">
     <w:p>
       <w:pPr>
         <w:pStyle w:val="CommentText"/>
@@ -29863,7 +28570,7 @@
       </w:r>
     </w:p>
   </w:comment>
-  <w:comment w:id="465" w:author="Beninger, Stefanie" w:date="2026-06-10T15:28:00Z" w:initials="BS">
+  <w:comment w:id="251" w:author="Beninger, Stefanie" w:date="2026-06-10T15:28:00Z" w:initials="BS">
     <w:p>
       <w:pPr>
         <w:pStyle w:val="CommentText"/>
@@ -29879,7 +28586,7 @@
       </w:r>
     </w:p>
   </w:comment>
-  <w:comment w:id="466" w:author="" w:initials="">
+  <w:comment w:id="252" w:author="" w:initials="">
     <w:p>
       <w:pPr>
         <w:pStyle w:val="CommentText"/>
@@ -29892,7 +28599,7 @@
       </w:r>
     </w:p>
   </w:comment>
-  <w:comment w:id="467" w:author="Beninger, Stefanie" w:date="2026-06-10T15:31:00Z" w:initials="BS">
+  <w:comment w:id="253" w:author="Beninger, Stefanie" w:date="2026-06-10T15:31:00Z" w:initials="BS">
     <w:p>
       <w:pPr>
         <w:pStyle w:val="CommentText"/>
@@ -29908,7 +28615,7 @@
       </w:r>
     </w:p>
   </w:comment>
-  <w:comment w:id="468" w:author="Beninger, Stefanie" w:date="2026-06-10T15:36:00Z" w:initials="BS">
+  <w:comment w:id="254" w:author="Beninger, Stefanie" w:date="2026-06-10T15:36:00Z" w:initials="BS">
     <w:p>
       <w:pPr>
         <w:pStyle w:val="CommentText"/>
@@ -29924,7 +28631,7 @@
       </w:r>
     </w:p>
   </w:comment>
-  <w:comment w:id="469" w:author="Beninger, Stefanie" w:date="2026-06-10T15:29:00Z" w:initials="BS">
+  <w:comment w:id="255" w:author="Beninger, Stefanie" w:date="2026-06-10T15:29:00Z" w:initials="BS">
     <w:p>
       <w:pPr>
         <w:pStyle w:val="CommentText"/>
@@ -29940,7 +28647,7 @@
       </w:r>
     </w:p>
   </w:comment>
-  <w:comment w:id="470" w:author="Beninger, Stefanie" w:date="2026-06-10T15:29:00Z" w:initials="BS">
+  <w:comment w:id="256" w:author="Beninger, Stefanie" w:date="2026-06-10T15:29:00Z" w:initials="BS">
     <w:p>
       <w:pPr>
         <w:pStyle w:val="CommentText"/>
@@ -29956,7 +28663,7 @@
       </w:r>
     </w:p>
   </w:comment>
-  <w:comment w:id="471" w:author="Beninger, Stefanie" w:date="2026-06-10T15:30:00Z" w:initials="BS">
+  <w:comment w:id="257" w:author="Beninger, Stefanie" w:date="2026-06-10T15:30:00Z" w:initials="BS">
     <w:p>
       <w:pPr>
         <w:pStyle w:val="CommentText"/>
@@ -29972,7 +28679,7 @@
       </w:r>
     </w:p>
   </w:comment>
-  <w:comment w:id="472" w:author="Beninger, Stefanie" w:date="2026-06-10T15:30:00Z" w:initials="BS">
+  <w:comment w:id="258" w:author="Beninger, Stefanie" w:date="2026-06-10T15:30:00Z" w:initials="BS">
     <w:p>
       <w:pPr>
         <w:pStyle w:val="CommentText"/>
@@ -29988,7 +28695,7 @@
       </w:r>
     </w:p>
   </w:comment>
-  <w:comment w:id="477" w:author="Beninger, Stefanie" w:date="2026-06-10T15:31:00Z" w:initials="BS">
+  <w:comment w:id="263" w:author="Beninger, Stefanie" w:date="2026-06-10T15:31:00Z" w:initials="BS">
     <w:p>
       <w:pPr>
         <w:pStyle w:val="CommentText"/>
@@ -30004,7 +28711,7 @@
       </w:r>
     </w:p>
   </w:comment>
-  <w:comment w:id="480" w:author="Beninger, Stefanie" w:date="2026-06-10T15:33:00Z" w:initials="BS">
+  <w:comment w:id="266" w:author="Beninger, Stefanie" w:date="2026-06-10T15:33:00Z" w:initials="BS">
     <w:p>
       <w:pPr>
         <w:pStyle w:val="CommentText"/>
@@ -30020,7 +28727,7 @@
       </w:r>
     </w:p>
   </w:comment>
-  <w:comment w:id="483" w:author="Beninger, Stefanie" w:date="2026-06-10T15:35:00Z" w:initials="BS">
+  <w:comment w:id="269" w:author="Beninger, Stefanie" w:date="2026-06-10T15:35:00Z" w:initials="BS">
     <w:p>
       <w:pPr>
         <w:pStyle w:val="CommentText"/>
@@ -30036,7 +28743,7 @@
       </w:r>
     </w:p>
   </w:comment>
-  <w:comment w:id="484" w:author="Luttik, Daan" w:date="2026-06-14T10:41:00Z" w:initials="DL">
+  <w:comment w:id="270" w:author="Luttik, Daan" w:date="2026-06-14T10:41:00Z" w:initials="DL">
     <w:p>
       <w:pPr>
         <w:pStyle w:val="CommentText"/>
@@ -30053,7 +28760,7 @@
       </w:r>
     </w:p>
   </w:comment>
-  <w:comment w:id="486" w:author="Daan Luttik" w:date="2026-05-03T19:41:00Z" w:initials="">
+  <w:comment w:id="272" w:author="Daan Luttik" w:date="2026-05-03T19:41:00Z" w:initials="">
     <w:p>
       <w:pPr>
         <w:widowControl w:val="0"/>
@@ -30086,7 +28793,7 @@
       </w:r>
     </w:p>
   </w:comment>
-  <w:comment w:id="485" w:author="Luttik, Daan" w:date="2026-06-09T21:38:00Z" w:initials="DL">
+  <w:comment w:id="271" w:author="Luttik, Daan" w:date="2026-06-09T21:38:00Z" w:initials="DL">
     <w:p>
       <w:pPr>
         <w:pStyle w:val="CommentText"/>
@@ -30103,7 +28810,7 @@
       </w:r>
     </w:p>
   </w:comment>
-  <w:comment w:id="488" w:author="Luttik, Daan" w:date="2026-06-09T21:42:00Z" w:initials="DL">
+  <w:comment w:id="274" w:author="Luttik, Daan" w:date="2026-06-09T21:42:00Z" w:initials="DL">
     <w:p>
       <w:pPr>
         <w:pStyle w:val="CommentText"/>
@@ -30120,7 +28827,7 @@
       </w:r>
     </w:p>
   </w:comment>
-  <w:comment w:id="490" w:author="Luttik, Daan" w:date="2026-06-09T21:42:00Z" w:initials="DL">
+  <w:comment w:id="276" w:author="Luttik, Daan" w:date="2026-06-09T21:42:00Z" w:initials="DL">
     <w:p>
       <w:pPr>
         <w:pStyle w:val="CommentText"/>
@@ -30137,7 +28844,7 @@
       </w:r>
     </w:p>
   </w:comment>
-  <w:comment w:id="491" w:author="Luttik, Daan" w:date="2026-06-09T21:43:00Z" w:initials="DL">
+  <w:comment w:id="277" w:author="Luttik, Daan" w:date="2026-06-09T21:43:00Z" w:initials="DL">
     <w:p>
       <w:pPr>
         <w:pStyle w:val="CommentText"/>
@@ -30154,7 +28861,7 @@
       </w:r>
     </w:p>
   </w:comment>
-  <w:comment w:id="492" w:author="Luttik, Daan" w:date="2026-06-09T21:43:00Z" w:initials="DL">
+  <w:comment w:id="278" w:author="Luttik, Daan" w:date="2026-06-09T21:43:00Z" w:initials="DL">
     <w:p>
       <w:pPr>
         <w:pStyle w:val="CommentText"/>
@@ -30171,7 +28878,7 @@
       </w:r>
     </w:p>
   </w:comment>
-  <w:comment w:id="493" w:author="Luttik, Daan" w:date="2026-06-09T21:45:00Z" w:initials="DL">
+  <w:comment w:id="279" w:author="Luttik, Daan" w:date="2026-06-09T21:45:00Z" w:initials="DL">
     <w:p>
       <w:pPr>
         <w:pStyle w:val="CommentText"/>
@@ -30188,7 +28895,7 @@
       </w:r>
     </w:p>
   </w:comment>
-  <w:comment w:id="495" w:author="Luttik, Daan" w:date="2026-06-09T21:46:00Z" w:initials="DL">
+  <w:comment w:id="281" w:author="Luttik, Daan" w:date="2026-06-09T21:46:00Z" w:initials="DL">
     <w:p>
       <w:pPr>
         <w:pStyle w:val="CommentText"/>
@@ -30205,7 +28912,7 @@
       </w:r>
     </w:p>
   </w:comment>
-  <w:comment w:id="496" w:author="Daan Luttik" w:date="2026-05-03T19:43:00Z" w:initials="">
+  <w:comment w:id="282" w:author="Daan Luttik" w:date="2026-05-03T19:43:00Z" w:initials="">
     <w:p>
       <w:pPr>
         <w:widowControl w:val="0"/>
@@ -30238,7 +28945,7 @@
       </w:r>
     </w:p>
   </w:comment>
-  <w:comment w:id="497" w:author="Luttik, Daan" w:date="2026-06-09T21:48:00Z" w:initials="DL">
+  <w:comment w:id="283" w:author="Luttik, Daan" w:date="2026-06-09T21:48:00Z" w:initials="DL">
     <w:p>
       <w:pPr>
         <w:pStyle w:val="CommentText"/>
@@ -30255,7 +28962,7 @@
       </w:r>
     </w:p>
   </w:comment>
-  <w:comment w:id="498" w:author="Luttik, Daan" w:date="2026-06-09T21:49:00Z" w:initials="DL">
+  <w:comment w:id="284" w:author="Luttik, Daan" w:date="2026-06-09T21:49:00Z" w:initials="DL">
     <w:p>
       <w:pPr>
         <w:pStyle w:val="CommentText"/>
@@ -30272,7 +28979,7 @@
       </w:r>
     </w:p>
   </w:comment>
-  <w:comment w:id="499" w:author="Daan Luttik" w:date="2026-05-03T19:44:00Z" w:initials="">
+  <w:comment w:id="285" w:author="Daan Luttik" w:date="2026-05-03T19:44:00Z" w:initials="">
     <w:p>
       <w:pPr>
         <w:widowControl w:val="0"/>
@@ -30305,7 +29012,7 @@
       </w:r>
     </w:p>
   </w:comment>
-  <w:comment w:id="505" w:author="Luttik, Daan" w:date="2026-06-07T21:28:00Z" w:initials="DL">
+  <w:comment w:id="291" w:author="Luttik, Daan" w:date="2026-06-07T21:28:00Z" w:initials="DL">
     <w:p>
       <w:pPr>
         <w:pStyle w:val="CommentText"/>
@@ -30417,15 +29124,14 @@
   <w15:commentEx w15:paraId="48DE636F" w15:done="1"/>
   <w15:commentEx w15:paraId="169983E0" w15:done="1"/>
   <w15:commentEx w15:paraId="1A64E718" w15:done="1"/>
-  <w15:commentEx w15:paraId="389B5590" w15:done="0"/>
-  <w15:commentEx w15:paraId="3A2E40FE" w15:done="0"/>
+  <w15:commentEx w15:paraId="389B5590" w15:done="1"/>
+  <w15:commentEx w15:paraId="3A2E40FE" w15:done="1"/>
   <w15:commentEx w15:paraId="5648FACF" w15:done="1"/>
   <w15:commentEx w15:paraId="48CAB60F" w15:paraIdParent="5648FACF" w15:done="1"/>
   <w15:commentEx w15:paraId="23B735A4" w15:done="1"/>
   <w15:commentEx w15:paraId="4691A666" w15:paraIdParent="23B735A4" w15:done="1"/>
   <w15:commentEx w15:paraId="5CA97E61" w15:paraIdParent="23B735A4" w15:done="1"/>
-  <w15:commentEx w15:paraId="4959E1DF" w15:done="0"/>
-  <w15:commentEx w15:paraId="6D623B95" w15:done="1"/>
+  <w15:commentEx w15:paraId="4959E1DF" w15:done="1"/>
   <w15:commentEx w15:paraId="17659DA1" w15:done="1"/>
   <w15:commentEx w15:paraId="428BBC70" w15:done="1"/>
   <w15:commentEx w15:paraId="1F3B69B3" w15:done="1"/>
@@ -30676,7 +29382,6 @@
   <w16cex:commentExtensible w16cex:durableId="51582393" w16cex:dateUtc="2026-06-10T12:12:00Z"/>
   <w16cex:commentExtensible w16cex:durableId="3DBBC58F" w16cex:dateUtc="2026-06-12T08:23:00Z"/>
   <w16cex:commentExtensible w16cex:durableId="36B44653" w16cex:dateUtc="2026-06-12T17:26:00Z"/>
-  <w16cex:commentExtensible w16cex:durableId="0DB35D75" w16cex:dateUtc="2026-06-10T11:41:00Z"/>
   <w16cex:commentExtensible w16cex:durableId="44E461D0" w16cex:dateUtc="2026-06-13T12:10:00Z"/>
   <w16cex:commentExtensible w16cex:durableId="55CC7EA3" w16cex:dateUtc="2026-06-13T12:10:00Z"/>
   <w16cex:commentExtensible w16cex:durableId="1E8461E3" w16cex:dateUtc="2026-06-10T11:48:00Z"/>
@@ -30888,7 +29593,6 @@
   <w16cid:commentId w16cid:paraId="4691A666" w16cid:durableId="51582393"/>
   <w16cid:commentId w16cid:paraId="5CA97E61" w16cid:durableId="3DBBC58F"/>
   <w16cid:commentId w16cid:paraId="4959E1DF" w16cid:durableId="36B44653"/>
-  <w16cid:commentId w16cid:paraId="6D623B95" w16cid:durableId="0DB35D75"/>
   <w16cid:commentId w16cid:paraId="17659DA1" w16cid:durableId="44E461D0"/>
   <w16cid:commentId w16cid:paraId="428BBC70" w16cid:durableId="55CC7EA3"/>
   <w16cid:commentId w16cid:paraId="1F3B69B3" w16cid:durableId="1E8461E3"/>

--- a/Thesis Draft - Daan Luttik - MBA - copy from 2026-06-14.docx
+++ b/Thesis Draft - Daan Luttik - MBA - copy from 2026-06-14.docx
@@ -548,7 +548,7 @@
       <w:pPr>
         <w:pStyle w:val="Heading1"/>
       </w:pPr>
-      <w:bookmarkStart w:id="2" w:name="_Toc232370373"/>
+      <w:bookmarkStart w:id="2" w:name="_Toc232373215"/>
       <w:r>
         <w:lastRenderedPageBreak/>
         <w:t>Foreword</w:t>
@@ -726,7 +726,7 @@
           <w:r>
             <w:fldChar w:fldCharType="separate"/>
           </w:r>
-          <w:hyperlink w:anchor="_Toc232370373" w:history="1">
+          <w:hyperlink w:anchor="_Toc232373215" w:history="1">
             <w:r>
               <w:rPr>
                 <w:rStyle w:val="Hyperlink"/>
@@ -753,7 +753,7 @@
                 <w:noProof/>
                 <w:webHidden/>
               </w:rPr>
-              <w:instrText xml:space="preserve"> PAGEREF _Toc232370373 \h </w:instrText>
+              <w:instrText xml:space="preserve"> PAGEREF _Toc232373215 \h </w:instrText>
             </w:r>
             <w:r>
               <w:rPr>
@@ -800,7 +800,7 @@
               <w14:ligatures w14:val="standardContextual"/>
             </w:rPr>
           </w:pPr>
-          <w:hyperlink w:anchor="_Toc232370374" w:history="1">
+          <w:hyperlink w:anchor="_Toc232373216" w:history="1">
             <w:r>
               <w:rPr>
                 <w:rStyle w:val="Hyperlink"/>
@@ -827,7 +827,7 @@
                 <w:noProof/>
                 <w:webHidden/>
               </w:rPr>
-              <w:instrText xml:space="preserve"> PAGEREF _Toc232370374 \h </w:instrText>
+              <w:instrText xml:space="preserve"> PAGEREF _Toc232373216 \h </w:instrText>
             </w:r>
             <w:r>
               <w:rPr>
@@ -874,7 +874,7 @@
               <w14:ligatures w14:val="standardContextual"/>
             </w:rPr>
           </w:pPr>
-          <w:hyperlink w:anchor="_Toc232370375" w:history="1">
+          <w:hyperlink w:anchor="_Toc232373217" w:history="1">
             <w:r>
               <w:rPr>
                 <w:rStyle w:val="Hyperlink"/>
@@ -901,7 +901,7 @@
                 <w:noProof/>
                 <w:webHidden/>
               </w:rPr>
-              <w:instrText xml:space="preserve"> PAGEREF _Toc232370375 \h </w:instrText>
+              <w:instrText xml:space="preserve"> PAGEREF _Toc232373217 \h </w:instrText>
             </w:r>
             <w:r>
               <w:rPr>
@@ -949,7 +949,7 @@
               <w14:ligatures w14:val="standardContextual"/>
             </w:rPr>
           </w:pPr>
-          <w:hyperlink w:anchor="_Toc232370376" w:history="1">
+          <w:hyperlink w:anchor="_Toc232373218" w:history="1">
             <w:r>
               <w:rPr>
                 <w:rStyle w:val="Hyperlink"/>
@@ -995,7 +995,7 @@
                 <w:noProof/>
                 <w:webHidden/>
               </w:rPr>
-              <w:instrText xml:space="preserve"> PAGEREF _Toc232370376 \h </w:instrText>
+              <w:instrText xml:space="preserve"> PAGEREF _Toc232373218 \h </w:instrText>
             </w:r>
             <w:r>
               <w:rPr>
@@ -1043,7 +1043,7 @@
               <w14:ligatures w14:val="standardContextual"/>
             </w:rPr>
           </w:pPr>
-          <w:hyperlink w:anchor="_Toc232370377" w:history="1">
+          <w:hyperlink w:anchor="_Toc232373219" w:history="1">
             <w:r>
               <w:rPr>
                 <w:rStyle w:val="Hyperlink"/>
@@ -1089,7 +1089,7 @@
                 <w:noProof/>
                 <w:webHidden/>
               </w:rPr>
-              <w:instrText xml:space="preserve"> PAGEREF _Toc232370377 \h </w:instrText>
+              <w:instrText xml:space="preserve"> PAGEREF _Toc232373219 \h </w:instrText>
             </w:r>
             <w:r>
               <w:rPr>
@@ -1137,7 +1137,7 @@
               <w14:ligatures w14:val="standardContextual"/>
             </w:rPr>
           </w:pPr>
-          <w:hyperlink w:anchor="_Toc232370378" w:history="1">
+          <w:hyperlink w:anchor="_Toc232373220" w:history="1">
             <w:r>
               <w:rPr>
                 <w:rStyle w:val="Hyperlink"/>
@@ -1185,7 +1185,7 @@
                 <w:noProof/>
                 <w:webHidden/>
               </w:rPr>
-              <w:instrText xml:space="preserve"> PAGEREF _Toc232370378 \h </w:instrText>
+              <w:instrText xml:space="preserve"> PAGEREF _Toc232373220 \h </w:instrText>
             </w:r>
             <w:r>
               <w:rPr>
@@ -1233,7 +1233,7 @@
               <w14:ligatures w14:val="standardContextual"/>
             </w:rPr>
           </w:pPr>
-          <w:hyperlink w:anchor="_Toc232370379" w:history="1">
+          <w:hyperlink w:anchor="_Toc232373221" w:history="1">
             <w:r>
               <w:rPr>
                 <w:rStyle w:val="Hyperlink"/>
@@ -1281,7 +1281,7 @@
                 <w:noProof/>
                 <w:webHidden/>
               </w:rPr>
-              <w:instrText xml:space="preserve"> PAGEREF _Toc232370379 \h </w:instrText>
+              <w:instrText xml:space="preserve"> PAGEREF _Toc232373221 \h </w:instrText>
             </w:r>
             <w:r>
               <w:rPr>
@@ -1329,7 +1329,7 @@
               <w14:ligatures w14:val="standardContextual"/>
             </w:rPr>
           </w:pPr>
-          <w:hyperlink w:anchor="_Toc232370380" w:history="1">
+          <w:hyperlink w:anchor="_Toc232373222" w:history="1">
             <w:r>
               <w:rPr>
                 <w:rStyle w:val="Hyperlink"/>
@@ -1377,7 +1377,7 @@
                 <w:noProof/>
                 <w:webHidden/>
               </w:rPr>
-              <w:instrText xml:space="preserve"> PAGEREF _Toc232370380 \h </w:instrText>
+              <w:instrText xml:space="preserve"> PAGEREF _Toc232373222 \h </w:instrText>
             </w:r>
             <w:r>
               <w:rPr>
@@ -1424,7 +1424,7 @@
               <w14:ligatures w14:val="standardContextual"/>
             </w:rPr>
           </w:pPr>
-          <w:hyperlink w:anchor="_Toc232370381" w:history="1">
+          <w:hyperlink w:anchor="_Toc232373223" w:history="1">
             <w:r>
               <w:rPr>
                 <w:rStyle w:val="Hyperlink"/>
@@ -1451,7 +1451,7 @@
                 <w:noProof/>
                 <w:webHidden/>
               </w:rPr>
-              <w:instrText xml:space="preserve"> PAGEREF _Toc232370381 \h </w:instrText>
+              <w:instrText xml:space="preserve"> PAGEREF _Toc232373223 \h </w:instrText>
             </w:r>
             <w:r>
               <w:rPr>
@@ -1499,7 +1499,7 @@
               <w14:ligatures w14:val="standardContextual"/>
             </w:rPr>
           </w:pPr>
-          <w:hyperlink w:anchor="_Toc232370382" w:history="1">
+          <w:hyperlink w:anchor="_Toc232373224" w:history="1">
             <w:r>
               <w:rPr>
                 <w:rStyle w:val="Hyperlink"/>
@@ -1547,7 +1547,7 @@
                 <w:noProof/>
                 <w:webHidden/>
               </w:rPr>
-              <w:instrText xml:space="preserve"> PAGEREF _Toc232370382 \h </w:instrText>
+              <w:instrText xml:space="preserve"> PAGEREF _Toc232373224 \h </w:instrText>
             </w:r>
             <w:r>
               <w:rPr>
@@ -1595,7 +1595,7 @@
               <w14:ligatures w14:val="standardContextual"/>
             </w:rPr>
           </w:pPr>
-          <w:hyperlink w:anchor="_Toc232370383" w:history="1">
+          <w:hyperlink w:anchor="_Toc232373225" w:history="1">
             <w:r>
               <w:rPr>
                 <w:rStyle w:val="Hyperlink"/>
@@ -1643,7 +1643,7 @@
                 <w:noProof/>
                 <w:webHidden/>
               </w:rPr>
-              <w:instrText xml:space="preserve"> PAGEREF _Toc232370383 \h </w:instrText>
+              <w:instrText xml:space="preserve"> PAGEREF _Toc232373225 \h </w:instrText>
             </w:r>
             <w:r>
               <w:rPr>
@@ -1691,7 +1691,7 @@
               <w14:ligatures w14:val="standardContextual"/>
             </w:rPr>
           </w:pPr>
-          <w:hyperlink w:anchor="_Toc232370384" w:history="1">
+          <w:hyperlink w:anchor="_Toc232373226" w:history="1">
             <w:r>
               <w:rPr>
                 <w:rStyle w:val="Hyperlink"/>
@@ -1739,7 +1739,7 @@
                 <w:noProof/>
                 <w:webHidden/>
               </w:rPr>
-              <w:instrText xml:space="preserve"> PAGEREF _Toc232370384 \h </w:instrText>
+              <w:instrText xml:space="preserve"> PAGEREF _Toc232373226 \h </w:instrText>
             </w:r>
             <w:r>
               <w:rPr>
@@ -1787,7 +1787,7 @@
               <w14:ligatures w14:val="standardContextual"/>
             </w:rPr>
           </w:pPr>
-          <w:hyperlink w:anchor="_Toc232370385" w:history="1">
+          <w:hyperlink w:anchor="_Toc232373227" w:history="1">
             <w:r>
               <w:rPr>
                 <w:rStyle w:val="Hyperlink"/>
@@ -1835,7 +1835,7 @@
                 <w:noProof/>
                 <w:webHidden/>
               </w:rPr>
-              <w:instrText xml:space="preserve"> PAGEREF _Toc232370385 \h </w:instrText>
+              <w:instrText xml:space="preserve"> PAGEREF _Toc232373227 \h </w:instrText>
             </w:r>
             <w:r>
               <w:rPr>
@@ -1883,7 +1883,7 @@
               <w14:ligatures w14:val="standardContextual"/>
             </w:rPr>
           </w:pPr>
-          <w:hyperlink w:anchor="_Toc232370386" w:history="1">
+          <w:hyperlink w:anchor="_Toc232373228" w:history="1">
             <w:r>
               <w:rPr>
                 <w:rStyle w:val="Hyperlink"/>
@@ -1929,7 +1929,7 @@
                 <w:noProof/>
                 <w:webHidden/>
               </w:rPr>
-              <w:instrText xml:space="preserve"> PAGEREF _Toc232370386 \h </w:instrText>
+              <w:instrText xml:space="preserve"> PAGEREF _Toc232373228 \h </w:instrText>
             </w:r>
             <w:r>
               <w:rPr>
@@ -1977,7 +1977,7 @@
               <w14:ligatures w14:val="standardContextual"/>
             </w:rPr>
           </w:pPr>
-          <w:hyperlink w:anchor="_Toc232370387" w:history="1">
+          <w:hyperlink w:anchor="_Toc232373229" w:history="1">
             <w:r>
               <w:rPr>
                 <w:rStyle w:val="Hyperlink"/>
@@ -2023,7 +2023,7 @@
                 <w:noProof/>
                 <w:webHidden/>
               </w:rPr>
-              <w:instrText xml:space="preserve"> PAGEREF _Toc232370387 \h </w:instrText>
+              <w:instrText xml:space="preserve"> PAGEREF _Toc232373229 \h </w:instrText>
             </w:r>
             <w:r>
               <w:rPr>
@@ -2071,7 +2071,7 @@
               <w14:ligatures w14:val="standardContextual"/>
             </w:rPr>
           </w:pPr>
-          <w:hyperlink w:anchor="_Toc232370388" w:history="1">
+          <w:hyperlink w:anchor="_Toc232373230" w:history="1">
             <w:r>
               <w:rPr>
                 <w:rStyle w:val="Hyperlink"/>
@@ -2117,7 +2117,7 @@
                 <w:noProof/>
                 <w:webHidden/>
               </w:rPr>
-              <w:instrText xml:space="preserve"> PAGEREF _Toc232370388 \h </w:instrText>
+              <w:instrText xml:space="preserve"> PAGEREF _Toc232373230 \h </w:instrText>
             </w:r>
             <w:r>
               <w:rPr>
@@ -2165,7 +2165,7 @@
               <w14:ligatures w14:val="standardContextual"/>
             </w:rPr>
           </w:pPr>
-          <w:hyperlink w:anchor="_Toc232370389" w:history="1">
+          <w:hyperlink w:anchor="_Toc232373231" w:history="1">
             <w:r>
               <w:rPr>
                 <w:rStyle w:val="Hyperlink"/>
@@ -2211,7 +2211,7 @@
                 <w:noProof/>
                 <w:webHidden/>
               </w:rPr>
-              <w:instrText xml:space="preserve"> PAGEREF _Toc232370389 \h </w:instrText>
+              <w:instrText xml:space="preserve"> PAGEREF _Toc232373231 \h </w:instrText>
             </w:r>
             <w:r>
               <w:rPr>
@@ -2259,7 +2259,7 @@
               <w14:ligatures w14:val="standardContextual"/>
             </w:rPr>
           </w:pPr>
-          <w:hyperlink w:anchor="_Toc232370390" w:history="1">
+          <w:hyperlink w:anchor="_Toc232373232" w:history="1">
             <w:r>
               <w:rPr>
                 <w:rStyle w:val="Hyperlink"/>
@@ -2305,7 +2305,7 @@
                 <w:noProof/>
                 <w:webHidden/>
               </w:rPr>
-              <w:instrText xml:space="preserve"> PAGEREF _Toc232370390 \h </w:instrText>
+              <w:instrText xml:space="preserve"> PAGEREF _Toc232373232 \h </w:instrText>
             </w:r>
             <w:r>
               <w:rPr>
@@ -2353,7 +2353,7 @@
               <w14:ligatures w14:val="standardContextual"/>
             </w:rPr>
           </w:pPr>
-          <w:hyperlink w:anchor="_Toc232370391" w:history="1">
+          <w:hyperlink w:anchor="_Toc232373233" w:history="1">
             <w:r>
               <w:rPr>
                 <w:rStyle w:val="Hyperlink"/>
@@ -2399,7 +2399,7 @@
                 <w:noProof/>
                 <w:webHidden/>
               </w:rPr>
-              <w:instrText xml:space="preserve"> PAGEREF _Toc232370391 \h </w:instrText>
+              <w:instrText xml:space="preserve"> PAGEREF _Toc232373233 \h </w:instrText>
             </w:r>
             <w:r>
               <w:rPr>
@@ -2447,7 +2447,7 @@
               <w14:ligatures w14:val="standardContextual"/>
             </w:rPr>
           </w:pPr>
-          <w:hyperlink w:anchor="_Toc232370392" w:history="1">
+          <w:hyperlink w:anchor="_Toc232373234" w:history="1">
             <w:r>
               <w:rPr>
                 <w:rStyle w:val="Hyperlink"/>
@@ -2493,7 +2493,7 @@
                 <w:noProof/>
                 <w:webHidden/>
               </w:rPr>
-              <w:instrText xml:space="preserve"> PAGEREF _Toc232370392 \h </w:instrText>
+              <w:instrText xml:space="preserve"> PAGEREF _Toc232373234 \h </w:instrText>
             </w:r>
             <w:r>
               <w:rPr>
@@ -2513,7 +2513,7 @@
                 <w:noProof/>
                 <w:webHidden/>
               </w:rPr>
-              <w:t>45</w:t>
+              <w:t>44</w:t>
             </w:r>
             <w:r>
               <w:rPr>
@@ -2541,7 +2541,7 @@
               <w14:ligatures w14:val="standardContextual"/>
             </w:rPr>
           </w:pPr>
-          <w:hyperlink w:anchor="_Toc232370393" w:history="1">
+          <w:hyperlink w:anchor="_Toc232373235" w:history="1">
             <w:r>
               <w:rPr>
                 <w:rStyle w:val="Hyperlink"/>
@@ -2587,7 +2587,7 @@
                 <w:noProof/>
                 <w:webHidden/>
               </w:rPr>
-              <w:instrText xml:space="preserve"> PAGEREF _Toc232370393 \h </w:instrText>
+              <w:instrText xml:space="preserve"> PAGEREF _Toc232373235 \h </w:instrText>
             </w:r>
             <w:r>
               <w:rPr>
@@ -2607,7 +2607,7 @@
                 <w:noProof/>
                 <w:webHidden/>
               </w:rPr>
-              <w:t>45</w:t>
+              <w:t>44</w:t>
             </w:r>
             <w:r>
               <w:rPr>
@@ -2635,7 +2635,7 @@
               <w14:ligatures w14:val="standardContextual"/>
             </w:rPr>
           </w:pPr>
-          <w:hyperlink w:anchor="_Toc232370394" w:history="1">
+          <w:hyperlink w:anchor="_Toc232373236" w:history="1">
             <w:r>
               <w:rPr>
                 <w:rStyle w:val="Hyperlink"/>
@@ -2681,7 +2681,7 @@
                 <w:noProof/>
                 <w:webHidden/>
               </w:rPr>
-              <w:instrText xml:space="preserve"> PAGEREF _Toc232370394 \h </w:instrText>
+              <w:instrText xml:space="preserve"> PAGEREF _Toc232373236 \h </w:instrText>
             </w:r>
             <w:r>
               <w:rPr>
@@ -2701,7 +2701,7 @@
                 <w:noProof/>
                 <w:webHidden/>
               </w:rPr>
-              <w:t>51</w:t>
+              <w:t>50</w:t>
             </w:r>
             <w:r>
               <w:rPr>
@@ -2729,7 +2729,7 @@
               <w14:ligatures w14:val="standardContextual"/>
             </w:rPr>
           </w:pPr>
-          <w:hyperlink w:anchor="_Toc232370395" w:history="1">
+          <w:hyperlink w:anchor="_Toc232373237" w:history="1">
             <w:r>
               <w:rPr>
                 <w:rStyle w:val="Hyperlink"/>
@@ -2775,7 +2775,7 @@
                 <w:noProof/>
                 <w:webHidden/>
               </w:rPr>
-              <w:instrText xml:space="preserve"> PAGEREF _Toc232370395 \h </w:instrText>
+              <w:instrText xml:space="preserve"> PAGEREF _Toc232373237 \h </w:instrText>
             </w:r>
             <w:r>
               <w:rPr>
@@ -2795,7 +2795,7 @@
                 <w:noProof/>
                 <w:webHidden/>
               </w:rPr>
-              <w:t>55</w:t>
+              <w:t>52</w:t>
             </w:r>
             <w:r>
               <w:rPr>
@@ -2823,7 +2823,7 @@
               <w14:ligatures w14:val="standardContextual"/>
             </w:rPr>
           </w:pPr>
-          <w:hyperlink w:anchor="_Toc232370396" w:history="1">
+          <w:hyperlink w:anchor="_Toc232373238" w:history="1">
             <w:r>
               <w:rPr>
                 <w:rStyle w:val="Hyperlink"/>
@@ -2869,7 +2869,7 @@
                 <w:noProof/>
                 <w:webHidden/>
               </w:rPr>
-              <w:instrText xml:space="preserve"> PAGEREF _Toc232370396 \h </w:instrText>
+              <w:instrText xml:space="preserve"> PAGEREF _Toc232373238 \h </w:instrText>
             </w:r>
             <w:r>
               <w:rPr>
@@ -2889,7 +2889,7 @@
                 <w:noProof/>
                 <w:webHidden/>
               </w:rPr>
-              <w:t>57</w:t>
+              <w:t>54</w:t>
             </w:r>
             <w:r>
               <w:rPr>
@@ -2917,7 +2917,7 @@
               <w14:ligatures w14:val="standardContextual"/>
             </w:rPr>
           </w:pPr>
-          <w:hyperlink w:anchor="_Toc232370397" w:history="1">
+          <w:hyperlink w:anchor="_Toc232373239" w:history="1">
             <w:r>
               <w:rPr>
                 <w:rStyle w:val="Hyperlink"/>
@@ -2963,7 +2963,7 @@
                 <w:noProof/>
                 <w:webHidden/>
               </w:rPr>
-              <w:instrText xml:space="preserve"> PAGEREF _Toc232370397 \h </w:instrText>
+              <w:instrText xml:space="preserve"> PAGEREF _Toc232373239 \h </w:instrText>
             </w:r>
             <w:r>
               <w:rPr>
@@ -2983,7 +2983,7 @@
                 <w:noProof/>
                 <w:webHidden/>
               </w:rPr>
-              <w:t>58</w:t>
+              <w:t>55</w:t>
             </w:r>
             <w:r>
               <w:rPr>
@@ -3010,7 +3010,7 @@
               <w14:ligatures w14:val="standardContextual"/>
             </w:rPr>
           </w:pPr>
-          <w:hyperlink w:anchor="_Toc232370398" w:history="1">
+          <w:hyperlink w:anchor="_Toc232373240" w:history="1">
             <w:r>
               <w:rPr>
                 <w:rStyle w:val="Hyperlink"/>
@@ -3037,7 +3037,7 @@
                 <w:noProof/>
                 <w:webHidden/>
               </w:rPr>
-              <w:instrText xml:space="preserve"> PAGEREF _Toc232370398 \h </w:instrText>
+              <w:instrText xml:space="preserve"> PAGEREF _Toc232373240 \h </w:instrText>
             </w:r>
             <w:r>
               <w:rPr>
@@ -3057,7 +3057,7 @@
                 <w:noProof/>
                 <w:webHidden/>
               </w:rPr>
-              <w:t>67</w:t>
+              <w:t>62</w:t>
             </w:r>
             <w:r>
               <w:rPr>
@@ -3085,7 +3085,7 @@
               <w14:ligatures w14:val="standardContextual"/>
             </w:rPr>
           </w:pPr>
-          <w:hyperlink w:anchor="_Toc232370399" w:history="1">
+          <w:hyperlink w:anchor="_Toc232373241" w:history="1">
             <w:r>
               <w:rPr>
                 <w:rStyle w:val="Hyperlink"/>
@@ -3133,7 +3133,7 @@
                 <w:noProof/>
                 <w:webHidden/>
               </w:rPr>
-              <w:instrText xml:space="preserve"> PAGEREF _Toc232370399 \h </w:instrText>
+              <w:instrText xml:space="preserve"> PAGEREF _Toc232373241 \h </w:instrText>
             </w:r>
             <w:r>
               <w:rPr>
@@ -3153,7 +3153,7 @@
                 <w:noProof/>
                 <w:webHidden/>
               </w:rPr>
-              <w:t>67</w:t>
+              <w:t>62</w:t>
             </w:r>
             <w:r>
               <w:rPr>
@@ -3180,7 +3180,7 @@
               <w14:ligatures w14:val="standardContextual"/>
             </w:rPr>
           </w:pPr>
-          <w:hyperlink w:anchor="_Toc232370400" w:history="1">
+          <w:hyperlink w:anchor="_Toc232373242" w:history="1">
             <w:r>
               <w:rPr>
                 <w:rStyle w:val="Hyperlink"/>
@@ -3207,7 +3207,7 @@
                 <w:noProof/>
                 <w:webHidden/>
               </w:rPr>
-              <w:instrText xml:space="preserve"> PAGEREF _Toc232370400 \h </w:instrText>
+              <w:instrText xml:space="preserve"> PAGEREF _Toc232373242 \h </w:instrText>
             </w:r>
             <w:r>
               <w:rPr>
@@ -3227,7 +3227,7 @@
                 <w:noProof/>
                 <w:webHidden/>
               </w:rPr>
-              <w:t>69</w:t>
+              <w:t>64</w:t>
             </w:r>
             <w:r>
               <w:rPr>
@@ -3254,7 +3254,7 @@
               <w14:ligatures w14:val="standardContextual"/>
             </w:rPr>
           </w:pPr>
-          <w:hyperlink w:anchor="_Toc232370401" w:history="1">
+          <w:hyperlink w:anchor="_Toc232373243" w:history="1">
             <w:r>
               <w:rPr>
                 <w:rStyle w:val="Hyperlink"/>
@@ -3281,7 +3281,7 @@
                 <w:noProof/>
                 <w:webHidden/>
               </w:rPr>
-              <w:instrText xml:space="preserve"> PAGEREF _Toc232370401 \h </w:instrText>
+              <w:instrText xml:space="preserve"> PAGEREF _Toc232373243 \h </w:instrText>
             </w:r>
             <w:r>
               <w:rPr>
@@ -3301,7 +3301,7 @@
                 <w:noProof/>
                 <w:webHidden/>
               </w:rPr>
-              <w:t>69</w:t>
+              <w:t>64</w:t>
             </w:r>
             <w:r>
               <w:rPr>
@@ -3328,7 +3328,7 @@
               <w14:ligatures w14:val="standardContextual"/>
             </w:rPr>
           </w:pPr>
-          <w:hyperlink w:anchor="_Toc232370402" w:history="1">
+          <w:hyperlink w:anchor="_Toc232373244" w:history="1">
             <w:r>
               <w:rPr>
                 <w:rStyle w:val="Hyperlink"/>
@@ -3355,7 +3355,7 @@
                 <w:noProof/>
                 <w:webHidden/>
               </w:rPr>
-              <w:instrText xml:space="preserve"> PAGEREF _Toc232370402 \h </w:instrText>
+              <w:instrText xml:space="preserve"> PAGEREF _Toc232373244 \h </w:instrText>
             </w:r>
             <w:r>
               <w:rPr>
@@ -3375,7 +3375,7 @@
                 <w:noProof/>
                 <w:webHidden/>
               </w:rPr>
-              <w:t>69</w:t>
+              <w:t>64</w:t>
             </w:r>
             <w:r>
               <w:rPr>
@@ -3402,7 +3402,7 @@
               <w14:ligatures w14:val="standardContextual"/>
             </w:rPr>
           </w:pPr>
-          <w:hyperlink w:anchor="_Toc232370403" w:history="1">
+          <w:hyperlink w:anchor="_Toc232373245" w:history="1">
             <w:r>
               <w:rPr>
                 <w:rStyle w:val="Hyperlink"/>
@@ -3429,7 +3429,7 @@
                 <w:noProof/>
                 <w:webHidden/>
               </w:rPr>
-              <w:instrText xml:space="preserve"> PAGEREF _Toc232370403 \h </w:instrText>
+              <w:instrText xml:space="preserve"> PAGEREF _Toc232373245 \h </w:instrText>
             </w:r>
             <w:r>
               <w:rPr>
@@ -3449,7 +3449,7 @@
                 <w:noProof/>
                 <w:webHidden/>
               </w:rPr>
-              <w:t>70</w:t>
+              <w:t>65</w:t>
             </w:r>
             <w:r>
               <w:rPr>
@@ -3476,7 +3476,7 @@
               <w14:ligatures w14:val="standardContextual"/>
             </w:rPr>
           </w:pPr>
-          <w:hyperlink w:anchor="_Toc232370404" w:history="1">
+          <w:hyperlink w:anchor="_Toc232373246" w:history="1">
             <w:r>
               <w:rPr>
                 <w:rStyle w:val="Hyperlink"/>
@@ -3503,7 +3503,7 @@
                 <w:noProof/>
                 <w:webHidden/>
               </w:rPr>
-              <w:instrText xml:space="preserve"> PAGEREF _Toc232370404 \h </w:instrText>
+              <w:instrText xml:space="preserve"> PAGEREF _Toc232373246 \h </w:instrText>
             </w:r>
             <w:r>
               <w:rPr>
@@ -3523,7 +3523,7 @@
                 <w:noProof/>
                 <w:webHidden/>
               </w:rPr>
-              <w:t>70</w:t>
+              <w:t>65</w:t>
             </w:r>
             <w:r>
               <w:rPr>
@@ -3550,7 +3550,7 @@
               <w14:ligatures w14:val="standardContextual"/>
             </w:rPr>
           </w:pPr>
-          <w:hyperlink w:anchor="_Toc232370405" w:history="1">
+          <w:hyperlink w:anchor="_Toc232373247" w:history="1">
             <w:r>
               <w:rPr>
                 <w:rStyle w:val="Hyperlink"/>
@@ -3577,7 +3577,7 @@
                 <w:noProof/>
                 <w:webHidden/>
               </w:rPr>
-              <w:instrText xml:space="preserve"> PAGEREF _Toc232370405 \h </w:instrText>
+              <w:instrText xml:space="preserve"> PAGEREF _Toc232373247 \h </w:instrText>
             </w:r>
             <w:r>
               <w:rPr>
@@ -3597,7 +3597,7 @@
                 <w:noProof/>
                 <w:webHidden/>
               </w:rPr>
-              <w:t>71</w:t>
+              <w:t>66</w:t>
             </w:r>
             <w:r>
               <w:rPr>
@@ -3624,7 +3624,7 @@
       <w:pPr>
         <w:pStyle w:val="Heading1"/>
       </w:pPr>
-      <w:bookmarkStart w:id="3" w:name="_Toc232370374"/>
+      <w:bookmarkStart w:id="3" w:name="_Toc232373216"/>
       <w:r>
         <w:lastRenderedPageBreak/>
         <w:t>Executive Summary</w:t>
@@ -3754,7 +3754,7 @@
       <w:pPr>
         <w:pStyle w:val="Heading1"/>
       </w:pPr>
-      <w:bookmarkStart w:id="5" w:name="_Toc232370375"/>
+      <w:bookmarkStart w:id="5" w:name="_Toc232373217"/>
       <w:r>
         <w:lastRenderedPageBreak/>
         <w:t xml:space="preserve">1.       </w:t>
@@ -4323,7 +4323,7 @@
       <w:pPr>
         <w:pStyle w:val="Heading1"/>
       </w:pPr>
-      <w:bookmarkStart w:id="30" w:name="_Toc232370376"/>
+      <w:bookmarkStart w:id="30" w:name="_Toc232373218"/>
       <w:r>
         <w:lastRenderedPageBreak/>
         <w:t xml:space="preserve">2. </w:t>
@@ -4350,7 +4350,7 @@
           <w:iCs/>
         </w:rPr>
       </w:pPr>
-      <w:bookmarkStart w:id="31" w:name="_Toc232370377"/>
+      <w:bookmarkStart w:id="31" w:name="_Toc232373219"/>
       <w:r>
         <w:t xml:space="preserve">2.1. </w:t>
       </w:r>
@@ -5428,7 +5428,7 @@
       <w:pPr>
         <w:pStyle w:val="Heading2"/>
       </w:pPr>
-      <w:bookmarkStart w:id="63" w:name="_Toc232370378"/>
+      <w:bookmarkStart w:id="63" w:name="_Toc232373220"/>
       <w:r>
         <w:rPr>
           <w:lang w:val="en-US"/>
@@ -5767,7 +5767,7 @@
       <w:pPr>
         <w:pStyle w:val="Heading2"/>
       </w:pPr>
-      <w:bookmarkStart w:id="74" w:name="_Toc232370379"/>
+      <w:bookmarkStart w:id="74" w:name="_Toc232373221"/>
       <w:r>
         <w:rPr>
           <w:lang w:val="en-US"/>
@@ -5902,7 +5902,7 @@
       <w:pPr>
         <w:pStyle w:val="Heading2"/>
       </w:pPr>
-      <w:bookmarkStart w:id="78" w:name="_Toc232370380"/>
+      <w:bookmarkStart w:id="78" w:name="_Toc232373222"/>
       <w:bookmarkEnd w:id="76"/>
       <w:commentRangeStart w:id="79"/>
       <w:r>
@@ -6086,7 +6086,7 @@
           <w:color w:val="auto"/>
         </w:rPr>
       </w:pPr>
-      <w:bookmarkStart w:id="81" w:name="_Toc232370381"/>
+      <w:bookmarkStart w:id="81" w:name="_Toc232373223"/>
       <w:bookmarkEnd w:id="80"/>
       <w:r>
         <w:rPr>
@@ -6157,7 +6157,7 @@
           <w:lang w:val="en-US"/>
         </w:rPr>
       </w:pPr>
-      <w:bookmarkStart w:id="85" w:name="_Toc232370382"/>
+      <w:bookmarkStart w:id="85" w:name="_Toc232373224"/>
       <w:r>
         <w:rPr>
           <w:lang w:val="en-US"/>
@@ -6195,7 +6195,7 @@
         <w:pStyle w:val="Heading2"/>
         <w:spacing w:before="80"/>
       </w:pPr>
-      <w:bookmarkStart w:id="87" w:name="_Toc232370383"/>
+      <w:bookmarkStart w:id="87" w:name="_Toc232373225"/>
       <w:r>
         <w:rPr>
           <w:lang w:val="en-US"/>
@@ -6259,7 +6259,13 @@
     </w:p>
     <w:p>
       <w:r>
-        <w:t xml:space="preserve">Blumer’s (1969) notion of sensitizing concepts will be used to spark ideas to pursue, as they can provide a relevant start to the research (Charmaz, </w:t>
+        <w:t>Blumer’s (19</w:t>
+      </w:r>
+      <w:r>
+        <w:t>86</w:t>
+      </w:r>
+      <w:r>
+        <w:t xml:space="preserve">) notion of sensitizing concepts will be used to spark ideas to pursue, as they can provide a relevant start to the research (Charmaz, </w:t>
       </w:r>
       <w:r>
         <w:rPr>
@@ -6297,7 +6303,7 @@
         <w:pStyle w:val="Heading2"/>
         <w:spacing w:before="80"/>
       </w:pPr>
-      <w:bookmarkStart w:id="88" w:name="_Toc232370384"/>
+      <w:bookmarkStart w:id="88" w:name="_Toc232373226"/>
       <w:r>
         <w:rPr>
           <w:lang w:val="en-US"/>
@@ -6423,7 +6429,7 @@
         <w:pStyle w:val="Heading2"/>
       </w:pPr>
       <w:bookmarkStart w:id="89" w:name="_kqzta5wwdy54" w:colFirst="0" w:colLast="0"/>
-      <w:bookmarkStart w:id="90" w:name="_Toc232370385"/>
+      <w:bookmarkStart w:id="90" w:name="_Toc232373227"/>
       <w:bookmarkEnd w:id="89"/>
       <w:r>
         <w:rPr>
@@ -12892,7 +12898,7 @@
       <w:pPr>
         <w:pStyle w:val="Heading2"/>
       </w:pPr>
-      <w:bookmarkStart w:id="111" w:name="_Toc232370386"/>
+      <w:bookmarkStart w:id="111" w:name="_Toc232373228"/>
       <w:r>
         <w:lastRenderedPageBreak/>
         <w:t>3.4</w:t>
@@ -15080,7 +15086,7 @@
       <w:pPr>
         <w:pStyle w:val="Heading1"/>
       </w:pPr>
-      <w:bookmarkStart w:id="121" w:name="_Toc232370387"/>
+      <w:bookmarkStart w:id="121" w:name="_Toc232373229"/>
       <w:r>
         <w:lastRenderedPageBreak/>
         <w:t xml:space="preserve">4. </w:t>
@@ -15206,7 +15212,7 @@
       <w:pPr>
         <w:pStyle w:val="Heading2"/>
       </w:pPr>
-      <w:bookmarkStart w:id="124" w:name="_Toc232370388"/>
+      <w:bookmarkStart w:id="124" w:name="_Toc232373230"/>
       <w:r>
         <w:lastRenderedPageBreak/>
         <w:t>4.1</w:t>
@@ -15711,7 +15717,7 @@
           <w:color w:val="000000"/>
         </w:rPr>
       </w:pPr>
-      <w:bookmarkStart w:id="145" w:name="_Toc232370389"/>
+      <w:bookmarkStart w:id="145" w:name="_Toc232373231"/>
       <w:commentRangeStart w:id="146"/>
       <w:r>
         <w:t>4.2</w:t>
@@ -16564,7 +16570,7 @@
       <w:pPr>
         <w:pStyle w:val="Heading2"/>
       </w:pPr>
-      <w:bookmarkStart w:id="167" w:name="_Toc232370390"/>
+      <w:bookmarkStart w:id="167" w:name="_Toc232373232"/>
       <w:commentRangeEnd w:id="166"/>
       <w:r>
         <w:rPr>
@@ -17113,7 +17119,7 @@
       <w:pPr>
         <w:pStyle w:val="Heading2"/>
       </w:pPr>
-      <w:bookmarkStart w:id="173" w:name="_Toc232370391"/>
+      <w:bookmarkStart w:id="173" w:name="_Toc232373233"/>
       <w:r>
         <w:t>4.4</w:t>
       </w:r>
@@ -18293,7 +18299,7 @@
           <w:color w:val="00312A"/>
         </w:rPr>
       </w:pPr>
-      <w:bookmarkStart w:id="189" w:name="_Toc232370392"/>
+      <w:bookmarkStart w:id="189" w:name="_Toc232373234"/>
       <w:r>
         <w:rPr>
           <w:color w:val="00312A"/>
@@ -18451,7 +18457,7 @@
       <w:pPr>
         <w:pStyle w:val="Heading2"/>
       </w:pPr>
-      <w:bookmarkStart w:id="197" w:name="_Toc232370393"/>
+      <w:bookmarkStart w:id="197" w:name="_Toc232373235"/>
       <w:r>
         <w:t>5.1</w:t>
       </w:r>
@@ -19585,7 +19591,7 @@
       <w:pPr>
         <w:pStyle w:val="Heading2"/>
       </w:pPr>
-      <w:bookmarkStart w:id="223" w:name="_Toc232370394"/>
+      <w:bookmarkStart w:id="223" w:name="_Toc232373236"/>
       <w:r>
         <w:t>5.2</w:t>
       </w:r>
@@ -19833,7 +19839,7 @@
       <w:pPr>
         <w:pStyle w:val="Heading2"/>
       </w:pPr>
-      <w:bookmarkStart w:id="227" w:name="_Toc232370395"/>
+      <w:bookmarkStart w:id="227" w:name="_Toc232373237"/>
       <w:r>
         <w:t>5.3</w:t>
       </w:r>
@@ -20292,7 +20298,7 @@
       <w:pPr>
         <w:pStyle w:val="Heading1"/>
       </w:pPr>
-      <w:bookmarkStart w:id="243" w:name="_Toc232370396"/>
+      <w:bookmarkStart w:id="243" w:name="_Toc232373238"/>
       <w:r>
         <w:lastRenderedPageBreak/>
         <w:t>6.</w:t>
@@ -20452,7 +20458,7 @@
           <w:highlight w:val="white"/>
         </w:rPr>
       </w:pPr>
-      <w:bookmarkStart w:id="246" w:name="_Toc232370397"/>
+      <w:bookmarkStart w:id="246" w:name="_Toc232373239"/>
       <w:r>
         <w:lastRenderedPageBreak/>
         <w:t>7.</w:t>
@@ -20483,7 +20489,23 @@
           <w:iCs/>
           <w:highlight w:val="white"/>
         </w:rPr>
-        <w:t>IEEe Access</w:t>
+        <w:t>IEE</w:t>
+      </w:r>
+      <w:r>
+        <w:rPr>
+          <w:i/>
+          <w:iCs/>
+          <w:highlight w:val="white"/>
+        </w:rPr>
+        <w:t>E</w:t>
+      </w:r>
+      <w:r>
+        <w:rPr>
+          <w:i/>
+          <w:iCs/>
+          <w:highlight w:val="white"/>
+        </w:rPr>
+        <w:t xml:space="preserve"> Access</w:t>
       </w:r>
       <w:r>
         <w:rPr>
@@ -21025,7 +21047,19 @@
         <w:rPr>
           <w:highlight w:val="white"/>
         </w:rPr>
-        <w:t>. sage.</w:t>
+        <w:t xml:space="preserve">. </w:t>
+      </w:r>
+      <w:r>
+        <w:rPr>
+          <w:highlight w:val="white"/>
+        </w:rPr>
+        <w:t>S</w:t>
+      </w:r>
+      <w:r>
+        <w:rPr>
+          <w:highlight w:val="white"/>
+        </w:rPr>
+        <w:t>age.</w:t>
       </w:r>
     </w:p>
     <w:p>
@@ -21047,13 +21081,13 @@
           <w:iCs/>
           <w:highlight w:val="white"/>
         </w:rPr>
-        <w:t>Constr. grounded theory</w:t>
-      </w:r>
-      <w:r>
-        <w:rPr>
-          <w:highlight w:val="white"/>
-        </w:rPr>
-        <w:t>.</w:t>
+        <w:t xml:space="preserve">Constructing grounded theory (2nd ed.). </w:t>
+      </w:r>
+      <w:r>
+        <w:rPr>
+          <w:highlight w:val="white"/>
+        </w:rPr>
+        <w:t>Sage.</w:t>
       </w:r>
     </w:p>
     <w:p>
@@ -21156,7 +21190,7 @@
         <w:rPr>
           <w:highlight w:val="white"/>
         </w:rPr>
-        <w:t xml:space="preserve">Bert: Pre-training of deep bidirectional transformers for language understanding. In </w:t>
+        <w:t>Bert: Pre-training of deep bidirectional transformers for language understanding. In </w:t>
       </w:r>
       <w:r>
         <w:rPr>
@@ -21170,7 +21204,7 @@
         <w:rPr>
           <w:highlight w:val="white"/>
         </w:rPr>
-        <w:t xml:space="preserve"> (pp. 4171-4186).</w:t>
+        <w:t> (pp. 4171-4186).</w:t>
       </w:r>
     </w:p>
     <w:p>
@@ -21193,7 +21227,7 @@
         <w:rPr>
           <w:highlight w:val="white"/>
         </w:rPr>
-        <w:t xml:space="preserve">Generative AI enhances individual creativity but reduces the collective diversity of novel content. </w:t>
+        <w:t>Generative AI enhances individual creativity but reduces the collective diversity of novel content. </w:t>
       </w:r>
       <w:r>
         <w:rPr>
@@ -21202,7 +21236,7 @@
           <w:highlight w:val="white"/>
           <w:lang w:val="fr-FR"/>
         </w:rPr>
-        <w:t>Science Advances</w:t>
+        <w:t>Science advances</w:t>
       </w:r>
       <w:r>
         <w:rPr>
@@ -21225,7 +21259,7 @@
           <w:highlight w:val="white"/>
           <w:lang w:val="fr-FR"/>
         </w:rPr>
-        <w:t>(28), eadn5290. https://doi.org/10.1126/sciadv.adn5290</w:t>
+        <w:t>(28), eadn5290.</w:t>
       </w:r>
     </w:p>
     <w:p>
@@ -21246,7 +21280,7 @@
         <w:rPr>
           <w:highlight w:val="white"/>
         </w:rPr>
-        <w:t xml:space="preserve">Machine learning and marketing: A systematic literature review. </w:t>
+        <w:t>Machine learning and marketing: A systematic literature review. </w:t>
       </w:r>
       <w:r>
         <w:rPr>
@@ -21260,7 +21294,7 @@
         <w:rPr>
           <w:highlight w:val="white"/>
         </w:rPr>
-        <w:t xml:space="preserve">, </w:t>
+        <w:t>, </w:t>
       </w:r>
       <w:r>
         <w:rPr>
@@ -21274,7 +21308,7 @@
         <w:rPr>
           <w:highlight w:val="white"/>
         </w:rPr>
-        <w:t xml:space="preserve">, 93273-93288. </w:t>
+        <w:t>, 93273-93288.</w:t>
       </w:r>
     </w:p>
     <w:p>
@@ -21288,41 +21322,22 @@
       <w:r>
         <w:rPr>
           <w:highlight w:val="white"/>
-          <w:lang w:val="en-US"/>
-        </w:rPr>
-        <w:t xml:space="preserve">Dutta, S., Assem, H., &amp; Burgin, E. (2021). </w:t>
-      </w:r>
-      <w:bookmarkStart w:id="250" w:name="OLE_LINK4"/>
-      <w:r>
-        <w:rPr>
-          <w:highlight w:val="white"/>
-          <w:lang w:val="en-US"/>
-        </w:rPr>
-        <w:t>Sequence-to-sequence learning on keywords for efficient FAQ retrieval</w:t>
-      </w:r>
-      <w:bookmarkEnd w:id="250"/>
-      <w:r>
-        <w:rPr>
-          <w:highlight w:val="white"/>
-          <w:lang w:val="en-US"/>
-        </w:rPr>
-        <w:t xml:space="preserve">. </w:t>
+        </w:rPr>
+        <w:t>Dutta, S., Assem, H., &amp; Burgin, E. (2021). Sequence-to-sequence learning on keywords for efficient FAQ retrieval. </w:t>
       </w:r>
       <w:r>
         <w:rPr>
           <w:i/>
           <w:iCs/>
           <w:highlight w:val="white"/>
-          <w:lang w:val="en-US"/>
         </w:rPr>
         <w:t>arXiv preprint arXiv:2108.10019</w:t>
       </w:r>
       <w:r>
         <w:rPr>
           <w:highlight w:val="white"/>
-          <w:lang w:val="en-US"/>
-        </w:rPr>
-        <w:t xml:space="preserve">. </w:t>
+        </w:rPr>
+        <w:t>.</w:t>
       </w:r>
     </w:p>
     <w:p>
@@ -21336,41 +21351,36 @@
       <w:r>
         <w:rPr>
           <w:highlight w:val="white"/>
-          <w:lang w:val="en-US"/>
-        </w:rPr>
-        <w:t xml:space="preserve">Abou Elgheit, E. (2025). Generative AI as a disruptive innovation: implications for marketing strategic transformations. </w:t>
+        </w:rPr>
+        <w:t>Elgheit, E. A. (2025). Generative AI as a disruptive innovation: implications for marketing strategic transformations. </w:t>
       </w:r>
       <w:r>
         <w:rPr>
           <w:i/>
           <w:iCs/>
           <w:highlight w:val="white"/>
-          <w:lang w:val="en-US"/>
-        </w:rPr>
-        <w:t>Foresight and STI Governance</w:t>
-      </w:r>
-      <w:r>
-        <w:rPr>
-          <w:highlight w:val="white"/>
-          <w:lang w:val="en-US"/>
-        </w:rPr>
-        <w:t xml:space="preserve">, </w:t>
+        </w:rPr>
+        <w:t>Foresight and STI governance</w:t>
+      </w:r>
+      <w:r>
+        <w:rPr>
+          <w:highlight w:val="white"/>
+        </w:rPr>
+        <w:t>, </w:t>
       </w:r>
       <w:r>
         <w:rPr>
           <w:i/>
           <w:iCs/>
           <w:highlight w:val="white"/>
-          <w:lang w:val="en-US"/>
         </w:rPr>
         <w:t>19</w:t>
       </w:r>
       <w:r>
         <w:rPr>
           <w:highlight w:val="white"/>
-          <w:lang w:val="en-US"/>
-        </w:rPr>
-        <w:t xml:space="preserve">(1), 6-15. </w:t>
+        </w:rPr>
+        <w:t>.</w:t>
       </w:r>
     </w:p>
     <w:p>
@@ -21392,7 +21402,7 @@
         <w:rPr>
           <w:highlight w:val="white"/>
         </w:rPr>
-        <w:t xml:space="preserve">Artificial intelligence and business value: A literature review. </w:t>
+        <w:t>Artificial intelligence and business value: A literature review. </w:t>
       </w:r>
       <w:r>
         <w:rPr>
@@ -21400,7 +21410,7 @@
           <w:iCs/>
           <w:highlight w:val="white"/>
         </w:rPr>
-        <w:t>Information Systems Frontiers</w:t>
+        <w:t>Information systems frontiers</w:t>
       </w:r>
       <w:r>
         <w:rPr>
@@ -21420,7 +21430,7 @@
         <w:rPr>
           <w:highlight w:val="white"/>
         </w:rPr>
-        <w:t>(5), 1709–1734. https://doi.org/10.1007/s10796-021-10186-w</w:t>
+        <w:t>(5), 1709-1734.</w:t>
       </w:r>
     </w:p>
     <w:p>
@@ -21434,42 +21444,36 @@
       <w:r>
         <w:rPr>
           <w:highlight w:val="white"/>
-          <w:lang w:val="en-US"/>
-        </w:rPr>
-        <w:lastRenderedPageBreak/>
-        <w:t xml:space="preserve">Gao, Y., Xiong, Y., Gao, X., Jia, K., Pan, J., Bi, Y., … &amp; Wang, H. (2023). Retrieval-augmented generation for large language models: A survey. </w:t>
+        </w:rPr>
+        <w:t>Gao, Y., Xiong, Y., Gao, X., Jia, K., Pan, J., Bi, Y., ... &amp; Wang, H. (2023). Retrieval-augmented generation for large language models: A survey. </w:t>
       </w:r>
       <w:r>
         <w:rPr>
           <w:i/>
           <w:iCs/>
           <w:highlight w:val="white"/>
-          <w:lang w:val="en-US"/>
         </w:rPr>
         <w:t>arXiv preprint arXiv:2312.10997</w:t>
       </w:r>
       <w:r>
         <w:rPr>
           <w:highlight w:val="white"/>
-          <w:lang w:val="en-US"/>
-        </w:rPr>
-        <w:t xml:space="preserve">, </w:t>
+        </w:rPr>
+        <w:t>, </w:t>
       </w:r>
       <w:r>
         <w:rPr>
           <w:i/>
           <w:iCs/>
           <w:highlight w:val="white"/>
-          <w:lang w:val="en-US"/>
         </w:rPr>
         <w:t>2</w:t>
       </w:r>
       <w:r>
         <w:rPr>
           <w:highlight w:val="white"/>
-          <w:lang w:val="en-US"/>
-        </w:rPr>
-        <w:t xml:space="preserve">(1), 32. </w:t>
+        </w:rPr>
+        <w:t>(1), 32.</w:t>
       </w:r>
     </w:p>
     <w:p>
@@ -21484,6 +21488,7 @@
           <w:highlight w:val="white"/>
           <w:lang w:val="de-DE"/>
         </w:rPr>
+        <w:lastRenderedPageBreak/>
         <w:t xml:space="preserve">Gebauer, H., Fleisch, E., Lamprecht, C., &amp; Wortmann, F. (2020). </w:t>
       </w:r>
       <w:r>
@@ -21531,15 +21536,8 @@
       <w:r>
         <w:rPr>
           <w:highlight w:val="white"/>
-          <w:lang w:val="en-US"/>
-        </w:rPr>
-        <w:t xml:space="preserve">Grewal, D., Satornino, C. B., Davenport, T., &amp; Guha, A. (2025). </w:t>
-      </w:r>
-      <w:r>
-        <w:rPr>
-          <w:highlight w:val="white"/>
-        </w:rPr>
-        <w:t xml:space="preserve">How generative AI is shaping the future of marketing. </w:t>
+        </w:rPr>
+        <w:t>Grewal, D., Satornino, C. B., Davenport, T., &amp; Guha, A. (2025). How generative AI is shaping the future of marketing. </w:t>
       </w:r>
       <w:r>
         <w:rPr>
@@ -21553,7 +21551,7 @@
         <w:rPr>
           <w:highlight w:val="white"/>
         </w:rPr>
-        <w:t xml:space="preserve">, </w:t>
+        <w:t>, </w:t>
       </w:r>
       <w:r>
         <w:rPr>
@@ -21567,7 +21565,7 @@
         <w:rPr>
           <w:highlight w:val="white"/>
         </w:rPr>
-        <w:t xml:space="preserve">(3), 702-722. </w:t>
+        <w:t>(3), 702-722.</w:t>
       </w:r>
     </w:p>
     <w:p>
@@ -21581,41 +21579,36 @@
       <w:r>
         <w:rPr>
           <w:highlight w:val="white"/>
-          <w:lang w:val="en-US"/>
-        </w:rPr>
-        <w:t xml:space="preserve">Guercini, S. (2022). Scope of heuristics and digitalization: the case of marketing automation. </w:t>
+        </w:rPr>
+        <w:t>Guercini, S. (2022). Scope of heuristics and digitalization: the case of marketing automation. </w:t>
       </w:r>
       <w:r>
         <w:rPr>
           <w:i/>
           <w:iCs/>
           <w:highlight w:val="white"/>
-          <w:lang w:val="en-US"/>
         </w:rPr>
         <w:t>Mind &amp; Society</w:t>
       </w:r>
       <w:r>
         <w:rPr>
           <w:highlight w:val="white"/>
-          <w:lang w:val="en-US"/>
-        </w:rPr>
-        <w:t xml:space="preserve">, </w:t>
+        </w:rPr>
+        <w:t>, </w:t>
       </w:r>
       <w:r>
         <w:rPr>
           <w:i/>
           <w:iCs/>
           <w:highlight w:val="white"/>
-          <w:lang w:val="en-US"/>
         </w:rPr>
         <w:t>21</w:t>
       </w:r>
       <w:r>
         <w:rPr>
           <w:highlight w:val="white"/>
-          <w:lang w:val="en-US"/>
-        </w:rPr>
-        <w:t xml:space="preserve">(2), 151-164. </w:t>
+        </w:rPr>
+        <w:t>(2), 151-164.</w:t>
       </w:r>
     </w:p>
     <w:p>
@@ -21630,7 +21623,7 @@
         <w:rPr>
           <w:highlight w:val="white"/>
         </w:rPr>
-        <w:t xml:space="preserve">Guercini, S. (2023). Marketing automation and the scope of marketers‘ heuristics. </w:t>
+        <w:t>Guercini, S. (2023). Marketing automation and the scope of marketers' heuristics. </w:t>
       </w:r>
       <w:r>
         <w:rPr>
@@ -21646,7 +21639,7 @@
           <w:highlight w:val="white"/>
           <w:lang w:val="de-DE"/>
         </w:rPr>
-        <w:t xml:space="preserve">, </w:t>
+        <w:t>, </w:t>
       </w:r>
       <w:r>
         <w:rPr>
@@ -21662,7 +21655,7 @@
           <w:highlight w:val="white"/>
           <w:lang w:val="de-DE"/>
         </w:rPr>
-        <w:t xml:space="preserve">(13), 295-320. </w:t>
+        <w:t>(13), 295-320.</w:t>
       </w:r>
     </w:p>
     <w:p>
@@ -21683,7 +21676,7 @@
         <w:rPr>
           <w:highlight w:val="white"/>
         </w:rPr>
-        <w:t xml:space="preserve">Valuing customers. </w:t>
+        <w:t>Valuing customers. </w:t>
       </w:r>
       <w:r>
         <w:rPr>
@@ -21697,7 +21690,7 @@
         <w:rPr>
           <w:highlight w:val="white"/>
         </w:rPr>
-        <w:t xml:space="preserve">, </w:t>
+        <w:t>, </w:t>
       </w:r>
       <w:r>
         <w:rPr>
@@ -21711,7 +21704,7 @@
         <w:rPr>
           <w:highlight w:val="white"/>
         </w:rPr>
-        <w:t xml:space="preserve">(1), 7-18. </w:t>
+        <w:t>(1), 7-18.</w:t>
       </w:r>
     </w:p>
     <w:p>
@@ -21724,15 +21717,8 @@
       <w:r>
         <w:rPr>
           <w:highlight w:val="white"/>
-          <w:lang w:val="de-DE"/>
-        </w:rPr>
-        <w:t xml:space="preserve">Heimbach, I., Kostyra, D. S., &amp; Hinz, O. (2015). </w:t>
-      </w:r>
-      <w:r>
-        <w:rPr>
-          <w:highlight w:val="white"/>
-        </w:rPr>
-        <w:t xml:space="preserve">Marketing automation. </w:t>
+        </w:rPr>
+        <w:t>Hasselwander, M., Sunio, V., Lah, O., &amp; Mogaji, E. (2026). Toward agentic AI: User acceptance of a deeply personalized AI super assistant (AISA). </w:t>
       </w:r>
       <w:r>
         <w:rPr>
@@ -21740,13 +21726,27 @@
           <w:iCs/>
           <w:highlight w:val="white"/>
         </w:rPr>
-        <w:t>Business &amp; Information Systems Engineering, 57</w:t>
-      </w:r>
-      <w:r>
-        <w:rPr>
-          <w:highlight w:val="white"/>
-        </w:rPr>
-        <w:t>(2), 129–133. https://doi.org/10.1007/s12599-015-0370-8</w:t>
+        <w:t>Journal of Retailing and Consumer Services</w:t>
+      </w:r>
+      <w:r>
+        <w:rPr>
+          <w:highlight w:val="white"/>
+        </w:rPr>
+        <w:t>, </w:t>
+      </w:r>
+      <w:r>
+        <w:rPr>
+          <w:i/>
+          <w:iCs/>
+          <w:highlight w:val="white"/>
+        </w:rPr>
+        <w:t>89</w:t>
+      </w:r>
+      <w:r>
+        <w:rPr>
+          <w:highlight w:val="white"/>
+        </w:rPr>
+        <w:t>, 104620.</w:t>
       </w:r>
     </w:p>
     <w:p>
@@ -21754,7 +21754,589 @@
         <w:ind w:left="720" w:hanging="720"/>
       </w:pPr>
       <w:r>
-        <w:t>Holmström, J. (2022). From AI to digital transformation: The AI readiness framework. Business Horizons, 65(3), 329–339.</w:t>
+        <w:rPr>
+          <w:highlight w:val="white"/>
+          <w:lang w:val="en-US"/>
+        </w:rPr>
+        <w:t xml:space="preserve">Heimbach, I., Kostyra, D. S., &amp; Hinz, O. (2015). </w:t>
+      </w:r>
+      <w:r>
+        <w:rPr>
+          <w:highlight w:val="white"/>
+        </w:rPr>
+        <w:t>Marketing automation. </w:t>
+      </w:r>
+      <w:r>
+        <w:rPr>
+          <w:i/>
+          <w:iCs/>
+          <w:highlight w:val="white"/>
+        </w:rPr>
+        <w:t>Business &amp; Information Systems Engineering</w:t>
+      </w:r>
+      <w:r>
+        <w:rPr>
+          <w:highlight w:val="white"/>
+        </w:rPr>
+        <w:t>, </w:t>
+      </w:r>
+      <w:r>
+        <w:rPr>
+          <w:i/>
+          <w:iCs/>
+          <w:highlight w:val="white"/>
+        </w:rPr>
+        <w:t>57</w:t>
+      </w:r>
+      <w:r>
+        <w:rPr>
+          <w:highlight w:val="white"/>
+        </w:rPr>
+        <w:t>(2), 129-133.</w:t>
+      </w:r>
+    </w:p>
+    <w:p>
+      <w:pPr>
+        <w:ind w:left="720" w:hanging="720"/>
+      </w:pPr>
+      <w:r>
+        <w:t>Holmström, J. (2022). From AI to digital transformation: The AI readiness framework. </w:t>
+      </w:r>
+      <w:r>
+        <w:rPr>
+          <w:i/>
+          <w:iCs/>
+        </w:rPr>
+        <w:t>Business horizons</w:t>
+      </w:r>
+      <w:r>
+        <w:t>, </w:t>
+      </w:r>
+      <w:r>
+        <w:rPr>
+          <w:i/>
+          <w:iCs/>
+        </w:rPr>
+        <w:t>65</w:t>
+      </w:r>
+      <w:r>
+        <w:t>(3), 329-339.</w:t>
+      </w:r>
+    </w:p>
+    <w:p>
+      <w:pPr>
+        <w:ind w:left="720" w:hanging="720"/>
+      </w:pPr>
+      <w:r>
+        <w:rPr>
+          <w:highlight w:val="white"/>
+        </w:rPr>
+        <w:t>Hughes, L., Dwivedi, Y. K., Malik, T., Shawosh, M., Albashrawi, M. A., Jeon, I., ... &amp; Walton, P. (2025). AI agents and agentic systems: A multi-expert analysis. </w:t>
+      </w:r>
+      <w:r>
+        <w:rPr>
+          <w:i/>
+          <w:iCs/>
+          <w:highlight w:val="white"/>
+        </w:rPr>
+        <w:t>Journal of Computer Information Systems</w:t>
+      </w:r>
+      <w:r>
+        <w:rPr>
+          <w:highlight w:val="white"/>
+        </w:rPr>
+        <w:t>, </w:t>
+      </w:r>
+      <w:r>
+        <w:rPr>
+          <w:i/>
+          <w:iCs/>
+          <w:highlight w:val="white"/>
+        </w:rPr>
+        <w:t>65</w:t>
+      </w:r>
+      <w:r>
+        <w:rPr>
+          <w:highlight w:val="white"/>
+        </w:rPr>
+        <w:t>(4), 489-517.</w:t>
+      </w:r>
+    </w:p>
+    <w:p>
+      <w:pPr>
+        <w:spacing w:line="360" w:lineRule="auto"/>
+        <w:ind w:left="720" w:hanging="720"/>
+        <w:rPr>
+          <w:highlight w:val="white"/>
+          <w:lang w:val="en-US"/>
+        </w:rPr>
+      </w:pPr>
+      <w:r>
+        <w:rPr>
+          <w:highlight w:val="white"/>
+        </w:rPr>
+        <w:t>Jain, V., Wadhwani, K., &amp; Eastman, J. K. (2024). Artificial intelligence consumer behavior: A hybrid review and research agenda. </w:t>
+      </w:r>
+      <w:r>
+        <w:rPr>
+          <w:i/>
+          <w:iCs/>
+          <w:highlight w:val="white"/>
+        </w:rPr>
+        <w:t>Journal of consumer behaviour</w:t>
+      </w:r>
+      <w:r>
+        <w:rPr>
+          <w:highlight w:val="white"/>
+        </w:rPr>
+        <w:t>, </w:t>
+      </w:r>
+      <w:r>
+        <w:rPr>
+          <w:i/>
+          <w:iCs/>
+          <w:highlight w:val="white"/>
+        </w:rPr>
+        <w:t>23</w:t>
+      </w:r>
+      <w:r>
+        <w:rPr>
+          <w:highlight w:val="white"/>
+        </w:rPr>
+        <w:t>(2), 676-697.</w:t>
+      </w:r>
+    </w:p>
+    <w:p>
+      <w:pPr>
+        <w:spacing w:line="360" w:lineRule="auto"/>
+        <w:ind w:left="720" w:hanging="720"/>
+        <w:rPr>
+          <w:del w:id="250" w:author="Claude" w:date="2026-06-14T00:00:00Z"/>
+          <w:highlight w:val="white"/>
+          <w:lang w:val="en-US"/>
+        </w:rPr>
+      </w:pPr>
+      <w:r>
+        <w:rPr>
+          <w:highlight w:val="white"/>
+        </w:rPr>
+        <w:t>Järvinen, J., &amp; Taiminen, H. (2016). Harnessing marketing automation for B2B content marketing. </w:t>
+      </w:r>
+      <w:r>
+        <w:rPr>
+          <w:i/>
+          <w:iCs/>
+          <w:highlight w:val="white"/>
+        </w:rPr>
+        <w:t>Industrial marketing management</w:t>
+      </w:r>
+      <w:r>
+        <w:rPr>
+          <w:highlight w:val="white"/>
+        </w:rPr>
+        <w:t>, </w:t>
+      </w:r>
+      <w:r>
+        <w:rPr>
+          <w:i/>
+          <w:iCs/>
+          <w:highlight w:val="white"/>
+        </w:rPr>
+        <w:t>54</w:t>
+      </w:r>
+      <w:r>
+        <w:rPr>
+          <w:highlight w:val="white"/>
+        </w:rPr>
+        <w:t>, 164-175.</w:t>
+      </w:r>
+    </w:p>
+    <w:p>
+      <w:pPr>
+        <w:ind w:left="720" w:hanging="720"/>
+        <w:rPr>
+          <w:highlight w:val="white"/>
+          <w:lang w:val="en-US"/>
+        </w:rPr>
+      </w:pPr>
+      <w:r>
+        <w:rPr>
+          <w:highlight w:val="white"/>
+          <w:lang w:val="nl-NL"/>
+        </w:rPr>
+        <w:t xml:space="preserve">Kastner, J. K., &amp; Hong, S. J. (1984). </w:t>
+      </w:r>
+      <w:r>
+        <w:rPr>
+          <w:highlight w:val="white"/>
+        </w:rPr>
+        <w:t>A review of expert systems. </w:t>
+      </w:r>
+      <w:r>
+        <w:rPr>
+          <w:i/>
+          <w:iCs/>
+          <w:highlight w:val="white"/>
+        </w:rPr>
+        <w:t>European journal of operational research</w:t>
+      </w:r>
+      <w:r>
+        <w:rPr>
+          <w:highlight w:val="white"/>
+        </w:rPr>
+        <w:t>, </w:t>
+      </w:r>
+      <w:r>
+        <w:rPr>
+          <w:i/>
+          <w:iCs/>
+          <w:highlight w:val="white"/>
+        </w:rPr>
+        <w:t>18</w:t>
+      </w:r>
+      <w:r>
+        <w:rPr>
+          <w:highlight w:val="white"/>
+        </w:rPr>
+        <w:t>(3), 285-292.</w:t>
+      </w:r>
+    </w:p>
+    <w:p>
+      <w:pPr>
+        <w:spacing w:line="360" w:lineRule="auto"/>
+        <w:ind w:left="720" w:hanging="720"/>
+        <w:rPr>
+          <w:highlight w:val="white"/>
+        </w:rPr>
+      </w:pPr>
+      <w:r>
+        <w:rPr>
+          <w:highlight w:val="white"/>
+        </w:rPr>
+        <w:lastRenderedPageBreak/>
+        <w:t>Kohavi, R., Longbotham, R., Sommerfield, D., &amp; Henne, R. M. (2009). Controlled experiments on the web: survey and practical guide. </w:t>
+      </w:r>
+      <w:r>
+        <w:rPr>
+          <w:i/>
+          <w:iCs/>
+          <w:highlight w:val="white"/>
+        </w:rPr>
+        <w:t>Data mining and knowledge discovery</w:t>
+      </w:r>
+      <w:r>
+        <w:rPr>
+          <w:highlight w:val="white"/>
+        </w:rPr>
+        <w:t>, </w:t>
+      </w:r>
+      <w:r>
+        <w:rPr>
+          <w:i/>
+          <w:iCs/>
+          <w:highlight w:val="white"/>
+        </w:rPr>
+        <w:t>18</w:t>
+      </w:r>
+      <w:r>
+        <w:rPr>
+          <w:highlight w:val="white"/>
+        </w:rPr>
+        <w:t>(1), 140-181.</w:t>
+      </w:r>
+    </w:p>
+    <w:p>
+      <w:pPr>
+        <w:spacing w:line="360" w:lineRule="auto"/>
+        <w:ind w:left="720" w:hanging="720"/>
+        <w:rPr>
+          <w:del w:id="251" w:author="Claude" w:date="2026-06-14T00:00:00Z"/>
+          <w:highlight w:val="white"/>
+          <w:lang w:val="en-US"/>
+        </w:rPr>
+      </w:pPr>
+      <w:r>
+        <w:rPr>
+          <w:highlight w:val="white"/>
+        </w:rPr>
+        <w:t>Kim, J. (2025). Advertising in the age of agentic AI: Call for research. </w:t>
+      </w:r>
+      <w:r>
+        <w:rPr>
+          <w:i/>
+          <w:iCs/>
+          <w:highlight w:val="white"/>
+        </w:rPr>
+        <w:t>Journal of Interactive Advertising</w:t>
+      </w:r>
+      <w:r>
+        <w:rPr>
+          <w:highlight w:val="white"/>
+        </w:rPr>
+        <w:t>, </w:t>
+      </w:r>
+      <w:r>
+        <w:rPr>
+          <w:i/>
+          <w:iCs/>
+          <w:highlight w:val="white"/>
+        </w:rPr>
+        <w:t>25</w:t>
+      </w:r>
+      <w:r>
+        <w:rPr>
+          <w:highlight w:val="white"/>
+        </w:rPr>
+        <w:t>(3), 215-221.</w:t>
+      </w:r>
+    </w:p>
+    <w:p>
+      <w:pPr>
+        <w:ind w:left="720" w:hanging="720"/>
+        <w:rPr>
+          <w:del w:id="252" w:author="Claude" w:date="2026-06-14T00:00:00Z"/>
+          <w:highlight w:val="white"/>
+        </w:rPr>
+      </w:pPr>
+      <w:r>
+        <w:rPr>
+          <w:highlight w:val="white"/>
+        </w:rPr>
+        <w:t>Krizhevsky, A., Sutskever, I., &amp; Hinton, G. E. (2012). Imagenet classification with deep convolutional neural networks. </w:t>
+      </w:r>
+      <w:r>
+        <w:rPr>
+          <w:i/>
+          <w:iCs/>
+          <w:highlight w:val="white"/>
+        </w:rPr>
+        <w:t>Advances in neural information processing systems</w:t>
+      </w:r>
+      <w:r>
+        <w:rPr>
+          <w:highlight w:val="white"/>
+        </w:rPr>
+        <w:t>, </w:t>
+      </w:r>
+      <w:r>
+        <w:rPr>
+          <w:i/>
+          <w:iCs/>
+          <w:highlight w:val="white"/>
+        </w:rPr>
+        <w:t>25</w:t>
+      </w:r>
+      <w:r>
+        <w:rPr>
+          <w:highlight w:val="white"/>
+        </w:rPr>
+        <w:t>.</w:t>
+      </w:r>
+    </w:p>
+    <w:p>
+      <w:pPr>
+        <w:ind w:left="720" w:hanging="720"/>
+        <w:rPr>
+          <w:highlight w:val="white"/>
+        </w:rPr>
+      </w:pPr>
+      <w:r>
+        <w:rPr>
+          <w:highlight w:val="white"/>
+        </w:rPr>
+        <w:t>LeCun, Y., Bengio, Y., &amp; Hinton, G. (2015). Deep learning. </w:t>
+      </w:r>
+      <w:r>
+        <w:rPr>
+          <w:i/>
+          <w:iCs/>
+          <w:highlight w:val="white"/>
+        </w:rPr>
+        <w:t>nature</w:t>
+      </w:r>
+      <w:r>
+        <w:rPr>
+          <w:highlight w:val="white"/>
+        </w:rPr>
+        <w:t>, </w:t>
+      </w:r>
+      <w:r>
+        <w:rPr>
+          <w:i/>
+          <w:iCs/>
+          <w:highlight w:val="white"/>
+        </w:rPr>
+        <w:t>521</w:t>
+      </w:r>
+      <w:r>
+        <w:rPr>
+          <w:highlight w:val="white"/>
+        </w:rPr>
+        <w:t>(7553), 436-444.</w:t>
+      </w:r>
+    </w:p>
+    <w:p>
+      <w:pPr>
+        <w:ind w:left="720" w:hanging="720"/>
+      </w:pPr>
+      <w:r>
+        <w:t>Lewis, P., Perez, E., Piktus, A., Petroni, F., Karpukhin, V., Goyal, N., ... &amp; Kiela, D. (2020). Retrieval-augmented generation for knowledge-intensive nlp tasks. </w:t>
+      </w:r>
+      <w:r>
+        <w:rPr>
+          <w:i/>
+          <w:iCs/>
+        </w:rPr>
+        <w:t>Advances in neural information processing systems</w:t>
+      </w:r>
+      <w:r>
+        <w:t>, </w:t>
+      </w:r>
+      <w:r>
+        <w:rPr>
+          <w:i/>
+          <w:iCs/>
+        </w:rPr>
+        <w:t>33</w:t>
+      </w:r>
+      <w:r>
+        <w:t>, 9459-9474.</w:t>
+      </w:r>
+    </w:p>
+    <w:p>
+      <w:pPr>
+        <w:ind w:left="720" w:hanging="720"/>
+        <w:rPr>
+          <w:highlight w:val="white"/>
+          <w:lang w:val="it-IT"/>
+        </w:rPr>
+      </w:pPr>
+      <w:r>
+        <w:rPr>
+          <w:highlight w:val="white"/>
+        </w:rPr>
+        <w:t>Li, M., Guo, S., &amp; Liu, R. (2025). BERT-based Consumer Sentiment Analysis for Personalized Marketing Strategies. </w:t>
+      </w:r>
+      <w:r>
+        <w:rPr>
+          <w:i/>
+          <w:iCs/>
+          <w:highlight w:val="white"/>
+        </w:rPr>
+        <w:t>Informatica</w:t>
+      </w:r>
+      <w:r>
+        <w:rPr>
+          <w:highlight w:val="white"/>
+        </w:rPr>
+        <w:t>, </w:t>
+      </w:r>
+      <w:r>
+        <w:rPr>
+          <w:i/>
+          <w:iCs/>
+          <w:highlight w:val="white"/>
+        </w:rPr>
+        <w:t>49</w:t>
+      </w:r>
+      <w:r>
+        <w:rPr>
+          <w:highlight w:val="white"/>
+        </w:rPr>
+        <w:t>(28).</w:t>
+      </w:r>
+    </w:p>
+    <w:p>
+      <w:pPr>
+        <w:ind w:left="720" w:hanging="720"/>
+        <w:rPr>
+          <w:highlight w:val="white"/>
+          <w:lang w:val="it-IT"/>
+        </w:rPr>
+      </w:pPr>
+      <w:r>
+        <w:rPr>
+          <w:highlight w:val="white"/>
+          <w:lang w:val="it-IT"/>
+        </w:rPr>
+        <w:t xml:space="preserve">Lincoln, Y. S., &amp; Guba, E. G. (1985). </w:t>
+      </w:r>
+      <w:r>
+        <w:rPr>
+          <w:i/>
+          <w:iCs/>
+          <w:highlight w:val="white"/>
+          <w:lang w:val="it-IT"/>
+        </w:rPr>
+        <w:t>Naturalistic inquiry</w:t>
+      </w:r>
+      <w:r>
+        <w:rPr>
+          <w:highlight w:val="white"/>
+          <w:lang w:val="it-IT"/>
+        </w:rPr>
+        <w:t>. Sage.</w:t>
+      </w:r>
+    </w:p>
+    <w:p>
+      <w:pPr>
+        <w:ind w:left="720" w:hanging="720"/>
+        <w:rPr>
+          <w:strike/>
+          <w:lang w:val="en-US"/>
+        </w:rPr>
+      </w:pPr>
+      <w:r>
+        <w:rPr>
+          <w:highlight w:val="white"/>
+        </w:rPr>
+        <w:t>Little, J. D. (1979). Decision support systems for marketing managers. </w:t>
+      </w:r>
+      <w:r>
+        <w:rPr>
+          <w:i/>
+          <w:iCs/>
+          <w:highlight w:val="white"/>
+        </w:rPr>
+        <w:t>Journal of marketing</w:t>
+      </w:r>
+      <w:r>
+        <w:rPr>
+          <w:highlight w:val="white"/>
+        </w:rPr>
+        <w:t>, </w:t>
+      </w:r>
+      <w:r>
+        <w:rPr>
+          <w:i/>
+          <w:iCs/>
+          <w:highlight w:val="white"/>
+        </w:rPr>
+        <w:t>43</w:t>
+      </w:r>
+      <w:r>
+        <w:rPr>
+          <w:highlight w:val="white"/>
+        </w:rPr>
+        <w:t>(3), 9-26.</w:t>
+      </w:r>
+    </w:p>
+    <w:p>
+      <w:pPr>
+        <w:ind w:left="720" w:hanging="720"/>
+      </w:pPr>
+      <w:r>
+        <w:t xml:space="preserve">Mayer, H., Yee, L., Chui, M., &amp; Roberts, R. (2025). </w:t>
+      </w:r>
+      <w:r>
+        <w:rPr>
+          <w:i/>
+          <w:iCs/>
+        </w:rPr>
+        <w:t>AI in the workplace: A report for 2025.</w:t>
+      </w:r>
+      <w:r>
+        <w:t xml:space="preserve"> McKinsey &amp; Company.</w:t>
       </w:r>
       <w:hyperlink r:id="rId22">
         <w:r>
@@ -21770,632 +22352,6 @@
             <w:color w:val="1155CC"/>
             <w:u w:val="single"/>
           </w:rPr>
-          <w:t>https://doi.org/10.1016/j.bushor.2021.03.006</w:t>
-        </w:r>
-      </w:hyperlink>
-    </w:p>
-    <w:p>
-      <w:pPr>
-        <w:ind w:left="720" w:hanging="720"/>
-      </w:pPr>
-      <w:r>
-        <w:rPr>
-          <w:highlight w:val="white"/>
-          <w:lang w:val="en-US"/>
-        </w:rPr>
-        <w:t xml:space="preserve">Hughes, L., Dwivedi, Y. K., Malik, T., Shawosh, M., Albashrawi, M. A., Jeon, I., … &amp; Walton, P. (2025). AI agents and agentic systems: A multi-expert analysis. </w:t>
-      </w:r>
-      <w:r>
-        <w:rPr>
-          <w:i/>
-          <w:iCs/>
-          <w:highlight w:val="white"/>
-          <w:lang w:val="en-US"/>
-        </w:rPr>
-        <w:t>Journal of Computer Information Systems</w:t>
-      </w:r>
-      <w:r>
-        <w:rPr>
-          <w:highlight w:val="white"/>
-          <w:lang w:val="en-US"/>
-        </w:rPr>
-        <w:t xml:space="preserve">, </w:t>
-      </w:r>
-      <w:r>
-        <w:rPr>
-          <w:i/>
-          <w:iCs/>
-          <w:highlight w:val="white"/>
-          <w:lang w:val="en-US"/>
-        </w:rPr>
-        <w:t>65</w:t>
-      </w:r>
-      <w:r>
-        <w:rPr>
-          <w:highlight w:val="white"/>
-          <w:lang w:val="en-US"/>
-        </w:rPr>
-        <w:t>(4), 489-517.</w:t>
-      </w:r>
-      <w:r>
-        <w:rPr>
-          <w:lang w:val="en-US"/>
-        </w:rPr>
-        <w:t xml:space="preserve"> </w:t>
-      </w:r>
-    </w:p>
-    <w:p>
-      <w:pPr>
-        <w:spacing w:line="360" w:lineRule="auto"/>
-        <w:ind w:left="720" w:hanging="720"/>
-        <w:rPr>
-          <w:highlight w:val="white"/>
-          <w:lang w:val="en-US"/>
-        </w:rPr>
-      </w:pPr>
-      <w:r>
-        <w:rPr>
-          <w:highlight w:val="white"/>
-          <w:lang w:val="en-US"/>
-        </w:rPr>
-        <w:t xml:space="preserve">Jain, V., Wadhwani, K., &amp; Eastman, J. K. (2024). Artificial intelligence consumer behavior: A hybrid review and research agenda. </w:t>
-      </w:r>
-      <w:r>
-        <w:rPr>
-          <w:i/>
-          <w:iCs/>
-          <w:highlight w:val="white"/>
-          <w:lang w:val="en-US"/>
-        </w:rPr>
-        <w:t>Journal of consumer behaviour</w:t>
-      </w:r>
-      <w:r>
-        <w:rPr>
-          <w:highlight w:val="white"/>
-          <w:lang w:val="en-US"/>
-        </w:rPr>
-        <w:t xml:space="preserve">, </w:t>
-      </w:r>
-      <w:r>
-        <w:rPr>
-          <w:i/>
-          <w:iCs/>
-          <w:highlight w:val="white"/>
-          <w:lang w:val="en-US"/>
-        </w:rPr>
-        <w:t>23</w:t>
-      </w:r>
-      <w:r>
-        <w:rPr>
-          <w:highlight w:val="white"/>
-          <w:lang w:val="en-US"/>
-        </w:rPr>
-        <w:t>(2), 676-697.</w:t>
-      </w:r>
-    </w:p>
-    <w:p>
-      <w:pPr>
-        <w:spacing w:line="360" w:lineRule="auto"/>
-        <w:ind w:left="720" w:hanging="720"/>
-        <w:rPr>
-          <w:del w:id="251" w:author="Claude" w:date="2026-06-14T00:00:00Z"/>
-          <w:highlight w:val="white"/>
-          <w:lang w:val="en-US"/>
-        </w:rPr>
-      </w:pPr>
-      <w:r>
-        <w:rPr>
-          <w:highlight w:val="white"/>
-          <w:lang w:val="en-US"/>
-        </w:rPr>
-        <w:t xml:space="preserve">Järvinen, J., &amp; Taiminen, H. (2016). Harnessing marketing automation for B2B content marketing. </w:t>
-      </w:r>
-      <w:r>
-        <w:rPr>
-          <w:i/>
-          <w:iCs/>
-          <w:highlight w:val="white"/>
-          <w:lang w:val="en-US"/>
-        </w:rPr>
-        <w:t>Industrial marketing management</w:t>
-      </w:r>
-      <w:r>
-        <w:rPr>
-          <w:highlight w:val="white"/>
-          <w:lang w:val="en-US"/>
-        </w:rPr>
-        <w:t xml:space="preserve">, </w:t>
-      </w:r>
-      <w:r>
-        <w:rPr>
-          <w:i/>
-          <w:iCs/>
-          <w:highlight w:val="white"/>
-          <w:lang w:val="en-US"/>
-        </w:rPr>
-        <w:t>54</w:t>
-      </w:r>
-      <w:r>
-        <w:rPr>
-          <w:highlight w:val="white"/>
-          <w:lang w:val="en-US"/>
-        </w:rPr>
-        <w:t xml:space="preserve">, 164-175. </w:t>
-      </w:r>
-    </w:p>
-    <w:p>
-      <w:pPr>
-        <w:ind w:left="720" w:hanging="720"/>
-        <w:rPr>
-          <w:highlight w:val="white"/>
-          <w:lang w:val="en-US"/>
-        </w:rPr>
-      </w:pPr>
-      <w:r>
-        <w:rPr>
-          <w:highlight w:val="white"/>
-          <w:lang w:val="nl-NL"/>
-        </w:rPr>
-        <w:t xml:space="preserve">Kastner, J. K., &amp; Hong, S. J. (1984). </w:t>
-      </w:r>
-      <w:r>
-        <w:rPr>
-          <w:highlight w:val="white"/>
-          <w:lang w:val="en-US"/>
-        </w:rPr>
-        <w:t xml:space="preserve">A review of expert systems. </w:t>
-      </w:r>
-      <w:r>
-        <w:rPr>
-          <w:i/>
-          <w:iCs/>
-          <w:highlight w:val="white"/>
-          <w:lang w:val="en-US"/>
-        </w:rPr>
-        <w:t>European journal of operational research</w:t>
-      </w:r>
-      <w:r>
-        <w:rPr>
-          <w:highlight w:val="white"/>
-          <w:lang w:val="en-US"/>
-        </w:rPr>
-        <w:t xml:space="preserve">, </w:t>
-      </w:r>
-      <w:r>
-        <w:rPr>
-          <w:i/>
-          <w:iCs/>
-          <w:highlight w:val="white"/>
-          <w:lang w:val="en-US"/>
-        </w:rPr>
-        <w:t>18</w:t>
-      </w:r>
-      <w:r>
-        <w:rPr>
-          <w:highlight w:val="white"/>
-          <w:lang w:val="en-US"/>
-        </w:rPr>
-        <w:t>(3), 285-292.</w:t>
-      </w:r>
-    </w:p>
-    <w:p>
-      <w:pPr>
-        <w:ind w:left="720" w:hanging="720"/>
-        <w:rPr>
-          <w:highlight w:val="white"/>
-        </w:rPr>
-      </w:pPr>
-      <w:r>
-        <w:rPr>
-          <w:highlight w:val="white"/>
-        </w:rPr>
-        <w:lastRenderedPageBreak/>
-        <w:t xml:space="preserve">Kohavi, R., Longbotham, R., Sommerfield, D., &amp; Henne, R. M. (2009). Controlled experiments on the web: survey and practical guide. </w:t>
-      </w:r>
-      <w:r>
-        <w:rPr>
-          <w:i/>
-          <w:iCs/>
-          <w:highlight w:val="white"/>
-        </w:rPr>
-        <w:t>Data mining and knowledge discovery</w:t>
-      </w:r>
-      <w:r>
-        <w:rPr>
-          <w:highlight w:val="white"/>
-        </w:rPr>
-        <w:t xml:space="preserve">, </w:t>
-      </w:r>
-      <w:r>
-        <w:rPr>
-          <w:i/>
-          <w:iCs/>
-          <w:highlight w:val="white"/>
-        </w:rPr>
-        <w:t>18</w:t>
-      </w:r>
-      <w:r>
-        <w:rPr>
-          <w:highlight w:val="white"/>
-        </w:rPr>
-        <w:t xml:space="preserve">(1), 140-181. </w:t>
-      </w:r>
-    </w:p>
-    <w:p>
-      <w:pPr>
-        <w:spacing w:line="360" w:lineRule="auto"/>
-        <w:ind w:left="720" w:hanging="720"/>
-        <w:rPr>
-          <w:del w:id="252" w:author="Claude" w:date="2026-06-14T00:00:00Z"/>
-          <w:highlight w:val="white"/>
-          <w:lang w:val="en-US"/>
-        </w:rPr>
-      </w:pPr>
-      <w:r>
-        <w:rPr>
-          <w:highlight w:val="white"/>
-        </w:rPr>
-        <w:t xml:space="preserve">Kim, J. (2025). </w:t>
-      </w:r>
-      <w:bookmarkStart w:id="253" w:name="OLE_LINK17"/>
-      <w:r>
-        <w:rPr>
-          <w:highlight w:val="white"/>
-        </w:rPr>
-        <w:t>Advertising in the Age of Agentic AI: Call for Research</w:t>
-      </w:r>
-      <w:bookmarkEnd w:id="253"/>
-      <w:r>
-        <w:rPr>
-          <w:highlight w:val="white"/>
-        </w:rPr>
-        <w:t xml:space="preserve">. </w:t>
-      </w:r>
-      <w:r>
-        <w:rPr>
-          <w:i/>
-          <w:iCs/>
-          <w:highlight w:val="white"/>
-        </w:rPr>
-        <w:t>Journal of Interactive Advertising</w:t>
-      </w:r>
-      <w:r>
-        <w:rPr>
-          <w:highlight w:val="white"/>
-        </w:rPr>
-        <w:t xml:space="preserve">, </w:t>
-      </w:r>
-      <w:r>
-        <w:rPr>
-          <w:i/>
-          <w:iCs/>
-          <w:highlight w:val="white"/>
-        </w:rPr>
-        <w:t>25</w:t>
-      </w:r>
-      <w:r>
-        <w:rPr>
-          <w:highlight w:val="white"/>
-        </w:rPr>
-        <w:t>(3), 215-221.</w:t>
-      </w:r>
-    </w:p>
-    <w:p>
-      <w:pPr>
-        <w:ind w:left="720" w:hanging="720"/>
-        <w:rPr>
-          <w:del w:id="254" w:author="Claude" w:date="2026-06-14T00:00:00Z"/>
-          <w:highlight w:val="white"/>
-        </w:rPr>
-      </w:pPr>
-      <w:r>
-        <w:rPr>
-          <w:highlight w:val="white"/>
-          <w:lang w:val="en-US"/>
-        </w:rPr>
-        <w:t xml:space="preserve">Krizhevsky, A., Sutskever, I., &amp; Hinton, G. E. (2012). ImageNet classification with deep convolutional neural networks. </w:t>
-      </w:r>
-      <w:r>
-        <w:rPr>
-          <w:i/>
-          <w:iCs/>
-          <w:highlight w:val="white"/>
-          <w:lang w:val="en-US"/>
-        </w:rPr>
-        <w:t>Advances in Neural Information Processing Systems, 25</w:t>
-      </w:r>
-      <w:r>
-        <w:rPr>
-          <w:highlight w:val="white"/>
-          <w:lang w:val="en-US"/>
-        </w:rPr>
-        <w:t>, 1097–1105.</w:t>
-      </w:r>
-    </w:p>
-    <w:p>
-      <w:pPr>
-        <w:ind w:left="720" w:hanging="720"/>
-        <w:rPr>
-          <w:highlight w:val="white"/>
-        </w:rPr>
-      </w:pPr>
-      <w:r>
-        <w:rPr>
-          <w:highlight w:val="white"/>
-          <w:lang w:val="it-IT"/>
-        </w:rPr>
-        <w:t xml:space="preserve">LeCun, Y., Bengio, Y., &amp; Hinton, G. (2015). </w:t>
-      </w:r>
-      <w:r>
-        <w:rPr>
-          <w:highlight w:val="white"/>
-        </w:rPr>
-        <w:t>Deep learning. </w:t>
-      </w:r>
-      <w:r>
-        <w:rPr>
-          <w:i/>
-          <w:iCs/>
-          <w:highlight w:val="white"/>
-        </w:rPr>
-        <w:t>nature</w:t>
-      </w:r>
-      <w:r>
-        <w:rPr>
-          <w:highlight w:val="white"/>
-        </w:rPr>
-        <w:t>, </w:t>
-      </w:r>
-      <w:r>
-        <w:rPr>
-          <w:i/>
-          <w:iCs/>
-          <w:highlight w:val="white"/>
-        </w:rPr>
-        <w:t>521</w:t>
-      </w:r>
-      <w:r>
-        <w:rPr>
-          <w:highlight w:val="white"/>
-        </w:rPr>
-        <w:t>(7553), 436-444.</w:t>
-      </w:r>
-    </w:p>
-    <w:p>
-      <w:pPr>
-        <w:spacing w:line="360" w:lineRule="auto"/>
-        <w:ind w:left="720" w:hanging="720"/>
-        <w:rPr>
-          <w:highlight w:val="white"/>
-          <w:lang w:val="en-US"/>
-        </w:rPr>
-      </w:pPr>
-      <w:commentRangeStart w:id="255"/>
-      <w:r>
-        <w:rPr>
-          <w:highlight w:val="white"/>
-          <w:lang w:val="en-US"/>
-        </w:rPr>
-        <w:t xml:space="preserve">Leone, D., Schiavone, F., Appio, F. P., &amp; Chiao, B. (2021). How does artificial intelligence enable and enhance value co-creation in industrial markets? An exploratory case study in the healthcare ecosystem. </w:t>
-      </w:r>
-      <w:r>
-        <w:rPr>
-          <w:i/>
-          <w:iCs/>
-          <w:highlight w:val="white"/>
-          <w:lang w:val="en-US"/>
-        </w:rPr>
-        <w:t>Journal of Business Research</w:t>
-      </w:r>
-      <w:r>
-        <w:rPr>
-          <w:highlight w:val="white"/>
-          <w:lang w:val="en-US"/>
-        </w:rPr>
-        <w:t>, </w:t>
-      </w:r>
-      <w:r>
-        <w:rPr>
-          <w:i/>
-          <w:iCs/>
-          <w:highlight w:val="white"/>
-          <w:lang w:val="en-US"/>
-        </w:rPr>
-        <w:t>129</w:t>
-      </w:r>
-      <w:r>
-        <w:rPr>
-          <w:highlight w:val="white"/>
-          <w:lang w:val="en-US"/>
-        </w:rPr>
-        <w:t>, 849–859. https://doi.org/10.1016/j.jbusres.2020.11.008</w:t>
-      </w:r>
-      <w:commentRangeEnd w:id="255"/>
-      <w:r>
-        <w:rPr>
-          <w:rStyle w:val="CommentReference"/>
-          <w:sz w:val="22"/>
-          <w:szCs w:val="22"/>
-          <w:highlight w:val="white"/>
-          <w:lang w:val="en-US"/>
-        </w:rPr>
-        <w:commentReference w:id="255"/>
-      </w:r>
-    </w:p>
-    <w:p>
-      <w:pPr>
-        <w:ind w:left="720" w:hanging="720"/>
-      </w:pPr>
-      <w:r>
-        <w:rPr>
-          <w:lang w:val="en-US"/>
-        </w:rPr>
-        <w:t>Lewis, P., Perez, E., Piktus, A., Petroni, F., Karpukhin, V., Goyal, N., Küttler, H., Lewis, M., Yih, W., Rocktäschel, T., et al. (2020). Retrieval-augmented generation for knowledge-intensive nlp tasks. Advances in Neural Information Processing Systems, 33, 9459–9474.</w:t>
-      </w:r>
-    </w:p>
-    <w:p>
-      <w:pPr>
-        <w:spacing w:line="360" w:lineRule="auto"/>
-        <w:ind w:left="720" w:hanging="720"/>
-        <w:rPr>
-          <w:del w:id="256" w:author="Claude" w:date="2026-06-14T00:00:00Z"/>
-          <w:highlight w:val="white"/>
-        </w:rPr>
-      </w:pPr>
-    </w:p>
-    <w:p>
-      <w:pPr>
-        <w:ind w:left="720" w:hanging="720"/>
-        <w:rPr>
-          <w:highlight w:val="white"/>
-          <w:lang w:val="it-IT"/>
-        </w:rPr>
-      </w:pPr>
-      <w:r>
-        <w:rPr>
-          <w:highlight w:val="white"/>
-          <w:lang w:val="it-IT"/>
-        </w:rPr>
-        <w:t xml:space="preserve">Li, M., Guo, S., &amp; Liu, R. (2025). </w:t>
-      </w:r>
-      <w:r>
-        <w:rPr>
-          <w:highlight w:val="white"/>
-        </w:rPr>
-        <w:t xml:space="preserve">BERT-based Consumer Sentiment Analysis for Personalized Marketing Strategies. </w:t>
-      </w:r>
-      <w:r>
-        <w:rPr>
-          <w:i/>
-          <w:iCs/>
-          <w:highlight w:val="white"/>
-          <w:lang w:val="it-IT"/>
-        </w:rPr>
-        <w:t>Informatica</w:t>
-      </w:r>
-      <w:r>
-        <w:rPr>
-          <w:highlight w:val="white"/>
-          <w:lang w:val="it-IT"/>
-        </w:rPr>
-        <w:t xml:space="preserve">, </w:t>
-      </w:r>
-      <w:r>
-        <w:rPr>
-          <w:i/>
-          <w:iCs/>
-          <w:highlight w:val="white"/>
-          <w:lang w:val="it-IT"/>
-        </w:rPr>
-        <w:t>49</w:t>
-      </w:r>
-      <w:r>
-        <w:rPr>
-          <w:highlight w:val="white"/>
-          <w:lang w:val="it-IT"/>
-        </w:rPr>
-        <w:t>(28).</w:t>
-      </w:r>
-    </w:p>
-    <w:p>
-      <w:pPr>
-        <w:ind w:left="720" w:hanging="720"/>
-        <w:rPr>
-          <w:highlight w:val="white"/>
-          <w:lang w:val="it-IT"/>
-        </w:rPr>
-      </w:pPr>
-      <w:r>
-        <w:rPr>
-          <w:highlight w:val="white"/>
-          <w:lang w:val="it-IT"/>
-        </w:rPr>
-        <w:t xml:space="preserve">Lincoln, Y. S., &amp; Guba, E. G. (1985). </w:t>
-      </w:r>
-      <w:r>
-        <w:rPr>
-          <w:i/>
-          <w:iCs/>
-          <w:highlight w:val="white"/>
-          <w:lang w:val="it-IT"/>
-        </w:rPr>
-        <w:t>Naturalistic inquiry</w:t>
-      </w:r>
-      <w:r>
-        <w:rPr>
-          <w:highlight w:val="white"/>
-          <w:lang w:val="it-IT"/>
-        </w:rPr>
-        <w:t>. Sage.</w:t>
-      </w:r>
-    </w:p>
-    <w:p>
-      <w:pPr>
-        <w:ind w:left="720" w:hanging="720"/>
-        <w:rPr>
-          <w:strike/>
-          <w:lang w:val="en-US"/>
-        </w:rPr>
-      </w:pPr>
-      <w:r>
-        <w:rPr>
-          <w:highlight w:val="white"/>
-          <w:lang w:val="en-US"/>
-        </w:rPr>
-        <w:t xml:space="preserve">Little, J. D. (1979). Decision support systems for marketing managers. </w:t>
-      </w:r>
-      <w:r>
-        <w:rPr>
-          <w:i/>
-          <w:highlight w:val="white"/>
-          <w:lang w:val="en-US"/>
-        </w:rPr>
-        <w:t>Journal of marketing</w:t>
-      </w:r>
-      <w:r>
-        <w:rPr>
-          <w:highlight w:val="white"/>
-          <w:lang w:val="en-US"/>
-        </w:rPr>
-        <w:t xml:space="preserve">, </w:t>
-      </w:r>
-      <w:r>
-        <w:rPr>
-          <w:i/>
-          <w:highlight w:val="white"/>
-          <w:lang w:val="en-US"/>
-        </w:rPr>
-        <w:t>43</w:t>
-      </w:r>
-      <w:r>
-        <w:rPr>
-          <w:highlight w:val="white"/>
-          <w:lang w:val="en-US"/>
-        </w:rPr>
-        <w:t xml:space="preserve">(3), 9-26. </w:t>
-      </w:r>
-    </w:p>
-    <w:p>
-      <w:pPr>
-        <w:ind w:left="720" w:hanging="720"/>
-      </w:pPr>
-      <w:r>
-        <w:t>Mayer, H., Yee, L., Chui, M., &amp; Roberts, R. (2025). AI in the workplace: A report for 2025. McKinsey &amp; Company.</w:t>
-      </w:r>
-      <w:hyperlink r:id="rId24">
-        <w:r>
-          <w:rPr>
-            <w:u w:val="single"/>
-          </w:rPr>
-          <w:t xml:space="preserve"> </w:t>
-        </w:r>
-      </w:hyperlink>
-      <w:hyperlink r:id="rId25">
-        <w:r>
-          <w:rPr>
-            <w:color w:val="1155CC"/>
-            <w:u w:val="single"/>
-          </w:rPr>
           <w:t>https://www.mckinsey.com/capabilities/mckinsey-digital/our-insights/superagency-in-the-workplace-empowering-people-to-unlock-ais-full-potential-at-work</w:t>
         </w:r>
       </w:hyperlink>
@@ -22405,116 +22361,104 @@
         <w:ind w:left="720" w:hanging="720"/>
       </w:pPr>
       <w:r>
-        <w:rPr>
-          <w:lang w:val="en-US"/>
+        <w:t>Merriam, S. B. (1998). </w:t>
+      </w:r>
+      <w:r>
+        <w:rPr>
+          <w:i/>
+          <w:iCs/>
+        </w:rPr>
+        <w:t>Qualitative Research and Case Study Applications in Education. Revised and Expanded from" Case Study Research in Education."</w:t>
+      </w:r>
+      <w:r>
+        <w:t>. Jossey-Bass Publishers, 350 Sansome St, San Francisco, CA 94104.</w:t>
+      </w:r>
+    </w:p>
+    <w:p>
+      <w:pPr>
+        <w:ind w:left="720" w:hanging="720"/>
+        <w:rPr>
+          <w:highlight w:val="white"/>
+          <w:lang w:val="en-US"/>
+        </w:rPr>
+      </w:pPr>
+      <w:r>
+        <w:rPr>
+          <w:highlight w:val="white"/>
+        </w:rPr>
+        <w:t>Mikolov, T., Sutskever, I., Chen, K., Corrado, G. S., &amp; Dean, J. (2013). Distributed representations of words and phrases and their compositionality. </w:t>
+      </w:r>
+      <w:r>
+        <w:rPr>
+          <w:i/>
+          <w:iCs/>
+          <w:highlight w:val="white"/>
+        </w:rPr>
+        <w:t>Advances in neural information processing systems</w:t>
+      </w:r>
+      <w:r>
+        <w:rPr>
+          <w:highlight w:val="white"/>
+        </w:rPr>
+        <w:t>, </w:t>
+      </w:r>
+      <w:r>
+        <w:rPr>
+          <w:i/>
+          <w:iCs/>
+          <w:highlight w:val="white"/>
+        </w:rPr>
+        <w:t>26</w:t>
+      </w:r>
+      <w:r>
+        <w:rPr>
+          <w:highlight w:val="white"/>
+        </w:rPr>
+        <w:t>.</w:t>
+      </w:r>
+    </w:p>
+    <w:p>
+      <w:pPr>
+        <w:ind w:left="720" w:hanging="720"/>
+        <w:rPr>
+          <w:highlight w:val="white"/>
+          <w:lang w:val="en-US"/>
+        </w:rPr>
+      </w:pPr>
+      <w:r>
+        <w:rPr>
+          <w:highlight w:val="white"/>
         </w:rPr>
         <w:lastRenderedPageBreak/>
-        <w:t>Merriam, S. B. (1998). </w:t>
+        <w:t>Mitchell, A. A., Russo, J. E., &amp; Wittink, D. R. (1991). Issues in the development and use of expert systems for marketing decisions. </w:t>
       </w:r>
       <w:r>
         <w:rPr>
           <w:i/>
-          <w:lang w:val="en-US"/>
-        </w:rPr>
-        <w:t>Qualitative Research and Case Study Applications in Education. Revised and Expanded from" Case Study Research in Education."</w:t>
-      </w:r>
-      <w:r>
-        <w:rPr>
-          <w:lang w:val="en-US"/>
-        </w:rPr>
-        <w:t>. Jossey-Bass Publishers, 350 Sansome St, San Francisco, CA 94104.</w:t>
-      </w:r>
-    </w:p>
-    <w:p>
-      <w:pPr>
-        <w:ind w:left="720" w:hanging="720"/>
-        <w:rPr>
-          <w:highlight w:val="white"/>
-          <w:lang w:val="en-US"/>
-        </w:rPr>
-      </w:pPr>
-      <w:r>
-        <w:rPr>
-          <w:highlight w:val="white"/>
-          <w:lang w:val="en-US"/>
-        </w:rPr>
-        <w:t xml:space="preserve">Mikolov, T., Sutskever, I., Chen, K., Corrado, G. S., &amp; Dean, J. (2013). Distributed representations of words and phrases and their compositionality. </w:t>
+          <w:iCs/>
+          <w:highlight w:val="white"/>
+        </w:rPr>
+        <w:t>International Journal of Research in Marketing</w:t>
+      </w:r>
+      <w:r>
+        <w:rPr>
+          <w:highlight w:val="white"/>
+        </w:rPr>
+        <w:t>, </w:t>
       </w:r>
       <w:r>
         <w:rPr>
           <w:i/>
-          <w:highlight w:val="white"/>
-          <w:lang w:val="en-US"/>
-        </w:rPr>
-        <w:t>Advances in neural information processing systems</w:t>
-      </w:r>
-      <w:r>
-        <w:rPr>
-          <w:highlight w:val="white"/>
-          <w:lang w:val="en-US"/>
-        </w:rPr>
-        <w:t xml:space="preserve">, </w:t>
-      </w:r>
-      <w:r>
-        <w:rPr>
-          <w:i/>
-          <w:highlight w:val="white"/>
-          <w:lang w:val="en-US"/>
-        </w:rPr>
-        <w:t>26</w:t>
-      </w:r>
-      <w:r>
-        <w:rPr>
-          <w:highlight w:val="white"/>
-          <w:lang w:val="en-US"/>
-        </w:rPr>
-        <w:t>.</w:t>
-      </w:r>
-    </w:p>
-    <w:p>
-      <w:pPr>
-        <w:ind w:left="720" w:hanging="720"/>
-        <w:rPr>
-          <w:highlight w:val="white"/>
-          <w:lang w:val="en-US"/>
-        </w:rPr>
-      </w:pPr>
-      <w:r>
-        <w:rPr>
-          <w:highlight w:val="white"/>
-          <w:lang w:val="en-US"/>
-        </w:rPr>
-        <w:t xml:space="preserve">Mitchell, A. A., Russo, J. E., &amp; Wittink, D. R. (1991). Issues in the development and use of expert systems for marketing decisions. </w:t>
-      </w:r>
-      <w:r>
-        <w:rPr>
-          <w:i/>
-          <w:highlight w:val="white"/>
-          <w:lang w:val="en-US"/>
-        </w:rPr>
-        <w:t>International Journal of Research in Marketing</w:t>
-      </w:r>
-      <w:r>
-        <w:rPr>
-          <w:highlight w:val="white"/>
-          <w:lang w:val="en-US"/>
-        </w:rPr>
-        <w:t xml:space="preserve">, </w:t>
-      </w:r>
-      <w:r>
-        <w:rPr>
-          <w:i/>
-          <w:highlight w:val="white"/>
-          <w:lang w:val="en-US"/>
+          <w:iCs/>
+          <w:highlight w:val="white"/>
         </w:rPr>
         <w:t>8</w:t>
       </w:r>
       <w:r>
         <w:rPr>
           <w:highlight w:val="white"/>
-          <w:lang w:val="en-US"/>
-        </w:rPr>
-        <w:t xml:space="preserve">(1), 41-50. </w:t>
+        </w:rPr>
+        <w:t>(1), 41-50.</w:t>
       </w:r>
     </w:p>
     <w:p>
@@ -22529,37 +22473,34 @@
       <w:r>
         <w:rPr>
           <w:highlight w:val="white"/>
-          <w:lang w:val="en-US"/>
-        </w:rPr>
-        <w:t xml:space="preserve">Mogaji, E., &amp; Jain, V. (2024). How generative AI is (will) change consumer behaviour: Postulating the potential impact and implications for research, practice, and policy. </w:t>
+        </w:rPr>
+        <w:t>Mogaji, E., &amp; Jain, V. (2024). How generative AI is (will) change consumer behaviour: Postulating the potential impact and implications for research, practice, and policy. </w:t>
       </w:r>
       <w:r>
         <w:rPr>
           <w:i/>
-          <w:highlight w:val="white"/>
-          <w:lang w:val="en-US"/>
+          <w:iCs/>
+          <w:highlight w:val="white"/>
         </w:rPr>
         <w:t>Journal of consumer behaviour</w:t>
       </w:r>
       <w:r>
         <w:rPr>
           <w:highlight w:val="white"/>
-          <w:lang w:val="en-US"/>
-        </w:rPr>
-        <w:t xml:space="preserve">, </w:t>
+        </w:rPr>
+        <w:t>, </w:t>
       </w:r>
       <w:r>
         <w:rPr>
           <w:i/>
-          <w:highlight w:val="white"/>
-          <w:lang w:val="en-US"/>
+          <w:iCs/>
+          <w:highlight w:val="white"/>
         </w:rPr>
         <w:t>23</w:t>
       </w:r>
       <w:r>
         <w:rPr>
           <w:highlight w:val="white"/>
-          <w:lang w:val="en-US"/>
         </w:rPr>
         <w:t>(5), 2379-2389.</w:t>
       </w:r>
@@ -22572,20 +22513,22 @@
       <w:r>
         <w:rPr>
           <w:highlight w:val="white"/>
-          <w:rPrChange w:id="257" w:author="Luttik, Daan" w:date="2026-06-11T19:40:00Z" w16du:dateUtc="2026-06-11T17:40:00Z">
-            <w:rPr>
-              <w:highlight w:val="white"/>
-              <w:lang w:val="it-IT"/>
-            </w:rPr>
-          </w:rPrChange>
-        </w:rPr>
-        <w:t xml:space="preserve">Moralles, C., Da Costa, L. A. L., Rigo, S. J., Kunst, R., De Souza, V. C., Silva, E. P., … </w:t>
-      </w:r>
-      <w:r>
-        <w:rPr>
-          <w:highlight w:val="white"/>
-        </w:rPr>
-        <w:t xml:space="preserve">&amp; Roehrs, A. (2026). A Systematic Literature Review of Agentic AI: Definitions, Architectures, and Challenges. </w:t>
+          <w:lang w:val="it-IT"/>
+        </w:rPr>
+        <w:t>Moralles</w:t>
+      </w:r>
+      <w:r>
+        <w:rPr>
+          <w:highlight w:val="white"/>
+          <w:lang w:val="it-IT"/>
+        </w:rPr>
+        <w:t xml:space="preserve">, C., Da Costa, L. A. L., Rigo, S. J., Kunst, R., De Souza, V. C., Silva, E. P., ... </w:t>
+      </w:r>
+      <w:r>
+        <w:rPr>
+          <w:highlight w:val="white"/>
+        </w:rPr>
+        <w:t>&amp; Roehrs, A. (2026). A Systematic Literature Review of Agentic AI: Definitions, Architectures, and Challenges. </w:t>
       </w:r>
       <w:r>
         <w:rPr>
@@ -22599,7 +22542,7 @@
         <w:rPr>
           <w:highlight w:val="white"/>
         </w:rPr>
-        <w:t xml:space="preserve">. </w:t>
+        <w:t>.</w:t>
       </w:r>
     </w:p>
     <w:p>
@@ -22619,7 +22562,7 @@
       <w:r>
         <w:t xml:space="preserve">.  </w:t>
       </w:r>
-      <w:hyperlink r:id="rId26">
+      <w:hyperlink r:id="rId24">
         <w:r>
           <w:rPr>
             <w:color w:val="1155CC"/>
@@ -22633,7 +22576,7 @@
       <w:pPr>
         <w:ind w:left="720" w:hanging="720"/>
         <w:rPr>
-          <w:del w:id="258" w:author="Claude" w:date="2026-06-14T00:00:00Z"/>
+          <w:del w:id="253" w:author="Claude" w:date="2026-06-14T00:00:00Z"/>
           <w:highlight w:val="white"/>
         </w:rPr>
       </w:pPr>
@@ -22650,7 +22593,7 @@
       <w:r>
         <w:t xml:space="preserve">. OpenAI.  </w:t>
       </w:r>
-      <w:hyperlink r:id="rId27">
+      <w:hyperlink r:id="rId25">
         <w:r>
           <w:rPr>
             <w:color w:val="1155CC"/>
@@ -22671,7 +22614,7 @@
         <w:rPr>
           <w:highlight w:val="white"/>
         </w:rPr>
-        <w:t xml:space="preserve">Patton, M. Q. (2014). </w:t>
+        <w:t>Patton, M. Q. (2014). </w:t>
       </w:r>
       <w:r>
         <w:rPr>
@@ -22692,23 +22635,14 @@
       <w:pPr>
         <w:ind w:left="720" w:hanging="720"/>
         <w:rPr>
-          <w:del w:id="259" w:author="Claude" w:date="2026-06-14T00:00:00Z"/>
-          <w:highlight w:val="white"/>
-        </w:rPr>
-      </w:pPr>
-      <w:commentRangeStart w:id="260"/>
-      <w:r>
-        <w:rPr>
-          <w:highlight w:val="white"/>
-          <w:lang w:val="en-US"/>
-        </w:rPr>
-        <w:t xml:space="preserve">Parker, C., Scott, S., &amp; Geddes, A. (2019). </w:t>
-      </w:r>
-      <w:r>
-        <w:rPr>
-          <w:highlight w:val="white"/>
-        </w:rPr>
-        <w:t xml:space="preserve">Snowball sampling. </w:t>
+          <w:highlight w:val="white"/>
+        </w:rPr>
+      </w:pPr>
+      <w:r>
+        <w:rPr>
+          <w:highlight w:val="white"/>
+        </w:rPr>
+        <w:t>Parker, C., Scott, S., &amp; Geddes, A. (2019). Snowball sampling. </w:t>
       </w:r>
       <w:r>
         <w:rPr>
@@ -22724,31 +22658,20 @@
         </w:rPr>
         <w:t>.</w:t>
       </w:r>
-      <w:commentRangeEnd w:id="260"/>
-      <w:r>
-        <w:rPr>
-          <w:rStyle w:val="CommentReference"/>
-          <w:sz w:val="22"/>
-          <w:szCs w:val="22"/>
-          <w:highlight w:val="white"/>
-        </w:rPr>
-        <w:commentReference w:id="260"/>
-      </w:r>
     </w:p>
     <w:p>
       <w:pPr>
         <w:ind w:left="720" w:hanging="720"/>
         <w:rPr>
-          <w:del w:id="261" w:author="Claude" w:date="2026-06-14T00:00:00Z"/>
-          <w:highlight w:val="white"/>
-          <w:lang w:val="en-US"/>
-        </w:rPr>
-      </w:pPr>
-      <w:r>
-        <w:rPr>
-          <w:highlight w:val="white"/>
-        </w:rPr>
-        <w:t xml:space="preserve">Radford, A., Narasimhan, K., Salimans, T., &amp; Sutskever, I. (2018). </w:t>
+          <w:del w:id="254" w:author="Claude" w:date="2026-06-14T00:00:00Z"/>
+          <w:highlight w:val="white"/>
+        </w:rPr>
+      </w:pPr>
+      <w:r>
+        <w:rPr>
+          <w:highlight w:val="white"/>
+        </w:rPr>
+        <w:t>Polsa, P. (2013). The crossover-dialog approach: The importance of multiple methods for international business. </w:t>
       </w:r>
       <w:r>
         <w:rPr>
@@ -22756,52 +22679,13 @@
           <w:iCs/>
           <w:highlight w:val="white"/>
         </w:rPr>
-        <w:t>Improving language understanding by generative pre-training</w:t>
-      </w:r>
-      <w:r>
-        <w:rPr>
-          <w:highlight w:val="white"/>
-        </w:rPr>
-        <w:t xml:space="preserve"> [Technical report]. </w:t>
-      </w:r>
-      <w:r>
-        <w:rPr>
-          <w:highlight w:val="white"/>
-          <w:lang w:val="en-US"/>
-        </w:rPr>
-        <w:t xml:space="preserve">OpenAI. </w:t>
-      </w:r>
-      <w:hyperlink r:id="rId28" w:history="1">
-        <w:r>
-          <w:rPr>
-            <w:rStyle w:val="Hyperlink"/>
-            <w:highlight w:val="white"/>
-            <w:lang w:val="en-US"/>
-          </w:rPr>
-          <w:t>https://cdn.openai.com/research-covers/language-unsupervised/language_understanding_paper.pdf</w:t>
-        </w:r>
-      </w:hyperlink>
-    </w:p>
-    <w:p>
-      <w:pPr>
-        <w:ind w:left="720" w:hanging="720"/>
-        <w:rPr>
-          <w:highlight w:val="white"/>
-        </w:rPr>
-      </w:pPr>
-      <w:r>
-        <w:rPr>
-          <w:highlight w:val="white"/>
-          <w:lang w:val="de-DE"/>
-        </w:rPr>
-        <w:lastRenderedPageBreak/>
-        <w:t xml:space="preserve">Schafer, J. B., Konstan, J. A., &amp; Riedl, J. (2001). </w:t>
-      </w:r>
-      <w:r>
-        <w:rPr>
-          <w:highlight w:val="white"/>
-        </w:rPr>
-        <w:t xml:space="preserve">E-commerce recommendation applications. </w:t>
+        <w:t>Journal of Business Research</w:t>
+      </w:r>
+      <w:r>
+        <w:rPr>
+          <w:highlight w:val="white"/>
+        </w:rPr>
+        <w:t>, </w:t>
       </w:r>
       <w:r>
         <w:rPr>
@@ -22809,13 +22693,50 @@
           <w:iCs/>
           <w:highlight w:val="white"/>
         </w:rPr>
-        <w:t>Data mining and knowledge discovery</w:t>
-      </w:r>
-      <w:r>
-        <w:rPr>
-          <w:highlight w:val="white"/>
-        </w:rPr>
-        <w:t xml:space="preserve">, </w:t>
+        <w:t>66</w:t>
+      </w:r>
+      <w:r>
+        <w:rPr>
+          <w:highlight w:val="white"/>
+        </w:rPr>
+        <w:t>(3), 288-297.</w:t>
+      </w:r>
+    </w:p>
+    <w:p>
+      <w:pPr>
+        <w:ind w:left="720" w:hanging="720"/>
+        <w:rPr>
+          <w:del w:id="255" w:author="Claude" w:date="2026-06-14T00:00:00Z"/>
+          <w:highlight w:val="white"/>
+          <w:lang w:val="en-US"/>
+        </w:rPr>
+      </w:pPr>
+      <w:r>
+        <w:rPr>
+          <w:highlight w:val="white"/>
+        </w:rPr>
+        <w:t>Radford, A., Narasimhan, K., Salimans, T., &amp; Sutskever, I. (2018). Improving language understanding by generative pre-training.</w:t>
+      </w:r>
+    </w:p>
+    <w:p>
+      <w:pPr>
+        <w:ind w:left="720" w:hanging="720"/>
+        <w:rPr>
+          <w:highlight w:val="white"/>
+        </w:rPr>
+      </w:pPr>
+      <w:r>
+        <w:rPr>
+          <w:highlight w:val="white"/>
+          <w:lang w:val="de-DE"/>
+        </w:rPr>
+        <w:t xml:space="preserve">Schafer, J. B., Konstan, J. A., &amp; Riedl, J. (2001). </w:t>
+      </w:r>
+      <w:r>
+        <w:rPr>
+          <w:highlight w:val="white"/>
+        </w:rPr>
+        <w:t>E-commerce recommendation applications. </w:t>
       </w:r>
       <w:r>
         <w:rPr>
@@ -22823,18 +22744,36 @@
           <w:iCs/>
           <w:highlight w:val="white"/>
         </w:rPr>
+        <w:t>Data mining and knowledge discovery</w:t>
+      </w:r>
+      <w:r>
+        <w:rPr>
+          <w:highlight w:val="white"/>
+        </w:rPr>
+        <w:t>, </w:t>
+      </w:r>
+      <w:r>
+        <w:rPr>
+          <w:i/>
+          <w:iCs/>
+          <w:highlight w:val="white"/>
+        </w:rPr>
         <w:t>5</w:t>
       </w:r>
       <w:r>
         <w:rPr>
           <w:highlight w:val="white"/>
         </w:rPr>
-        <w:t xml:space="preserve">(1), 115-153. </w:t>
+        <w:t>(1), 115-153.</w:t>
       </w:r>
     </w:p>
     <w:p>
       <w:pPr>
         <w:ind w:left="720" w:hanging="720"/>
+        <w:rPr>
+          <w:i/>
+          <w:iCs/>
+        </w:rPr>
       </w:pPr>
       <w:r>
         <w:rPr>
@@ -22844,6 +22783,23 @@
       </w:r>
       <w:r>
         <w:t>Agentic AI Readiness: A Process-Oriented Assessment Framework.</w:t>
+      </w:r>
+      <w:r>
+        <w:t xml:space="preserve"> </w:t>
+      </w:r>
+      <w:r>
+        <w:rPr>
+          <w:i/>
+          <w:iCs/>
+        </w:rPr>
+        <w:t>Hawaii International Conference on System Sciences</w:t>
+      </w:r>
+      <w:r>
+        <w:rPr>
+          <w:i/>
+          <w:iCs/>
+        </w:rPr>
+        <w:t xml:space="preserve"> </w:t>
       </w:r>
     </w:p>
     <w:p>
@@ -22905,25 +22861,23 @@
       <w:r>
         <w:rPr>
           <w:highlight w:val="white"/>
-          <w:lang w:val="en-US"/>
-        </w:rPr>
-        <w:t xml:space="preserve">Shinde, P. P., &amp; Shah, S. (2018, August). A review of machine learning and deep learning applications. In </w:t>
+        </w:rPr>
+        <w:lastRenderedPageBreak/>
+        <w:t>Shinde, P. P., &amp; Shah, S. (2018, August). A review of machine learning and deep learning applications. In </w:t>
       </w:r>
       <w:r>
         <w:rPr>
           <w:i/>
           <w:iCs/>
           <w:highlight w:val="white"/>
-          <w:lang w:val="en-US"/>
         </w:rPr>
         <w:t>2018 Fourth international conference on computing communication control and automation (ICCUBEA)</w:t>
       </w:r>
       <w:r>
         <w:rPr>
           <w:highlight w:val="white"/>
-          <w:lang w:val="en-US"/>
-        </w:rPr>
-        <w:t xml:space="preserve"> (pp. 1-6). IEEE.</w:t>
+        </w:rPr>
+        <w:t> (pp. 1-6). IEEE.</w:t>
       </w:r>
     </w:p>
     <w:p>
@@ -23003,7 +22957,7 @@
         <w:rPr>
           <w:highlight w:val="white"/>
         </w:rPr>
-        <w:t xml:space="preserve">When attention is all marketers need: Artificial intelligence in marketing [Editorial]. </w:t>
+        <w:t>In This Special Issue: When Attention is All Marketers Need—Artificial Intelligence in Marketing. </w:t>
       </w:r>
       <w:r>
         <w:rPr>
@@ -23011,34 +22965,13 @@
           <w:iCs/>
           <w:highlight w:val="white"/>
         </w:rPr>
-        <w:t>IEEE Transactions on Technology and Society, 6</w:t>
-      </w:r>
-      <w:r>
-        <w:rPr>
-          <w:highlight w:val="white"/>
-        </w:rPr>
-        <w:t>(3), 242–249. https://doi.org/10.1109/TTS.2025.3568113</w:t>
-      </w:r>
-    </w:p>
-    <w:p>
-      <w:pPr>
-        <w:ind w:left="720" w:hanging="720"/>
-        <w:rPr>
-          <w:highlight w:val="white"/>
-        </w:rPr>
-      </w:pPr>
-      <w:r>
-        <w:rPr>
-          <w:highlight w:val="white"/>
-          <w:lang w:val="it-IT"/>
-        </w:rPr>
-        <w:t xml:space="preserve">Vargo, S. L., &amp; Lusch, R. F. (2017). </w:t>
-      </w:r>
-      <w:r>
-        <w:rPr>
-          <w:highlight w:val="white"/>
-        </w:rPr>
-        <w:t xml:space="preserve">Service-dominant logic 2025. </w:t>
+        <w:t>IEEE Transactions on Technology and Society</w:t>
+      </w:r>
+      <w:r>
+        <w:rPr>
+          <w:highlight w:val="white"/>
+        </w:rPr>
+        <w:t>, </w:t>
       </w:r>
       <w:r>
         <w:rPr>
@@ -23046,22 +22979,18 @@
           <w:iCs/>
           <w:highlight w:val="white"/>
         </w:rPr>
-        <w:t>International Journal of Research in Marketing, 34</w:t>
-      </w:r>
-      <w:r>
-        <w:rPr>
-          <w:highlight w:val="white"/>
-        </w:rPr>
-        <w:t>(1), 46–67. https://doi.org/10.1016/j.ijresmar.2016.11.001</w:t>
+        <w:t>6</w:t>
+      </w:r>
+      <w:r>
+        <w:rPr>
+          <w:highlight w:val="white"/>
+        </w:rPr>
+        <w:t>(3), 242-249.</w:t>
       </w:r>
     </w:p>
     <w:p>
       <w:pPr>
         <w:ind w:left="720" w:hanging="720"/>
-        <w:rPr>
-          <w:highlight w:val="white"/>
-          <w:lang w:val="en-US"/>
-        </w:rPr>
       </w:pPr>
       <w:r>
         <w:rPr>
@@ -23104,56 +23033,51 @@
     <w:p>
       <w:pPr>
         <w:ind w:left="720" w:hanging="720"/>
-      </w:pPr>
-      <w:commentRangeStart w:id="262"/>
-      <w:r>
-        <w:rPr>
-          <w:lang w:val="it-IT"/>
-        </w:rPr>
-        <w:t>Vidal, J. F., Perotti, F. A., Gonzalez, R., &amp; Gasco, J. (</w:t>
-      </w:r>
-      <w:bookmarkStart w:id="263" w:name="OLE_LINK13"/>
-      <w:r>
-        <w:rPr>
-          <w:lang w:val="it-IT"/>
-        </w:rPr>
-        <w:t>2022</w:t>
-      </w:r>
-      <w:bookmarkEnd w:id="263"/>
-      <w:r>
-        <w:rPr>
-          <w:lang w:val="it-IT"/>
-        </w:rPr>
-        <w:t xml:space="preserve">). </w:t>
-      </w:r>
-      <w:r>
-        <w:t>Managing digital transformation: The view from the top. Journal of Business Research, 152, 29–41.</w:t>
-      </w:r>
-      <w:hyperlink r:id="rId29">
-        <w:r>
-          <w:rPr>
-            <w:u w:val="single"/>
-          </w:rPr>
-          <w:t xml:space="preserve"> </w:t>
-        </w:r>
-      </w:hyperlink>
-      <w:hyperlink r:id="rId30">
-        <w:r>
-          <w:rPr>
-            <w:color w:val="1155CC"/>
-            <w:u w:val="single"/>
-          </w:rPr>
-          <w:t>https://doi.org/10.1016/j.jbusres.2022.07.020</w:t>
-        </w:r>
-      </w:hyperlink>
-      <w:commentRangeEnd w:id="262"/>
-      <w:r>
-        <w:rPr>
-          <w:rStyle w:val="CommentReference"/>
-          <w:sz w:val="22"/>
-          <w:szCs w:val="22"/>
-        </w:rPr>
-        <w:commentReference w:id="262"/>
+        <w:rPr>
+          <w:highlight w:val="white"/>
+          <w:lang w:val="en-US"/>
+        </w:rPr>
+      </w:pPr>
+      <w:r>
+        <w:rPr>
+          <w:highlight w:val="white"/>
+          <w:lang w:val="en-US"/>
+        </w:rPr>
+        <w:t xml:space="preserve">Wahid, R., Mero, J., &amp; Ritala, P. (2023). </w:t>
+      </w:r>
+      <w:r>
+        <w:rPr>
+          <w:highlight w:val="white"/>
+        </w:rPr>
+        <w:t>Written by ChatGPT, illustrated by Midjourney: generative AI for content marketing. </w:t>
+      </w:r>
+      <w:r>
+        <w:rPr>
+          <w:i/>
+          <w:iCs/>
+          <w:highlight w:val="white"/>
+        </w:rPr>
+        <w:t>Asia Pacific Journal of Marketing and Logistics</w:t>
+      </w:r>
+      <w:r>
+        <w:rPr>
+          <w:highlight w:val="white"/>
+        </w:rPr>
+        <w:t>, </w:t>
+      </w:r>
+      <w:r>
+        <w:rPr>
+          <w:i/>
+          <w:iCs/>
+          <w:highlight w:val="white"/>
+        </w:rPr>
+        <w:t>35</w:t>
+      </w:r>
+      <w:r>
+        <w:rPr>
+          <w:highlight w:val="white"/>
+        </w:rPr>
+        <w:t>(8), 1813-1822.</w:t>
       </w:r>
     </w:p>
     <w:p>
@@ -23162,133 +23086,53 @@
         <w:ind w:left="720" w:hanging="720"/>
         <w:rPr>
           <w:highlight w:val="white"/>
-          <w:lang w:val="en-US"/>
-        </w:rPr>
-      </w:pPr>
-      <w:r>
-        <w:rPr>
-          <w:highlight w:val="white"/>
-          <w:lang w:val="en-US"/>
-        </w:rPr>
-        <w:lastRenderedPageBreak/>
-        <w:t xml:space="preserve">Wahid, R., Mero, J., &amp; Ritala, P. (2023). Written by ChatGPT, illustrated by Midjourney: generative AI for content marketing. </w:t>
-      </w:r>
-      <w:r>
-        <w:rPr>
-          <w:i/>
-          <w:highlight w:val="white"/>
-          <w:lang w:val="en-US"/>
-        </w:rPr>
-        <w:t>Asia Pacific Journal of Marketing and Logistics</w:t>
-      </w:r>
-      <w:r>
-        <w:rPr>
-          <w:highlight w:val="white"/>
-          <w:lang w:val="en-US"/>
-        </w:rPr>
-        <w:t xml:space="preserve">, </w:t>
-      </w:r>
-      <w:r>
-        <w:rPr>
-          <w:i/>
-          <w:highlight w:val="white"/>
-          <w:lang w:val="en-US"/>
-        </w:rPr>
-        <w:t>35</w:t>
-      </w:r>
-      <w:r>
-        <w:rPr>
-          <w:highlight w:val="white"/>
-          <w:lang w:val="en-US"/>
-        </w:rPr>
-        <w:t xml:space="preserve">(8), 1813-1822. </w:t>
-      </w:r>
-    </w:p>
-    <w:p>
-      <w:pPr>
-        <w:spacing w:line="360" w:lineRule="auto"/>
+        </w:rPr>
+      </w:pPr>
+      <w:r>
+        <w:rPr>
+          <w:highlight w:val="white"/>
+        </w:rPr>
+        <w:t>Woodside, A. G., Golfetto, F., &amp; Gibbert, M. (2008). Customer value: theory, research, and practice.</w:t>
+      </w:r>
+    </w:p>
+    <w:p>
+      <w:pPr>
         <w:ind w:left="720" w:hanging="720"/>
         <w:rPr>
-          <w:highlight w:val="white"/>
-        </w:rPr>
-      </w:pPr>
-      <w:r>
-        <w:rPr>
-          <w:highlight w:val="white"/>
-          <w:lang w:val="en-US"/>
-        </w:rPr>
-        <w:t xml:space="preserve">Woodside, A. G., Golfetto, F., &amp; Gibbert, M. (2008). </w:t>
-      </w:r>
-      <w:r>
-        <w:rPr>
-          <w:highlight w:val="white"/>
-        </w:rPr>
-        <w:t xml:space="preserve">Customer value: theory, research, and practice. In </w:t>
-      </w:r>
-      <w:bookmarkStart w:id="264" w:name="OLE_LINK11"/>
+          <w:lang w:val="en-US"/>
+        </w:rPr>
+      </w:pPr>
+      <w:r>
+        <w:rPr>
+          <w:highlight w:val="white"/>
+        </w:rPr>
+        <w:t>Xu, Y., Liu, X., Cao, X., Huang, C., Liu, E., Qian, S., ... &amp; Zhang, J. (2021). Artificial intelligence: A powerful paradigm for scientific research. </w:t>
+      </w:r>
       <w:r>
         <w:rPr>
           <w:i/>
           <w:iCs/>
           <w:highlight w:val="white"/>
         </w:rPr>
-        <w:t>Creating and managing superior customer value</w:t>
-      </w:r>
-      <w:r>
-        <w:rPr>
-          <w:highlight w:val="white"/>
-        </w:rPr>
-        <w:t xml:space="preserve"> </w:t>
-      </w:r>
-      <w:bookmarkEnd w:id="264"/>
-      <w:r>
-        <w:rPr>
-          <w:highlight w:val="white"/>
-        </w:rPr>
-        <w:t>(pp. 3-25). Emerald Group Publishing Limited.</w:t>
-      </w:r>
-    </w:p>
-    <w:p>
-      <w:pPr>
-        <w:ind w:left="720" w:hanging="720"/>
-        <w:rPr>
-          <w:lang w:val="en-US"/>
-        </w:rPr>
-      </w:pPr>
-      <w:r>
-        <w:rPr>
-          <w:highlight w:val="white"/>
-          <w:lang w:val="en-US"/>
-        </w:rPr>
-        <w:t xml:space="preserve">Xu, Y., Liu, X., Cao, X., Huang, C., Liu, E., Qian, S., … &amp; Zhang, J. (2021). Artificial intelligence: A powerful paradigm for scientific research. </w:t>
+        <w:t>The innovation</w:t>
+      </w:r>
+      <w:r>
+        <w:rPr>
+          <w:highlight w:val="white"/>
+        </w:rPr>
+        <w:t>, </w:t>
       </w:r>
       <w:r>
         <w:rPr>
           <w:i/>
-          <w:highlight w:val="white"/>
-          <w:lang w:val="en-US"/>
-        </w:rPr>
-        <w:t>The Innovation</w:t>
-      </w:r>
-      <w:r>
-        <w:rPr>
-          <w:highlight w:val="white"/>
-          <w:lang w:val="en-US"/>
-        </w:rPr>
-        <w:t xml:space="preserve">, </w:t>
-      </w:r>
-      <w:r>
-        <w:rPr>
-          <w:i/>
-          <w:highlight w:val="white"/>
-          <w:lang w:val="en-US"/>
+          <w:iCs/>
+          <w:highlight w:val="white"/>
         </w:rPr>
         <w:t>2</w:t>
       </w:r>
       <w:r>
         <w:rPr>
           <w:highlight w:val="white"/>
-          <w:lang w:val="en-US"/>
         </w:rPr>
         <w:t>(4).</w:t>
       </w:r>
@@ -23346,12 +23190,12 @@
       <w:pPr>
         <w:pStyle w:val="Heading1"/>
       </w:pPr>
-      <w:bookmarkStart w:id="265" w:name="_Toc232370398"/>
+      <w:bookmarkStart w:id="256" w:name="_Toc232373240"/>
       <w:r>
         <w:lastRenderedPageBreak/>
         <w:t>Appendix A. Interview Guide and Protocol</w:t>
       </w:r>
-      <w:bookmarkEnd w:id="265"/>
+      <w:bookmarkEnd w:id="256"/>
     </w:p>
     <w:p>
       <w:r>
@@ -23365,7 +23209,7 @@
       <w:pPr>
         <w:pStyle w:val="Heading2"/>
       </w:pPr>
-      <w:bookmarkStart w:id="266" w:name="_Toc232370399"/>
+      <w:bookmarkStart w:id="257" w:name="_Toc232373241"/>
       <w:r>
         <w:rPr>
           <w:lang w:val="en-US"/>
@@ -23381,7 +23225,7 @@
         </w:rPr>
         <w:t>Interview Guide</w:t>
       </w:r>
-      <w:bookmarkEnd w:id="266"/>
+      <w:bookmarkEnd w:id="257"/>
     </w:p>
     <w:p>
       <w:pPr>
@@ -23793,21 +23637,21 @@
       <w:pPr>
         <w:pStyle w:val="Heading1"/>
       </w:pPr>
-      <w:bookmarkStart w:id="267" w:name="_Toc232370400"/>
-      <w:commentRangeStart w:id="268"/>
+      <w:bookmarkStart w:id="258" w:name="_Toc232373242"/>
+      <w:commentRangeStart w:id="259"/>
       <w:r>
         <w:lastRenderedPageBreak/>
         <w:t>Appendix B. Putting the model to work: a manager’s checklist</w:t>
       </w:r>
-      <w:bookmarkEnd w:id="267"/>
-      <w:commentRangeEnd w:id="268"/>
+      <w:bookmarkEnd w:id="258"/>
+      <w:commentRangeEnd w:id="259"/>
       <w:r>
         <w:rPr>
           <w:rStyle w:val="CommentReference"/>
           <w:sz w:val="22"/>
           <w:szCs w:val="22"/>
         </w:rPr>
-        <w:commentReference w:id="268"/>
+        <w:commentReference w:id="259"/>
       </w:r>
     </w:p>
     <w:p>
@@ -23819,11 +23663,11 @@
       <w:pPr>
         <w:pStyle w:val="Heading2"/>
       </w:pPr>
-      <w:bookmarkStart w:id="269" w:name="_Toc232370401"/>
+      <w:bookmarkStart w:id="260" w:name="_Toc232373243"/>
       <w:r>
         <w:t>Observing: sensing the changing context</w:t>
       </w:r>
-      <w:bookmarkEnd w:id="269"/>
+      <w:bookmarkEnd w:id="260"/>
     </w:p>
     <w:p>
       <w:pPr>
@@ -23918,11 +23762,11 @@
       <w:pPr>
         <w:pStyle w:val="Heading2"/>
       </w:pPr>
-      <w:bookmarkStart w:id="270" w:name="_Toc232370402"/>
+      <w:bookmarkStart w:id="261" w:name="_Toc232373244"/>
       <w:r>
         <w:t>Conditions: auditing what enables or constrains</w:t>
       </w:r>
-      <w:bookmarkEnd w:id="270"/>
+      <w:bookmarkEnd w:id="261"/>
     </w:p>
     <w:p>
       <w:pPr>
@@ -23993,14 +23837,14 @@
       <w:pPr>
         <w:pStyle w:val="Heading2"/>
       </w:pPr>
-      <w:bookmarkStart w:id="271" w:name="_Toc232370403"/>
+      <w:bookmarkStart w:id="262" w:name="_Toc232373245"/>
       <w:r>
         <w:t>Navigating</w:t>
       </w:r>
       <w:r>
         <w:t>: acting on the conditions</w:t>
       </w:r>
-      <w:bookmarkEnd w:id="271"/>
+      <w:bookmarkEnd w:id="262"/>
     </w:p>
     <w:p>
       <w:pPr>
@@ -24087,11 +23931,11 @@
       <w:pPr>
         <w:pStyle w:val="Heading2"/>
       </w:pPr>
-      <w:bookmarkStart w:id="272" w:name="_Toc232370404"/>
+      <w:bookmarkStart w:id="263" w:name="_Toc232373246"/>
       <w:r>
         <w:t>Applying: putting agentic AI to work</w:t>
       </w:r>
-      <w:bookmarkEnd w:id="272"/>
+      <w:bookmarkEnd w:id="263"/>
     </w:p>
     <w:p>
       <w:pPr>
@@ -24181,11 +24025,11 @@
       <w:pPr>
         <w:pStyle w:val="Heading2"/>
       </w:pPr>
-      <w:bookmarkStart w:id="273" w:name="_Toc232370405"/>
+      <w:bookmarkStart w:id="264" w:name="_Toc232373247"/>
       <w:r>
         <w:t>Mediating Value Outcomes: turning application into value</w:t>
       </w:r>
-      <w:bookmarkEnd w:id="273"/>
+      <w:bookmarkEnd w:id="264"/>
     </w:p>
     <w:p>
       <w:pPr>
@@ -24273,7 +24117,7 @@
     </w:p>
     <w:p/>
     <w:sectPr>
-      <w:headerReference w:type="default" r:id="rId31"/>
+      <w:headerReference w:type="default" r:id="rId26"/>
       <w:pgSz w:w="12240" w:h="15840"/>
       <w:pgMar w:top="1440" w:right="1440" w:bottom="1440" w:left="1440" w:header="720" w:footer="720" w:gutter="0"/>
       <w:cols w:space="708"/>
@@ -28741,90 +28585,7 @@
       </w:r>
     </w:p>
   </w:comment>
-  <w:comment w:id="255" w:author="Luttik, Daan" w:date="2026-06-09T21:43:00Z" w:initials="DL">
-    <w:p>
-      <w:pPr>
-        <w:pStyle w:val="CommentText"/>
-        <w:ind w:firstLine="0"/>
-      </w:pPr>
-      <w:r>
-        <w:rPr>
-          <w:rStyle w:val="CommentReference"/>
-        </w:rPr>
-        <w:annotationRef/>
-      </w:r>
-      <w:r>
-        <w:t>Should probably remove</w:t>
-      </w:r>
-    </w:p>
-  </w:comment>
-  <w:comment w:id="260" w:author="Daan Luttik" w:date="2026-05-03T19:43:00Z" w:initials="">
-    <w:p>
-      <w:pPr>
-        <w:widowControl w:val="0"/>
-        <w:pBdr>
-          <w:top w:val="nil"/>
-          <w:left w:val="nil"/>
-          <w:bottom w:val="nil"/>
-          <w:right w:val="nil"/>
-          <w:between w:val="nil"/>
-        </w:pBdr>
-        <w:spacing w:line="240" w:lineRule="auto"/>
-        <w:ind w:firstLine="0"/>
-        <w:rPr>
-          <w:rFonts w:ascii="Arial" w:eastAsia="Arial" w:hAnsi="Arial" w:cs="Arial"/>
-          <w:color w:val="000000"/>
-        </w:rPr>
-      </w:pPr>
-      <w:r>
-        <w:rPr>
-          <w:rStyle w:val="CommentReference"/>
-        </w:rPr>
-        <w:annotationRef/>
-      </w:r>
-      <w:r>
-        <w:rPr>
-          <w:rFonts w:ascii="Arial" w:eastAsia="Arial" w:hAnsi="Arial" w:cs="Arial"/>
-          <w:color w:val="000000"/>
-        </w:rPr>
-        <w:t>Probably to be removed, since, while we tried it, it did not affect the research.</w:t>
-      </w:r>
-    </w:p>
-  </w:comment>
-  <w:comment w:id="262" w:author="Daan Luttik" w:date="2026-05-03T19:44:00Z" w:initials="">
-    <w:p>
-      <w:pPr>
-        <w:widowControl w:val="0"/>
-        <w:pBdr>
-          <w:top w:val="nil"/>
-          <w:left w:val="nil"/>
-          <w:bottom w:val="nil"/>
-          <w:right w:val="nil"/>
-          <w:between w:val="nil"/>
-        </w:pBdr>
-        <w:spacing w:line="240" w:lineRule="auto"/>
-        <w:ind w:firstLine="0"/>
-        <w:rPr>
-          <w:rFonts w:ascii="Arial" w:eastAsia="Arial" w:hAnsi="Arial" w:cs="Arial"/>
-          <w:color w:val="000000"/>
-        </w:rPr>
-      </w:pPr>
-      <w:r>
-        <w:rPr>
-          <w:rStyle w:val="CommentReference"/>
-        </w:rPr>
-        <w:annotationRef/>
-      </w:r>
-      <w:r>
-        <w:rPr>
-          <w:rFonts w:ascii="Arial" w:eastAsia="Arial" w:hAnsi="Arial" w:cs="Arial"/>
-          <w:color w:val="000000"/>
-        </w:rPr>
-        <w:t>Not used anymore. But this paper was inspirational to me, maybe include it somewhere in the literature review.</w:t>
-      </w:r>
-    </w:p>
-  </w:comment>
-  <w:comment w:id="268" w:author="Luttik, Daan" w:date="2026-06-07T21:28:00Z" w:initials="DL">
+  <w:comment w:id="259" w:author="Luttik, Daan" w:date="2026-06-07T21:28:00Z" w:initials="DL">
     <w:p>
       <w:pPr>
         <w:pStyle w:val="CommentText"/>
@@ -29041,9 +28802,6 @@
   <w15:commentEx w15:paraId="6C8EAFE9" w15:done="1"/>
   <w15:commentEx w15:paraId="594265F5" w15:done="1"/>
   <w15:commentEx w15:paraId="53C643AD" w15:done="1"/>
-  <w15:commentEx w15:paraId="33E20BB2" w15:done="0"/>
-  <w15:commentEx w15:paraId="65BBF5F3" w15:done="1"/>
-  <w15:commentEx w15:paraId="5EA89E6F" w15:done="1"/>
   <w15:commentEx w15:paraId="05D2FABE" w15:done="0"/>
 </w15:commentsEx>
 </file>
@@ -29283,7 +29041,6 @@
   <w16cex:commentExtensible w16cex:durableId="6B1DFA73" w16cex:dateUtc="2026-06-10T13:33:00Z"/>
   <w16cex:commentExtensible w16cex:durableId="496525E7" w16cex:dateUtc="2026-06-14T21:09:00Z"/>
   <w16cex:commentExtensible w16cex:durableId="7D1E6371" w16cex:dateUtc="2026-06-14T21:11:00Z"/>
-  <w16cex:commentExtensible w16cex:durableId="7B674536" w16cex:dateUtc="2026-06-09T19:43:00Z"/>
   <w16cex:commentExtensible w16cex:durableId="05C4F418" w16cex:dateUtc="2026-06-07T19:28:00Z"/>
 </w16cex:commentsExtensible>
 </file>
@@ -29485,9 +29242,6 @@
   <w16cid:commentId w16cid:paraId="6C8EAFE9" w16cid:durableId="6B1DFA73"/>
   <w16cid:commentId w16cid:paraId="594265F5" w16cid:durableId="496525E7"/>
   <w16cid:commentId w16cid:paraId="53C643AD" w16cid:durableId="7D1E6371"/>
-  <w16cid:commentId w16cid:paraId="33E20BB2" w16cid:durableId="7B674536"/>
-  <w16cid:commentId w16cid:paraId="65BBF5F3" w16cid:durableId="7B839F9D"/>
-  <w16cid:commentId w16cid:paraId="5EA89E6F" w16cid:durableId="584E50A3"/>
   <w16cid:commentId w16cid:paraId="05D2FABE" w16cid:durableId="05C4F418"/>
 </w16cid:commentsIds>
 </file>
@@ -33036,6 +32790,18 @@
       </w:tcPr>
     </w:tblStylePr>
   </w:style>
+  <w:style w:type="character" w:styleId="FollowedHyperlink">
+    <w:name w:val="FollowedHyperlink"/>
+    <w:basedOn w:val="DefaultParagraphFont"/>
+    <w:uiPriority w:val="99"/>
+    <w:semiHidden/>
+    <w:unhideWhenUsed/>
+    <w:rsid w:val="00067253"/>
+    <w:rPr>
+      <w:color w:val="800080" w:themeColor="followedHyperlink"/>
+      <w:u w:val="single"/>
+    </w:rPr>
+  </w:style>
 </w:styles>
 </file>
 

--- a/Thesis Draft - Daan Luttik - MBA - copy from 2026-06-14.docx
+++ b/Thesis Draft - Daan Luttik - MBA - copy from 2026-06-14.docx
@@ -3776,13 +3776,7 @@
     </w:p>
     <w:p>
       <w:r>
-        <w:t xml:space="preserve">Generative artificial intelligence (GenAI) has rapidly become a central concern for marketing. Generative AI is a form of computer intelligence that can produce various forms of output, including text and images, based on patterns learned during training (Grewal et al., 2025).  The use of GenAI presents significant business potential, and the field of marketing and sales may be the largest opportunity, representing about one-third of the estimated </w:t>
-      </w:r>
-      <w:r>
-        <w:t>$4.4 trillion in annual</w:t>
-      </w:r>
-      <w:r>
-        <w:t xml:space="preserve"> productivity growth that might result from GenAI (Mayer et al., 2025). </w:t>
+        <w:t xml:space="preserve">Generative artificial intelligence (GenAI) has rapidly become a central concern for marketing. Generative AI is a form of computer intelligence that can produce various forms of output, including text and images, based on patterns learned during training (Grewal et al., 2025).  The use of GenAI presents significant business potential, and the field of marketing and sales may be the largest opportunity, representing about one-third of the estimated $4.4 trillion in annual productivity growth that might result from GenAI (Mayer et al., 2025). </w:t>
       </w:r>
     </w:p>
     <w:p>
@@ -3849,19 +3843,7 @@
         <w:rPr>
           <w:lang w:val="en-US"/>
         </w:rPr>
-        <w:t xml:space="preserve">These technological developments might enable marketers to leverage agentic AI for this large amount of daily tasks not yet affected by AI, which in turn might unlock </w:t>
-      </w:r>
-      <w:r>
-        <w:rPr>
-          <w:lang w:val="en-US"/>
-        </w:rPr>
-        <w:t>the large productivity gains mentioned by Mayer et al. (2025)</w:t>
-      </w:r>
-      <w:r>
-        <w:rPr>
-          <w:lang w:val="en-US"/>
-        </w:rPr>
-        <w:t xml:space="preserve">. However, the use of agentic AI in marketing remains largely empirically unexplored, and many researchers are calling for research on agentic AI within the marketing field (Kim, 2025) </w:t>
+        <w:t xml:space="preserve">These technological developments might enable marketers to leverage agentic AI for this large amount of daily tasks not yet affected by AI, which in turn might unlock the large productivity gains mentioned by Mayer et al. (2025). However, the use of agentic AI in marketing remains largely empirically unexplored, and many researchers are calling for research on agentic AI within the marketing field (Kim, 2025) </w:t>
       </w:r>
       <w:commentRangeStart w:id="10"/>
       <w:r>
@@ -5031,32 +5013,14 @@
         <w:rPr>
           <w:lang w:val="en-US"/>
         </w:rPr>
-        <w:t>Vaid et al. (2025)</w:t>
-      </w:r>
-      <w:r>
-        <w:rPr>
-          <w:lang w:val="en-US"/>
-        </w:rPr>
-        <w:t xml:space="preserve"> </w:t>
+        <w:t xml:space="preserve">Vaid et al. (2025) </w:t>
       </w:r>
       <w:bookmarkEnd w:id="52"/>
       <w:r>
         <w:rPr>
           <w:lang w:val="en-US"/>
         </w:rPr>
-        <w:t xml:space="preserve">note that GenAI is also starting to be used for marketing tasks like segmentation and targeting. However, </w:t>
-      </w:r>
-      <w:r>
-        <w:rPr>
-          <w:lang w:val="en-US"/>
-        </w:rPr>
-        <w:t>Vaid et al. (2025) do not</w:t>
-      </w:r>
-      <w:r>
-        <w:rPr>
-          <w:lang w:val="en-US"/>
-        </w:rPr>
-        <w:t xml:space="preserve"> describe what was needed to deploy these use cases, nor what business outcomes resulted from the addition of </w:t>
+        <w:t xml:space="preserve">note that GenAI is also starting to be used for marketing tasks like segmentation and targeting. However, Vaid et al. (2025) do not describe what was needed to deploy these use cases, nor what business outcomes resulted from the addition of </w:t>
       </w:r>
       <w:r>
         <w:rPr>
@@ -5478,35 +5442,7 @@
           <w:highlight w:val="white"/>
           <w:lang w:val="en-US"/>
         </w:rPr>
-        <w:t xml:space="preserve">Bandi et al. (2025) identified 12 aspects where agentic AI might differ from traditional AI; its primary function was defined as “goal-oriented autonomous decision-making with multi-step workflow execution.” </w:t>
-      </w:r>
-      <w:r>
-        <w:rPr>
-          <w:highlight w:val="white"/>
-          <w:lang w:val="en-US"/>
-        </w:rPr>
-        <w:t>Moralles et al. (2026) note that literature</w:t>
-      </w:r>
-      <w:r>
-        <w:rPr>
-          <w:highlight w:val="white"/>
-          <w:lang w:val="en-US"/>
-        </w:rPr>
-        <w:t xml:space="preserve"> converges on four primary characteristics: autonomy, goal-directedness, adaptivity, and proactivity. In one sentence, </w:t>
-      </w:r>
-      <w:r>
-        <w:rPr>
-          <w:highlight w:val="white"/>
-          <w:lang w:val="en-US"/>
-        </w:rPr>
-        <w:t>Moralles et al. (2026) define it</w:t>
-      </w:r>
-      <w:r>
-        <w:rPr>
-          <w:highlight w:val="white"/>
-          <w:lang w:val="en-US"/>
-        </w:rPr>
-        <w:t xml:space="preserve"> as follows: “An agentic system not only acts independently but does so in pursuit of objectives it selects, constructs, or </w:t>
+        <w:t xml:space="preserve">Bandi et al. (2025) identified 12 aspects where agentic AI might differ from traditional AI; its primary function was defined as “goal-oriented autonomous decision-making with multi-step workflow execution.” Moralles et al. (2026) note that literature converges on four primary characteristics: autonomy, goal-directedness, adaptivity, and proactivity. In one sentence, Moralles et al. (2026) define it as follows: “An agentic system not only acts independently but does so in pursuit of objectives it selects, constructs, or </w:t>
       </w:r>
       <w:commentRangeStart w:id="66"/>
       <w:r>
@@ -5695,13 +5631,7 @@
         <w:rPr>
           <w:lang w:val="en-US"/>
         </w:rPr>
-        <w:t xml:space="preserve"> as a key concept for leveraging agentic AI, they note that if you do not know how a process works (e.g. decision criteria are hidden, </w:t>
-      </w:r>
-      <w:r>
-        <w:rPr>
-          <w:lang w:val="en-US"/>
-        </w:rPr>
-        <w:t xml:space="preserve">data is not readily available), it becomes difficult to delegate that process to an agent. However, </w:t>
+        <w:t xml:space="preserve"> as a key concept for leveraging agentic AI, they note that if you do not know how a process works (e.g. decision criteria are hidden, data is not readily available), it becomes difficult to delegate that process to an agent. However, </w:t>
       </w:r>
       <w:r>
         <w:rPr>
@@ -5713,13 +5643,7 @@
         <w:rPr>
           <w:lang w:val="en-US"/>
         </w:rPr>
-        <w:t xml:space="preserve"> research</w:t>
-      </w:r>
-      <w:r>
-        <w:rPr>
-          <w:lang w:val="en-US"/>
-        </w:rPr>
-        <w:t xml:space="preserve"> </w:t>
+        <w:t xml:space="preserve"> research </w:t>
       </w:r>
       <w:r>
         <w:rPr>
@@ -5731,19 +5655,7 @@
         <w:rPr>
           <w:lang w:val="en-US"/>
         </w:rPr>
-        <w:t xml:space="preserve">did not focus on the context of marketing, did not describe how the manager can shape these readiness criteria, and </w:t>
-      </w:r>
-      <w:r>
-        <w:rPr>
-          <w:lang w:val="en-US"/>
-        </w:rPr>
-        <w:t>Srivastava (2026)</w:t>
-      </w:r>
-      <w:r>
-        <w:rPr>
-          <w:lang w:val="en-US"/>
-        </w:rPr>
-        <w:t xml:space="preserve"> called for research to describe the relationship between the organizational readiness for agentic AI and the realized value of the agentic systems.</w:t>
+        <w:t>did not focus on the context of marketing, did not describe how the manager can shape these readiness criteria, and Srivastava (2026) called for research to describe the relationship between the organizational readiness for agentic AI and the realized value of the agentic systems.</w:t>
       </w:r>
     </w:p>
     <w:p>
@@ -5864,13 +5776,7 @@
         <w:rPr>
           <w:lang w:val="en-US"/>
         </w:rPr>
-        <w:t>“self-actualization” (Almquist et al., 2016)</w:t>
-      </w:r>
-      <w:r>
-        <w:rPr>
-          <w:lang w:val="en-US"/>
-        </w:rPr>
-        <w:t>.</w:t>
+        <w:t>“self-actualization” (Almquist et al., 2016).</w:t>
       </w:r>
     </w:p>
     <w:p>
@@ -5980,43 +5886,7 @@
         <w:rPr>
           <w:lang w:val="en-US"/>
         </w:rPr>
-        <w:t xml:space="preserve">: organizations frequently fail to extract value from digital technologies despite heavy investment, because technology value is mediated by complementary assets: the skills, data, processes, structure, and leadership that surround the tool (Ancillai et al., 2023). </w:t>
-      </w:r>
-      <w:r>
-        <w:rPr>
-          <w:lang w:val="en-US"/>
-        </w:rPr>
-        <w:t>Enholm et al. (2022)</w:t>
-      </w:r>
-      <w:r>
-        <w:rPr>
-          <w:lang w:val="en-US"/>
-        </w:rPr>
-        <w:t xml:space="preserve"> and Holmström (2022) explicitly link AI adoption to digital transformation. Holmström (2022) frames AI readiness as exactly this based on similar elements: the capabilities, data, governance, and learning practices an organization must build before AI produces value. </w:t>
-      </w:r>
-      <w:r>
-        <w:rPr>
-          <w:lang w:val="en-US"/>
-        </w:rPr>
-        <w:t>Enholm et al. (2022)</w:t>
-      </w:r>
-      <w:r>
-        <w:rPr>
-          <w:lang w:val="en-US"/>
-        </w:rPr>
-        <w:t xml:space="preserve"> show a link between AI Capabilities and competitive value, highlighting technological, organizational, and environmental enablers and inhibitors and noting efficiency as a key first-order effect, among others. Note that both the work by </w:t>
-      </w:r>
-      <w:r>
-        <w:rPr>
-          <w:lang w:val="en-US"/>
-        </w:rPr>
-        <w:t>Enholm et al. (2022)</w:t>
-      </w:r>
-      <w:r>
-        <w:rPr>
-          <w:lang w:val="en-US"/>
-        </w:rPr>
-        <w:t xml:space="preserve"> and Holmström (2022) was done before GenAI became prevalent and well before agentic AI came into play. </w:t>
+        <w:t xml:space="preserve">: organizations frequently fail to extract value from digital technologies despite heavy investment, because technology value is mediated by complementary assets: the skills, data, processes, structure, and leadership that surround the tool (Ancillai et al., 2023). Enholm et al. (2022) and Holmström (2022) explicitly link AI adoption to digital transformation. Holmström (2022) frames AI readiness as exactly this based on similar elements: the capabilities, data, governance, and learning practices an organization must build before AI produces value. Enholm et al. (2022) show a link between AI Capabilities and competitive value, highlighting technological, organizational, and environmental enablers and inhibitors and noting efficiency as a key first-order effect, among others. Note that both the work by Enholm et al. (2022) and Holmström (2022) was done before GenAI became prevalent and well before agentic AI came into play. </w:t>
       </w:r>
     </w:p>
     <w:p>
@@ -6052,31 +5922,7 @@
         <w:rPr>
           <w:lang w:val="en-US"/>
         </w:rPr>
-        <w:t xml:space="preserve">Gebauer et al. (2020) describe a concerning pattern </w:t>
-      </w:r>
-      <w:r>
-        <w:rPr>
-          <w:lang w:val="en-US"/>
-        </w:rPr>
-        <w:t>which they call the digitalization paradox</w:t>
-      </w:r>
-      <w:r>
-        <w:rPr>
-          <w:lang w:val="en-US"/>
-        </w:rPr>
-        <w:t xml:space="preserve">; this pattern notes that while companies often invest significantly in digital transformation, they often do not yield the expected returns. </w:t>
-      </w:r>
-      <w:r>
-        <w:rPr>
-          <w:lang w:val="en-US"/>
-        </w:rPr>
-        <w:t>Gebauer et al. (2020) note key traps</w:t>
-      </w:r>
-      <w:r>
-        <w:rPr>
-          <w:lang w:val="en-US"/>
-        </w:rPr>
-        <w:t xml:space="preserve"> in the process of digitization, like ignoring customer needs, applying incomplete accounting, and failing to build trust among partners.  </w:t>
+        <w:t xml:space="preserve">Gebauer et al. (2020) describe a concerning pattern which they call the digitalization paradox; this pattern notes that while companies often invest significantly in digital transformation, they often do not yield the expected returns. Gebauer et al. (2020) note key traps in the process of digitization, like ignoring customer needs, applying incomplete accounting, and failing to build trust among partners.  </w:t>
       </w:r>
     </w:p>
     <w:p>
@@ -15401,13 +15247,7 @@
         <w:rPr>
           <w:lang w:val="en-US"/>
         </w:rPr>
-        <w:t>with enthusiasm, interviewee 4 noted</w:t>
-      </w:r>
-      <w:r>
-        <w:rPr>
-          <w:lang w:val="en-US"/>
-        </w:rPr>
-        <w:t xml:space="preserve"> that it can also be overwhelming</w:t>
+        <w:t>with enthusiasm, interviewee 4 noted that it can also be overwhelming</w:t>
       </w:r>
       <w:commentRangeStart w:id="132"/>
       <w:commentRangeStart w:id="133"/>
@@ -16314,10 +16154,7 @@
         <w:t xml:space="preserve"> </w:t>
       </w:r>
       <w:r>
-        <w:t>no one taking care of that,” Interviewee 5</w:t>
-      </w:r>
-      <w:r>
-        <w:t xml:space="preserve"> captured how the bottleneck has shifted: where the technology “used to always be very cumbersome … the most expensive part,” the limiting factor is now “having the right people … available.”</w:t>
+        <w:t>no one taking care of that,” Interviewee 5 captured how the bottleneck has shifted: where the technology “used to always be very cumbersome … the most expensive part,” the limiting factor is now “having the right people … available.”</w:t>
       </w:r>
     </w:p>
     <w:p>
@@ -16670,25 +16507,7 @@
         <w:rPr>
           <w:lang w:val="en-US"/>
         </w:rPr>
-        <w:t xml:space="preserve"> experiences applying agentic AI to generate insights diverged depending on the available data and the integration with data sources. Interviewee 4 reported highly beneficial results after connecting an agent to live data sources, turning reporting that once occupied a “giant analytics team” into a prompt answered, “within ten minutes.” Interviewee 3, pursuing the identical goal, met the opposite experience: her tool “can only digest so much data […] if I try to dump anything over 30 [megabytes], it […] </w:t>
-      </w:r>
-      <w:r>
-        <w:rPr>
-          <w:lang w:val="en-US"/>
-        </w:rPr>
-        <w:t>doesn’t do it.”</w:t>
-      </w:r>
-      <w:r>
-        <w:rPr>
-          <w:lang w:val="en-US"/>
-        </w:rPr>
-        <w:t xml:space="preserve"> This forces manual workarounds: she notes “I pull the data from [the warehouse] myself, dump it in, and then </w:t>
-      </w:r>
-      <w:r>
-        <w:rPr>
-          <w:lang w:val="en-US"/>
-        </w:rPr>
-        <w:t xml:space="preserve">have it analyzed.” </w:t>
+        <w:t xml:space="preserve"> experiences applying agentic AI to generate insights diverged depending on the available data and the integration with data sources. Interviewee 4 reported highly beneficial results after connecting an agent to live data sources, turning reporting that once occupied a “giant analytics team” into a prompt answered, “within ten minutes.” Interviewee 3, pursuing the identical goal, met the opposite experience: her tool “can only digest so much data […] if I try to dump anything over 30 [megabytes], it […] doesn’t do it.” This forces manual workarounds: she notes “I pull the data from [the warehouse] myself, dump it in, and then have it analyzed.” </w:t>
       </w:r>
       <w:r>
         <w:rPr>
@@ -17236,19 +17055,7 @@
         <w:rPr>
           <w:lang w:val="en-US"/>
         </w:rPr>
-        <w:t xml:space="preserve">Benefits from agentic AI in marketing cluster around </w:t>
-      </w:r>
-      <w:r>
-        <w:rPr>
-          <w:lang w:val="en-US"/>
-        </w:rPr>
-        <w:t>four themes: efficiency, scalability</w:t>
-      </w:r>
-      <w:r>
-        <w:rPr>
-          <w:lang w:val="en-US"/>
-        </w:rPr>
-        <w:t xml:space="preserve">, </w:t>
+        <w:t xml:space="preserve">Benefits from agentic AI in marketing cluster around four themes: efficiency, scalability, </w:t>
       </w:r>
       <w:bookmarkStart w:id="179" w:name="OLE_LINK5"/>
       <w:r>
@@ -17274,13 +17081,7 @@
         <w:rPr>
           <w:lang w:val="en-US"/>
         </w:rPr>
-        <w:t>interviewee 3 notes</w:t>
-      </w:r>
-      <w:r>
-        <w:rPr>
-          <w:lang w:val="en-US"/>
-        </w:rPr>
-        <w:t xml:space="preserve"> “It is so much faster, so much easier […] essentially, speed, accuracy, depth of insights, those are really helpful.” Some participants put a figure on the overall return: Interviewee 6, asked to estimate the ROI of her agentic initiatives, settled on “Let’s say 10X. Because it’s not two and it’s also not 200,” noting that the business case “is so easy to make that I’m happy to spend a bit more everywhere.”</w:t>
+        <w:t>interviewee 3 notes “It is so much faster, so much easier […] essentially, speed, accuracy, depth of insights, those are really helpful.” Some participants put a figure on the overall return: Interviewee 6, asked to estimate the ROI of her agentic initiatives, settled on “Let’s say 10X. Because it’s not two and it’s also not 200,” noting that the business case “is so easy to make that I’m happy to spend a bit more everywhere.”</w:t>
       </w:r>
     </w:p>
     <w:p>
@@ -17381,31 +17182,7 @@
         <w:rPr>
           <w:lang w:val="en-US"/>
         </w:rPr>
-        <w:t xml:space="preserve"> refers to </w:t>
-      </w:r>
-      <w:r>
-        <w:rPr>
-          <w:lang w:val="en-US"/>
-        </w:rPr>
-        <w:t>the ability to do more units of work with the same amount of effort;</w:t>
-      </w:r>
-      <w:r>
-        <w:rPr>
-          <w:lang w:val="en-US"/>
-        </w:rPr>
-        <w:t xml:space="preserve"> typically, this requires the units of work to be of a similar nature and typically requires operations to be performed </w:t>
-      </w:r>
-      <w:r>
-        <w:rPr>
-          <w:lang w:val="en-US"/>
-        </w:rPr>
-        <w:t>in bulk. Scale is the benefit most clearly impossible</w:t>
-      </w:r>
-      <w:r>
-        <w:rPr>
-          <w:lang w:val="en-US"/>
-        </w:rPr>
-        <w:t xml:space="preserve"> without AI. Interviewee 14 related scaling AI to having an army or interns, stating, “It actually works quite the same, and now we have whole armies of those super interns”. Scale is typically related to generating large amounts of content, many variations for personalization beyond what a marketer could do, or with automating processes that would take manual effort. </w:t>
+        <w:t xml:space="preserve"> refers to the ability to do more units of work with the same amount of effort; typically, this requires the units of work to be of a similar nature and typically requires operations to be performed in bulk. Scale is the benefit most clearly impossible without AI. Interviewee 14 related scaling AI to having an army or interns, stating, “It actually works quite the same, and now we have whole armies of those super interns”. Scale is typically related to generating large amounts of content, many variations for personalization beyond what a marketer could do, or with automating processes that would take manual effort. </w:t>
       </w:r>
       <w:r>
         <w:t>The magnitudes described are striking. Interviewee 8, asked how his team produced advertising at scale, recalled that copy which “would take probably about a year” by hand was generated “within… a week” through an AI workflow. Interviewee 9 stressed that scale also means variation no person can match: “a human can only think in so many… variations,” whereas the system “can create all these different versions of a campaign.”</w:t>
@@ -17421,13 +17198,7 @@
         <w:t>Extending the personal skillset</w:t>
       </w:r>
       <w:r>
-        <w:t xml:space="preserve"> refers to the ability to perform tasks with agentic AI that would typically lie outside of the skillset of the user. This is the benefit described with most enthusiasm across interviews. Participants repeatedly described AI enabling work they </w:t>
-      </w:r>
-      <w:r>
-        <w:t>could not previously do, typically relating</w:t>
-      </w:r>
-      <w:r>
-        <w:t xml:space="preserve"> to technical capabilities. Interviewee 12 captured the broadening of individual capability: “it sort of expands the range of creative possibilities and capabilities that an individual can do.” Interviewee 10 described the downstream organizational effect: the social media manager “suddenly becomes a designer and app concept creator.” The same dynamic reshapes the seniority mix of work: interviewee 7 reframed the business case around AI-augmented juniors, noting that where a campaign once required two senior marketers, “I don’t need two of those guys, I need one, a junior, and he can do the same thing.” </w:t>
+        <w:t xml:space="preserve"> refers to the ability to perform tasks with agentic AI that would typically lie outside of the skillset of the user. This is the benefit described with most enthusiasm across interviews. Participants repeatedly described AI enabling work they could not previously do, typically relating to technical capabilities. Interviewee 12 captured the broadening of individual capability: “it sort of expands the range of creative possibilities and capabilities that an individual can do.” Interviewee 10 described the downstream organizational effect: the social media manager “suddenly becomes a designer and app concept creator.” The same dynamic reshapes the seniority mix of work: interviewee 7 reframed the business case around AI-augmented juniors, noting that where a campaign once required two senior marketers, “I don’t need two of those guys, I need one, a junior, and he can do the same thing.” </w:t>
       </w:r>
     </w:p>
     <w:p>
@@ -17457,19 +17228,7 @@
         <w:rPr>
           <w:lang w:val="en-US"/>
         </w:rPr>
-        <w:t xml:space="preserve"> </w:t>
-      </w:r>
-      <w:r>
-        <w:rPr>
-          <w:lang w:val="en-US"/>
-        </w:rPr>
-        <w:t>come in various forms; the agentic system produces</w:t>
-      </w:r>
-      <w:r>
-        <w:rPr>
-          <w:lang w:val="en-US"/>
-        </w:rPr>
-        <w:t xml:space="preserve"> better output than a human would otherwise provide. Interviewee 3 noted increased “depth of insights” in AI-generated reports. Interviewee 10 notes “I find the output quality absurdly good. If you are clear about what you want”, and interviewee 5 noted how they upgraded a large content library with AI, improving the quality compared to the human-made originals. </w:t>
+        <w:t xml:space="preserve"> come in various forms; the agentic system produces better output than a human would otherwise provide. Interviewee 3 noted increased “depth of insights” in AI-generated reports. Interviewee 10 notes “I find the output quality absurdly good. If you are clear about what you want”, and interviewee 5 noted how they upgraded a large content library with AI, improving the quality compared to the human-made originals. </w:t>
       </w:r>
     </w:p>
     <w:p>
@@ -19204,27 +18963,12 @@
         <w:t xml:space="preserve"> </w:t>
       </w:r>
       <w:r>
-        <w:t>are observed: generating insights</w:t>
-      </w:r>
-      <w:r>
-        <w:t xml:space="preserve">, creating and validating content and campaigns, </w:t>
-      </w:r>
-      <w:r>
-        <w:t>utilizing generic agents for personal work, and employing customer-facing agents</w:t>
-      </w:r>
-      <w:r>
-        <w:t>.</w:t>
-      </w:r>
-    </w:p>
-    <w:p>
-      <w:r>
-        <w:t xml:space="preserve">A frequent application of agentic AI is the generation of insights. This aligns with the work of Hughes et al. (2025) who note that agentic AI might be used for data analysis to obtain insights and identify patterns. Interviewees note </w:t>
-      </w:r>
-      <w:r>
-        <w:t>the breadth of analytical use cases; they span use cases</w:t>
-      </w:r>
-      <w:r>
-        <w:t xml:space="preserve"> requiring structured and unstructured data, private and public data-sources. Specifically marketers might apply agentic AI to perform competitor analysis, analyze marketing </w:t>
+        <w:t>are observed: generating insights, creating and validating content and campaigns, utilizing generic agents for personal work, and employing customer-facing agents.</w:t>
+      </w:r>
+    </w:p>
+    <w:p>
+      <w:r>
+        <w:t xml:space="preserve">A frequent application of agentic AI is the generation of insights. This aligns with the work of Hughes et al. (2025) who note that agentic AI might be used for data analysis to obtain insights and identify patterns. Interviewees note the breadth of analytical use cases; they span use cases requiring structured and unstructured data, private and public data-sources. Specifically marketers might apply agentic AI to perform competitor analysis, analyze marketing </w:t>
       </w:r>
       <w:r>
         <w:lastRenderedPageBreak/>
@@ -19265,10 +19009,7 @@
         <w:t xml:space="preserve"> </w:t>
       </w:r>
       <w:r>
-        <w:t>do not require programming experience</w:t>
-      </w:r>
-      <w:r>
-        <w:t xml:space="preserve"> to automate their own processes.</w:t>
+        <w:t>do not require programming experience to automate their own processes.</w:t>
       </w:r>
       <w:commentRangeEnd w:id="221"/>
       <w:r>
@@ -19325,10 +19066,7 @@
         <w:t xml:space="preserve">boundary between a customer support agent, a sales representative, </w:t>
       </w:r>
       <w:r>
-        <w:t>and an agent that can be used</w:t>
-      </w:r>
-      <w:r>
-        <w:t xml:space="preserve"> as a tool to perform tasks. We also see a new trend that aligns with the concept of the AI super assistant posed by Hasselwander et al. (2026), </w:t>
+        <w:t xml:space="preserve">and an agent that can be used as a tool to perform tasks. We also see a new trend that aligns with the concept of the AI super assistant posed by Hasselwander et al. (2026), </w:t>
       </w:r>
       <w:r>
         <w:t xml:space="preserve">while still </w:t>
@@ -19349,21 +19087,12 @@
         <w:rPr>
           <w:lang w:val="en-US"/>
         </w:rPr>
-        <w:t>the consumer’s agentic AI system</w:t>
-      </w:r>
-      <w:r>
-        <w:rPr>
-          <w:lang w:val="en-US"/>
-        </w:rPr>
-        <w:t xml:space="preserve">. </w:t>
-      </w:r>
-    </w:p>
-    <w:p>
-      <w:r>
-        <w:t>The model’s final component concerns the value outcome</w:t>
-      </w:r>
-      <w:r>
-        <w:t xml:space="preserve"> that the agentic AI initiatives create. We follow the perspective of Woodside et al. (2008) and analyze value from a benefits and costs perspective. More specifically, the data shows many costs with a low likelihood of materializing, therefore we separated costs into sacrifices, i.e. costs that are expected to materialize and risks which this study defines as potential aspects of an outcome that would be negative to the organization but where the likelihood of the outcome is unlikely or highly unknown.</w:t>
+        <w:t xml:space="preserve">the consumer’s agentic AI system. </w:t>
+      </w:r>
+    </w:p>
+    <w:p>
+      <w:r>
+        <w:t>The model’s final component concerns the value outcome that the agentic AI initiatives create. We follow the perspective of Woodside et al. (2008) and analyze value from a benefits and costs perspective. More specifically, the data shows many costs with a low likelihood of materializing, therefore we separated costs into sacrifices, i.e. costs that are expected to materialize and risks which this study defines as potential aspects of an outcome that would be negative to the organization but where the likelihood of the outcome is unlikely or highly unknown.</w:t>
       </w:r>
     </w:p>
     <w:p>
@@ -19377,10 +19106,7 @@
         <w:t xml:space="preserve"> of the specific benefits, sacrifices, and </w:t>
       </w:r>
       <w:r>
-        <w:t>risks that are described in this study</w:t>
-      </w:r>
-      <w:r>
-        <w:t xml:space="preserve"> have been found in previous work</w:t>
+        <w:t>risks that are described in this study have been found in previous work</w:t>
       </w:r>
       <w:r>
         <w:t>.</w:t>
@@ -19487,10 +19213,7 @@
         <w:t xml:space="preserve"> </w:t>
       </w:r>
       <w:r>
-        <w:t>empirically and shows that they apply</w:t>
-      </w:r>
-      <w:r>
-        <w:t xml:space="preserve"> to the use cases deployed within the marketing domain</w:t>
+        <w:t>empirically and shows that they apply to the use cases deployed within the marketing domain</w:t>
       </w:r>
       <w:r>
         <w:t>.</w:t>
@@ -19504,19 +19227,7 @@
         <w:rPr>
           <w:lang w:val="en-US"/>
         </w:rPr>
-        <w:t xml:space="preserve">extension of personal skillsets, this perceived benefit relates to marketers being able to perform tasks that they typically are not able to do. </w:t>
-      </w:r>
-      <w:r>
-        <w:rPr>
-          <w:lang w:val="en-US"/>
-        </w:rPr>
-        <w:t>Interviewees see this pattern</w:t>
-      </w:r>
-      <w:r>
-        <w:rPr>
-          <w:lang w:val="en-US"/>
-        </w:rPr>
-        <w:t xml:space="preserve"> and connect it to the cost of job displacement. However, different interviewees interpret this differently, some note that juniors might become less relevant, noting that with agentic AI you essentially already have an army of juniors. Others note that it is instead the seniors that might get displaced because a junior with AI can do the same work while costing less.</w:t>
+        <w:t>extension of personal skillsets, this perceived benefit relates to marketers being able to perform tasks that they typically are not able to do. Interviewees see this pattern and connect it to the cost of job displacement. However, different interviewees interpret this differently, some note that juniors might become less relevant, noting that with agentic AI you essentially already have an army of juniors. Others note that it is instead the seniors that might get displaced because a junior with AI can do the same work while costing less.</w:t>
       </w:r>
       <w:r>
         <w:rPr>
@@ -19540,19 +19251,7 @@
         <w:t xml:space="preserve"> to the explored benefits, sacrifices and risks</w:t>
       </w:r>
       <w:r>
-        <w:t xml:space="preserve"> by </w:t>
-      </w:r>
-      <w:r>
-        <w:t>analyzing how they are mediated by</w:t>
-      </w:r>
-      <w:r>
-        <w:t xml:space="preserve"> managerial behaviors, and how specific risks can be mitigated by applying agentic AI effectively. Table 5 shows examples of specific use-cases and describes when they provided value and why they did not provide similar value in other scenarios. </w:t>
-      </w:r>
-      <w:r>
-        <w:t>The organizational context and managerial behaviors in general stand out</w:t>
-      </w:r>
-      <w:r>
-        <w:t xml:space="preserve"> in their role for value creation. </w:t>
+        <w:t xml:space="preserve"> by analyzing how they are mediated by managerial behaviors, and how specific risks can be mitigated by applying agentic AI effectively. Table 5 shows examples of specific use-cases and describes when they provided value and why they did not provide similar value in other scenarios. The organizational context and managerial behaviors in general stand out in their role for value creation. </w:t>
       </w:r>
     </w:p>
     <w:p>
@@ -19581,10 +19280,7 @@
         <w:t xml:space="preserve">while many mention content that does not meet the quality bar or does not align with the brand as a risk some note that they </w:t>
       </w:r>
       <w:r>
-        <w:t>use AI to validate quality</w:t>
-      </w:r>
-      <w:r>
-        <w:t xml:space="preserve"> and alignment with the brand. These agentic AI content validation systems might be deployed to validate content generated by both human employees and AI systems and in doing so agentic AI might significantly lower brand risk compared to a situation where AI is not deployed. </w:t>
+        <w:t xml:space="preserve">use AI to validate quality and alignment with the brand. These agentic AI content validation systems might be deployed to validate content generated by both human employees and AI systems and in doing so agentic AI might significantly lower brand risk compared to a situation where AI is not deployed. </w:t>
       </w:r>
     </w:p>
     <w:p>
@@ -19612,16 +19308,7 @@
         <w:t xml:space="preserve"> </w:t>
       </w:r>
       <w:r>
-        <w:t>agentic AI, and a key element in doing so is navigating</w:t>
-      </w:r>
-      <w:r>
-        <w:t xml:space="preserve"> the organizational context. The data shows some practical implications that can provide guidance to managers who seek to benefit from agentic AI. In addition to the points made below Appendix B contains a list of practical suggestions that stem from this research and are directly </w:t>
-      </w:r>
-      <w:r>
-        <w:t>applicable for a marketing manager</w:t>
-      </w:r>
-      <w:r>
-        <w:t>.</w:t>
+        <w:t>agentic AI, and a key element in doing so is navigating the organizational context. The data shows some practical implications that can provide guidance to managers who seek to benefit from agentic AI. In addition to the points made below Appendix B contains a list of practical suggestions that stem from this research and are directly applicable for a marketing manager.</w:t>
       </w:r>
     </w:p>
     <w:p>
@@ -19860,31 +19547,7 @@
         <w:rPr>
           <w:lang w:val="en-US"/>
         </w:rPr>
-        <w:t xml:space="preserve">A limitation of this study lies in </w:t>
-      </w:r>
-      <w:r>
-        <w:rPr>
-          <w:lang w:val="en-US"/>
-        </w:rPr>
-        <w:t>the speed at which AI is evolving</w:t>
-      </w:r>
-      <w:r>
-        <w:rPr>
-          <w:lang w:val="en-US"/>
-        </w:rPr>
-        <w:t xml:space="preserve">. Many insights regarding the role of the manager align with earlier works on transformations </w:t>
-      </w:r>
-      <w:r>
-        <w:rPr>
-          <w:lang w:val="en-US"/>
-        </w:rPr>
-        <w:t>(e.g., Vidal et al., 2022)</w:t>
-      </w:r>
-      <w:r>
-        <w:rPr>
-          <w:lang w:val="en-US"/>
-        </w:rPr>
-        <w:t xml:space="preserve"> and are likely to be relevant toward the future; others like the impact of specific use cases might be heavily dependent on the temporal </w:t>
+        <w:t xml:space="preserve">A limitation of this study lies in the speed at which AI is evolving. Many insights regarding the role of the manager align with earlier works on transformations (e.g., Vidal et al., 2022) and are likely to be relevant toward the future; others like the impact of specific use cases might be heavily dependent on the temporal </w:t>
       </w:r>
       <w:commentRangeStart w:id="228"/>
       <w:r>
@@ -19999,19 +19662,7 @@
         <w:rPr>
           <w:lang w:val="en-US"/>
         </w:rPr>
-        <w:t xml:space="preserve"> balance these limitations, future research could make comparisons across industries and conduct longitudinal research to monitor the evolving response of organizations and consumers to the (also) evolving nature of AI on value creation with agentic</w:t>
-      </w:r>
-      <w:r>
-        <w:rPr>
-          <w:lang w:val="en-US"/>
-        </w:rPr>
-        <w:t xml:space="preserve"> </w:t>
-      </w:r>
-      <w:r>
-        <w:rPr>
-          <w:lang w:val="en-US"/>
-        </w:rPr>
-        <w:t>AI and the role of the marketing manager therein.</w:t>
+        <w:t xml:space="preserve"> balance these limitations, future research could make comparisons across industries and conduct longitudinal research to monitor the evolving response of organizations and consumers to the (also) evolving nature of AI on value creation with agentic AI and the role of the marketing manager therein.</w:t>
       </w:r>
     </w:p>
     <w:p>
@@ -20065,19 +19716,7 @@
         <w:rPr>
           <w:lang w:val="en-US"/>
         </w:rPr>
-        <w:t>. This study relies exclusively on interview data and is based on an inductive approach. In line with Polsa (2013)</w:t>
-      </w:r>
-      <w:r>
-        <w:rPr>
-          <w:lang w:val="en-US"/>
-        </w:rPr>
-        <w:t>,</w:t>
-      </w:r>
-      <w:r>
-        <w:rPr>
-          <w:lang w:val="en-US"/>
-        </w:rPr>
-        <w:t xml:space="preserve"> research could use different data collection methods and leverage different research approaches. For example, auditing the state of AI within an </w:t>
+        <w:t xml:space="preserve">. This study relies exclusively on interview data and is based on an inductive approach. In line with Polsa (2013), research could use different data collection methods and leverage different research approaches. For example, auditing the state of AI within an </w:t>
       </w:r>
       <w:commentRangeStart w:id="235"/>
       <w:r>
@@ -21962,7 +21601,7 @@
       <w:r>
         <w:rPr>
           <w:highlight w:val="white"/>
-          <w:lang w:val="nl-NL"/>
+          <w:lang w:val="en-US"/>
         </w:rPr>
         <w:t xml:space="preserve">Kastner, J. K., &amp; Hong, S. J. (1984). </w:t>
       </w:r>
@@ -22222,12 +21861,14 @@
           <w:i/>
           <w:iCs/>
           <w:highlight w:val="white"/>
+          <w:lang w:val="it-IT"/>
         </w:rPr>
         <w:t>Informatica</w:t>
       </w:r>
       <w:r>
         <w:rPr>
           <w:highlight w:val="white"/>
+          <w:lang w:val="it-IT"/>
         </w:rPr>
         <w:t>, </w:t>
       </w:r>
@@ -22236,12 +21877,14 @@
           <w:i/>
           <w:iCs/>
           <w:highlight w:val="white"/>
+          <w:lang w:val="it-IT"/>
         </w:rPr>
         <w:t>49</w:t>
       </w:r>
       <w:r>
         <w:rPr>
           <w:highlight w:val="white"/>
+          <w:lang w:val="it-IT"/>
         </w:rPr>
         <w:t>(28).</w:t>
       </w:r>
@@ -22513,14 +22156,12 @@
       <w:r>
         <w:rPr>
           <w:highlight w:val="white"/>
-          <w:lang w:val="it-IT"/>
         </w:rPr>
         <w:t>Moralles</w:t>
       </w:r>
       <w:r>
         <w:rPr>
           <w:highlight w:val="white"/>
-          <w:lang w:val="it-IT"/>
         </w:rPr>
         <w:t xml:space="preserve">, C., Da Costa, L. A. L., Rigo, S. J., Kunst, R., De Souza, V. C., Silva, E. P., ... </w:t>
       </w:r>
@@ -22728,7 +22369,7 @@
       <w:r>
         <w:rPr>
           <w:highlight w:val="white"/>
-          <w:lang w:val="de-DE"/>
+          <w:lang w:val="en-US"/>
         </w:rPr>
         <w:t xml:space="preserve">Schafer, J. B., Konstan, J. A., &amp; Riedl, J. (2001). </w:t>
       </w:r>
@@ -22777,7 +22418,7 @@
       </w:pPr>
       <w:r>
         <w:rPr>
-          <w:lang w:val="de-DE"/>
+          <w:lang w:val="en-US"/>
         </w:rPr>
         <w:t xml:space="preserve">Schmidt, R., Alt, R., &amp; Zimmermann, A. (2026). </w:t>
       </w:r>
@@ -22949,7 +22590,7 @@
       <w:r>
         <w:rPr>
           <w:highlight w:val="white"/>
-          <w:lang w:val="it-IT"/>
+          <w:lang w:val="en-US"/>
         </w:rPr>
         <w:t xml:space="preserve">Vaid, S., Puntoni, S., Honig, B., &amp; Michael, K. (2025). </w:t>
       </w:r>
@@ -23041,7 +22682,7 @@
       <w:r>
         <w:rPr>
           <w:highlight w:val="white"/>
-          <w:lang w:val="en-US"/>
+          <w:lang w:val="it-IT"/>
         </w:rPr>
         <w:t xml:space="preserve">Wahid, R., Mero, J., &amp; Ritala, P. (2023). </w:t>
       </w:r>
@@ -23680,7 +23321,13 @@
         <w:rPr>
           <w:lang w:val="en-US"/>
         </w:rPr>
-        <w:t>Watch the emerging use cases, and the combinations of tool (or approach) with use case. Value tends to lie in the pairing, not in the tool alone.</w:t>
+        <w:t xml:space="preserve">Watch the emerging use cases, </w:t>
+      </w:r>
+      <w:r>
+        <w:rPr>
+          <w:lang w:val="en-US"/>
+        </w:rPr>
+        <w:t>and tools that are gaining traction.</w:t>
       </w:r>
     </w:p>
     <w:p>
@@ -23691,10 +23338,7 @@
         </w:numPr>
       </w:pPr>
       <w:r>
-        <w:rPr>
-          <w:lang w:val="en-US"/>
-        </w:rPr>
-        <w:t>Track AI’s capability progression, but treat tool- and model-specific facts as dating within months.</w:t>
+        <w:t>Monitor competitors’ adoption of agentic AI.</w:t>
       </w:r>
     </w:p>
     <w:p>
@@ -23705,7 +23349,7 @@
         </w:numPr>
       </w:pPr>
       <w:r>
-        <w:t>Monitor competitors’ adoption of agentic AI.</w:t>
+        <w:t>Monitor shifts in consumer behavior, including customers acting through their own agents (“agents of customers”).</w:t>
       </w:r>
     </w:p>
     <w:p>
@@ -23716,7 +23360,10 @@
         </w:numPr>
       </w:pPr>
       <w:r>
-        <w:t>Monitor shifts in consumer behavior, including customers acting through their own agents (“agents of customers”).</w:t>
+        <w:rPr>
+          <w:lang w:val="en-US"/>
+        </w:rPr>
+        <w:t>Stay wary of the fact that what you hear or read might not reflect reality.</w:t>
       </w:r>
     </w:p>
     <w:p>
@@ -23727,11 +23374,27 @@
         </w:numPr>
       </w:pPr>
       <w:r>
-        <w:rPr>
-          <w:lang w:val="en-US"/>
-        </w:rPr>
-        <w:t>Read vendor roadmaps, but separate what is operationally available from what is merely announced.</w:t>
-      </w:r>
+        <w:t>Learn from others</w:t>
+      </w:r>
+      <w:r>
+        <w:t>:</w:t>
+      </w:r>
+      <w:r>
+        <w:t xml:space="preserve"> leverage events, case studies, and stories </w:t>
+      </w:r>
+    </w:p>
+    <w:p>
+      <w:pPr>
+        <w:pStyle w:val="Heading2"/>
+      </w:pPr>
+      <w:bookmarkStart w:id="261" w:name="_Toc232373245"/>
+      <w:r>
+        <w:t>Navigating</w:t>
+      </w:r>
+      <w:r>
+        <w:t>: acting on the conditions</w:t>
+      </w:r>
+      <w:bookmarkEnd w:id="261"/>
     </w:p>
     <w:p>
       <w:pPr>
@@ -23744,7 +23407,13 @@
         <w:rPr>
           <w:lang w:val="en-US"/>
         </w:rPr>
-        <w:t>Test each reported “use case” for whether it is actually in production and creating value, rather than hype or optics.</w:t>
+        <w:t>Assess AI literacy at every level</w:t>
+      </w:r>
+      <w:r>
+        <w:rPr>
+          <w:lang w:val="en-US"/>
+        </w:rPr>
+        <w:t xml:space="preserve"> and train employees to be ready for the future.</w:t>
       </w:r>
     </w:p>
     <w:p>
@@ -23755,18 +23424,8 @@
         </w:numPr>
       </w:pPr>
       <w:r>
-        <w:t xml:space="preserve">Learn from others, leverage events, case studies, and stories </w:t>
-      </w:r>
-    </w:p>
-    <w:p>
-      <w:pPr>
-        <w:pStyle w:val="Heading2"/>
-      </w:pPr>
-      <w:bookmarkStart w:id="261" w:name="_Toc232373244"/>
-      <w:r>
-        <w:t>Conditions: auditing what enables or constrains</w:t>
-      </w:r>
-      <w:bookmarkEnd w:id="261"/>
+        <w:t xml:space="preserve">Audit data availability, infrastructure, and the technical talent to use them. </w:t>
+      </w:r>
     </w:p>
     <w:p>
       <w:pPr>
@@ -23776,10 +23435,7 @@
         </w:numPr>
       </w:pPr>
       <w:r>
-        <w:rPr>
-          <w:lang w:val="en-US"/>
-        </w:rPr>
-        <w:t>Assess AI literacy at every level and locate resistance, analysis paralysis, and gaps in systems thinking.</w:t>
+        <w:t>Leverage agencies where internal teams fall short.</w:t>
       </w:r>
     </w:p>
     <w:p>
@@ -23790,7 +23446,10 @@
         </w:numPr>
       </w:pPr>
       <w:r>
-        <w:t>Audit data availability, infrastructure, and the technical talent to use them; an agent cannot reach what the organization has not made accessible.</w:t>
+        <w:rPr>
+          <w:lang w:val="en-US"/>
+        </w:rPr>
+        <w:t>Confirm strategic direction and secure senior-leadership backing before scaling.</w:t>
       </w:r>
     </w:p>
     <w:p>
@@ -23801,11 +23460,21 @@
         </w:numPr>
       </w:pPr>
       <w:r>
-        <w:rPr>
-          <w:lang w:val="en-US"/>
-        </w:rPr>
-        <w:lastRenderedPageBreak/>
-        <w:t>Confirm strategic direction and secure senior-leadership backing before scaling.</w:t>
+        <w:t>Map governance, legal, and compliance constraints (such as GDPR) and see if you can create a laboratory where you can experiment whilst staying without violating compliance frameworks.</w:t>
+      </w:r>
+    </w:p>
+    <w:p>
+      <w:r>
+        <w:rPr>
+          <w:lang w:val="en-US"/>
+        </w:rPr>
+        <w:t>Catalogue data to ensure that</w:t>
+      </w:r>
+      <w:r>
+        <w:rPr>
+          <w:lang w:val="en-US"/>
+        </w:rPr>
+        <w:t xml:space="preserve"> it can be interpreted by AI.</w:t>
       </w:r>
     </w:p>
     <w:p>
@@ -23816,7 +23485,10 @@
         </w:numPr>
       </w:pPr>
       <w:r>
-        <w:t>Map governance, legal, and compliance constraints (such as GDPR) and the political silos that slow delivery.</w:t>
+        <w:t>Steer</w:t>
+      </w:r>
+      <w:r>
+        <w:t xml:space="preserve"> what you control: educate (differentiated by level), run experiments, bring people along, provide clarity, and champion the work.</w:t>
       </w:r>
     </w:p>
     <w:p>
@@ -23830,21 +23502,9 @@
         <w:rPr>
           <w:lang w:val="en-US"/>
         </w:rPr>
-        <w:t>Resolve definitional ambiguity early: agree shared business definitions and a data catalogue as a precondition for reliable AI.</w:t>
-      </w:r>
-    </w:p>
-    <w:p>
-      <w:pPr>
-        <w:pStyle w:val="Heading2"/>
-      </w:pPr>
-      <w:bookmarkStart w:id="262" w:name="_Toc232373245"/>
-      <w:r>
-        <w:t>Navigating</w:t>
-      </w:r>
-      <w:r>
-        <w:t>: acting on the conditions</w:t>
-      </w:r>
-      <w:bookmarkEnd w:id="262"/>
+        <w:lastRenderedPageBreak/>
+        <w:t>Ensure people feel valued and know what their place is after AI initiatives are implemented.</w:t>
+      </w:r>
     </w:p>
     <w:p>
       <w:pPr>
@@ -23854,10 +23514,7 @@
         </w:numPr>
       </w:pPr>
       <w:r>
-        <w:t>Steer</w:t>
-      </w:r>
-      <w:r>
-        <w:t xml:space="preserve"> what you control: educate (differentiated by level), run experiments, bring people along, provide clarity, and champion the work.</w:t>
+        <w:t>Do not fall to analysis paralysis, try to find a logical starting point instead.</w:t>
       </w:r>
     </w:p>
     <w:p>
@@ -23871,7 +23528,13 @@
         <w:rPr>
           <w:lang w:val="en-US"/>
         </w:rPr>
-        <w:t>Leverage what is favourable: accessible data, good tooling, an innovation culture, and credible external experts.</w:t>
+        <w:t xml:space="preserve">Identify, empower, and protect AI champions </w:t>
+      </w:r>
+      <w:r>
+        <w:rPr>
+          <w:lang w:val="en-US"/>
+        </w:rPr>
+        <w:t>to ensure they can bring along your team.</w:t>
       </w:r>
     </w:p>
     <w:p>
@@ -23882,8 +23545,21 @@
         </w:numPr>
       </w:pPr>
       <w:r>
-        <w:t>Where you cannot reshape a constraint, create room within it rather than only working around it. For example, a protected laboratory or sandbox, separated from the production environment, where experiments can fail safely, promoting only proven use cases into production.</w:t>
-      </w:r>
+        <w:rPr>
+          <w:lang w:val="en-US"/>
+        </w:rPr>
+        <w:t>Fund and protect experimentation: centralize or absorb its cost so teams are not penalized for early, low-return learning.</w:t>
+      </w:r>
+      <w:bookmarkStart w:id="262" w:name="_Toc232373246"/>
+    </w:p>
+    <w:p>
+      <w:pPr>
+        <w:pStyle w:val="Heading2"/>
+      </w:pPr>
+      <w:r>
+        <w:t>Applying: putting agentic AI to work</w:t>
+      </w:r>
+      <w:bookmarkEnd w:id="262"/>
     </w:p>
     <w:p>
       <w:pPr>
@@ -23896,7 +23572,7 @@
         <w:rPr>
           <w:lang w:val="en-US"/>
         </w:rPr>
-        <w:t>Identify, empower, and protect AI champions who combine technical and business fluency.</w:t>
+        <w:t>Try to define clear problems and workflows where you can leverage agentic AI</w:t>
       </w:r>
     </w:p>
     <w:p>
@@ -23907,10 +23583,7 @@
         </w:numPr>
       </w:pPr>
       <w:r>
-        <w:rPr>
-          <w:lang w:val="en-US"/>
-        </w:rPr>
-        <w:t>Fund and protect experimentation: centralize or absorb its cost so teams are not penalized for early, low-return learning.</w:t>
+        <w:t>When you do not trust the risks, monitor and keep humans in the loop.</w:t>
       </w:r>
     </w:p>
     <w:p>
@@ -23921,21 +23594,17 @@
         </w:numPr>
       </w:pPr>
       <w:r>
-        <w:rPr>
-          <w:lang w:val="en-US"/>
-        </w:rPr>
-        <w:t>Use external help to accelerate, but deliberately retain and internalize capability to avoid dependence.</w:t>
-      </w:r>
-    </w:p>
-    <w:p>
-      <w:pPr>
-        <w:pStyle w:val="Heading2"/>
-      </w:pPr>
-      <w:bookmarkStart w:id="263" w:name="_Toc232373246"/>
-      <w:r>
-        <w:t>Applying: putting agentic AI to work</w:t>
-      </w:r>
-      <w:bookmarkEnd w:id="263"/>
+        <w:t>Match ambition to maturity across use cases (analytics, content</w:t>
+      </w:r>
+      <w:r>
+        <w:t xml:space="preserve"> creation and </w:t>
+      </w:r>
+      <w:r>
+        <w:t>validation</w:t>
+      </w:r>
+      <w:r>
+        <w:t>, generic agents, customer-facing).</w:t>
+      </w:r>
     </w:p>
     <w:p>
       <w:pPr>
@@ -23948,8 +23617,36 @@
         <w:rPr>
           <w:lang w:val="en-US"/>
         </w:rPr>
-        <w:t>Start from a marketing problem or workflow, not from the technology; adopt AI for a job, not for its own sake.</w:t>
-      </w:r>
+        <w:t>For customer-facing agents, build on an existing baseline</w:t>
+      </w:r>
+      <w:r>
+        <w:rPr>
+          <w:lang w:val="en-US"/>
+        </w:rPr>
+        <w:t>;</w:t>
+      </w:r>
+      <w:r>
+        <w:rPr>
+          <w:lang w:val="en-US"/>
+        </w:rPr>
+        <w:t xml:space="preserve"> put brand and tone-of-voice governance in place first</w:t>
+      </w:r>
+      <w:r>
+        <w:rPr>
+          <w:lang w:val="en-US"/>
+        </w:rPr>
+        <w:t>. Only scale after you have gotten signals that it generates net-positive value.</w:t>
+      </w:r>
+      <w:bookmarkStart w:id="263" w:name="_Toc232373247"/>
+    </w:p>
+    <w:p>
+      <w:pPr>
+        <w:pStyle w:val="Heading2"/>
+      </w:pPr>
+      <w:r>
+        <w:t>Mediating Value Outcomes: turning application into value</w:t>
+      </w:r>
+      <w:bookmarkEnd w:id="263"/>
     </w:p>
     <w:p>
       <w:pPr>
@@ -23959,7 +23656,16 @@
         </w:numPr>
       </w:pPr>
       <w:r>
-        <w:t>Decompose the workflow into steps and insert AI only where you trust its performance; keep humans where you do not.</w:t>
+        <w:rPr>
+          <w:lang w:val="en-US"/>
+        </w:rPr>
+        <w:t xml:space="preserve">State the value you are pursuing (efficiency, scale, skill extension, quality) </w:t>
+      </w:r>
+      <w:r>
+        <w:rPr>
+          <w:lang w:val="en-US"/>
+        </w:rPr>
+        <w:t>and try to measure impact. Do this not just to show the value of this use case, but also to be able to unlock future budgets.</w:t>
       </w:r>
     </w:p>
     <w:p>
@@ -23970,8 +23676,7 @@
         </w:numPr>
       </w:pPr>
       <w:r>
-        <w:lastRenderedPageBreak/>
-        <w:t>Engineer the harness as the real object of design: accessible data, memory, tool access, a clear system prompt, and guardrails.</w:t>
+        <w:t>Monitor risks and deploy agentic AI to validate quality or mitigate risk like brand risk, and the risk of hallucinations.</w:t>
       </w:r>
     </w:p>
     <w:p>
@@ -23982,7 +23687,28 @@
         </w:numPr>
       </w:pPr>
       <w:r>
-        <w:t>Standardize or clearly define a task before automating it; automated content works where output is standardized and falls short on creative, on-brand work.</w:t>
+        <w:rPr>
+          <w:lang w:val="en-US"/>
+        </w:rPr>
+        <w:t>Calibrate oversight</w:t>
+      </w:r>
+      <w:r>
+        <w:rPr>
+          <w:lang w:val="en-US"/>
+        </w:rPr>
+        <w:t xml:space="preserve"> and mitigation strategies</w:t>
+      </w:r>
+      <w:r>
+        <w:rPr>
+          <w:lang w:val="en-US"/>
+        </w:rPr>
+        <w:t xml:space="preserve"> to the cost of error and the difficulty of evaluating the output</w:t>
+      </w:r>
+      <w:r>
+        <w:rPr>
+          <w:lang w:val="en-US"/>
+        </w:rPr>
+        <w:t>, do not overdo it for small usecases.</w:t>
       </w:r>
     </w:p>
     <w:p>
@@ -23993,7 +23719,7 @@
         </w:numPr>
       </w:pPr>
       <w:r>
-        <w:t>Match ambition to maturity across use cases (analytics, content, generic agents, customer-facing).</w:t>
+        <w:t>Decide consciously whether to follow (parity) or to differentiate (novel use cases); efficiency gains are not a durable advantage once competitors share them.</w:t>
       </w:r>
     </w:p>
     <w:p>
@@ -24004,118 +23730,10 @@
         </w:numPr>
       </w:pPr>
       <w:r>
-        <w:rPr>
-          <w:lang w:val="en-US"/>
-        </w:rPr>
-        <w:t>For customer-facing agents, build on an existing baseline, put brand and tone-of-voice governance in place first, prove commercial value, and then scale.</w:t>
-      </w:r>
-    </w:p>
-    <w:p>
-      <w:pPr>
-        <w:numPr>
-          <w:ilvl w:val="0"/>
-          <w:numId w:val="1"/>
-        </w:numPr>
-      </w:pPr>
-      <w:r>
-        <w:t>Make the build, buy, or off-the-shelf choice explicitly, weighing speed against lock-in.</w:t>
-      </w:r>
-    </w:p>
-    <w:p>
-      <w:pPr>
-        <w:pStyle w:val="Heading2"/>
-      </w:pPr>
-      <w:bookmarkStart w:id="264" w:name="_Toc232373247"/>
-      <w:r>
-        <w:t>Mediating Value Outcomes: turning application into value</w:t>
-      </w:r>
-      <w:bookmarkEnd w:id="264"/>
-    </w:p>
-    <w:p>
-      <w:pPr>
-        <w:numPr>
-          <w:ilvl w:val="0"/>
-          <w:numId w:val="1"/>
-        </w:numPr>
-      </w:pPr>
-      <w:r>
-        <w:rPr>
-          <w:lang w:val="en-US"/>
-        </w:rPr>
-        <w:t>State the value you are pursuing (efficiency, scale, skill extension, quality) and benchmark AI output against a human baseline so improvement is measurable.</w:t>
-      </w:r>
-    </w:p>
-    <w:p>
-      <w:pPr>
-        <w:numPr>
-          <w:ilvl w:val="0"/>
-          <w:numId w:val="1"/>
-        </w:numPr>
-      </w:pPr>
-      <w:r>
-        <w:t>Account honestly for sacrifices: infrastructure, API, and licensing costs, the time to implement, and the human impact of any displacement.</w:t>
-      </w:r>
-    </w:p>
-    <w:p>
-      <w:pPr>
-        <w:numPr>
-          <w:ilvl w:val="0"/>
-          <w:numId w:val="1"/>
-        </w:numPr>
-      </w:pPr>
-      <w:r>
-        <w:t>Govern risks with AI: brand-control and tone-of-voice agents for brand risk; evaluator agents and human sense-checking for hallucination; explicit controls for security and privacy.</w:t>
-      </w:r>
-    </w:p>
-    <w:p>
-      <w:pPr>
-        <w:numPr>
-          <w:ilvl w:val="0"/>
-          <w:numId w:val="1"/>
-        </w:numPr>
-      </w:pPr>
-      <w:r>
-        <w:rPr>
-          <w:lang w:val="en-US"/>
-        </w:rPr>
-        <w:t>Calibrate oversight to the cost of error and the difficulty of evaluating the output, not to eliminating error altogether.</w:t>
-      </w:r>
-    </w:p>
-    <w:p>
-      <w:pPr>
-        <w:numPr>
-          <w:ilvl w:val="0"/>
-          <w:numId w:val="1"/>
-        </w:numPr>
-      </w:pPr>
-      <w:r>
-        <w:t>Decide consciously whether to follow (efficiency parity) or to differentiate (novel use cases); efficiency gains are not a durable advantage once competitors share them.</w:t>
-      </w:r>
-    </w:p>
-    <w:p>
-      <w:pPr>
-        <w:numPr>
-          <w:ilvl w:val="0"/>
-          <w:numId w:val="1"/>
-        </w:numPr>
-      </w:pPr>
-      <w:r>
+        <w:lastRenderedPageBreak/>
         <w:t>Treat AI budgeting as a strategic act: returns can be large but uncertain, and conventional business cases tend to under-fund experimentation.</w:t>
       </w:r>
     </w:p>
-    <w:p>
-      <w:pPr>
-        <w:numPr>
-          <w:ilvl w:val="0"/>
-          <w:numId w:val="1"/>
-        </w:numPr>
-      </w:pPr>
-      <w:r>
-        <w:lastRenderedPageBreak/>
-        <w:t>Protect the longer term: do not hollow out the junior talent pipeline or trade away brand distinctiveness for short-term efficiency.</w:t>
-      </w:r>
-    </w:p>
-    <w:p/>
     <w:sectPr>
       <w:headerReference w:type="default" r:id="rId26"/>
       <w:pgSz w:w="12240" w:h="15840"/>
@@ -28802,7 +28420,7 @@
   <w15:commentEx w15:paraId="6C8EAFE9" w15:done="1"/>
   <w15:commentEx w15:paraId="594265F5" w15:done="1"/>
   <w15:commentEx w15:paraId="53C643AD" w15:done="1"/>
-  <w15:commentEx w15:paraId="05D2FABE" w15:done="0"/>
+  <w15:commentEx w15:paraId="05D2FABE" w15:done="1"/>
 </w15:commentsEx>
 </file>
 
@@ -32040,6 +31658,7 @@
   <w:style w:type="character" w:default="1" w:styleId="DefaultParagraphFont">
     <w:name w:val="Default Paragraph Font"/>
     <w:uiPriority w:val="1"/>
+    <w:semiHidden/>
     <w:unhideWhenUsed/>
   </w:style>
   <w:style w:type="table" w:default="1" w:styleId="TableNormal">

--- a/Thesis Draft - Daan Luttik - MBA - copy from 2026-06-14.docx
+++ b/Thesis Draft - Daan Luttik - MBA - copy from 2026-06-14.docx
@@ -4976,7 +4976,7 @@
         <w:rPr>
           <w:lang w:val="en-US"/>
         </w:rPr>
-        <w:t xml:space="preserve">ChatGPT was the introduction of GenAI to the broader public as a simple question-and-answer machine (OpenAI, 2022). ChatGPT can generate text based on the user’s input; this, in addition to the earlier release of stable diffusion and other imaging models, made the public keenly aware of the potential for AI to answer questions and create content (Wahid et al., 2023). Marketers started using the image generation to make better briefings for the design department and used the text systems to write better copy, be a brainstorming partner for the creative process, and much more, all the while this is done more effectively (Wahid et al., 2023; Grewal et al., 2025; Abou Elgheit, </w:t>
+        <w:t xml:space="preserve">ChatGPT was the introduction of GenAI to the broader public as a simple question-and-answer machine (OpenAI, 2022). ChatGPT can generate text based on the user’s input; this, in addition to the earlier release of stable diffusion and other imaging models, made the public keenly aware of the potential for AI to answer questions and create content (Wahid et al., 2023). Marketers started using the image generation to make better briefings for the design department and used the text systems to write better copy, be a brainstorming partner for the creative process, and much more, all the while this is done more effectively (Wahid et al., 2023; Grewal et al., 2025; Elgheit, </w:t>
       </w:r>
       <w:commentRangeStart w:id="51"/>
       <w:r>
@@ -5846,7 +5846,10 @@
       <w:bookmarkStart w:id="80" w:name="OLE_LINK12"/>
       <w:bookmarkEnd w:id="77"/>
       <w:r>
-        <w:t>Vidal et al. (</w:t>
+        <w:t>Fernandez-Vidal</w:t>
+      </w:r>
+      <w:r>
+        <w:t xml:space="preserve"> et al. (</w:t>
       </w:r>
       <w:r>
         <w:rPr>
@@ -5896,20 +5899,35 @@
         </w:rPr>
       </w:pPr>
       <w:r>
-        <w:t>Vidal et al. (</w:t>
-      </w:r>
-      <w:r>
-        <w:rPr>
-          <w:lang w:val="en-US"/>
-        </w:rPr>
-        <w:t xml:space="preserve">2022) describe digital transformation from the managerial perspective. While focusing mainly on technical roles, Vidal et al. (2022) highlight the importance of </w:t>
+        <w:t>Fernandez-Vidal</w:t>
+      </w:r>
+      <w:r>
+        <w:t xml:space="preserve"> et al. (</w:t>
+      </w:r>
+      <w:r>
+        <w:rPr>
+          <w:lang w:val="en-US"/>
+        </w:rPr>
+        <w:t xml:space="preserve">2022) describe digital transformation from the managerial perspective. While focusing mainly on technical roles, </w:t>
+      </w:r>
+      <w:r>
+        <w:rPr>
+          <w:lang w:val="en-US"/>
+        </w:rPr>
+        <w:t>Fernandez-Vidal</w:t>
+      </w:r>
+      <w:r>
+        <w:rPr>
+          <w:lang w:val="en-US"/>
+        </w:rPr>
+        <w:t xml:space="preserve"> et al. (2022) highlight </w:t>
       </w:r>
       <w:r>
         <w:rPr>
           <w:lang w:val="en-US"/>
         </w:rPr>
         <w:lastRenderedPageBreak/>
-        <w:t>management during digital transformations, noting its role in driving business change, managing technical talent, and prioritizing learning.</w:t>
+        <w:t>the importance of management during digital transformations, noting its role in driving business change, managing technical talent, and prioritizing learning.</w:t>
       </w:r>
     </w:p>
     <w:p>
@@ -6064,7 +6082,29 @@
         <w:rPr>
           <w:lang w:val="en-US"/>
         </w:rPr>
-        <w:t>Given the exploratory nature of the research question and the emerging character of agentic AI in marketing, constructivist grounded theory, a form of qualitative research, will be applied (</w:t>
+        <w:t xml:space="preserve">Given the exploratory nature of the research question and the emerging character of agentic AI in marketing, </w:t>
+      </w:r>
+      <w:del w:id="88" w:author="Claude" w:date="2026-06-15T00:00:00Z">
+        <w:r>
+          <w:rPr>
+            <w:lang w:val="en-US"/>
+          </w:rPr>
+          <w:delText>constructivist grounded theory, a form of qualitative research, will be applied</w:delText>
+        </w:r>
+      </w:del>
+      <w:ins w:id="89" w:author="Claude" w:date="2026-06-15T00:00:00Z">
+        <w:r>
+          <w:rPr>
+            <w:lang w:val="en-US"/>
+          </w:rPr>
+          <w:t>constructivist grounded theory, a form of qualitative research, was applied</w:t>
+        </w:r>
+      </w:ins>
+      <w:r>
+        <w:rPr>
+          <w:lang w:val="en-US"/>
+        </w:rPr>
+        <w:t xml:space="preserve"> (</w:t>
       </w:r>
       <w:r>
         <w:rPr>
@@ -6149,7 +6189,7 @@
         <w:pStyle w:val="Heading2"/>
         <w:spacing w:before="80"/>
       </w:pPr>
-      <w:bookmarkStart w:id="88" w:name="_Toc232373226"/>
+      <w:bookmarkStart w:id="90" w:name="_Toc232373226"/>
       <w:r>
         <w:rPr>
           <w:lang w:val="en-US"/>
@@ -6165,7 +6205,7 @@
         </w:rPr>
         <w:t>Data collection</w:t>
       </w:r>
-      <w:bookmarkEnd w:id="88"/>
+      <w:bookmarkEnd w:id="90"/>
     </w:p>
     <w:p>
       <w:r>
@@ -6187,14 +6227,14 @@
         <w:rPr>
           <w:lang w:val="en-US"/>
         </w:rPr>
-        <w:t xml:space="preserve">The research employs in-depth interviews with two key stakeholder groups: 1. marketing managers, who bring the domain expertise and practical experience, and 2. AI experts who can add additional expert knowledge about the technical possibilities and limitations of agentic AI solutions. This dual perspective is chosen to get additional insights on both the technological </w:t>
+        <w:t xml:space="preserve">The research employs in-depth interviews with two key stakeholder groups: 1. marketing managers, who bring the domain expertise and practical experience, and 2. AI experts who can add additional expert knowledge about the technical possibilities and limitations of agentic AI </w:t>
       </w:r>
       <w:r>
         <w:rPr>
           <w:lang w:val="en-US"/>
         </w:rPr>
         <w:lastRenderedPageBreak/>
-        <w:t xml:space="preserve">possibilities and the current and planned use within marketing. The interaction between these perspectives can draw out insights that would otherwise be missed and further inform theory and practice. </w:t>
+        <w:t xml:space="preserve">solutions. This dual perspective is chosen to get additional insights on both the technological possibilities and the current and planned use within marketing. The interaction between these perspectives can draw out insights that would otherwise be missed and further inform theory and practice. </w:t>
       </w:r>
     </w:p>
     <w:p>
@@ -6217,7 +6257,51 @@
         <w:rPr>
           <w:lang w:val="en-US"/>
         </w:rPr>
-        <w:t>The process of iteratively collecting and analyzing data within constructive grounded theory starts with open, intensive interviews (Charmaz, 2014). Afterward, the data will be analyzed through the coding process. In this process, statements from the interviews will be categorized (Charmaz, 2014); this forms the basis for further analysis. Coding, in its three forms (initial, focused, and theoretical), forms the link between the interviews and the resulting theory (Charmaz, 2014).</w:t>
+        <w:t xml:space="preserve">The process of iteratively collecting and analyzing data within constructive grounded theory starts with open, intensive interviews (Charmaz, 2014). Afterward, </w:t>
+      </w:r>
+      <w:del w:id="91" w:author="Claude" w:date="2026-06-15T00:00:00Z">
+        <w:r>
+          <w:rPr>
+            <w:lang w:val="en-US"/>
+          </w:rPr>
+          <w:delText>the data will be analyzed through the coding process</w:delText>
+        </w:r>
+      </w:del>
+      <w:ins w:id="92" w:author="Claude" w:date="2026-06-15T00:00:00Z">
+        <w:r>
+          <w:rPr>
+            <w:lang w:val="en-US"/>
+          </w:rPr>
+          <w:t>the data was analyzed through the coding process</w:t>
+        </w:r>
+      </w:ins>
+      <w:r>
+        <w:rPr>
+          <w:lang w:val="en-US"/>
+        </w:rPr>
+        <w:t xml:space="preserve">. In this process, </w:t>
+      </w:r>
+      <w:del w:id="93" w:author="Claude" w:date="2026-06-15T00:00:00Z">
+        <w:r>
+          <w:rPr>
+            <w:lang w:val="en-US"/>
+          </w:rPr>
+          <w:delText>statements from the interviews will be categorized</w:delText>
+        </w:r>
+      </w:del>
+      <w:ins w:id="94" w:author="Claude" w:date="2026-06-15T00:00:00Z">
+        <w:r>
+          <w:rPr>
+            <w:lang w:val="en-US"/>
+          </w:rPr>
+          <w:t>statements from the interviews were categorized</w:t>
+        </w:r>
+      </w:ins>
+      <w:r>
+        <w:rPr>
+          <w:lang w:val="en-US"/>
+        </w:rPr>
+        <w:t xml:space="preserve"> (Charmaz, 2014); this forms the basis for further analysis. Coding, in its three forms (initial, focused, and theoretical), forms the link between the interviews and the resulting theory (Charmaz, 2014).</w:t>
       </w:r>
       <w:r>
         <w:rPr>
@@ -6274,44 +6358,45 @@
       <w:pPr>
         <w:pStyle w:val="Heading2"/>
       </w:pPr>
-      <w:bookmarkStart w:id="89" w:name="_kqzta5wwdy54" w:colFirst="0" w:colLast="0"/>
-      <w:bookmarkStart w:id="90" w:name="_Toc232373227"/>
-      <w:bookmarkEnd w:id="89"/>
-      <w:r>
-        <w:rPr>
-          <w:lang w:val="en-US"/>
-        </w:rPr>
+      <w:bookmarkStart w:id="95" w:name="_kqzta5wwdy54" w:colFirst="0" w:colLast="0"/>
+      <w:bookmarkStart w:id="96" w:name="_Toc232373227"/>
+      <w:bookmarkEnd w:id="95"/>
+      <w:r>
+        <w:rPr>
+          <w:lang w:val="en-US"/>
+        </w:rPr>
+        <w:lastRenderedPageBreak/>
         <w:t>3.3.</w:t>
       </w:r>
       <w:r>
         <w:tab/>
       </w:r>
-      <w:commentRangeStart w:id="91"/>
-      <w:commentRangeStart w:id="92"/>
+      <w:commentRangeStart w:id="97"/>
+      <w:commentRangeStart w:id="98"/>
       <w:r>
         <w:rPr>
           <w:lang w:val="en-US"/>
         </w:rPr>
         <w:t>Intended sample and sample size</w:t>
       </w:r>
-      <w:bookmarkEnd w:id="90"/>
-      <w:commentRangeEnd w:id="92"/>
+      <w:bookmarkEnd w:id="96"/>
+      <w:commentRangeEnd w:id="98"/>
       <w:r>
         <w:rPr>
           <w:rStyle w:val="CommentReference"/>
           <w:sz w:val="22"/>
           <w:szCs w:val="22"/>
         </w:rPr>
-        <w:commentReference w:id="92"/>
-      </w:r>
-      <w:commentRangeEnd w:id="91"/>
+        <w:commentReference w:id="98"/>
+      </w:r>
+      <w:commentRangeEnd w:id="97"/>
       <w:r>
         <w:rPr>
           <w:rStyle w:val="CommentReference"/>
           <w:sz w:val="22"/>
           <w:szCs w:val="22"/>
         </w:rPr>
-        <w:commentReference w:id="91"/>
+        <w:commentReference w:id="97"/>
       </w:r>
     </w:p>
     <w:p>
@@ -6333,14 +6418,7 @@
         <w:rPr>
           <w:lang w:val="en-US"/>
         </w:rPr>
-        <w:t xml:space="preserve"> a slightly wider scope than just those with the formal title is chosen: the focus is on those who have a clear </w:t>
-      </w:r>
-      <w:r>
-        <w:rPr>
-          <w:lang w:val="en-US"/>
-        </w:rPr>
-        <w:lastRenderedPageBreak/>
-        <w:t xml:space="preserve">managerial role in the marketing team, e.g. a CMO or marketing manager, but also those who are leading AI initiatives within the marketing team, i.e. they might not be the direct supervisor, but they are leading the change process or implementation. The second group consists of AI experts; they are selected based on knowledge of AI and expertise in implementing and rolling out AI systems. This group contains both technical leaders and technical consultants. </w:t>
+        <w:t xml:space="preserve"> a slightly wider scope than just those with the formal title is chosen: the focus is on those who have a clear managerial role in the marketing team, e.g. a CMO or marketing manager, but also those who are leading AI initiatives within the marketing team, i.e. they might not be the direct supervisor, but they are leading the change process or implementation. The second group consists of AI experts; they are selected based on knowledge of AI and expertise in implementing and rolling out AI systems. This group contains both technical leaders and technical consultants. </w:t>
       </w:r>
     </w:p>
     <w:p>
@@ -6350,145 +6428,145 @@
         </w:rPr>
         <w:t xml:space="preserve">To find sufficient participants, a combination of purposive </w:t>
       </w:r>
-      <w:commentRangeStart w:id="93"/>
-      <w:commentRangeStart w:id="94"/>
-      <w:commentRangeStart w:id="95"/>
-      <w:commentRangeStart w:id="96"/>
-      <w:commentRangeStart w:id="97"/>
-      <w:commentRangeStart w:id="98"/>
       <w:commentRangeStart w:id="99"/>
-      <w:r>
-        <w:rPr>
-          <w:lang w:val="en-US"/>
-        </w:rPr>
-        <w:t>sampling</w:t>
-      </w:r>
-      <w:commentRangeEnd w:id="98"/>
-      <w:r>
-        <w:rPr>
-          <w:rStyle w:val="CommentReference"/>
-          <w:sz w:val="22"/>
-          <w:szCs w:val="22"/>
-          <w:lang w:val="en-US"/>
-        </w:rPr>
-        <w:commentReference w:id="98"/>
-      </w:r>
-      <w:commentRangeEnd w:id="99"/>
-      <w:r>
-        <w:rPr>
-          <w:rStyle w:val="CommentReference"/>
-          <w:sz w:val="22"/>
-          <w:szCs w:val="22"/>
-          <w:lang w:val="en-US"/>
-        </w:rPr>
-        <w:commentReference w:id="99"/>
-      </w:r>
-      <w:commentRangeEnd w:id="96"/>
-      <w:r>
-        <w:rPr>
-          <w:rStyle w:val="CommentReference"/>
-          <w:sz w:val="22"/>
-          <w:szCs w:val="22"/>
-          <w:lang w:val="en-US"/>
-        </w:rPr>
-        <w:commentReference w:id="96"/>
-      </w:r>
-      <w:commentRangeEnd w:id="97"/>
-      <w:r>
-        <w:rPr>
-          <w:rStyle w:val="CommentReference"/>
-          <w:sz w:val="22"/>
-          <w:szCs w:val="22"/>
-          <w:lang w:val="en-US"/>
-        </w:rPr>
-        <w:commentReference w:id="97"/>
-      </w:r>
-      <w:commentRangeEnd w:id="93"/>
-      <w:r>
-        <w:rPr>
-          <w:rStyle w:val="CommentReference"/>
-          <w:sz w:val="22"/>
-          <w:szCs w:val="22"/>
-          <w:lang w:val="en-US"/>
-        </w:rPr>
-        <w:commentReference w:id="93"/>
-      </w:r>
-      <w:commentRangeEnd w:id="94"/>
-      <w:r>
-        <w:rPr>
-          <w:rStyle w:val="CommentReference"/>
-          <w:sz w:val="22"/>
-          <w:szCs w:val="22"/>
-          <w:lang w:val="en-US"/>
-        </w:rPr>
-        <w:commentReference w:id="94"/>
-      </w:r>
-      <w:commentRangeEnd w:id="95"/>
-      <w:r>
-        <w:rPr>
-          <w:rStyle w:val="CommentReference"/>
-          <w:sz w:val="22"/>
-          <w:szCs w:val="22"/>
-          <w:lang w:val="en-US"/>
-        </w:rPr>
-        <w:commentReference w:id="95"/>
-      </w:r>
-      <w:r>
-        <w:rPr>
-          <w:lang w:val="en-US"/>
-        </w:rPr>
-        <w:t xml:space="preserve"> (Patton, 2014</w:t>
-      </w:r>
       <w:commentRangeStart w:id="100"/>
       <w:commentRangeStart w:id="101"/>
-      <w:r>
-        <w:rPr>
-          <w:lang w:val="en-US"/>
-        </w:rPr>
-        <w:t xml:space="preserve">) and </w:t>
-      </w:r>
-      <w:commentRangeEnd w:id="100"/>
-      <w:r>
-        <w:rPr>
-          <w:rStyle w:val="CommentReference"/>
-          <w:sz w:val="22"/>
-          <w:szCs w:val="22"/>
-        </w:rPr>
-        <w:commentReference w:id="100"/>
-      </w:r>
-      <w:commentRangeEnd w:id="101"/>
-      <w:r>
-        <w:rPr>
-          <w:rStyle w:val="CommentReference"/>
-          <w:sz w:val="22"/>
-          <w:szCs w:val="22"/>
-        </w:rPr>
-        <w:commentReference w:id="101"/>
-      </w:r>
-      <w:r>
-        <w:t>snowball sampling (Parker et al., 2019) is used to identify interview participants</w:t>
-      </w:r>
-      <w:r>
-        <w:rPr>
-          <w:lang w:val="en-US"/>
-        </w:rPr>
-        <w:t>. The sampling starts with the researcher's personal network, relying mainly on LinkedIn; candidates were selected when their roles matched the selection criteria. Candidates are selected based on their role. Since the sampling universe is already narrow and access might be limited, n</w:t>
-      </w:r>
       <w:commentRangeStart w:id="102"/>
       <w:commentRangeStart w:id="103"/>
       <w:commentRangeStart w:id="104"/>
       <w:commentRangeStart w:id="105"/>
+      <w:r>
+        <w:rPr>
+          <w:lang w:val="en-US"/>
+        </w:rPr>
+        <w:t>sampling</w:t>
+      </w:r>
+      <w:commentRangeEnd w:id="104"/>
+      <w:r>
+        <w:rPr>
+          <w:rStyle w:val="CommentReference"/>
+          <w:sz w:val="22"/>
+          <w:szCs w:val="22"/>
+          <w:lang w:val="en-US"/>
+        </w:rPr>
+        <w:commentReference w:id="104"/>
+      </w:r>
+      <w:commentRangeEnd w:id="105"/>
+      <w:r>
+        <w:rPr>
+          <w:rStyle w:val="CommentReference"/>
+          <w:sz w:val="22"/>
+          <w:szCs w:val="22"/>
+          <w:lang w:val="en-US"/>
+        </w:rPr>
+        <w:commentReference w:id="105"/>
+      </w:r>
+      <w:commentRangeEnd w:id="102"/>
+      <w:r>
+        <w:rPr>
+          <w:rStyle w:val="CommentReference"/>
+          <w:sz w:val="22"/>
+          <w:szCs w:val="22"/>
+          <w:lang w:val="en-US"/>
+        </w:rPr>
+        <w:commentReference w:id="102"/>
+      </w:r>
+      <w:commentRangeEnd w:id="103"/>
+      <w:r>
+        <w:rPr>
+          <w:rStyle w:val="CommentReference"/>
+          <w:sz w:val="22"/>
+          <w:szCs w:val="22"/>
+          <w:lang w:val="en-US"/>
+        </w:rPr>
+        <w:commentReference w:id="103"/>
+      </w:r>
+      <w:commentRangeEnd w:id="99"/>
+      <w:r>
+        <w:rPr>
+          <w:rStyle w:val="CommentReference"/>
+          <w:sz w:val="22"/>
+          <w:szCs w:val="22"/>
+          <w:lang w:val="en-US"/>
+        </w:rPr>
+        <w:commentReference w:id="99"/>
+      </w:r>
+      <w:commentRangeEnd w:id="100"/>
+      <w:r>
+        <w:rPr>
+          <w:rStyle w:val="CommentReference"/>
+          <w:sz w:val="22"/>
+          <w:szCs w:val="22"/>
+          <w:lang w:val="en-US"/>
+        </w:rPr>
+        <w:commentReference w:id="100"/>
+      </w:r>
+      <w:commentRangeEnd w:id="101"/>
+      <w:r>
+        <w:rPr>
+          <w:rStyle w:val="CommentReference"/>
+          <w:sz w:val="22"/>
+          <w:szCs w:val="22"/>
+          <w:lang w:val="en-US"/>
+        </w:rPr>
+        <w:commentReference w:id="101"/>
+      </w:r>
+      <w:r>
+        <w:rPr>
+          <w:lang w:val="en-US"/>
+        </w:rPr>
+        <w:t xml:space="preserve"> (Patton, 2014</w:t>
+      </w:r>
       <w:commentRangeStart w:id="106"/>
       <w:commentRangeStart w:id="107"/>
+      <w:r>
+        <w:rPr>
+          <w:lang w:val="en-US"/>
+        </w:rPr>
+        <w:t xml:space="preserve">) and </w:t>
+      </w:r>
+      <w:commentRangeEnd w:id="106"/>
+      <w:r>
+        <w:rPr>
+          <w:rStyle w:val="CommentReference"/>
+          <w:sz w:val="22"/>
+          <w:szCs w:val="22"/>
+        </w:rPr>
+        <w:commentReference w:id="106"/>
+      </w:r>
+      <w:commentRangeEnd w:id="107"/>
+      <w:r>
+        <w:rPr>
+          <w:rStyle w:val="CommentReference"/>
+          <w:sz w:val="22"/>
+          <w:szCs w:val="22"/>
+        </w:rPr>
+        <w:commentReference w:id="107"/>
+      </w:r>
+      <w:r>
+        <w:t>snowball sampling (Parker et al., 2019) is used to identify interview participants</w:t>
+      </w:r>
+      <w:r>
+        <w:rPr>
+          <w:lang w:val="en-US"/>
+        </w:rPr>
+        <w:t>. The sampling starts with the researcher's personal network, relying mainly on LinkedIn; candidates were selected when their roles matched the selection criteria. Candidates are selected based on their role. Since the sampling universe is already narrow and access might be limited, n</w:t>
+      </w:r>
       <w:commentRangeStart w:id="108"/>
       <w:commentRangeStart w:id="109"/>
+      <w:commentRangeStart w:id="110"/>
+      <w:commentRangeStart w:id="111"/>
+      <w:commentRangeStart w:id="112"/>
+      <w:commentRangeStart w:id="113"/>
+      <w:commentRangeStart w:id="114"/>
+      <w:commentRangeStart w:id="115"/>
       <w:r>
         <w:rPr>
           <w:lang w:val="en-US"/>
         </w:rPr>
         <w:t>o further selection criteria are applied to potential participants.</w:t>
       </w:r>
-      <w:commentRangeEnd w:id="106"/>
+      <w:commentRangeEnd w:id="112"/>
       <w:r>
         <w:rPr>
           <w:rStyle w:val="CommentReference"/>
@@ -6496,9 +6574,9 @@
           <w:szCs w:val="22"/>
           <w:lang w:val="en-US"/>
         </w:rPr>
-        <w:commentReference w:id="106"/>
-      </w:r>
-      <w:commentRangeEnd w:id="107"/>
+        <w:commentReference w:id="112"/>
+      </w:r>
+      <w:commentRangeEnd w:id="113"/>
       <w:r>
         <w:rPr>
           <w:rStyle w:val="CommentReference"/>
@@ -6506,9 +6584,9 @@
           <w:szCs w:val="22"/>
           <w:lang w:val="en-US"/>
         </w:rPr>
-        <w:commentReference w:id="107"/>
-      </w:r>
-      <w:commentRangeEnd w:id="108"/>
+        <w:commentReference w:id="113"/>
+      </w:r>
+      <w:commentRangeEnd w:id="114"/>
       <w:r>
         <w:rPr>
           <w:rStyle w:val="CommentReference"/>
@@ -6516,9 +6594,9 @@
           <w:szCs w:val="22"/>
           <w:lang w:val="en-US"/>
         </w:rPr>
-        <w:commentReference w:id="108"/>
-      </w:r>
-      <w:commentRangeEnd w:id="109"/>
+        <w:commentReference w:id="114"/>
+      </w:r>
+      <w:commentRangeEnd w:id="115"/>
       <w:r>
         <w:rPr>
           <w:rStyle w:val="CommentReference"/>
@@ -6526,9 +6604,9 @@
           <w:szCs w:val="22"/>
           <w:lang w:val="en-US"/>
         </w:rPr>
-        <w:commentReference w:id="109"/>
-      </w:r>
-      <w:commentRangeEnd w:id="105"/>
+        <w:commentReference w:id="115"/>
+      </w:r>
+      <w:commentRangeEnd w:id="111"/>
       <w:r>
         <w:rPr>
           <w:rStyle w:val="CommentReference"/>
@@ -6536,9 +6614,9 @@
           <w:szCs w:val="22"/>
           <w:lang w:val="en-US"/>
         </w:rPr>
-        <w:commentReference w:id="105"/>
-      </w:r>
-      <w:commentRangeEnd w:id="104"/>
+        <w:commentReference w:id="111"/>
+      </w:r>
+      <w:commentRangeEnd w:id="110"/>
       <w:r>
         <w:rPr>
           <w:rStyle w:val="CommentReference"/>
@@ -6546,9 +6624,9 @@
           <w:szCs w:val="22"/>
           <w:lang w:val="en-US"/>
         </w:rPr>
-        <w:commentReference w:id="104"/>
-      </w:r>
-      <w:commentRangeEnd w:id="103"/>
+        <w:commentReference w:id="110"/>
+      </w:r>
+      <w:commentRangeEnd w:id="109"/>
       <w:r>
         <w:rPr>
           <w:rStyle w:val="CommentReference"/>
@@ -6556,9 +6634,9 @@
           <w:szCs w:val="22"/>
           <w:lang w:val="en-US"/>
         </w:rPr>
-        <w:commentReference w:id="103"/>
-      </w:r>
-      <w:commentRangeEnd w:id="102"/>
+        <w:commentReference w:id="109"/>
+      </w:r>
+      <w:commentRangeEnd w:id="108"/>
       <w:r>
         <w:rPr>
           <w:rStyle w:val="CommentReference"/>
@@ -6566,7 +6644,7 @@
           <w:szCs w:val="22"/>
           <w:lang w:val="en-US"/>
         </w:rPr>
-        <w:commentReference w:id="102"/>
+        <w:commentReference w:id="108"/>
       </w:r>
       <w:r>
         <w:rPr>
@@ -6619,7 +6697,51 @@
         <w:rPr>
           <w:lang w:val="en-US"/>
         </w:rPr>
-        <w:t xml:space="preserve">new data no longer yields new theoretical insights. As noted before, data gathering will be steered by theoretical sampling, which relies on the circular process of administering interviews, writing memos, and coding data into relevant categories (Charmaz, </w:t>
+        <w:t xml:space="preserve">new data </w:t>
+      </w:r>
+      <w:del w:id="116" w:author="Claude" w:date="2026-06-15T00:00:00Z">
+        <w:r>
+          <w:rPr>
+            <w:lang w:val="en-US"/>
+          </w:rPr>
+          <w:delText>no longer yields new theoretical insights</w:delText>
+        </w:r>
+      </w:del>
+      <w:ins w:id="117" w:author="Claude" w:date="2026-06-15T00:00:00Z">
+        <w:r>
+          <w:rPr>
+            <w:lang w:val="en-US"/>
+          </w:rPr>
+          <w:t>no longer yielded new theoretical insights</w:t>
+        </w:r>
+      </w:ins>
+      <w:r>
+        <w:rPr>
+          <w:lang w:val="en-US"/>
+        </w:rPr>
+        <w:t xml:space="preserve">. As noted before, </w:t>
+      </w:r>
+      <w:del w:id="118" w:author="Claude" w:date="2026-06-15T00:00:00Z">
+        <w:r>
+          <w:rPr>
+            <w:lang w:val="en-US"/>
+          </w:rPr>
+          <w:delText>data gathering will be steered by theoretical sampling</w:delText>
+        </w:r>
+      </w:del>
+      <w:ins w:id="119" w:author="Claude" w:date="2026-06-15T00:00:00Z">
+        <w:r>
+          <w:rPr>
+            <w:lang w:val="en-US"/>
+          </w:rPr>
+          <w:t>data gathering was steered by theoretical sampling</w:t>
+        </w:r>
+      </w:ins>
+      <w:r>
+        <w:rPr>
+          <w:lang w:val="en-US"/>
+        </w:rPr>
+        <w:t xml:space="preserve">, which relies on the circular process of administering interviews, writing memos, and coding data into relevant categories (Charmaz, </w:t>
       </w:r>
       <w:r>
         <w:rPr>
@@ -6641,6 +6763,7 @@
         <w:rPr>
           <w:lang w:val="en-US"/>
         </w:rPr>
+        <w:lastRenderedPageBreak/>
         <w:t xml:space="preserve">Table 1 contains an anonymized overview of the candidates, including their background, </w:t>
       </w:r>
       <w:r>
@@ -12734,8 +12857,8 @@
           <w:cols w:space="708"/>
         </w:sectPr>
       </w:pPr>
-      <w:bookmarkStart w:id="110" w:name="_jewz4ftnfnae" w:colFirst="0" w:colLast="0"/>
-      <w:bookmarkEnd w:id="110"/>
+      <w:bookmarkStart w:id="120" w:name="_jewz4ftnfnae" w:colFirst="0" w:colLast="0"/>
+      <w:bookmarkEnd w:id="120"/>
       <w:r>
         <w:t xml:space="preserve"> </w:t>
       </w:r>
@@ -12744,7 +12867,7 @@
       <w:pPr>
         <w:pStyle w:val="Heading2"/>
       </w:pPr>
-      <w:bookmarkStart w:id="111" w:name="_Toc232373228"/>
+      <w:bookmarkStart w:id="121" w:name="_Toc232373228"/>
       <w:r>
         <w:lastRenderedPageBreak/>
         <w:t>3.4</w:t>
@@ -12753,7 +12876,7 @@
         <w:tab/>
         <w:t>Trustworthiness</w:t>
       </w:r>
-      <w:bookmarkEnd w:id="111"/>
+      <w:bookmarkEnd w:id="121"/>
     </w:p>
     <w:p>
       <w:r>
@@ -13000,7 +13123,7 @@
               </w:rPr>
               <w:t>In line with Shenton (2004), information regarding the sampling method, participant types, and data collection methods are provided (Sections 3; Table 1; Appendix A). Thick description in Chapter 4 and</w:t>
             </w:r>
-            <w:commentRangeStart w:id="112"/>
+            <w:commentRangeStart w:id="122"/>
             <w:r>
               <w:rPr>
                 <w:szCs w:val="20"/>
@@ -13022,7 +13145,7 @@
               </w:rPr>
               <w:t xml:space="preserve"> in Section 5.3</w:t>
             </w:r>
-            <w:commentRangeEnd w:id="112"/>
+            <w:commentRangeEnd w:id="122"/>
             <w:r>
               <w:rPr>
                 <w:rStyle w:val="CommentReference"/>
@@ -13030,7 +13153,7 @@
                 <w:szCs w:val="20"/>
                 <w:lang w:val="en-US"/>
               </w:rPr>
-              <w:commentReference w:id="112"/>
+              <w:commentReference w:id="122"/>
             </w:r>
             <w:r>
               <w:rPr>
@@ -13150,7 +13273,7 @@
               </w:rPr>
               <w:t xml:space="preserve">In line with Shenton (2004), analytic memos recorded reasoning separately from transcript text; preliminary interpretations that were not supported by later data were revised or discarded. Findings claims are anchored in participant quotations (Chapter 4). Reflexive documentation of the researcher’s marketing and AI background and </w:t>
             </w:r>
-            <w:commentRangeStart w:id="113"/>
+            <w:commentRangeStart w:id="123"/>
             <w:r>
               <w:rPr>
                 <w:szCs w:val="20"/>
@@ -13158,7 +13281,7 @@
               </w:rPr>
               <w:t>sampling implications appears in Section 3.2</w:t>
             </w:r>
-            <w:commentRangeEnd w:id="113"/>
+            <w:commentRangeEnd w:id="123"/>
             <w:r>
               <w:rPr>
                 <w:rStyle w:val="CommentReference"/>
@@ -13166,7 +13289,7 @@
                 <w:szCs w:val="20"/>
                 <w:lang w:val="en-US"/>
               </w:rPr>
-              <w:commentReference w:id="113"/>
+              <w:commentReference w:id="123"/>
             </w:r>
             <w:r>
               <w:rPr>
@@ -13187,7 +13310,7 @@
           <w:bCs/>
         </w:rPr>
       </w:pPr>
-      <w:bookmarkStart w:id="114" w:name="OLE_LINK8"/>
+      <w:bookmarkStart w:id="124" w:name="OLE_LINK8"/>
     </w:p>
     <w:p>
       <w:pPr>
@@ -13212,9 +13335,9 @@
           <w:bCs/>
         </w:rPr>
       </w:pPr>
-      <w:commentRangeStart w:id="115"/>
-      <w:commentRangeStart w:id="116"/>
-      <w:commentRangeStart w:id="117"/>
+      <w:commentRangeStart w:id="125"/>
+      <w:commentRangeStart w:id="126"/>
+      <w:commentRangeStart w:id="127"/>
       <w:r>
         <w:rPr>
           <w:b/>
@@ -13223,7 +13346,7 @@
         <w:lastRenderedPageBreak/>
         <w:t>Table</w:t>
       </w:r>
-      <w:commentRangeEnd w:id="116"/>
+      <w:commentRangeEnd w:id="126"/>
       <w:r>
         <w:rPr>
           <w:rStyle w:val="CommentReference"/>
@@ -13232,9 +13355,9 @@
           <w:sz w:val="22"/>
           <w:szCs w:val="22"/>
         </w:rPr>
-        <w:commentReference w:id="116"/>
-      </w:r>
-      <w:commentRangeEnd w:id="117"/>
+        <w:commentReference w:id="126"/>
+      </w:r>
+      <w:commentRangeEnd w:id="127"/>
       <w:r>
         <w:rPr>
           <w:rStyle w:val="CommentReference"/>
@@ -13243,7 +13366,7 @@
           <w:sz w:val="22"/>
           <w:szCs w:val="22"/>
         </w:rPr>
-        <w:commentReference w:id="117"/>
+        <w:commentReference w:id="127"/>
       </w:r>
       <w:r>
         <w:rPr>
@@ -13268,9 +13391,9 @@
         </w:rPr>
         <w:t xml:space="preserve">Overview of </w:t>
       </w:r>
-      <w:commentRangeStart w:id="118"/>
-      <w:commentRangeStart w:id="119"/>
-      <w:commentRangeStart w:id="120"/>
+      <w:commentRangeStart w:id="128"/>
+      <w:commentRangeStart w:id="129"/>
+      <w:commentRangeStart w:id="130"/>
       <w:r>
         <w:rPr>
           <w:i/>
@@ -13278,7 +13401,7 @@
         </w:rPr>
         <w:t>code</w:t>
       </w:r>
-      <w:commentRangeEnd w:id="118"/>
+      <w:commentRangeEnd w:id="128"/>
       <w:r>
         <w:rPr>
           <w:rStyle w:val="CommentReference"/>
@@ -13287,9 +13410,9 @@
           <w:sz w:val="22"/>
           <w:szCs w:val="22"/>
         </w:rPr>
-        <w:commentReference w:id="118"/>
-      </w:r>
-      <w:commentRangeEnd w:id="119"/>
+        <w:commentReference w:id="128"/>
+      </w:r>
+      <w:commentRangeEnd w:id="129"/>
       <w:r>
         <w:rPr>
           <w:rStyle w:val="CommentReference"/>
@@ -13298,9 +13421,9 @@
           <w:sz w:val="22"/>
           <w:szCs w:val="22"/>
         </w:rPr>
-        <w:commentReference w:id="119"/>
-      </w:r>
-      <w:commentRangeEnd w:id="120"/>
+        <w:commentReference w:id="129"/>
+      </w:r>
+      <w:commentRangeEnd w:id="130"/>
       <w:r>
         <w:rPr>
           <w:rStyle w:val="CommentReference"/>
@@ -13309,7 +13432,7 @@
           <w:sz w:val="22"/>
           <w:szCs w:val="22"/>
         </w:rPr>
-        <w:commentReference w:id="120"/>
+        <w:commentReference w:id="130"/>
       </w:r>
       <w:r>
         <w:rPr>
@@ -13318,7 +13441,7 @@
         </w:rPr>
         <w:t xml:space="preserve"> development</w:t>
       </w:r>
-      <w:bookmarkEnd w:id="114"/>
+      <w:bookmarkEnd w:id="124"/>
       <w:r>
         <w:rPr>
           <w:i/>
@@ -13326,7 +13449,7 @@
         </w:rPr>
         <w:t xml:space="preserve"> </w:t>
       </w:r>
-      <w:commentRangeEnd w:id="115"/>
+      <w:commentRangeEnd w:id="125"/>
       <w:r>
         <w:rPr>
           <w:rStyle w:val="CommentReference"/>
@@ -13335,7 +13458,7 @@
           <w:sz w:val="22"/>
           <w:szCs w:val="22"/>
         </w:rPr>
-        <w:commentReference w:id="115"/>
+        <w:commentReference w:id="125"/>
       </w:r>
     </w:p>
     <w:tbl>
@@ -14932,7 +15055,7 @@
       <w:pPr>
         <w:pStyle w:val="Heading1"/>
       </w:pPr>
-      <w:bookmarkStart w:id="121" w:name="_Toc232373229"/>
+      <w:bookmarkStart w:id="131" w:name="_Toc232373229"/>
       <w:r>
         <w:lastRenderedPageBreak/>
         <w:t xml:space="preserve">4. </w:t>
@@ -14941,7 +15064,7 @@
         <w:tab/>
         <w:t>Findings</w:t>
       </w:r>
-      <w:bookmarkEnd w:id="121"/>
+      <w:bookmarkEnd w:id="131"/>
     </w:p>
     <w:p>
       <w:r>
@@ -14986,9 +15109,9 @@
       <w:pPr>
         <w:ind w:firstLine="0"/>
       </w:pPr>
-      <w:bookmarkStart w:id="122" w:name="_2wlwvpj75lya"/>
-      <w:bookmarkEnd w:id="122"/>
-      <w:commentRangeStart w:id="123"/>
+      <w:bookmarkStart w:id="132" w:name="_2wlwvpj75lya"/>
+      <w:bookmarkEnd w:id="132"/>
+      <w:commentRangeStart w:id="133"/>
       <w:r>
         <w:rPr>
           <w:i/>
@@ -14997,7 +15120,7 @@
         </w:rPr>
         <w:t xml:space="preserve">How managerial interventions drive value creation using agentic AI. </w:t>
       </w:r>
-      <w:commentRangeEnd w:id="123"/>
+      <w:commentRangeEnd w:id="133"/>
       <w:r>
         <w:rPr>
           <w:rStyle w:val="CommentReference"/>
@@ -15008,7 +15131,7 @@
           <w:szCs w:val="22"/>
           <w:lang w:val="en-US"/>
         </w:rPr>
-        <w:commentReference w:id="123"/>
+        <w:commentReference w:id="133"/>
       </w:r>
       <w:r>
         <w:rPr>
@@ -15058,7 +15181,7 @@
       <w:pPr>
         <w:pStyle w:val="Heading2"/>
       </w:pPr>
-      <w:bookmarkStart w:id="124" w:name="_Toc232373230"/>
+      <w:bookmarkStart w:id="134" w:name="_Toc232373230"/>
       <w:r>
         <w:lastRenderedPageBreak/>
         <w:t>4.1</w:t>
@@ -15067,7 +15190,7 @@
         <w:tab/>
         <w:t>Observing external conditions</w:t>
       </w:r>
-      <w:bookmarkEnd w:id="124"/>
+      <w:bookmarkEnd w:id="134"/>
     </w:p>
     <w:p>
       <w:r>
@@ -15092,61 +15215,61 @@
       </w:r>
     </w:p>
     <w:p>
-      <w:commentRangeStart w:id="125"/>
+      <w:commentRangeStart w:id="135"/>
       <w:r>
         <w:rPr>
           <w:lang w:val="en-US"/>
         </w:rPr>
         <w:t>This observation process typically leads both marketing managers and AI experts to recognize the significant impact of agentic AI. As interviewee 7 noted, “We’re living in an era of change, and we’re living in a change of era simultaneously.” Interviewee 6 began incorporating AI across all parts of her organization, noting, “So I’m of course responsible for commercial, but … this is the future for our company!”</w:t>
       </w:r>
-      <w:commentRangeEnd w:id="125"/>
+      <w:commentRangeEnd w:id="135"/>
       <w:r>
         <w:rPr>
           <w:rStyle w:val="CommentReference"/>
           <w:sz w:val="22"/>
           <w:szCs w:val="22"/>
         </w:rPr>
-        <w:commentReference w:id="125"/>
+        <w:commentReference w:id="135"/>
       </w:r>
     </w:p>
     <w:p>
       <w:pPr>
         <w:pStyle w:val="Heading3"/>
       </w:pPr>
-      <w:bookmarkStart w:id="126" w:name="_cel1ujnps8"/>
-      <w:bookmarkEnd w:id="126"/>
+      <w:bookmarkStart w:id="136" w:name="_cel1ujnps8"/>
+      <w:bookmarkEnd w:id="136"/>
       <w:r>
         <w:t>4.1.</w:t>
       </w:r>
-      <w:commentRangeStart w:id="127"/>
+      <w:commentRangeStart w:id="137"/>
       <w:r>
         <w:t>1</w:t>
       </w:r>
-      <w:commentRangeEnd w:id="127"/>
+      <w:commentRangeEnd w:id="137"/>
       <w:r>
         <w:rPr>
           <w:rStyle w:val="CommentReference"/>
           <w:sz w:val="22"/>
           <w:szCs w:val="22"/>
         </w:rPr>
-        <w:commentReference w:id="127"/>
+        <w:commentReference w:id="137"/>
       </w:r>
       <w:r>
         <w:tab/>
         <w:t xml:space="preserve">Observing AI </w:t>
       </w:r>
-      <w:commentRangeStart w:id="128"/>
+      <w:commentRangeStart w:id="138"/>
       <w:r>
         <w:t>progression</w:t>
       </w:r>
-      <w:commentRangeEnd w:id="128"/>
+      <w:commentRangeEnd w:id="138"/>
       <w:r>
         <w:rPr>
           <w:rStyle w:val="CommentReference"/>
           <w:sz w:val="22"/>
           <w:szCs w:val="22"/>
         </w:rPr>
-        <w:commentReference w:id="128"/>
+        <w:commentReference w:id="138"/>
       </w:r>
     </w:p>
     <w:p>
@@ -15177,14 +15300,14 @@
         </w:rPr>
         <w:t>The progression of agentic AI also affected this research. As agentic capabilities became more commonplace, the separation between agentic and non-agentic AI became less obvious to interviewees. Interviewee 12 noted</w:t>
       </w:r>
-      <w:commentRangeStart w:id="129"/>
+      <w:commentRangeStart w:id="139"/>
       <w:r>
         <w:rPr>
           <w:lang w:val="en-US"/>
         </w:rPr>
         <w:t>,</w:t>
       </w:r>
-      <w:commentRangeEnd w:id="129"/>
+      <w:commentRangeEnd w:id="139"/>
       <w:r>
         <w:rPr>
           <w:rStyle w:val="CommentReference"/>
@@ -15192,7 +15315,7 @@
           <w:szCs w:val="22"/>
           <w:lang w:val="en-US"/>
         </w:rPr>
-        <w:commentReference w:id="129"/>
+        <w:commentReference w:id="139"/>
       </w:r>
     </w:p>
     <w:p>
@@ -15203,28 +15326,28 @@
         <w:lastRenderedPageBreak/>
         <w:t xml:space="preserve">People call things agents that you could debate and say, “I don’t know, is that really an agent? How </w:t>
       </w:r>
-      <w:commentRangeStart w:id="130"/>
-      <w:commentRangeStart w:id="131"/>
+      <w:commentRangeStart w:id="140"/>
+      <w:commentRangeStart w:id="141"/>
       <w:r>
         <w:t>agentic</w:t>
       </w:r>
-      <w:commentRangeEnd w:id="130"/>
+      <w:commentRangeEnd w:id="140"/>
       <w:r>
         <w:rPr>
           <w:rStyle w:val="CommentReference"/>
           <w:sz w:val="22"/>
           <w:szCs w:val="22"/>
         </w:rPr>
-        <w:commentReference w:id="130"/>
-      </w:r>
-      <w:commentRangeEnd w:id="131"/>
+        <w:commentReference w:id="140"/>
+      </w:r>
+      <w:commentRangeEnd w:id="141"/>
       <w:r>
         <w:rPr>
           <w:rStyle w:val="CommentReference"/>
           <w:sz w:val="22"/>
           <w:szCs w:val="22"/>
         </w:rPr>
-        <w:commentReference w:id="131"/>
+        <w:commentReference w:id="141"/>
       </w:r>
       <w:r>
         <w:t xml:space="preserve"> is it?” You know, how much autonomy, how much decision-making? It, it’s, it’s become almost a marketing term, uh, more so than a technical definition. … You know, a lot of it comes down to it’s like a continuum of being more agentic or less agentic.</w:t>
@@ -15249,31 +15372,31 @@
         </w:rPr>
         <w:t>with enthusiasm, interviewee 4 noted that it can also be overwhelming</w:t>
       </w:r>
-      <w:commentRangeStart w:id="132"/>
-      <w:commentRangeStart w:id="133"/>
+      <w:commentRangeStart w:id="142"/>
+      <w:commentRangeStart w:id="143"/>
       <w:r>
         <w:rPr>
           <w:lang w:val="en-US"/>
         </w:rPr>
         <w:t>,</w:t>
       </w:r>
-      <w:commentRangeEnd w:id="132"/>
+      <w:commentRangeEnd w:id="142"/>
       <w:r>
         <w:rPr>
           <w:rStyle w:val="CommentReference"/>
           <w:sz w:val="22"/>
           <w:szCs w:val="22"/>
         </w:rPr>
-        <w:commentReference w:id="132"/>
-      </w:r>
-      <w:commentRangeEnd w:id="133"/>
+        <w:commentReference w:id="142"/>
+      </w:r>
+      <w:commentRangeEnd w:id="143"/>
       <w:r>
         <w:rPr>
           <w:rStyle w:val="CommentReference"/>
           <w:sz w:val="22"/>
           <w:szCs w:val="22"/>
         </w:rPr>
-        <w:commentReference w:id="133"/>
+        <w:commentReference w:id="143"/>
       </w:r>
     </w:p>
     <w:p>
@@ -15306,8 +15429,8 @@
       <w:pPr>
         <w:pStyle w:val="Heading3"/>
       </w:pPr>
-      <w:bookmarkStart w:id="134" w:name="_7alih1d45osl"/>
-      <w:bookmarkEnd w:id="134"/>
+      <w:bookmarkStart w:id="144" w:name="_7alih1d45osl"/>
+      <w:bookmarkEnd w:id="144"/>
       <w:r>
         <w:lastRenderedPageBreak/>
         <w:t>4.1.2</w:t>
@@ -15316,18 +15439,18 @@
         <w:tab/>
         <w:t xml:space="preserve">Observing market </w:t>
       </w:r>
-      <w:commentRangeStart w:id="135"/>
+      <w:commentRangeStart w:id="145"/>
       <w:r>
         <w:t>pressure</w:t>
       </w:r>
-      <w:commentRangeEnd w:id="135"/>
+      <w:commentRangeEnd w:id="145"/>
       <w:r>
         <w:rPr>
           <w:rStyle w:val="CommentReference"/>
           <w:sz w:val="22"/>
           <w:szCs w:val="22"/>
         </w:rPr>
-        <w:commentReference w:id="135"/>
+        <w:commentReference w:id="145"/>
       </w:r>
     </w:p>
     <w:p>
@@ -15337,14 +15460,14 @@
         </w:rPr>
         <w:t xml:space="preserve">A second external condition frequently observed by marketing managers that affects the adoption of agentic AI is market pressure. Market pressure is defined broadly as a combination of two categories: pressure from competitors and customer needs or demands. Interviewees note shifts in both categories. Regarding pressure from competitors, interviewee 9 noted how different marketing agencies are looking at each other’s offerings and trying to mimic what others are doing. She noted that organizations are primarily trying </w:t>
       </w:r>
-      <w:commentRangeStart w:id="136"/>
+      <w:commentRangeStart w:id="146"/>
       <w:r>
         <w:rPr>
           <w:lang w:val="en-US"/>
         </w:rPr>
         <w:t xml:space="preserve">“to get to parity in the present with what they’re saying they can do”, </w:t>
       </w:r>
-      <w:commentRangeEnd w:id="136"/>
+      <w:commentRangeEnd w:id="146"/>
       <w:r>
         <w:rPr>
           <w:rStyle w:val="CommentReference"/>
@@ -15352,7 +15475,7 @@
           <w:szCs w:val="22"/>
           <w:lang w:val="en-US"/>
         </w:rPr>
-        <w:commentReference w:id="136"/>
+        <w:commentReference w:id="146"/>
       </w:r>
       <w:r>
         <w:rPr>
@@ -15365,12 +15488,12 @@
       <w:pPr>
         <w:pStyle w:val="Quote"/>
       </w:pPr>
-      <w:commentRangeStart w:id="137"/>
+      <w:commentRangeStart w:id="147"/>
       <w:r>
         <w:t>Talk to your peers at conferences. I think this needs to happen more on the C-level, that they exchange ideas with their peers, because that’s actually where they will understand the quickest what the benefit is, and this makes it a lot better, right?</w:t>
       </w:r>
     </w:p>
-    <w:commentRangeEnd w:id="137"/>
+    <w:commentRangeEnd w:id="147"/>
     <w:p>
       <w:pPr>
         <w:rPr>
@@ -15383,7 +15506,7 @@
           <w:sz w:val="22"/>
           <w:szCs w:val="22"/>
         </w:rPr>
-        <w:commentReference w:id="137"/>
+        <w:commentReference w:id="147"/>
       </w:r>
       <w:r>
         <w:t>Participants described organizations feeling compelled to demonstrate AI capability, primarily to avoid the perception of falling behind rather than to generate novel value. When it comes to competitive pressure, the dominant managerial posture is defensive rather than offensive. Interviewee 8 captured the organizational reaction to new AI initiatives, “Almost everyone’s been very positive about it because they want to not be left behind, you know?”</w:t>
@@ -15393,18 +15516,18 @@
       <w:r>
         <w:t>Consumers’ expectations might change as market offerings evolve, but consumers are also using AI themselves. Interview</w:t>
       </w:r>
-      <w:commentRangeStart w:id="138"/>
+      <w:commentRangeStart w:id="148"/>
       <w:r>
         <w:t xml:space="preserve">ee 12 notes that “agents of consumers” </w:t>
       </w:r>
-      <w:commentRangeEnd w:id="138"/>
+      <w:commentRangeEnd w:id="148"/>
       <w:r>
         <w:rPr>
           <w:rStyle w:val="CommentReference"/>
           <w:sz w:val="22"/>
           <w:szCs w:val="22"/>
         </w:rPr>
-        <w:commentReference w:id="138"/>
+        <w:commentReference w:id="148"/>
       </w:r>
       <w:r>
         <w:t xml:space="preserve">might be the development that is “most disruptive to marketing” as they are a “new intermediary” and potentially create “agentic commerce.” </w:t>
@@ -15418,38 +15541,38 @@
       <w:r>
         <w:t>For marketing managers, this shift translates directly into a new operational concern</w:t>
       </w:r>
-      <w:commentRangeStart w:id="139"/>
-      <w:commentRangeStart w:id="140"/>
-      <w:commentRangeStart w:id="141"/>
+      <w:commentRangeStart w:id="149"/>
+      <w:commentRangeStart w:id="150"/>
+      <w:commentRangeStart w:id="151"/>
       <w:r>
         <w:t>:</w:t>
       </w:r>
-      <w:commentRangeEnd w:id="139"/>
+      <w:commentRangeEnd w:id="149"/>
       <w:r>
         <w:rPr>
           <w:rStyle w:val="CommentReference"/>
           <w:sz w:val="22"/>
           <w:szCs w:val="22"/>
         </w:rPr>
-        <w:commentReference w:id="139"/>
-      </w:r>
-      <w:commentRangeEnd w:id="140"/>
+        <w:commentReference w:id="149"/>
+      </w:r>
+      <w:commentRangeEnd w:id="150"/>
       <w:r>
         <w:rPr>
           <w:rStyle w:val="CommentReference"/>
           <w:sz w:val="22"/>
           <w:szCs w:val="22"/>
         </w:rPr>
-        <w:commentReference w:id="140"/>
-      </w:r>
-      <w:commentRangeEnd w:id="141"/>
+        <w:commentReference w:id="150"/>
+      </w:r>
+      <w:commentRangeEnd w:id="151"/>
       <w:r>
         <w:rPr>
           <w:rStyle w:val="CommentReference"/>
           <w:sz w:val="22"/>
           <w:szCs w:val="22"/>
         </w:rPr>
-        <w:commentReference w:id="141"/>
+        <w:commentReference w:id="151"/>
       </w:r>
       <w:r>
         <w:t xml:space="preserve"> the need to be visible within AI </w:t>
@@ -15485,14 +15608,14 @@
         </w:rPr>
         <w:t>This belief was the impetus for the decision to create a model context protocol server</w:t>
       </w:r>
-      <w:commentRangeStart w:id="142"/>
+      <w:commentRangeStart w:id="152"/>
       <w:r>
         <w:rPr>
           <w:lang w:val="en-US"/>
         </w:rPr>
         <w:t xml:space="preserve"> </w:t>
       </w:r>
-      <w:commentRangeEnd w:id="142"/>
+      <w:commentRangeEnd w:id="152"/>
       <w:r>
         <w:rPr>
           <w:rStyle w:val="CommentReference"/>
@@ -15500,7 +15623,7 @@
           <w:szCs w:val="22"/>
           <w:lang w:val="en-US"/>
         </w:rPr>
-        <w:commentReference w:id="142"/>
+        <w:commentReference w:id="152"/>
       </w:r>
       <w:r>
         <w:rPr>
@@ -15530,16 +15653,16 @@
         </w:rPr>
         <w:t>This scenario is mostly anticipated rather than experienced. However, it already leads organizations to make anticipatory investments</w:t>
       </w:r>
-      <w:commentRangeStart w:id="143"/>
+      <w:commentRangeStart w:id="153"/>
       <w:r>
         <w:rPr>
           <w:lang w:val="en-US"/>
         </w:rPr>
         <w:t>.</w:t>
       </w:r>
-      <w:bookmarkStart w:id="144" w:name="_hvgdgrm8c1y2"/>
-      <w:bookmarkEnd w:id="144"/>
-      <w:commentRangeEnd w:id="143"/>
+      <w:bookmarkStart w:id="154" w:name="_hvgdgrm8c1y2"/>
+      <w:bookmarkEnd w:id="154"/>
+      <w:commentRangeEnd w:id="153"/>
       <w:r>
         <w:rPr>
           <w:rStyle w:val="CommentReference"/>
@@ -15547,7 +15670,7 @@
           <w:szCs w:val="22"/>
           <w:lang w:val="en-US"/>
         </w:rPr>
-        <w:commentReference w:id="143"/>
+        <w:commentReference w:id="153"/>
       </w:r>
     </w:p>
     <w:p>
@@ -15557,38 +15680,38 @@
           <w:color w:val="000000"/>
         </w:rPr>
       </w:pPr>
-      <w:bookmarkStart w:id="145" w:name="_Toc232373231"/>
-      <w:commentRangeStart w:id="146"/>
+      <w:bookmarkStart w:id="155" w:name="_Toc232373231"/>
+      <w:commentRangeStart w:id="156"/>
       <w:r>
         <w:t>4.2</w:t>
       </w:r>
       <w:r>
         <w:tab/>
       </w:r>
-      <w:commentRangeEnd w:id="146"/>
+      <w:commentRangeEnd w:id="156"/>
       <w:r>
         <w:rPr>
           <w:rStyle w:val="CommentReference"/>
           <w:sz w:val="22"/>
           <w:szCs w:val="22"/>
         </w:rPr>
-        <w:commentReference w:id="146"/>
+        <w:commentReference w:id="156"/>
       </w:r>
       <w:r>
         <w:t>Navigating the organizational context</w:t>
       </w:r>
-      <w:bookmarkEnd w:id="145"/>
-    </w:p>
-    <w:p>
-      <w:pPr>
-        <w:rPr>
-          <w:lang w:val="en-US"/>
-        </w:rPr>
-      </w:pPr>
-      <w:commentRangeStart w:id="147"/>
-      <w:commentRangeStart w:id="148"/>
-      <w:commentRangeStart w:id="149"/>
-      <w:commentRangeStart w:id="150"/>
+      <w:bookmarkEnd w:id="155"/>
+    </w:p>
+    <w:p>
+      <w:pPr>
+        <w:rPr>
+          <w:lang w:val="en-US"/>
+        </w:rPr>
+      </w:pPr>
+      <w:commentRangeStart w:id="157"/>
+      <w:commentRangeStart w:id="158"/>
+      <w:commentRangeStart w:id="159"/>
+      <w:commentRangeStart w:id="160"/>
       <w:r>
         <w:rPr>
           <w:lang w:val="en-US"/>
@@ -15602,7 +15725,7 @@
         <w:lastRenderedPageBreak/>
         <w:t>initiatives; (2) Technical resources, which can be leveraged to implement AI initiatives. (3) The compliance framework: this bounds the potential for AI initiatives, and marketing managers do little to influence this framework.</w:t>
       </w:r>
-      <w:commentRangeEnd w:id="150"/>
+      <w:commentRangeEnd w:id="160"/>
       <w:r>
         <w:rPr>
           <w:rStyle w:val="CommentReference"/>
@@ -15610,9 +15733,9 @@
           <w:szCs w:val="22"/>
           <w:lang w:val="en-US"/>
         </w:rPr>
-        <w:commentReference w:id="150"/>
-      </w:r>
-      <w:commentRangeEnd w:id="149"/>
+        <w:commentReference w:id="160"/>
+      </w:r>
+      <w:commentRangeEnd w:id="159"/>
       <w:r>
         <w:rPr>
           <w:rStyle w:val="CommentReference"/>
@@ -15620,9 +15743,9 @@
           <w:szCs w:val="22"/>
           <w:lang w:val="en-US"/>
         </w:rPr>
-        <w:commentReference w:id="149"/>
-      </w:r>
-      <w:commentRangeEnd w:id="147"/>
+        <w:commentReference w:id="159"/>
+      </w:r>
+      <w:commentRangeEnd w:id="157"/>
       <w:r>
         <w:rPr>
           <w:rStyle w:val="CommentReference"/>
@@ -15630,9 +15753,9 @@
           <w:szCs w:val="22"/>
           <w:lang w:val="en-US"/>
         </w:rPr>
-        <w:commentReference w:id="147"/>
-      </w:r>
-      <w:commentRangeEnd w:id="148"/>
+        <w:commentReference w:id="157"/>
+      </w:r>
+      <w:commentRangeEnd w:id="158"/>
       <w:r>
         <w:rPr>
           <w:rStyle w:val="CommentReference"/>
@@ -15640,7 +15763,7 @@
           <w:szCs w:val="22"/>
           <w:lang w:val="en-US"/>
         </w:rPr>
-        <w:commentReference w:id="148"/>
+        <w:commentReference w:id="158"/>
       </w:r>
     </w:p>
     <w:p>
@@ -15696,18 +15819,18 @@
       <w:r>
         <w:t xml:space="preserve">Steering the marketing department involves the managerial activities that help the marketing department prepare for change and guide it through the accompanying process. Managerial behaviors that comprise the steering of the marketing department include: </w:t>
       </w:r>
-      <w:commentRangeStart w:id="152"/>
+      <w:commentRangeStart w:id="162"/>
       <w:r>
         <w:t xml:space="preserve">bringing people along, stimulating experimentation, and setting direction. </w:t>
       </w:r>
-      <w:commentRangeEnd w:id="152"/>
+      <w:commentRangeEnd w:id="162"/>
       <w:r>
         <w:rPr>
           <w:rStyle w:val="CommentReference"/>
           <w:sz w:val="22"/>
           <w:szCs w:val="22"/>
         </w:rPr>
-        <w:commentReference w:id="152"/>
+        <w:commentReference w:id="162"/>
       </w:r>
     </w:p>
     <w:p>
@@ -15722,7 +15845,7 @@
         </w:rPr>
         <w:t xml:space="preserve">The most prevalent of these steering activities is </w:t>
       </w:r>
-      <w:bookmarkStart w:id="153" w:name="OLE_LINK21"/>
+      <w:bookmarkStart w:id="163" w:name="OLE_LINK21"/>
       <w:r>
         <w:rPr>
           <w:i/>
@@ -15731,7 +15854,7 @@
         </w:rPr>
         <w:t>bringing people along</w:t>
       </w:r>
-      <w:bookmarkEnd w:id="153"/>
+      <w:bookmarkEnd w:id="163"/>
       <w:r>
         <w:rPr>
           <w:lang w:val="en-US"/>
@@ -15978,37 +16101,37 @@
       <w:r>
         <w:tab/>
       </w:r>
-      <w:commentRangeStart w:id="154"/>
-      <w:commentRangeStart w:id="155"/>
+      <w:commentRangeStart w:id="164"/>
+      <w:commentRangeStart w:id="165"/>
       <w:r>
         <w:t>Leveraging technical resources</w:t>
       </w:r>
-      <w:commentRangeEnd w:id="154"/>
+      <w:commentRangeEnd w:id="164"/>
       <w:r>
         <w:rPr>
           <w:rStyle w:val="CommentReference"/>
           <w:sz w:val="22"/>
           <w:szCs w:val="22"/>
         </w:rPr>
-        <w:commentReference w:id="154"/>
-      </w:r>
-      <w:commentRangeEnd w:id="155"/>
+        <w:commentReference w:id="164"/>
+      </w:r>
+      <w:commentRangeEnd w:id="165"/>
       <w:r>
         <w:rPr>
           <w:rStyle w:val="CommentReference"/>
           <w:sz w:val="22"/>
           <w:szCs w:val="22"/>
         </w:rPr>
-        <w:commentReference w:id="155"/>
-      </w:r>
-    </w:p>
-    <w:p>
-      <w:pPr>
-        <w:rPr>
-          <w:lang w:val="en-US"/>
-        </w:rPr>
-      </w:pPr>
-      <w:commentRangeStart w:id="157"/>
+        <w:commentReference w:id="165"/>
+      </w:r>
+    </w:p>
+    <w:p>
+      <w:pPr>
+        <w:rPr>
+          <w:lang w:val="en-US"/>
+        </w:rPr>
+      </w:pPr>
+      <w:commentRangeStart w:id="167"/>
       <w:r>
         <w:t xml:space="preserve">The second scope of internal conditions concerns the technical resources on which successful implementation and use of agentic AI depends. </w:t>
       </w:r>
@@ -16022,7 +16145,7 @@
       <w:r>
         <w:t xml:space="preserve"> concerns managerial behaviors that use technical resources such as data, tooling, data infrastructure, and technical talent to implement agentic AI systems or improve their functionality. The use of these resources is typically described implicitly in conversations. However, when resources were not available to be leveraged, they were typically described as barriers to agentic AI initiatives. While some of these resources might reside in the marketing department, many do not; that distinction shapes how much the manager can do about them. Interviewee 6 captured the resulting relationship: the chief marketing officer (CMO) should be “the CTO’s best friend,” because the chief technology officer’s (CTO) cooperation is necessary to execute her vision. </w:t>
       </w:r>
-      <w:commentRangeEnd w:id="157"/>
+      <w:commentRangeEnd w:id="167"/>
       <w:r>
         <w:rPr>
           <w:rStyle w:val="CommentReference"/>
@@ -16030,7 +16153,7 @@
           <w:szCs w:val="22"/>
           <w:lang w:val="en-US"/>
         </w:rPr>
-        <w:commentReference w:id="157"/>
+        <w:commentReference w:id="167"/>
       </w:r>
     </w:p>
     <w:p>
@@ -16040,8 +16163,8 @@
         </w:rPr>
         <w:t xml:space="preserve">When resource conditions are available, managers can respond by leveraging them to pursue initiatives with agentic AI. </w:t>
       </w:r>
-      <w:bookmarkStart w:id="158" w:name="_qy9fnmmddxdy"/>
-      <w:bookmarkEnd w:id="158"/>
+      <w:bookmarkStart w:id="168" w:name="_qy9fnmmddxdy"/>
+      <w:bookmarkEnd w:id="168"/>
       <w:r>
         <w:rPr>
           <w:lang w:val="en-US"/>
@@ -16070,7 +16193,7 @@
         </w:rPr>
         <w:t xml:space="preserve">Leveraging data and </w:t>
       </w:r>
-      <w:commentRangeStart w:id="159"/>
+      <w:commentRangeStart w:id="169"/>
       <w:r>
         <w:rPr>
           <w:i/>
@@ -16079,7 +16202,7 @@
         </w:rPr>
         <w:t>technical</w:t>
       </w:r>
-      <w:commentRangeEnd w:id="159"/>
+      <w:commentRangeEnd w:id="169"/>
       <w:r>
         <w:rPr>
           <w:rStyle w:val="CommentReference"/>
@@ -16089,7 +16212,7 @@
           <w:szCs w:val="22"/>
           <w:lang w:val="en-US"/>
         </w:rPr>
-        <w:commentReference w:id="159"/>
+        <w:commentReference w:id="169"/>
       </w:r>
       <w:r>
         <w:rPr>
@@ -16158,7 +16281,7 @@
       </w:r>
     </w:p>
     <w:p>
-      <w:bookmarkStart w:id="160" w:name="OLE_LINK1"/>
+      <w:bookmarkStart w:id="170" w:name="OLE_LINK1"/>
       <w:r>
         <w:t>Notably, the need for talent goes beyond pure engineering. Experts describe a need for a key analytical capability: the ability to analyze the process and systems in play that might be automated with agentic AI.</w:t>
       </w:r>
@@ -16228,8 +16351,8 @@
           <w:iCs/>
         </w:rPr>
       </w:pPr>
-      <w:bookmarkStart w:id="161" w:name="OLE_LINK9"/>
-      <w:bookmarkEnd w:id="160"/>
+      <w:bookmarkStart w:id="171" w:name="OLE_LINK9"/>
+      <w:bookmarkEnd w:id="170"/>
       <w:r>
         <w:t>When technical talent is lacking, the most common response is to source it externally. Interviewee 6 was blunt about the alternative, “using experts externally, because if we would’ve waited for people internally … it would’ve been a major blocker,” the internal route meaning “I’m going to wait two years before I get space on the backlog.” Interviewee 13 described the same move, in which internal teams were overwhelmed: “we are now really building a big clean room with another company because the internal IT team is completely overwhelmed.” Yet the interviewees were clear that the bypass carries a cost. Interviewee 13 warned that while “agencies give you a kickstart,” the real danger is that “too many companies make themselves dependent on external workforce,” leaving “no one internally who understands how this is working”; the knowledge ends up held by freelancers rather than the organization. Routing around the bottleneck buys speed now at the risk of dependence and stalled capability later.</w:t>
       </w:r>
@@ -16244,19 +16367,19 @@
       <w:r>
         <w:tab/>
       </w:r>
-      <w:commentRangeStart w:id="162"/>
+      <w:commentRangeStart w:id="172"/>
       <w:r>
         <w:t xml:space="preserve">Dealing with </w:t>
       </w:r>
-      <w:bookmarkEnd w:id="161"/>
-      <w:commentRangeEnd w:id="162"/>
+      <w:bookmarkEnd w:id="171"/>
+      <w:commentRangeEnd w:id="172"/>
       <w:r>
         <w:rPr>
           <w:rStyle w:val="CommentReference"/>
           <w:sz w:val="22"/>
           <w:szCs w:val="22"/>
         </w:rPr>
-        <w:commentReference w:id="162"/>
+        <w:commentReference w:id="172"/>
       </w:r>
       <w:r>
         <w:t>compliance</w:t>
@@ -16269,15 +16392,15 @@
         </w:rPr>
         <w:t>A final steering behavior managers engage in is dealing with compliance. This concerns accepting or circumventing the internal compliance policies typically set by the legal and IT departments.</w:t>
       </w:r>
-      <w:commentRangeStart w:id="163"/>
-      <w:commentRangeStart w:id="164"/>
+      <w:commentRangeStart w:id="173"/>
+      <w:commentRangeStart w:id="174"/>
       <w:r>
         <w:rPr>
           <w:lang w:val="en-US"/>
         </w:rPr>
         <w:t xml:space="preserve"> </w:t>
       </w:r>
-      <w:commentRangeStart w:id="165"/>
+      <w:commentRangeStart w:id="175"/>
       <w:r>
         <w:rPr>
           <w:lang w:val="en-US"/>
@@ -16309,7 +16432,7 @@
         </w:rPr>
         <w:t xml:space="preserve">policies were observed. However, they do note it as a significant barrier that they have to deal with. </w:t>
       </w:r>
-      <w:commentRangeEnd w:id="165"/>
+      <w:commentRangeEnd w:id="175"/>
       <w:r>
         <w:rPr>
           <w:rStyle w:val="CommentReference"/>
@@ -16317,7 +16440,7 @@
           <w:szCs w:val="22"/>
           <w:lang w:val="en-US"/>
         </w:rPr>
-        <w:commentReference w:id="165"/>
+        <w:commentReference w:id="175"/>
       </w:r>
       <w:r>
         <w:rPr>
@@ -16325,23 +16448,23 @@
         </w:rPr>
         <w:t>Interviewee 13 observed a pattern in large enterprises:</w:t>
       </w:r>
-      <w:commentRangeEnd w:id="163"/>
+      <w:commentRangeEnd w:id="173"/>
       <w:r>
         <w:rPr>
           <w:rStyle w:val="CommentReference"/>
           <w:sz w:val="22"/>
           <w:szCs w:val="22"/>
         </w:rPr>
-        <w:commentReference w:id="163"/>
-      </w:r>
-      <w:commentRangeEnd w:id="164"/>
+        <w:commentReference w:id="173"/>
+      </w:r>
+      <w:commentRangeEnd w:id="174"/>
       <w:r>
         <w:rPr>
           <w:rStyle w:val="CommentReference"/>
           <w:sz w:val="22"/>
           <w:szCs w:val="22"/>
         </w:rPr>
-        <w:commentReference w:id="164"/>
+        <w:commentReference w:id="174"/>
       </w:r>
     </w:p>
     <w:p>
@@ -16364,7 +16487,7 @@
       </w:r>
     </w:p>
     <w:p>
-      <w:commentRangeStart w:id="166"/>
+      <w:commentRangeStart w:id="176"/>
       <w:r>
         <w:t xml:space="preserve">Marketing teams sometimes </w:t>
       </w:r>
@@ -16407,15 +16530,15 @@
       <w:pPr>
         <w:pStyle w:val="Heading2"/>
       </w:pPr>
-      <w:bookmarkStart w:id="167" w:name="_Toc232373232"/>
-      <w:commentRangeEnd w:id="166"/>
+      <w:bookmarkStart w:id="177" w:name="_Toc232373232"/>
+      <w:commentRangeEnd w:id="176"/>
       <w:r>
         <w:rPr>
           <w:rStyle w:val="CommentReference"/>
           <w:sz w:val="22"/>
           <w:szCs w:val="22"/>
         </w:rPr>
-        <w:commentReference w:id="166"/>
+        <w:commentReference w:id="176"/>
       </w:r>
       <w:r>
         <w:t>4.3</w:t>
@@ -16424,7 +16547,7 @@
         <w:tab/>
         <w:t>Applying agentic AI</w:t>
       </w:r>
-      <w:bookmarkEnd w:id="167"/>
+      <w:bookmarkEnd w:id="177"/>
     </w:p>
     <w:p>
       <w:pPr>
@@ -16603,7 +16726,7 @@
       <w:r>
         <w:t>Regarding content creation, i</w:t>
       </w:r>
-      <w:commentRangeStart w:id="168"/>
+      <w:commentRangeStart w:id="178"/>
       <w:r>
         <w:t xml:space="preserve">nterviewee 11 notes the ease with which you can scale output when using AI given the right circumstances “about a thousand web pages fully automated” for one client and judged it a success, “in that use case, it worked. Because it was very standardized.” Confronted with creative, brand-led work, the same operator using the same </w:t>
       </w:r>
@@ -16611,14 +16734,14 @@
         <w:lastRenderedPageBreak/>
         <w:t xml:space="preserve">tools reached the opposite verdict: “once you have to have more creativity in the output and also if it needs to be on brand […] AI still falls very, very short.” </w:t>
       </w:r>
-      <w:commentRangeEnd w:id="168"/>
+      <w:commentRangeEnd w:id="178"/>
       <w:r>
         <w:rPr>
           <w:rStyle w:val="CommentReference"/>
           <w:sz w:val="22"/>
           <w:szCs w:val="22"/>
         </w:rPr>
-        <w:commentReference w:id="168"/>
+        <w:commentReference w:id="178"/>
       </w:r>
     </w:p>
     <w:p>
@@ -16747,14 +16870,14 @@
         <w:lastRenderedPageBreak/>
         <w:t xml:space="preserve">work is a stack of workflows, then most processes can be split into six or eight steps, and in some of those steps AI is </w:t>
       </w:r>
-      <w:commentRangeStart w:id="169"/>
+      <w:commentRangeStart w:id="179"/>
       <w:r>
         <w:rPr>
           <w:lang w:val="en-US"/>
         </w:rPr>
         <w:t>used</w:t>
       </w:r>
-      <w:commentRangeEnd w:id="169"/>
+      <w:commentRangeEnd w:id="179"/>
       <w:r>
         <w:rPr>
           <w:rStyle w:val="CommentReference"/>
@@ -16762,7 +16885,7 @@
           <w:szCs w:val="22"/>
           <w:lang w:val="en-US"/>
         </w:rPr>
-        <w:commentReference w:id="169"/>
+        <w:commentReference w:id="179"/>
       </w:r>
       <w:r>
         <w:rPr>
@@ -16772,21 +16895,21 @@
       </w:r>
     </w:p>
     <w:p>
-      <w:commentRangeStart w:id="170"/>
+      <w:commentRangeStart w:id="180"/>
       <w:r>
         <w:rPr>
           <w:lang w:val="en-US"/>
         </w:rPr>
         <w:t xml:space="preserve"> Likewise, interviewee 13 </w:t>
       </w:r>
-      <w:commentRangeStart w:id="171"/>
+      <w:commentRangeStart w:id="181"/>
       <w:r>
         <w:rPr>
           <w:lang w:val="en-US"/>
         </w:rPr>
         <w:t>described</w:t>
       </w:r>
-      <w:commentRangeEnd w:id="171"/>
+      <w:commentRangeEnd w:id="181"/>
       <w:r>
         <w:rPr>
           <w:rStyle w:val="CommentReference"/>
@@ -16794,7 +16917,7 @@
           <w:szCs w:val="22"/>
           <w:lang w:val="en-US"/>
         </w:rPr>
-        <w:commentReference w:id="171"/>
+        <w:commentReference w:id="181"/>
       </w:r>
       <w:r>
         <w:rPr>
@@ -16802,14 +16925,14 @@
         </w:rPr>
         <w:t xml:space="preserve"> how they automate processes using generic tools with agentic capabilities: “We used Make and n8n for, like, automating all the workflows. … You say, ‘I get this data from this tool. If this happens, do this.’ … And this substituted at least for two or three people.”</w:t>
       </w:r>
-      <w:commentRangeEnd w:id="170"/>
+      <w:commentRangeEnd w:id="180"/>
       <w:r>
         <w:rPr>
           <w:rStyle w:val="CommentReference"/>
           <w:sz w:val="22"/>
           <w:szCs w:val="22"/>
         </w:rPr>
-        <w:commentReference w:id="170"/>
+        <w:commentReference w:id="180"/>
       </w:r>
     </w:p>
     <w:p>
@@ -16885,7 +17008,7 @@
       </w:r>
     </w:p>
     <w:p>
-      <w:bookmarkStart w:id="172" w:name="OLE_LINK3"/>
+      <w:bookmarkStart w:id="182" w:name="OLE_LINK3"/>
       <w:r>
         <w:rPr>
           <w:lang w:val="en-US"/>
@@ -16908,7 +17031,7 @@
         <w:t>.”</w:t>
       </w:r>
     </w:p>
-    <w:bookmarkEnd w:id="172"/>
+    <w:bookmarkEnd w:id="182"/>
     <w:p>
       <w:r>
         <w:t xml:space="preserve">Interviewee 15 took a different approach; instead of offering the agent to a customer, she now offers support for her customers’ agents. She notes that this approach is still in the exploratory phase, </w:t>
@@ -16938,7 +17061,7 @@
       <w:pPr>
         <w:pStyle w:val="Heading2"/>
       </w:pPr>
-      <w:bookmarkStart w:id="173" w:name="_Toc232373233"/>
+      <w:bookmarkStart w:id="183" w:name="_Toc232373233"/>
       <w:r>
         <w:t>4.4</w:t>
       </w:r>
@@ -16946,33 +17069,33 @@
         <w:tab/>
         <w:t>Obtaining value o</w:t>
       </w:r>
-      <w:commentRangeStart w:id="174"/>
-      <w:commentRangeStart w:id="175"/>
+      <w:commentRangeStart w:id="184"/>
+      <w:commentRangeStart w:id="185"/>
       <w:r>
         <w:t>utcomes</w:t>
       </w:r>
-      <w:bookmarkEnd w:id="173"/>
-      <w:commentRangeEnd w:id="174"/>
+      <w:bookmarkEnd w:id="183"/>
+      <w:commentRangeEnd w:id="184"/>
       <w:r>
         <w:rPr>
           <w:rStyle w:val="CommentReference"/>
           <w:sz w:val="22"/>
           <w:szCs w:val="22"/>
         </w:rPr>
-        <w:commentReference w:id="174"/>
-      </w:r>
-      <w:commentRangeEnd w:id="175"/>
+        <w:commentReference w:id="184"/>
+      </w:r>
+      <w:commentRangeEnd w:id="185"/>
       <w:r>
         <w:rPr>
           <w:rStyle w:val="CommentReference"/>
           <w:sz w:val="22"/>
           <w:szCs w:val="22"/>
         </w:rPr>
-        <w:commentReference w:id="175"/>
-      </w:r>
-    </w:p>
-    <w:p>
-      <w:commentRangeStart w:id="176"/>
+        <w:commentReference w:id="185"/>
+      </w:r>
+    </w:p>
+    <w:p>
+      <w:commentRangeStart w:id="186"/>
       <w:r>
         <w:t xml:space="preserve">Applying agentic AI creates outcomes for the organization. These are analyzed from a value perspective. Woodside et al. (2008) note that value has a benefits and costs component.  </w:t>
       </w:r>
@@ -17006,14 +17129,14 @@
       <w:r>
         <w:t xml:space="preserve"> are defined as the potential aspects of an outcome that would be negative to the organization but where the likelihood of the outcome is unlikely or highly unknown. </w:t>
       </w:r>
-      <w:commentRangeEnd w:id="176"/>
+      <w:commentRangeEnd w:id="186"/>
       <w:r>
         <w:rPr>
           <w:rStyle w:val="CommentReference"/>
           <w:sz w:val="22"/>
           <w:szCs w:val="22"/>
         </w:rPr>
-        <w:commentReference w:id="176"/>
+        <w:commentReference w:id="186"/>
       </w:r>
     </w:p>
     <w:p>
@@ -17026,28 +17149,28 @@
       <w:r>
         <w:tab/>
       </w:r>
-      <w:commentRangeStart w:id="177"/>
-      <w:commentRangeStart w:id="178"/>
+      <w:commentRangeStart w:id="187"/>
+      <w:commentRangeStart w:id="188"/>
       <w:r>
         <w:t>Benefits</w:t>
       </w:r>
-      <w:commentRangeEnd w:id="177"/>
+      <w:commentRangeEnd w:id="187"/>
       <w:r>
         <w:rPr>
           <w:rStyle w:val="CommentReference"/>
           <w:sz w:val="22"/>
           <w:szCs w:val="22"/>
         </w:rPr>
-        <w:commentReference w:id="177"/>
-      </w:r>
-      <w:commentRangeEnd w:id="178"/>
+        <w:commentReference w:id="187"/>
+      </w:r>
+      <w:commentRangeEnd w:id="188"/>
       <w:r>
         <w:rPr>
           <w:rStyle w:val="CommentReference"/>
           <w:sz w:val="22"/>
           <w:szCs w:val="22"/>
         </w:rPr>
-        <w:commentReference w:id="178"/>
+        <w:commentReference w:id="188"/>
       </w:r>
     </w:p>
     <w:p>
@@ -17057,14 +17180,14 @@
         </w:rPr>
         <w:t xml:space="preserve">Benefits from agentic AI in marketing cluster around four themes: efficiency, scalability, </w:t>
       </w:r>
-      <w:bookmarkStart w:id="179" w:name="OLE_LINK5"/>
+      <w:bookmarkStart w:id="189" w:name="OLE_LINK5"/>
       <w:r>
         <w:rPr>
           <w:lang w:val="en-US"/>
         </w:rPr>
         <w:t>extension of personal skillsets</w:t>
       </w:r>
-      <w:bookmarkEnd w:id="179"/>
+      <w:bookmarkEnd w:id="189"/>
       <w:r>
         <w:rPr>
           <w:lang w:val="en-US"/>
@@ -17085,7 +17208,7 @@
       </w:r>
     </w:p>
     <w:p>
-      <w:commentRangeStart w:id="180"/>
+      <w:commentRangeStart w:id="190"/>
       <w:r>
         <w:rPr>
           <w:i/>
@@ -17094,7 +17217,7 @@
         </w:rPr>
         <w:t>Efficiency</w:t>
       </w:r>
-      <w:commentRangeEnd w:id="180"/>
+      <w:commentRangeEnd w:id="190"/>
       <w:r>
         <w:rPr>
           <w:rStyle w:val="CommentReference"/>
@@ -17104,7 +17227,7 @@
           <w:szCs w:val="22"/>
           <w:lang w:val="en-US"/>
         </w:rPr>
-        <w:commentReference w:id="180"/>
+        <w:commentReference w:id="190"/>
       </w:r>
       <w:r>
         <w:rPr>
@@ -17149,7 +17272,7 @@
       </w:r>
     </w:p>
     <w:p>
-      <w:commentRangeStart w:id="181"/>
+      <w:commentRangeStart w:id="191"/>
       <w:r>
         <w:rPr>
           <w:i/>
@@ -17158,7 +17281,7 @@
         </w:rPr>
         <w:t>Scal</w:t>
       </w:r>
-      <w:commentRangeEnd w:id="181"/>
+      <w:commentRangeEnd w:id="191"/>
       <w:r>
         <w:rPr>
           <w:rStyle w:val="CommentReference"/>
@@ -17168,7 +17291,7 @@
           <w:szCs w:val="22"/>
           <w:lang w:val="en-US"/>
         </w:rPr>
-        <w:commentReference w:id="181"/>
+        <w:commentReference w:id="191"/>
       </w:r>
       <w:r>
         <w:rPr>
@@ -17241,18 +17364,18 @@
       <w:r>
         <w:tab/>
       </w:r>
-      <w:commentRangeStart w:id="182"/>
+      <w:commentRangeStart w:id="192"/>
       <w:r>
         <w:t>Sacrifices</w:t>
       </w:r>
-      <w:commentRangeEnd w:id="182"/>
+      <w:commentRangeEnd w:id="192"/>
       <w:r>
         <w:rPr>
           <w:rStyle w:val="CommentReference"/>
           <w:sz w:val="22"/>
           <w:szCs w:val="22"/>
         </w:rPr>
-        <w:commentReference w:id="182"/>
+        <w:commentReference w:id="192"/>
       </w:r>
     </w:p>
     <w:p>
@@ -17267,14 +17390,14 @@
         </w:rPr>
         <w:t>Alongside benefits, participants describe a set of sacrifices</w:t>
       </w:r>
-      <w:bookmarkStart w:id="183" w:name="OLE_LINK6"/>
+      <w:bookmarkStart w:id="193" w:name="OLE_LINK6"/>
       <w:r>
         <w:rPr>
           <w:lang w:val="en-US"/>
         </w:rPr>
         <w:t>; things that are knowingly given up or altered as a consequence of AI adoption</w:t>
       </w:r>
-      <w:bookmarkEnd w:id="183"/>
+      <w:bookmarkEnd w:id="193"/>
       <w:r>
         <w:rPr>
           <w:lang w:val="en-US"/>
@@ -17341,9 +17464,6 @@
     <w:p>
       <w:pPr>
         <w:pStyle w:val="Heading3"/>
-        <w:rPr>
-          <w:highlight w:val="yellow"/>
-        </w:rPr>
       </w:pPr>
       <w:r>
         <w:t>4.4.3</w:t>
@@ -17466,7 +17586,7 @@
       </w:r>
     </w:p>
     <w:p>
-      <w:bookmarkStart w:id="184" w:name="OLE_LINK7"/>
+      <w:bookmarkStart w:id="194" w:name="OLE_LINK7"/>
       <w:r>
         <w:rPr>
           <w:lang w:val="en-US"/>
@@ -17499,21 +17619,21 @@
         </w:rPr>
         <w:t xml:space="preserve">The examples seem to indicate that brand risk is not a question about whether you are using AI, but rather how you are using AI. </w:t>
       </w:r>
-      <w:bookmarkEnd w:id="184"/>
-    </w:p>
-    <w:p>
-      <w:commentRangeStart w:id="185"/>
+      <w:bookmarkEnd w:id="194"/>
+    </w:p>
+    <w:p>
+      <w:commentRangeStart w:id="195"/>
       <w:r>
         <w:t>Taken together, the benefits, sacrifices, and risks above describe the value agentic AI can produce. Their realization, however, is highly uneven: the same use case proved transformative in one organization and stalled in another. Table 5 illustrates this divergence for the three most frequently reported use cases.</w:t>
       </w:r>
-      <w:commentRangeEnd w:id="185"/>
+      <w:commentRangeEnd w:id="195"/>
       <w:r>
         <w:rPr>
           <w:rStyle w:val="CommentReference"/>
           <w:sz w:val="22"/>
           <w:szCs w:val="22"/>
         </w:rPr>
-        <w:commentReference w:id="185"/>
+        <w:commentReference w:id="195"/>
       </w:r>
     </w:p>
     <w:p>
@@ -17533,8 +17653,8 @@
       <w:pPr>
         <w:ind w:firstLine="0"/>
       </w:pPr>
-      <w:commentRangeStart w:id="186"/>
-      <w:commentRangeStart w:id="187"/>
+      <w:commentRangeStart w:id="196"/>
+      <w:commentRangeStart w:id="197"/>
       <w:r>
         <w:rPr>
           <w:b/>
@@ -18016,7 +18136,7 @@
         </w:tc>
       </w:tr>
     </w:tbl>
-    <w:commentRangeEnd w:id="186"/>
+    <w:commentRangeEnd w:id="196"/>
     <w:p>
       <w:r>
         <w:rPr>
@@ -18024,16 +18144,16 @@
           <w:sz w:val="22"/>
           <w:szCs w:val="22"/>
         </w:rPr>
-        <w:commentReference w:id="186"/>
-      </w:r>
-      <w:commentRangeEnd w:id="187"/>
+        <w:commentReference w:id="196"/>
+      </w:r>
+      <w:commentRangeEnd w:id="197"/>
       <w:r>
         <w:rPr>
           <w:rStyle w:val="CommentReference"/>
           <w:sz w:val="22"/>
           <w:szCs w:val="22"/>
         </w:rPr>
-        <w:commentReference w:id="187"/>
+        <w:commentReference w:id="197"/>
       </w:r>
     </w:p>
     <w:p>
@@ -18058,7 +18178,7 @@
           <w:color w:val="00312A"/>
         </w:rPr>
       </w:pPr>
-      <w:bookmarkStart w:id="189" w:name="_Toc232373234"/>
+      <w:bookmarkStart w:id="199" w:name="_Toc232373234"/>
       <w:r>
         <w:rPr>
           <w:color w:val="00312A"/>
@@ -18072,15 +18192,15 @@
         </w:rPr>
         <w:tab/>
       </w:r>
-      <w:commentRangeStart w:id="190"/>
+      <w:commentRangeStart w:id="200"/>
       <w:r>
         <w:rPr>
           <w:color w:val="00312A"/>
         </w:rPr>
         <w:t>Discussion</w:t>
       </w:r>
-      <w:bookmarkEnd w:id="189"/>
-      <w:commentRangeEnd w:id="190"/>
+      <w:bookmarkEnd w:id="199"/>
+      <w:commentRangeEnd w:id="200"/>
       <w:r>
         <w:rPr>
           <w:rStyle w:val="CommentReference"/>
@@ -18088,25 +18208,25 @@
           <w:sz w:val="22"/>
           <w:szCs w:val="22"/>
         </w:rPr>
-        <w:commentReference w:id="190"/>
-      </w:r>
-    </w:p>
-    <w:p>
-      <w:commentRangeStart w:id="191"/>
+        <w:commentReference w:id="200"/>
+      </w:r>
+    </w:p>
+    <w:p>
+      <w:commentRangeStart w:id="201"/>
       <w:r>
         <w:rPr>
           <w:lang w:val="en-US"/>
         </w:rPr>
         <w:t xml:space="preserve">This study set out to understand how marketing managers create value with agentic AI. </w:t>
       </w:r>
-      <w:commentRangeStart w:id="192"/>
+      <w:commentRangeStart w:id="202"/>
       <w:r>
         <w:rPr>
           <w:lang w:val="en-US"/>
         </w:rPr>
         <w:t xml:space="preserve"> </w:t>
       </w:r>
-      <w:commentRangeEnd w:id="192"/>
+      <w:commentRangeEnd w:id="202"/>
       <w:r>
         <w:rPr>
           <w:rStyle w:val="CommentReference"/>
@@ -18114,7 +18234,7 @@
           <w:szCs w:val="22"/>
           <w:lang w:val="en-US"/>
         </w:rPr>
-        <w:commentReference w:id="192"/>
+        <w:commentReference w:id="202"/>
       </w:r>
       <w:r>
         <w:rPr>
@@ -18122,15 +18242,15 @@
         </w:rPr>
         <w:t xml:space="preserve">GenAI has moved rapidly from a technical novelty to a consequential development in marketing, yet empirical research into its implications within organizations remains scarce; the existing literature concentrates on </w:t>
       </w:r>
-      <w:commentRangeStart w:id="193"/>
-      <w:commentRangeStart w:id="194"/>
+      <w:commentRangeStart w:id="203"/>
+      <w:commentRangeStart w:id="204"/>
       <w:r>
         <w:rPr>
           <w:lang w:val="en-US"/>
         </w:rPr>
         <w:t xml:space="preserve">generative AI </w:t>
       </w:r>
-      <w:commentRangeEnd w:id="193"/>
+      <w:commentRangeEnd w:id="203"/>
       <w:r>
         <w:rPr>
           <w:rStyle w:val="CommentReference"/>
@@ -18138,9 +18258,9 @@
           <w:szCs w:val="22"/>
           <w:lang w:val="en-US"/>
         </w:rPr>
-        <w:commentReference w:id="193"/>
-      </w:r>
-      <w:commentRangeEnd w:id="194"/>
+        <w:commentReference w:id="203"/>
+      </w:r>
+      <w:commentRangeEnd w:id="204"/>
       <w:r>
         <w:rPr>
           <w:rStyle w:val="CommentReference"/>
@@ -18148,22 +18268,22 @@
           <w:szCs w:val="22"/>
           <w:lang w:val="en-US"/>
         </w:rPr>
-        <w:commentReference w:id="194"/>
-      </w:r>
-      <w:r>
-        <w:rPr>
-          <w:lang w:val="en-US"/>
-        </w:rPr>
-        <w:t xml:space="preserve">(e.g. Wahid et al., 2023; Grewal et al., 2025; Abou Elgheit, </w:t>
-      </w:r>
-      <w:commentRangeStart w:id="195"/>
+        <w:commentReference w:id="204"/>
+      </w:r>
+      <w:r>
+        <w:rPr>
+          <w:lang w:val="en-US"/>
+        </w:rPr>
+        <w:t xml:space="preserve">(e.g. Wahid et al., 2023; Grewal et al., 2025; Elgheit, </w:t>
+      </w:r>
+      <w:commentRangeStart w:id="205"/>
       <w:r>
         <w:rPr>
           <w:lang w:val="en-US"/>
         </w:rPr>
         <w:t>2025</w:t>
       </w:r>
-      <w:commentRangeEnd w:id="195"/>
+      <w:commentRangeEnd w:id="205"/>
       <w:r>
         <w:rPr>
           <w:rStyle w:val="CommentReference"/>
@@ -18171,7 +18291,7 @@
           <w:szCs w:val="22"/>
           <w:lang w:val="en-US"/>
         </w:rPr>
-        <w:commentReference w:id="195"/>
+        <w:commentReference w:id="205"/>
       </w:r>
       <w:r>
         <w:rPr>
@@ -18179,14 +18299,14 @@
         </w:rPr>
         <w:t xml:space="preserve">). Scholars have responded by issuing explicit calls for research into agentic AI in the marketing field (Kim, 2025; Mogaji &amp; Jain, 2024; Jain et al., 2024). This study answers those calls directly by providing a grounded empirical account of how marketing managers create value with </w:t>
       </w:r>
-      <w:commentRangeStart w:id="196"/>
+      <w:commentRangeStart w:id="206"/>
       <w:r>
         <w:rPr>
           <w:lang w:val="en-US"/>
         </w:rPr>
         <w:t>agentic</w:t>
       </w:r>
-      <w:commentRangeEnd w:id="196"/>
+      <w:commentRangeEnd w:id="206"/>
       <w:r>
         <w:rPr>
           <w:rStyle w:val="CommentReference"/>
@@ -18194,7 +18314,7 @@
           <w:szCs w:val="22"/>
           <w:lang w:val="en-US"/>
         </w:rPr>
-        <w:commentReference w:id="196"/>
+        <w:commentReference w:id="206"/>
       </w:r>
       <w:r>
         <w:rPr>
@@ -18202,21 +18322,21 @@
         </w:rPr>
         <w:t xml:space="preserve"> AI. </w:t>
       </w:r>
-      <w:commentRangeEnd w:id="191"/>
+      <w:commentRangeEnd w:id="201"/>
       <w:r>
         <w:rPr>
           <w:rStyle w:val="CommentReference"/>
           <w:sz w:val="22"/>
           <w:szCs w:val="22"/>
         </w:rPr>
-        <w:commentReference w:id="191"/>
+        <w:commentReference w:id="201"/>
       </w:r>
     </w:p>
     <w:p>
       <w:pPr>
         <w:pStyle w:val="Heading2"/>
       </w:pPr>
-      <w:bookmarkStart w:id="197" w:name="_Toc232373235"/>
+      <w:bookmarkStart w:id="207" w:name="_Toc232373235"/>
       <w:r>
         <w:t>5.1</w:t>
       </w:r>
@@ -18230,10 +18350,10 @@
       <w:r>
         <w:t>heory</w:t>
       </w:r>
-      <w:bookmarkEnd w:id="197"/>
-    </w:p>
-    <w:p>
-      <w:commentRangeStart w:id="198"/>
+      <w:bookmarkEnd w:id="207"/>
+    </w:p>
+    <w:p>
+      <w:commentRangeStart w:id="208"/>
       <w:r>
         <w:t xml:space="preserve">The principal theoretical contribution of this study is a model of managerial value creation with agentic AI (Figure 1). The model offers an interpretive account of how value is constructed, it shows the impact of the organizational context and highlights the value of the managerial work, which includes, Observing external conditions, including the rapid progression of AI and the accompanying market pressure provide the impetus for change; </w:t>
       </w:r>
@@ -18287,18 +18407,18 @@
       <w:r>
         <w:t xml:space="preserve"> that result, which are understood as a portfolio of benefits, sacrifices, and risks. </w:t>
       </w:r>
-      <w:commentRangeEnd w:id="198"/>
+      <w:commentRangeEnd w:id="208"/>
       <w:r>
         <w:rPr>
           <w:rStyle w:val="CommentReference"/>
           <w:sz w:val="22"/>
           <w:szCs w:val="22"/>
         </w:rPr>
-        <w:commentReference w:id="198"/>
-      </w:r>
-    </w:p>
-    <w:p>
-      <w:bookmarkStart w:id="199" w:name="OLE_LINK2"/>
+        <w:commentReference w:id="208"/>
+      </w:r>
+    </w:p>
+    <w:p>
+      <w:bookmarkStart w:id="209" w:name="OLE_LINK2"/>
       <w:r>
         <w:rPr>
           <w:lang w:val="en-US"/>
@@ -18317,14 +18437,14 @@
         </w:rPr>
         <w:t>marketing managers navigate these conditions. Navigating includes key managerial behaviors, such as bringing people along, that play a vital role in providing the necessary context for the successful implementation and use of agentic AI</w:t>
       </w:r>
-      <w:bookmarkEnd w:id="199"/>
+      <w:bookmarkEnd w:id="209"/>
       <w:r>
         <w:rPr>
           <w:lang w:val="en-US"/>
         </w:rPr>
         <w:t>.</w:t>
       </w:r>
-      <w:commentRangeStart w:id="200"/>
+      <w:commentRangeStart w:id="210"/>
       <w:r>
         <w:rPr>
           <w:lang w:val="en-US"/>
@@ -18365,16 +18485,40 @@
         <w:rPr>
           <w:lang w:val="en-US"/>
         </w:rPr>
-        <w:t xml:space="preserve">Likewise, this work also aligns with and builds on the insights from Vidal et al. (2022). Vidal et al. (2022) note how </w:t>
-      </w:r>
-      <w:commentRangeStart w:id="201"/>
+        <w:t xml:space="preserve">Likewise, this work also aligns with and builds on the insights from </w:t>
+      </w:r>
+      <w:r>
+        <w:rPr>
+          <w:lang w:val="en-US"/>
+        </w:rPr>
+        <w:t>Fernandez-Vidal</w:t>
+      </w:r>
+      <w:r>
+        <w:rPr>
+          <w:lang w:val="en-US"/>
+        </w:rPr>
+        <w:t xml:space="preserve"> et al. (2022). </w:t>
+      </w:r>
+      <w:r>
+        <w:rPr>
+          <w:lang w:val="en-US"/>
+        </w:rPr>
+        <w:t>Fernandez-Vidal</w:t>
+      </w:r>
+      <w:r>
+        <w:rPr>
+          <w:lang w:val="en-US"/>
+        </w:rPr>
+        <w:t xml:space="preserve"> et al. (2022) note how </w:t>
+      </w:r>
+      <w:commentRangeStart w:id="211"/>
       <w:r>
         <w:rPr>
           <w:lang w:val="en-US"/>
         </w:rPr>
         <w:t>digital leaders should become business leade</w:t>
       </w:r>
-      <w:commentRangeEnd w:id="201"/>
+      <w:commentRangeEnd w:id="211"/>
       <w:r>
         <w:rPr>
           <w:rStyle w:val="CommentReference"/>
@@ -18382,7 +18526,7 @@
           <w:szCs w:val="22"/>
           <w:lang w:val="en-US"/>
         </w:rPr>
-        <w:commentReference w:id="201"/>
+        <w:commentReference w:id="211"/>
       </w:r>
       <w:r>
         <w:rPr>
@@ -18390,8 +18534,8 @@
         </w:rPr>
         <w:t xml:space="preserve">rs, including developing business know-how within the digital function. </w:t>
       </w:r>
-      <w:commentRangeStart w:id="202"/>
-      <w:commentRangeEnd w:id="202"/>
+      <w:commentRangeStart w:id="212"/>
+      <w:commentRangeEnd w:id="212"/>
       <w:r>
         <w:rPr>
           <w:rStyle w:val="CommentReference"/>
@@ -18399,7 +18543,7 @@
           <w:szCs w:val="22"/>
           <w:lang w:val="en-US"/>
         </w:rPr>
-        <w:commentReference w:id="202"/>
+        <w:commentReference w:id="212"/>
       </w:r>
       <w:r>
         <w:rPr>
@@ -18407,8 +18551,8 @@
         </w:rPr>
         <w:t>This study builds on this idea</w:t>
       </w:r>
-      <w:commentRangeStart w:id="203"/>
-      <w:commentRangeEnd w:id="203"/>
+      <w:commentRangeStart w:id="213"/>
+      <w:commentRangeEnd w:id="213"/>
       <w:r>
         <w:rPr>
           <w:rStyle w:val="CommentReference"/>
@@ -18416,7 +18560,7 @@
           <w:szCs w:val="22"/>
           <w:lang w:val="en-US"/>
         </w:rPr>
-        <w:commentReference w:id="203"/>
+        <w:commentReference w:id="213"/>
       </w:r>
       <w:r>
         <w:rPr>
@@ -18424,14 +18568,14 @@
         </w:rPr>
         <w:t xml:space="preserve"> by mirroring it: marketing leaders should also become digital leaders, as the marketing function increasingly requires technical know-how and management skills. This </w:t>
       </w:r>
-      <w:commentRangeStart w:id="204"/>
+      <w:commentRangeStart w:id="214"/>
       <w:r>
         <w:rPr>
           <w:lang w:val="en-US"/>
         </w:rPr>
         <w:t>conclusion</w:t>
       </w:r>
-      <w:commentRangeEnd w:id="204"/>
+      <w:commentRangeEnd w:id="214"/>
       <w:r>
         <w:rPr>
           <w:rStyle w:val="CommentReference"/>
@@ -18439,13 +18583,25 @@
           <w:szCs w:val="22"/>
           <w:lang w:val="en-US"/>
         </w:rPr>
-        <w:commentReference w:id="204"/>
-      </w:r>
-      <w:r>
-        <w:rPr>
-          <w:lang w:val="en-US"/>
-        </w:rPr>
-        <w:t xml:space="preserve"> implies that many of the lessons from Vidal et al. (2022) now apply to the marketing manager, including the need to master talent complexity, prioritize learning, and bridge the gap between technical and business capabilities.</w:t>
+        <w:commentReference w:id="214"/>
+      </w:r>
+      <w:r>
+        <w:rPr>
+          <w:lang w:val="en-US"/>
+        </w:rPr>
+        <w:t xml:space="preserve"> implies that many of the lessons from </w:t>
+      </w:r>
+      <w:r>
+        <w:rPr>
+          <w:lang w:val="en-US"/>
+        </w:rPr>
+        <w:t>Fernandez-Vidal</w:t>
+      </w:r>
+      <w:r>
+        <w:rPr>
+          <w:lang w:val="en-US"/>
+        </w:rPr>
+        <w:t xml:space="preserve"> et al. (2022) now apply to the marketing manager, including the need to master talent complexity, prioritize learning, and bridge the gap between technical and business capabilities.</w:t>
       </w:r>
     </w:p>
     <w:p>
@@ -18461,15 +18617,15 @@
         </w:rPr>
         <w:t>Gebauer et al.’s (2020)</w:t>
       </w:r>
-      <w:bookmarkStart w:id="205" w:name="OLE_LINK14"/>
+      <w:bookmarkStart w:id="215" w:name="OLE_LINK14"/>
       <w:r>
         <w:t xml:space="preserve"> work describes the digitalization </w:t>
       </w:r>
-      <w:commentRangeStart w:id="206"/>
+      <w:commentRangeStart w:id="216"/>
       <w:r>
         <w:t>paradox</w:t>
       </w:r>
-      <w:commentRangeEnd w:id="206"/>
+      <w:commentRangeEnd w:id="216"/>
       <w:r>
         <w:rPr>
           <w:rStyle w:val="CommentReference"/>
@@ -18478,7 +18634,7 @@
           <w:sz w:val="22"/>
           <w:szCs w:val="22"/>
         </w:rPr>
-        <w:commentReference w:id="206"/>
+        <w:commentReference w:id="216"/>
       </w:r>
       <w:r>
         <w:rPr>
@@ -18490,7 +18646,7 @@
       <w:r>
         <w:t xml:space="preserve"> which shows that digital transformations often do not yield the expected returns. </w:t>
       </w:r>
-      <w:bookmarkEnd w:id="205"/>
+      <w:bookmarkEnd w:id="215"/>
       <w:r>
         <w:t xml:space="preserve">This study </w:t>
       </w:r>
@@ -18500,7 +18656,7 @@
       <w:r>
         <w:t xml:space="preserve"> different but related pattern, where the outcomes of investments in agentic AI differ significantly. </w:t>
       </w:r>
-      <w:bookmarkStart w:id="207" w:name="OLE_LINK15"/>
+      <w:bookmarkStart w:id="217" w:name="OLE_LINK15"/>
       <w:r>
         <w:t xml:space="preserve">While </w:t>
       </w:r>
@@ -18510,15 +18666,15 @@
         </w:rPr>
         <w:t xml:space="preserve">Gebauer </w:t>
       </w:r>
-      <w:bookmarkStart w:id="208" w:name="OLE_LINK16"/>
+      <w:bookmarkStart w:id="218" w:name="OLE_LINK16"/>
       <w:r>
         <w:rPr>
           <w:lang w:val="en-US"/>
         </w:rPr>
         <w:t>et al. (2020)</w:t>
       </w:r>
-      <w:bookmarkEnd w:id="207"/>
-      <w:bookmarkEnd w:id="208"/>
+      <w:bookmarkEnd w:id="217"/>
+      <w:bookmarkEnd w:id="218"/>
       <w:r>
         <w:t xml:space="preserve"> </w:t>
       </w:r>
@@ -18544,14 +18700,14 @@
         </w:rPr>
         <w:t xml:space="preserve">Both the organizational resistance observed and the breadth of benefits when successful observed within the dataset seem to be much higher than what is signaled in previous works regarding digital </w:t>
       </w:r>
-      <w:commentRangeStart w:id="209"/>
+      <w:commentRangeStart w:id="219"/>
       <w:r>
         <w:rPr>
           <w:lang w:val="en-US"/>
         </w:rPr>
         <w:t>transformation</w:t>
       </w:r>
-      <w:commentRangeEnd w:id="209"/>
+      <w:commentRangeEnd w:id="219"/>
       <w:r>
         <w:rPr>
           <w:rStyle w:val="CommentReference"/>
@@ -18559,7 +18715,7 @@
           <w:szCs w:val="22"/>
           <w:lang w:val="en-US"/>
         </w:rPr>
-        <w:commentReference w:id="209"/>
+        <w:commentReference w:id="219"/>
       </w:r>
       <w:r>
         <w:rPr>
@@ -18567,8 +18723,8 @@
         </w:rPr>
         <w:t xml:space="preserve">. </w:t>
       </w:r>
-      <w:commentRangeStart w:id="210"/>
-      <w:commentRangeEnd w:id="210"/>
+      <w:commentRangeStart w:id="220"/>
+      <w:commentRangeEnd w:id="220"/>
       <w:r>
         <w:rPr>
           <w:rStyle w:val="CommentReference"/>
@@ -18576,7 +18732,7 @@
           <w:szCs w:val="22"/>
           <w:lang w:val="en-US"/>
         </w:rPr>
-        <w:commentReference w:id="210"/>
+        <w:commentReference w:id="220"/>
       </w:r>
       <w:r>
         <w:rPr>
@@ -18584,8 +18740,8 @@
         </w:rPr>
         <w:t>The data suggest</w:t>
       </w:r>
-      <w:commentRangeStart w:id="211"/>
-      <w:commentRangeEnd w:id="211"/>
+      <w:commentRangeStart w:id="221"/>
+      <w:commentRangeEnd w:id="221"/>
       <w:r>
         <w:rPr>
           <w:rStyle w:val="CommentReference"/>
@@ -18593,7 +18749,7 @@
           <w:szCs w:val="22"/>
           <w:lang w:val="en-US"/>
         </w:rPr>
-        <w:commentReference w:id="211"/>
+        <w:commentReference w:id="221"/>
       </w:r>
       <w:r>
         <w:rPr>
@@ -18601,14 +18757,14 @@
         </w:rPr>
         <w:t xml:space="preserve"> that this increased speed creates increased resistance and delaying behavior, where one participant noted that, “It goes so fast that [employees] get overwhelmed”. This implies that the managerial </w:t>
       </w:r>
-      <w:commentRangeStart w:id="212"/>
+      <w:commentRangeStart w:id="222"/>
       <w:r>
         <w:rPr>
           <w:lang w:val="en-US"/>
         </w:rPr>
         <w:t>behaviors</w:t>
       </w:r>
-      <w:commentRangeEnd w:id="212"/>
+      <w:commentRangeEnd w:id="222"/>
       <w:r>
         <w:rPr>
           <w:rStyle w:val="CommentReference"/>
@@ -18616,7 +18772,7 @@
           <w:szCs w:val="22"/>
           <w:lang w:val="en-US"/>
         </w:rPr>
-        <w:commentReference w:id="212"/>
+        <w:commentReference w:id="222"/>
       </w:r>
       <w:r>
         <w:rPr>
@@ -18631,14 +18787,14 @@
         <w:lastRenderedPageBreak/>
         <w:t xml:space="preserve">during earlier waves </w:t>
       </w:r>
-      <w:commentRangeStart w:id="213"/>
+      <w:commentRangeStart w:id="223"/>
       <w:r>
         <w:rPr>
           <w:lang w:val="en-US"/>
         </w:rPr>
         <w:t>of digital transformation</w:t>
       </w:r>
-      <w:commentRangeEnd w:id="213"/>
+      <w:commentRangeEnd w:id="223"/>
       <w:r>
         <w:rPr>
           <w:rStyle w:val="CommentReference"/>
@@ -18646,7 +18802,7 @@
           <w:szCs w:val="22"/>
           <w:lang w:val="en-US"/>
         </w:rPr>
-        <w:commentReference w:id="213"/>
+        <w:commentReference w:id="223"/>
       </w:r>
       <w:r>
         <w:rPr>
@@ -18654,7 +18810,7 @@
         </w:rPr>
         <w:t xml:space="preserve"> have become even more important in the age of agentic AI.</w:t>
       </w:r>
-      <w:commentRangeEnd w:id="200"/>
+      <w:commentRangeEnd w:id="210"/>
       <w:r>
         <w:rPr>
           <w:rStyle w:val="CommentReference"/>
@@ -18662,16 +18818,16 @@
           <w:szCs w:val="22"/>
           <w:lang w:val="en-US"/>
         </w:rPr>
-        <w:commentReference w:id="200"/>
-      </w:r>
-    </w:p>
-    <w:p>
-      <w:pPr>
-        <w:rPr>
-          <w:lang w:val="en-US"/>
-        </w:rPr>
-      </w:pPr>
-      <w:commentRangeStart w:id="214"/>
+        <w:commentReference w:id="210"/>
+      </w:r>
+    </w:p>
+    <w:p>
+      <w:pPr>
+        <w:rPr>
+          <w:lang w:val="en-US"/>
+        </w:rPr>
+      </w:pPr>
+      <w:commentRangeStart w:id="224"/>
       <w:r>
         <w:rPr>
           <w:lang w:val="en-US"/>
@@ -18687,7 +18843,7 @@
         </w:rPr>
         <w:t xml:space="preserve"> this paper sought to answer was “How do marketing managers identify and translate agentic AI opportunities?”.  The impetus for change comes from ma</w:t>
       </w:r>
-      <w:commentRangeStart w:id="215"/>
+      <w:commentRangeStart w:id="225"/>
       <w:r>
         <w:rPr>
           <w:lang w:val="en-US"/>
@@ -18703,7 +18859,7 @@
         </w:rPr>
         <w:t xml:space="preserve"> </w:t>
       </w:r>
-      <w:commentRangeEnd w:id="215"/>
+      <w:commentRangeEnd w:id="225"/>
       <w:r>
         <w:rPr>
           <w:rStyle w:val="CommentReference"/>
@@ -18711,9 +18867,9 @@
           <w:szCs w:val="22"/>
           <w:lang w:val="en-US"/>
         </w:rPr>
-        <w:commentReference w:id="215"/>
-      </w:r>
-      <w:commentRangeEnd w:id="214"/>
+        <w:commentReference w:id="225"/>
+      </w:r>
+      <w:commentRangeEnd w:id="224"/>
       <w:r>
         <w:rPr>
           <w:rStyle w:val="CommentReference"/>
@@ -18721,11 +18877,11 @@
           <w:szCs w:val="22"/>
           <w:lang w:val="en-US"/>
         </w:rPr>
-        <w:commentReference w:id="214"/>
-      </w:r>
-    </w:p>
-    <w:p>
-      <w:commentRangeStart w:id="216"/>
+        <w:commentReference w:id="224"/>
+      </w:r>
+    </w:p>
+    <w:p>
+      <w:commentRangeStart w:id="226"/>
       <w:r>
         <w:rPr>
           <w:i/>
@@ -18734,7 +18890,7 @@
         </w:rPr>
         <w:t>Observing</w:t>
       </w:r>
-      <w:commentRangeEnd w:id="216"/>
+      <w:commentRangeEnd w:id="226"/>
       <w:r>
         <w:rPr>
           <w:rStyle w:val="CommentReference"/>
@@ -18742,7 +18898,7 @@
           <w:szCs w:val="22"/>
           <w:lang w:val="en-US"/>
         </w:rPr>
-        <w:commentReference w:id="216"/>
+        <w:commentReference w:id="226"/>
       </w:r>
       <w:r>
         <w:rPr>
@@ -18754,7 +18910,7 @@
     <w:p>
       <w:pPr>
         <w:rPr>
-          <w:del w:id="217" w:author="Luttik, Daan" w:date="2026-06-13T21:30:00Z" w16du:dateUtc="2026-06-13T19:30:00Z"/>
+          <w:del w:id="227" w:author="Luttik, Daan" w:date="2026-06-13T21:30:00Z" w16du:dateUtc="2026-06-13T19:30:00Z"/>
         </w:rPr>
       </w:pPr>
       <w:r>
@@ -18791,34 +18947,34 @@
       <w:r>
         <w:t xml:space="preserve">This analysis of the data empirically confirms and expands the organizational readiness </w:t>
       </w:r>
-      <w:commentRangeStart w:id="218"/>
+      <w:commentRangeStart w:id="228"/>
       <w:r>
         <w:t>criteria</w:t>
       </w:r>
-      <w:commentRangeEnd w:id="218"/>
+      <w:commentRangeEnd w:id="228"/>
       <w:r>
         <w:rPr>
           <w:rStyle w:val="CommentReference"/>
           <w:sz w:val="22"/>
           <w:szCs w:val="22"/>
         </w:rPr>
-        <w:commentReference w:id="218"/>
+        <w:commentReference w:id="228"/>
       </w:r>
       <w:r>
         <w:t xml:space="preserve"> as proposed by Srivastava (2026), and, in line with her call to research, connects these factors to value creation. Furthermore, evidence is provided that aligns with Schmidt et al.</w:t>
       </w:r>
-      <w:commentRangeStart w:id="219"/>
+      <w:commentRangeStart w:id="229"/>
       <w:r>
         <w:t>’s</w:t>
       </w:r>
-      <w:commentRangeEnd w:id="219"/>
+      <w:commentRangeEnd w:id="229"/>
       <w:r>
         <w:rPr>
           <w:rStyle w:val="CommentReference"/>
           <w:sz w:val="22"/>
           <w:szCs w:val="22"/>
         </w:rPr>
-        <w:commentReference w:id="219"/>
+        <w:commentReference w:id="229"/>
       </w:r>
       <w:r>
         <w:t xml:space="preserve"> </w:t>
@@ -18834,14 +18990,14 @@
           <w:lang w:val="en-US"/>
         </w:rPr>
       </w:pPr>
-      <w:commentRangeStart w:id="220"/>
+      <w:commentRangeStart w:id="230"/>
       <w:r>
         <w:rPr>
           <w:lang w:val="en-US"/>
         </w:rPr>
         <w:t>These aspects of the organizational context seem to be able to prevent or accelerate the implementation of agentic AI, drive the resistance or enthusiasm that drives AI adoption, and bound the knowledge and access to data and systems needed to effectively use agentic AI.</w:t>
       </w:r>
-      <w:commentRangeEnd w:id="220"/>
+      <w:commentRangeEnd w:id="230"/>
       <w:r>
         <w:rPr>
           <w:rStyle w:val="CommentReference"/>
@@ -18849,7 +19005,7 @@
           <w:szCs w:val="22"/>
           <w:lang w:val="en-US"/>
         </w:rPr>
-        <w:commentReference w:id="220"/>
+        <w:commentReference w:id="230"/>
       </w:r>
     </w:p>
     <w:p>
@@ -19001,7 +19157,7 @@
       <w:r>
         <w:t xml:space="preserve"> the utilization of generic agents for personal work. These findings seem to extend the findings from Hasselwander et al. (2026) regarding the AI super assistant: Data shows that marketers are already configuring agentic AI systems to perform a wide variety of tasks. It seems like these systems are increasingly implemented without a specific task in mind but are rather employed as a general purpose assistant. Additionally, previous work also showed that agentic AI can be used to automate processes (Hughes et al., 2025). </w:t>
       </w:r>
-      <w:commentRangeStart w:id="221"/>
+      <w:commentRangeStart w:id="231"/>
       <w:r>
         <w:t>This study adds to this idea by showing that marketers can be in control of these automations themselves, they use tools that</w:t>
       </w:r>
@@ -19011,14 +19167,14 @@
       <w:r>
         <w:t>do not require programming experience to automate their own processes.</w:t>
       </w:r>
-      <w:commentRangeEnd w:id="221"/>
+      <w:commentRangeEnd w:id="231"/>
       <w:r>
         <w:rPr>
           <w:rStyle w:val="CommentReference"/>
           <w:sz w:val="22"/>
           <w:szCs w:val="22"/>
         </w:rPr>
-        <w:commentReference w:id="221"/>
+        <w:commentReference w:id="231"/>
       </w:r>
     </w:p>
     <w:p>
@@ -19171,7 +19327,7 @@
       <w:r>
         <w:t xml:space="preserve">or </w:t>
       </w:r>
-      <w:commentRangeStart w:id="222"/>
+      <w:commentRangeStart w:id="232"/>
       <w:r>
         <w:t xml:space="preserve">Brynjolfsson et al. </w:t>
       </w:r>
@@ -19188,14 +19344,14 @@
       <w:r>
         <w:t>)</w:t>
       </w:r>
-      <w:commentRangeEnd w:id="222"/>
+      <w:commentRangeEnd w:id="232"/>
       <w:r>
         <w:rPr>
           <w:rStyle w:val="CommentReference"/>
           <w:sz w:val="22"/>
           <w:szCs w:val="22"/>
         </w:rPr>
-        <w:commentReference w:id="222"/>
+        <w:commentReference w:id="232"/>
       </w:r>
       <w:r>
         <w:t>.</w:t>
@@ -19287,7 +19443,7 @@
       <w:pPr>
         <w:pStyle w:val="Heading2"/>
       </w:pPr>
-      <w:bookmarkStart w:id="223" w:name="_Toc232373236"/>
+      <w:bookmarkStart w:id="233" w:name="_Toc232373236"/>
       <w:r>
         <w:t>5.2</w:t>
       </w:r>
@@ -19295,7 +19451,7 @@
         <w:tab/>
         <w:t>Practical implications</w:t>
       </w:r>
-      <w:bookmarkEnd w:id="223"/>
+      <w:bookmarkEnd w:id="233"/>
     </w:p>
     <w:p>
       <w:r>
@@ -19359,14 +19515,14 @@
         </w:rPr>
         <w:t xml:space="preserve">“Yes, we will automate these kind of things, but that still means someone needs to look over this automation. You can learn to do this”. This is connected to the need for </w:t>
       </w:r>
-      <w:commentRangeStart w:id="224"/>
+      <w:commentRangeStart w:id="234"/>
       <w:r>
         <w:rPr>
           <w:lang w:val="en-US"/>
         </w:rPr>
         <w:t>education</w:t>
       </w:r>
-      <w:commentRangeEnd w:id="224"/>
+      <w:commentRangeEnd w:id="234"/>
       <w:r>
         <w:rPr>
           <w:rStyle w:val="CommentReference"/>
@@ -19374,7 +19530,7 @@
           <w:szCs w:val="22"/>
           <w:lang w:val="en-US"/>
         </w:rPr>
-        <w:commentReference w:id="224"/>
+        <w:commentReference w:id="234"/>
       </w:r>
       <w:r>
         <w:rPr>
@@ -19389,14 +19545,14 @@
           <w:lang w:val="en-US"/>
         </w:rPr>
       </w:pPr>
-      <w:commentRangeStart w:id="225"/>
+      <w:commentRangeStart w:id="235"/>
       <w:r>
         <w:rPr>
           <w:lang w:val="en-US"/>
         </w:rPr>
         <w:t xml:space="preserve">An interesting interplay arises between compliance and experimentation. </w:t>
       </w:r>
-      <w:commentRangeEnd w:id="225"/>
+      <w:commentRangeEnd w:id="235"/>
       <w:r>
         <w:rPr>
           <w:rStyle w:val="CommentReference"/>
@@ -19404,7 +19560,7 @@
           <w:szCs w:val="22"/>
           <w:lang w:val="en-US"/>
         </w:rPr>
-        <w:commentReference w:id="225"/>
+        <w:commentReference w:id="235"/>
       </w:r>
       <w:r>
         <w:rPr>
@@ -19465,7 +19621,13 @@
         <w:rPr>
           <w:lang w:val="en-US"/>
         </w:rPr>
-        <w:t>Vidal et al. (2022) note that digital leaders</w:t>
+        <w:t>Fernandez-Vidal</w:t>
+      </w:r>
+      <w:r>
+        <w:rPr>
+          <w:lang w:val="en-US"/>
+        </w:rPr>
+        <w:t xml:space="preserve"> et al. (2022) note that digital leaders</w:t>
       </w:r>
       <w:r>
         <w:rPr>
@@ -19473,14 +19635,14 @@
         </w:rPr>
         <w:t xml:space="preserve"> </w:t>
       </w:r>
-      <w:commentRangeStart w:id="226"/>
+      <w:commentRangeStart w:id="236"/>
       <w:r>
         <w:rPr>
           <w:lang w:val="en-US"/>
         </w:rPr>
         <w:t>should become business leade</w:t>
       </w:r>
-      <w:commentRangeEnd w:id="226"/>
+      <w:commentRangeEnd w:id="236"/>
       <w:r>
         <w:rPr>
           <w:rStyle w:val="CommentReference"/>
@@ -19488,7 +19650,7 @@
           <w:szCs w:val="22"/>
           <w:lang w:val="en-US"/>
         </w:rPr>
-        <w:commentReference w:id="226"/>
+        <w:commentReference w:id="236"/>
       </w:r>
       <w:r>
         <w:rPr>
@@ -19500,14 +19662,14 @@
         <w:rPr>
           <w:lang w:val="en-US"/>
         </w:rPr>
-        <w:t xml:space="preserve">available to support the needs of the marketing team, especially due to their </w:t>
+        <w:t xml:space="preserve">available to support the needs of the marketing team, especially due to </w:t>
       </w:r>
       <w:r>
         <w:rPr>
           <w:lang w:val="en-US"/>
         </w:rPr>
         <w:lastRenderedPageBreak/>
-        <w:t xml:space="preserve">centrality to agentic AI initiatives. The marketing manager might be able to help set direction, negotiate resources, or influence infrastructure decisions to align with the needs of the marketing </w:t>
+        <w:t xml:space="preserve">their centrality to agentic AI initiatives. The marketing manager might be able to help set direction, negotiate resources, or influence infrastructure decisions to align with the needs of the marketing </w:t>
       </w:r>
       <w:r>
         <w:rPr>
@@ -19526,7 +19688,7 @@
       <w:pPr>
         <w:pStyle w:val="Heading2"/>
       </w:pPr>
-      <w:bookmarkStart w:id="227" w:name="_Toc232373237"/>
+      <w:bookmarkStart w:id="237" w:name="_Toc232373237"/>
       <w:r>
         <w:t>5.3</w:t>
       </w:r>
@@ -19540,23 +19702,35 @@
       <w:r>
         <w:t>uture research</w:t>
       </w:r>
-      <w:bookmarkEnd w:id="227"/>
-    </w:p>
-    <w:p>
-      <w:r>
-        <w:rPr>
-          <w:lang w:val="en-US"/>
-        </w:rPr>
-        <w:t xml:space="preserve">A limitation of this study lies in the speed at which AI is evolving. Many insights regarding the role of the manager align with earlier works on transformations (e.g., Vidal et al., 2022) and are likely to be relevant toward the future; others like the impact of specific use cases might be heavily dependent on the temporal </w:t>
-      </w:r>
-      <w:commentRangeStart w:id="228"/>
+      <w:bookmarkEnd w:id="237"/>
+    </w:p>
+    <w:p>
+      <w:r>
+        <w:rPr>
+          <w:lang w:val="en-US"/>
+        </w:rPr>
+        <w:t xml:space="preserve">A limitation of this study lies in the speed at which AI is evolving. Many insights regarding the role of the manager align with earlier works on transformations (e.g., </w:t>
+      </w:r>
+      <w:r>
+        <w:rPr>
+          <w:lang w:val="en-US"/>
+        </w:rPr>
+        <w:t>Fernandez-Vidal</w:t>
+      </w:r>
+      <w:r>
+        <w:rPr>
+          <w:lang w:val="en-US"/>
+        </w:rPr>
+        <w:t xml:space="preserve"> et al., 2022) and are likely to be relevant toward the future; others like the impact of specific use cases might be heavily dependent on the temporal </w:t>
+      </w:r>
+      <w:commentRangeStart w:id="238"/>
       <w:r>
         <w:rPr>
           <w:lang w:val="en-US"/>
         </w:rPr>
         <w:t>situation</w:t>
       </w:r>
-      <w:commentRangeEnd w:id="228"/>
+      <w:commentRangeEnd w:id="238"/>
       <w:r>
         <w:rPr>
           <w:rStyle w:val="CommentReference"/>
@@ -19564,7 +19738,7 @@
           <w:szCs w:val="22"/>
           <w:lang w:val="en-US"/>
         </w:rPr>
-        <w:commentReference w:id="228"/>
+        <w:commentReference w:id="238"/>
       </w:r>
       <w:r>
         <w:rPr>
@@ -19572,8 +19746,8 @@
         </w:rPr>
         <w:t xml:space="preserve">. Furthermore, as this research applies a qualitative approach, </w:t>
       </w:r>
-      <w:commentRangeStart w:id="229"/>
-      <w:commentRangeEnd w:id="229"/>
+      <w:commentRangeStart w:id="239"/>
+      <w:commentRangeEnd w:id="239"/>
       <w:r>
         <w:rPr>
           <w:rStyle w:val="CommentReference"/>
@@ -19581,7 +19755,7 @@
           <w:szCs w:val="22"/>
           <w:lang w:val="en-US"/>
         </w:rPr>
-        <w:commentReference w:id="229"/>
+        <w:commentReference w:id="239"/>
       </w:r>
       <w:r>
         <w:rPr>
@@ -19601,8 +19775,8 @@
         </w:rPr>
         <w:t xml:space="preserve"> could be</w:t>
       </w:r>
-      <w:commentRangeStart w:id="230"/>
-      <w:commentRangeEnd w:id="230"/>
+      <w:commentRangeStart w:id="240"/>
+      <w:commentRangeEnd w:id="240"/>
       <w:r>
         <w:rPr>
           <w:rStyle w:val="CommentReference"/>
@@ -19610,7 +19784,7 @@
           <w:szCs w:val="22"/>
           <w:lang w:val="en-US"/>
         </w:rPr>
-        <w:commentReference w:id="230"/>
+        <w:commentReference w:id="240"/>
       </w:r>
       <w:r>
         <w:rPr>
@@ -19618,14 +19792,14 @@
         </w:rPr>
         <w:t xml:space="preserve"> transferable to other </w:t>
       </w:r>
-      <w:commentRangeStart w:id="231"/>
+      <w:commentRangeStart w:id="241"/>
       <w:r>
         <w:rPr>
           <w:lang w:val="en-US"/>
         </w:rPr>
         <w:t>contexts</w:t>
       </w:r>
-      <w:commentRangeEnd w:id="231"/>
+      <w:commentRangeEnd w:id="241"/>
       <w:r>
         <w:rPr>
           <w:rStyle w:val="CommentReference"/>
@@ -19633,7 +19807,7 @@
           <w:szCs w:val="22"/>
           <w:lang w:val="en-US"/>
         </w:rPr>
-        <w:commentReference w:id="231"/>
+        <w:commentReference w:id="241"/>
       </w:r>
       <w:r>
         <w:rPr>
@@ -19641,14 +19815,14 @@
         </w:rPr>
         <w:t xml:space="preserve">, but might also be specific to a small number of individuals and the context of the interviews (Shenton, 2004). </w:t>
       </w:r>
-      <w:commentRangeStart w:id="232"/>
+      <w:commentRangeStart w:id="242"/>
       <w:r>
         <w:rPr>
           <w:lang w:val="en-US"/>
         </w:rPr>
         <w:t>To</w:t>
       </w:r>
-      <w:commentRangeEnd w:id="232"/>
+      <w:commentRangeEnd w:id="242"/>
       <w:r>
         <w:rPr>
           <w:rStyle w:val="CommentReference"/>
@@ -19656,7 +19830,7 @@
           <w:szCs w:val="22"/>
           <w:lang w:val="en-US"/>
         </w:rPr>
-        <w:commentReference w:id="232"/>
+        <w:commentReference w:id="242"/>
       </w:r>
       <w:r>
         <w:rPr>
@@ -19672,14 +19846,14 @@
         </w:rPr>
         <w:t xml:space="preserve">Another limitation lies in the gap between optics and </w:t>
       </w:r>
-      <w:commentRangeStart w:id="233"/>
+      <w:commentRangeStart w:id="243"/>
       <w:r>
         <w:rPr>
           <w:lang w:val="en-US"/>
         </w:rPr>
         <w:t>reality</w:t>
       </w:r>
-      <w:commentRangeEnd w:id="233"/>
+      <w:commentRangeEnd w:id="243"/>
       <w:r>
         <w:rPr>
           <w:rStyle w:val="CommentReference"/>
@@ -19687,7 +19861,7 @@
           <w:szCs w:val="22"/>
           <w:lang w:val="en-US"/>
         </w:rPr>
-        <w:commentReference w:id="233"/>
+        <w:commentReference w:id="243"/>
       </w:r>
       <w:r>
         <w:rPr>
@@ -19695,14 +19869,14 @@
         </w:rPr>
         <w:t xml:space="preserve">; while many interviewees were open about this gap, others might not have been so </w:t>
       </w:r>
-      <w:commentRangeStart w:id="234"/>
+      <w:commentRangeStart w:id="244"/>
       <w:r>
         <w:rPr>
           <w:lang w:val="en-US"/>
         </w:rPr>
         <w:t>forthcoming</w:t>
       </w:r>
-      <w:commentRangeEnd w:id="234"/>
+      <w:commentRangeEnd w:id="244"/>
       <w:r>
         <w:rPr>
           <w:rStyle w:val="CommentReference"/>
@@ -19710,7 +19884,7 @@
           <w:szCs w:val="22"/>
           <w:lang w:val="en-US"/>
         </w:rPr>
-        <w:commentReference w:id="234"/>
+        <w:commentReference w:id="244"/>
       </w:r>
       <w:r>
         <w:rPr>
@@ -19718,14 +19892,14 @@
         </w:rPr>
         <w:t xml:space="preserve">. This study relies exclusively on interview data and is based on an inductive approach. In line with Polsa (2013), research could use different data collection methods and leverage different research approaches. For example, auditing the state of AI within an </w:t>
       </w:r>
-      <w:commentRangeStart w:id="235"/>
+      <w:commentRangeStart w:id="245"/>
       <w:r>
         <w:rPr>
           <w:lang w:val="en-US"/>
         </w:rPr>
         <w:t>organization</w:t>
       </w:r>
-      <w:commentRangeEnd w:id="235"/>
+      <w:commentRangeEnd w:id="245"/>
       <w:r>
         <w:rPr>
           <w:rStyle w:val="CommentReference"/>
@@ -19733,7 +19907,7 @@
           <w:szCs w:val="22"/>
           <w:lang w:val="en-US"/>
         </w:rPr>
-        <w:commentReference w:id="235"/>
+        <w:commentReference w:id="245"/>
       </w:r>
       <w:r>
         <w:rPr>
@@ -19747,8 +19921,8 @@
         </w:rPr>
         <w:t xml:space="preserve"> to the grounded theory approach used in this study</w:t>
       </w:r>
-      <w:commentRangeStart w:id="236"/>
-      <w:commentRangeEnd w:id="236"/>
+      <w:commentRangeStart w:id="246"/>
+      <w:commentRangeEnd w:id="246"/>
       <w:r>
         <w:rPr>
           <w:rStyle w:val="CommentReference"/>
@@ -19756,7 +19930,7 @@
           <w:szCs w:val="22"/>
           <w:lang w:val="en-US"/>
         </w:rPr>
-        <w:commentReference w:id="236"/>
+        <w:commentReference w:id="246"/>
       </w:r>
       <w:r>
         <w:rPr>
@@ -19780,15 +19954,15 @@
         </w:rPr>
         <w:t xml:space="preserve">Finally, </w:t>
       </w:r>
-      <w:commentRangeStart w:id="237"/>
-      <w:commentRangeStart w:id="238"/>
+      <w:commentRangeStart w:id="247"/>
+      <w:commentRangeStart w:id="248"/>
       <w:r>
         <w:rPr>
           <w:lang w:val="en-US"/>
         </w:rPr>
         <w:t>research</w:t>
       </w:r>
-      <w:commentRangeEnd w:id="237"/>
+      <w:commentRangeEnd w:id="247"/>
       <w:r>
         <w:rPr>
           <w:rStyle w:val="CommentReference"/>
@@ -19796,9 +19970,9 @@
           <w:szCs w:val="22"/>
           <w:lang w:val="en-US"/>
         </w:rPr>
-        <w:commentReference w:id="237"/>
-      </w:r>
-      <w:commentRangeEnd w:id="238"/>
+        <w:commentReference w:id="247"/>
+      </w:r>
+      <w:commentRangeEnd w:id="248"/>
       <w:r>
         <w:rPr>
           <w:rStyle w:val="CommentReference"/>
@@ -19806,7 +19980,7 @@
           <w:szCs w:val="22"/>
           <w:lang w:val="en-US"/>
         </w:rPr>
-        <w:commentReference w:id="238"/>
+        <w:commentReference w:id="248"/>
       </w:r>
       <w:r>
         <w:rPr>
@@ -19814,14 +19988,14 @@
         </w:rPr>
         <w:t xml:space="preserve"> could study specific elements in more </w:t>
       </w:r>
-      <w:commentRangeStart w:id="239"/>
+      <w:commentRangeStart w:id="249"/>
       <w:r>
         <w:rPr>
           <w:lang w:val="en-US"/>
         </w:rPr>
         <w:t>depth</w:t>
       </w:r>
-      <w:commentRangeEnd w:id="239"/>
+      <w:commentRangeEnd w:id="249"/>
       <w:r>
         <w:rPr>
           <w:rStyle w:val="CommentReference"/>
@@ -19829,7 +20003,7 @@
           <w:szCs w:val="22"/>
           <w:lang w:val="en-US"/>
         </w:rPr>
-        <w:commentReference w:id="239"/>
+        <w:commentReference w:id="249"/>
       </w:r>
       <w:r>
         <w:rPr>
@@ -19837,14 +20011,14 @@
         </w:rPr>
         <w:t xml:space="preserve">. First, research seems to rarely analyze the impact of specific technical features or technical </w:t>
       </w:r>
-      <w:commentRangeStart w:id="240"/>
+      <w:commentRangeStart w:id="250"/>
       <w:r>
         <w:rPr>
           <w:lang w:val="en-US"/>
         </w:rPr>
         <w:t>configurations</w:t>
       </w:r>
-      <w:commentRangeEnd w:id="240"/>
+      <w:commentRangeEnd w:id="250"/>
       <w:r>
         <w:rPr>
           <w:rStyle w:val="CommentReference"/>
@@ -19852,7 +20026,7 @@
           <w:szCs w:val="22"/>
           <w:lang w:val="en-US"/>
         </w:rPr>
-        <w:commentReference w:id="240"/>
+        <w:commentReference w:id="250"/>
       </w:r>
       <w:r>
         <w:rPr>
@@ -19872,14 +20046,14 @@
         </w:rPr>
         <w:t xml:space="preserve"> research in this domain could further explain the high variance regarding value outcomes for similar use cases. Second, research could make a more detailed analysis regarding the effect of the organizational </w:t>
       </w:r>
-      <w:commentRangeStart w:id="241"/>
+      <w:commentRangeStart w:id="251"/>
       <w:r>
         <w:rPr>
           <w:lang w:val="en-US"/>
         </w:rPr>
         <w:t>context</w:t>
       </w:r>
-      <w:commentRangeEnd w:id="241"/>
+      <w:commentRangeEnd w:id="251"/>
       <w:r>
         <w:rPr>
           <w:rStyle w:val="CommentReference"/>
@@ -19887,7 +20061,7 @@
           <w:szCs w:val="22"/>
           <w:lang w:val="en-US"/>
         </w:rPr>
-        <w:commentReference w:id="241"/>
+        <w:commentReference w:id="251"/>
       </w:r>
       <w:r>
         <w:rPr>
@@ -19902,14 +20076,14 @@
         <w:lastRenderedPageBreak/>
         <w:t xml:space="preserve">strive to create. Third, research could make a more detailed analysis of the specific behaviors of marketing managers, analyzing the components of behaviors like reshaping and their impact on the outcomes within the </w:t>
       </w:r>
-      <w:commentRangeStart w:id="242"/>
+      <w:commentRangeStart w:id="252"/>
       <w:r>
         <w:rPr>
           <w:lang w:val="en-US"/>
         </w:rPr>
         <w:t>organization</w:t>
       </w:r>
-      <w:commentRangeEnd w:id="242"/>
+      <w:commentRangeEnd w:id="252"/>
       <w:r>
         <w:rPr>
           <w:rStyle w:val="CommentReference"/>
@@ -19917,7 +20091,7 @@
           <w:szCs w:val="22"/>
           <w:lang w:val="en-US"/>
         </w:rPr>
-        <w:commentReference w:id="242"/>
+        <w:commentReference w:id="252"/>
       </w:r>
       <w:r>
         <w:rPr>
@@ -19937,7 +20111,7 @@
       <w:pPr>
         <w:pStyle w:val="Heading1"/>
       </w:pPr>
-      <w:bookmarkStart w:id="243" w:name="_Toc232373238"/>
+      <w:bookmarkStart w:id="253" w:name="_Toc232373238"/>
       <w:r>
         <w:lastRenderedPageBreak/>
         <w:t>6.</w:t>
@@ -19946,7 +20120,7 @@
         <w:tab/>
         <w:t>Conclusion</w:t>
       </w:r>
-      <w:bookmarkEnd w:id="243"/>
+      <w:bookmarkEnd w:id="253"/>
     </w:p>
     <w:p>
       <w:r>
@@ -19967,7 +20141,7 @@
       <w:r>
         <w:t>:</w:t>
       </w:r>
-      <w:commentRangeStart w:id="244"/>
+      <w:commentRangeStart w:id="254"/>
       <w:r>
         <w:t xml:space="preserve"> observing </w:t>
       </w:r>
@@ -19980,30 +20154,30 @@
       <w:r>
         <w:t xml:space="preserve">navigating the organizational context, applying agentic AI, which together result in obtaining value outcomes. </w:t>
       </w:r>
-      <w:commentRangeEnd w:id="244"/>
+      <w:commentRangeEnd w:id="254"/>
       <w:r>
         <w:rPr>
           <w:rStyle w:val="CommentReference"/>
           <w:sz w:val="22"/>
           <w:szCs w:val="22"/>
         </w:rPr>
-        <w:commentReference w:id="244"/>
-      </w:r>
-    </w:p>
-    <w:p>
-      <w:pPr>
-        <w:rPr>
-          <w:lang w:val="en-US"/>
-        </w:rPr>
-      </w:pPr>
-      <w:commentRangeStart w:id="245"/>
+        <w:commentReference w:id="254"/>
+      </w:r>
+    </w:p>
+    <w:p>
+      <w:pPr>
+        <w:rPr>
+          <w:lang w:val="en-US"/>
+        </w:rPr>
+      </w:pPr>
+      <w:commentRangeStart w:id="255"/>
       <w:r>
         <w:rPr>
           <w:lang w:val="en-US"/>
         </w:rPr>
         <w:t>Empirically</w:t>
       </w:r>
-      <w:commentRangeEnd w:id="245"/>
+      <w:commentRangeEnd w:id="255"/>
       <w:r>
         <w:rPr>
           <w:rStyle w:val="CommentReference"/>
@@ -20011,7 +20185,7 @@
           <w:szCs w:val="22"/>
           <w:lang w:val="en-US"/>
         </w:rPr>
-        <w:commentReference w:id="245"/>
+        <w:commentReference w:id="255"/>
       </w:r>
       <w:r>
         <w:rPr>
@@ -20097,7 +20271,7 @@
           <w:highlight w:val="white"/>
         </w:rPr>
       </w:pPr>
-      <w:bookmarkStart w:id="246" w:name="_Toc232373239"/>
+      <w:bookmarkStart w:id="256" w:name="_Toc232373239"/>
       <w:r>
         <w:lastRenderedPageBreak/>
         <w:t>7.</w:t>
@@ -20106,7 +20280,7 @@
         <w:tab/>
         <w:t>References</w:t>
       </w:r>
-      <w:bookmarkEnd w:id="246"/>
+      <w:bookmarkEnd w:id="256"/>
     </w:p>
     <w:p>
       <w:pPr>
@@ -20269,7 +20443,7 @@
           <w:highlight w:val="white"/>
         </w:rPr>
       </w:pPr>
-      <w:commentRangeStart w:id="247"/>
+      <w:commentRangeStart w:id="257"/>
       <w:r>
         <w:rPr>
           <w:highlight w:val="white"/>
@@ -20339,7 +20513,7 @@
           <w:t>https://www.anthropic.com/engineering/equipping-agents-for-the-real-world-with-agent-skills</w:t>
         </w:r>
       </w:hyperlink>
-      <w:commentRangeEnd w:id="247"/>
+      <w:commentRangeEnd w:id="257"/>
       <w:r>
         <w:rPr>
           <w:rStyle w:val="CommentReference"/>
@@ -20347,7 +20521,7 @@
           <w:szCs w:val="22"/>
           <w:highlight w:val="white"/>
         </w:rPr>
-        <w:commentReference w:id="247"/>
+        <w:commentReference w:id="257"/>
       </w:r>
     </w:p>
     <w:p>
@@ -20454,7 +20628,13 @@
         </w:rPr>
       </w:pPr>
       <w:r>
-        <w:t>Blumer, H. (1986). </w:t>
+        <w:t xml:space="preserve">Blumer, H. </w:t>
+      </w:r>
+      <w:r>
+        <w:t>(1986)</w:t>
+      </w:r>
+      <w:r>
+        <w:t>. </w:t>
       </w:r>
       <w:r>
         <w:rPr>
@@ -20464,7 +20644,13 @@
         <w:t>Symbolic interactionism: Perspective and method</w:t>
       </w:r>
       <w:r>
-        <w:t>. Univ of California Press.</w:t>
+        <w:t xml:space="preserve">. </w:t>
+      </w:r>
+      <w:r>
+        <w:t>Univ of California Press</w:t>
+      </w:r>
+      <w:r>
+        <w:t>.</w:t>
       </w:r>
     </w:p>
     <w:p>
@@ -20611,19 +20797,53 @@
         <w:t>(2), 20539517241247839.</w:t>
       </w:r>
     </w:p>
+    <w:commentRangeStart w:id="258"/>
     <w:p>
       <w:pPr>
         <w:ind w:left="720" w:hanging="720"/>
         <w:rPr>
-          <w:highlight w:val="white"/>
-        </w:rPr>
-      </w:pPr>
-      <w:commentRangeStart w:id="248"/>
-      <w:r>
-        <w:rPr>
-          <w:highlight w:val="white"/>
-        </w:rPr>
-        <w:t xml:space="preserve">Claude. (2025, October 16). </w:t>
+          <w:del w:id="259" w:author="Claude" w:date="2026-06-15T00:00:00Z"/>
+          <w:highlight w:val="white"/>
+        </w:rPr>
+      </w:pPr>
+      <w:r>
+        <w:fldChar w:fldCharType="begin"/>
+      </w:r>
+      <w:r>
+        <w:instrText>HYPERLINK "https://claude.com/blog/skills" \h</w:instrText>
+      </w:r>
+      <w:r>
+        <w:fldChar w:fldCharType="separate"/>
+      </w:r>
+      <w:r>
+        <w:fldChar w:fldCharType="end"/>
+      </w:r>
+      <w:commentRangeEnd w:id="258"/>
+      <w:del w:id="260" w:author="Claude" w:date="2026-06-15T00:00:00Z">
+        <w:r>
+          <w:rPr>
+            <w:rStyle w:val="CommentReference"/>
+            <w:sz w:val="22"/>
+            <w:szCs w:val="22"/>
+            <w:highlight w:val="white"/>
+          </w:rPr>
+          <w:commentReference w:id="258"/>
+        </w:r>
+      </w:del>
+    </w:p>
+    <w:p>
+      <w:pPr>
+        <w:ind w:left="720" w:hanging="720"/>
+        <w:rPr>
+          <w:highlight w:val="white"/>
+        </w:rPr>
+      </w:pPr>
+      <w:r>
+        <w:rPr>
+          <w:highlight w:val="white"/>
+        </w:rPr>
+        <w:lastRenderedPageBreak/>
+        <w:t>Charmaz, K. (2006). </w:t>
       </w:r>
       <w:r>
         <w:rPr>
@@ -20631,33 +20851,25 @@
           <w:iCs/>
           <w:highlight w:val="white"/>
         </w:rPr>
-        <w:t>Introducing Agent Skills</w:t>
-      </w:r>
-      <w:r>
-        <w:rPr>
-          <w:highlight w:val="white"/>
-        </w:rPr>
-        <w:t xml:space="preserve">. Claude. </w:t>
-      </w:r>
-      <w:hyperlink r:id="rId19">
-        <w:r>
-          <w:rPr>
-            <w:color w:val="1155CC"/>
-            <w:highlight w:val="white"/>
-            <w:u w:val="single"/>
-          </w:rPr>
-          <w:t>https://claude.com/blog/skills</w:t>
-        </w:r>
-      </w:hyperlink>
-      <w:commentRangeEnd w:id="248"/>
-      <w:r>
-        <w:rPr>
-          <w:rStyle w:val="CommentReference"/>
-          <w:sz w:val="22"/>
-          <w:szCs w:val="22"/>
-          <w:highlight w:val="white"/>
-        </w:rPr>
-        <w:commentReference w:id="248"/>
+        <w:t>Constructing grounded theory: A practical guide through qualitative analysis</w:t>
+      </w:r>
+      <w:r>
+        <w:rPr>
+          <w:highlight w:val="white"/>
+        </w:rPr>
+        <w:t xml:space="preserve">. </w:t>
+      </w:r>
+      <w:r>
+        <w:rPr>
+          <w:highlight w:val="white"/>
+        </w:rPr>
+        <w:t>S</w:t>
+      </w:r>
+      <w:r>
+        <w:rPr>
+          <w:highlight w:val="white"/>
+        </w:rPr>
+        <w:t>age.</w:t>
       </w:r>
     </w:p>
     <w:p>
@@ -20671,8 +20883,13 @@
         <w:rPr>
           <w:highlight w:val="white"/>
         </w:rPr>
-        <w:lastRenderedPageBreak/>
-        <w:t>Charmaz, K. (2006). </w:t>
+        <w:t xml:space="preserve">Charmaz, K. (2014). Constructing grounded theory </w:t>
+      </w:r>
+      <w:r>
+        <w:rPr>
+          <w:highlight w:val="white"/>
+        </w:rPr>
+        <w:t>(2nd ed.)</w:t>
       </w:r>
       <w:r>
         <w:rPr>
@@ -20680,39 +20897,30 @@
           <w:iCs/>
           <w:highlight w:val="white"/>
         </w:rPr>
-        <w:t>Constructing grounded theory: A practical guide through qualitative analysis</w:t>
-      </w:r>
-      <w:r>
-        <w:rPr>
-          <w:highlight w:val="white"/>
-        </w:rPr>
         <w:t xml:space="preserve">. </w:t>
       </w:r>
       <w:r>
         <w:rPr>
           <w:highlight w:val="white"/>
         </w:rPr>
-        <w:t>S</w:t>
-      </w:r>
-      <w:r>
-        <w:rPr>
-          <w:highlight w:val="white"/>
-        </w:rPr>
-        <w:t>age.</w:t>
+        <w:t>Sage.</w:t>
       </w:r>
     </w:p>
     <w:p>
       <w:pPr>
         <w:ind w:left="720" w:hanging="720"/>
         <w:rPr>
-          <w:highlight w:val="white"/>
-        </w:rPr>
-      </w:pPr>
-      <w:r>
-        <w:rPr>
-          <w:highlight w:val="white"/>
-        </w:rPr>
-        <w:t>Charmaz, K. (2014). Constructing grounded theory (introducing qualitative methods series). </w:t>
+          <w:del w:id="261" w:author="Claude" w:date="2026-06-14T00:00:00Z"/>
+          <w:sz w:val="20"/>
+          <w:szCs w:val="20"/>
+          <w:highlight w:val="white"/>
+        </w:rPr>
+      </w:pPr>
+      <w:r>
+        <w:rPr>
+          <w:highlight w:val="white"/>
+        </w:rPr>
+        <w:t xml:space="preserve">ChatGPT. (2026, April 25). </w:t>
       </w:r>
       <w:r>
         <w:rPr>
@@ -20720,37 +20928,6 @@
           <w:iCs/>
           <w:highlight w:val="white"/>
         </w:rPr>
-        <w:t xml:space="preserve">Constructing grounded theory (2nd ed.). </w:t>
-      </w:r>
-      <w:r>
-        <w:rPr>
-          <w:highlight w:val="white"/>
-        </w:rPr>
-        <w:t>Sage.</w:t>
-      </w:r>
-    </w:p>
-    <w:p>
-      <w:pPr>
-        <w:ind w:left="720" w:hanging="720"/>
-        <w:rPr>
-          <w:del w:id="249" w:author="Claude" w:date="2026-06-14T00:00:00Z"/>
-          <w:sz w:val="20"/>
-          <w:szCs w:val="20"/>
-          <w:highlight w:val="white"/>
-        </w:rPr>
-      </w:pPr>
-      <w:r>
-        <w:rPr>
-          <w:highlight w:val="white"/>
-        </w:rPr>
-        <w:t xml:space="preserve">ChatGPT. (2026, April 25). </w:t>
-      </w:r>
-      <w:r>
-        <w:rPr>
-          <w:i/>
-          <w:iCs/>
-          <w:highlight w:val="white"/>
-        </w:rPr>
         <w:t>Skills in ChatGPT.</w:t>
       </w:r>
       <w:r>
@@ -20759,7 +20936,7 @@
         </w:rPr>
         <w:t xml:space="preserve"> ChatGPT. </w:t>
       </w:r>
-      <w:hyperlink r:id="rId20">
+      <w:hyperlink r:id="rId19">
         <w:r>
           <w:rPr>
             <w:color w:val="1155CC"/>
@@ -20774,16 +20951,14 @@
       <w:pPr>
         <w:ind w:left="720" w:hanging="720"/>
         <w:rPr>
-          <w:strike/>
-          <w:highlight w:val="white"/>
-          <w:lang w:val="fr-FR"/>
-        </w:rPr>
-      </w:pPr>
-      <w:r>
-        <w:rPr>
-          <w:highlight w:val="white"/>
-        </w:rPr>
-        <w:t xml:space="preserve">Cottier, B., Rahman, R., Fattorini, L., Maslej, N., Besiroglu, T., &amp; Owen, D. (2024). The rising costs of training frontier AI models. </w:t>
+          <w:highlight w:val="white"/>
+        </w:rPr>
+      </w:pPr>
+      <w:r>
+        <w:rPr>
+          <w:highlight w:val="white"/>
+        </w:rPr>
+        <w:t xml:space="preserve">Claude. (2025, October 16). </w:t>
       </w:r>
       <w:r>
         <w:rPr>
@@ -20791,6 +20966,36 @@
           <w:iCs/>
           <w:highlight w:val="white"/>
         </w:rPr>
+        <w:t>Introducing Agent Skills</w:t>
+      </w:r>
+      <w:r>
+        <w:rPr>
+          <w:highlight w:val="white"/>
+        </w:rPr>
+        <w:t>. Claude. https://claude.com/blog/skills</w:t>
+      </w:r>
+    </w:p>
+    <w:p>
+      <w:pPr>
+        <w:ind w:left="720" w:hanging="720"/>
+        <w:rPr>
+          <w:strike/>
+          <w:highlight w:val="white"/>
+          <w:lang w:val="fr-FR"/>
+        </w:rPr>
+      </w:pPr>
+      <w:r>
+        <w:rPr>
+          <w:highlight w:val="white"/>
+        </w:rPr>
+        <w:t xml:space="preserve">Cottier, B., Rahman, R., Fattorini, L., Maslej, N., Besiroglu, T., &amp; Owen, D. (2024). The rising costs of training frontier AI models. </w:t>
+      </w:r>
+      <w:r>
+        <w:rPr>
+          <w:i/>
+          <w:iCs/>
+          <w:highlight w:val="white"/>
+        </w:rPr>
         <w:t>arXiv preprint arXiv:2405.21015</w:t>
       </w:r>
       <w:r>
@@ -20799,7 +21004,7 @@
         </w:rPr>
         <w:t xml:space="preserve">. </w:t>
       </w:r>
-      <w:hyperlink r:id="rId21">
+      <w:hyperlink r:id="rId20">
         <w:r>
           <w:rPr>
             <w:color w:val="1155CC"/>
@@ -21074,45 +21279,40 @@
     </w:p>
     <w:p>
       <w:pPr>
+        <w:spacing w:line="360" w:lineRule="auto"/>
         <w:ind w:left="720" w:hanging="720"/>
         <w:rPr>
           <w:highlight w:val="white"/>
-          <w:lang w:val="en-US"/>
-        </w:rPr>
-      </w:pPr>
-      <w:r>
-        <w:rPr>
-          <w:highlight w:val="white"/>
-        </w:rPr>
-        <w:t>Gao, Y., Xiong, Y., Gao, X., Jia, K., Pan, J., Bi, Y., ... &amp; Wang, H. (2023). Retrieval-augmented generation for large language models: A survey. </w:t>
+        </w:rPr>
+      </w:pPr>
+      <w:r>
+        <w:rPr>
+          <w:lang w:val="it-IT"/>
+        </w:rPr>
+        <w:t xml:space="preserve">Fernandez-Vidal, J., Perotti, F. A., Gonzalez, R., &amp; Gasco, J. (2022). </w:t>
+      </w:r>
+      <w:r>
+        <w:t>Managing digital transformation: The view from the top. </w:t>
       </w:r>
       <w:r>
         <w:rPr>
           <w:i/>
           <w:iCs/>
-          <w:highlight w:val="white"/>
-        </w:rPr>
-        <w:t>arXiv preprint arXiv:2312.10997</w:t>
-      </w:r>
-      <w:r>
-        <w:rPr>
-          <w:highlight w:val="white"/>
-        </w:rPr>
+        </w:rPr>
+        <w:t>Journal of Business Research</w:t>
+      </w:r>
+      <w:r>
         <w:t>, </w:t>
       </w:r>
       <w:r>
         <w:rPr>
           <w:i/>
           <w:iCs/>
-          <w:highlight w:val="white"/>
-        </w:rPr>
-        <w:t>2</w:t>
-      </w:r>
-      <w:r>
-        <w:rPr>
-          <w:highlight w:val="white"/>
-        </w:rPr>
-        <w:t>(1), 32.</w:t>
+        </w:rPr>
+        <w:t>152</w:t>
+      </w:r>
+      <w:r>
+        <w:t>, 29-41.</w:t>
       </w:r>
     </w:p>
     <w:p>
@@ -21120,21 +21320,15 @@
         <w:ind w:left="720" w:hanging="720"/>
         <w:rPr>
           <w:highlight w:val="white"/>
-        </w:rPr>
-      </w:pPr>
-      <w:r>
-        <w:rPr>
-          <w:highlight w:val="white"/>
-          <w:lang w:val="de-DE"/>
+          <w:lang w:val="en-US"/>
+        </w:rPr>
+      </w:pPr>
+      <w:r>
+        <w:rPr>
+          <w:highlight w:val="white"/>
         </w:rPr>
         <w:lastRenderedPageBreak/>
-        <w:t xml:space="preserve">Gebauer, H., Fleisch, E., Lamprecht, C., &amp; Wortmann, F. (2020). </w:t>
-      </w:r>
-      <w:r>
-        <w:rPr>
-          <w:highlight w:val="white"/>
-        </w:rPr>
-        <w:t>Growth paths for overcoming the digitalization paradox. </w:t>
+        <w:t>Gao, Y., Xiong, Y., Gao, X., Jia, K., Pan, J., Bi, Y., ... &amp; Wang, H. (2023). Retrieval-augmented generation for large language models: A survey. </w:t>
       </w:r>
       <w:r>
         <w:rPr>
@@ -21142,7 +21336,7 @@
           <w:iCs/>
           <w:highlight w:val="white"/>
         </w:rPr>
-        <w:t>Business Horizons</w:t>
+        <w:t>arXiv preprint arXiv:2312.10997</w:t>
       </w:r>
       <w:r>
         <w:rPr>
@@ -21156,13 +21350,13 @@
           <w:iCs/>
           <w:highlight w:val="white"/>
         </w:rPr>
-        <w:t>63</w:t>
-      </w:r>
-      <w:r>
-        <w:rPr>
-          <w:highlight w:val="white"/>
-        </w:rPr>
-        <w:t>(3), 313-323.</w:t>
+        <w:t>2</w:t>
+      </w:r>
+      <w:r>
+        <w:rPr>
+          <w:highlight w:val="white"/>
+        </w:rPr>
+        <w:t>(1), 32.</w:t>
       </w:r>
     </w:p>
     <w:p>
@@ -21175,8 +21369,15 @@
       <w:r>
         <w:rPr>
           <w:highlight w:val="white"/>
-        </w:rPr>
-        <w:t>Grewal, D., Satornino, C. B., Davenport, T., &amp; Guha, A. (2025). How generative AI is shaping the future of marketing. </w:t>
+          <w:lang w:val="de-DE"/>
+        </w:rPr>
+        <w:t xml:space="preserve">Gebauer, H., Fleisch, E., Lamprecht, C., &amp; Wortmann, F. (2020). </w:t>
+      </w:r>
+      <w:r>
+        <w:rPr>
+          <w:highlight w:val="white"/>
+        </w:rPr>
+        <w:t>Growth paths for overcoming the digitalization paradox. </w:t>
       </w:r>
       <w:r>
         <w:rPr>
@@ -21184,7 +21385,7 @@
           <w:iCs/>
           <w:highlight w:val="white"/>
         </w:rPr>
-        <w:t>Journal of the Academy of Marketing Science</w:t>
+        <w:t>Business Horizons</w:t>
       </w:r>
       <w:r>
         <w:rPr>
@@ -21198,13 +21399,13 @@
           <w:iCs/>
           <w:highlight w:val="white"/>
         </w:rPr>
-        <w:t>53</w:t>
-      </w:r>
-      <w:r>
-        <w:rPr>
-          <w:highlight w:val="white"/>
-        </w:rPr>
-        <w:t>(3), 702-722.</w:t>
+        <w:t>63</w:t>
+      </w:r>
+      <w:r>
+        <w:rPr>
+          <w:highlight w:val="white"/>
+        </w:rPr>
+        <w:t>(3), 313-323.</w:t>
       </w:r>
     </w:p>
     <w:p>
@@ -21212,14 +21413,13 @@
         <w:ind w:left="720" w:hanging="720"/>
         <w:rPr>
           <w:highlight w:val="white"/>
-          <w:lang w:val="en-US"/>
-        </w:rPr>
-      </w:pPr>
-      <w:r>
-        <w:rPr>
-          <w:highlight w:val="white"/>
-        </w:rPr>
-        <w:t>Guercini, S. (2022). Scope of heuristics and digitalization: the case of marketing automation. </w:t>
+        </w:rPr>
+      </w:pPr>
+      <w:r>
+        <w:rPr>
+          <w:highlight w:val="white"/>
+        </w:rPr>
+        <w:t>Grewal, D., Satornino, C. B., Davenport, T., &amp; Guha, A. (2025). How generative AI is shaping the future of marketing. </w:t>
       </w:r>
       <w:r>
         <w:rPr>
@@ -21227,7 +21427,7 @@
           <w:iCs/>
           <w:highlight w:val="white"/>
         </w:rPr>
-        <w:t>Mind &amp; Society</w:t>
+        <w:t>Journal of the Academy of Marketing Science</w:t>
       </w:r>
       <w:r>
         <w:rPr>
@@ -21241,13 +21441,13 @@
           <w:iCs/>
           <w:highlight w:val="white"/>
         </w:rPr>
-        <w:t>21</w:t>
-      </w:r>
-      <w:r>
-        <w:rPr>
-          <w:highlight w:val="white"/>
-        </w:rPr>
-        <w:t>(2), 151-164.</w:t>
+        <w:t>53</w:t>
+      </w:r>
+      <w:r>
+        <w:rPr>
+          <w:highlight w:val="white"/>
+        </w:rPr>
+        <w:t>(3), 702-722.</w:t>
       </w:r>
     </w:p>
     <w:p>
@@ -21255,28 +21455,26 @@
         <w:ind w:left="720" w:hanging="720"/>
         <w:rPr>
           <w:highlight w:val="white"/>
-          <w:lang w:val="de-DE"/>
-        </w:rPr>
-      </w:pPr>
-      <w:r>
-        <w:rPr>
-          <w:highlight w:val="white"/>
-        </w:rPr>
-        <w:t>Guercini, S. (2023). Marketing automation and the scope of marketers' heuristics. </w:t>
+          <w:lang w:val="en-US"/>
+        </w:rPr>
+      </w:pPr>
+      <w:r>
+        <w:rPr>
+          <w:highlight w:val="white"/>
+        </w:rPr>
+        <w:t>Guercini, S. (2022). Scope of heuristics and digitalization: the case of marketing automation. </w:t>
       </w:r>
       <w:r>
         <w:rPr>
           <w:i/>
           <w:iCs/>
           <w:highlight w:val="white"/>
-          <w:lang w:val="de-DE"/>
-        </w:rPr>
-        <w:t>Management Decision</w:t>
-      </w:r>
-      <w:r>
-        <w:rPr>
-          <w:highlight w:val="white"/>
-          <w:lang w:val="de-DE"/>
+        </w:rPr>
+        <w:t>Mind &amp; Society</w:t>
+      </w:r>
+      <w:r>
+        <w:rPr>
+          <w:highlight w:val="white"/>
         </w:rPr>
         <w:t>, </w:t>
       </w:r>
@@ -21285,49 +21483,43 @@
           <w:i/>
           <w:iCs/>
           <w:highlight w:val="white"/>
+        </w:rPr>
+        <w:t>21</w:t>
+      </w:r>
+      <w:r>
+        <w:rPr>
+          <w:highlight w:val="white"/>
+        </w:rPr>
+        <w:t>(2), 151-164.</w:t>
+      </w:r>
+    </w:p>
+    <w:p>
+      <w:pPr>
+        <w:ind w:left="720" w:hanging="720"/>
+        <w:rPr>
+          <w:highlight w:val="white"/>
           <w:lang w:val="de-DE"/>
         </w:rPr>
-        <w:t>61</w:t>
-      </w:r>
-      <w:r>
-        <w:rPr>
-          <w:highlight w:val="white"/>
-          <w:lang w:val="de-DE"/>
-        </w:rPr>
-        <w:t>(13), 295-320.</w:t>
-      </w:r>
-    </w:p>
-    <w:p>
-      <w:pPr>
-        <w:ind w:left="720" w:hanging="720"/>
-        <w:rPr>
-          <w:highlight w:val="white"/>
-        </w:rPr>
-      </w:pPr>
-      <w:r>
-        <w:rPr>
-          <w:highlight w:val="white"/>
-          <w:lang w:val="de-DE"/>
-        </w:rPr>
-        <w:t xml:space="preserve">Gupta, S., Lehmann, D. R., &amp; Stuart, J. A. (2004). </w:t>
-      </w:r>
-      <w:r>
-        <w:rPr>
-          <w:highlight w:val="white"/>
-        </w:rPr>
-        <w:t>Valuing customers. </w:t>
+      </w:pPr>
+      <w:r>
+        <w:rPr>
+          <w:highlight w:val="white"/>
+        </w:rPr>
+        <w:t>Guercini, S. (2023). Marketing automation and the scope of marketers' heuristics. </w:t>
       </w:r>
       <w:r>
         <w:rPr>
           <w:i/>
           <w:iCs/>
           <w:highlight w:val="white"/>
-        </w:rPr>
-        <w:t>Journal of marketing research</w:t>
-      </w:r>
-      <w:r>
-        <w:rPr>
-          <w:highlight w:val="white"/>
+          <w:lang w:val="de-DE"/>
+        </w:rPr>
+        <w:t>Management Decision</w:t>
+      </w:r>
+      <w:r>
+        <w:rPr>
+          <w:highlight w:val="white"/>
+          <w:lang w:val="de-DE"/>
         </w:rPr>
         <w:t>, </w:t>
       </w:r>
@@ -21336,14 +21528,16 @@
           <w:i/>
           <w:iCs/>
           <w:highlight w:val="white"/>
-        </w:rPr>
-        <w:t>41</w:t>
-      </w:r>
-      <w:r>
-        <w:rPr>
-          <w:highlight w:val="white"/>
-        </w:rPr>
-        <w:t>(1), 7-18.</w:t>
+          <w:lang w:val="de-DE"/>
+        </w:rPr>
+        <w:t>61</w:t>
+      </w:r>
+      <w:r>
+        <w:rPr>
+          <w:highlight w:val="white"/>
+          <w:lang w:val="de-DE"/>
+        </w:rPr>
+        <w:t>(13), 295-320.</w:t>
       </w:r>
     </w:p>
     <w:p>
@@ -21356,8 +21550,15 @@
       <w:r>
         <w:rPr>
           <w:highlight w:val="white"/>
-        </w:rPr>
-        <w:t>Hasselwander, M., Sunio, V., Lah, O., &amp; Mogaji, E. (2026). Toward agentic AI: User acceptance of a deeply personalized AI super assistant (AISA). </w:t>
+          <w:lang w:val="de-DE"/>
+        </w:rPr>
+        <w:t xml:space="preserve">Gupta, S., Lehmann, D. R., &amp; Stuart, J. A. (2004). </w:t>
+      </w:r>
+      <w:r>
+        <w:rPr>
+          <w:highlight w:val="white"/>
+        </w:rPr>
+        <w:t>Valuing customers. </w:t>
       </w:r>
       <w:r>
         <w:rPr>
@@ -21365,7 +21566,7 @@
           <w:iCs/>
           <w:highlight w:val="white"/>
         </w:rPr>
-        <w:t>Journal of Retailing and Consumer Services</w:t>
+        <w:t>Journal of marketing research</w:t>
       </w:r>
       <w:r>
         <w:rPr>
@@ -21379,31 +21580,27 @@
           <w:iCs/>
           <w:highlight w:val="white"/>
         </w:rPr>
-        <w:t>89</w:t>
-      </w:r>
-      <w:r>
-        <w:rPr>
-          <w:highlight w:val="white"/>
-        </w:rPr>
-        <w:t>, 104620.</w:t>
+        <w:t>41</w:t>
+      </w:r>
+      <w:r>
+        <w:rPr>
+          <w:highlight w:val="white"/>
+        </w:rPr>
+        <w:t>(1), 7-18.</w:t>
       </w:r>
     </w:p>
     <w:p>
       <w:pPr>
         <w:ind w:left="720" w:hanging="720"/>
-      </w:pPr>
-      <w:r>
-        <w:rPr>
-          <w:highlight w:val="white"/>
-          <w:lang w:val="en-US"/>
-        </w:rPr>
-        <w:t xml:space="preserve">Heimbach, I., Kostyra, D. S., &amp; Hinz, O. (2015). </w:t>
-      </w:r>
-      <w:r>
-        <w:rPr>
-          <w:highlight w:val="white"/>
-        </w:rPr>
-        <w:t>Marketing automation. </w:t>
+        <w:rPr>
+          <w:highlight w:val="white"/>
+        </w:rPr>
+      </w:pPr>
+      <w:r>
+        <w:rPr>
+          <w:highlight w:val="white"/>
+        </w:rPr>
+        <w:t>Hasselwander, M., Sunio, V., Lah, O., &amp; Mogaji, E. (2026). Toward agentic AI: User acceptance of a deeply personalized AI super assistant (AISA). </w:t>
       </w:r>
       <w:r>
         <w:rPr>
@@ -21411,7 +21608,7 @@
           <w:iCs/>
           <w:highlight w:val="white"/>
         </w:rPr>
-        <w:t>Business &amp; Information Systems Engineering</w:t>
+        <w:t>Journal of Retailing and Consumer Services</w:t>
       </w:r>
       <w:r>
         <w:rPr>
@@ -21425,13 +21622,13 @@
           <w:iCs/>
           <w:highlight w:val="white"/>
         </w:rPr>
-        <w:t>57</w:t>
-      </w:r>
-      <w:r>
-        <w:rPr>
-          <w:highlight w:val="white"/>
-        </w:rPr>
-        <w:t>(2), 129-133.</w:t>
+        <w:t>89</w:t>
+      </w:r>
+      <w:r>
+        <w:rPr>
+          <w:highlight w:val="white"/>
+        </w:rPr>
+        <w:t>, 104620.</w:t>
       </w:r>
     </w:p>
     <w:p>
@@ -21439,27 +21636,45 @@
         <w:ind w:left="720" w:hanging="720"/>
       </w:pPr>
       <w:r>
-        <w:t>Holmström, J. (2022). From AI to digital transformation: The AI readiness framework. </w:t>
+        <w:rPr>
+          <w:highlight w:val="white"/>
+          <w:lang w:val="en-US"/>
+        </w:rPr>
+        <w:t xml:space="preserve">Heimbach, I., Kostyra, D. S., &amp; Hinz, O. (2015). </w:t>
+      </w:r>
+      <w:r>
+        <w:rPr>
+          <w:highlight w:val="white"/>
+        </w:rPr>
+        <w:t>Marketing automation. </w:t>
       </w:r>
       <w:r>
         <w:rPr>
           <w:i/>
           <w:iCs/>
-        </w:rPr>
-        <w:t>Business horizons</w:t>
-      </w:r>
-      <w:r>
+          <w:highlight w:val="white"/>
+        </w:rPr>
+        <w:t>Business &amp; Information Systems Engineering</w:t>
+      </w:r>
+      <w:r>
+        <w:rPr>
+          <w:highlight w:val="white"/>
+        </w:rPr>
         <w:t>, </w:t>
       </w:r>
       <w:r>
         <w:rPr>
           <w:i/>
           <w:iCs/>
-        </w:rPr>
-        <w:t>65</w:t>
-      </w:r>
-      <w:r>
-        <w:t>(3), 329-339.</w:t>
+          <w:highlight w:val="white"/>
+        </w:rPr>
+        <w:t>57</w:t>
+      </w:r>
+      <w:r>
+        <w:rPr>
+          <w:highlight w:val="white"/>
+        </w:rPr>
+        <w:t>(2), 129-133.</w:t>
       </w:r>
     </w:p>
     <w:p>
@@ -21467,29 +21682,57 @@
         <w:ind w:left="720" w:hanging="720"/>
       </w:pPr>
       <w:r>
-        <w:rPr>
-          <w:highlight w:val="white"/>
-        </w:rPr>
-        <w:t>Hughes, L., Dwivedi, Y. K., Malik, T., Shawosh, M., Albashrawi, M. A., Jeon, I., ... &amp; Walton, P. (2025). AI agents and agentic systems: A multi-expert analysis. </w:t>
+        <w:t>Holmström, J. (2022). From AI to digital transformation: The AI readiness framework. </w:t>
       </w:r>
       <w:r>
         <w:rPr>
           <w:i/>
           <w:iCs/>
-          <w:highlight w:val="white"/>
-        </w:rPr>
-        <w:t>Journal of Computer Information Systems</w:t>
-      </w:r>
-      <w:r>
-        <w:rPr>
-          <w:highlight w:val="white"/>
-        </w:rPr>
+        </w:rPr>
+        <w:t>Business horizons</w:t>
+      </w:r>
+      <w:r>
         <w:t>, </w:t>
       </w:r>
       <w:r>
         <w:rPr>
           <w:i/>
           <w:iCs/>
+        </w:rPr>
+        <w:t>65</w:t>
+      </w:r>
+      <w:r>
+        <w:t>(3), 329-339.</w:t>
+      </w:r>
+    </w:p>
+    <w:p>
+      <w:pPr>
+        <w:ind w:left="720" w:hanging="720"/>
+      </w:pPr>
+      <w:r>
+        <w:rPr>
+          <w:highlight w:val="white"/>
+        </w:rPr>
+        <w:t>Hughes, L., Dwivedi, Y. K., Malik, T., Shawosh, M., Albashrawi, M. A., Jeon, I., ... &amp; Walton, P. (2025). AI agents and agentic systems: A multi-expert analysis. </w:t>
+      </w:r>
+      <w:r>
+        <w:rPr>
+          <w:i/>
+          <w:iCs/>
+          <w:highlight w:val="white"/>
+        </w:rPr>
+        <w:t>Journal of Computer Information Systems</w:t>
+      </w:r>
+      <w:r>
+        <w:rPr>
+          <w:highlight w:val="white"/>
+        </w:rPr>
+        <w:t>, </w:t>
+      </w:r>
+      <w:r>
+        <w:rPr>
+          <w:i/>
+          <w:iCs/>
           <w:highlight w:val="white"/>
         </w:rPr>
         <w:t>65</w:t>
@@ -21550,7 +21793,7 @@
         <w:spacing w:line="360" w:lineRule="auto"/>
         <w:ind w:left="720" w:hanging="720"/>
         <w:rPr>
-          <w:del w:id="250" w:author="Claude" w:date="2026-06-14T00:00:00Z"/>
+          <w:del w:id="262" w:author="Claude" w:date="2026-06-14T00:00:00Z"/>
           <w:highlight w:val="white"/>
           <w:lang w:val="en-US"/>
         </w:rPr>
@@ -21603,6 +21846,7 @@
           <w:highlight w:val="white"/>
           <w:lang w:val="en-US"/>
         </w:rPr>
+        <w:lastRenderedPageBreak/>
         <w:t xml:space="preserve">Kastner, J. K., &amp; Hong, S. J. (1984). </w:t>
       </w:r>
       <w:r>
@@ -21642,6 +21886,34 @@
     </w:p>
     <w:p>
       <w:pPr>
+        <w:ind w:left="720" w:hanging="720"/>
+        <w:rPr>
+          <w:highlight w:val="white"/>
+        </w:rPr>
+      </w:pPr>
+      <w:r>
+        <w:rPr>
+          <w:highlight w:val="white"/>
+        </w:rPr>
+        <w:t xml:space="preserve">Kim, J. (2025). Advertising in the age of agentic AI: Call for research. </w:t>
+      </w:r>
+      <w:r>
+        <w:rPr>
+          <w:i/>
+          <w:iCs/>
+          <w:highlight w:val="white"/>
+        </w:rPr>
+        <w:t>Journal of Interactive Advertising, 25</w:t>
+      </w:r>
+      <w:r>
+        <w:rPr>
+          <w:highlight w:val="white"/>
+        </w:rPr>
+        <w:t>(3), 215-221.</w:t>
+      </w:r>
+    </w:p>
+    <w:p>
+      <w:pPr>
         <w:spacing w:line="360" w:lineRule="auto"/>
         <w:ind w:left="720" w:hanging="720"/>
         <w:rPr>
@@ -21652,7 +21924,6 @@
         <w:rPr>
           <w:highlight w:val="white"/>
         </w:rPr>
-        <w:lastRenderedPageBreak/>
         <w:t>Kohavi, R., Longbotham, R., Sommerfield, D., &amp; Henne, R. M. (2009). Controlled experiments on the web: survey and practical guide. </w:t>
       </w:r>
       <w:r>
@@ -21686,19 +21957,17 @@
     </w:p>
     <w:p>
       <w:pPr>
-        <w:spacing w:line="360" w:lineRule="auto"/>
         <w:ind w:left="720" w:hanging="720"/>
         <w:rPr>
-          <w:del w:id="251" w:author="Claude" w:date="2026-06-14T00:00:00Z"/>
-          <w:highlight w:val="white"/>
-          <w:lang w:val="en-US"/>
-        </w:rPr>
-      </w:pPr>
-      <w:r>
-        <w:rPr>
-          <w:highlight w:val="white"/>
-        </w:rPr>
-        <w:t>Kim, J. (2025). Advertising in the age of agentic AI: Call for research. </w:t>
+          <w:del w:id="263" w:author="Claude" w:date="2026-06-14T00:00:00Z"/>
+          <w:highlight w:val="white"/>
+        </w:rPr>
+      </w:pPr>
+      <w:r>
+        <w:rPr>
+          <w:highlight w:val="white"/>
+        </w:rPr>
+        <w:t>Krizhevsky, A., Sutskever, I., &amp; Hinton, G. E. (2012). Imagenet classification with deep convolutional neural networks. </w:t>
       </w:r>
       <w:r>
         <w:rPr>
@@ -21706,7 +21975,7 @@
           <w:iCs/>
           <w:highlight w:val="white"/>
         </w:rPr>
-        <w:t>Journal of Interactive Advertising</w:t>
+        <w:t>Advances in neural information processing systems</w:t>
       </w:r>
       <w:r>
         <w:rPr>
@@ -21726,22 +21995,21 @@
         <w:rPr>
           <w:highlight w:val="white"/>
         </w:rPr>
-        <w:t>(3), 215-221.</w:t>
+        <w:t>.</w:t>
       </w:r>
     </w:p>
     <w:p>
       <w:pPr>
         <w:ind w:left="720" w:hanging="720"/>
         <w:rPr>
-          <w:del w:id="252" w:author="Claude" w:date="2026-06-14T00:00:00Z"/>
-          <w:highlight w:val="white"/>
-        </w:rPr>
-      </w:pPr>
-      <w:r>
-        <w:rPr>
-          <w:highlight w:val="white"/>
-        </w:rPr>
-        <w:t>Krizhevsky, A., Sutskever, I., &amp; Hinton, G. E. (2012). Imagenet classification with deep convolutional neural networks. </w:t>
+          <w:highlight w:val="white"/>
+        </w:rPr>
+      </w:pPr>
+      <w:r>
+        <w:rPr>
+          <w:highlight w:val="white"/>
+        </w:rPr>
+        <w:t>LeCun, Y., Bengio, Y., &amp; Hinton, G. (2015). Deep learning. </w:t>
       </w:r>
       <w:r>
         <w:rPr>
@@ -21749,7 +22017,7 @@
           <w:iCs/>
           <w:highlight w:val="white"/>
         </w:rPr>
-        <w:t>Advances in neural information processing systems</w:t>
+        <w:t>nature</w:t>
       </w:r>
       <w:r>
         <w:rPr>
@@ -21763,83 +22031,88 @@
           <w:iCs/>
           <w:highlight w:val="white"/>
         </w:rPr>
-        <w:t>25</w:t>
-      </w:r>
-      <w:r>
-        <w:rPr>
-          <w:highlight w:val="white"/>
-        </w:rPr>
-        <w:t>.</w:t>
+        <w:t>521</w:t>
+      </w:r>
+      <w:r>
+        <w:rPr>
+          <w:highlight w:val="white"/>
+        </w:rPr>
+        <w:t>(7553), 436-444.</w:t>
       </w:r>
     </w:p>
     <w:p>
       <w:pPr>
         <w:ind w:left="720" w:hanging="720"/>
-        <w:rPr>
-          <w:highlight w:val="white"/>
-        </w:rPr>
-      </w:pPr>
-      <w:r>
-        <w:rPr>
-          <w:highlight w:val="white"/>
-        </w:rPr>
-        <w:t>LeCun, Y., Bengio, Y., &amp; Hinton, G. (2015). Deep learning. </w:t>
+      </w:pPr>
+      <w:r>
+        <w:t>Lewis, P., Perez, E., Piktus, A., Petroni, F., Karpukhin, V., Goyal, N., ... &amp; Kiela, D. (2020). Retrieval-augmented generation for knowledge-intensive nlp tasks. </w:t>
       </w:r>
       <w:r>
         <w:rPr>
           <w:i/>
           <w:iCs/>
-          <w:highlight w:val="white"/>
-        </w:rPr>
-        <w:t>nature</w:t>
-      </w:r>
-      <w:r>
-        <w:rPr>
-          <w:highlight w:val="white"/>
-        </w:rPr>
+        </w:rPr>
+        <w:t>Advances in neural information processing systems</w:t>
+      </w:r>
+      <w:r>
         <w:t>, </w:t>
       </w:r>
       <w:r>
         <w:rPr>
           <w:i/>
           <w:iCs/>
-          <w:highlight w:val="white"/>
-        </w:rPr>
-        <w:t>521</w:t>
-      </w:r>
-      <w:r>
-        <w:rPr>
-          <w:highlight w:val="white"/>
-        </w:rPr>
-        <w:t>(7553), 436-444.</w:t>
+        </w:rPr>
+        <w:t>33</w:t>
+      </w:r>
+      <w:r>
+        <w:t>, 9459-9474.</w:t>
       </w:r>
     </w:p>
     <w:p>
       <w:pPr>
         <w:ind w:left="720" w:hanging="720"/>
-      </w:pPr>
-      <w:r>
-        <w:t>Lewis, P., Perez, E., Piktus, A., Petroni, F., Karpukhin, V., Goyal, N., ... &amp; Kiela, D. (2020). Retrieval-augmented generation for knowledge-intensive nlp tasks. </w:t>
+        <w:rPr>
+          <w:highlight w:val="white"/>
+          <w:lang w:val="it-IT"/>
+        </w:rPr>
+      </w:pPr>
+      <w:r>
+        <w:rPr>
+          <w:highlight w:val="white"/>
+        </w:rPr>
+        <w:t>Li, M., Guo, S., &amp; Liu, R. (2025). BERT-based Consumer Sentiment Analysis for Personalized Marketing Strategies. </w:t>
       </w:r>
       <w:r>
         <w:rPr>
           <w:i/>
           <w:iCs/>
-        </w:rPr>
-        <w:t>Advances in neural information processing systems</w:t>
-      </w:r>
-      <w:r>
+          <w:highlight w:val="white"/>
+          <w:lang w:val="it-IT"/>
+        </w:rPr>
+        <w:t>Informatica</w:t>
+      </w:r>
+      <w:r>
+        <w:rPr>
+          <w:highlight w:val="white"/>
+          <w:lang w:val="it-IT"/>
+        </w:rPr>
         <w:t>, </w:t>
       </w:r>
       <w:r>
         <w:rPr>
           <w:i/>
           <w:iCs/>
-        </w:rPr>
-        <w:t>33</w:t>
-      </w:r>
-      <w:r>
-        <w:t>, 9459-9474.</w:t>
+          <w:highlight w:val="white"/>
+          <w:lang w:val="it-IT"/>
+        </w:rPr>
+        <w:t>49</w:t>
+      </w:r>
+      <w:r>
+        <w:rPr>
+          <w:highlight w:val="white"/>
+          <w:lang w:val="it-IT"/>
+        </w:rPr>
+        <w:t>(28).</w:t>
       </w:r>
     </w:p>
     <w:p>
@@ -21853,8 +22126,9 @@
       <w:r>
         <w:rPr>
           <w:highlight w:val="white"/>
-        </w:rPr>
-        <w:t>Li, M., Guo, S., &amp; Liu, R. (2025). BERT-based Consumer Sentiment Analysis for Personalized Marketing Strategies. </w:t>
+          <w:lang w:val="it-IT"/>
+        </w:rPr>
+        <w:t xml:space="preserve">Lincoln, Y. S., &amp; Guba, E. G. (1985). </w:t>
       </w:r>
       <w:r>
         <w:rPr>
@@ -21863,125 +22137,77 @@
           <w:highlight w:val="white"/>
           <w:lang w:val="it-IT"/>
         </w:rPr>
-        <w:t>Informatica</w:t>
+        <w:t>Naturalistic inquiry</w:t>
       </w:r>
       <w:r>
         <w:rPr>
           <w:highlight w:val="white"/>
           <w:lang w:val="it-IT"/>
         </w:rPr>
-        <w:t>, </w:t>
+        <w:t>. Sage.</w:t>
+      </w:r>
+    </w:p>
+    <w:p>
+      <w:pPr>
+        <w:ind w:left="720" w:hanging="720"/>
+        <w:rPr>
+          <w:strike/>
+          <w:lang w:val="en-US"/>
+        </w:rPr>
+      </w:pPr>
+      <w:r>
+        <w:rPr>
+          <w:highlight w:val="white"/>
+        </w:rPr>
+        <w:t>Little, J. D. (1979). Decision support systems for marketing managers. </w:t>
       </w:r>
       <w:r>
         <w:rPr>
           <w:i/>
           <w:iCs/>
           <w:highlight w:val="white"/>
-          <w:lang w:val="it-IT"/>
-        </w:rPr>
-        <w:t>49</w:t>
-      </w:r>
-      <w:r>
-        <w:rPr>
-          <w:highlight w:val="white"/>
-          <w:lang w:val="it-IT"/>
-        </w:rPr>
-        <w:t>(28).</w:t>
-      </w:r>
-    </w:p>
-    <w:p>
-      <w:pPr>
-        <w:ind w:left="720" w:hanging="720"/>
-        <w:rPr>
-          <w:highlight w:val="white"/>
-          <w:lang w:val="it-IT"/>
-        </w:rPr>
-      </w:pPr>
-      <w:r>
-        <w:rPr>
-          <w:highlight w:val="white"/>
-          <w:lang w:val="it-IT"/>
-        </w:rPr>
-        <w:t xml:space="preserve">Lincoln, Y. S., &amp; Guba, E. G. (1985). </w:t>
+        </w:rPr>
+        <w:t>Journal of marketing</w:t>
+      </w:r>
+      <w:r>
+        <w:rPr>
+          <w:highlight w:val="white"/>
+        </w:rPr>
+        <w:t>, </w:t>
       </w:r>
       <w:r>
         <w:rPr>
           <w:i/>
           <w:iCs/>
           <w:highlight w:val="white"/>
-          <w:lang w:val="it-IT"/>
-        </w:rPr>
-        <w:t>Naturalistic inquiry</w:t>
-      </w:r>
-      <w:r>
-        <w:rPr>
-          <w:highlight w:val="white"/>
-          <w:lang w:val="it-IT"/>
-        </w:rPr>
-        <w:t>. Sage.</w:t>
+        </w:rPr>
+        <w:t>43</w:t>
+      </w:r>
+      <w:r>
+        <w:rPr>
+          <w:highlight w:val="white"/>
+        </w:rPr>
+        <w:t>(3), 9-26.</w:t>
       </w:r>
     </w:p>
     <w:p>
       <w:pPr>
         <w:ind w:left="720" w:hanging="720"/>
-        <w:rPr>
-          <w:strike/>
-          <w:lang w:val="en-US"/>
-        </w:rPr>
-      </w:pPr>
-      <w:r>
-        <w:rPr>
-          <w:highlight w:val="white"/>
-        </w:rPr>
-        <w:t>Little, J. D. (1979). Decision support systems for marketing managers. </w:t>
+      </w:pPr>
+      <w:r>
+        <w:t xml:space="preserve">Mayer, H., Yee, L., Chui, M., &amp; Roberts, R. (2025). </w:t>
       </w:r>
       <w:r>
         <w:rPr>
           <w:i/>
           <w:iCs/>
-          <w:highlight w:val="white"/>
-        </w:rPr>
-        <w:t>Journal of marketing</w:t>
-      </w:r>
-      <w:r>
-        <w:rPr>
-          <w:highlight w:val="white"/>
-        </w:rPr>
-        <w:t>, </w:t>
-      </w:r>
-      <w:r>
-        <w:rPr>
-          <w:i/>
-          <w:iCs/>
-          <w:highlight w:val="white"/>
-        </w:rPr>
-        <w:t>43</w:t>
-      </w:r>
-      <w:r>
-        <w:rPr>
-          <w:highlight w:val="white"/>
-        </w:rPr>
-        <w:t>(3), 9-26.</w:t>
-      </w:r>
-    </w:p>
-    <w:p>
-      <w:pPr>
-        <w:ind w:left="720" w:hanging="720"/>
-      </w:pPr>
-      <w:r>
-        <w:t xml:space="preserve">Mayer, H., Yee, L., Chui, M., &amp; Roberts, R. (2025). </w:t>
-      </w:r>
-      <w:r>
-        <w:rPr>
-          <w:i/>
-          <w:iCs/>
         </w:rPr>
         <w:t>AI in the workplace: A report for 2025.</w:t>
       </w:r>
       <w:r>
         <w:t xml:space="preserve"> McKinsey &amp; Company.</w:t>
       </w:r>
-      <w:hyperlink r:id="rId22">
+      <w:hyperlink r:id="rId21">
         <w:r>
           <w:rPr>
             <w:u w:val="single"/>
@@ -21989,7 +22215,7 @@
           <w:t xml:space="preserve"> </w:t>
         </w:r>
       </w:hyperlink>
-      <w:hyperlink r:id="rId23">
+      <w:hyperlink r:id="rId22">
         <w:r>
           <w:rPr>
             <w:color w:val="1155CC"/>
@@ -22029,6 +22255,7 @@
         <w:rPr>
           <w:highlight w:val="white"/>
         </w:rPr>
+        <w:lastRenderedPageBreak/>
         <w:t>Mikolov, T., Sutskever, I., Chen, K., Corrado, G. S., &amp; Dean, J. (2013). Distributed representations of words and phrases and their compositionality. </w:t>
       </w:r>
       <w:r>
@@ -22072,7 +22299,6 @@
         <w:rPr>
           <w:highlight w:val="white"/>
         </w:rPr>
-        <w:lastRenderedPageBreak/>
         <w:t>Mitchell, A. A., Russo, J. E., &amp; Wittink, D. R. (1991). Issues in the development and use of expert systems for marketing decisions. </w:t>
       </w:r>
       <w:r>
@@ -22203,7 +22429,7 @@
       <w:r>
         <w:t xml:space="preserve">.  </w:t>
       </w:r>
-      <w:hyperlink r:id="rId24">
+      <w:hyperlink r:id="rId23">
         <w:r>
           <w:rPr>
             <w:color w:val="1155CC"/>
@@ -22217,7 +22443,7 @@
       <w:pPr>
         <w:ind w:left="720" w:hanging="720"/>
         <w:rPr>
-          <w:del w:id="253" w:author="Claude" w:date="2026-06-14T00:00:00Z"/>
+          <w:del w:id="264" w:author="Claude" w:date="2026-06-14T00:00:00Z"/>
           <w:highlight w:val="white"/>
         </w:rPr>
       </w:pPr>
@@ -22234,7 +22460,7 @@
       <w:r>
         <w:t xml:space="preserve">. OpenAI.  </w:t>
       </w:r>
-      <w:hyperlink r:id="rId25">
+      <w:hyperlink r:id="rId24">
         <w:r>
           <w:rPr>
             <w:color w:val="1155CC"/>
@@ -22255,7 +22481,7 @@
         <w:rPr>
           <w:highlight w:val="white"/>
         </w:rPr>
-        <w:t>Patton, M. Q. (2014). </w:t>
+        <w:t xml:space="preserve">Parker, C., Scott, S., &amp; Geddes, A. (2019). Snowball sampling. </w:t>
       </w:r>
       <w:r>
         <w:rPr>
@@ -22263,13 +22489,13 @@
           <w:iCs/>
           <w:highlight w:val="white"/>
         </w:rPr>
-        <w:t>Qualitative research &amp; evaluation methods: Integrating theory and practice</w:t>
-      </w:r>
-      <w:r>
-        <w:rPr>
-          <w:highlight w:val="white"/>
-        </w:rPr>
-        <w:t>. Sage publications.</w:t>
+        <w:t>SAGE research methods foundations</w:t>
+      </w:r>
+      <w:r>
+        <w:rPr>
+          <w:highlight w:val="white"/>
+        </w:rPr>
+        <w:t>.</w:t>
       </w:r>
     </w:p>
     <w:p>
@@ -22283,7 +22509,7 @@
         <w:rPr>
           <w:highlight w:val="white"/>
         </w:rPr>
-        <w:t>Parker, C., Scott, S., &amp; Geddes, A. (2019). Snowball sampling. </w:t>
+        <w:t>Patton, M. Q. (2014). </w:t>
       </w:r>
       <w:r>
         <w:rPr>
@@ -22291,20 +22517,20 @@
           <w:iCs/>
           <w:highlight w:val="white"/>
         </w:rPr>
-        <w:t>SAGE research methods foundations</w:t>
-      </w:r>
-      <w:r>
-        <w:rPr>
-          <w:highlight w:val="white"/>
-        </w:rPr>
-        <w:t>.</w:t>
+        <w:t>Qualitative research &amp; evaluation methods: Integrating theory and practice</w:t>
+      </w:r>
+      <w:r>
+        <w:rPr>
+          <w:highlight w:val="white"/>
+        </w:rPr>
+        <w:t>. Sage publications.</w:t>
       </w:r>
     </w:p>
     <w:p>
       <w:pPr>
         <w:ind w:left="720" w:hanging="720"/>
         <w:rPr>
-          <w:del w:id="254" w:author="Claude" w:date="2026-06-14T00:00:00Z"/>
+          <w:del w:id="265" w:author="Claude" w:date="2026-06-14T00:00:00Z"/>
           <w:highlight w:val="white"/>
         </w:rPr>
       </w:pPr>
@@ -22347,7 +22573,7 @@
       <w:pPr>
         <w:ind w:left="720" w:hanging="720"/>
         <w:rPr>
-          <w:del w:id="255" w:author="Claude" w:date="2026-06-14T00:00:00Z"/>
+          <w:del w:id="266" w:author="Claude" w:date="2026-06-14T00:00:00Z"/>
           <w:highlight w:val="white"/>
           <w:lang w:val="en-US"/>
         </w:rPr>
@@ -22456,6 +22682,7 @@
         <w:rPr>
           <w:highlight w:val="white"/>
         </w:rPr>
+        <w:lastRenderedPageBreak/>
         <w:t xml:space="preserve">Shenton, A. K. (2004). Strategies for ensuring trustworthiness in qualitative research projects. </w:t>
       </w:r>
       <w:r>
@@ -22503,7 +22730,6 @@
         <w:rPr>
           <w:highlight w:val="white"/>
         </w:rPr>
-        <w:lastRenderedPageBreak/>
         <w:t>Shinde, P. P., &amp; Shah, S. (2018, August). A review of machine learning and deep learning applications. In </w:t>
       </w:r>
       <w:r>
@@ -22632,6 +22858,9 @@
     <w:p>
       <w:pPr>
         <w:ind w:left="720" w:hanging="720"/>
+        <w:rPr>
+          <w:lang w:val="en-US"/>
+        </w:rPr>
       </w:pPr>
       <w:r>
         <w:rPr>
@@ -22831,12 +23060,12 @@
       <w:pPr>
         <w:pStyle w:val="Heading1"/>
       </w:pPr>
-      <w:bookmarkStart w:id="256" w:name="_Toc232373240"/>
+      <w:bookmarkStart w:id="267" w:name="_Toc232373240"/>
       <w:r>
         <w:lastRenderedPageBreak/>
         <w:t>Appendix A. Interview Guide and Protocol</w:t>
       </w:r>
-      <w:bookmarkEnd w:id="256"/>
+      <w:bookmarkEnd w:id="267"/>
     </w:p>
     <w:p>
       <w:r>
@@ -22850,7 +23079,7 @@
       <w:pPr>
         <w:pStyle w:val="Heading2"/>
       </w:pPr>
-      <w:bookmarkStart w:id="257" w:name="_Toc232373241"/>
+      <w:bookmarkStart w:id="268" w:name="_Toc232373241"/>
       <w:r>
         <w:rPr>
           <w:lang w:val="en-US"/>
@@ -22866,7 +23095,7 @@
         </w:rPr>
         <w:t>Interview Guide</w:t>
       </w:r>
-      <w:bookmarkEnd w:id="257"/>
+      <w:bookmarkEnd w:id="268"/>
     </w:p>
     <w:p>
       <w:pPr>
@@ -23278,21 +23507,21 @@
       <w:pPr>
         <w:pStyle w:val="Heading1"/>
       </w:pPr>
-      <w:bookmarkStart w:id="258" w:name="_Toc232373242"/>
-      <w:commentRangeStart w:id="259"/>
+      <w:bookmarkStart w:id="269" w:name="_Toc232373242"/>
+      <w:commentRangeStart w:id="270"/>
       <w:r>
         <w:lastRenderedPageBreak/>
         <w:t>Appendix B. Putting the model to work: a manager’s checklist</w:t>
       </w:r>
-      <w:bookmarkEnd w:id="258"/>
-      <w:commentRangeEnd w:id="259"/>
+      <w:bookmarkEnd w:id="269"/>
+      <w:commentRangeEnd w:id="270"/>
       <w:r>
         <w:rPr>
           <w:rStyle w:val="CommentReference"/>
           <w:sz w:val="22"/>
           <w:szCs w:val="22"/>
         </w:rPr>
-        <w:commentReference w:id="259"/>
+        <w:commentReference w:id="270"/>
       </w:r>
     </w:p>
     <w:p>
@@ -23304,11 +23533,11 @@
       <w:pPr>
         <w:pStyle w:val="Heading2"/>
       </w:pPr>
-      <w:bookmarkStart w:id="260" w:name="_Toc232373243"/>
+      <w:bookmarkStart w:id="271" w:name="_Toc232373243"/>
       <w:r>
         <w:t>Observing: sensing the changing context</w:t>
       </w:r>
-      <w:bookmarkEnd w:id="260"/>
+      <w:bookmarkEnd w:id="271"/>
     </w:p>
     <w:p>
       <w:pPr>
@@ -23387,14 +23616,14 @@
       <w:pPr>
         <w:pStyle w:val="Heading2"/>
       </w:pPr>
-      <w:bookmarkStart w:id="261" w:name="_Toc232373245"/>
+      <w:bookmarkStart w:id="272" w:name="_Toc232373245"/>
       <w:r>
         <w:t>Navigating</w:t>
       </w:r>
       <w:r>
         <w:t>: acting on the conditions</w:t>
       </w:r>
-      <w:bookmarkEnd w:id="261"/>
+      <w:bookmarkEnd w:id="272"/>
     </w:p>
     <w:p>
       <w:pPr>
@@ -23550,7 +23779,7 @@
         </w:rPr>
         <w:t>Fund and protect experimentation: centralize or absorb its cost so teams are not penalized for early, low-return learning.</w:t>
       </w:r>
-      <w:bookmarkStart w:id="262" w:name="_Toc232373246"/>
+      <w:bookmarkStart w:id="273" w:name="_Toc232373246"/>
     </w:p>
     <w:p>
       <w:pPr>
@@ -23559,7 +23788,7 @@
       <w:r>
         <w:t>Applying: putting agentic AI to work</w:t>
       </w:r>
-      <w:bookmarkEnd w:id="262"/>
+      <w:bookmarkEnd w:id="273"/>
     </w:p>
     <w:p>
       <w:pPr>
@@ -23637,7 +23866,7 @@
         </w:rPr>
         <w:t>. Only scale after you have gotten signals that it generates net-positive value.</w:t>
       </w:r>
-      <w:bookmarkStart w:id="263" w:name="_Toc232373247"/>
+      <w:bookmarkStart w:id="274" w:name="_Toc232373247"/>
     </w:p>
     <w:p>
       <w:pPr>
@@ -23646,7 +23875,7 @@
       <w:r>
         <w:t>Mediating Value Outcomes: turning application into value</w:t>
       </w:r>
-      <w:bookmarkEnd w:id="263"/>
+      <w:bookmarkEnd w:id="274"/>
     </w:p>
     <w:p>
       <w:pPr>
@@ -23735,7 +23964,7 @@
       </w:r>
     </w:p>
     <w:sectPr>
-      <w:headerReference w:type="default" r:id="rId26"/>
+      <w:headerReference w:type="default" r:id="rId25"/>
       <w:pgSz w:w="12240" w:h="15840"/>
       <w:pgMar w:top="1440" w:right="1440" w:bottom="1440" w:left="1440" w:header="720" w:footer="720" w:gutter="0"/>
       <w:cols w:space="708"/>
@@ -25624,7 +25853,7 @@
       </w:r>
     </w:p>
   </w:comment>
-  <w:comment w:id="92" w:author="Daan Luttik" w:date="2026-01-14T17:59:00Z" w:initials="">
+  <w:comment w:id="98" w:author="Daan Luttik" w:date="2026-01-14T17:59:00Z" w:initials="">
     <w:p>
       <w:pPr>
         <w:widowControl w:val="0"/>
@@ -25657,7 +25886,7 @@
       </w:r>
     </w:p>
   </w:comment>
-  <w:comment w:id="91" w:author="Daan Luttik" w:date="2026-05-03T19:25:00Z" w:initials="">
+  <w:comment w:id="97" w:author="Daan Luttik" w:date="2026-05-03T19:25:00Z" w:initials="">
     <w:p>
       <w:pPr>
         <w:widowControl w:val="0"/>
@@ -25690,7 +25919,7 @@
       </w:r>
     </w:p>
   </w:comment>
-  <w:comment w:id="98" w:author="Stefanie B." w:date="2025-12-02T09:35:00Z" w:initials="">
+  <w:comment w:id="104" w:author="Stefanie B." w:date="2025-12-02T09:35:00Z" w:initials="">
     <w:p>
       <w:pPr>
         <w:widowControl w:val="0"/>
@@ -25723,7 +25952,7 @@
       </w:r>
     </w:p>
   </w:comment>
-  <w:comment w:id="99" w:author="Luttik, Daan" w:date="2026-06-13T09:19:00Z" w:initials="DL">
+  <w:comment w:id="105" w:author="Luttik, Daan" w:date="2026-06-13T09:19:00Z" w:initials="DL">
     <w:p>
       <w:pPr>
         <w:pStyle w:val="CommentText"/>
@@ -25740,7 +25969,7 @@
       </w:r>
     </w:p>
   </w:comment>
-  <w:comment w:id="96" w:author="Daan Luttik" w:date="2026-05-03T19:33:00Z" w:initials="">
+  <w:comment w:id="102" w:author="Daan Luttik" w:date="2026-05-03T19:33:00Z" w:initials="">
     <w:p>
       <w:pPr>
         <w:widowControl w:val="0"/>
@@ -25773,7 +26002,7 @@
       </w:r>
     </w:p>
   </w:comment>
-  <w:comment w:id="97" w:author="Beninger, Stefanie" w:date="2026-06-12T09:59:00Z" w:initials="BS">
+  <w:comment w:id="103" w:author="Beninger, Stefanie" w:date="2026-06-12T09:59:00Z" w:initials="BS">
     <w:p>
       <w:pPr>
         <w:pStyle w:val="CommentText"/>
@@ -25789,7 +26018,7 @@
       </w:r>
     </w:p>
   </w:comment>
-  <w:comment w:id="93" w:author="Stefanie B." w:date="2026-05-11T15:12:00Z" w:initials="">
+  <w:comment w:id="99" w:author="Stefanie B." w:date="2026-05-11T15:12:00Z" w:initials="">
     <w:p>
       <w:pPr>
         <w:widowControl w:val="0"/>
@@ -25822,7 +26051,7 @@
       </w:r>
     </w:p>
   </w:comment>
-  <w:comment w:id="94" w:author="Luttik, Daan" w:date="2026-06-07T21:24:00Z" w:initials="DL">
+  <w:comment w:id="100" w:author="Luttik, Daan" w:date="2026-06-07T21:24:00Z" w:initials="DL">
     <w:p>
       <w:pPr>
         <w:pStyle w:val="CommentText"/>
@@ -25839,7 +26068,7 @@
       </w:r>
     </w:p>
   </w:comment>
-  <w:comment w:id="95" w:author="Beninger, Stefanie" w:date="2026-06-12T09:58:00Z" w:initials="BS">
+  <w:comment w:id="101" w:author="Beninger, Stefanie" w:date="2026-06-12T09:58:00Z" w:initials="BS">
     <w:p>
       <w:pPr>
         <w:pStyle w:val="CommentText"/>
@@ -25855,7 +26084,7 @@
       </w:r>
     </w:p>
   </w:comment>
-  <w:comment w:id="100" w:author="Luttik, Daan" w:date="2026-06-09T21:47:00Z" w:initials="DL">
+  <w:comment w:id="106" w:author="Luttik, Daan" w:date="2026-06-09T21:47:00Z" w:initials="DL">
     <w:p>
       <w:pPr>
         <w:pStyle w:val="CommentText"/>
@@ -25872,7 +26101,7 @@
       </w:r>
     </w:p>
   </w:comment>
-  <w:comment w:id="101" w:author="Beninger, Stefanie" w:date="2026-06-12T10:00:00Z" w:initials="BS">
+  <w:comment w:id="107" w:author="Beninger, Stefanie" w:date="2026-06-12T10:00:00Z" w:initials="BS">
     <w:p>
       <w:pPr>
         <w:pStyle w:val="CommentText"/>
@@ -25888,7 +26117,7 @@
       </w:r>
     </w:p>
   </w:comment>
-  <w:comment w:id="106" w:author="Stefanie B." w:date="2025-12-02T09:33:00Z" w:initials="">
+  <w:comment w:id="112" w:author="Stefanie B." w:date="2025-12-02T09:33:00Z" w:initials="">
     <w:p>
       <w:pPr>
         <w:widowControl w:val="0"/>
@@ -25921,7 +26150,7 @@
       </w:r>
     </w:p>
   </w:comment>
-  <w:comment w:id="107" w:author="Luttik, Daan" w:date="2026-06-07T21:26:00Z" w:initials="DL">
+  <w:comment w:id="113" w:author="Luttik, Daan" w:date="2026-06-07T21:26:00Z" w:initials="DL">
     <w:p>
       <w:pPr>
         <w:pStyle w:val="CommentText"/>
@@ -25938,7 +26167,7 @@
       </w:r>
     </w:p>
   </w:comment>
-  <w:comment w:id="108" w:author="Luttik, Daan" w:date="2026-06-07T21:26:00Z" w:initials="DL">
+  <w:comment w:id="114" w:author="Luttik, Daan" w:date="2026-06-07T21:26:00Z" w:initials="DL">
     <w:p>
       <w:pPr>
         <w:pStyle w:val="CommentText"/>
@@ -25997,7 +26226,7 @@
       </w:r>
     </w:p>
   </w:comment>
-  <w:comment w:id="109" w:author="Beninger, Stefanie" w:date="2026-06-12T10:23:00Z" w:initials="BS">
+  <w:comment w:id="115" w:author="Beninger, Stefanie" w:date="2026-06-12T10:23:00Z" w:initials="BS">
     <w:p>
       <w:pPr>
         <w:pStyle w:val="CommentText"/>
@@ -26013,7 +26242,7 @@
       </w:r>
     </w:p>
   </w:comment>
-  <w:comment w:id="105" w:author="Daan Luttik" w:date="2026-01-14T17:53:00Z" w:initials="">
+  <w:comment w:id="111" w:author="Daan Luttik" w:date="2026-01-14T17:53:00Z" w:initials="">
     <w:p>
       <w:pPr>
         <w:widowControl w:val="0"/>
@@ -26175,7 +26404,7 @@
       </w:r>
     </w:p>
   </w:comment>
-  <w:comment w:id="104" w:author="Daan Luttik" w:date="2026-04-27T16:29:00Z" w:initials="">
+  <w:comment w:id="110" w:author="Daan Luttik" w:date="2026-04-27T16:29:00Z" w:initials="">
     <w:p>
       <w:pPr>
         <w:widowControl w:val="0"/>
@@ -26208,7 +26437,7 @@
       </w:r>
     </w:p>
   </w:comment>
-  <w:comment w:id="103" w:author="Daan Luttik" w:date="2026-04-27T16:30:00Z" w:initials="">
+  <w:comment w:id="109" w:author="Daan Luttik" w:date="2026-04-27T16:30:00Z" w:initials="">
     <w:p>
       <w:pPr>
         <w:widowControl w:val="0"/>
@@ -26241,7 +26470,7 @@
       </w:r>
     </w:p>
   </w:comment>
-  <w:comment w:id="102" w:author="Stefanie B." w:date="2026-05-11T15:13:00Z" w:initials="">
+  <w:comment w:id="108" w:author="Stefanie B." w:date="2026-05-11T15:13:00Z" w:initials="">
     <w:p>
       <w:pPr>
         <w:widowControl w:val="0"/>
@@ -26274,7 +26503,7 @@
       </w:r>
     </w:p>
   </w:comment>
-  <w:comment w:id="112" w:author="Daan Luttik" w:date="2026-05-31T16:54:00Z" w:initials="">
+  <w:comment w:id="122" w:author="Daan Luttik" w:date="2026-05-31T16:54:00Z" w:initials="">
     <w:p>
       <w:pPr>
         <w:widowControl w:val="0"/>
@@ -26307,7 +26536,7 @@
       </w:r>
     </w:p>
   </w:comment>
-  <w:comment w:id="113" w:author="Daan Luttik" w:date="2026-05-31T16:53:00Z" w:initials="">
+  <w:comment w:id="123" w:author="Daan Luttik" w:date="2026-05-31T16:53:00Z" w:initials="">
     <w:p>
       <w:pPr>
         <w:widowControl w:val="0"/>
@@ -26340,7 +26569,7 @@
       </w:r>
     </w:p>
   </w:comment>
-  <w:comment w:id="116" w:author="Beninger, Stefanie" w:date="2026-06-10T13:40:00Z" w:initials="BS">
+  <w:comment w:id="126" w:author="Beninger, Stefanie" w:date="2026-06-10T13:40:00Z" w:initials="BS">
     <w:p>
       <w:pPr>
         <w:pStyle w:val="CommentText"/>
@@ -26356,7 +26585,7 @@
       </w:r>
     </w:p>
   </w:comment>
-  <w:comment w:id="117" w:author="Beninger, Stefanie" w:date="2026-06-10T13:40:00Z" w:initials="BS">
+  <w:comment w:id="127" w:author="Beninger, Stefanie" w:date="2026-06-10T13:40:00Z" w:initials="BS">
     <w:p>
       <w:pPr>
         <w:pStyle w:val="CommentText"/>
@@ -26372,7 +26601,7 @@
       </w:r>
     </w:p>
   </w:comment>
-  <w:comment w:id="118" w:author="Beninger, Stefanie" w:date="2026-06-10T13:41:00Z" w:initials="BS">
+  <w:comment w:id="128" w:author="Beninger, Stefanie" w:date="2026-06-10T13:41:00Z" w:initials="BS">
     <w:p>
       <w:pPr>
         <w:pStyle w:val="CommentText"/>
@@ -26388,7 +26617,7 @@
       </w:r>
     </w:p>
   </w:comment>
-  <w:comment w:id="119" w:author="Luttik, Daan" w:date="2026-06-10T14:12:00Z" w:initials="DL">
+  <w:comment w:id="129" w:author="Luttik, Daan" w:date="2026-06-10T14:12:00Z" w:initials="DL">
     <w:p>
       <w:pPr>
         <w:pStyle w:val="CommentText"/>
@@ -26405,7 +26634,7 @@
       </w:r>
     </w:p>
   </w:comment>
-  <w:comment w:id="120" w:author="Beninger, Stefanie" w:date="2026-06-12T10:23:00Z" w:initials="BS">
+  <w:comment w:id="130" w:author="Beninger, Stefanie" w:date="2026-06-12T10:23:00Z" w:initials="BS">
     <w:p>
       <w:pPr>
         <w:pStyle w:val="CommentText"/>
@@ -26421,7 +26650,7 @@
       </w:r>
     </w:p>
   </w:comment>
-  <w:comment w:id="115" w:author="Luttik, Daan" w:date="2026-06-12T19:26:00Z" w:initials="DL">
+  <w:comment w:id="125" w:author="Luttik, Daan" w:date="2026-06-12T19:26:00Z" w:initials="DL">
     <w:p>
       <w:pPr>
         <w:pStyle w:val="CommentText"/>
@@ -26438,7 +26667,7 @@
       </w:r>
     </w:p>
   </w:comment>
-  <w:comment w:id="123" w:author="Beninger, Stefanie" w:date="2026-06-13T14:10:00Z" w:initials="SB">
+  <w:comment w:id="133" w:author="Beninger, Stefanie" w:date="2026-06-13T14:10:00Z" w:initials="SB">
     <w:p>
       <w:pPr>
         <w:pStyle w:val="CommentText"/>
@@ -26458,7 +26687,7 @@
       </w:r>
     </w:p>
   </w:comment>
-  <w:comment w:id="125" w:author="Beninger, Stefanie" w:date="2026-06-13T14:10:00Z" w:initials="SB">
+  <w:comment w:id="135" w:author="Beninger, Stefanie" w:date="2026-06-13T14:10:00Z" w:initials="SB">
     <w:p>
       <w:pPr>
         <w:pStyle w:val="CommentText"/>
@@ -26478,7 +26707,7 @@
       </w:r>
     </w:p>
   </w:comment>
-  <w:comment w:id="127" w:author="Beninger, Stefanie" w:date="2026-06-10T13:48:00Z" w:initials="BS">
+  <w:comment w:id="137" w:author="Beninger, Stefanie" w:date="2026-06-10T13:48:00Z" w:initials="BS">
     <w:p>
       <w:pPr>
         <w:pStyle w:val="CommentText"/>
@@ -26494,7 +26723,7 @@
       </w:r>
     </w:p>
   </w:comment>
-  <w:comment w:id="128" w:author="Beninger, Stefanie" w:date="2026-06-10T13:46:00Z" w:initials="BS">
+  <w:comment w:id="138" w:author="Beninger, Stefanie" w:date="2026-06-10T13:46:00Z" w:initials="BS">
     <w:p>
       <w:pPr>
         <w:pStyle w:val="CommentText"/>
@@ -26510,7 +26739,7 @@
       </w:r>
     </w:p>
   </w:comment>
-  <w:comment w:id="129" w:author="Beninger, Stefanie" w:date="2026-06-10T13:47:00Z" w:initials="BS">
+  <w:comment w:id="139" w:author="Beninger, Stefanie" w:date="2026-06-10T13:47:00Z" w:initials="BS">
     <w:p>
       <w:pPr>
         <w:pStyle w:val="CommentText"/>
@@ -26526,7 +26755,7 @@
       </w:r>
     </w:p>
   </w:comment>
-  <w:comment w:id="130" w:author="Beninger, Stefanie" w:date="2026-06-10T13:47:00Z" w:initials="BS">
+  <w:comment w:id="140" w:author="Beninger, Stefanie" w:date="2026-06-10T13:47:00Z" w:initials="BS">
     <w:p>
       <w:pPr>
         <w:pStyle w:val="CommentText"/>
@@ -26542,7 +26771,7 @@
       </w:r>
     </w:p>
   </w:comment>
-  <w:comment w:id="131" w:author="Luttik, Daan" w:date="2026-06-10T15:04:00Z" w:initials="DL">
+  <w:comment w:id="141" w:author="Luttik, Daan" w:date="2026-06-10T15:04:00Z" w:initials="DL">
     <w:p>
       <w:pPr>
         <w:pStyle w:val="CommentText"/>
@@ -26559,7 +26788,7 @@
       </w:r>
     </w:p>
   </w:comment>
-  <w:comment w:id="132" w:author="Luttik, Daan" w:date="2026-06-12T23:39:00Z" w:initials="DL">
+  <w:comment w:id="142" w:author="Luttik, Daan" w:date="2026-06-12T23:39:00Z" w:initials="DL">
     <w:p>
       <w:pPr>
         <w:pStyle w:val="CommentText"/>
@@ -26576,7 +26805,7 @@
       </w:r>
     </w:p>
   </w:comment>
-  <w:comment w:id="133" w:author="Beninger, Stefanie" w:date="2026-06-13T14:12:00Z" w:initials="SB">
+  <w:comment w:id="143" w:author="Beninger, Stefanie" w:date="2026-06-13T14:12:00Z" w:initials="SB">
     <w:p>
       <w:pPr>
         <w:pStyle w:val="CommentText"/>
@@ -26596,7 +26825,7 @@
       </w:r>
     </w:p>
   </w:comment>
-  <w:comment w:id="135" w:author="Beninger, Stefanie" w:date="2026-06-10T13:54:00Z" w:initials="BS">
+  <w:comment w:id="145" w:author="Beninger, Stefanie" w:date="2026-06-10T13:54:00Z" w:initials="BS">
     <w:p>
       <w:pPr>
         <w:pStyle w:val="CommentText"/>
@@ -26612,7 +26841,7 @@
       </w:r>
     </w:p>
   </w:comment>
-  <w:comment w:id="136" w:author="Daan Luttik" w:date="2026-06-01T18:21:00Z" w:initials="">
+  <w:comment w:id="146" w:author="Daan Luttik" w:date="2026-06-01T18:21:00Z" w:initials="">
     <w:p>
       <w:pPr>
         <w:widowControl w:val="0"/>
@@ -26645,7 +26874,7 @@
       </w:r>
     </w:p>
   </w:comment>
-  <w:comment w:id="137" w:author="Beninger, Stefanie" w:date="2026-06-10T13:49:00Z" w:initials="BS">
+  <w:comment w:id="147" w:author="Beninger, Stefanie" w:date="2026-06-10T13:49:00Z" w:initials="BS">
     <w:p>
       <w:pPr>
         <w:pStyle w:val="CommentText"/>
@@ -26661,7 +26890,7 @@
       </w:r>
     </w:p>
   </w:comment>
-  <w:comment w:id="138" w:author="Beninger, Stefanie" w:date="2026-06-10T13:50:00Z" w:initials="BS">
+  <w:comment w:id="148" w:author="Beninger, Stefanie" w:date="2026-06-10T13:50:00Z" w:initials="BS">
     <w:p>
       <w:pPr>
         <w:pStyle w:val="CommentText"/>
@@ -26677,7 +26906,7 @@
       </w:r>
     </w:p>
   </w:comment>
-  <w:comment w:id="139" w:author="Luttik, Daan" w:date="2026-06-11T19:50:00Z" w:initials="DL">
+  <w:comment w:id="149" w:author="Luttik, Daan" w:date="2026-06-11T19:50:00Z" w:initials="DL">
     <w:p>
       <w:pPr>
         <w:pStyle w:val="CommentText"/>
@@ -26694,7 +26923,7 @@
       </w:r>
     </w:p>
   </w:comment>
-  <w:comment w:id="140" w:author="Luttik, Daan" w:date="2026-06-12T09:56:00Z" w:initials="DL">
+  <w:comment w:id="150" w:author="Luttik, Daan" w:date="2026-06-12T09:56:00Z" w:initials="DL">
     <w:p>
       <w:pPr>
         <w:pStyle w:val="CommentText"/>
@@ -26711,7 +26940,7 @@
       </w:r>
     </w:p>
   </w:comment>
-  <w:comment w:id="141" w:author="Beninger, Stefanie" w:date="2026-06-12T10:24:00Z" w:initials="BS">
+  <w:comment w:id="151" w:author="Beninger, Stefanie" w:date="2026-06-12T10:24:00Z" w:initials="BS">
     <w:p>
       <w:pPr>
         <w:pStyle w:val="CommentText"/>
@@ -26727,7 +26956,7 @@
       </w:r>
     </w:p>
   </w:comment>
-  <w:comment w:id="142" w:author="Beninger, Stefanie" w:date="2026-06-10T13:50:00Z" w:initials="BS">
+  <w:comment w:id="152" w:author="Beninger, Stefanie" w:date="2026-06-10T13:50:00Z" w:initials="BS">
     <w:p>
       <w:pPr>
         <w:pStyle w:val="CommentText"/>
@@ -26743,7 +26972,7 @@
       </w:r>
     </w:p>
   </w:comment>
-  <w:comment w:id="143" w:author="Luttik, Daan" w:date="2026-06-13T00:02:00Z" w:initials="DL">
+  <w:comment w:id="153" w:author="Luttik, Daan" w:date="2026-06-13T00:02:00Z" w:initials="DL">
     <w:p>
       <w:pPr>
         <w:pStyle w:val="CommentText"/>
@@ -26760,7 +26989,7 @@
       </w:r>
     </w:p>
   </w:comment>
-  <w:comment w:id="146" w:author="Daan Luttik" w:date="2026-06-01T18:23:00Z" w:initials="">
+  <w:comment w:id="156" w:author="Daan Luttik" w:date="2026-06-01T18:23:00Z" w:initials="">
     <w:p>
       <w:pPr>
         <w:widowControl w:val="0"/>
@@ -26793,7 +27022,7 @@
       </w:r>
     </w:p>
   </w:comment>
-  <w:comment w:id="150" w:author="Luttik, Daan" w:date="2026-06-12T11:34:00Z" w:initials="DL">
+  <w:comment w:id="160" w:author="Luttik, Daan" w:date="2026-06-12T11:34:00Z" w:initials="DL">
     <w:p>
       <w:pPr>
         <w:pStyle w:val="CommentText"/>
@@ -26810,7 +27039,7 @@
       </w:r>
     </w:p>
   </w:comment>
-  <w:comment w:id="149" w:author="Luttik, Daan" w:date="2026-06-12T11:44:00Z" w:initials="DL">
+  <w:comment w:id="159" w:author="Luttik, Daan" w:date="2026-06-12T11:44:00Z" w:initials="DL">
     <w:p>
       <w:pPr>
         <w:pStyle w:val="CommentText"/>
@@ -26827,7 +27056,7 @@
       </w:r>
     </w:p>
   </w:comment>
-  <w:comment w:id="147" w:author="Luttik, Daan" w:date="2026-06-12T23:45:00Z" w:initials="DL">
+  <w:comment w:id="157" w:author="Luttik, Daan" w:date="2026-06-12T23:45:00Z" w:initials="DL">
     <w:p>
       <w:pPr>
         <w:pStyle w:val="CommentText"/>
@@ -26845,11 +27074,11 @@
       <w:r>
         <w:instrText>HYPERLINK "mailto:s.beninger@nyenrode.nl"</w:instrText>
       </w:r>
-      <w:bookmarkStart w:id="151" w:name="_@_4D2E2173561E4304BBB44C940BFC8766Z"/>
+      <w:bookmarkStart w:id="161" w:name="_@_4D2E2173561E4304BBB44C940BFC8766Z"/>
       <w:r>
         <w:fldChar w:fldCharType="separate"/>
       </w:r>
-      <w:bookmarkEnd w:id="151"/>
+      <w:bookmarkEnd w:id="161"/>
       <w:r>
         <w:rPr>
           <w:rStyle w:val="Mention"/>
@@ -26865,7 +27094,7 @@
       </w:r>
     </w:p>
   </w:comment>
-  <w:comment w:id="148" w:author="Beninger, Stefanie" w:date="2026-06-13T14:14:00Z" w:initials="SB">
+  <w:comment w:id="158" w:author="Beninger, Stefanie" w:date="2026-06-13T14:14:00Z" w:initials="SB">
     <w:p>
       <w:pPr>
         <w:pStyle w:val="CommentText"/>
@@ -26885,7 +27114,7 @@
       </w:r>
     </w:p>
   </w:comment>
-  <w:comment w:id="152" w:author="Luttik, Daan" w:date="2026-06-12T15:33:00Z" w:initials="DL">
+  <w:comment w:id="162" w:author="Luttik, Daan" w:date="2026-06-12T15:33:00Z" w:initials="DL">
     <w:p>
       <w:pPr>
         <w:pStyle w:val="CommentText"/>
@@ -26902,7 +27131,7 @@
       </w:r>
     </w:p>
   </w:comment>
-  <w:comment w:id="154" w:author="Luttik, Daan" w:date="2026-06-12T22:15:00Z" w:initials="DL">
+  <w:comment w:id="164" w:author="Luttik, Daan" w:date="2026-06-12T22:15:00Z" w:initials="DL">
     <w:p>
       <w:pPr>
         <w:pStyle w:val="CommentText"/>
@@ -26920,11 +27149,11 @@
       <w:r>
         <w:instrText>HYPERLINK "mailto:s.beninger@nyenrode.nl"</w:instrText>
       </w:r>
-      <w:bookmarkStart w:id="156" w:name="_@_F74A959799DE4D9F825B4C2BF7D4BEECZ"/>
+      <w:bookmarkStart w:id="166" w:name="_@_F74A959799DE4D9F825B4C2BF7D4BEECZ"/>
       <w:r>
         <w:fldChar w:fldCharType="separate"/>
       </w:r>
-      <w:bookmarkEnd w:id="156"/>
+      <w:bookmarkEnd w:id="166"/>
       <w:r>
         <w:rPr>
           <w:rStyle w:val="Mention"/>
@@ -26967,7 +27196,7 @@
       </w:r>
     </w:p>
   </w:comment>
-  <w:comment w:id="155" w:author="Beninger, Stefanie" w:date="2026-06-13T14:16:00Z" w:initials="SB">
+  <w:comment w:id="165" w:author="Beninger, Stefanie" w:date="2026-06-13T14:16:00Z" w:initials="SB">
     <w:p>
       <w:pPr>
         <w:pStyle w:val="CommentText"/>
@@ -26987,7 +27216,7 @@
       </w:r>
     </w:p>
   </w:comment>
-  <w:comment w:id="157" w:author="Beninger, Stefanie" w:date="2026-06-13T14:17:00Z" w:initials="SB">
+  <w:comment w:id="167" w:author="Beninger, Stefanie" w:date="2026-06-13T14:17:00Z" w:initials="SB">
     <w:p>
       <w:pPr>
         <w:pStyle w:val="CommentText"/>
@@ -27007,7 +27236,7 @@
       </w:r>
     </w:p>
   </w:comment>
-  <w:comment w:id="159" w:author="Beninger, Stefanie" w:date="2026-06-10T14:26:00Z" w:initials="BS">
+  <w:comment w:id="169" w:author="Beninger, Stefanie" w:date="2026-06-10T14:26:00Z" w:initials="BS">
     <w:p>
       <w:pPr>
         <w:pStyle w:val="CommentText"/>
@@ -27023,7 +27252,7 @@
       </w:r>
     </w:p>
   </w:comment>
-  <w:comment w:id="162" w:author="Luttik, Daan" w:date="2026-06-12T11:03:00Z" w:initials="DL">
+  <w:comment w:id="172" w:author="Luttik, Daan" w:date="2026-06-12T11:03:00Z" w:initials="DL">
     <w:p>
       <w:pPr>
         <w:pStyle w:val="CommentText"/>
@@ -27040,7 +27269,7 @@
       </w:r>
     </w:p>
   </w:comment>
-  <w:comment w:id="165" w:author="Luttik, Daan" w:date="2026-06-12T11:11:00Z" w:initials="DL">
+  <w:comment w:id="175" w:author="Luttik, Daan" w:date="2026-06-12T11:11:00Z" w:initials="DL">
     <w:p>
       <w:pPr>
         <w:pStyle w:val="CommentText"/>
@@ -27057,7 +27286,7 @@
       </w:r>
     </w:p>
   </w:comment>
-  <w:comment w:id="163" w:author="Luttik, Daan" w:date="2026-06-12T16:10:00Z" w:initials="DL">
+  <w:comment w:id="173" w:author="Luttik, Daan" w:date="2026-06-12T16:10:00Z" w:initials="DL">
     <w:p>
       <w:pPr>
         <w:pStyle w:val="CommentText"/>
@@ -27074,7 +27303,7 @@
       </w:r>
     </w:p>
   </w:comment>
-  <w:comment w:id="164" w:author="Luttik, Daan" w:date="2026-06-12T16:10:00Z" w:initials="DL">
+  <w:comment w:id="174" w:author="Luttik, Daan" w:date="2026-06-12T16:10:00Z" w:initials="DL">
     <w:p>
       <w:pPr>
         <w:pStyle w:val="CommentText"/>
@@ -27091,7 +27320,7 @@
       </w:r>
     </w:p>
   </w:comment>
-  <w:comment w:id="166" w:author="Beninger, Stefanie" w:date="2026-06-13T14:21:00Z" w:initials="SB">
+  <w:comment w:id="176" w:author="Beninger, Stefanie" w:date="2026-06-13T14:21:00Z" w:initials="SB">
     <w:p>
       <w:pPr>
         <w:pStyle w:val="CommentText"/>
@@ -27111,7 +27340,7 @@
       </w:r>
     </w:p>
   </w:comment>
-  <w:comment w:id="168" w:author="Luttik, Daan" w:date="2026-06-11T21:03:00Z" w:initials="DL">
+  <w:comment w:id="178" w:author="Luttik, Daan" w:date="2026-06-11T21:03:00Z" w:initials="DL">
     <w:p>
       <w:pPr>
         <w:pStyle w:val="CommentText"/>
@@ -27128,7 +27357,7 @@
       </w:r>
     </w:p>
   </w:comment>
-  <w:comment w:id="169" w:author="Beninger, Stefanie" w:date="2026-06-10T14:37:00Z" w:initials="BS">
+  <w:comment w:id="179" w:author="Beninger, Stefanie" w:date="2026-06-10T14:37:00Z" w:initials="BS">
     <w:p>
       <w:pPr>
         <w:pStyle w:val="CommentText"/>
@@ -27144,7 +27373,7 @@
       </w:r>
     </w:p>
   </w:comment>
-  <w:comment w:id="171" w:author="Beninger, Stefanie" w:date="2026-06-13T14:23:00Z" w:initials="SB">
+  <w:comment w:id="181" w:author="Beninger, Stefanie" w:date="2026-06-13T14:23:00Z" w:initials="SB">
     <w:p>
       <w:pPr>
         <w:pStyle w:val="CommentText"/>
@@ -27164,7 +27393,7 @@
       </w:r>
     </w:p>
   </w:comment>
-  <w:comment w:id="170" w:author="Beninger, Stefanie" w:date="2026-06-13T14:23:00Z" w:initials="SB">
+  <w:comment w:id="180" w:author="Beninger, Stefanie" w:date="2026-06-13T14:23:00Z" w:initials="SB">
     <w:p>
       <w:pPr>
         <w:pStyle w:val="CommentText"/>
@@ -27184,7 +27413,7 @@
       </w:r>
     </w:p>
   </w:comment>
-  <w:comment w:id="174" w:author="Daan Luttik" w:date="2026-05-25T16:35:00Z" w:initials="">
+  <w:comment w:id="184" w:author="Daan Luttik" w:date="2026-05-25T16:35:00Z" w:initials="">
     <w:p>
       <w:pPr>
         <w:widowControl w:val="0"/>
@@ -27217,7 +27446,7 @@
       </w:r>
     </w:p>
   </w:comment>
-  <w:comment w:id="175" w:author="Beninger, Stefanie" w:date="2026-06-10T14:43:00Z" w:initials="BS">
+  <w:comment w:id="185" w:author="Beninger, Stefanie" w:date="2026-06-10T14:43:00Z" w:initials="BS">
     <w:p>
       <w:pPr>
         <w:pStyle w:val="CommentText"/>
@@ -27233,7 +27462,7 @@
       </w:r>
     </w:p>
   </w:comment>
-  <w:comment w:id="176" w:author="Beninger, Stefanie" w:date="2026-06-13T14:25:00Z" w:initials="SB">
+  <w:comment w:id="186" w:author="Beninger, Stefanie" w:date="2026-06-13T14:25:00Z" w:initials="SB">
     <w:p>
       <w:pPr>
         <w:pStyle w:val="CommentText"/>
@@ -27253,7 +27482,7 @@
       </w:r>
     </w:p>
   </w:comment>
-  <w:comment w:id="177" w:author="Beninger, Stefanie" w:date="2026-06-10T14:45:00Z" w:initials="BS">
+  <w:comment w:id="187" w:author="Beninger, Stefanie" w:date="2026-06-10T14:45:00Z" w:initials="BS">
     <w:p>
       <w:pPr>
         <w:pStyle w:val="CommentText"/>
@@ -27269,7 +27498,7 @@
       </w:r>
     </w:p>
   </w:comment>
-  <w:comment w:id="178" w:author="Luttik, Daan" w:date="2026-06-12T23:34:00Z" w:initials="DL">
+  <w:comment w:id="188" w:author="Luttik, Daan" w:date="2026-06-12T23:34:00Z" w:initials="DL">
     <w:p>
       <w:pPr>
         <w:pStyle w:val="CommentText"/>
@@ -27286,7 +27515,7 @@
       </w:r>
     </w:p>
   </w:comment>
-  <w:comment w:id="180" w:author="Beninger, Stefanie" w:date="2026-06-10T14:44:00Z" w:initials="BS">
+  <w:comment w:id="190" w:author="Beninger, Stefanie" w:date="2026-06-10T14:44:00Z" w:initials="BS">
     <w:p>
       <w:pPr>
         <w:pStyle w:val="CommentText"/>
@@ -27302,7 +27531,7 @@
       </w:r>
     </w:p>
   </w:comment>
-  <w:comment w:id="181" w:author="Beninger, Stefanie" w:date="2026-06-10T14:44:00Z" w:initials="BS">
+  <w:comment w:id="191" w:author="Beninger, Stefanie" w:date="2026-06-10T14:44:00Z" w:initials="BS">
     <w:p>
       <w:pPr>
         <w:pStyle w:val="CommentText"/>
@@ -27318,7 +27547,7 @@
       </w:r>
     </w:p>
   </w:comment>
-  <w:comment w:id="182" w:author="Beninger, Stefanie" w:date="2026-06-10T14:45:00Z" w:initials="BS">
+  <w:comment w:id="192" w:author="Beninger, Stefanie" w:date="2026-06-10T14:45:00Z" w:initials="BS">
     <w:p>
       <w:pPr>
         <w:pStyle w:val="CommentText"/>
@@ -27334,7 +27563,7 @@
       </w:r>
     </w:p>
   </w:comment>
-  <w:comment w:id="185" w:author="Beninger, Stefanie" w:date="2026-06-13T14:29:00Z" w:initials="SB">
+  <w:comment w:id="195" w:author="Beninger, Stefanie" w:date="2026-06-13T14:29:00Z" w:initials="SB">
     <w:p>
       <w:pPr>
         <w:pStyle w:val="CommentText"/>
@@ -27354,7 +27583,7 @@
       </w:r>
     </w:p>
   </w:comment>
-  <w:comment w:id="186" w:author="Luttik, Daan" w:date="2026-06-11T21:04:00Z" w:initials="DL">
+  <w:comment w:id="196" w:author="Luttik, Daan" w:date="2026-06-11T21:04:00Z" w:initials="DL">
     <w:p>
       <w:pPr>
         <w:pStyle w:val="CommentText"/>
@@ -27371,7 +27600,7 @@
       </w:r>
     </w:p>
   </w:comment>
-  <w:comment w:id="187" w:author="Luttik, Daan" w:date="2026-06-12T23:33:00Z" w:initials="DL">
+  <w:comment w:id="197" w:author="Luttik, Daan" w:date="2026-06-12T23:33:00Z" w:initials="DL">
     <w:p>
       <w:pPr>
         <w:pStyle w:val="CommentText"/>
@@ -27389,11 +27618,11 @@
       <w:r>
         <w:instrText>HYPERLINK "mailto:s.beninger@nyenrode.nl"</w:instrText>
       </w:r>
-      <w:bookmarkStart w:id="188" w:name="_@_966A57235E2841AB9D1C216A25F44671Z"/>
+      <w:bookmarkStart w:id="198" w:name="_@_966A57235E2841AB9D1C216A25F44671Z"/>
       <w:r>
         <w:fldChar w:fldCharType="separate"/>
       </w:r>
-      <w:bookmarkEnd w:id="188"/>
+      <w:bookmarkEnd w:id="198"/>
       <w:r>
         <w:rPr>
           <w:rStyle w:val="Mention"/>
@@ -27409,7 +27638,7 @@
       </w:r>
     </w:p>
   </w:comment>
-  <w:comment w:id="190" w:author="Luttik, Daan" w:date="2026-06-14T20:26:00Z" w:initials="DL">
+  <w:comment w:id="200" w:author="Luttik, Daan" w:date="2026-06-14T20:26:00Z" w:initials="DL">
     <w:p>
       <w:pPr>
         <w:pStyle w:val="CommentText"/>
@@ -27426,7 +27655,7 @@
       </w:r>
     </w:p>
   </w:comment>
-  <w:comment w:id="192" w:author="Beninger, Stefanie" w:date="2026-06-10T15:03:00Z" w:initials="BS">
+  <w:comment w:id="202" w:author="Beninger, Stefanie" w:date="2026-06-10T15:03:00Z" w:initials="BS">
     <w:p>
       <w:pPr>
         <w:pStyle w:val="CommentText"/>
@@ -27442,7 +27671,7 @@
       </w:r>
     </w:p>
   </w:comment>
-  <w:comment w:id="193" w:author="Luttik, Daan" w:date="2026-06-09T19:07:00Z" w:initials="DL">
+  <w:comment w:id="203" w:author="Luttik, Daan" w:date="2026-06-09T19:07:00Z" w:initials="DL">
     <w:p>
       <w:pPr>
         <w:pStyle w:val="CommentText"/>
@@ -27459,7 +27688,7 @@
       </w:r>
     </w:p>
   </w:comment>
-  <w:comment w:id="194" w:author="Beninger, Stefanie" w:date="2026-06-10T15:02:00Z" w:initials="BS">
+  <w:comment w:id="204" w:author="Beninger, Stefanie" w:date="2026-06-10T15:02:00Z" w:initials="BS">
     <w:p>
       <w:pPr>
         <w:pStyle w:val="CommentText"/>
@@ -27475,7 +27704,7 @@
       </w:r>
     </w:p>
   </w:comment>
-  <w:comment w:id="195" w:author="Stefanie B." w:date="2026-05-11T12:54:00Z" w:initials="">
+  <w:comment w:id="205" w:author="Stefanie B." w:date="2026-05-11T12:54:00Z" w:initials="">
     <w:p>
       <w:pPr>
         <w:widowControl w:val="0"/>
@@ -27508,7 +27737,7 @@
       </w:r>
     </w:p>
   </w:comment>
-  <w:comment w:id="196" w:author="Beninger, Stefanie" w:date="2026-06-10T15:03:00Z" w:initials="BS">
+  <w:comment w:id="206" w:author="Beninger, Stefanie" w:date="2026-06-10T15:03:00Z" w:initials="BS">
     <w:p>
       <w:pPr>
         <w:pStyle w:val="CommentText"/>
@@ -27524,7 +27753,7 @@
       </w:r>
     </w:p>
   </w:comment>
-  <w:comment w:id="191" w:author="Beninger, Stefanie" w:date="2026-06-10T15:03:00Z" w:initials="BS">
+  <w:comment w:id="201" w:author="Beninger, Stefanie" w:date="2026-06-10T15:03:00Z" w:initials="BS">
     <w:p>
       <w:pPr>
         <w:pStyle w:val="CommentText"/>
@@ -27540,7 +27769,7 @@
       </w:r>
     </w:p>
   </w:comment>
-  <w:comment w:id="198" w:author="Luttik, Daan" w:date="2026-06-14T09:53:00Z" w:initials="DL">
+  <w:comment w:id="208" w:author="Luttik, Daan" w:date="2026-06-14T09:53:00Z" w:initials="DL">
     <w:p>
       <w:pPr>
         <w:pStyle w:val="CommentText"/>
@@ -27557,7 +27786,7 @@
       </w:r>
     </w:p>
   </w:comment>
-  <w:comment w:id="201" w:author="Beninger, Stefanie" w:date="2026-06-10T15:07:00Z" w:initials="BS">
+  <w:comment w:id="211" w:author="Beninger, Stefanie" w:date="2026-06-10T15:07:00Z" w:initials="BS">
     <w:p>
       <w:pPr>
         <w:pStyle w:val="CommentText"/>
@@ -27573,7 +27802,7 @@
       </w:r>
     </w:p>
   </w:comment>
-  <w:comment w:id="202" w:author="" w:initials="">
+  <w:comment w:id="212" w:author="" w:initials="">
     <w:p>
       <w:pPr>
         <w:pStyle w:val="CommentText"/>
@@ -27586,7 +27815,7 @@
       </w:r>
     </w:p>
   </w:comment>
-  <w:comment w:id="203" w:author="" w:initials="">
+  <w:comment w:id="213" w:author="" w:initials="">
     <w:p>
       <w:pPr>
         <w:pStyle w:val="CommentText"/>
@@ -27599,7 +27828,7 @@
       </w:r>
     </w:p>
   </w:comment>
-  <w:comment w:id="204" w:author="Beninger, Stefanie" w:date="2026-06-10T15:07:00Z" w:initials="BS">
+  <w:comment w:id="214" w:author="Beninger, Stefanie" w:date="2026-06-10T15:07:00Z" w:initials="BS">
     <w:p>
       <w:pPr>
         <w:pStyle w:val="CommentText"/>
@@ -27615,7 +27844,7 @@
       </w:r>
     </w:p>
   </w:comment>
-  <w:comment w:id="206" w:author="Beninger, Stefanie" w:date="2026-06-10T15:07:00Z" w:initials="BS">
+  <w:comment w:id="216" w:author="Beninger, Stefanie" w:date="2026-06-10T15:07:00Z" w:initials="BS">
     <w:p>
       <w:pPr>
         <w:pStyle w:val="CommentText"/>
@@ -27631,7 +27860,7 @@
       </w:r>
     </w:p>
   </w:comment>
-  <w:comment w:id="209" w:author="Beninger, Stefanie" w:date="2026-06-10T15:12:00Z" w:initials="BS">
+  <w:comment w:id="219" w:author="Beninger, Stefanie" w:date="2026-06-10T15:12:00Z" w:initials="BS">
     <w:p>
       <w:pPr>
         <w:pStyle w:val="CommentText"/>
@@ -27647,7 +27876,7 @@
       </w:r>
     </w:p>
   </w:comment>
-  <w:comment w:id="210" w:author="" w:initials="">
+  <w:comment w:id="220" w:author="" w:initials="">
     <w:p>
       <w:pPr>
         <w:pStyle w:val="CommentText"/>
@@ -27660,7 +27889,7 @@
       </w:r>
     </w:p>
   </w:comment>
-  <w:comment w:id="211" w:author="" w:initials="">
+  <w:comment w:id="221" w:author="" w:initials="">
     <w:p>
       <w:pPr>
         <w:pStyle w:val="CommentText"/>
@@ -27673,7 +27902,7 @@
       </w:r>
     </w:p>
   </w:comment>
-  <w:comment w:id="212" w:author="Beninger, Stefanie" w:date="2026-06-10T15:12:00Z" w:initials="BS">
+  <w:comment w:id="222" w:author="Beninger, Stefanie" w:date="2026-06-10T15:12:00Z" w:initials="BS">
     <w:p>
       <w:pPr>
         <w:pStyle w:val="CommentText"/>
@@ -27689,7 +27918,7 @@
       </w:r>
     </w:p>
   </w:comment>
-  <w:comment w:id="213" w:author="Beninger, Stefanie" w:date="2026-06-10T15:12:00Z" w:initials="BS">
+  <w:comment w:id="223" w:author="Beninger, Stefanie" w:date="2026-06-10T15:12:00Z" w:initials="BS">
     <w:p>
       <w:pPr>
         <w:pStyle w:val="CommentText"/>
@@ -27705,7 +27934,7 @@
       </w:r>
     </w:p>
   </w:comment>
-  <w:comment w:id="200" w:author="Luttik, Daan" w:date="2026-06-14T09:55:00Z" w:initials="DL">
+  <w:comment w:id="210" w:author="Luttik, Daan" w:date="2026-06-14T09:55:00Z" w:initials="DL">
     <w:p>
       <w:pPr>
         <w:pStyle w:val="CommentText"/>
@@ -27722,7 +27951,7 @@
       </w:r>
     </w:p>
   </w:comment>
-  <w:comment w:id="215" w:author="Beninger, Stefanie" w:date="2026-06-10T15:13:00Z" w:initials="BS">
+  <w:comment w:id="225" w:author="Beninger, Stefanie" w:date="2026-06-10T15:13:00Z" w:initials="BS">
     <w:p>
       <w:pPr>
         <w:pStyle w:val="CommentText"/>
@@ -27738,7 +27967,7 @@
       </w:r>
     </w:p>
   </w:comment>
-  <w:comment w:id="214" w:author="Beninger, Stefanie" w:date="2026-06-13T14:04:00Z" w:initials="SB">
+  <w:comment w:id="224" w:author="Beninger, Stefanie" w:date="2026-06-13T14:04:00Z" w:initials="SB">
     <w:p>
       <w:pPr>
         <w:pStyle w:val="CommentText"/>
@@ -27758,7 +27987,7 @@
       </w:r>
     </w:p>
   </w:comment>
-  <w:comment w:id="216" w:author="Beninger, Stefanie" w:date="2026-06-10T15:16:00Z" w:initials="BS">
+  <w:comment w:id="226" w:author="Beninger, Stefanie" w:date="2026-06-10T15:16:00Z" w:initials="BS">
     <w:p>
       <w:pPr>
         <w:pStyle w:val="CommentText"/>
@@ -27774,7 +28003,7 @@
       </w:r>
     </w:p>
   </w:comment>
-  <w:comment w:id="218" w:author="Beninger, Stefanie" w:date="2026-06-10T15:18:00Z" w:initials="BS">
+  <w:comment w:id="228" w:author="Beninger, Stefanie" w:date="2026-06-10T15:18:00Z" w:initials="BS">
     <w:p>
       <w:pPr>
         <w:pStyle w:val="CommentText"/>
@@ -27790,7 +28019,7 @@
       </w:r>
     </w:p>
   </w:comment>
-  <w:comment w:id="219" w:author="Beninger, Stefanie" w:date="2026-06-10T15:19:00Z" w:initials="BS">
+  <w:comment w:id="229" w:author="Beninger, Stefanie" w:date="2026-06-10T15:19:00Z" w:initials="BS">
     <w:p>
       <w:pPr>
         <w:pStyle w:val="CommentText"/>
@@ -27806,7 +28035,7 @@
       </w:r>
     </w:p>
   </w:comment>
-  <w:comment w:id="220" w:author="Beninger, Stefanie" w:date="2026-06-10T15:20:00Z" w:initials="BS">
+  <w:comment w:id="230" w:author="Beninger, Stefanie" w:date="2026-06-10T15:20:00Z" w:initials="BS">
     <w:p>
       <w:pPr>
         <w:pStyle w:val="CommentText"/>
@@ -27822,7 +28051,7 @@
       </w:r>
     </w:p>
   </w:comment>
-  <w:comment w:id="221" w:author="Luttik, Daan" w:date="2026-06-14T11:31:00Z" w:initials="DL">
+  <w:comment w:id="231" w:author="Luttik, Daan" w:date="2026-06-14T11:31:00Z" w:initials="DL">
     <w:p>
       <w:pPr>
         <w:pStyle w:val="CommentText"/>
@@ -27839,7 +28068,7 @@
       </w:r>
     </w:p>
   </w:comment>
-  <w:comment w:id="222" w:author="Luttik, Daan" w:date="2026-06-14T17:32:00Z" w:initials="DL">
+  <w:comment w:id="232" w:author="Luttik, Daan" w:date="2026-06-14T17:32:00Z" w:initials="DL">
     <w:p>
       <w:pPr>
         <w:pStyle w:val="CommentText"/>
@@ -27856,7 +28085,7 @@
       </w:r>
     </w:p>
   </w:comment>
-  <w:comment w:id="224" w:author="Luttik, Daan" w:date="2026-06-14T19:27:00Z" w:initials="DL">
+  <w:comment w:id="234" w:author="Luttik, Daan" w:date="2026-06-14T19:27:00Z" w:initials="DL">
     <w:p>
       <w:pPr>
         <w:pStyle w:val="CommentText"/>
@@ -27873,7 +28102,7 @@
       </w:r>
     </w:p>
   </w:comment>
-  <w:comment w:id="225" w:author="Luttik, Daan" w:date="2026-06-14T18:19:00Z" w:initials="DL">
+  <w:comment w:id="235" w:author="Luttik, Daan" w:date="2026-06-14T18:19:00Z" w:initials="DL">
     <w:p>
       <w:pPr>
         <w:pStyle w:val="CommentText"/>
@@ -27890,7 +28119,7 @@
       </w:r>
     </w:p>
   </w:comment>
-  <w:comment w:id="226" w:author="Beninger, Stefanie" w:date="2026-06-10T15:07:00Z" w:initials="BS">
+  <w:comment w:id="236" w:author="Beninger, Stefanie" w:date="2026-06-10T15:07:00Z" w:initials="BS">
     <w:p>
       <w:pPr>
         <w:pStyle w:val="CommentText"/>
@@ -27906,7 +28135,7 @@
       </w:r>
     </w:p>
   </w:comment>
-  <w:comment w:id="228" w:author="Beninger, Stefanie" w:date="2026-06-10T15:26:00Z" w:initials="BS">
+  <w:comment w:id="238" w:author="Beninger, Stefanie" w:date="2026-06-10T15:26:00Z" w:initials="BS">
     <w:p>
       <w:pPr>
         <w:pStyle w:val="CommentText"/>
@@ -27922,7 +28151,7 @@
       </w:r>
     </w:p>
   </w:comment>
-  <w:comment w:id="229" w:author="" w:initials="">
+  <w:comment w:id="239" w:author="" w:initials="">
     <w:p>
       <w:pPr>
         <w:pStyle w:val="CommentText"/>
@@ -27935,7 +28164,7 @@
       </w:r>
     </w:p>
   </w:comment>
-  <w:comment w:id="230" w:author="" w:initials="">
+  <w:comment w:id="240" w:author="" w:initials="">
     <w:p>
       <w:pPr>
         <w:pStyle w:val="CommentText"/>
@@ -27948,7 +28177,7 @@
       </w:r>
     </w:p>
   </w:comment>
-  <w:comment w:id="231" w:author="Beninger, Stefanie" w:date="2026-06-10T15:26:00Z" w:initials="BS">
+  <w:comment w:id="241" w:author="Beninger, Stefanie" w:date="2026-06-10T15:26:00Z" w:initials="BS">
     <w:p>
       <w:pPr>
         <w:pStyle w:val="CommentText"/>
@@ -27964,7 +28193,7 @@
       </w:r>
     </w:p>
   </w:comment>
-  <w:comment w:id="232" w:author="Beninger, Stefanie" w:date="2026-06-10T15:27:00Z" w:initials="BS">
+  <w:comment w:id="242" w:author="Beninger, Stefanie" w:date="2026-06-10T15:27:00Z" w:initials="BS">
     <w:p>
       <w:pPr>
         <w:pStyle w:val="CommentText"/>
@@ -27980,7 +28209,7 @@
       </w:r>
     </w:p>
   </w:comment>
-  <w:comment w:id="233" w:author="Beninger, Stefanie" w:date="2026-06-10T15:27:00Z" w:initials="BS">
+  <w:comment w:id="243" w:author="Beninger, Stefanie" w:date="2026-06-10T15:27:00Z" w:initials="BS">
     <w:p>
       <w:pPr>
         <w:pStyle w:val="CommentText"/>
@@ -27996,7 +28225,7 @@
       </w:r>
     </w:p>
   </w:comment>
-  <w:comment w:id="234" w:author="Beninger, Stefanie" w:date="2026-06-10T15:28:00Z" w:initials="BS">
+  <w:comment w:id="244" w:author="Beninger, Stefanie" w:date="2026-06-10T15:28:00Z" w:initials="BS">
     <w:p>
       <w:pPr>
         <w:pStyle w:val="CommentText"/>
@@ -28012,7 +28241,7 @@
       </w:r>
     </w:p>
   </w:comment>
-  <w:comment w:id="235" w:author="Beninger, Stefanie" w:date="2026-06-10T15:28:00Z" w:initials="BS">
+  <w:comment w:id="245" w:author="Beninger, Stefanie" w:date="2026-06-10T15:28:00Z" w:initials="BS">
     <w:p>
       <w:pPr>
         <w:pStyle w:val="CommentText"/>
@@ -28028,7 +28257,7 @@
       </w:r>
     </w:p>
   </w:comment>
-  <w:comment w:id="236" w:author="" w:initials="">
+  <w:comment w:id="246" w:author="" w:initials="">
     <w:p>
       <w:pPr>
         <w:pStyle w:val="CommentText"/>
@@ -28041,7 +28270,7 @@
       </w:r>
     </w:p>
   </w:comment>
-  <w:comment w:id="237" w:author="Beninger, Stefanie" w:date="2026-06-10T15:31:00Z" w:initials="BS">
+  <w:comment w:id="247" w:author="Beninger, Stefanie" w:date="2026-06-10T15:31:00Z" w:initials="BS">
     <w:p>
       <w:pPr>
         <w:pStyle w:val="CommentText"/>
@@ -28057,7 +28286,7 @@
       </w:r>
     </w:p>
   </w:comment>
-  <w:comment w:id="238" w:author="Beninger, Stefanie" w:date="2026-06-10T15:36:00Z" w:initials="BS">
+  <w:comment w:id="248" w:author="Beninger, Stefanie" w:date="2026-06-10T15:36:00Z" w:initials="BS">
     <w:p>
       <w:pPr>
         <w:pStyle w:val="CommentText"/>
@@ -28073,7 +28302,7 @@
       </w:r>
     </w:p>
   </w:comment>
-  <w:comment w:id="239" w:author="Beninger, Stefanie" w:date="2026-06-10T15:29:00Z" w:initials="BS">
+  <w:comment w:id="249" w:author="Beninger, Stefanie" w:date="2026-06-10T15:29:00Z" w:initials="BS">
     <w:p>
       <w:pPr>
         <w:pStyle w:val="CommentText"/>
@@ -28089,7 +28318,7 @@
       </w:r>
     </w:p>
   </w:comment>
-  <w:comment w:id="240" w:author="Beninger, Stefanie" w:date="2026-06-10T15:29:00Z" w:initials="BS">
+  <w:comment w:id="250" w:author="Beninger, Stefanie" w:date="2026-06-10T15:29:00Z" w:initials="BS">
     <w:p>
       <w:pPr>
         <w:pStyle w:val="CommentText"/>
@@ -28105,7 +28334,7 @@
       </w:r>
     </w:p>
   </w:comment>
-  <w:comment w:id="241" w:author="Beninger, Stefanie" w:date="2026-06-10T15:30:00Z" w:initials="BS">
+  <w:comment w:id="251" w:author="Beninger, Stefanie" w:date="2026-06-10T15:30:00Z" w:initials="BS">
     <w:p>
       <w:pPr>
         <w:pStyle w:val="CommentText"/>
@@ -28121,7 +28350,7 @@
       </w:r>
     </w:p>
   </w:comment>
-  <w:comment w:id="242" w:author="Beninger, Stefanie" w:date="2026-06-10T15:30:00Z" w:initials="BS">
+  <w:comment w:id="252" w:author="Beninger, Stefanie" w:date="2026-06-10T15:30:00Z" w:initials="BS">
     <w:p>
       <w:pPr>
         <w:pStyle w:val="CommentText"/>
@@ -28137,7 +28366,7 @@
       </w:r>
     </w:p>
   </w:comment>
-  <w:comment w:id="244" w:author="Beninger, Stefanie" w:date="2026-06-10T15:31:00Z" w:initials="BS">
+  <w:comment w:id="254" w:author="Beninger, Stefanie" w:date="2026-06-10T15:31:00Z" w:initials="BS">
     <w:p>
       <w:pPr>
         <w:pStyle w:val="CommentText"/>
@@ -28153,7 +28382,7 @@
       </w:r>
     </w:p>
   </w:comment>
-  <w:comment w:id="245" w:author="Beninger, Stefanie" w:date="2026-06-10T15:33:00Z" w:initials="BS">
+  <w:comment w:id="255" w:author="Beninger, Stefanie" w:date="2026-06-10T15:33:00Z" w:initials="BS">
     <w:p>
       <w:pPr>
         <w:pStyle w:val="CommentText"/>
@@ -28169,7 +28398,7 @@
       </w:r>
     </w:p>
   </w:comment>
-  <w:comment w:id="247" w:author="Luttik, Daan" w:date="2026-06-14T23:09:00Z" w:initials="DL">
+  <w:comment w:id="257" w:author="Luttik, Daan" w:date="2026-06-14T23:09:00Z" w:initials="DL">
     <w:p>
       <w:pPr>
         <w:pStyle w:val="CommentText"/>
@@ -28186,7 +28415,7 @@
       </w:r>
     </w:p>
   </w:comment>
-  <w:comment w:id="248" w:author="Luttik, Daan" w:date="2026-06-14T23:11:00Z" w:initials="DL">
+  <w:comment w:id="258" w:author="Luttik, Daan" w:date="2026-06-14T23:11:00Z" w:initials="DL">
     <w:p>
       <w:pPr>
         <w:pStyle w:val="CommentText"/>
@@ -28203,7 +28432,7 @@
       </w:r>
     </w:p>
   </w:comment>
-  <w:comment w:id="259" w:author="Luttik, Daan" w:date="2026-06-07T21:28:00Z" w:initials="DL">
+  <w:comment w:id="270" w:author="Luttik, Daan" w:date="2026-06-07T21:28:00Z" w:initials="DL">
     <w:p>
       <w:pPr>
         <w:pStyle w:val="CommentText"/>
@@ -31658,7 +31887,6 @@
   <w:style w:type="character" w:default="1" w:styleId="DefaultParagraphFont">
     <w:name w:val="Default Paragraph Font"/>
     <w:uiPriority w:val="1"/>
-    <w:semiHidden/>
     <w:unhideWhenUsed/>
   </w:style>
   <w:style w:type="table" w:default="1" w:styleId="TableNormal">

--- a/Thesis Draft - Daan Luttik - MBA - copy from 2026-06-14.docx
+++ b/Thesis Draft - Daan Luttik - MBA - copy from 2026-06-14.docx
@@ -3362,20 +3362,17 @@
                 <w:noProof/>
                 <w:webHidden/>
               </w:rPr>
-            </w:r>
-            <w:r>
-              <w:rPr>
+              <w:fldChar w:fldCharType="separate"/>
+            </w:r>
+            <w:r>
+              <w:rPr>
+                <w:b/>
+                <w:bCs/>
                 <w:noProof/>
                 <w:webHidden/>
-              </w:rPr>
-              <w:fldChar w:fldCharType="separate"/>
-            </w:r>
-            <w:r>
-              <w:rPr>
-                <w:noProof/>
-                <w:webHidden/>
-              </w:rPr>
-              <w:t>64</w:t>
+                <w:lang w:val="en-US"/>
+              </w:rPr>
+              <w:t>Error! Bookmark not defined.</w:t>
             </w:r>
             <w:r>
               <w:rPr>
@@ -3449,7 +3446,7 @@
                 <w:noProof/>
                 <w:webHidden/>
               </w:rPr>
-              <w:t>65</w:t>
+              <w:t>64</w:t>
             </w:r>
             <w:r>
               <w:rPr>
@@ -3597,7 +3594,7 @@
                 <w:noProof/>
                 <w:webHidden/>
               </w:rPr>
-              <w:t>66</w:t>
+              <w:t>65</w:t>
             </w:r>
             <w:r>
               <w:rPr>
@@ -3682,7 +3679,16 @@
     </w:p>
     <w:p>
       <w:r>
-        <w:t>This study proposes a model that combines 4 managerial behaviors</w:t>
+        <w:t>This study proposes a model that combines</w:t>
+      </w:r>
+      <w:r>
+        <w:t>c</w:t>
+      </w:r>
+      <w:r>
+        <w:t>four</w:t>
+      </w:r>
+      <w:r>
+        <w:t xml:space="preserve"> managerial behaviors</w:t>
       </w:r>
       <w:r>
         <w:t>:</w:t>
@@ -4182,7 +4188,7 @@
       <w:commentRangeStart w:id="24"/>
       <w:commentRangeStart w:id="25"/>
       <w:r>
-        <w:t xml:space="preserve">This study deliberately focuses on agentic AI because of its ability to act autonomously. Within his call to research Kim (2025) notes the ability of agentic AI to integrate data, make decisions, and execute campaigns autonomously, which seems to align with the untapped potential that  Brinker and Riemersma (2025) describe. This is where understanding is thinnest. </w:t>
+        <w:t xml:space="preserve">This study deliberately focuses on agentic AI because of its ability to act autonomously. Within his call to research Kim (2025) notes the ability of agentic AI to integrate data, make decisions, and execute campaigns autonomously, which seems to align with the untapped potential that Brinker and Riemersma (2025) describe. This is where understanding is thinnest. </w:t>
       </w:r>
       <w:commentRangeEnd w:id="25"/>
       <w:r>
@@ -6084,22 +6090,12 @@
         </w:rPr>
         <w:t xml:space="preserve">Given the exploratory nature of the research question and the emerging character of agentic AI in marketing, </w:t>
       </w:r>
-      <w:del w:id="88" w:author="Claude" w:date="2026-06-15T00:00:00Z">
-        <w:r>
-          <w:rPr>
-            <w:lang w:val="en-US"/>
-          </w:rPr>
-          <w:delText>constructivist grounded theory, a form of qualitative research, will be applied</w:delText>
-        </w:r>
-      </w:del>
-      <w:ins w:id="89" w:author="Claude" w:date="2026-06-15T00:00:00Z">
-        <w:r>
-          <w:rPr>
-            <w:lang w:val="en-US"/>
-          </w:rPr>
-          <w:t>constructivist grounded theory, a form of qualitative research, was applied</w:t>
-        </w:r>
-      </w:ins>
+      <w:r>
+        <w:rPr>
+          <w:lang w:val="en-US"/>
+        </w:rPr>
+        <w:t>constructivist grounded theory, a form of qualitative research, was applied</w:t>
+      </w:r>
       <w:r>
         <w:rPr>
           <w:lang w:val="en-US"/>
@@ -6189,7 +6185,7 @@
         <w:pStyle w:val="Heading2"/>
         <w:spacing w:before="80"/>
       </w:pPr>
-      <w:bookmarkStart w:id="90" w:name="_Toc232373226"/>
+      <w:bookmarkStart w:id="88" w:name="_Toc232373226"/>
       <w:r>
         <w:rPr>
           <w:lang w:val="en-US"/>
@@ -6205,243 +6201,354 @@
         </w:rPr>
         <w:t>Data collection</w:t>
       </w:r>
+      <w:bookmarkEnd w:id="88"/>
+    </w:p>
+    <w:p>
+      <w:r>
+        <w:t xml:space="preserve">The process for data collection within constructivist grounded theory is flexible but well-defined. The process combines interviews with memo writing and coding (Charmaz, </w:t>
+      </w:r>
+      <w:r>
+        <w:rPr>
+          <w:color w:val="222222"/>
+          <w:highlight w:val="white"/>
+        </w:rPr>
+        <w:t>2014</w:t>
+      </w:r>
+      <w:r>
+        <w:t>)</w:t>
+      </w:r>
+    </w:p>
+    <w:p>
+      <w:r>
+        <w:rPr>
+          <w:lang w:val="en-US"/>
+        </w:rPr>
+        <w:t xml:space="preserve">The research employs in-depth interviews with two key stakeholder groups: 1. marketing managers, who bring the domain expertise and practical experience, and 2. AI experts who can add additional expert knowledge about the technical possibilities and limitations of agentic AI solutions. This dual perspective is chosen to get additional insights on both the technological </w:t>
+      </w:r>
+      <w:r>
+        <w:rPr>
+          <w:lang w:val="en-US"/>
+        </w:rPr>
+        <w:lastRenderedPageBreak/>
+        <w:t xml:space="preserve">possibilities and the current and planned use within marketing. The interaction between these perspectives can draw out insights that would otherwise be missed and further inform theory and practice. </w:t>
+      </w:r>
+    </w:p>
+    <w:p>
+      <w:r>
+        <w:t xml:space="preserve">In line with constructive grounded theory, a semi-structured interview is used (Charmaz, </w:t>
+      </w:r>
+      <w:r>
+        <w:rPr>
+          <w:color w:val="222222"/>
+          <w:highlight w:val="white"/>
+        </w:rPr>
+        <w:t>2014</w:t>
+      </w:r>
+      <w:r>
+        <w:t>). To guide initial interviews, a semi-structured interview guide and protocol have been created (see Appendix A).</w:t>
+      </w:r>
+    </w:p>
+    <w:p>
+      <w:r>
+        <w:rPr>
+          <w:lang w:val="en-US"/>
+        </w:rPr>
+        <w:t xml:space="preserve">The process of iteratively collecting and analyzing data within constructive grounded theory starts with open, intensive interviews (Charmaz, 2014). Afterward, </w:t>
+      </w:r>
+      <w:r>
+        <w:rPr>
+          <w:lang w:val="en-US"/>
+        </w:rPr>
+        <w:t>the data was analyzed through the coding process</w:t>
+      </w:r>
+      <w:r>
+        <w:rPr>
+          <w:lang w:val="en-US"/>
+        </w:rPr>
+        <w:t xml:space="preserve">. In this process, </w:t>
+      </w:r>
+      <w:r>
+        <w:rPr>
+          <w:lang w:val="en-US"/>
+        </w:rPr>
+        <w:t>statements from the interviews were categorized</w:t>
+      </w:r>
+      <w:r>
+        <w:rPr>
+          <w:lang w:val="en-US"/>
+        </w:rPr>
+        <w:t xml:space="preserve"> (Charmaz, 2014); this forms the basis for further analysis. Coding, in its three forms (initial, focused, and theoretical), forms the link between the interviews and the resulting theory (Charmaz, 2014).</w:t>
+      </w:r>
+      <w:r>
+        <w:rPr>
+          <w:lang w:val="en-US"/>
+        </w:rPr>
+        <w:t xml:space="preserve"> An overview of the coding process is found in Table 3, and a list of definitions for the theoretical codes is provided in Table 4.</w:t>
+      </w:r>
+    </w:p>
+    <w:p>
+      <w:r>
+        <w:rPr>
+          <w:lang w:val="en-US"/>
+        </w:rPr>
+        <w:t>Throughout the process, memos are written to capture the researcher</w:t>
+      </w:r>
+      <w:r>
+        <w:rPr>
+          <w:lang w:val="en-US"/>
+        </w:rPr>
+        <w:t>’</w:t>
+      </w:r>
+      <w:r>
+        <w:rPr>
+          <w:lang w:val="en-US"/>
+        </w:rPr>
+        <w:t>s thoughts (Charmaz, 2014). Once tentative categories are established using the coding process, theoretical sampling is applied, i.e.</w:t>
+      </w:r>
+      <w:r>
+        <w:rPr>
+          <w:lang w:val="en-US"/>
+        </w:rPr>
+        <w:t>,</w:t>
+      </w:r>
+      <w:r>
+        <w:rPr>
+          <w:lang w:val="en-US"/>
+        </w:rPr>
+        <w:t xml:space="preserve"> instead of sampling for population representativeness, specific data is sought to elaborate and refine the properties of their emerging categories (Charmaz, 2014). This also means that the interview guide (see Appendix A) will be augmented throughout the process to align with the theoretical sampling approach.</w:t>
+      </w:r>
+      <w:r>
+        <w:rPr>
+          <w:lang w:val="en-US"/>
+        </w:rPr>
+        <w:t xml:space="preserve"> </w:t>
+      </w:r>
+      <w:r>
+        <w:rPr>
+          <w:lang w:val="en-US"/>
+        </w:rPr>
+        <w:t xml:space="preserve">After reaching theoretical saturation, the point where new data no longer yields new insights (Charmaz, 2014), the memos and categories will be utilized to write the concrete arguments that form the basis for the new theoretical contribution (Charmaz, 2014). </w:t>
+      </w:r>
+    </w:p>
+    <w:p>
+      <w:pPr>
+        <w:pStyle w:val="Heading2"/>
+      </w:pPr>
+      <w:bookmarkStart w:id="89" w:name="_kqzta5wwdy54" w:colFirst="0" w:colLast="0"/>
+      <w:bookmarkStart w:id="90" w:name="_Toc232373227"/>
+      <w:bookmarkEnd w:id="89"/>
+      <w:r>
+        <w:rPr>
+          <w:lang w:val="en-US"/>
+        </w:rPr>
+        <w:t>3.3.</w:t>
+      </w:r>
+      <w:r>
+        <w:tab/>
+      </w:r>
+      <w:commentRangeStart w:id="91"/>
+      <w:commentRangeStart w:id="92"/>
+      <w:r>
+        <w:rPr>
+          <w:lang w:val="en-US"/>
+        </w:rPr>
+        <w:t>Intended sample and sample size</w:t>
+      </w:r>
       <w:bookmarkEnd w:id="90"/>
-    </w:p>
-    <w:p>
-      <w:r>
-        <w:t xml:space="preserve">The process for data collection within constructivist grounded theory is flexible but well-defined. The process combines interviews with memo writing and coding (Charmaz, </w:t>
-      </w:r>
-      <w:r>
-        <w:rPr>
-          <w:color w:val="222222"/>
-          <w:highlight w:val="white"/>
-        </w:rPr>
-        <w:t>2014</w:t>
-      </w:r>
-      <w:r>
-        <w:t>)</w:t>
-      </w:r>
-    </w:p>
-    <w:p>
-      <w:r>
-        <w:rPr>
-          <w:lang w:val="en-US"/>
-        </w:rPr>
-        <w:t xml:space="preserve">The research employs in-depth interviews with two key stakeholder groups: 1. marketing managers, who bring the domain expertise and practical experience, and 2. AI experts who can add additional expert knowledge about the technical possibilities and limitations of agentic AI </w:t>
+      <w:commentRangeEnd w:id="92"/>
+      <w:r>
+        <w:rPr>
+          <w:rStyle w:val="CommentReference"/>
+          <w:sz w:val="22"/>
+          <w:szCs w:val="22"/>
+        </w:rPr>
+        <w:commentReference w:id="92"/>
+      </w:r>
+      <w:commentRangeEnd w:id="91"/>
+      <w:r>
+        <w:rPr>
+          <w:rStyle w:val="CommentReference"/>
+          <w:sz w:val="22"/>
+          <w:szCs w:val="22"/>
+        </w:rPr>
+        <w:commentReference w:id="91"/>
+      </w:r>
+    </w:p>
+    <w:p>
+      <w:r>
+        <w:rPr>
+          <w:lang w:val="en-US"/>
+        </w:rPr>
+        <w:t>In pursuit of the research question, top managers and experts in the field are interviewed. To find relevant candidates for the first group, the marketing managers</w:t>
+      </w:r>
+      <w:r>
+        <w:rPr>
+          <w:i/>
+          <w:iCs/>
+          <w:lang w:val="en-US"/>
+        </w:rPr>
+        <w:t>,</w:t>
+      </w:r>
+      <w:r>
+        <w:rPr>
+          <w:lang w:val="en-US"/>
+        </w:rPr>
+        <w:t xml:space="preserve"> a slightly wider scope than just those with the formal title is chosen: the focus is on those who have a clear </w:t>
       </w:r>
       <w:r>
         <w:rPr>
           <w:lang w:val="en-US"/>
         </w:rPr>
         <w:lastRenderedPageBreak/>
-        <w:t xml:space="preserve">solutions. This dual perspective is chosen to get additional insights on both the technological possibilities and the current and planned use within marketing. The interaction between these perspectives can draw out insights that would otherwise be missed and further inform theory and practice. </w:t>
-      </w:r>
-    </w:p>
-    <w:p>
-      <w:r>
-        <w:t xml:space="preserve">In line with constructive grounded theory, a semi-structured interview is used (Charmaz, </w:t>
-      </w:r>
-      <w:r>
-        <w:rPr>
-          <w:color w:val="222222"/>
-          <w:highlight w:val="white"/>
-        </w:rPr>
-        <w:t>2014</w:t>
-      </w:r>
-      <w:r>
-        <w:t>). To guide initial interviews, a semi-structured interview guide and protocol have been created (see Appendix A).</w:t>
-      </w:r>
-    </w:p>
-    <w:p>
-      <w:r>
-        <w:rPr>
-          <w:lang w:val="en-US"/>
-        </w:rPr>
-        <w:t xml:space="preserve">The process of iteratively collecting and analyzing data within constructive grounded theory starts with open, intensive interviews (Charmaz, 2014). Afterward, </w:t>
-      </w:r>
-      <w:del w:id="91" w:author="Claude" w:date="2026-06-15T00:00:00Z">
-        <w:r>
-          <w:rPr>
-            <w:lang w:val="en-US"/>
-          </w:rPr>
-          <w:delText>the data will be analyzed through the coding process</w:delText>
-        </w:r>
-      </w:del>
-      <w:ins w:id="92" w:author="Claude" w:date="2026-06-15T00:00:00Z">
-        <w:r>
-          <w:rPr>
-            <w:lang w:val="en-US"/>
-          </w:rPr>
-          <w:t>the data was analyzed through the coding process</w:t>
-        </w:r>
-      </w:ins>
-      <w:r>
-        <w:rPr>
-          <w:lang w:val="en-US"/>
-        </w:rPr>
-        <w:t xml:space="preserve">. In this process, </w:t>
-      </w:r>
-      <w:del w:id="93" w:author="Claude" w:date="2026-06-15T00:00:00Z">
-        <w:r>
-          <w:rPr>
-            <w:lang w:val="en-US"/>
-          </w:rPr>
-          <w:delText>statements from the interviews will be categorized</w:delText>
-        </w:r>
-      </w:del>
-      <w:ins w:id="94" w:author="Claude" w:date="2026-06-15T00:00:00Z">
-        <w:r>
-          <w:rPr>
-            <w:lang w:val="en-US"/>
-          </w:rPr>
-          <w:t>statements from the interviews were categorized</w:t>
-        </w:r>
-      </w:ins>
-      <w:r>
-        <w:rPr>
-          <w:lang w:val="en-US"/>
-        </w:rPr>
-        <w:t xml:space="preserve"> (Charmaz, 2014); this forms the basis for further analysis. Coding, in its three forms (initial, focused, and theoretical), forms the link between the interviews and the resulting theory (Charmaz, 2014).</w:t>
-      </w:r>
-      <w:r>
-        <w:rPr>
-          <w:lang w:val="en-US"/>
-        </w:rPr>
-        <w:t xml:space="preserve"> An overview of the coding process is found in Table 3, and a list of definitions for the theoretical codes is provided in Table 4.</w:t>
-      </w:r>
-    </w:p>
-    <w:p>
-      <w:r>
-        <w:rPr>
-          <w:lang w:val="en-US"/>
-        </w:rPr>
-        <w:t>Throughout the process, memos are written to capture the researcher</w:t>
-      </w:r>
-      <w:r>
-        <w:rPr>
-          <w:lang w:val="en-US"/>
-        </w:rPr>
-        <w:t>’</w:t>
-      </w:r>
-      <w:r>
-        <w:rPr>
-          <w:lang w:val="en-US"/>
-        </w:rPr>
-        <w:t>s thoughts (Charmaz, 2014). Once tentative categories are established using the coding process, theoretical sampling is applied, i.e.</w:t>
-      </w:r>
-      <w:r>
-        <w:rPr>
-          <w:lang w:val="en-US"/>
-        </w:rPr>
-        <w:t>,</w:t>
-      </w:r>
-      <w:r>
-        <w:rPr>
-          <w:lang w:val="en-US"/>
-        </w:rPr>
-        <w:t xml:space="preserve"> instead of sampling for population representativeness, specific data is sought to elaborate and refine the properties of their emerging categories (Charmaz, 2014). This also means that the interview guide (see Appendix A) will be augmented throughout the process to align with the theoretical sampling approach.</w:t>
-      </w:r>
-      <w:r>
-        <w:rPr>
-          <w:lang w:val="en-US"/>
-        </w:rPr>
-        <w:t xml:space="preserve"> </w:t>
-      </w:r>
-      <w:r>
-        <w:rPr>
-          <w:lang w:val="en-US"/>
-        </w:rPr>
-        <w:t xml:space="preserve">After reaching theoretical saturation, the point where new data no longer yields new insights (Charmaz, 2014), the memos and categories will be utilized to write the concrete arguments that form the basis for the new theoretical contribution (Charmaz, 2014). </w:t>
-      </w:r>
-    </w:p>
-    <w:p>
-      <w:pPr>
-        <w:pStyle w:val="Heading2"/>
-      </w:pPr>
-      <w:bookmarkStart w:id="95" w:name="_kqzta5wwdy54" w:colFirst="0" w:colLast="0"/>
-      <w:bookmarkStart w:id="96" w:name="_Toc232373227"/>
-      <w:bookmarkEnd w:id="95"/>
-      <w:r>
-        <w:rPr>
-          <w:lang w:val="en-US"/>
-        </w:rPr>
-        <w:lastRenderedPageBreak/>
-        <w:t>3.3.</w:t>
-      </w:r>
-      <w:r>
-        <w:tab/>
-      </w:r>
+        <w:t xml:space="preserve">managerial role in the marketing team, e.g. a CMO or marketing manager, but also those who are leading AI initiatives within the marketing team, i.e. they might not be the direct supervisor, but they are leading the change process or implementation. The second group consists of AI experts; they are selected based on knowledge of AI and expertise in implementing and rolling out AI systems. This group contains both technical leaders and technical consultants. </w:t>
+      </w:r>
+    </w:p>
+    <w:p>
+      <w:r>
+        <w:rPr>
+          <w:lang w:val="en-US"/>
+        </w:rPr>
+        <w:t xml:space="preserve">To find sufficient participants, a combination of purposive </w:t>
+      </w:r>
+      <w:commentRangeStart w:id="93"/>
+      <w:commentRangeStart w:id="94"/>
+      <w:commentRangeStart w:id="95"/>
+      <w:commentRangeStart w:id="96"/>
       <w:commentRangeStart w:id="97"/>
       <w:commentRangeStart w:id="98"/>
-      <w:r>
-        <w:rPr>
-          <w:lang w:val="en-US"/>
-        </w:rPr>
-        <w:t>Intended sample and sample size</w:t>
-      </w:r>
-      <w:bookmarkEnd w:id="96"/>
+      <w:commentRangeStart w:id="99"/>
+      <w:r>
+        <w:rPr>
+          <w:lang w:val="en-US"/>
+        </w:rPr>
+        <w:t>sampling</w:t>
+      </w:r>
       <w:commentRangeEnd w:id="98"/>
       <w:r>
         <w:rPr>
           <w:rStyle w:val="CommentReference"/>
           <w:sz w:val="22"/>
           <w:szCs w:val="22"/>
+          <w:lang w:val="en-US"/>
         </w:rPr>
         <w:commentReference w:id="98"/>
       </w:r>
-      <w:commentRangeEnd w:id="97"/>
+      <w:commentRangeEnd w:id="99"/>
       <w:r>
         <w:rPr>
           <w:rStyle w:val="CommentReference"/>
           <w:sz w:val="22"/>
           <w:szCs w:val="22"/>
+          <w:lang w:val="en-US"/>
+        </w:rPr>
+        <w:commentReference w:id="99"/>
+      </w:r>
+      <w:commentRangeEnd w:id="96"/>
+      <w:r>
+        <w:rPr>
+          <w:rStyle w:val="CommentReference"/>
+          <w:sz w:val="22"/>
+          <w:szCs w:val="22"/>
+          <w:lang w:val="en-US"/>
+        </w:rPr>
+        <w:commentReference w:id="96"/>
+      </w:r>
+      <w:commentRangeEnd w:id="97"/>
+      <w:r>
+        <w:rPr>
+          <w:rStyle w:val="CommentReference"/>
+          <w:sz w:val="22"/>
+          <w:szCs w:val="22"/>
+          <w:lang w:val="en-US"/>
         </w:rPr>
         <w:commentReference w:id="97"/>
       </w:r>
-    </w:p>
-    <w:p>
-      <w:r>
-        <w:rPr>
-          <w:lang w:val="en-US"/>
-        </w:rPr>
-        <w:t>In pursuit of the research question, top managers and experts in the field are interviewed. To find relevant candidates for the first group, the marketing managers</w:t>
-      </w:r>
-      <w:r>
-        <w:rPr>
-          <w:i/>
-          <w:iCs/>
-          <w:lang w:val="en-US"/>
-        </w:rPr>
-        <w:t>,</w:t>
-      </w:r>
-      <w:r>
-        <w:rPr>
-          <w:lang w:val="en-US"/>
-        </w:rPr>
-        <w:t xml:space="preserve"> a slightly wider scope than just those with the formal title is chosen: the focus is on those who have a clear managerial role in the marketing team, e.g. a CMO or marketing manager, but also those who are leading AI initiatives within the marketing team, i.e. they might not be the direct supervisor, but they are leading the change process or implementation. The second group consists of AI experts; they are selected based on knowledge of AI and expertise in implementing and rolling out AI systems. This group contains both technical leaders and technical consultants. </w:t>
-      </w:r>
-    </w:p>
-    <w:p>
-      <w:r>
-        <w:rPr>
-          <w:lang w:val="en-US"/>
-        </w:rPr>
-        <w:t xml:space="preserve">To find sufficient participants, a combination of purposive </w:t>
-      </w:r>
-      <w:commentRangeStart w:id="99"/>
+      <w:commentRangeEnd w:id="93"/>
+      <w:r>
+        <w:rPr>
+          <w:rStyle w:val="CommentReference"/>
+          <w:sz w:val="22"/>
+          <w:szCs w:val="22"/>
+          <w:lang w:val="en-US"/>
+        </w:rPr>
+        <w:commentReference w:id="93"/>
+      </w:r>
+      <w:commentRangeEnd w:id="94"/>
+      <w:r>
+        <w:rPr>
+          <w:rStyle w:val="CommentReference"/>
+          <w:sz w:val="22"/>
+          <w:szCs w:val="22"/>
+          <w:lang w:val="en-US"/>
+        </w:rPr>
+        <w:commentReference w:id="94"/>
+      </w:r>
+      <w:commentRangeEnd w:id="95"/>
+      <w:r>
+        <w:rPr>
+          <w:rStyle w:val="CommentReference"/>
+          <w:sz w:val="22"/>
+          <w:szCs w:val="22"/>
+          <w:lang w:val="en-US"/>
+        </w:rPr>
+        <w:commentReference w:id="95"/>
+      </w:r>
+      <w:r>
+        <w:rPr>
+          <w:lang w:val="en-US"/>
+        </w:rPr>
+        <w:t xml:space="preserve"> (Patton, 2014</w:t>
+      </w:r>
       <w:commentRangeStart w:id="100"/>
       <w:commentRangeStart w:id="101"/>
+      <w:r>
+        <w:rPr>
+          <w:lang w:val="en-US"/>
+        </w:rPr>
+        <w:t xml:space="preserve">) and </w:t>
+      </w:r>
+      <w:commentRangeEnd w:id="100"/>
+      <w:r>
+        <w:rPr>
+          <w:rStyle w:val="CommentReference"/>
+          <w:sz w:val="22"/>
+          <w:szCs w:val="22"/>
+        </w:rPr>
+        <w:commentReference w:id="100"/>
+      </w:r>
+      <w:commentRangeEnd w:id="101"/>
+      <w:r>
+        <w:rPr>
+          <w:rStyle w:val="CommentReference"/>
+          <w:sz w:val="22"/>
+          <w:szCs w:val="22"/>
+        </w:rPr>
+        <w:commentReference w:id="101"/>
+      </w:r>
+      <w:r>
+        <w:t>snowball sampling (Parker et al., 2019) is used to identify interview participants</w:t>
+      </w:r>
+      <w:r>
+        <w:rPr>
+          <w:lang w:val="en-US"/>
+        </w:rPr>
+        <w:t>. The sampling starts with the researcher's personal network, relying mainly on LinkedIn; candidates were selected when their roles matched the selection criteria. Candidates are selected based on their role. Since the sampling universe is already narrow and access might be limited, n</w:t>
+      </w:r>
       <w:commentRangeStart w:id="102"/>
       <w:commentRangeStart w:id="103"/>
       <w:commentRangeStart w:id="104"/>
       <w:commentRangeStart w:id="105"/>
-      <w:r>
-        <w:rPr>
-          <w:lang w:val="en-US"/>
-        </w:rPr>
-        <w:t>sampling</w:t>
-      </w:r>
-      <w:commentRangeEnd w:id="104"/>
+      <w:commentRangeStart w:id="106"/>
+      <w:commentRangeStart w:id="107"/>
+      <w:commentRangeStart w:id="108"/>
+      <w:commentRangeStart w:id="109"/>
+      <w:r>
+        <w:rPr>
+          <w:lang w:val="en-US"/>
+        </w:rPr>
+        <w:t>o further selection criteria are applied to potential participants.</w:t>
+      </w:r>
+      <w:commentRangeEnd w:id="106"/>
       <w:r>
         <w:rPr>
           <w:rStyle w:val="CommentReference"/>
@@ -6449,9 +6556,9 @@
           <w:szCs w:val="22"/>
           <w:lang w:val="en-US"/>
         </w:rPr>
-        <w:commentReference w:id="104"/>
-      </w:r>
-      <w:commentRangeEnd w:id="105"/>
+        <w:commentReference w:id="106"/>
+      </w:r>
+      <w:commentRangeEnd w:id="107"/>
       <w:r>
         <w:rPr>
           <w:rStyle w:val="CommentReference"/>
@@ -6459,9 +6566,9 @@
           <w:szCs w:val="22"/>
           <w:lang w:val="en-US"/>
         </w:rPr>
-        <w:commentReference w:id="105"/>
-      </w:r>
-      <w:commentRangeEnd w:id="102"/>
+        <w:commentReference w:id="107"/>
+      </w:r>
+      <w:commentRangeEnd w:id="108"/>
       <w:r>
         <w:rPr>
           <w:rStyle w:val="CommentReference"/>
@@ -6469,9 +6576,9 @@
           <w:szCs w:val="22"/>
           <w:lang w:val="en-US"/>
         </w:rPr>
-        <w:commentReference w:id="102"/>
-      </w:r>
-      <w:commentRangeEnd w:id="103"/>
+        <w:commentReference w:id="108"/>
+      </w:r>
+      <w:commentRangeEnd w:id="109"/>
       <w:r>
         <w:rPr>
           <w:rStyle w:val="CommentReference"/>
@@ -6479,9 +6586,9 @@
           <w:szCs w:val="22"/>
           <w:lang w:val="en-US"/>
         </w:rPr>
-        <w:commentReference w:id="103"/>
-      </w:r>
-      <w:commentRangeEnd w:id="99"/>
+        <w:commentReference w:id="109"/>
+      </w:r>
+      <w:commentRangeEnd w:id="105"/>
       <w:r>
         <w:rPr>
           <w:rStyle w:val="CommentReference"/>
@@ -6489,9 +6596,9 @@
           <w:szCs w:val="22"/>
           <w:lang w:val="en-US"/>
         </w:rPr>
-        <w:commentReference w:id="99"/>
-      </w:r>
-      <w:commentRangeEnd w:id="100"/>
+        <w:commentReference w:id="105"/>
+      </w:r>
+      <w:commentRangeEnd w:id="104"/>
       <w:r>
         <w:rPr>
           <w:rStyle w:val="CommentReference"/>
@@ -6499,9 +6606,9 @@
           <w:szCs w:val="22"/>
           <w:lang w:val="en-US"/>
         </w:rPr>
-        <w:commentReference w:id="100"/>
-      </w:r>
-      <w:commentRangeEnd w:id="101"/>
+        <w:commentReference w:id="104"/>
+      </w:r>
+      <w:commentRangeEnd w:id="103"/>
       <w:r>
         <w:rPr>
           <w:rStyle w:val="CommentReference"/>
@@ -6509,142 +6616,17 @@
           <w:szCs w:val="22"/>
           <w:lang w:val="en-US"/>
         </w:rPr>
-        <w:commentReference w:id="101"/>
-      </w:r>
-      <w:r>
-        <w:rPr>
-          <w:lang w:val="en-US"/>
-        </w:rPr>
-        <w:t xml:space="preserve"> (Patton, 2014</w:t>
-      </w:r>
-      <w:commentRangeStart w:id="106"/>
-      <w:commentRangeStart w:id="107"/>
-      <w:r>
-        <w:rPr>
-          <w:lang w:val="en-US"/>
-        </w:rPr>
-        <w:t xml:space="preserve">) and </w:t>
-      </w:r>
-      <w:commentRangeEnd w:id="106"/>
+        <w:commentReference w:id="103"/>
+      </w:r>
+      <w:commentRangeEnd w:id="102"/>
       <w:r>
         <w:rPr>
           <w:rStyle w:val="CommentReference"/>
           <w:sz w:val="22"/>
           <w:szCs w:val="22"/>
-        </w:rPr>
-        <w:commentReference w:id="106"/>
-      </w:r>
-      <w:commentRangeEnd w:id="107"/>
-      <w:r>
-        <w:rPr>
-          <w:rStyle w:val="CommentReference"/>
-          <w:sz w:val="22"/>
-          <w:szCs w:val="22"/>
-        </w:rPr>
-        <w:commentReference w:id="107"/>
-      </w:r>
-      <w:r>
-        <w:t>snowball sampling (Parker et al., 2019) is used to identify interview participants</w:t>
-      </w:r>
-      <w:r>
-        <w:rPr>
-          <w:lang w:val="en-US"/>
-        </w:rPr>
-        <w:t>. The sampling starts with the researcher's personal network, relying mainly on LinkedIn; candidates were selected when their roles matched the selection criteria. Candidates are selected based on their role. Since the sampling universe is already narrow and access might be limited, n</w:t>
-      </w:r>
-      <w:commentRangeStart w:id="108"/>
-      <w:commentRangeStart w:id="109"/>
-      <w:commentRangeStart w:id="110"/>
-      <w:commentRangeStart w:id="111"/>
-      <w:commentRangeStart w:id="112"/>
-      <w:commentRangeStart w:id="113"/>
-      <w:commentRangeStart w:id="114"/>
-      <w:commentRangeStart w:id="115"/>
-      <w:r>
-        <w:rPr>
-          <w:lang w:val="en-US"/>
-        </w:rPr>
-        <w:t>o further selection criteria are applied to potential participants.</w:t>
-      </w:r>
-      <w:commentRangeEnd w:id="112"/>
-      <w:r>
-        <w:rPr>
-          <w:rStyle w:val="CommentReference"/>
-          <w:sz w:val="22"/>
-          <w:szCs w:val="22"/>
-          <w:lang w:val="en-US"/>
-        </w:rPr>
-        <w:commentReference w:id="112"/>
-      </w:r>
-      <w:commentRangeEnd w:id="113"/>
-      <w:r>
-        <w:rPr>
-          <w:rStyle w:val="CommentReference"/>
-          <w:sz w:val="22"/>
-          <w:szCs w:val="22"/>
-          <w:lang w:val="en-US"/>
-        </w:rPr>
-        <w:commentReference w:id="113"/>
-      </w:r>
-      <w:commentRangeEnd w:id="114"/>
-      <w:r>
-        <w:rPr>
-          <w:rStyle w:val="CommentReference"/>
-          <w:sz w:val="22"/>
-          <w:szCs w:val="22"/>
-          <w:lang w:val="en-US"/>
-        </w:rPr>
-        <w:commentReference w:id="114"/>
-      </w:r>
-      <w:commentRangeEnd w:id="115"/>
-      <w:r>
-        <w:rPr>
-          <w:rStyle w:val="CommentReference"/>
-          <w:sz w:val="22"/>
-          <w:szCs w:val="22"/>
-          <w:lang w:val="en-US"/>
-        </w:rPr>
-        <w:commentReference w:id="115"/>
-      </w:r>
-      <w:commentRangeEnd w:id="111"/>
-      <w:r>
-        <w:rPr>
-          <w:rStyle w:val="CommentReference"/>
-          <w:sz w:val="22"/>
-          <w:szCs w:val="22"/>
-          <w:lang w:val="en-US"/>
-        </w:rPr>
-        <w:commentReference w:id="111"/>
-      </w:r>
-      <w:commentRangeEnd w:id="110"/>
-      <w:r>
-        <w:rPr>
-          <w:rStyle w:val="CommentReference"/>
-          <w:sz w:val="22"/>
-          <w:szCs w:val="22"/>
-          <w:lang w:val="en-US"/>
-        </w:rPr>
-        <w:commentReference w:id="110"/>
-      </w:r>
-      <w:commentRangeEnd w:id="109"/>
-      <w:r>
-        <w:rPr>
-          <w:rStyle w:val="CommentReference"/>
-          <w:sz w:val="22"/>
-          <w:szCs w:val="22"/>
-          <w:lang w:val="en-US"/>
-        </w:rPr>
-        <w:commentReference w:id="109"/>
-      </w:r>
-      <w:commentRangeEnd w:id="108"/>
-      <w:r>
-        <w:rPr>
-          <w:rStyle w:val="CommentReference"/>
-          <w:sz w:val="22"/>
-          <w:szCs w:val="22"/>
-          <w:lang w:val="en-US"/>
-        </w:rPr>
-        <w:commentReference w:id="108"/>
+          <w:lang w:val="en-US"/>
+        </w:rPr>
+        <w:commentReference w:id="102"/>
       </w:r>
       <w:r>
         <w:rPr>
@@ -6699,44 +6681,24 @@
         </w:rPr>
         <w:t xml:space="preserve">new data </w:t>
       </w:r>
-      <w:del w:id="116" w:author="Claude" w:date="2026-06-15T00:00:00Z">
-        <w:r>
-          <w:rPr>
-            <w:lang w:val="en-US"/>
-          </w:rPr>
-          <w:delText>no longer yields new theoretical insights</w:delText>
-        </w:r>
-      </w:del>
-      <w:ins w:id="117" w:author="Claude" w:date="2026-06-15T00:00:00Z">
-        <w:r>
-          <w:rPr>
-            <w:lang w:val="en-US"/>
-          </w:rPr>
-          <w:t>no longer yielded new theoretical insights</w:t>
-        </w:r>
-      </w:ins>
+      <w:r>
+        <w:rPr>
+          <w:lang w:val="en-US"/>
+        </w:rPr>
+        <w:t>no longer yielded new theoretical insights</w:t>
+      </w:r>
       <w:r>
         <w:rPr>
           <w:lang w:val="en-US"/>
         </w:rPr>
         <w:t xml:space="preserve">. As noted before, </w:t>
       </w:r>
-      <w:del w:id="118" w:author="Claude" w:date="2026-06-15T00:00:00Z">
-        <w:r>
-          <w:rPr>
-            <w:lang w:val="en-US"/>
-          </w:rPr>
-          <w:delText>data gathering will be steered by theoretical sampling</w:delText>
-        </w:r>
-      </w:del>
-      <w:ins w:id="119" w:author="Claude" w:date="2026-06-15T00:00:00Z">
-        <w:r>
-          <w:rPr>
-            <w:lang w:val="en-US"/>
-          </w:rPr>
-          <w:t>data gathering was steered by theoretical sampling</w:t>
-        </w:r>
-      </w:ins>
+      <w:r>
+        <w:rPr>
+          <w:lang w:val="en-US"/>
+        </w:rPr>
+        <w:t>data gathering was steered by theoretical sampling</w:t>
+      </w:r>
       <w:r>
         <w:rPr>
           <w:lang w:val="en-US"/>
@@ -6763,7 +6725,6 @@
         <w:rPr>
           <w:lang w:val="en-US"/>
         </w:rPr>
-        <w:lastRenderedPageBreak/>
         <w:t xml:space="preserve">Table 1 contains an anonymized overview of the candidates, including their background, </w:t>
       </w:r>
       <w:r>
@@ -12857,8 +12818,8 @@
           <w:cols w:space="708"/>
         </w:sectPr>
       </w:pPr>
-      <w:bookmarkStart w:id="120" w:name="_jewz4ftnfnae" w:colFirst="0" w:colLast="0"/>
-      <w:bookmarkEnd w:id="120"/>
+      <w:bookmarkStart w:id="110" w:name="_jewz4ftnfnae" w:colFirst="0" w:colLast="0"/>
+      <w:bookmarkEnd w:id="110"/>
       <w:r>
         <w:t xml:space="preserve"> </w:t>
       </w:r>
@@ -12867,7 +12828,7 @@
       <w:pPr>
         <w:pStyle w:val="Heading2"/>
       </w:pPr>
-      <w:bookmarkStart w:id="121" w:name="_Toc232373228"/>
+      <w:bookmarkStart w:id="111" w:name="_Toc232373228"/>
       <w:r>
         <w:lastRenderedPageBreak/>
         <w:t>3.4</w:t>
@@ -12876,7 +12837,7 @@
         <w:tab/>
         <w:t>Trustworthiness</w:t>
       </w:r>
-      <w:bookmarkEnd w:id="121"/>
+      <w:bookmarkEnd w:id="111"/>
     </w:p>
     <w:p>
       <w:r>
@@ -13123,7 +13084,7 @@
               </w:rPr>
               <w:t>In line with Shenton (2004), information regarding the sampling method, participant types, and data collection methods are provided (Sections 3; Table 1; Appendix A). Thick description in Chapter 4 and</w:t>
             </w:r>
-            <w:commentRangeStart w:id="122"/>
+            <w:commentRangeStart w:id="112"/>
             <w:r>
               <w:rPr>
                 <w:szCs w:val="20"/>
@@ -13145,7 +13106,7 @@
               </w:rPr>
               <w:t xml:space="preserve"> in Section 5.3</w:t>
             </w:r>
-            <w:commentRangeEnd w:id="122"/>
+            <w:commentRangeEnd w:id="112"/>
             <w:r>
               <w:rPr>
                 <w:rStyle w:val="CommentReference"/>
@@ -13153,7 +13114,7 @@
                 <w:szCs w:val="20"/>
                 <w:lang w:val="en-US"/>
               </w:rPr>
-              <w:commentReference w:id="122"/>
+              <w:commentReference w:id="112"/>
             </w:r>
             <w:r>
               <w:rPr>
@@ -13273,7 +13234,7 @@
               </w:rPr>
               <w:t xml:space="preserve">In line with Shenton (2004), analytic memos recorded reasoning separately from transcript text; preliminary interpretations that were not supported by later data were revised or discarded. Findings claims are anchored in participant quotations (Chapter 4). Reflexive documentation of the researcher’s marketing and AI background and </w:t>
             </w:r>
-            <w:commentRangeStart w:id="123"/>
+            <w:commentRangeStart w:id="113"/>
             <w:r>
               <w:rPr>
                 <w:szCs w:val="20"/>
@@ -13281,7 +13242,7 @@
               </w:rPr>
               <w:t>sampling implications appears in Section 3.2</w:t>
             </w:r>
-            <w:commentRangeEnd w:id="123"/>
+            <w:commentRangeEnd w:id="113"/>
             <w:r>
               <w:rPr>
                 <w:rStyle w:val="CommentReference"/>
@@ -13289,7 +13250,7 @@
                 <w:szCs w:val="20"/>
                 <w:lang w:val="en-US"/>
               </w:rPr>
-              <w:commentReference w:id="123"/>
+              <w:commentReference w:id="113"/>
             </w:r>
             <w:r>
               <w:rPr>
@@ -13310,7 +13271,7 @@
           <w:bCs/>
         </w:rPr>
       </w:pPr>
-      <w:bookmarkStart w:id="124" w:name="OLE_LINK8"/>
+      <w:bookmarkStart w:id="114" w:name="OLE_LINK8"/>
     </w:p>
     <w:p>
       <w:pPr>
@@ -13335,9 +13296,9 @@
           <w:bCs/>
         </w:rPr>
       </w:pPr>
-      <w:commentRangeStart w:id="125"/>
-      <w:commentRangeStart w:id="126"/>
-      <w:commentRangeStart w:id="127"/>
+      <w:commentRangeStart w:id="115"/>
+      <w:commentRangeStart w:id="116"/>
+      <w:commentRangeStart w:id="117"/>
       <w:r>
         <w:rPr>
           <w:b/>
@@ -13346,7 +13307,7 @@
         <w:lastRenderedPageBreak/>
         <w:t>Table</w:t>
       </w:r>
-      <w:commentRangeEnd w:id="126"/>
+      <w:commentRangeEnd w:id="116"/>
       <w:r>
         <w:rPr>
           <w:rStyle w:val="CommentReference"/>
@@ -13355,9 +13316,9 @@
           <w:sz w:val="22"/>
           <w:szCs w:val="22"/>
         </w:rPr>
-        <w:commentReference w:id="126"/>
-      </w:r>
-      <w:commentRangeEnd w:id="127"/>
+        <w:commentReference w:id="116"/>
+      </w:r>
+      <w:commentRangeEnd w:id="117"/>
       <w:r>
         <w:rPr>
           <w:rStyle w:val="CommentReference"/>
@@ -13366,7 +13327,7 @@
           <w:sz w:val="22"/>
           <w:szCs w:val="22"/>
         </w:rPr>
-        <w:commentReference w:id="127"/>
+        <w:commentReference w:id="117"/>
       </w:r>
       <w:r>
         <w:rPr>
@@ -13391,9 +13352,9 @@
         </w:rPr>
         <w:t xml:space="preserve">Overview of </w:t>
       </w:r>
-      <w:commentRangeStart w:id="128"/>
-      <w:commentRangeStart w:id="129"/>
-      <w:commentRangeStart w:id="130"/>
+      <w:commentRangeStart w:id="118"/>
+      <w:commentRangeStart w:id="119"/>
+      <w:commentRangeStart w:id="120"/>
       <w:r>
         <w:rPr>
           <w:i/>
@@ -13401,7 +13362,7 @@
         </w:rPr>
         <w:t>code</w:t>
       </w:r>
-      <w:commentRangeEnd w:id="128"/>
+      <w:commentRangeEnd w:id="118"/>
       <w:r>
         <w:rPr>
           <w:rStyle w:val="CommentReference"/>
@@ -13410,9 +13371,9 @@
           <w:sz w:val="22"/>
           <w:szCs w:val="22"/>
         </w:rPr>
-        <w:commentReference w:id="128"/>
-      </w:r>
-      <w:commentRangeEnd w:id="129"/>
+        <w:commentReference w:id="118"/>
+      </w:r>
+      <w:commentRangeEnd w:id="119"/>
       <w:r>
         <w:rPr>
           <w:rStyle w:val="CommentReference"/>
@@ -13421,9 +13382,9 @@
           <w:sz w:val="22"/>
           <w:szCs w:val="22"/>
         </w:rPr>
-        <w:commentReference w:id="129"/>
-      </w:r>
-      <w:commentRangeEnd w:id="130"/>
+        <w:commentReference w:id="119"/>
+      </w:r>
+      <w:commentRangeEnd w:id="120"/>
       <w:r>
         <w:rPr>
           <w:rStyle w:val="CommentReference"/>
@@ -13432,7 +13393,7 @@
           <w:sz w:val="22"/>
           <w:szCs w:val="22"/>
         </w:rPr>
-        <w:commentReference w:id="130"/>
+        <w:commentReference w:id="120"/>
       </w:r>
       <w:r>
         <w:rPr>
@@ -13441,7 +13402,7 @@
         </w:rPr>
         <w:t xml:space="preserve"> development</w:t>
       </w:r>
-      <w:bookmarkEnd w:id="124"/>
+      <w:bookmarkEnd w:id="114"/>
       <w:r>
         <w:rPr>
           <w:i/>
@@ -13449,7 +13410,7 @@
         </w:rPr>
         <w:t xml:space="preserve"> </w:t>
       </w:r>
-      <w:commentRangeEnd w:id="125"/>
+      <w:commentRangeEnd w:id="115"/>
       <w:r>
         <w:rPr>
           <w:rStyle w:val="CommentReference"/>
@@ -13458,7 +13419,7 @@
           <w:sz w:val="22"/>
           <w:szCs w:val="22"/>
         </w:rPr>
-        <w:commentReference w:id="125"/>
+        <w:commentReference w:id="115"/>
       </w:r>
     </w:p>
     <w:tbl>
@@ -15055,7 +15016,7 @@
       <w:pPr>
         <w:pStyle w:val="Heading1"/>
       </w:pPr>
-      <w:bookmarkStart w:id="131" w:name="_Toc232373229"/>
+      <w:bookmarkStart w:id="121" w:name="_Toc232373229"/>
       <w:r>
         <w:lastRenderedPageBreak/>
         <w:t xml:space="preserve">4. </w:t>
@@ -15064,7 +15025,7 @@
         <w:tab/>
         <w:t>Findings</w:t>
       </w:r>
-      <w:bookmarkEnd w:id="131"/>
+      <w:bookmarkEnd w:id="121"/>
     </w:p>
     <w:p>
       <w:r>
@@ -15109,9 +15070,9 @@
       <w:pPr>
         <w:ind w:firstLine="0"/>
       </w:pPr>
-      <w:bookmarkStart w:id="132" w:name="_2wlwvpj75lya"/>
-      <w:bookmarkEnd w:id="132"/>
-      <w:commentRangeStart w:id="133"/>
+      <w:bookmarkStart w:id="122" w:name="_2wlwvpj75lya"/>
+      <w:bookmarkEnd w:id="122"/>
+      <w:commentRangeStart w:id="123"/>
       <w:r>
         <w:rPr>
           <w:i/>
@@ -15120,7 +15081,7 @@
         </w:rPr>
         <w:t xml:space="preserve">How managerial interventions drive value creation using agentic AI. </w:t>
       </w:r>
-      <w:commentRangeEnd w:id="133"/>
+      <w:commentRangeEnd w:id="123"/>
       <w:r>
         <w:rPr>
           <w:rStyle w:val="CommentReference"/>
@@ -15131,7 +15092,7 @@
           <w:szCs w:val="22"/>
           <w:lang w:val="en-US"/>
         </w:rPr>
-        <w:commentReference w:id="133"/>
+        <w:commentReference w:id="123"/>
       </w:r>
       <w:r>
         <w:rPr>
@@ -15181,7 +15142,7 @@
       <w:pPr>
         <w:pStyle w:val="Heading2"/>
       </w:pPr>
-      <w:bookmarkStart w:id="134" w:name="_Toc232373230"/>
+      <w:bookmarkStart w:id="124" w:name="_Toc232373230"/>
       <w:r>
         <w:lastRenderedPageBreak/>
         <w:t>4.1</w:t>
@@ -15190,7 +15151,7 @@
         <w:tab/>
         <w:t>Observing external conditions</w:t>
       </w:r>
-      <w:bookmarkEnd w:id="134"/>
+      <w:bookmarkEnd w:id="124"/>
     </w:p>
     <w:p>
       <w:r>
@@ -15215,61 +15176,61 @@
       </w:r>
     </w:p>
     <w:p>
-      <w:commentRangeStart w:id="135"/>
+      <w:commentRangeStart w:id="125"/>
       <w:r>
         <w:rPr>
           <w:lang w:val="en-US"/>
         </w:rPr>
         <w:t>This observation process typically leads both marketing managers and AI experts to recognize the significant impact of agentic AI. As interviewee 7 noted, “We’re living in an era of change, and we’re living in a change of era simultaneously.” Interviewee 6 began incorporating AI across all parts of her organization, noting, “So I’m of course responsible for commercial, but … this is the future for our company!”</w:t>
       </w:r>
-      <w:commentRangeEnd w:id="135"/>
+      <w:commentRangeEnd w:id="125"/>
       <w:r>
         <w:rPr>
           <w:rStyle w:val="CommentReference"/>
           <w:sz w:val="22"/>
           <w:szCs w:val="22"/>
         </w:rPr>
-        <w:commentReference w:id="135"/>
+        <w:commentReference w:id="125"/>
       </w:r>
     </w:p>
     <w:p>
       <w:pPr>
         <w:pStyle w:val="Heading3"/>
       </w:pPr>
-      <w:bookmarkStart w:id="136" w:name="_cel1ujnps8"/>
-      <w:bookmarkEnd w:id="136"/>
+      <w:bookmarkStart w:id="126" w:name="_cel1ujnps8"/>
+      <w:bookmarkEnd w:id="126"/>
       <w:r>
         <w:t>4.1.</w:t>
       </w:r>
-      <w:commentRangeStart w:id="137"/>
+      <w:commentRangeStart w:id="127"/>
       <w:r>
         <w:t>1</w:t>
       </w:r>
-      <w:commentRangeEnd w:id="137"/>
+      <w:commentRangeEnd w:id="127"/>
       <w:r>
         <w:rPr>
           <w:rStyle w:val="CommentReference"/>
           <w:sz w:val="22"/>
           <w:szCs w:val="22"/>
         </w:rPr>
-        <w:commentReference w:id="137"/>
+        <w:commentReference w:id="127"/>
       </w:r>
       <w:r>
         <w:tab/>
         <w:t xml:space="preserve">Observing AI </w:t>
       </w:r>
-      <w:commentRangeStart w:id="138"/>
+      <w:commentRangeStart w:id="128"/>
       <w:r>
         <w:t>progression</w:t>
       </w:r>
-      <w:commentRangeEnd w:id="138"/>
+      <w:commentRangeEnd w:id="128"/>
       <w:r>
         <w:rPr>
           <w:rStyle w:val="CommentReference"/>
           <w:sz w:val="22"/>
           <w:szCs w:val="22"/>
         </w:rPr>
-        <w:commentReference w:id="138"/>
+        <w:commentReference w:id="128"/>
       </w:r>
     </w:p>
     <w:p>
@@ -15300,14 +15261,14 @@
         </w:rPr>
         <w:t>The progression of agentic AI also affected this research. As agentic capabilities became more commonplace, the separation between agentic and non-agentic AI became less obvious to interviewees. Interviewee 12 noted</w:t>
       </w:r>
-      <w:commentRangeStart w:id="139"/>
+      <w:commentRangeStart w:id="129"/>
       <w:r>
         <w:rPr>
           <w:lang w:val="en-US"/>
         </w:rPr>
         <w:t>,</w:t>
       </w:r>
-      <w:commentRangeEnd w:id="139"/>
+      <w:commentRangeEnd w:id="129"/>
       <w:r>
         <w:rPr>
           <w:rStyle w:val="CommentReference"/>
@@ -15315,7 +15276,7 @@
           <w:szCs w:val="22"/>
           <w:lang w:val="en-US"/>
         </w:rPr>
-        <w:commentReference w:id="139"/>
+        <w:commentReference w:id="129"/>
       </w:r>
     </w:p>
     <w:p>
@@ -15326,77 +15287,310 @@
         <w:lastRenderedPageBreak/>
         <w:t xml:space="preserve">People call things agents that you could debate and say, “I don’t know, is that really an agent? How </w:t>
       </w:r>
+      <w:commentRangeStart w:id="130"/>
+      <w:commentRangeStart w:id="131"/>
+      <w:r>
+        <w:t>agentic</w:t>
+      </w:r>
+      <w:commentRangeEnd w:id="130"/>
+      <w:r>
+        <w:rPr>
+          <w:rStyle w:val="CommentReference"/>
+          <w:sz w:val="22"/>
+          <w:szCs w:val="22"/>
+        </w:rPr>
+        <w:commentReference w:id="130"/>
+      </w:r>
+      <w:commentRangeEnd w:id="131"/>
+      <w:r>
+        <w:rPr>
+          <w:rStyle w:val="CommentReference"/>
+          <w:sz w:val="22"/>
+          <w:szCs w:val="22"/>
+        </w:rPr>
+        <w:commentReference w:id="131"/>
+      </w:r>
+      <w:r>
+        <w:t xml:space="preserve"> is it?” You know, how much autonomy, how much decision-making? It, it’s, it’s become almost a marketing term, uh, more so than a technical definition. … You know, a lot of it comes down to it’s like a continuum of being more agentic or less agentic.</w:t>
+      </w:r>
+    </w:p>
+    <w:p>
+      <w:r>
+        <w:rPr>
+          <w:lang w:val="en-US"/>
+        </w:rPr>
+        <w:t>While most interviewees describe the progression of AI</w:t>
+      </w:r>
+      <w:r>
+        <w:rPr>
+          <w:lang w:val="en-US"/>
+        </w:rPr>
+        <w:t xml:space="preserve"> </w:t>
+      </w:r>
+      <w:r>
+        <w:rPr>
+          <w:lang w:val="en-US"/>
+        </w:rPr>
+        <w:t>with enthusiasm, interviewee 4 noted that it can also be overwhelming</w:t>
+      </w:r>
+      <w:commentRangeStart w:id="132"/>
+      <w:commentRangeStart w:id="133"/>
+      <w:r>
+        <w:rPr>
+          <w:lang w:val="en-US"/>
+        </w:rPr>
+        <w:t>,</w:t>
+      </w:r>
+      <w:commentRangeEnd w:id="132"/>
+      <w:r>
+        <w:rPr>
+          <w:rStyle w:val="CommentReference"/>
+          <w:sz w:val="22"/>
+          <w:szCs w:val="22"/>
+        </w:rPr>
+        <w:commentReference w:id="132"/>
+      </w:r>
+      <w:commentRangeEnd w:id="133"/>
+      <w:r>
+        <w:rPr>
+          <w:rStyle w:val="CommentReference"/>
+          <w:sz w:val="22"/>
+          <w:szCs w:val="22"/>
+        </w:rPr>
+        <w:commentReference w:id="133"/>
+      </w:r>
+    </w:p>
+    <w:p>
+      <w:pPr>
+        <w:pStyle w:val="Quote"/>
+      </w:pPr>
+      <w:r>
+        <w:t>It goes so fast that [employees] get overwhelmed. I think a lot of people feel that they’re drowning. I think I told you, last year that I made a conscious decision not to be an expert in all the models, but in the way you implement these because you can’t keep up.</w:t>
+      </w:r>
+    </w:p>
+    <w:p>
+      <w:pPr>
+        <w:rPr>
+          <w:lang w:val="en-US"/>
+        </w:rPr>
+      </w:pPr>
+      <w:r>
+        <w:rPr>
+          <w:lang w:val="en-US"/>
+        </w:rPr>
+        <w:t>The rapid progression of AI can also be seen in the rate of productization of AI. While marketers might feel like they are drowning, the release of agentic AI solutions by existing vendors can offer a safe haven. Interviewee 1 noted that “most of the thinking behind an AI strategy comes from their default supplier; it’s Microsoft’s AI strategy or IBM’s AI strategy, because that is their source of knowledge.” Interviewee 2 described a similar pattern, “We are mainly relying on the products that we use and agents that they provide us with.”</w:t>
+      </w:r>
+    </w:p>
+    <w:p>
+      <w:r>
+        <w:t>Observations can also be misleading, as agentic capacity is frequently presented as operational well before it truly is. Interviewee 9 acknowledged this directly: “I think we sometimes present something a certain way while we’re trying to actually make it that way in the background.” Interviewee 12 described the same pattern, noting that organizations “say that you have something that you don’t really have, and then you go and build it really quickly.” Notably, even though this pattern was observed, none of the interviewees doubted the underlying value of agentic AI; the concern is inflated expectation. As interviewee 11 cautioned, “The big thing is hype. So AI is being overpromised all the time. And we have to reduce expectations.”</w:t>
+      </w:r>
+    </w:p>
+    <w:p>
+      <w:pPr>
+        <w:pStyle w:val="Heading3"/>
+      </w:pPr>
+      <w:bookmarkStart w:id="134" w:name="_7alih1d45osl"/>
+      <w:bookmarkEnd w:id="134"/>
+      <w:r>
+        <w:lastRenderedPageBreak/>
+        <w:t>4.1.2</w:t>
+      </w:r>
+      <w:r>
+        <w:tab/>
+        <w:t xml:space="preserve">Observing market </w:t>
+      </w:r>
+      <w:commentRangeStart w:id="135"/>
+      <w:r>
+        <w:t>pressure</w:t>
+      </w:r>
+      <w:commentRangeEnd w:id="135"/>
+      <w:r>
+        <w:rPr>
+          <w:rStyle w:val="CommentReference"/>
+          <w:sz w:val="22"/>
+          <w:szCs w:val="22"/>
+        </w:rPr>
+        <w:commentReference w:id="135"/>
+      </w:r>
+    </w:p>
+    <w:p>
+      <w:r>
+        <w:rPr>
+          <w:lang w:val="en-US"/>
+        </w:rPr>
+        <w:t xml:space="preserve">A second external condition frequently observed by marketing managers that affects the adoption of agentic AI is market pressure. Market pressure is defined broadly as a combination of two categories: pressure from competitors and customer needs or demands. Interviewees note shifts in both categories. Regarding pressure from competitors, interviewee 9 noted how different marketing agencies are looking at each other’s offerings and trying to mimic what others are doing. She noted that organizations are primarily trying </w:t>
+      </w:r>
+      <w:commentRangeStart w:id="136"/>
+      <w:r>
+        <w:rPr>
+          <w:lang w:val="en-US"/>
+        </w:rPr>
+        <w:t xml:space="preserve">“to get to parity in the present with what they’re saying they can do”, </w:t>
+      </w:r>
+      <w:commentRangeEnd w:id="136"/>
+      <w:r>
+        <w:rPr>
+          <w:rStyle w:val="CommentReference"/>
+          <w:sz w:val="22"/>
+          <w:szCs w:val="22"/>
+          <w:lang w:val="en-US"/>
+        </w:rPr>
+        <w:commentReference w:id="136"/>
+      </w:r>
+      <w:r>
+        <w:rPr>
+          <w:lang w:val="en-US"/>
+        </w:rPr>
+        <w:t>to ensure “speed to market” and “staying competitive”. Interviewee 13 noted the value of learning from competitors,</w:t>
+      </w:r>
+    </w:p>
+    <w:p>
+      <w:pPr>
+        <w:pStyle w:val="Quote"/>
+      </w:pPr>
+      <w:commentRangeStart w:id="137"/>
+      <w:r>
+        <w:t>Talk to your peers at conferences. I think this needs to happen more on the C-level, that they exchange ideas with their peers, because that’s actually where they will understand the quickest what the benefit is, and this makes it a lot better, right?</w:t>
+      </w:r>
+    </w:p>
+    <w:commentRangeEnd w:id="137"/>
+    <w:p>
+      <w:pPr>
+        <w:rPr>
+          <w:lang w:val="en-US"/>
+        </w:rPr>
+      </w:pPr>
+      <w:r>
+        <w:rPr>
+          <w:rStyle w:val="CommentReference"/>
+          <w:sz w:val="22"/>
+          <w:szCs w:val="22"/>
+        </w:rPr>
+        <w:commentReference w:id="137"/>
+      </w:r>
+      <w:r>
+        <w:t>Participants described organizations feeling compelled to demonstrate AI capability, primarily to avoid the perception of falling behind rather than to generate novel value. When it comes to competitive pressure, the dominant managerial posture is defensive rather than offensive. Interviewee 8 captured the organizational reaction to new AI initiatives, “Almost everyone’s been very positive about it because they want to not be left behind, you know?”</w:t>
+      </w:r>
+    </w:p>
+    <w:p>
+      <w:r>
+        <w:t>Consumers’ expectations might change as market offerings evolve, but consumers are also using AI themselves. Interview</w:t>
+      </w:r>
+      <w:commentRangeStart w:id="138"/>
+      <w:r>
+        <w:t xml:space="preserve">ee 12 notes that “agents of consumers” </w:t>
+      </w:r>
+      <w:commentRangeEnd w:id="138"/>
+      <w:r>
+        <w:rPr>
+          <w:rStyle w:val="CommentReference"/>
+          <w:sz w:val="22"/>
+          <w:szCs w:val="22"/>
+        </w:rPr>
+        <w:commentReference w:id="138"/>
+      </w:r>
+      <w:r>
+        <w:t xml:space="preserve">might be the development that is “most disruptive to marketing” as they are a “new intermediary” and potentially create “agentic commerce.” </w:t>
+      </w:r>
+      <w:r>
+        <w:rPr>
+          <w:lang w:val="en-US"/>
+        </w:rPr>
+        <w:t xml:space="preserve">Regarding the position of agents of consumers intermediating search, interviewee 14 observed, “the world of search is now changing. And fortunately it’s not going as fast as everyone thought it would change.” </w:t>
+      </w:r>
+      <w:r>
+        <w:t>For marketing managers, this shift translates directly into a new operational concern</w:t>
+      </w:r>
+      <w:commentRangeStart w:id="139"/>
       <w:commentRangeStart w:id="140"/>
       <w:commentRangeStart w:id="141"/>
       <w:r>
-        <w:t>agentic</w:t>
-      </w:r>
-      <w:commentRangeEnd w:id="140"/>
+        <w:t>:</w:t>
+      </w:r>
+      <w:commentRangeEnd w:id="139"/>
       <w:r>
         <w:rPr>
           <w:rStyle w:val="CommentReference"/>
           <w:sz w:val="22"/>
           <w:szCs w:val="22"/>
         </w:rPr>
-        <w:commentReference w:id="140"/>
-      </w:r>
-      <w:commentRangeEnd w:id="141"/>
+        <w:commentReference w:id="139"/>
+      </w:r>
+      <w:commentRangeEnd w:id="140"/>
       <w:r>
         <w:rPr>
           <w:rStyle w:val="CommentReference"/>
           <w:sz w:val="22"/>
           <w:szCs w:val="22"/>
         </w:rPr>
-        <w:commentReference w:id="141"/>
-      </w:r>
-      <w:r>
-        <w:t xml:space="preserve"> is it?” You know, how much autonomy, how much decision-making? It, it’s, it’s become almost a marketing term, uh, more so than a technical definition. … You know, a lot of it comes down to it’s like a continuum of being more agentic or less agentic.</w:t>
-      </w:r>
-    </w:p>
-    <w:p>
-      <w:r>
-        <w:rPr>
-          <w:lang w:val="en-US"/>
-        </w:rPr>
-        <w:t>While most interviewees describe the progression of AI</w:t>
-      </w:r>
-      <w:r>
-        <w:rPr>
-          <w:lang w:val="en-US"/>
-        </w:rPr>
-        <w:t xml:space="preserve"> </w:t>
-      </w:r>
-      <w:r>
-        <w:rPr>
-          <w:lang w:val="en-US"/>
-        </w:rPr>
-        <w:t>with enthusiasm, interviewee 4 noted that it can also be overwhelming</w:t>
-      </w:r>
-      <w:commentRangeStart w:id="142"/>
-      <w:commentRangeStart w:id="143"/>
-      <w:r>
-        <w:rPr>
-          <w:lang w:val="en-US"/>
-        </w:rPr>
-        <w:t>,</w:t>
-      </w:r>
-      <w:commentRangeEnd w:id="142"/>
+        <w:commentReference w:id="140"/>
+      </w:r>
+      <w:commentRangeEnd w:id="141"/>
       <w:r>
         <w:rPr>
           <w:rStyle w:val="CommentReference"/>
           <w:sz w:val="22"/>
           <w:szCs w:val="22"/>
         </w:rPr>
-        <w:commentReference w:id="142"/>
-      </w:r>
-      <w:commentRangeEnd w:id="143"/>
+        <w:commentReference w:id="141"/>
+      </w:r>
+      <w:r>
+        <w:t xml:space="preserve"> the need to be visible within AI </w:t>
+      </w:r>
+      <w:r>
+        <w:lastRenderedPageBreak/>
+        <w:t>systems rather than only within traditional search engines. Interviewee 3 described this as an active focus area for her team this year, observing that organic search and paid search are “becoming less and less relevant” as AI-powered queries grow.</w:t>
+      </w:r>
+    </w:p>
+    <w:p>
+      <w:r>
+        <w:rPr>
+          <w:lang w:val="en-US"/>
+        </w:rPr>
+        <w:t>Looking further ahead, some interviewees described a shift that is not yet operational at scale, but is already shaping how they think and invest. Interviewee 15, a CMO at an e-commerce company, expects consumers to let their AI agents make purchasing decisions. She notes:</w:t>
+      </w:r>
+    </w:p>
+    <w:p>
+      <w:pPr>
+        <w:pStyle w:val="Quote"/>
+      </w:pPr>
+      <w:r>
+        <w:t>I think people are going to use this much more to come to decisions and make purchases to some extent. So people will, maybe not yet, but later they’ll just give their credit card details to an LLM and it’s going to buy things for them on request. Or maybe even on a schedule.</w:t>
+      </w:r>
+    </w:p>
+    <w:p>
+      <w:pPr>
+        <w:ind w:firstLine="0"/>
+      </w:pPr>
+      <w:r>
+        <w:rPr>
+          <w:lang w:val="en-US"/>
+        </w:rPr>
+        <w:t>This belief was the impetus for the decision to create a model context protocol server</w:t>
+      </w:r>
+      <w:commentRangeStart w:id="142"/>
+      <w:r>
+        <w:rPr>
+          <w:lang w:val="en-US"/>
+        </w:rPr>
+        <w:t xml:space="preserve"> </w:t>
+      </w:r>
+      <w:commentRangeEnd w:id="142"/>
       <w:r>
         <w:rPr>
           <w:rStyle w:val="CommentReference"/>
           <w:sz w:val="22"/>
           <w:szCs w:val="22"/>
-        </w:rPr>
-        <w:commentReference w:id="143"/>
+          <w:lang w:val="en-US"/>
+        </w:rPr>
+        <w:commentReference w:id="142"/>
+      </w:r>
+      <w:r>
+        <w:rPr>
+          <w:lang w:val="en-US"/>
+        </w:rPr>
+        <w:t>for agents to use to purchase their products. Likewise, interviewee 14 noted a future where “agents in the background are talking to each other”; he continues to note a wide variety of tasks that these agents might perform, like purchasing licenses and responding to emails.</w:t>
       </w:r>
     </w:p>
     <w:p>
@@ -15404,68 +15598,56 @@
         <w:pStyle w:val="Quote"/>
       </w:pPr>
       <w:r>
-        <w:t>It goes so fast that [employees] get overwhelmed. I think a lot of people feel that they’re drowning. I think I told you, last year that I made a conscious decision not to be an expert in all the models, but in the way you implement these because you can’t keep up.</w:t>
-      </w:r>
-    </w:p>
-    <w:p>
-      <w:pPr>
-        <w:rPr>
-          <w:lang w:val="en-US"/>
-        </w:rPr>
-      </w:pPr>
-      <w:r>
-        <w:rPr>
-          <w:lang w:val="en-US"/>
-        </w:rPr>
-        <w:t>The rapid progression of AI can also be seen in the rate of productization of AI. While marketers might feel like they are drowning, the release of agentic AI solutions by existing vendors can offer a safe haven. Interviewee 1 noted that “most of the thinking behind an AI strategy comes from their default supplier; it’s Microsoft’s AI strategy or IBM’s AI strategy, because that is their source of knowledge.” Interviewee 2 described a similar pattern, “We are mainly relying on the products that we use and agents that they provide us with.”</w:t>
-      </w:r>
-    </w:p>
-    <w:p>
-      <w:r>
-        <w:t>Observations can also be misleading, as agentic capacity is frequently presented as operational well before it truly is. Interviewee 9 acknowledged this directly: “I think we sometimes present something a certain way while we’re trying to actually make it that way in the background.” Interviewee 12 described the same pattern, noting that organizations “say that you have something that you don’t really have, and then you go and build it really quickly.” Notably, even though this pattern was observed, none of the interviewees doubted the underlying value of agentic AI; the concern is inflated expectation. As interviewee 11 cautioned, “The big thing is hype. So AI is being overpromised all the time. And we have to reduce expectations.”</w:t>
-      </w:r>
-    </w:p>
-    <w:p>
-      <w:pPr>
-        <w:pStyle w:val="Heading3"/>
-      </w:pPr>
-      <w:bookmarkStart w:id="144" w:name="_7alih1d45osl"/>
+        <w:t>There’s no longer doing business with a human. But there’s a bot, a project, an artifact, whatever we’re going to call it, that goes to the platform. The platform therefore probably also needs to look different. And it’s going to search for information, select a product, make comparisons. So that for me is the further form of agentic AI.</w:t>
+      </w:r>
+    </w:p>
+    <w:p>
+      <w:pPr>
+        <w:ind w:firstLine="0"/>
+        <w:rPr>
+          <w:lang w:val="en-US"/>
+        </w:rPr>
+      </w:pPr>
+      <w:r>
+        <w:rPr>
+          <w:lang w:val="en-US"/>
+        </w:rPr>
+        <w:t>This scenario is mostly anticipated rather than experienced. However, it already leads organizations to make anticipatory investments</w:t>
+      </w:r>
+      <w:commentRangeStart w:id="143"/>
+      <w:r>
+        <w:rPr>
+          <w:lang w:val="en-US"/>
+        </w:rPr>
+        <w:t>.</w:t>
+      </w:r>
+      <w:bookmarkStart w:id="144" w:name="_hvgdgrm8c1y2"/>
       <w:bookmarkEnd w:id="144"/>
-      <w:r>
-        <w:lastRenderedPageBreak/>
-        <w:t>4.1.2</w:t>
-      </w:r>
-      <w:r>
-        <w:tab/>
-        <w:t xml:space="preserve">Observing market </w:t>
-      </w:r>
-      <w:commentRangeStart w:id="145"/>
-      <w:r>
-        <w:t>pressure</w:t>
-      </w:r>
-      <w:commentRangeEnd w:id="145"/>
+      <w:commentRangeEnd w:id="143"/>
       <w:r>
         <w:rPr>
           <w:rStyle w:val="CommentReference"/>
           <w:sz w:val="22"/>
           <w:szCs w:val="22"/>
-        </w:rPr>
-        <w:commentReference w:id="145"/>
-      </w:r>
-    </w:p>
-    <w:p>
-      <w:r>
-        <w:rPr>
-          <w:lang w:val="en-US"/>
-        </w:rPr>
-        <w:t xml:space="preserve">A second external condition frequently observed by marketing managers that affects the adoption of agentic AI is market pressure. Market pressure is defined broadly as a combination of two categories: pressure from competitors and customer needs or demands. Interviewees note shifts in both categories. Regarding pressure from competitors, interviewee 9 noted how different marketing agencies are looking at each other’s offerings and trying to mimic what others are doing. She noted that organizations are primarily trying </w:t>
-      </w:r>
+          <w:lang w:val="en-US"/>
+        </w:rPr>
+        <w:commentReference w:id="143"/>
+      </w:r>
+    </w:p>
+    <w:p>
+      <w:pPr>
+        <w:pStyle w:val="Heading2"/>
+        <w:rPr>
+          <w:color w:val="000000"/>
+        </w:rPr>
+      </w:pPr>
+      <w:bookmarkStart w:id="145" w:name="_Toc232373231"/>
       <w:commentRangeStart w:id="146"/>
       <w:r>
-        <w:rPr>
-          <w:lang w:val="en-US"/>
-        </w:rPr>
-        <w:t xml:space="preserve">“to get to parity in the present with what they’re saying they can do”, </w:t>
+        <w:t>4.2</w:t>
+      </w:r>
+      <w:r>
+        <w:tab/>
       </w:r>
       <w:commentRangeEnd w:id="146"/>
       <w:r>
@@ -15473,297 +15655,76 @@
           <w:rStyle w:val="CommentReference"/>
           <w:sz w:val="22"/>
           <w:szCs w:val="22"/>
-          <w:lang w:val="en-US"/>
         </w:rPr>
         <w:commentReference w:id="146"/>
       </w:r>
       <w:r>
-        <w:rPr>
-          <w:lang w:val="en-US"/>
-        </w:rPr>
-        <w:t>to ensure “speed to market” and “staying competitive”. Interviewee 13 noted the value of learning from competitors,</w:t>
-      </w:r>
-    </w:p>
-    <w:p>
-      <w:pPr>
-        <w:pStyle w:val="Quote"/>
+        <w:t>Navigating the organizational context</w:t>
+      </w:r>
+      <w:bookmarkEnd w:id="145"/>
+    </w:p>
+    <w:p>
+      <w:pPr>
+        <w:rPr>
+          <w:lang w:val="en-US"/>
+        </w:rPr>
       </w:pPr>
       <w:commentRangeStart w:id="147"/>
-      <w:r>
-        <w:t>Talk to your peers at conferences. I think this needs to happen more on the C-level, that they exchange ideas with their peers, because that’s actually where they will understand the quickest what the benefit is, and this makes it a lot better, right?</w:t>
-      </w:r>
-    </w:p>
-    <w:commentRangeEnd w:id="147"/>
-    <w:p>
-      <w:pPr>
-        <w:rPr>
-          <w:lang w:val="en-US"/>
-        </w:rPr>
-      </w:pPr>
+      <w:commentRangeStart w:id="148"/>
+      <w:commentRangeStart w:id="149"/>
+      <w:commentRangeStart w:id="150"/>
+      <w:r>
+        <w:rPr>
+          <w:lang w:val="en-US"/>
+        </w:rPr>
+        <w:t xml:space="preserve">Navigating the organizational context describes how managers steer or move around conditions within the organization. The organizational context can be divided into three key scopes: (1) The marketing department, which the manager can steer to create alignment with AI </w:t>
+      </w:r>
+      <w:r>
+        <w:rPr>
+          <w:lang w:val="en-US"/>
+        </w:rPr>
+        <w:lastRenderedPageBreak/>
+        <w:t>initiatives; (2) Technical resources, which can be leveraged to implement AI initiatives. (3) The compliance framework: this bounds the potential for AI initiatives, and marketing managers do little to influence this framework.</w:t>
+      </w:r>
+      <w:commentRangeEnd w:id="150"/>
       <w:r>
         <w:rPr>
           <w:rStyle w:val="CommentReference"/>
           <w:sz w:val="22"/>
           <w:szCs w:val="22"/>
-        </w:rPr>
-        <w:commentReference w:id="147"/>
-      </w:r>
-      <w:r>
-        <w:t>Participants described organizations feeling compelled to demonstrate AI capability, primarily to avoid the perception of falling behind rather than to generate novel value. When it comes to competitive pressure, the dominant managerial posture is defensive rather than offensive. Interviewee 8 captured the organizational reaction to new AI initiatives, “Almost everyone’s been very positive about it because they want to not be left behind, you know?”</w:t>
-      </w:r>
-    </w:p>
-    <w:p>
-      <w:r>
-        <w:t>Consumers’ expectations might change as market offerings evolve, but consumers are also using AI themselves. Interview</w:t>
-      </w:r>
-      <w:commentRangeStart w:id="148"/>
-      <w:r>
-        <w:t xml:space="preserve">ee 12 notes that “agents of consumers” </w:t>
-      </w:r>
-      <w:commentRangeEnd w:id="148"/>
+          <w:lang w:val="en-US"/>
+        </w:rPr>
+        <w:commentReference w:id="150"/>
+      </w:r>
+      <w:commentRangeEnd w:id="149"/>
       <w:r>
         <w:rPr>
           <w:rStyle w:val="CommentReference"/>
           <w:sz w:val="22"/>
           <w:szCs w:val="22"/>
-        </w:rPr>
-        <w:commentReference w:id="148"/>
-      </w:r>
-      <w:r>
-        <w:t xml:space="preserve">might be the development that is “most disruptive to marketing” as they are a “new intermediary” and potentially create “agentic commerce.” </w:t>
-      </w:r>
-      <w:r>
-        <w:rPr>
-          <w:lang w:val="en-US"/>
-        </w:rPr>
-        <w:t xml:space="preserve">Regarding the position of agents of consumers intermediating search, interviewee 14 observed, “the world of search is now changing. And fortunately it’s not going as fast as everyone thought it would change.” </w:t>
-      </w:r>
-      <w:r>
-        <w:t>For marketing managers, this shift translates directly into a new operational concern</w:t>
-      </w:r>
-      <w:commentRangeStart w:id="149"/>
-      <w:commentRangeStart w:id="150"/>
-      <w:commentRangeStart w:id="151"/>
-      <w:r>
-        <w:t>:</w:t>
-      </w:r>
-      <w:commentRangeEnd w:id="149"/>
+          <w:lang w:val="en-US"/>
+        </w:rPr>
+        <w:commentReference w:id="149"/>
+      </w:r>
+      <w:commentRangeEnd w:id="147"/>
       <w:r>
         <w:rPr>
           <w:rStyle w:val="CommentReference"/>
           <w:sz w:val="22"/>
           <w:szCs w:val="22"/>
-        </w:rPr>
-        <w:commentReference w:id="149"/>
-      </w:r>
-      <w:commentRangeEnd w:id="150"/>
+          <w:lang w:val="en-US"/>
+        </w:rPr>
+        <w:commentReference w:id="147"/>
+      </w:r>
+      <w:commentRangeEnd w:id="148"/>
       <w:r>
         <w:rPr>
           <w:rStyle w:val="CommentReference"/>
           <w:sz w:val="22"/>
           <w:szCs w:val="22"/>
-        </w:rPr>
-        <w:commentReference w:id="150"/>
-      </w:r>
-      <w:commentRangeEnd w:id="151"/>
-      <w:r>
-        <w:rPr>
-          <w:rStyle w:val="CommentReference"/>
-          <w:sz w:val="22"/>
-          <w:szCs w:val="22"/>
-        </w:rPr>
-        <w:commentReference w:id="151"/>
-      </w:r>
-      <w:r>
-        <w:t xml:space="preserve"> the need to be visible within AI </w:t>
-      </w:r>
-      <w:r>
-        <w:lastRenderedPageBreak/>
-        <w:t>systems rather than only within traditional search engines. Interviewee 3 described this as an active focus area for her team this year, observing that organic search and paid search are “becoming less and less relevant” as AI-powered queries grow.</w:t>
-      </w:r>
-    </w:p>
-    <w:p>
-      <w:r>
-        <w:rPr>
-          <w:lang w:val="en-US"/>
-        </w:rPr>
-        <w:t>Looking further ahead, some interviewees described a shift that is not yet operational at scale, but is already shaping how they think and invest. Interviewee 15, a CMO at an e-commerce company, expects consumers to let their AI agents make purchasing decisions. She notes:</w:t>
-      </w:r>
-    </w:p>
-    <w:p>
-      <w:pPr>
-        <w:pStyle w:val="Quote"/>
-      </w:pPr>
-      <w:r>
-        <w:t>I think people are going to use this much more to come to decisions and make purchases to some extent. So people will, maybe not yet, but later they’ll just give their credit card details to an LLM and it’s going to buy things for them on request. Or maybe even on a schedule.</w:t>
-      </w:r>
-    </w:p>
-    <w:p>
-      <w:pPr>
-        <w:ind w:firstLine="0"/>
-      </w:pPr>
-      <w:r>
-        <w:rPr>
-          <w:lang w:val="en-US"/>
-        </w:rPr>
-        <w:t>This belief was the impetus for the decision to create a model context protocol server</w:t>
-      </w:r>
-      <w:commentRangeStart w:id="152"/>
-      <w:r>
-        <w:rPr>
-          <w:lang w:val="en-US"/>
-        </w:rPr>
-        <w:t xml:space="preserve"> </w:t>
-      </w:r>
-      <w:commentRangeEnd w:id="152"/>
-      <w:r>
-        <w:rPr>
-          <w:rStyle w:val="CommentReference"/>
-          <w:sz w:val="22"/>
-          <w:szCs w:val="22"/>
-          <w:lang w:val="en-US"/>
-        </w:rPr>
-        <w:commentReference w:id="152"/>
-      </w:r>
-      <w:r>
-        <w:rPr>
-          <w:lang w:val="en-US"/>
-        </w:rPr>
-        <w:t>for agents to use to purchase their products. Likewise, interviewee 14 noted a future where “agents in the background are talking to each other”; he continues to note a wide variety of tasks that these agents might perform, like purchasing licenses and responding to emails.</w:t>
-      </w:r>
-    </w:p>
-    <w:p>
-      <w:pPr>
-        <w:pStyle w:val="Quote"/>
-      </w:pPr>
-      <w:r>
-        <w:t>There’s no longer doing business with a human. But there’s a bot, a project, an artifact, whatever we’re going to call it, that goes to the platform. The platform therefore probably also needs to look different. And it’s going to search for information, select a product, make comparisons. So that for me is the further form of agentic AI.</w:t>
-      </w:r>
-    </w:p>
-    <w:p>
-      <w:pPr>
-        <w:ind w:firstLine="0"/>
-        <w:rPr>
-          <w:lang w:val="en-US"/>
-        </w:rPr>
-      </w:pPr>
-      <w:r>
-        <w:rPr>
-          <w:lang w:val="en-US"/>
-        </w:rPr>
-        <w:t>This scenario is mostly anticipated rather than experienced. However, it already leads organizations to make anticipatory investments</w:t>
-      </w:r>
-      <w:commentRangeStart w:id="153"/>
-      <w:r>
-        <w:rPr>
-          <w:lang w:val="en-US"/>
-        </w:rPr>
-        <w:t>.</w:t>
-      </w:r>
-      <w:bookmarkStart w:id="154" w:name="_hvgdgrm8c1y2"/>
-      <w:bookmarkEnd w:id="154"/>
-      <w:commentRangeEnd w:id="153"/>
-      <w:r>
-        <w:rPr>
-          <w:rStyle w:val="CommentReference"/>
-          <w:sz w:val="22"/>
-          <w:szCs w:val="22"/>
-          <w:lang w:val="en-US"/>
-        </w:rPr>
-        <w:commentReference w:id="153"/>
-      </w:r>
-    </w:p>
-    <w:p>
-      <w:pPr>
-        <w:pStyle w:val="Heading2"/>
-        <w:rPr>
-          <w:color w:val="000000"/>
-        </w:rPr>
-      </w:pPr>
-      <w:bookmarkStart w:id="155" w:name="_Toc232373231"/>
-      <w:commentRangeStart w:id="156"/>
-      <w:r>
-        <w:t>4.2</w:t>
-      </w:r>
-      <w:r>
-        <w:tab/>
-      </w:r>
-      <w:commentRangeEnd w:id="156"/>
-      <w:r>
-        <w:rPr>
-          <w:rStyle w:val="CommentReference"/>
-          <w:sz w:val="22"/>
-          <w:szCs w:val="22"/>
-        </w:rPr>
-        <w:commentReference w:id="156"/>
-      </w:r>
-      <w:r>
-        <w:t>Navigating the organizational context</w:t>
-      </w:r>
-      <w:bookmarkEnd w:id="155"/>
-    </w:p>
-    <w:p>
-      <w:pPr>
-        <w:rPr>
-          <w:lang w:val="en-US"/>
-        </w:rPr>
-      </w:pPr>
-      <w:commentRangeStart w:id="157"/>
-      <w:commentRangeStart w:id="158"/>
-      <w:commentRangeStart w:id="159"/>
-      <w:commentRangeStart w:id="160"/>
-      <w:r>
-        <w:rPr>
-          <w:lang w:val="en-US"/>
-        </w:rPr>
-        <w:t xml:space="preserve">Navigating the organizational context describes how managers steer or move around conditions within the organization. The organizational context can be divided into three key scopes: (1) The marketing department, which the manager can steer to create alignment with AI </w:t>
-      </w:r>
-      <w:r>
-        <w:rPr>
-          <w:lang w:val="en-US"/>
-        </w:rPr>
-        <w:lastRenderedPageBreak/>
-        <w:t>initiatives; (2) Technical resources, which can be leveraged to implement AI initiatives. (3) The compliance framework: this bounds the potential for AI initiatives, and marketing managers do little to influence this framework.</w:t>
-      </w:r>
-      <w:commentRangeEnd w:id="160"/>
-      <w:r>
-        <w:rPr>
-          <w:rStyle w:val="CommentReference"/>
-          <w:sz w:val="22"/>
-          <w:szCs w:val="22"/>
-          <w:lang w:val="en-US"/>
-        </w:rPr>
-        <w:commentReference w:id="160"/>
-      </w:r>
-      <w:commentRangeEnd w:id="159"/>
-      <w:r>
-        <w:rPr>
-          <w:rStyle w:val="CommentReference"/>
-          <w:sz w:val="22"/>
-          <w:szCs w:val="22"/>
-          <w:lang w:val="en-US"/>
-        </w:rPr>
-        <w:commentReference w:id="159"/>
-      </w:r>
-      <w:commentRangeEnd w:id="157"/>
-      <w:r>
-        <w:rPr>
-          <w:rStyle w:val="CommentReference"/>
-          <w:sz w:val="22"/>
-          <w:szCs w:val="22"/>
-          <w:lang w:val="en-US"/>
-        </w:rPr>
-        <w:commentReference w:id="157"/>
-      </w:r>
-      <w:commentRangeEnd w:id="158"/>
-      <w:r>
-        <w:rPr>
-          <w:rStyle w:val="CommentReference"/>
-          <w:sz w:val="22"/>
-          <w:szCs w:val="22"/>
-          <w:lang w:val="en-US"/>
-        </w:rPr>
-        <w:commentReference w:id="158"/>
+          <w:lang w:val="en-US"/>
+        </w:rPr>
+        <w:commentReference w:id="148"/>
       </w:r>
     </w:p>
     <w:p>
@@ -15819,18 +15780,18 @@
       <w:r>
         <w:t xml:space="preserve">Steering the marketing department involves the managerial activities that help the marketing department prepare for change and guide it through the accompanying process. Managerial behaviors that comprise the steering of the marketing department include: </w:t>
       </w:r>
-      <w:commentRangeStart w:id="162"/>
+      <w:commentRangeStart w:id="152"/>
       <w:r>
         <w:t xml:space="preserve">bringing people along, stimulating experimentation, and setting direction. </w:t>
       </w:r>
-      <w:commentRangeEnd w:id="162"/>
+      <w:commentRangeEnd w:id="152"/>
       <w:r>
         <w:rPr>
           <w:rStyle w:val="CommentReference"/>
           <w:sz w:val="22"/>
           <w:szCs w:val="22"/>
         </w:rPr>
-        <w:commentReference w:id="162"/>
+        <w:commentReference w:id="152"/>
       </w:r>
     </w:p>
     <w:p>
@@ -15845,7 +15806,7 @@
         </w:rPr>
         <w:t xml:space="preserve">The most prevalent of these steering activities is </w:t>
       </w:r>
-      <w:bookmarkStart w:id="163" w:name="OLE_LINK21"/>
+      <w:bookmarkStart w:id="153" w:name="OLE_LINK21"/>
       <w:r>
         <w:rPr>
           <w:i/>
@@ -15854,7 +15815,7 @@
         </w:rPr>
         <w:t>bringing people along</w:t>
       </w:r>
-      <w:bookmarkEnd w:id="163"/>
+      <w:bookmarkEnd w:id="153"/>
       <w:r>
         <w:rPr>
           <w:lang w:val="en-US"/>
@@ -16101,37 +16062,37 @@
       <w:r>
         <w:tab/>
       </w:r>
-      <w:commentRangeStart w:id="164"/>
-      <w:commentRangeStart w:id="165"/>
+      <w:commentRangeStart w:id="154"/>
+      <w:commentRangeStart w:id="155"/>
       <w:r>
         <w:t>Leveraging technical resources</w:t>
       </w:r>
-      <w:commentRangeEnd w:id="164"/>
+      <w:commentRangeEnd w:id="154"/>
       <w:r>
         <w:rPr>
           <w:rStyle w:val="CommentReference"/>
           <w:sz w:val="22"/>
           <w:szCs w:val="22"/>
         </w:rPr>
-        <w:commentReference w:id="164"/>
-      </w:r>
-      <w:commentRangeEnd w:id="165"/>
+        <w:commentReference w:id="154"/>
+      </w:r>
+      <w:commentRangeEnd w:id="155"/>
       <w:r>
         <w:rPr>
           <w:rStyle w:val="CommentReference"/>
           <w:sz w:val="22"/>
           <w:szCs w:val="22"/>
         </w:rPr>
-        <w:commentReference w:id="165"/>
-      </w:r>
-    </w:p>
-    <w:p>
-      <w:pPr>
-        <w:rPr>
-          <w:lang w:val="en-US"/>
-        </w:rPr>
-      </w:pPr>
-      <w:commentRangeStart w:id="167"/>
+        <w:commentReference w:id="155"/>
+      </w:r>
+    </w:p>
+    <w:p>
+      <w:pPr>
+        <w:rPr>
+          <w:lang w:val="en-US"/>
+        </w:rPr>
+      </w:pPr>
+      <w:commentRangeStart w:id="157"/>
       <w:r>
         <w:t xml:space="preserve">The second scope of internal conditions concerns the technical resources on which successful implementation and use of agentic AI depends. </w:t>
       </w:r>
@@ -16145,7 +16106,7 @@
       <w:r>
         <w:t xml:space="preserve"> concerns managerial behaviors that use technical resources such as data, tooling, data infrastructure, and technical talent to implement agentic AI systems or improve their functionality. The use of these resources is typically described implicitly in conversations. However, when resources were not available to be leveraged, they were typically described as barriers to agentic AI initiatives. While some of these resources might reside in the marketing department, many do not; that distinction shapes how much the manager can do about them. Interviewee 6 captured the resulting relationship: the chief marketing officer (CMO) should be “the CTO’s best friend,” because the chief technology officer’s (CTO) cooperation is necessary to execute her vision. </w:t>
       </w:r>
-      <w:commentRangeEnd w:id="167"/>
+      <w:commentRangeEnd w:id="157"/>
       <w:r>
         <w:rPr>
           <w:rStyle w:val="CommentReference"/>
@@ -16153,7 +16114,7 @@
           <w:szCs w:val="22"/>
           <w:lang w:val="en-US"/>
         </w:rPr>
-        <w:commentReference w:id="167"/>
+        <w:commentReference w:id="157"/>
       </w:r>
     </w:p>
     <w:p>
@@ -16163,8 +16124,8 @@
         </w:rPr>
         <w:t xml:space="preserve">When resource conditions are available, managers can respond by leveraging them to pursue initiatives with agentic AI. </w:t>
       </w:r>
-      <w:bookmarkStart w:id="168" w:name="_qy9fnmmddxdy"/>
-      <w:bookmarkEnd w:id="168"/>
+      <w:bookmarkStart w:id="158" w:name="_qy9fnmmddxdy"/>
+      <w:bookmarkEnd w:id="158"/>
       <w:r>
         <w:rPr>
           <w:lang w:val="en-US"/>
@@ -16193,7 +16154,7 @@
         </w:rPr>
         <w:t xml:space="preserve">Leveraging data and </w:t>
       </w:r>
-      <w:commentRangeStart w:id="169"/>
+      <w:commentRangeStart w:id="159"/>
       <w:r>
         <w:rPr>
           <w:i/>
@@ -16202,7 +16163,7 @@
         </w:rPr>
         <w:t>technical</w:t>
       </w:r>
-      <w:commentRangeEnd w:id="169"/>
+      <w:commentRangeEnd w:id="159"/>
       <w:r>
         <w:rPr>
           <w:rStyle w:val="CommentReference"/>
@@ -16212,7 +16173,7 @@
           <w:szCs w:val="22"/>
           <w:lang w:val="en-US"/>
         </w:rPr>
-        <w:commentReference w:id="169"/>
+        <w:commentReference w:id="159"/>
       </w:r>
       <w:r>
         <w:rPr>
@@ -16281,7 +16242,7 @@
       </w:r>
     </w:p>
     <w:p>
-      <w:bookmarkStart w:id="170" w:name="OLE_LINK1"/>
+      <w:bookmarkStart w:id="160" w:name="OLE_LINK1"/>
       <w:r>
         <w:t>Notably, the need for talent goes beyond pure engineering. Experts describe a need for a key analytical capability: the ability to analyze the process and systems in play that might be automated with agentic AI.</w:t>
       </w:r>
@@ -16351,8 +16312,8 @@
           <w:iCs/>
         </w:rPr>
       </w:pPr>
-      <w:bookmarkStart w:id="171" w:name="OLE_LINK9"/>
-      <w:bookmarkEnd w:id="170"/>
+      <w:bookmarkStart w:id="161" w:name="OLE_LINK9"/>
+      <w:bookmarkEnd w:id="160"/>
       <w:r>
         <w:t>When technical talent is lacking, the most common response is to source it externally. Interviewee 6 was blunt about the alternative, “using experts externally, because if we would’ve waited for people internally … it would’ve been a major blocker,” the internal route meaning “I’m going to wait two years before I get space on the backlog.” Interviewee 13 described the same move, in which internal teams were overwhelmed: “we are now really building a big clean room with another company because the internal IT team is completely overwhelmed.” Yet the interviewees were clear that the bypass carries a cost. Interviewee 13 warned that while “agencies give you a kickstart,” the real danger is that “too many companies make themselves dependent on external workforce,” leaving “no one internally who understands how this is working”; the knowledge ends up held by freelancers rather than the organization. Routing around the bottleneck buys speed now at the risk of dependence and stalled capability later.</w:t>
       </w:r>
@@ -16367,19 +16328,19 @@
       <w:r>
         <w:tab/>
       </w:r>
-      <w:commentRangeStart w:id="172"/>
+      <w:commentRangeStart w:id="162"/>
       <w:r>
         <w:t xml:space="preserve">Dealing with </w:t>
       </w:r>
-      <w:bookmarkEnd w:id="171"/>
-      <w:commentRangeEnd w:id="172"/>
+      <w:bookmarkEnd w:id="161"/>
+      <w:commentRangeEnd w:id="162"/>
       <w:r>
         <w:rPr>
           <w:rStyle w:val="CommentReference"/>
           <w:sz w:val="22"/>
           <w:szCs w:val="22"/>
         </w:rPr>
-        <w:commentReference w:id="172"/>
+        <w:commentReference w:id="162"/>
       </w:r>
       <w:r>
         <w:t>compliance</w:t>
@@ -16392,15 +16353,15 @@
         </w:rPr>
         <w:t>A final steering behavior managers engage in is dealing with compliance. This concerns accepting or circumventing the internal compliance policies typically set by the legal and IT departments.</w:t>
       </w:r>
-      <w:commentRangeStart w:id="173"/>
-      <w:commentRangeStart w:id="174"/>
+      <w:commentRangeStart w:id="163"/>
+      <w:commentRangeStart w:id="164"/>
       <w:r>
         <w:rPr>
           <w:lang w:val="en-US"/>
         </w:rPr>
         <w:t xml:space="preserve"> </w:t>
       </w:r>
-      <w:commentRangeStart w:id="175"/>
+      <w:commentRangeStart w:id="165"/>
       <w:r>
         <w:rPr>
           <w:lang w:val="en-US"/>
@@ -16432,7 +16393,7 @@
         </w:rPr>
         <w:t xml:space="preserve">policies were observed. However, they do note it as a significant barrier that they have to deal with. </w:t>
       </w:r>
-      <w:commentRangeEnd w:id="175"/>
+      <w:commentRangeEnd w:id="165"/>
       <w:r>
         <w:rPr>
           <w:rStyle w:val="CommentReference"/>
@@ -16440,7 +16401,7 @@
           <w:szCs w:val="22"/>
           <w:lang w:val="en-US"/>
         </w:rPr>
-        <w:commentReference w:id="175"/>
+        <w:commentReference w:id="165"/>
       </w:r>
       <w:r>
         <w:rPr>
@@ -16448,23 +16409,23 @@
         </w:rPr>
         <w:t>Interviewee 13 observed a pattern in large enterprises:</w:t>
       </w:r>
-      <w:commentRangeEnd w:id="173"/>
+      <w:commentRangeEnd w:id="163"/>
       <w:r>
         <w:rPr>
           <w:rStyle w:val="CommentReference"/>
           <w:sz w:val="22"/>
           <w:szCs w:val="22"/>
         </w:rPr>
-        <w:commentReference w:id="173"/>
-      </w:r>
-      <w:commentRangeEnd w:id="174"/>
+        <w:commentReference w:id="163"/>
+      </w:r>
+      <w:commentRangeEnd w:id="164"/>
       <w:r>
         <w:rPr>
           <w:rStyle w:val="CommentReference"/>
           <w:sz w:val="22"/>
           <w:szCs w:val="22"/>
         </w:rPr>
-        <w:commentReference w:id="174"/>
+        <w:commentReference w:id="164"/>
       </w:r>
     </w:p>
     <w:p>
@@ -16487,7 +16448,7 @@
       </w:r>
     </w:p>
     <w:p>
-      <w:commentRangeStart w:id="176"/>
+      <w:commentRangeStart w:id="166"/>
       <w:r>
         <w:t xml:space="preserve">Marketing teams sometimes </w:t>
       </w:r>
@@ -16530,15 +16491,15 @@
       <w:pPr>
         <w:pStyle w:val="Heading2"/>
       </w:pPr>
-      <w:bookmarkStart w:id="177" w:name="_Toc232373232"/>
-      <w:commentRangeEnd w:id="176"/>
+      <w:bookmarkStart w:id="167" w:name="_Toc232373232"/>
+      <w:commentRangeEnd w:id="166"/>
       <w:r>
         <w:rPr>
           <w:rStyle w:val="CommentReference"/>
           <w:sz w:val="22"/>
           <w:szCs w:val="22"/>
         </w:rPr>
-        <w:commentReference w:id="176"/>
+        <w:commentReference w:id="166"/>
       </w:r>
       <w:r>
         <w:t>4.3</w:t>
@@ -16547,7 +16508,7 @@
         <w:tab/>
         <w:t>Applying agentic AI</w:t>
       </w:r>
-      <w:bookmarkEnd w:id="177"/>
+      <w:bookmarkEnd w:id="167"/>
     </w:p>
     <w:p>
       <w:pPr>
@@ -16670,7 +16631,7 @@
           <w:lang w:val="en-US"/>
         </w:rPr>
         <w:tab/>
-        <w:t xml:space="preserve">Creating and validating content and campaigns. </w:t>
+        <w:t xml:space="preserve">Creating and validating content and campaigns </w:t>
       </w:r>
     </w:p>
     <w:p>
@@ -16695,7 +16656,13 @@
         <w:t xml:space="preserve">, this refers to the entire process from ideation to publishing the full campaign, but also includes the technical elements of the campaigns like segmentation and targeting. While non-agentic AI can be used to create content, the agentic capabilities play a vital role in validating content and orchestrating the surrounding process. </w:t>
       </w:r>
       <w:r>
-        <w:t>Interviewee 6 describes that they build  a “modular system” for content creation, deployment, and evaluation:</w:t>
+        <w:t>Interviewee 6 describes that they build</w:t>
+      </w:r>
+      <w:r>
+        <w:t xml:space="preserve"> </w:t>
+      </w:r>
+      <w:r>
+        <w:t>a “modular system” for content creation, deployment, and evaluation:</w:t>
       </w:r>
     </w:p>
     <w:p>
@@ -16726,7 +16693,7 @@
       <w:r>
         <w:t>Regarding content creation, i</w:t>
       </w:r>
-      <w:commentRangeStart w:id="178"/>
+      <w:commentRangeStart w:id="168"/>
       <w:r>
         <w:t xml:space="preserve">nterviewee 11 notes the ease with which you can scale output when using AI given the right circumstances “about a thousand web pages fully automated” for one client and judged it a success, “in that use case, it worked. Because it was very standardized.” Confronted with creative, brand-led work, the same operator using the same </w:t>
       </w:r>
@@ -16734,14 +16701,14 @@
         <w:lastRenderedPageBreak/>
         <w:t xml:space="preserve">tools reached the opposite verdict: “once you have to have more creativity in the output and also if it needs to be on brand […] AI still falls very, very short.” </w:t>
       </w:r>
-      <w:commentRangeEnd w:id="178"/>
+      <w:commentRangeEnd w:id="168"/>
       <w:r>
         <w:rPr>
           <w:rStyle w:val="CommentReference"/>
           <w:sz w:val="22"/>
           <w:szCs w:val="22"/>
         </w:rPr>
-        <w:commentReference w:id="178"/>
+        <w:commentReference w:id="168"/>
       </w:r>
     </w:p>
     <w:p>
@@ -16830,7 +16797,7 @@
         <w:rPr>
           <w:lang w:val="en-US"/>
         </w:rPr>
-        <w:t xml:space="preserve"> refers to the use of general-purpose agentic systems (e.g. Claude or ChatGPT) to improve personal productivity or automate manual processes. Interviewee 4 notes how he configured an off-the-shelf agent as “personal operating system”, </w:t>
+        <w:t xml:space="preserve">refers to the use of general-purpose agentic systems (e.g. Claude or ChatGPT) to improve personal productivity or automate manual processes. Interviewee 4 notes how he configured an off-the-shelf agent as “personal operating system”, </w:t>
       </w:r>
     </w:p>
     <w:p>
@@ -16870,14 +16837,14 @@
         <w:lastRenderedPageBreak/>
         <w:t xml:space="preserve">work is a stack of workflows, then most processes can be split into six or eight steps, and in some of those steps AI is </w:t>
       </w:r>
-      <w:commentRangeStart w:id="179"/>
+      <w:commentRangeStart w:id="169"/>
       <w:r>
         <w:rPr>
           <w:lang w:val="en-US"/>
         </w:rPr>
         <w:t>used</w:t>
       </w:r>
-      <w:commentRangeEnd w:id="179"/>
+      <w:commentRangeEnd w:id="169"/>
       <w:r>
         <w:rPr>
           <w:rStyle w:val="CommentReference"/>
@@ -16885,7 +16852,7 @@
           <w:szCs w:val="22"/>
           <w:lang w:val="en-US"/>
         </w:rPr>
-        <w:commentReference w:id="179"/>
+        <w:commentReference w:id="169"/>
       </w:r>
       <w:r>
         <w:rPr>
@@ -16895,21 +16862,21 @@
       </w:r>
     </w:p>
     <w:p>
-      <w:commentRangeStart w:id="180"/>
+      <w:commentRangeStart w:id="170"/>
       <w:r>
         <w:rPr>
           <w:lang w:val="en-US"/>
         </w:rPr>
         <w:t xml:space="preserve"> Likewise, interviewee 13 </w:t>
       </w:r>
-      <w:commentRangeStart w:id="181"/>
+      <w:commentRangeStart w:id="171"/>
       <w:r>
         <w:rPr>
           <w:lang w:val="en-US"/>
         </w:rPr>
         <w:t>described</w:t>
       </w:r>
-      <w:commentRangeEnd w:id="181"/>
+      <w:commentRangeEnd w:id="171"/>
       <w:r>
         <w:rPr>
           <w:rStyle w:val="CommentReference"/>
@@ -16917,7 +16884,7 @@
           <w:szCs w:val="22"/>
           <w:lang w:val="en-US"/>
         </w:rPr>
-        <w:commentReference w:id="181"/>
+        <w:commentReference w:id="171"/>
       </w:r>
       <w:r>
         <w:rPr>
@@ -16925,14 +16892,14 @@
         </w:rPr>
         <w:t xml:space="preserve"> how they automate processes using generic tools with agentic capabilities: “We used Make and n8n for, like, automating all the workflows. … You say, ‘I get this data from this tool. If this happens, do this.’ … And this substituted at least for two or three people.”</w:t>
       </w:r>
-      <w:commentRangeEnd w:id="180"/>
+      <w:commentRangeEnd w:id="170"/>
       <w:r>
         <w:rPr>
           <w:rStyle w:val="CommentReference"/>
           <w:sz w:val="22"/>
           <w:szCs w:val="22"/>
         </w:rPr>
-        <w:commentReference w:id="180"/>
+        <w:commentReference w:id="170"/>
       </w:r>
     </w:p>
     <w:p>
@@ -16953,7 +16920,7 @@
           <w:lang w:val="en-US"/>
         </w:rPr>
         <w:tab/>
-        <w:t xml:space="preserve">Employing customer-facing agents. </w:t>
+        <w:t xml:space="preserve">Employing customer-facing agents </w:t>
       </w:r>
     </w:p>
     <w:p>
@@ -17008,7 +16975,7 @@
       </w:r>
     </w:p>
     <w:p>
-      <w:bookmarkStart w:id="182" w:name="OLE_LINK3"/>
+      <w:bookmarkStart w:id="172" w:name="OLE_LINK3"/>
       <w:r>
         <w:rPr>
           <w:lang w:val="en-US"/>
@@ -17031,7 +16998,7 @@
         <w:t>.”</w:t>
       </w:r>
     </w:p>
-    <w:bookmarkEnd w:id="182"/>
+    <w:bookmarkEnd w:id="172"/>
     <w:p>
       <w:r>
         <w:t xml:space="preserve">Interviewee 15 took a different approach; instead of offering the agent to a customer, she now offers support for her customers’ agents. She notes that this approach is still in the exploratory phase, </w:t>
@@ -17061,7 +17028,7 @@
       <w:pPr>
         <w:pStyle w:val="Heading2"/>
       </w:pPr>
-      <w:bookmarkStart w:id="183" w:name="_Toc232373233"/>
+      <w:bookmarkStart w:id="173" w:name="_Toc232373233"/>
       <w:r>
         <w:t>4.4</w:t>
       </w:r>
@@ -17069,33 +17036,33 @@
         <w:tab/>
         <w:t>Obtaining value o</w:t>
       </w:r>
-      <w:commentRangeStart w:id="184"/>
-      <w:commentRangeStart w:id="185"/>
+      <w:commentRangeStart w:id="174"/>
+      <w:commentRangeStart w:id="175"/>
       <w:r>
         <w:t>utcomes</w:t>
       </w:r>
-      <w:bookmarkEnd w:id="183"/>
-      <w:commentRangeEnd w:id="184"/>
+      <w:bookmarkEnd w:id="173"/>
+      <w:commentRangeEnd w:id="174"/>
       <w:r>
         <w:rPr>
           <w:rStyle w:val="CommentReference"/>
           <w:sz w:val="22"/>
           <w:szCs w:val="22"/>
         </w:rPr>
-        <w:commentReference w:id="184"/>
-      </w:r>
-      <w:commentRangeEnd w:id="185"/>
+        <w:commentReference w:id="174"/>
+      </w:r>
+      <w:commentRangeEnd w:id="175"/>
       <w:r>
         <w:rPr>
           <w:rStyle w:val="CommentReference"/>
           <w:sz w:val="22"/>
           <w:szCs w:val="22"/>
         </w:rPr>
-        <w:commentReference w:id="185"/>
-      </w:r>
-    </w:p>
-    <w:p>
-      <w:commentRangeStart w:id="186"/>
+        <w:commentReference w:id="175"/>
+      </w:r>
+    </w:p>
+    <w:p>
+      <w:commentRangeStart w:id="176"/>
       <w:r>
         <w:t xml:space="preserve">Applying agentic AI creates outcomes for the organization. These are analyzed from a value perspective. Woodside et al. (2008) note that value has a benefits and costs component.  </w:t>
       </w:r>
@@ -17129,14 +17096,14 @@
       <w:r>
         <w:t xml:space="preserve"> are defined as the potential aspects of an outcome that would be negative to the organization but where the likelihood of the outcome is unlikely or highly unknown. </w:t>
       </w:r>
-      <w:commentRangeEnd w:id="186"/>
+      <w:commentRangeEnd w:id="176"/>
       <w:r>
         <w:rPr>
           <w:rStyle w:val="CommentReference"/>
           <w:sz w:val="22"/>
           <w:szCs w:val="22"/>
         </w:rPr>
-        <w:commentReference w:id="186"/>
+        <w:commentReference w:id="176"/>
       </w:r>
     </w:p>
     <w:p>
@@ -17149,28 +17116,28 @@
       <w:r>
         <w:tab/>
       </w:r>
-      <w:commentRangeStart w:id="187"/>
-      <w:commentRangeStart w:id="188"/>
+      <w:commentRangeStart w:id="177"/>
+      <w:commentRangeStart w:id="178"/>
       <w:r>
         <w:t>Benefits</w:t>
       </w:r>
-      <w:commentRangeEnd w:id="187"/>
+      <w:commentRangeEnd w:id="177"/>
       <w:r>
         <w:rPr>
           <w:rStyle w:val="CommentReference"/>
           <w:sz w:val="22"/>
           <w:szCs w:val="22"/>
         </w:rPr>
-        <w:commentReference w:id="187"/>
-      </w:r>
-      <w:commentRangeEnd w:id="188"/>
+        <w:commentReference w:id="177"/>
+      </w:r>
+      <w:commentRangeEnd w:id="178"/>
       <w:r>
         <w:rPr>
           <w:rStyle w:val="CommentReference"/>
           <w:sz w:val="22"/>
           <w:szCs w:val="22"/>
         </w:rPr>
-        <w:commentReference w:id="188"/>
+        <w:commentReference w:id="178"/>
       </w:r>
     </w:p>
     <w:p>
@@ -17180,14 +17147,14 @@
         </w:rPr>
         <w:t xml:space="preserve">Benefits from agentic AI in marketing cluster around four themes: efficiency, scalability, </w:t>
       </w:r>
-      <w:bookmarkStart w:id="189" w:name="OLE_LINK5"/>
+      <w:bookmarkStart w:id="179" w:name="OLE_LINK5"/>
       <w:r>
         <w:rPr>
           <w:lang w:val="en-US"/>
         </w:rPr>
         <w:t>extension of personal skillsets</w:t>
       </w:r>
-      <w:bookmarkEnd w:id="189"/>
+      <w:bookmarkEnd w:id="179"/>
       <w:r>
         <w:rPr>
           <w:lang w:val="en-US"/>
@@ -17208,7 +17175,7 @@
       </w:r>
     </w:p>
     <w:p>
-      <w:commentRangeStart w:id="190"/>
+      <w:commentRangeStart w:id="180"/>
       <w:r>
         <w:rPr>
           <w:i/>
@@ -17217,7 +17184,7 @@
         </w:rPr>
         <w:t>Efficiency</w:t>
       </w:r>
-      <w:commentRangeEnd w:id="190"/>
+      <w:commentRangeEnd w:id="180"/>
       <w:r>
         <w:rPr>
           <w:rStyle w:val="CommentReference"/>
@@ -17227,7 +17194,7 @@
           <w:szCs w:val="22"/>
           <w:lang w:val="en-US"/>
         </w:rPr>
-        <w:commentReference w:id="190"/>
+        <w:commentReference w:id="180"/>
       </w:r>
       <w:r>
         <w:rPr>
@@ -17272,7 +17239,7 @@
       </w:r>
     </w:p>
     <w:p>
-      <w:commentRangeStart w:id="191"/>
+      <w:commentRangeStart w:id="181"/>
       <w:r>
         <w:rPr>
           <w:i/>
@@ -17281,7 +17248,7 @@
         </w:rPr>
         <w:t>Scal</w:t>
       </w:r>
-      <w:commentRangeEnd w:id="191"/>
+      <w:commentRangeEnd w:id="181"/>
       <w:r>
         <w:rPr>
           <w:rStyle w:val="CommentReference"/>
@@ -17291,7 +17258,7 @@
           <w:szCs w:val="22"/>
           <w:lang w:val="en-US"/>
         </w:rPr>
-        <w:commentReference w:id="191"/>
+        <w:commentReference w:id="181"/>
       </w:r>
       <w:r>
         <w:rPr>
@@ -17364,18 +17331,18 @@
       <w:r>
         <w:tab/>
       </w:r>
-      <w:commentRangeStart w:id="192"/>
+      <w:commentRangeStart w:id="182"/>
       <w:r>
         <w:t>Sacrifices</w:t>
       </w:r>
-      <w:commentRangeEnd w:id="192"/>
+      <w:commentRangeEnd w:id="182"/>
       <w:r>
         <w:rPr>
           <w:rStyle w:val="CommentReference"/>
           <w:sz w:val="22"/>
           <w:szCs w:val="22"/>
         </w:rPr>
-        <w:commentReference w:id="192"/>
+        <w:commentReference w:id="182"/>
       </w:r>
     </w:p>
     <w:p>
@@ -17390,14 +17357,14 @@
         </w:rPr>
         <w:t>Alongside benefits, participants describe a set of sacrifices</w:t>
       </w:r>
-      <w:bookmarkStart w:id="193" w:name="OLE_LINK6"/>
+      <w:bookmarkStart w:id="183" w:name="OLE_LINK6"/>
       <w:r>
         <w:rPr>
           <w:lang w:val="en-US"/>
         </w:rPr>
         <w:t>; things that are knowingly given up or altered as a consequence of AI adoption</w:t>
       </w:r>
-      <w:bookmarkEnd w:id="193"/>
+      <w:bookmarkEnd w:id="183"/>
       <w:r>
         <w:rPr>
           <w:lang w:val="en-US"/>
@@ -17449,7 +17416,25 @@
         <w:rPr>
           <w:lang w:val="en-US"/>
         </w:rPr>
-        <w:t xml:space="preserve"> refers to the loss of jobs or drastic changes in roles. Job replacement is acknowledged across interviews as a potential downside of using agentic AI. However, while this might be a logical mirror to the increased efficiency, only interviewee 7 describes an occurrence of job loss ,“What happened is we fired half the people, right? That’s terrible, I did not sleep for a week.” Interviewee 4 noted the general attitude, “</w:t>
+        <w:t xml:space="preserve"> refers to the loss of jobs or drastic changes in roles. Job replacement is acknowledged across interviews as a potential downside of using agentic AI. However, while this might be a logical mirror to the increased efficiency, only interviewee 7 describes an occurrence of job loss</w:t>
+      </w:r>
+      <w:r>
+        <w:rPr>
+          <w:lang w:val="en-US"/>
+        </w:rPr>
+        <w:t>,</w:t>
+      </w:r>
+      <w:r>
+        <w:rPr>
+          <w:lang w:val="en-US"/>
+        </w:rPr>
+        <w:t xml:space="preserve"> </w:t>
+      </w:r>
+      <w:r>
+        <w:rPr>
+          <w:lang w:val="en-US"/>
+        </w:rPr>
+        <w:t>“What happened is we fired half the people, right? That’s terrible, I did not sleep for a week.” Interviewee 4 noted the general attitude, “</w:t>
       </w:r>
       <w:r>
         <w:t>people should be very afraid that their job is totally going to be different. And if you don’t change with the job, you find yourself out of a job.”</w:t>
@@ -17586,7 +17571,7 @@
       </w:r>
     </w:p>
     <w:p>
-      <w:bookmarkStart w:id="194" w:name="OLE_LINK7"/>
+      <w:bookmarkStart w:id="184" w:name="OLE_LINK7"/>
       <w:r>
         <w:rPr>
           <w:lang w:val="en-US"/>
@@ -17619,21 +17604,21 @@
         </w:rPr>
         <w:t xml:space="preserve">The examples seem to indicate that brand risk is not a question about whether you are using AI, but rather how you are using AI. </w:t>
       </w:r>
-      <w:bookmarkEnd w:id="194"/>
-    </w:p>
-    <w:p>
-      <w:commentRangeStart w:id="195"/>
+      <w:bookmarkEnd w:id="184"/>
+    </w:p>
+    <w:p>
+      <w:commentRangeStart w:id="185"/>
       <w:r>
         <w:t>Taken together, the benefits, sacrifices, and risks above describe the value agentic AI can produce. Their realization, however, is highly uneven: the same use case proved transformative in one organization and stalled in another. Table 5 illustrates this divergence for the three most frequently reported use cases.</w:t>
       </w:r>
-      <w:commentRangeEnd w:id="195"/>
+      <w:commentRangeEnd w:id="185"/>
       <w:r>
         <w:rPr>
           <w:rStyle w:val="CommentReference"/>
           <w:sz w:val="22"/>
           <w:szCs w:val="22"/>
         </w:rPr>
-        <w:commentReference w:id="195"/>
+        <w:commentReference w:id="185"/>
       </w:r>
     </w:p>
     <w:p>
@@ -17653,8 +17638,8 @@
       <w:pPr>
         <w:ind w:firstLine="0"/>
       </w:pPr>
-      <w:commentRangeStart w:id="196"/>
-      <w:commentRangeStart w:id="197"/>
+      <w:commentRangeStart w:id="186"/>
+      <w:commentRangeStart w:id="187"/>
       <w:r>
         <w:rPr>
           <w:b/>
@@ -18136,7 +18121,7 @@
         </w:tc>
       </w:tr>
     </w:tbl>
-    <w:commentRangeEnd w:id="196"/>
+    <w:commentRangeEnd w:id="186"/>
     <w:p>
       <w:r>
         <w:rPr>
@@ -18144,16 +18129,16 @@
           <w:sz w:val="22"/>
           <w:szCs w:val="22"/>
         </w:rPr>
-        <w:commentReference w:id="196"/>
-      </w:r>
-      <w:commentRangeEnd w:id="197"/>
+        <w:commentReference w:id="186"/>
+      </w:r>
+      <w:commentRangeEnd w:id="187"/>
       <w:r>
         <w:rPr>
           <w:rStyle w:val="CommentReference"/>
           <w:sz w:val="22"/>
           <w:szCs w:val="22"/>
         </w:rPr>
-        <w:commentReference w:id="197"/>
+        <w:commentReference w:id="187"/>
       </w:r>
     </w:p>
     <w:p>
@@ -18178,7 +18163,7 @@
           <w:color w:val="00312A"/>
         </w:rPr>
       </w:pPr>
-      <w:bookmarkStart w:id="199" w:name="_Toc232373234"/>
+      <w:bookmarkStart w:id="189" w:name="_Toc232373234"/>
       <w:r>
         <w:rPr>
           <w:color w:val="00312A"/>
@@ -18192,15 +18177,15 @@
         </w:rPr>
         <w:tab/>
       </w:r>
-      <w:commentRangeStart w:id="200"/>
+      <w:commentRangeStart w:id="190"/>
       <w:r>
         <w:rPr>
           <w:color w:val="00312A"/>
         </w:rPr>
         <w:t>Discussion</w:t>
       </w:r>
-      <w:bookmarkEnd w:id="199"/>
-      <w:commentRangeEnd w:id="200"/>
+      <w:bookmarkEnd w:id="189"/>
+      <w:commentRangeEnd w:id="190"/>
       <w:r>
         <w:rPr>
           <w:rStyle w:val="CommentReference"/>
@@ -18208,25 +18193,25 @@
           <w:sz w:val="22"/>
           <w:szCs w:val="22"/>
         </w:rPr>
-        <w:commentReference w:id="200"/>
-      </w:r>
-    </w:p>
-    <w:p>
-      <w:commentRangeStart w:id="201"/>
+        <w:commentReference w:id="190"/>
+      </w:r>
+    </w:p>
+    <w:p>
+      <w:commentRangeStart w:id="191"/>
       <w:r>
         <w:rPr>
           <w:lang w:val="en-US"/>
         </w:rPr>
         <w:t xml:space="preserve">This study set out to understand how marketing managers create value with agentic AI. </w:t>
       </w:r>
-      <w:commentRangeStart w:id="202"/>
+      <w:commentRangeStart w:id="192"/>
       <w:r>
         <w:rPr>
           <w:lang w:val="en-US"/>
         </w:rPr>
         <w:t xml:space="preserve"> </w:t>
       </w:r>
-      <w:commentRangeEnd w:id="202"/>
+      <w:commentRangeEnd w:id="192"/>
       <w:r>
         <w:rPr>
           <w:rStyle w:val="CommentReference"/>
@@ -18234,7 +18219,7 @@
           <w:szCs w:val="22"/>
           <w:lang w:val="en-US"/>
         </w:rPr>
-        <w:commentReference w:id="202"/>
+        <w:commentReference w:id="192"/>
       </w:r>
       <w:r>
         <w:rPr>
@@ -18242,15 +18227,15 @@
         </w:rPr>
         <w:t xml:space="preserve">GenAI has moved rapidly from a technical novelty to a consequential development in marketing, yet empirical research into its implications within organizations remains scarce; the existing literature concentrates on </w:t>
       </w:r>
-      <w:commentRangeStart w:id="203"/>
-      <w:commentRangeStart w:id="204"/>
+      <w:commentRangeStart w:id="193"/>
+      <w:commentRangeStart w:id="194"/>
       <w:r>
         <w:rPr>
           <w:lang w:val="en-US"/>
         </w:rPr>
         <w:t xml:space="preserve">generative AI </w:t>
       </w:r>
-      <w:commentRangeEnd w:id="203"/>
+      <w:commentRangeEnd w:id="193"/>
       <w:r>
         <w:rPr>
           <w:rStyle w:val="CommentReference"/>
@@ -18258,9 +18243,9 @@
           <w:szCs w:val="22"/>
           <w:lang w:val="en-US"/>
         </w:rPr>
-        <w:commentReference w:id="203"/>
-      </w:r>
-      <w:commentRangeEnd w:id="204"/>
+        <w:commentReference w:id="193"/>
+      </w:r>
+      <w:commentRangeEnd w:id="194"/>
       <w:r>
         <w:rPr>
           <w:rStyle w:val="CommentReference"/>
@@ -18268,7 +18253,7 @@
           <w:szCs w:val="22"/>
           <w:lang w:val="en-US"/>
         </w:rPr>
-        <w:commentReference w:id="204"/>
+        <w:commentReference w:id="194"/>
       </w:r>
       <w:r>
         <w:rPr>
@@ -18276,14 +18261,14 @@
         </w:rPr>
         <w:t xml:space="preserve">(e.g. Wahid et al., 2023; Grewal et al., 2025; Elgheit, </w:t>
       </w:r>
-      <w:commentRangeStart w:id="205"/>
+      <w:commentRangeStart w:id="195"/>
       <w:r>
         <w:rPr>
           <w:lang w:val="en-US"/>
         </w:rPr>
         <w:t>2025</w:t>
       </w:r>
-      <w:commentRangeEnd w:id="205"/>
+      <w:commentRangeEnd w:id="195"/>
       <w:r>
         <w:rPr>
           <w:rStyle w:val="CommentReference"/>
@@ -18291,7 +18276,7 @@
           <w:szCs w:val="22"/>
           <w:lang w:val="en-US"/>
         </w:rPr>
-        <w:commentReference w:id="205"/>
+        <w:commentReference w:id="195"/>
       </w:r>
       <w:r>
         <w:rPr>
@@ -18299,14 +18284,14 @@
         </w:rPr>
         <w:t xml:space="preserve">). Scholars have responded by issuing explicit calls for research into agentic AI in the marketing field (Kim, 2025; Mogaji &amp; Jain, 2024; Jain et al., 2024). This study answers those calls directly by providing a grounded empirical account of how marketing managers create value with </w:t>
       </w:r>
-      <w:commentRangeStart w:id="206"/>
+      <w:commentRangeStart w:id="196"/>
       <w:r>
         <w:rPr>
           <w:lang w:val="en-US"/>
         </w:rPr>
         <w:t>agentic</w:t>
       </w:r>
-      <w:commentRangeEnd w:id="206"/>
+      <w:commentRangeEnd w:id="196"/>
       <w:r>
         <w:rPr>
           <w:rStyle w:val="CommentReference"/>
@@ -18314,7 +18299,7 @@
           <w:szCs w:val="22"/>
           <w:lang w:val="en-US"/>
         </w:rPr>
-        <w:commentReference w:id="206"/>
+        <w:commentReference w:id="196"/>
       </w:r>
       <w:r>
         <w:rPr>
@@ -18322,21 +18307,21 @@
         </w:rPr>
         <w:t xml:space="preserve"> AI. </w:t>
       </w:r>
-      <w:commentRangeEnd w:id="201"/>
+      <w:commentRangeEnd w:id="191"/>
       <w:r>
         <w:rPr>
           <w:rStyle w:val="CommentReference"/>
           <w:sz w:val="22"/>
           <w:szCs w:val="22"/>
         </w:rPr>
-        <w:commentReference w:id="201"/>
+        <w:commentReference w:id="191"/>
       </w:r>
     </w:p>
     <w:p>
       <w:pPr>
         <w:pStyle w:val="Heading2"/>
       </w:pPr>
-      <w:bookmarkStart w:id="207" w:name="_Toc232373235"/>
+      <w:bookmarkStart w:id="197" w:name="_Toc232373235"/>
       <w:r>
         <w:t>5.1</w:t>
       </w:r>
@@ -18350,12 +18335,24 @@
       <w:r>
         <w:t>heory</w:t>
       </w:r>
-      <w:bookmarkEnd w:id="207"/>
-    </w:p>
-    <w:p>
-      <w:commentRangeStart w:id="208"/>
-      <w:r>
-        <w:t xml:space="preserve">The principal theoretical contribution of this study is a model of managerial value creation with agentic AI (Figure 1). The model offers an interpretive account of how value is constructed, it shows the impact of the organizational context and highlights the value of the managerial work, which includes, Observing external conditions, including the rapid progression of AI and the accompanying market pressure provide the impetus for change; </w:t>
+      <w:bookmarkEnd w:id="197"/>
+    </w:p>
+    <w:p>
+      <w:commentRangeStart w:id="198"/>
+      <w:r>
+        <w:t>The principal theoretical contribution of this study is a model of managerial value creation with agentic AI (Figure 1). The model offers an interpretive account of how value is constructed</w:t>
+      </w:r>
+      <w:r>
+        <w:t>;</w:t>
+      </w:r>
+      <w:r>
+        <w:t xml:space="preserve"> it shows the impact of the organizational context and highlights the value of the managerial work, which includes</w:t>
+      </w:r>
+      <w:r>
+        <w:t xml:space="preserve"> observing external conditions, including the rapid progression of AI and the accompanying market pressure, which</w:t>
+      </w:r>
+      <w:r>
+        <w:t xml:space="preserve"> provide the impetus for change; </w:t>
       </w:r>
       <w:r>
         <w:rPr>
@@ -18407,18 +18404,18 @@
       <w:r>
         <w:t xml:space="preserve"> that result, which are understood as a portfolio of benefits, sacrifices, and risks. </w:t>
       </w:r>
-      <w:commentRangeEnd w:id="208"/>
+      <w:commentRangeEnd w:id="198"/>
       <w:r>
         <w:rPr>
           <w:rStyle w:val="CommentReference"/>
           <w:sz w:val="22"/>
           <w:szCs w:val="22"/>
         </w:rPr>
-        <w:commentReference w:id="208"/>
-      </w:r>
-    </w:p>
-    <w:p>
-      <w:bookmarkStart w:id="209" w:name="OLE_LINK2"/>
+        <w:commentReference w:id="198"/>
+      </w:r>
+    </w:p>
+    <w:p>
+      <w:bookmarkStart w:id="199" w:name="OLE_LINK2"/>
       <w:r>
         <w:rPr>
           <w:lang w:val="en-US"/>
@@ -18437,14 +18434,20 @@
         </w:rPr>
         <w:t>marketing managers navigate these conditions. Navigating includes key managerial behaviors, such as bringing people along, that play a vital role in providing the necessary context for the successful implementation and use of agentic AI</w:t>
       </w:r>
-      <w:bookmarkEnd w:id="209"/>
+      <w:bookmarkEnd w:id="199"/>
       <w:r>
         <w:rPr>
           <w:lang w:val="en-US"/>
         </w:rPr>
         <w:t>.</w:t>
       </w:r>
-      <w:commentRangeStart w:id="210"/>
+      <w:r>
+        <w:rPr>
+          <w:lang w:val="en-US"/>
+        </w:rPr>
+        <w:t xml:space="preserve"> </w:t>
+      </w:r>
+      <w:commentRangeStart w:id="200"/>
       <w:r>
         <w:rPr>
           <w:lang w:val="en-US"/>
@@ -18511,14 +18514,14 @@
         </w:rPr>
         <w:t xml:space="preserve"> et al. (2022) note how </w:t>
       </w:r>
-      <w:commentRangeStart w:id="211"/>
+      <w:commentRangeStart w:id="201"/>
       <w:r>
         <w:rPr>
           <w:lang w:val="en-US"/>
         </w:rPr>
         <w:t>digital leaders should become business leade</w:t>
       </w:r>
-      <w:commentRangeEnd w:id="211"/>
+      <w:commentRangeEnd w:id="201"/>
       <w:r>
         <w:rPr>
           <w:rStyle w:val="CommentReference"/>
@@ -18526,7 +18529,7 @@
           <w:szCs w:val="22"/>
           <w:lang w:val="en-US"/>
         </w:rPr>
-        <w:commentReference w:id="211"/>
+        <w:commentReference w:id="201"/>
       </w:r>
       <w:r>
         <w:rPr>
@@ -18534,8 +18537,8 @@
         </w:rPr>
         <w:t xml:space="preserve">rs, including developing business know-how within the digital function. </w:t>
       </w:r>
-      <w:commentRangeStart w:id="212"/>
-      <w:commentRangeEnd w:id="212"/>
+      <w:commentRangeStart w:id="202"/>
+      <w:commentRangeEnd w:id="202"/>
       <w:r>
         <w:rPr>
           <w:rStyle w:val="CommentReference"/>
@@ -18543,7 +18546,7 @@
           <w:szCs w:val="22"/>
           <w:lang w:val="en-US"/>
         </w:rPr>
-        <w:commentReference w:id="212"/>
+        <w:commentReference w:id="202"/>
       </w:r>
       <w:r>
         <w:rPr>
@@ -18551,8 +18554,8 @@
         </w:rPr>
         <w:t>This study builds on this idea</w:t>
       </w:r>
-      <w:commentRangeStart w:id="213"/>
-      <w:commentRangeEnd w:id="213"/>
+      <w:commentRangeStart w:id="203"/>
+      <w:commentRangeEnd w:id="203"/>
       <w:r>
         <w:rPr>
           <w:rStyle w:val="CommentReference"/>
@@ -18560,7 +18563,7 @@
           <w:szCs w:val="22"/>
           <w:lang w:val="en-US"/>
         </w:rPr>
-        <w:commentReference w:id="213"/>
+        <w:commentReference w:id="203"/>
       </w:r>
       <w:r>
         <w:rPr>
@@ -18568,14 +18571,14 @@
         </w:rPr>
         <w:t xml:space="preserve"> by mirroring it: marketing leaders should also become digital leaders, as the marketing function increasingly requires technical know-how and management skills. This </w:t>
       </w:r>
-      <w:commentRangeStart w:id="214"/>
+      <w:commentRangeStart w:id="204"/>
       <w:r>
         <w:rPr>
           <w:lang w:val="en-US"/>
         </w:rPr>
         <w:t>conclusion</w:t>
       </w:r>
-      <w:commentRangeEnd w:id="214"/>
+      <w:commentRangeEnd w:id="204"/>
       <w:r>
         <w:rPr>
           <w:rStyle w:val="CommentReference"/>
@@ -18583,7 +18586,7 @@
           <w:szCs w:val="22"/>
           <w:lang w:val="en-US"/>
         </w:rPr>
-        <w:commentReference w:id="214"/>
+        <w:commentReference w:id="204"/>
       </w:r>
       <w:r>
         <w:rPr>
@@ -18617,15 +18620,15 @@
         </w:rPr>
         <w:t>Gebauer et al.’s (2020)</w:t>
       </w:r>
-      <w:bookmarkStart w:id="215" w:name="OLE_LINK14"/>
+      <w:bookmarkStart w:id="205" w:name="OLE_LINK14"/>
       <w:r>
         <w:t xml:space="preserve"> work describes the digitalization </w:t>
       </w:r>
-      <w:commentRangeStart w:id="216"/>
+      <w:commentRangeStart w:id="206"/>
       <w:r>
         <w:t>paradox</w:t>
       </w:r>
-      <w:commentRangeEnd w:id="216"/>
+      <w:commentRangeEnd w:id="206"/>
       <w:r>
         <w:rPr>
           <w:rStyle w:val="CommentReference"/>
@@ -18634,7 +18637,7 @@
           <w:sz w:val="22"/>
           <w:szCs w:val="22"/>
         </w:rPr>
-        <w:commentReference w:id="216"/>
+        <w:commentReference w:id="206"/>
       </w:r>
       <w:r>
         <w:rPr>
@@ -18646,7 +18649,7 @@
       <w:r>
         <w:t xml:space="preserve"> which shows that digital transformations often do not yield the expected returns. </w:t>
       </w:r>
-      <w:bookmarkEnd w:id="215"/>
+      <w:bookmarkEnd w:id="205"/>
       <w:r>
         <w:t xml:space="preserve">This study </w:t>
       </w:r>
@@ -18656,7 +18659,7 @@
       <w:r>
         <w:t xml:space="preserve"> different but related pattern, where the outcomes of investments in agentic AI differ significantly. </w:t>
       </w:r>
-      <w:bookmarkStart w:id="217" w:name="OLE_LINK15"/>
+      <w:bookmarkStart w:id="207" w:name="OLE_LINK15"/>
       <w:r>
         <w:t xml:space="preserve">While </w:t>
       </w:r>
@@ -18666,15 +18669,15 @@
         </w:rPr>
         <w:t xml:space="preserve">Gebauer </w:t>
       </w:r>
-      <w:bookmarkStart w:id="218" w:name="OLE_LINK16"/>
+      <w:bookmarkStart w:id="208" w:name="OLE_LINK16"/>
       <w:r>
         <w:rPr>
           <w:lang w:val="en-US"/>
         </w:rPr>
         <w:t>et al. (2020)</w:t>
       </w:r>
-      <w:bookmarkEnd w:id="217"/>
-      <w:bookmarkEnd w:id="218"/>
+      <w:bookmarkEnd w:id="207"/>
+      <w:bookmarkEnd w:id="208"/>
       <w:r>
         <w:t xml:space="preserve"> </w:t>
       </w:r>
@@ -18682,7 +18685,19 @@
         <w:rPr>
           <w:lang w:val="en-US"/>
         </w:rPr>
-        <w:t>note elements related to the implementation of the specific solution as key traps, the data suggest that, when it comes to the success of agentic AI, the most significant factor is not the agentic AI initiative itself</w:t>
+        <w:t>note elements related to the implementation of the specific solution as key traps, the data suggest</w:t>
+      </w:r>
+      <w:r>
+        <w:rPr>
+          <w:lang w:val="en-US"/>
+        </w:rPr>
+        <w:t>s</w:t>
+      </w:r>
+      <w:r>
+        <w:rPr>
+          <w:lang w:val="en-US"/>
+        </w:rPr>
+        <w:t xml:space="preserve"> that, when it comes to the success of agentic AI, the most significant factor is not the agentic AI initiative itself</w:t>
       </w:r>
       <w:r>
         <w:t xml:space="preserve"> but rather the organizational context in which it is embedded.</w:t>
@@ -18700,14 +18715,14 @@
         </w:rPr>
         <w:t xml:space="preserve">Both the organizational resistance observed and the breadth of benefits when successful observed within the dataset seem to be much higher than what is signaled in previous works regarding digital </w:t>
       </w:r>
-      <w:commentRangeStart w:id="219"/>
+      <w:commentRangeStart w:id="209"/>
       <w:r>
         <w:rPr>
           <w:lang w:val="en-US"/>
         </w:rPr>
         <w:t>transformation</w:t>
       </w:r>
-      <w:commentRangeEnd w:id="219"/>
+      <w:commentRangeEnd w:id="209"/>
       <w:r>
         <w:rPr>
           <w:rStyle w:val="CommentReference"/>
@@ -18715,7 +18730,7 @@
           <w:szCs w:val="22"/>
           <w:lang w:val="en-US"/>
         </w:rPr>
-        <w:commentReference w:id="219"/>
+        <w:commentReference w:id="209"/>
       </w:r>
       <w:r>
         <w:rPr>
@@ -18723,8 +18738,8 @@
         </w:rPr>
         <w:t xml:space="preserve">. </w:t>
       </w:r>
-      <w:commentRangeStart w:id="220"/>
-      <w:commentRangeEnd w:id="220"/>
+      <w:commentRangeStart w:id="210"/>
+      <w:commentRangeEnd w:id="210"/>
       <w:r>
         <w:rPr>
           <w:rStyle w:val="CommentReference"/>
@@ -18732,7 +18747,7 @@
           <w:szCs w:val="22"/>
           <w:lang w:val="en-US"/>
         </w:rPr>
-        <w:commentReference w:id="220"/>
+        <w:commentReference w:id="210"/>
       </w:r>
       <w:r>
         <w:rPr>
@@ -18740,8 +18755,8 @@
         </w:rPr>
         <w:t>The data suggest</w:t>
       </w:r>
-      <w:commentRangeStart w:id="221"/>
-      <w:commentRangeEnd w:id="221"/>
+      <w:commentRangeStart w:id="211"/>
+      <w:commentRangeEnd w:id="211"/>
       <w:r>
         <w:rPr>
           <w:rStyle w:val="CommentReference"/>
@@ -18749,7 +18764,13 @@
           <w:szCs w:val="22"/>
           <w:lang w:val="en-US"/>
         </w:rPr>
-        <w:commentReference w:id="221"/>
+        <w:commentReference w:id="211"/>
+      </w:r>
+      <w:r>
+        <w:rPr>
+          <w:lang w:val="en-US"/>
+        </w:rPr>
+        <w:t>s</w:t>
       </w:r>
       <w:r>
         <w:rPr>
@@ -18757,14 +18778,14 @@
         </w:rPr>
         <w:t xml:space="preserve"> that this increased speed creates increased resistance and delaying behavior, where one participant noted that, “It goes so fast that [employees] get overwhelmed”. This implies that the managerial </w:t>
       </w:r>
-      <w:commentRangeStart w:id="222"/>
+      <w:commentRangeStart w:id="212"/>
       <w:r>
         <w:rPr>
           <w:lang w:val="en-US"/>
         </w:rPr>
         <w:t>behaviors</w:t>
       </w:r>
-      <w:commentRangeEnd w:id="222"/>
+      <w:commentRangeEnd w:id="212"/>
       <w:r>
         <w:rPr>
           <w:rStyle w:val="CommentReference"/>
@@ -18772,7 +18793,7 @@
           <w:szCs w:val="22"/>
           <w:lang w:val="en-US"/>
         </w:rPr>
-        <w:commentReference w:id="222"/>
+        <w:commentReference w:id="212"/>
       </w:r>
       <w:r>
         <w:rPr>
@@ -18787,14 +18808,14 @@
         <w:lastRenderedPageBreak/>
         <w:t xml:space="preserve">during earlier waves </w:t>
       </w:r>
-      <w:commentRangeStart w:id="223"/>
+      <w:commentRangeStart w:id="213"/>
       <w:r>
         <w:rPr>
           <w:lang w:val="en-US"/>
         </w:rPr>
         <w:t>of digital transformation</w:t>
       </w:r>
-      <w:commentRangeEnd w:id="223"/>
+      <w:commentRangeEnd w:id="213"/>
       <w:r>
         <w:rPr>
           <w:rStyle w:val="CommentReference"/>
@@ -18802,7 +18823,7 @@
           <w:szCs w:val="22"/>
           <w:lang w:val="en-US"/>
         </w:rPr>
-        <w:commentReference w:id="223"/>
+        <w:commentReference w:id="213"/>
       </w:r>
       <w:r>
         <w:rPr>
@@ -18810,7 +18831,7 @@
         </w:rPr>
         <w:t xml:space="preserve"> have become even more important in the age of agentic AI.</w:t>
       </w:r>
-      <w:commentRangeEnd w:id="210"/>
+      <w:commentRangeEnd w:id="200"/>
       <w:r>
         <w:rPr>
           <w:rStyle w:val="CommentReference"/>
@@ -18818,16 +18839,16 @@
           <w:szCs w:val="22"/>
           <w:lang w:val="en-US"/>
         </w:rPr>
-        <w:commentReference w:id="210"/>
-      </w:r>
-    </w:p>
-    <w:p>
-      <w:pPr>
-        <w:rPr>
-          <w:lang w:val="en-US"/>
-        </w:rPr>
-      </w:pPr>
-      <w:commentRangeStart w:id="224"/>
+        <w:commentReference w:id="200"/>
+      </w:r>
+    </w:p>
+    <w:p>
+      <w:pPr>
+        <w:rPr>
+          <w:lang w:val="en-US"/>
+        </w:rPr>
+      </w:pPr>
+      <w:commentRangeStart w:id="214"/>
       <w:r>
         <w:rPr>
           <w:lang w:val="en-US"/>
@@ -18841,14 +18862,26 @@
         <w:rPr>
           <w:lang w:val="en-US"/>
         </w:rPr>
-        <w:t xml:space="preserve"> this paper sought to answer was “How do marketing managers identify and translate agentic AI opportunities?”.  The impetus for change comes from ma</w:t>
-      </w:r>
-      <w:commentRangeStart w:id="225"/>
-      <w:r>
-        <w:rPr>
-          <w:lang w:val="en-US"/>
-        </w:rPr>
-        <w:t xml:space="preserve">rketing managers who observe the changing landscape. The data show </w:t>
+        <w:t xml:space="preserve"> this paper sought to answer was “How do marketing managers identify and translate agentic AI opportunities?”  The impetus for change comes from ma</w:t>
+      </w:r>
+      <w:commentRangeStart w:id="215"/>
+      <w:r>
+        <w:rPr>
+          <w:lang w:val="en-US"/>
+        </w:rPr>
+        <w:t>rketing managers who observe the changing landscape. The data show</w:t>
+      </w:r>
+      <w:r>
+        <w:rPr>
+          <w:lang w:val="en-US"/>
+        </w:rPr>
+        <w:t>s</w:t>
+      </w:r>
+      <w:r>
+        <w:rPr>
+          <w:lang w:val="en-US"/>
+        </w:rPr>
+        <w:t xml:space="preserve"> </w:t>
       </w:r>
       <w:r>
         <w:t>two key external sources of inspiration that drive AI initiatives: the rapid progression of AI capability, including model releases and the roadmaps communicated by their software suppliers, and market pressure from competitors and, increasingly, from consumers who now have the ability to act through their own agents.</w:t>
@@ -18859,7 +18892,7 @@
         </w:rPr>
         <w:t xml:space="preserve"> </w:t>
       </w:r>
-      <w:commentRangeEnd w:id="225"/>
+      <w:commentRangeEnd w:id="215"/>
       <w:r>
         <w:rPr>
           <w:rStyle w:val="CommentReference"/>
@@ -18867,9 +18900,9 @@
           <w:szCs w:val="22"/>
           <w:lang w:val="en-US"/>
         </w:rPr>
-        <w:commentReference w:id="225"/>
-      </w:r>
-      <w:commentRangeEnd w:id="224"/>
+        <w:commentReference w:id="215"/>
+      </w:r>
+      <w:commentRangeEnd w:id="214"/>
       <w:r>
         <w:rPr>
           <w:rStyle w:val="CommentReference"/>
@@ -18877,11 +18910,11 @@
           <w:szCs w:val="22"/>
           <w:lang w:val="en-US"/>
         </w:rPr>
-        <w:commentReference w:id="224"/>
-      </w:r>
-    </w:p>
-    <w:p>
-      <w:commentRangeStart w:id="226"/>
+        <w:commentReference w:id="214"/>
+      </w:r>
+    </w:p>
+    <w:p>
+      <w:commentRangeStart w:id="216"/>
       <w:r>
         <w:rPr>
           <w:i/>
@@ -18890,7 +18923,7 @@
         </w:rPr>
         <w:t>Observing</w:t>
       </w:r>
-      <w:commentRangeEnd w:id="226"/>
+      <w:commentRangeEnd w:id="216"/>
       <w:r>
         <w:rPr>
           <w:rStyle w:val="CommentReference"/>
@@ -18898,7 +18931,7 @@
           <w:szCs w:val="22"/>
           <w:lang w:val="en-US"/>
         </w:rPr>
-        <w:commentReference w:id="226"/>
+        <w:commentReference w:id="216"/>
       </w:r>
       <w:r>
         <w:rPr>
@@ -18908,11 +18941,6 @@
       </w:r>
     </w:p>
     <w:p>
-      <w:pPr>
-        <w:rPr>
-          <w:del w:id="227" w:author="Luttik, Daan" w:date="2026-06-13T21:30:00Z" w16du:dateUtc="2026-06-13T19:30:00Z"/>
-        </w:rPr>
-      </w:pPr>
       <w:r>
         <w:t>Furthermore, optics can be especially deceiving when it comes to agentic AI, as there is often a gap between the optics and communication regarding agentic AI solutions and the reality of these AI solutions; these solutions are often presented as successful even when they are still to be implemented altogether.</w:t>
       </w:r>
@@ -18947,34 +18975,34 @@
       <w:r>
         <w:t xml:space="preserve">This analysis of the data empirically confirms and expands the organizational readiness </w:t>
       </w:r>
-      <w:commentRangeStart w:id="228"/>
+      <w:commentRangeStart w:id="217"/>
       <w:r>
         <w:t>criteria</w:t>
       </w:r>
-      <w:commentRangeEnd w:id="228"/>
+      <w:commentRangeEnd w:id="217"/>
       <w:r>
         <w:rPr>
           <w:rStyle w:val="CommentReference"/>
           <w:sz w:val="22"/>
           <w:szCs w:val="22"/>
         </w:rPr>
-        <w:commentReference w:id="228"/>
+        <w:commentReference w:id="217"/>
       </w:r>
       <w:r>
         <w:t xml:space="preserve"> as proposed by Srivastava (2026), and, in line with her call to research, connects these factors to value creation. Furthermore, evidence is provided that aligns with Schmidt et al.</w:t>
       </w:r>
-      <w:commentRangeStart w:id="229"/>
+      <w:commentRangeStart w:id="218"/>
       <w:r>
         <w:t>’s</w:t>
       </w:r>
-      <w:commentRangeEnd w:id="229"/>
+      <w:commentRangeEnd w:id="218"/>
       <w:r>
         <w:rPr>
           <w:rStyle w:val="CommentReference"/>
           <w:sz w:val="22"/>
           <w:szCs w:val="22"/>
         </w:rPr>
-        <w:commentReference w:id="229"/>
+        <w:commentReference w:id="218"/>
       </w:r>
       <w:r>
         <w:t xml:space="preserve"> </w:t>
@@ -18990,14 +19018,14 @@
           <w:lang w:val="en-US"/>
         </w:rPr>
       </w:pPr>
-      <w:commentRangeStart w:id="230"/>
+      <w:commentRangeStart w:id="219"/>
       <w:r>
         <w:rPr>
           <w:lang w:val="en-US"/>
         </w:rPr>
         <w:t>These aspects of the organizational context seem to be able to prevent or accelerate the implementation of agentic AI, drive the resistance or enthusiasm that drives AI adoption, and bound the knowledge and access to data and systems needed to effectively use agentic AI.</w:t>
       </w:r>
-      <w:commentRangeEnd w:id="230"/>
+      <w:commentRangeEnd w:id="219"/>
       <w:r>
         <w:rPr>
           <w:rStyle w:val="CommentReference"/>
@@ -19005,7 +19033,7 @@
           <w:szCs w:val="22"/>
           <w:lang w:val="en-US"/>
         </w:rPr>
-        <w:commentReference w:id="230"/>
+        <w:commentReference w:id="219"/>
       </w:r>
     </w:p>
     <w:p>
@@ -19157,7 +19185,7 @@
       <w:r>
         <w:t xml:space="preserve"> the utilization of generic agents for personal work. These findings seem to extend the findings from Hasselwander et al. (2026) regarding the AI super assistant: Data shows that marketers are already configuring agentic AI systems to perform a wide variety of tasks. It seems like these systems are increasingly implemented without a specific task in mind but are rather employed as a general purpose assistant. Additionally, previous work also showed that agentic AI can be used to automate processes (Hughes et al., 2025). </w:t>
       </w:r>
-      <w:commentRangeStart w:id="231"/>
+      <w:commentRangeStart w:id="220"/>
       <w:r>
         <w:t>This study adds to this idea by showing that marketers can be in control of these automations themselves, they use tools that</w:t>
       </w:r>
@@ -19167,14 +19195,14 @@
       <w:r>
         <w:t>do not require programming experience to automate their own processes.</w:t>
       </w:r>
-      <w:commentRangeEnd w:id="231"/>
+      <w:commentRangeEnd w:id="220"/>
       <w:r>
         <w:rPr>
           <w:rStyle w:val="CommentReference"/>
           <w:sz w:val="22"/>
           <w:szCs w:val="22"/>
         </w:rPr>
-        <w:commentReference w:id="231"/>
+        <w:commentReference w:id="220"/>
       </w:r>
     </w:p>
     <w:p>
@@ -19327,7 +19355,7 @@
       <w:r>
         <w:t xml:space="preserve">or </w:t>
       </w:r>
-      <w:commentRangeStart w:id="232"/>
+      <w:commentRangeStart w:id="221"/>
       <w:r>
         <w:t xml:space="preserve">Brynjolfsson et al. </w:t>
       </w:r>
@@ -19344,14 +19372,14 @@
       <w:r>
         <w:t>)</w:t>
       </w:r>
-      <w:commentRangeEnd w:id="232"/>
+      <w:commentRangeEnd w:id="221"/>
       <w:r>
         <w:rPr>
           <w:rStyle w:val="CommentReference"/>
           <w:sz w:val="22"/>
           <w:szCs w:val="22"/>
         </w:rPr>
-        <w:commentReference w:id="232"/>
+        <w:commentReference w:id="221"/>
       </w:r>
       <w:r>
         <w:t>.</w:t>
@@ -19421,7 +19449,19 @@
         <w:t xml:space="preserve"> analysis. </w:t>
       </w:r>
       <w:r>
-        <w:t xml:space="preserve">First, hallucination is often mentioned as a key risk, however </w:t>
+        <w:t>First, hallucination is often mentioned as a key risk</w:t>
+      </w:r>
+      <w:r>
+        <w:t>;</w:t>
+      </w:r>
+      <w:r>
+        <w:t xml:space="preserve"> however</w:t>
+      </w:r>
+      <w:r>
+        <w:t>,</w:t>
+      </w:r>
+      <w:r>
+        <w:t xml:space="preserve"> </w:t>
       </w:r>
       <w:r>
         <w:t>some</w:t>
@@ -19430,20 +19470,35 @@
         <w:t xml:space="preserve"> interviewees mention the risk of human failure as well. </w:t>
       </w:r>
       <w:r>
-        <w:t xml:space="preserve">Some noted that agentic AI might be less likely to make mistakes, but none indicated to have measured and compared the failure rates of agentic AI and humans. Similarly an often mentioned risk of agentic AI is brand risk, here we observe a similar pattern, </w:t>
-      </w:r>
-      <w:r>
-        <w:t xml:space="preserve">while many mention content that does not meet the quality bar or does not align with the brand as a risk some note that they </w:t>
-      </w:r>
-      <w:r>
-        <w:t xml:space="preserve">use AI to validate quality and alignment with the brand. These agentic AI content validation systems might be deployed to validate content generated by both human employees and AI systems and in doing so agentic AI might significantly lower brand risk compared to a situation where AI is not deployed. </w:t>
+        <w:t>Some noted that agentic AI might be less likely to make mistakes, but none indicated to have measured and compared the failure rates of agentic AI and humans. Similarly</w:t>
+      </w:r>
+      <w:r>
+        <w:t>,</w:t>
+      </w:r>
+      <w:r>
+        <w:t xml:space="preserve"> an often mentioned risk of agentic AI is brand risk</w:t>
+      </w:r>
+      <w:r>
+        <w:t>;</w:t>
+      </w:r>
+      <w:r>
+        <w:t xml:space="preserve"> here we observe a similar pattern, </w:t>
+      </w:r>
+      <w:r>
+        <w:t>while many mention content that does not meet the quality bar or does not align with the brand as a risk</w:t>
+      </w:r>
+      <w:r>
+        <w:t>,</w:t>
+      </w:r>
+      <w:r>
+        <w:t xml:space="preserve"> some note that they use AI to validate quality and alignment with the brand. These agentic AI content validation systems might be deployed to validate content generated by both human employees and AI systems and in doing so agentic AI might significantly lower brand risk compared to a situation where AI is not deployed. </w:t>
       </w:r>
     </w:p>
     <w:p>
       <w:pPr>
         <w:pStyle w:val="Heading2"/>
       </w:pPr>
-      <w:bookmarkStart w:id="233" w:name="_Toc232373236"/>
+      <w:bookmarkStart w:id="222" w:name="_Toc232373236"/>
       <w:r>
         <w:t>5.2</w:t>
       </w:r>
@@ -19451,7 +19506,7 @@
         <w:tab/>
         <w:t>Practical implications</w:t>
       </w:r>
-      <w:bookmarkEnd w:id="233"/>
+      <w:bookmarkEnd w:id="222"/>
     </w:p>
     <w:p>
       <w:r>
@@ -19464,7 +19519,13 @@
         <w:t xml:space="preserve"> </w:t>
       </w:r>
       <w:r>
-        <w:t>agentic AI, and a key element in doing so is navigating the organizational context. The data shows some practical implications that can provide guidance to managers who seek to benefit from agentic AI. In addition to the points made below Appendix B contains a list of practical suggestions that stem from this research and are directly applicable for a marketing manager.</w:t>
+        <w:t>agentic AI, and a key element in doing so is navigating the organizational context. The data shows some practical implications that can provide guidance to managers who seek to benefit from agentic AI. In addition to the points made below</w:t>
+      </w:r>
+      <w:r>
+        <w:t>,</w:t>
+      </w:r>
+      <w:r>
+        <w:t xml:space="preserve"> Appendix B contains a list of practical suggestions that stem from this research and are directly applicable for a marketing manager.</w:t>
       </w:r>
     </w:p>
     <w:p>
@@ -19504,10 +19565,22 @@
       </w:pPr>
       <w:r>
         <w:lastRenderedPageBreak/>
-        <w:t xml:space="preserve">The condition of the marketing team is important, interviewees note the value of bringing people along; employees can feel overwhelmed by the rapid changes that AI brings, but if you show them that you value them even though things are changing and if you help them master the skills necessary to work in the new context you are </w:t>
-      </w:r>
-      <w:r>
-        <w:t xml:space="preserve">as interviewee 13 noted </w:t>
+        <w:t>The condition of the marketing team is important</w:t>
+      </w:r>
+      <w:r>
+        <w:t>;</w:t>
+      </w:r>
+      <w:r>
+        <w:t xml:space="preserve"> interviewees note the value of bringing people along; employees can feel overwhelmed by the rapid changes that AI brings, but if you show them that you value them even though things are changing and if you help them master the skills necessary to work in the new context</w:t>
+      </w:r>
+      <w:r>
+        <w:t xml:space="preserve"> you can ease the transition. </w:t>
+      </w:r>
+      <w:r>
+        <w:t>As interviewee 13 noted:</w:t>
+      </w:r>
+      <w:r>
+        <w:t xml:space="preserve"> </w:t>
       </w:r>
       <w:r>
         <w:rPr>
@@ -19515,14 +19588,14 @@
         </w:rPr>
         <w:t xml:space="preserve">“Yes, we will automate these kind of things, but that still means someone needs to look over this automation. You can learn to do this”. This is connected to the need for </w:t>
       </w:r>
-      <w:commentRangeStart w:id="234"/>
+      <w:commentRangeStart w:id="223"/>
       <w:r>
         <w:rPr>
           <w:lang w:val="en-US"/>
         </w:rPr>
         <w:t>education</w:t>
       </w:r>
-      <w:commentRangeEnd w:id="234"/>
+      <w:commentRangeEnd w:id="223"/>
       <w:r>
         <w:rPr>
           <w:rStyle w:val="CommentReference"/>
@@ -19530,7 +19603,7 @@
           <w:szCs w:val="22"/>
           <w:lang w:val="en-US"/>
         </w:rPr>
-        <w:commentReference w:id="234"/>
+        <w:commentReference w:id="223"/>
       </w:r>
       <w:r>
         <w:rPr>
@@ -19545,14 +19618,14 @@
           <w:lang w:val="en-US"/>
         </w:rPr>
       </w:pPr>
-      <w:commentRangeStart w:id="235"/>
+      <w:commentRangeStart w:id="224"/>
       <w:r>
         <w:rPr>
           <w:lang w:val="en-US"/>
         </w:rPr>
         <w:t xml:space="preserve">An interesting interplay arises between compliance and experimentation. </w:t>
       </w:r>
-      <w:commentRangeEnd w:id="235"/>
+      <w:commentRangeEnd w:id="224"/>
       <w:r>
         <w:rPr>
           <w:rStyle w:val="CommentReference"/>
@@ -19560,7 +19633,7 @@
           <w:szCs w:val="22"/>
           <w:lang w:val="en-US"/>
         </w:rPr>
-        <w:commentReference w:id="235"/>
+        <w:commentReference w:id="224"/>
       </w:r>
       <w:r>
         <w:rPr>
@@ -19578,7 +19651,19 @@
         <w:rPr>
           <w:lang w:val="en-US"/>
         </w:rPr>
-        <w:t xml:space="preserve"> it can be hard to know what works and what does not. Experimentation helps organizations to act fast, and learn while doing. However, we also note that compliance policies can be a big obstacle to implementing agentic AI within the organization. Interviewee 12 notes a possible solution: “the laboratory”, a safe space where employees can experiment with AI. The data suggests that marketing managers deal with compliance policies as they are. We advice marketing managers to negotiate with legal and IT to set up these laboratories in a compliant manner, ensuring space for experimentation without breaking compliance policies.</w:t>
+        <w:t xml:space="preserve"> it can be hard to know what works and what does not. Experimentation helps organizations to act fast, and learn while doing. However, we also note that compliance policies can be a big obstacle to implementing agentic AI within the organization. Interviewee 12 notes a possible solution: “the laboratory”, a safe space where employees can experiment with AI. The data suggests that marketing managers deal with compliance policies as they are. We advi</w:t>
+      </w:r>
+      <w:r>
+        <w:rPr>
+          <w:lang w:val="en-US"/>
+        </w:rPr>
+        <w:t>s</w:t>
+      </w:r>
+      <w:r>
+        <w:rPr>
+          <w:lang w:val="en-US"/>
+        </w:rPr>
+        <w:t>e marketing managers to negotiate with legal and IT to set up these laboratories in a compliant manner, ensuring space for experimentation without breaking compliance policies.</w:t>
       </w:r>
       <w:r>
         <w:rPr>
@@ -19635,14 +19720,14 @@
         </w:rPr>
         <w:t xml:space="preserve"> </w:t>
       </w:r>
-      <w:commentRangeStart w:id="236"/>
+      <w:commentRangeStart w:id="225"/>
       <w:r>
         <w:rPr>
           <w:lang w:val="en-US"/>
         </w:rPr>
         <w:t>should become business leade</w:t>
       </w:r>
-      <w:commentRangeEnd w:id="236"/>
+      <w:commentRangeEnd w:id="225"/>
       <w:r>
         <w:rPr>
           <w:rStyle w:val="CommentReference"/>
@@ -19650,7 +19735,7 @@
           <w:szCs w:val="22"/>
           <w:lang w:val="en-US"/>
         </w:rPr>
-        <w:commentReference w:id="236"/>
+        <w:commentReference w:id="225"/>
       </w:r>
       <w:r>
         <w:rPr>
@@ -19688,7 +19773,7 @@
       <w:pPr>
         <w:pStyle w:val="Heading2"/>
       </w:pPr>
-      <w:bookmarkStart w:id="237" w:name="_Toc232373237"/>
+      <w:bookmarkStart w:id="226" w:name="_Toc232373237"/>
       <w:r>
         <w:t>5.3</w:t>
       </w:r>
@@ -19702,7 +19787,7 @@
       <w:r>
         <w:t>uture research</w:t>
       </w:r>
-      <w:bookmarkEnd w:id="237"/>
+      <w:bookmarkEnd w:id="226"/>
     </w:p>
     <w:p>
       <w:r>
@@ -19723,14 +19808,14 @@
         </w:rPr>
         <w:t xml:space="preserve"> et al., 2022) and are likely to be relevant toward the future; others like the impact of specific use cases might be heavily dependent on the temporal </w:t>
       </w:r>
-      <w:commentRangeStart w:id="238"/>
+      <w:commentRangeStart w:id="227"/>
       <w:r>
         <w:rPr>
           <w:lang w:val="en-US"/>
         </w:rPr>
         <w:t>situation</w:t>
       </w:r>
-      <w:commentRangeEnd w:id="238"/>
+      <w:commentRangeEnd w:id="227"/>
       <w:r>
         <w:rPr>
           <w:rStyle w:val="CommentReference"/>
@@ -19738,7 +19823,7 @@
           <w:szCs w:val="22"/>
           <w:lang w:val="en-US"/>
         </w:rPr>
-        <w:commentReference w:id="238"/>
+        <w:commentReference w:id="227"/>
       </w:r>
       <w:r>
         <w:rPr>
@@ -19746,8 +19831,8 @@
         </w:rPr>
         <w:t xml:space="preserve">. Furthermore, as this research applies a qualitative approach, </w:t>
       </w:r>
-      <w:commentRangeStart w:id="239"/>
-      <w:commentRangeEnd w:id="239"/>
+      <w:commentRangeStart w:id="228"/>
+      <w:commentRangeEnd w:id="228"/>
       <w:r>
         <w:rPr>
           <w:rStyle w:val="CommentReference"/>
@@ -19755,7 +19840,7 @@
           <w:szCs w:val="22"/>
           <w:lang w:val="en-US"/>
         </w:rPr>
-        <w:commentReference w:id="239"/>
+        <w:commentReference w:id="228"/>
       </w:r>
       <w:r>
         <w:rPr>
@@ -19775,8 +19860,8 @@
         </w:rPr>
         <w:t xml:space="preserve"> could be</w:t>
       </w:r>
-      <w:commentRangeStart w:id="240"/>
-      <w:commentRangeEnd w:id="240"/>
+      <w:commentRangeStart w:id="229"/>
+      <w:commentRangeEnd w:id="229"/>
       <w:r>
         <w:rPr>
           <w:rStyle w:val="CommentReference"/>
@@ -19784,7 +19869,7 @@
           <w:szCs w:val="22"/>
           <w:lang w:val="en-US"/>
         </w:rPr>
-        <w:commentReference w:id="240"/>
+        <w:commentReference w:id="229"/>
       </w:r>
       <w:r>
         <w:rPr>
@@ -19792,14 +19877,14 @@
         </w:rPr>
         <w:t xml:space="preserve"> transferable to other </w:t>
       </w:r>
-      <w:commentRangeStart w:id="241"/>
+      <w:commentRangeStart w:id="230"/>
       <w:r>
         <w:rPr>
           <w:lang w:val="en-US"/>
         </w:rPr>
         <w:t>contexts</w:t>
       </w:r>
-      <w:commentRangeEnd w:id="241"/>
+      <w:commentRangeEnd w:id="230"/>
       <w:r>
         <w:rPr>
           <w:rStyle w:val="CommentReference"/>
@@ -19807,7 +19892,7 @@
           <w:szCs w:val="22"/>
           <w:lang w:val="en-US"/>
         </w:rPr>
-        <w:commentReference w:id="241"/>
+        <w:commentReference w:id="230"/>
       </w:r>
       <w:r>
         <w:rPr>
@@ -19815,14 +19900,14 @@
         </w:rPr>
         <w:t xml:space="preserve">, but might also be specific to a small number of individuals and the context of the interviews (Shenton, 2004). </w:t>
       </w:r>
-      <w:commentRangeStart w:id="242"/>
+      <w:commentRangeStart w:id="231"/>
       <w:r>
         <w:rPr>
           <w:lang w:val="en-US"/>
         </w:rPr>
         <w:t>To</w:t>
       </w:r>
-      <w:commentRangeEnd w:id="242"/>
+      <w:commentRangeEnd w:id="231"/>
       <w:r>
         <w:rPr>
           <w:rStyle w:val="CommentReference"/>
@@ -19830,7 +19915,7 @@
           <w:szCs w:val="22"/>
           <w:lang w:val="en-US"/>
         </w:rPr>
-        <w:commentReference w:id="242"/>
+        <w:commentReference w:id="231"/>
       </w:r>
       <w:r>
         <w:rPr>
@@ -19846,14 +19931,14 @@
         </w:rPr>
         <w:t xml:space="preserve">Another limitation lies in the gap between optics and </w:t>
       </w:r>
-      <w:commentRangeStart w:id="243"/>
+      <w:commentRangeStart w:id="232"/>
       <w:r>
         <w:rPr>
           <w:lang w:val="en-US"/>
         </w:rPr>
         <w:t>reality</w:t>
       </w:r>
-      <w:commentRangeEnd w:id="243"/>
+      <w:commentRangeEnd w:id="232"/>
       <w:r>
         <w:rPr>
           <w:rStyle w:val="CommentReference"/>
@@ -19861,7 +19946,7 @@
           <w:szCs w:val="22"/>
           <w:lang w:val="en-US"/>
         </w:rPr>
-        <w:commentReference w:id="243"/>
+        <w:commentReference w:id="232"/>
       </w:r>
       <w:r>
         <w:rPr>
@@ -19869,14 +19954,14 @@
         </w:rPr>
         <w:t xml:space="preserve">; while many interviewees were open about this gap, others might not have been so </w:t>
       </w:r>
-      <w:commentRangeStart w:id="244"/>
+      <w:commentRangeStart w:id="233"/>
       <w:r>
         <w:rPr>
           <w:lang w:val="en-US"/>
         </w:rPr>
         <w:t>forthcoming</w:t>
       </w:r>
-      <w:commentRangeEnd w:id="244"/>
+      <w:commentRangeEnd w:id="233"/>
       <w:r>
         <w:rPr>
           <w:rStyle w:val="CommentReference"/>
@@ -19884,7 +19969,7 @@
           <w:szCs w:val="22"/>
           <w:lang w:val="en-US"/>
         </w:rPr>
-        <w:commentReference w:id="244"/>
+        <w:commentReference w:id="233"/>
       </w:r>
       <w:r>
         <w:rPr>
@@ -19892,14 +19977,14 @@
         </w:rPr>
         <w:t xml:space="preserve">. This study relies exclusively on interview data and is based on an inductive approach. In line with Polsa (2013), research could use different data collection methods and leverage different research approaches. For example, auditing the state of AI within an </w:t>
       </w:r>
-      <w:commentRangeStart w:id="245"/>
+      <w:commentRangeStart w:id="234"/>
       <w:r>
         <w:rPr>
           <w:lang w:val="en-US"/>
         </w:rPr>
         <w:t>organization</w:t>
       </w:r>
-      <w:commentRangeEnd w:id="245"/>
+      <w:commentRangeEnd w:id="234"/>
       <w:r>
         <w:rPr>
           <w:rStyle w:val="CommentReference"/>
@@ -19907,7 +19992,7 @@
           <w:szCs w:val="22"/>
           <w:lang w:val="en-US"/>
         </w:rPr>
-        <w:commentReference w:id="245"/>
+        <w:commentReference w:id="234"/>
       </w:r>
       <w:r>
         <w:rPr>
@@ -19921,8 +20006,8 @@
         </w:rPr>
         <w:t xml:space="preserve"> to the grounded theory approach used in this study</w:t>
       </w:r>
-      <w:commentRangeStart w:id="246"/>
-      <w:commentRangeEnd w:id="246"/>
+      <w:commentRangeStart w:id="235"/>
+      <w:commentRangeEnd w:id="235"/>
       <w:r>
         <w:rPr>
           <w:rStyle w:val="CommentReference"/>
@@ -19930,7 +20015,7 @@
           <w:szCs w:val="22"/>
           <w:lang w:val="en-US"/>
         </w:rPr>
-        <w:commentReference w:id="246"/>
+        <w:commentReference w:id="235"/>
       </w:r>
       <w:r>
         <w:rPr>
@@ -19954,15 +20039,15 @@
         </w:rPr>
         <w:t xml:space="preserve">Finally, </w:t>
       </w:r>
-      <w:commentRangeStart w:id="247"/>
-      <w:commentRangeStart w:id="248"/>
+      <w:commentRangeStart w:id="236"/>
+      <w:commentRangeStart w:id="237"/>
       <w:r>
         <w:rPr>
           <w:lang w:val="en-US"/>
         </w:rPr>
         <w:t>research</w:t>
       </w:r>
-      <w:commentRangeEnd w:id="247"/>
+      <w:commentRangeEnd w:id="236"/>
       <w:r>
         <w:rPr>
           <w:rStyle w:val="CommentReference"/>
@@ -19970,9 +20055,9 @@
           <w:szCs w:val="22"/>
           <w:lang w:val="en-US"/>
         </w:rPr>
-        <w:commentReference w:id="247"/>
-      </w:r>
-      <w:commentRangeEnd w:id="248"/>
+        <w:commentReference w:id="236"/>
+      </w:r>
+      <w:commentRangeEnd w:id="237"/>
       <w:r>
         <w:rPr>
           <w:rStyle w:val="CommentReference"/>
@@ -19980,7 +20065,7 @@
           <w:szCs w:val="22"/>
           <w:lang w:val="en-US"/>
         </w:rPr>
-        <w:commentReference w:id="248"/>
+        <w:commentReference w:id="237"/>
       </w:r>
       <w:r>
         <w:rPr>
@@ -19988,14 +20073,14 @@
         </w:rPr>
         <w:t xml:space="preserve"> could study specific elements in more </w:t>
       </w:r>
-      <w:commentRangeStart w:id="249"/>
+      <w:commentRangeStart w:id="238"/>
       <w:r>
         <w:rPr>
           <w:lang w:val="en-US"/>
         </w:rPr>
         <w:t>depth</w:t>
       </w:r>
-      <w:commentRangeEnd w:id="249"/>
+      <w:commentRangeEnd w:id="238"/>
       <w:r>
         <w:rPr>
           <w:rStyle w:val="CommentReference"/>
@@ -20003,7 +20088,7 @@
           <w:szCs w:val="22"/>
           <w:lang w:val="en-US"/>
         </w:rPr>
-        <w:commentReference w:id="249"/>
+        <w:commentReference w:id="238"/>
       </w:r>
       <w:r>
         <w:rPr>
@@ -20011,14 +20096,14 @@
         </w:rPr>
         <w:t xml:space="preserve">. First, research seems to rarely analyze the impact of specific technical features or technical </w:t>
       </w:r>
-      <w:commentRangeStart w:id="250"/>
+      <w:commentRangeStart w:id="239"/>
       <w:r>
         <w:rPr>
           <w:lang w:val="en-US"/>
         </w:rPr>
         <w:t>configurations</w:t>
       </w:r>
-      <w:commentRangeEnd w:id="250"/>
+      <w:commentRangeEnd w:id="239"/>
       <w:r>
         <w:rPr>
           <w:rStyle w:val="CommentReference"/>
@@ -20026,7 +20111,7 @@
           <w:szCs w:val="22"/>
           <w:lang w:val="en-US"/>
         </w:rPr>
-        <w:commentReference w:id="250"/>
+        <w:commentReference w:id="239"/>
       </w:r>
       <w:r>
         <w:rPr>
@@ -20046,14 +20131,14 @@
         </w:rPr>
         <w:t xml:space="preserve"> research in this domain could further explain the high variance regarding value outcomes for similar use cases. Second, research could make a more detailed analysis regarding the effect of the organizational </w:t>
       </w:r>
-      <w:commentRangeStart w:id="251"/>
+      <w:commentRangeStart w:id="240"/>
       <w:r>
         <w:rPr>
           <w:lang w:val="en-US"/>
         </w:rPr>
         <w:t>context</w:t>
       </w:r>
-      <w:commentRangeEnd w:id="251"/>
+      <w:commentRangeEnd w:id="240"/>
       <w:r>
         <w:rPr>
           <w:rStyle w:val="CommentReference"/>
@@ -20061,7 +20146,7 @@
           <w:szCs w:val="22"/>
           <w:lang w:val="en-US"/>
         </w:rPr>
-        <w:commentReference w:id="251"/>
+        <w:commentReference w:id="240"/>
       </w:r>
       <w:r>
         <w:rPr>
@@ -20076,14 +20161,14 @@
         <w:lastRenderedPageBreak/>
         <w:t xml:space="preserve">strive to create. Third, research could make a more detailed analysis of the specific behaviors of marketing managers, analyzing the components of behaviors like reshaping and their impact on the outcomes within the </w:t>
       </w:r>
-      <w:commentRangeStart w:id="252"/>
+      <w:commentRangeStart w:id="241"/>
       <w:r>
         <w:rPr>
           <w:lang w:val="en-US"/>
         </w:rPr>
         <w:t>organization</w:t>
       </w:r>
-      <w:commentRangeEnd w:id="252"/>
+      <w:commentRangeEnd w:id="241"/>
       <w:r>
         <w:rPr>
           <w:rStyle w:val="CommentReference"/>
@@ -20091,7 +20176,7 @@
           <w:szCs w:val="22"/>
           <w:lang w:val="en-US"/>
         </w:rPr>
-        <w:commentReference w:id="252"/>
+        <w:commentReference w:id="241"/>
       </w:r>
       <w:r>
         <w:rPr>
@@ -20111,7 +20196,7 @@
       <w:pPr>
         <w:pStyle w:val="Heading1"/>
       </w:pPr>
-      <w:bookmarkStart w:id="253" w:name="_Toc232373238"/>
+      <w:bookmarkStart w:id="242" w:name="_Toc232373238"/>
       <w:r>
         <w:lastRenderedPageBreak/>
         <w:t>6.</w:t>
@@ -20120,7 +20205,7 @@
         <w:tab/>
         <w:t>Conclusion</w:t>
       </w:r>
-      <w:bookmarkEnd w:id="253"/>
+      <w:bookmarkEnd w:id="242"/>
     </w:p>
     <w:p>
       <w:r>
@@ -20141,7 +20226,7 @@
       <w:r>
         <w:t>:</w:t>
       </w:r>
-      <w:commentRangeStart w:id="254"/>
+      <w:commentRangeStart w:id="243"/>
       <w:r>
         <w:t xml:space="preserve"> observing </w:t>
       </w:r>
@@ -20154,30 +20239,30 @@
       <w:r>
         <w:t xml:space="preserve">navigating the organizational context, applying agentic AI, which together result in obtaining value outcomes. </w:t>
       </w:r>
-      <w:commentRangeEnd w:id="254"/>
+      <w:commentRangeEnd w:id="243"/>
       <w:r>
         <w:rPr>
           <w:rStyle w:val="CommentReference"/>
           <w:sz w:val="22"/>
           <w:szCs w:val="22"/>
         </w:rPr>
-        <w:commentReference w:id="254"/>
-      </w:r>
-    </w:p>
-    <w:p>
-      <w:pPr>
-        <w:rPr>
-          <w:lang w:val="en-US"/>
-        </w:rPr>
-      </w:pPr>
-      <w:commentRangeStart w:id="255"/>
+        <w:commentReference w:id="243"/>
+      </w:r>
+    </w:p>
+    <w:p>
+      <w:pPr>
+        <w:rPr>
+          <w:lang w:val="en-US"/>
+        </w:rPr>
+      </w:pPr>
+      <w:commentRangeStart w:id="244"/>
       <w:r>
         <w:rPr>
           <w:lang w:val="en-US"/>
         </w:rPr>
         <w:t>Empirically</w:t>
       </w:r>
-      <w:commentRangeEnd w:id="255"/>
+      <w:commentRangeEnd w:id="244"/>
       <w:r>
         <w:rPr>
           <w:rStyle w:val="CommentReference"/>
@@ -20185,7 +20270,7 @@
           <w:szCs w:val="22"/>
           <w:lang w:val="en-US"/>
         </w:rPr>
-        <w:commentReference w:id="255"/>
+        <w:commentReference w:id="244"/>
       </w:r>
       <w:r>
         <w:rPr>
@@ -20271,7 +20356,7 @@
           <w:highlight w:val="white"/>
         </w:rPr>
       </w:pPr>
-      <w:bookmarkStart w:id="256" w:name="_Toc232373239"/>
+      <w:bookmarkStart w:id="245" w:name="_Toc232373239"/>
       <w:r>
         <w:lastRenderedPageBreak/>
         <w:t>7.</w:t>
@@ -20280,7 +20365,7 @@
         <w:tab/>
         <w:t>References</w:t>
       </w:r>
-      <w:bookmarkEnd w:id="256"/>
+      <w:bookmarkEnd w:id="245"/>
     </w:p>
     <w:p>
       <w:pPr>
@@ -20294,7 +20379,19 @@
         <w:rPr>
           <w:highlight w:val="white"/>
         </w:rPr>
-        <w:t>Acharya, D. B., Kuppan, K., &amp; Divya, B. (2025). Agentic AI: Autonomous intelligence for complex goals—A comprehensive survey. </w:t>
+        <w:t>Acharya, D. B., Kuppan, K., &amp; Divya, B. (2025). Agentic AI: Autonomous intelligence for complex goals</w:t>
+      </w:r>
+      <w:r>
+        <w:rPr>
+          <w:highlight w:val="white"/>
+        </w:rPr>
+        <w:t>—A</w:t>
+      </w:r>
+      <w:r>
+        <w:rPr>
+          <w:highlight w:val="white"/>
+        </w:rPr>
+        <w:t xml:space="preserve"> comprehensive survey. </w:t>
       </w:r>
       <w:r>
         <w:rPr>
@@ -20443,7 +20540,7 @@
           <w:highlight w:val="white"/>
         </w:rPr>
       </w:pPr>
-      <w:commentRangeStart w:id="257"/>
+      <w:commentRangeStart w:id="246"/>
       <w:r>
         <w:rPr>
           <w:highlight w:val="white"/>
@@ -20513,7 +20610,7 @@
           <w:t>https://www.anthropic.com/engineering/equipping-agents-for-the-real-world-with-agent-skills</w:t>
         </w:r>
       </w:hyperlink>
-      <w:commentRangeEnd w:id="257"/>
+      <w:commentRangeEnd w:id="246"/>
       <w:r>
         <w:rPr>
           <w:rStyle w:val="CommentReference"/>
@@ -20521,7 +20618,7 @@
           <w:szCs w:val="22"/>
           <w:highlight w:val="white"/>
         </w:rPr>
-        <w:commentReference w:id="257"/>
+        <w:commentReference w:id="246"/>
       </w:r>
     </w:p>
     <w:p>
@@ -20628,13 +20725,7 @@
         </w:rPr>
       </w:pPr>
       <w:r>
-        <w:t xml:space="preserve">Blumer, H. </w:t>
-      </w:r>
-      <w:r>
-        <w:t>(1986)</w:t>
-      </w:r>
-      <w:r>
-        <w:t>. </w:t>
+        <w:t>Blumer, H. (1986). </w:t>
       </w:r>
       <w:r>
         <w:rPr>
@@ -20644,13 +20735,7 @@
         <w:t>Symbolic interactionism: Perspective and method</w:t>
       </w:r>
       <w:r>
-        <w:t xml:space="preserve">. </w:t>
-      </w:r>
-      <w:r>
-        <w:t>Univ of California Press</w:t>
-      </w:r>
-      <w:r>
-        <w:t>.</w:t>
+        <w:t>. Univ of California Press.</w:t>
       </w:r>
     </w:p>
     <w:p>
@@ -20797,52 +20882,18 @@
         <w:t>(2), 20539517241247839.</w:t>
       </w:r>
     </w:p>
-    <w:commentRangeStart w:id="258"/>
     <w:p>
       <w:pPr>
         <w:ind w:left="720" w:hanging="720"/>
         <w:rPr>
-          <w:del w:id="259" w:author="Claude" w:date="2026-06-15T00:00:00Z"/>
-          <w:highlight w:val="white"/>
-        </w:rPr>
-      </w:pPr>
-      <w:r>
-        <w:fldChar w:fldCharType="begin"/>
-      </w:r>
-      <w:r>
-        <w:instrText>HYPERLINK "https://claude.com/blog/skills" \h</w:instrText>
-      </w:r>
-      <w:r>
-        <w:fldChar w:fldCharType="separate"/>
-      </w:r>
-      <w:r>
-        <w:fldChar w:fldCharType="end"/>
-      </w:r>
-      <w:commentRangeEnd w:id="258"/>
-      <w:del w:id="260" w:author="Claude" w:date="2026-06-15T00:00:00Z">
-        <w:r>
-          <w:rPr>
-            <w:rStyle w:val="CommentReference"/>
-            <w:sz w:val="22"/>
-            <w:szCs w:val="22"/>
-            <w:highlight w:val="white"/>
-          </w:rPr>
-          <w:commentReference w:id="258"/>
-        </w:r>
-      </w:del>
-    </w:p>
-    <w:p>
-      <w:pPr>
-        <w:ind w:left="720" w:hanging="720"/>
-        <w:rPr>
-          <w:highlight w:val="white"/>
-        </w:rPr>
-      </w:pPr>
-      <w:r>
-        <w:rPr>
-          <w:highlight w:val="white"/>
-        </w:rPr>
-        <w:lastRenderedPageBreak/>
+          <w:highlight w:val="white"/>
+        </w:rPr>
+      </w:pPr>
+      <w:hyperlink r:id="rId19"/>
+      <w:r>
+        <w:rPr>
+          <w:highlight w:val="white"/>
+        </w:rPr>
         <w:t>Charmaz, K. (2006). </w:t>
       </w:r>
       <w:r>
@@ -20883,13 +20934,8 @@
         <w:rPr>
           <w:highlight w:val="white"/>
         </w:rPr>
-        <w:t xml:space="preserve">Charmaz, K. (2014). Constructing grounded theory </w:t>
-      </w:r>
-      <w:r>
-        <w:rPr>
-          <w:highlight w:val="white"/>
-        </w:rPr>
-        <w:t>(2nd ed.)</w:t>
+        <w:lastRenderedPageBreak/>
+        <w:t>Charmaz, K. (2014). Constructing grounded theory (2nd ed.)</w:t>
       </w:r>
       <w:r>
         <w:rPr>
@@ -20910,7 +20956,6 @@
       <w:pPr>
         <w:ind w:left="720" w:hanging="720"/>
         <w:rPr>
-          <w:del w:id="261" w:author="Claude" w:date="2026-06-14T00:00:00Z"/>
           <w:sz w:val="20"/>
           <w:szCs w:val="20"/>
           <w:highlight w:val="white"/>
@@ -20936,7 +20981,7 @@
         </w:rPr>
         <w:t xml:space="preserve"> ChatGPT. </w:t>
       </w:r>
-      <w:hyperlink r:id="rId19">
+      <w:hyperlink r:id="rId20">
         <w:r>
           <w:rPr>
             <w:color w:val="1155CC"/>
@@ -21004,7 +21049,7 @@
         </w:rPr>
         <w:t xml:space="preserve">. </w:t>
       </w:r>
-      <w:hyperlink r:id="rId20">
+      <w:hyperlink r:id="rId21">
         <w:r>
           <w:rPr>
             <w:color w:val="1155CC"/>
@@ -21327,7 +21372,6 @@
         <w:rPr>
           <w:highlight w:val="white"/>
         </w:rPr>
-        <w:lastRenderedPageBreak/>
         <w:t>Gao, Y., Xiong, Y., Gao, X., Jia, K., Pan, J., Bi, Y., ... &amp; Wang, H. (2023). Retrieval-augmented generation for large language models: A survey. </w:t>
       </w:r>
       <w:r>
@@ -21371,6 +21415,7 @@
           <w:highlight w:val="white"/>
           <w:lang w:val="de-DE"/>
         </w:rPr>
+        <w:lastRenderedPageBreak/>
         <w:t xml:space="preserve">Gebauer, H., Fleisch, E., Lamprecht, C., &amp; Wortmann, F. (2020). </w:t>
       </w:r>
       <w:r>
@@ -21790,19 +21835,138 @@
     </w:p>
     <w:p>
       <w:pPr>
+        <w:ind w:left="720" w:hanging="720"/>
+        <w:rPr>
+          <w:highlight w:val="white"/>
+        </w:rPr>
+      </w:pPr>
+      <w:r>
+        <w:rPr>
+          <w:highlight w:val="white"/>
+        </w:rPr>
+        <w:t>Järvinen, J., &amp; Taiminen, H. (2016). Harnessing marketing automation for B2B content marketing. </w:t>
+      </w:r>
+      <w:r>
+        <w:rPr>
+          <w:i/>
+          <w:iCs/>
+          <w:highlight w:val="white"/>
+        </w:rPr>
+        <w:t>Industrial marketing management</w:t>
+      </w:r>
+      <w:r>
+        <w:rPr>
+          <w:highlight w:val="white"/>
+        </w:rPr>
+        <w:t>, </w:t>
+      </w:r>
+      <w:r>
+        <w:rPr>
+          <w:i/>
+          <w:iCs/>
+          <w:highlight w:val="white"/>
+        </w:rPr>
+        <w:t>54</w:t>
+      </w:r>
+      <w:r>
+        <w:rPr>
+          <w:highlight w:val="white"/>
+        </w:rPr>
+        <w:t>, 164-175.</w:t>
+      </w:r>
+    </w:p>
+    <w:p>
+      <w:pPr>
+        <w:ind w:left="720" w:hanging="720"/>
+        <w:rPr>
+          <w:highlight w:val="white"/>
+          <w:lang w:val="en-US"/>
+        </w:rPr>
+      </w:pPr>
+      <w:r>
+        <w:rPr>
+          <w:highlight w:val="white"/>
+          <w:lang w:val="nl-NL"/>
+        </w:rPr>
+        <w:t xml:space="preserve">Kastner, J. K., &amp; Hong, S. J. (1984). </w:t>
+      </w:r>
+      <w:r>
+        <w:rPr>
+          <w:highlight w:val="white"/>
+        </w:rPr>
+        <w:t>A review of expert systems. </w:t>
+      </w:r>
+      <w:r>
+        <w:rPr>
+          <w:i/>
+          <w:iCs/>
+          <w:highlight w:val="white"/>
+        </w:rPr>
+        <w:t>European journal of operational research</w:t>
+      </w:r>
+      <w:r>
+        <w:rPr>
+          <w:highlight w:val="white"/>
+        </w:rPr>
+        <w:t>, </w:t>
+      </w:r>
+      <w:r>
+        <w:rPr>
+          <w:i/>
+          <w:iCs/>
+          <w:highlight w:val="white"/>
+        </w:rPr>
+        <w:t>18</w:t>
+      </w:r>
+      <w:r>
+        <w:rPr>
+          <w:highlight w:val="white"/>
+        </w:rPr>
+        <w:t>(3), 285-292.</w:t>
+      </w:r>
+    </w:p>
+    <w:p>
+      <w:pPr>
+        <w:ind w:left="720" w:hanging="720"/>
+        <w:rPr>
+          <w:highlight w:val="white"/>
+        </w:rPr>
+      </w:pPr>
+      <w:r>
+        <w:rPr>
+          <w:highlight w:val="white"/>
+        </w:rPr>
+        <w:lastRenderedPageBreak/>
+        <w:t xml:space="preserve">Kim, J. (2025). Advertising in the age of agentic AI: Call for research. </w:t>
+      </w:r>
+      <w:r>
+        <w:rPr>
+          <w:i/>
+          <w:iCs/>
+          <w:highlight w:val="white"/>
+        </w:rPr>
+        <w:t>Journal of Interactive Advertising, 25</w:t>
+      </w:r>
+      <w:r>
+        <w:rPr>
+          <w:highlight w:val="white"/>
+        </w:rPr>
+        <w:t>(3), 215-221.</w:t>
+      </w:r>
+    </w:p>
+    <w:p>
+      <w:pPr>
         <w:spacing w:line="360" w:lineRule="auto"/>
         <w:ind w:left="720" w:hanging="720"/>
         <w:rPr>
-          <w:del w:id="262" w:author="Claude" w:date="2026-06-14T00:00:00Z"/>
-          <w:highlight w:val="white"/>
-          <w:lang w:val="en-US"/>
-        </w:rPr>
-      </w:pPr>
-      <w:r>
-        <w:rPr>
-          <w:highlight w:val="white"/>
-        </w:rPr>
-        <w:t>Järvinen, J., &amp; Taiminen, H. (2016). Harnessing marketing automation for B2B content marketing. </w:t>
+          <w:highlight w:val="white"/>
+        </w:rPr>
+      </w:pPr>
+      <w:r>
+        <w:rPr>
+          <w:highlight w:val="white"/>
+        </w:rPr>
+        <w:t>Kohavi, R., Longbotham, R., Sommerfield, D., &amp; Henne, R. M. (2009). Controlled experiments on the web: survey and practical guide. </w:t>
       </w:r>
       <w:r>
         <w:rPr>
@@ -21810,7 +21974,7 @@
           <w:iCs/>
           <w:highlight w:val="white"/>
         </w:rPr>
-        <w:t>Industrial marketing management</w:t>
+        <w:t>Data mining and knowledge discovery</w:t>
       </w:r>
       <w:r>
         <w:rPr>
@@ -21824,13 +21988,13 @@
           <w:iCs/>
           <w:highlight w:val="white"/>
         </w:rPr>
-        <w:t>54</w:t>
-      </w:r>
-      <w:r>
-        <w:rPr>
-          <w:highlight w:val="white"/>
-        </w:rPr>
-        <w:t>, 164-175.</w:t>
+        <w:t>18</w:t>
+      </w:r>
+      <w:r>
+        <w:rPr>
+          <w:highlight w:val="white"/>
+        </w:rPr>
+        <w:t>(1), 140-181.</w:t>
       </w:r>
     </w:p>
     <w:p>
@@ -21838,22 +22002,13 @@
         <w:ind w:left="720" w:hanging="720"/>
         <w:rPr>
           <w:highlight w:val="white"/>
-          <w:lang w:val="en-US"/>
-        </w:rPr>
-      </w:pPr>
-      <w:r>
-        <w:rPr>
-          <w:highlight w:val="white"/>
-          <w:lang w:val="en-US"/>
-        </w:rPr>
-        <w:lastRenderedPageBreak/>
-        <w:t xml:space="preserve">Kastner, J. K., &amp; Hong, S. J. (1984). </w:t>
-      </w:r>
-      <w:r>
-        <w:rPr>
-          <w:highlight w:val="white"/>
-        </w:rPr>
-        <w:t>A review of expert systems. </w:t>
+        </w:rPr>
+      </w:pPr>
+      <w:r>
+        <w:rPr>
+          <w:highlight w:val="white"/>
+        </w:rPr>
+        <w:t>Krizhevsky, A., Sutskever, I., &amp; Hinton, G. E. (2012). Imagenet classification with deep convolutional neural networks. </w:t>
       </w:r>
       <w:r>
         <w:rPr>
@@ -21861,7 +22016,7 @@
           <w:iCs/>
           <w:highlight w:val="white"/>
         </w:rPr>
-        <w:t>European journal of operational research</w:t>
+        <w:t>Advances in neural information processing systems</w:t>
       </w:r>
       <w:r>
         <w:rPr>
@@ -21875,13 +22030,13 @@
           <w:iCs/>
           <w:highlight w:val="white"/>
         </w:rPr>
-        <w:t>18</w:t>
-      </w:r>
-      <w:r>
-        <w:rPr>
-          <w:highlight w:val="white"/>
-        </w:rPr>
-        <w:t>(3), 285-292.</w:t>
+        <w:t>25</w:t>
+      </w:r>
+      <w:r>
+        <w:rPr>
+          <w:highlight w:val="white"/>
+        </w:rPr>
+        <w:t>.</w:t>
       </w:r>
     </w:p>
     <w:p>
@@ -21895,7 +22050,7 @@
         <w:rPr>
           <w:highlight w:val="white"/>
         </w:rPr>
-        <w:t xml:space="preserve">Kim, J. (2025). Advertising in the age of agentic AI: Call for research. </w:t>
+        <w:t>LeCun, Y., Bengio, Y., &amp; Hinton, G. (2015). Deep learning. </w:t>
       </w:r>
       <w:r>
         <w:rPr>
@@ -21903,28 +22058,13 @@
           <w:iCs/>
           <w:highlight w:val="white"/>
         </w:rPr>
-        <w:t>Journal of Interactive Advertising, 25</w:t>
-      </w:r>
-      <w:r>
-        <w:rPr>
-          <w:highlight w:val="white"/>
-        </w:rPr>
-        <w:t>(3), 215-221.</w:t>
-      </w:r>
-    </w:p>
-    <w:p>
-      <w:pPr>
-        <w:spacing w:line="360" w:lineRule="auto"/>
-        <w:ind w:left="720" w:hanging="720"/>
-        <w:rPr>
-          <w:highlight w:val="white"/>
-        </w:rPr>
-      </w:pPr>
-      <w:r>
-        <w:rPr>
-          <w:highlight w:val="white"/>
-        </w:rPr>
-        <w:t>Kohavi, R., Longbotham, R., Sommerfield, D., &amp; Henne, R. M. (2009). Controlled experiments on the web: survey and practical guide. </w:t>
+        <w:t>nature</w:t>
+      </w:r>
+      <w:r>
+        <w:rPr>
+          <w:highlight w:val="white"/>
+        </w:rPr>
+        <w:t>, </w:t>
       </w:r>
       <w:r>
         <w:rPr>
@@ -21932,282 +22072,183 @@
           <w:iCs/>
           <w:highlight w:val="white"/>
         </w:rPr>
-        <w:t>Data mining and knowledge discovery</w:t>
-      </w:r>
-      <w:r>
-        <w:rPr>
-          <w:highlight w:val="white"/>
-        </w:rPr>
-        <w:t>, </w:t>
+        <w:t>521</w:t>
+      </w:r>
+      <w:r>
+        <w:rPr>
+          <w:highlight w:val="white"/>
+        </w:rPr>
+        <w:t>(7553), 436-444.</w:t>
+      </w:r>
+    </w:p>
+    <w:p>
+      <w:pPr>
+        <w:ind w:left="720" w:hanging="720"/>
+      </w:pPr>
+      <w:r>
+        <w:t>Lewis, P., Perez, E., Piktus, A., Petroni, F., Karpukhin, V., Goyal, N., ... &amp; Kiela, D. (2020). Retrieval-augmented generation for knowledge-intensive nlp tasks. </w:t>
       </w:r>
       <w:r>
         <w:rPr>
           <w:i/>
           <w:iCs/>
-          <w:highlight w:val="white"/>
-        </w:rPr>
-        <w:t>18</w:t>
-      </w:r>
-      <w:r>
-        <w:rPr>
-          <w:highlight w:val="white"/>
-        </w:rPr>
-        <w:t>(1), 140-181.</w:t>
-      </w:r>
-    </w:p>
-    <w:p>
-      <w:pPr>
-        <w:ind w:left="720" w:hanging="720"/>
-        <w:rPr>
-          <w:del w:id="263" w:author="Claude" w:date="2026-06-14T00:00:00Z"/>
-          <w:highlight w:val="white"/>
-        </w:rPr>
-      </w:pPr>
-      <w:r>
-        <w:rPr>
-          <w:highlight w:val="white"/>
-        </w:rPr>
-        <w:t>Krizhevsky, A., Sutskever, I., &amp; Hinton, G. E. (2012). Imagenet classification with deep convolutional neural networks. </w:t>
+        </w:rPr>
+        <w:t>Advances in neural information processing systems</w:t>
+      </w:r>
+      <w:r>
+        <w:t>, </w:t>
       </w:r>
       <w:r>
         <w:rPr>
           <w:i/>
           <w:iCs/>
-          <w:highlight w:val="white"/>
-        </w:rPr>
-        <w:t>Advances in neural information processing systems</w:t>
-      </w:r>
-      <w:r>
-        <w:rPr>
-          <w:highlight w:val="white"/>
-        </w:rPr>
-        <w:t>, </w:t>
+        </w:rPr>
+        <w:t>33</w:t>
+      </w:r>
+      <w:r>
+        <w:t>, 9459-9474.</w:t>
+      </w:r>
+    </w:p>
+    <w:p>
+      <w:pPr>
+        <w:ind w:left="720" w:hanging="720"/>
+        <w:rPr>
+          <w:highlight w:val="white"/>
+          <w:lang w:val="it-IT"/>
+        </w:rPr>
+      </w:pPr>
+      <w:r>
+        <w:rPr>
+          <w:highlight w:val="white"/>
+        </w:rPr>
+        <w:t>Li, M., Guo, S., &amp; Liu, R. (2025). BERT-based Consumer Sentiment Analysis for Personalized Marketing Strategies. </w:t>
       </w:r>
       <w:r>
         <w:rPr>
           <w:i/>
           <w:iCs/>
           <w:highlight w:val="white"/>
-        </w:rPr>
-        <w:t>25</w:t>
-      </w:r>
-      <w:r>
-        <w:rPr>
-          <w:highlight w:val="white"/>
-        </w:rPr>
-        <w:t>.</w:t>
-      </w:r>
-    </w:p>
-    <w:p>
-      <w:pPr>
-        <w:ind w:left="720" w:hanging="720"/>
-        <w:rPr>
-          <w:highlight w:val="white"/>
-        </w:rPr>
-      </w:pPr>
-      <w:r>
-        <w:rPr>
-          <w:highlight w:val="white"/>
-        </w:rPr>
-        <w:t>LeCun, Y., Bengio, Y., &amp; Hinton, G. (2015). Deep learning. </w:t>
+          <w:lang w:val="it-IT"/>
+        </w:rPr>
+        <w:t>Informatica</w:t>
+      </w:r>
+      <w:r>
+        <w:rPr>
+          <w:highlight w:val="white"/>
+          <w:lang w:val="it-IT"/>
+        </w:rPr>
+        <w:t>, </w:t>
       </w:r>
       <w:r>
         <w:rPr>
           <w:i/>
           <w:iCs/>
           <w:highlight w:val="white"/>
-        </w:rPr>
-        <w:t>nature</w:t>
-      </w:r>
-      <w:r>
-        <w:rPr>
-          <w:highlight w:val="white"/>
-        </w:rPr>
-        <w:t>, </w:t>
+          <w:lang w:val="it-IT"/>
+        </w:rPr>
+        <w:t>49</w:t>
+      </w:r>
+      <w:r>
+        <w:rPr>
+          <w:highlight w:val="white"/>
+          <w:lang w:val="it-IT"/>
+        </w:rPr>
+        <w:t>(28).</w:t>
+      </w:r>
+    </w:p>
+    <w:p>
+      <w:pPr>
+        <w:ind w:left="720" w:hanging="720"/>
+        <w:rPr>
+          <w:highlight w:val="white"/>
+          <w:lang w:val="it-IT"/>
+        </w:rPr>
+      </w:pPr>
+      <w:r>
+        <w:rPr>
+          <w:highlight w:val="white"/>
+          <w:lang w:val="it-IT"/>
+        </w:rPr>
+        <w:t xml:space="preserve">Lincoln, Y. S., &amp; Guba, E. G. (1985). </w:t>
       </w:r>
       <w:r>
         <w:rPr>
           <w:i/>
           <w:iCs/>
           <w:highlight w:val="white"/>
-        </w:rPr>
-        <w:t>521</w:t>
-      </w:r>
-      <w:r>
-        <w:rPr>
-          <w:highlight w:val="white"/>
-        </w:rPr>
-        <w:t>(7553), 436-444.</w:t>
+          <w:lang w:val="it-IT"/>
+        </w:rPr>
+        <w:t>Naturalistic inquiry</w:t>
+      </w:r>
+      <w:r>
+        <w:rPr>
+          <w:highlight w:val="white"/>
+          <w:lang w:val="it-IT"/>
+        </w:rPr>
+        <w:t>. Sage.</w:t>
       </w:r>
     </w:p>
     <w:p>
       <w:pPr>
         <w:ind w:left="720" w:hanging="720"/>
-      </w:pPr>
-      <w:r>
-        <w:t>Lewis, P., Perez, E., Piktus, A., Petroni, F., Karpukhin, V., Goyal, N., ... &amp; Kiela, D. (2020). Retrieval-augmented generation for knowledge-intensive nlp tasks. </w:t>
+        <w:rPr>
+          <w:strike/>
+          <w:lang w:val="en-US"/>
+        </w:rPr>
+      </w:pPr>
+      <w:r>
+        <w:rPr>
+          <w:highlight w:val="white"/>
+        </w:rPr>
+        <w:t>Little, J. D. (1979). Decision support systems for marketing managers. </w:t>
       </w:r>
       <w:r>
         <w:rPr>
           <w:i/>
           <w:iCs/>
-        </w:rPr>
-        <w:t>Advances in neural information processing systems</w:t>
-      </w:r>
-      <w:r>
+          <w:highlight w:val="white"/>
+        </w:rPr>
+        <w:t>Journal of marketing</w:t>
+      </w:r>
+      <w:r>
+        <w:rPr>
+          <w:highlight w:val="white"/>
+        </w:rPr>
         <w:t>, </w:t>
       </w:r>
       <w:r>
         <w:rPr>
           <w:i/>
           <w:iCs/>
-        </w:rPr>
-        <w:t>33</w:t>
-      </w:r>
-      <w:r>
-        <w:t>, 9459-9474.</w:t>
+          <w:highlight w:val="white"/>
+        </w:rPr>
+        <w:t>43</w:t>
+      </w:r>
+      <w:r>
+        <w:rPr>
+          <w:highlight w:val="white"/>
+        </w:rPr>
+        <w:t>(3), 9-26.</w:t>
       </w:r>
     </w:p>
     <w:p>
       <w:pPr>
         <w:ind w:left="720" w:hanging="720"/>
-        <w:rPr>
-          <w:highlight w:val="white"/>
-          <w:lang w:val="it-IT"/>
-        </w:rPr>
-      </w:pPr>
-      <w:r>
-        <w:rPr>
-          <w:highlight w:val="white"/>
-        </w:rPr>
-        <w:t>Li, M., Guo, S., &amp; Liu, R. (2025). BERT-based Consumer Sentiment Analysis for Personalized Marketing Strategies. </w:t>
+      </w:pPr>
+      <w:r>
+        <w:t xml:space="preserve">Mayer, H., Yee, L., Chui, M., &amp; Roberts, R. (2025). </w:t>
       </w:r>
       <w:r>
         <w:rPr>
           <w:i/>
           <w:iCs/>
-          <w:highlight w:val="white"/>
-          <w:lang w:val="it-IT"/>
-        </w:rPr>
-        <w:t>Informatica</w:t>
-      </w:r>
-      <w:r>
-        <w:rPr>
-          <w:highlight w:val="white"/>
-          <w:lang w:val="it-IT"/>
-        </w:rPr>
-        <w:t>, </w:t>
-      </w:r>
-      <w:r>
-        <w:rPr>
-          <w:i/>
-          <w:iCs/>
-          <w:highlight w:val="white"/>
-          <w:lang w:val="it-IT"/>
-        </w:rPr>
-        <w:t>49</w:t>
-      </w:r>
-      <w:r>
-        <w:rPr>
-          <w:highlight w:val="white"/>
-          <w:lang w:val="it-IT"/>
-        </w:rPr>
-        <w:t>(28).</w:t>
-      </w:r>
-    </w:p>
-    <w:p>
-      <w:pPr>
-        <w:ind w:left="720" w:hanging="720"/>
-        <w:rPr>
-          <w:highlight w:val="white"/>
-          <w:lang w:val="it-IT"/>
-        </w:rPr>
-      </w:pPr>
-      <w:r>
-        <w:rPr>
-          <w:highlight w:val="white"/>
-          <w:lang w:val="it-IT"/>
-        </w:rPr>
-        <w:t xml:space="preserve">Lincoln, Y. S., &amp; Guba, E. G. (1985). </w:t>
-      </w:r>
-      <w:r>
-        <w:rPr>
-          <w:i/>
-          <w:iCs/>
-          <w:highlight w:val="white"/>
-          <w:lang w:val="it-IT"/>
-        </w:rPr>
-        <w:t>Naturalistic inquiry</w:t>
-      </w:r>
-      <w:r>
-        <w:rPr>
-          <w:highlight w:val="white"/>
-          <w:lang w:val="it-IT"/>
-        </w:rPr>
-        <w:t>. Sage.</w:t>
-      </w:r>
-    </w:p>
-    <w:p>
-      <w:pPr>
-        <w:ind w:left="720" w:hanging="720"/>
-        <w:rPr>
-          <w:strike/>
-          <w:lang w:val="en-US"/>
-        </w:rPr>
-      </w:pPr>
-      <w:r>
-        <w:rPr>
-          <w:highlight w:val="white"/>
-        </w:rPr>
-        <w:t>Little, J. D. (1979). Decision support systems for marketing managers. </w:t>
-      </w:r>
-      <w:r>
-        <w:rPr>
-          <w:i/>
-          <w:iCs/>
-          <w:highlight w:val="white"/>
-        </w:rPr>
-        <w:t>Journal of marketing</w:t>
-      </w:r>
-      <w:r>
-        <w:rPr>
-          <w:highlight w:val="white"/>
-        </w:rPr>
-        <w:t>, </w:t>
-      </w:r>
-      <w:r>
-        <w:rPr>
-          <w:i/>
-          <w:iCs/>
-          <w:highlight w:val="white"/>
-        </w:rPr>
-        <w:t>43</w:t>
-      </w:r>
-      <w:r>
-        <w:rPr>
-          <w:highlight w:val="white"/>
-        </w:rPr>
-        <w:t>(3), 9-26.</w:t>
-      </w:r>
-    </w:p>
-    <w:p>
-      <w:pPr>
-        <w:ind w:left="720" w:hanging="720"/>
-      </w:pPr>
-      <w:r>
-        <w:t xml:space="preserve">Mayer, H., Yee, L., Chui, M., &amp; Roberts, R. (2025). </w:t>
-      </w:r>
-      <w:r>
-        <w:rPr>
-          <w:i/>
-          <w:iCs/>
         </w:rPr>
         <w:t>AI in the workplace: A report for 2025.</w:t>
       </w:r>
       <w:r>
         <w:t xml:space="preserve"> McKinsey &amp; Company.</w:t>
       </w:r>
-      <w:hyperlink r:id="rId21">
+      <w:hyperlink r:id="rId22">
         <w:r>
           <w:rPr>
             <w:u w:val="single"/>
@@ -22215,7 +22256,7 @@
           <w:t xml:space="preserve"> </w:t>
         </w:r>
       </w:hyperlink>
-      <w:hyperlink r:id="rId22">
+      <w:hyperlink r:id="rId23">
         <w:r>
           <w:rPr>
             <w:color w:val="1155CC"/>
@@ -22237,83 +22278,49 @@
           <w:i/>
           <w:iCs/>
         </w:rPr>
-        <w:t>Qualitative Research and Case Study Applications in Education. Revised and Expanded from" Case Study Research in Education."</w:t>
-      </w:r>
-      <w:r>
-        <w:t>. Jossey-Bass Publishers, 350 Sansome St, San Francisco, CA 94104.</w:t>
-      </w:r>
-    </w:p>
-    <w:p>
-      <w:pPr>
-        <w:ind w:left="720" w:hanging="720"/>
-        <w:rPr>
-          <w:highlight w:val="white"/>
-          <w:lang w:val="en-US"/>
-        </w:rPr>
-      </w:pPr>
-      <w:r>
-        <w:rPr>
-          <w:highlight w:val="white"/>
-        </w:rPr>
-        <w:lastRenderedPageBreak/>
-        <w:t>Mikolov, T., Sutskever, I., Chen, K., Corrado, G. S., &amp; Dean, J. (2013). Distributed representations of words and phrases and their compositionality. </w:t>
+        <w:t>Qualitative Research and Case Study Applications in Education. Revised and Expanded from</w:t>
       </w:r>
       <w:r>
         <w:rPr>
           <w:i/>
           <w:iCs/>
-          <w:highlight w:val="white"/>
-        </w:rPr>
-        <w:t>Advances in neural information processing systems</w:t>
-      </w:r>
-      <w:r>
-        <w:rPr>
-          <w:highlight w:val="white"/>
-        </w:rPr>
-        <w:t>, </w:t>
+        </w:rPr>
+        <w:t xml:space="preserve"> “</w:t>
       </w:r>
       <w:r>
         <w:rPr>
           <w:i/>
           <w:iCs/>
-          <w:highlight w:val="white"/>
-        </w:rPr>
-        <w:t>26</w:t>
-      </w:r>
-      <w:r>
-        <w:rPr>
-          <w:highlight w:val="white"/>
-        </w:rPr>
-        <w:t>.</w:t>
-      </w:r>
-    </w:p>
-    <w:p>
-      <w:pPr>
-        <w:ind w:left="720" w:hanging="720"/>
-        <w:rPr>
-          <w:highlight w:val="white"/>
-          <w:lang w:val="en-US"/>
-        </w:rPr>
-      </w:pPr>
-      <w:r>
-        <w:rPr>
-          <w:highlight w:val="white"/>
-        </w:rPr>
-        <w:t>Mitchell, A. A., Russo, J. E., &amp; Wittink, D. R. (1991). Issues in the development and use of expert systems for marketing decisions. </w:t>
+        </w:rPr>
+        <w:t>Case Study Research in Education</w:t>
       </w:r>
       <w:r>
         <w:rPr>
           <w:i/>
           <w:iCs/>
-          <w:highlight w:val="white"/>
-        </w:rPr>
-        <w:t>International Journal of Research in Marketing</w:t>
-      </w:r>
-      <w:r>
-        <w:rPr>
-          <w:highlight w:val="white"/>
-        </w:rPr>
-        <w:t>, </w:t>
+        </w:rPr>
+        <w:t xml:space="preserve">” </w:t>
+      </w:r>
+      <w:r>
+        <w:t>.</w:t>
+      </w:r>
+      <w:r>
+        <w:t>Jossey-Bass Publishers, 350 Sansome St, San Francisco, CA 94104.</w:t>
+      </w:r>
+    </w:p>
+    <w:p>
+      <w:pPr>
+        <w:ind w:left="720" w:hanging="720"/>
+        <w:rPr>
+          <w:highlight w:val="white"/>
+          <w:lang w:val="en-US"/>
+        </w:rPr>
+      </w:pPr>
+      <w:r>
+        <w:rPr>
+          <w:highlight w:val="white"/>
+        </w:rPr>
+        <w:t>Mikolov, T., Sutskever, I., Chen, K., Corrado, G. S., &amp; Dean, J. (2013). Distributed representations of words and phrases and their compositionality. </w:t>
       </w:r>
       <w:r>
         <w:rPr>
@@ -22321,6 +22328,64 @@
           <w:iCs/>
           <w:highlight w:val="white"/>
         </w:rPr>
+        <w:t>Advances in neural information processing systems</w:t>
+      </w:r>
+      <w:r>
+        <w:rPr>
+          <w:highlight w:val="white"/>
+        </w:rPr>
+        <w:t>, </w:t>
+      </w:r>
+      <w:r>
+        <w:rPr>
+          <w:i/>
+          <w:iCs/>
+          <w:highlight w:val="white"/>
+        </w:rPr>
+        <w:t>26</w:t>
+      </w:r>
+      <w:r>
+        <w:rPr>
+          <w:highlight w:val="white"/>
+        </w:rPr>
+        <w:t>.</w:t>
+      </w:r>
+    </w:p>
+    <w:p>
+      <w:pPr>
+        <w:ind w:left="720" w:hanging="720"/>
+        <w:rPr>
+          <w:highlight w:val="white"/>
+          <w:lang w:val="en-US"/>
+        </w:rPr>
+      </w:pPr>
+      <w:r>
+        <w:rPr>
+          <w:highlight w:val="white"/>
+        </w:rPr>
+        <w:lastRenderedPageBreak/>
+        <w:t>Mitchell, A. A., Russo, J. E., &amp; Wittink, D. R. (1991). Issues in the development and use of expert systems for marketing decisions. </w:t>
+      </w:r>
+      <w:r>
+        <w:rPr>
+          <w:i/>
+          <w:iCs/>
+          <w:highlight w:val="white"/>
+        </w:rPr>
+        <w:t>International Journal of Research in Marketing</w:t>
+      </w:r>
+      <w:r>
+        <w:rPr>
+          <w:highlight w:val="white"/>
+        </w:rPr>
+        <w:t>, </w:t>
+      </w:r>
+      <w:r>
+        <w:rPr>
+          <w:i/>
+          <w:iCs/>
+          <w:highlight w:val="white"/>
+        </w:rPr>
         <w:t>8</w:t>
       </w:r>
       <w:r>
@@ -22429,7 +22494,7 @@
       <w:r>
         <w:t xml:space="preserve">.  </w:t>
       </w:r>
-      <w:hyperlink r:id="rId23">
+      <w:hyperlink r:id="rId24">
         <w:r>
           <w:rPr>
             <w:color w:val="1155CC"/>
@@ -22443,7 +22508,6 @@
       <w:pPr>
         <w:ind w:left="720" w:hanging="720"/>
         <w:rPr>
-          <w:del w:id="264" w:author="Claude" w:date="2026-06-14T00:00:00Z"/>
           <w:highlight w:val="white"/>
         </w:rPr>
       </w:pPr>
@@ -22460,7 +22524,7 @@
       <w:r>
         <w:t xml:space="preserve">. OpenAI.  </w:t>
       </w:r>
-      <w:hyperlink r:id="rId24">
+      <w:hyperlink r:id="rId25">
         <w:r>
           <w:rPr>
             <w:color w:val="1155CC"/>
@@ -22530,7 +22594,6 @@
       <w:pPr>
         <w:ind w:left="720" w:hanging="720"/>
         <w:rPr>
-          <w:del w:id="265" w:author="Claude" w:date="2026-06-14T00:00:00Z"/>
           <w:highlight w:val="white"/>
         </w:rPr>
       </w:pPr>
@@ -22573,7 +22636,6 @@
       <w:pPr>
         <w:ind w:left="720" w:hanging="720"/>
         <w:rPr>
-          <w:del w:id="266" w:author="Claude" w:date="2026-06-14T00:00:00Z"/>
           <w:highlight w:val="white"/>
           <w:lang w:val="en-US"/>
         </w:rPr>
@@ -22682,7 +22744,6 @@
         <w:rPr>
           <w:highlight w:val="white"/>
         </w:rPr>
-        <w:lastRenderedPageBreak/>
         <w:t xml:space="preserve">Shenton, A. K. (2004). Strategies for ensuring trustworthiness in qualitative research projects. </w:t>
       </w:r>
       <w:r>
@@ -22730,6 +22791,7 @@
         <w:rPr>
           <w:highlight w:val="white"/>
         </w:rPr>
+        <w:lastRenderedPageBreak/>
         <w:t>Shinde, P. P., &amp; Shah, S. (2018, August). A review of machine learning and deep learning applications. In </w:t>
       </w:r>
       <w:r>
@@ -22824,7 +22886,19 @@
         <w:rPr>
           <w:highlight w:val="white"/>
         </w:rPr>
-        <w:t>In This Special Issue: When Attention is All Marketers Need—Artificial Intelligence in Marketing. </w:t>
+        <w:t>In This Special Issue: When Attention is All Marketers Need</w:t>
+      </w:r>
+      <w:r>
+        <w:rPr>
+          <w:highlight w:val="white"/>
+        </w:rPr>
+        <w:t>—</w:t>
+      </w:r>
+      <w:r>
+        <w:rPr>
+          <w:highlight w:val="white"/>
+        </w:rPr>
+        <w:t>Artificial Intelligence in Marketing. </w:t>
       </w:r>
       <w:r>
         <w:rPr>
@@ -23060,12 +23134,12 @@
       <w:pPr>
         <w:pStyle w:val="Heading1"/>
       </w:pPr>
-      <w:bookmarkStart w:id="267" w:name="_Toc232373240"/>
+      <w:bookmarkStart w:id="247" w:name="_Toc232373240"/>
       <w:r>
         <w:lastRenderedPageBreak/>
         <w:t>Appendix A. Interview Guide and Protocol</w:t>
       </w:r>
-      <w:bookmarkEnd w:id="267"/>
+      <w:bookmarkEnd w:id="247"/>
     </w:p>
     <w:p>
       <w:r>
@@ -23079,7 +23153,7 @@
       <w:pPr>
         <w:pStyle w:val="Heading2"/>
       </w:pPr>
-      <w:bookmarkStart w:id="268" w:name="_Toc232373241"/>
+      <w:bookmarkStart w:id="248" w:name="_Toc232373241"/>
       <w:r>
         <w:rPr>
           <w:lang w:val="en-US"/>
@@ -23095,7 +23169,7 @@
         </w:rPr>
         <w:t>Interview Guide</w:t>
       </w:r>
-      <w:bookmarkEnd w:id="268"/>
+      <w:bookmarkEnd w:id="248"/>
     </w:p>
     <w:p>
       <w:pPr>
@@ -23507,21 +23581,21 @@
       <w:pPr>
         <w:pStyle w:val="Heading1"/>
       </w:pPr>
-      <w:bookmarkStart w:id="269" w:name="_Toc232373242"/>
-      <w:commentRangeStart w:id="270"/>
+      <w:bookmarkStart w:id="249" w:name="_Toc232373242"/>
+      <w:commentRangeStart w:id="250"/>
       <w:r>
         <w:lastRenderedPageBreak/>
         <w:t>Appendix B. Putting the model to work: a manager’s checklist</w:t>
       </w:r>
-      <w:bookmarkEnd w:id="269"/>
-      <w:commentRangeEnd w:id="270"/>
+      <w:bookmarkEnd w:id="249"/>
+      <w:commentRangeEnd w:id="250"/>
       <w:r>
         <w:rPr>
           <w:rStyle w:val="CommentReference"/>
           <w:sz w:val="22"/>
           <w:szCs w:val="22"/>
         </w:rPr>
-        <w:commentReference w:id="270"/>
+        <w:commentReference w:id="250"/>
       </w:r>
     </w:p>
     <w:p>
@@ -23533,11 +23607,11 @@
       <w:pPr>
         <w:pStyle w:val="Heading2"/>
       </w:pPr>
-      <w:bookmarkStart w:id="271" w:name="_Toc232373243"/>
+      <w:bookmarkStart w:id="251" w:name="_Toc232373243"/>
       <w:r>
         <w:t>Observing: sensing the changing context</w:t>
       </w:r>
-      <w:bookmarkEnd w:id="271"/>
+      <w:bookmarkEnd w:id="251"/>
     </w:p>
     <w:p>
       <w:pPr>
@@ -23616,14 +23690,14 @@
       <w:pPr>
         <w:pStyle w:val="Heading2"/>
       </w:pPr>
-      <w:bookmarkStart w:id="272" w:name="_Toc232373245"/>
+      <w:bookmarkStart w:id="252" w:name="_Toc232373245"/>
       <w:r>
         <w:t>Navigating</w:t>
       </w:r>
       <w:r>
         <w:t>: acting on the conditions</w:t>
       </w:r>
-      <w:bookmarkEnd w:id="272"/>
+      <w:bookmarkEnd w:id="252"/>
     </w:p>
     <w:p>
       <w:pPr>
@@ -23779,7 +23853,7 @@
         </w:rPr>
         <w:t>Fund and protect experimentation: centralize or absorb its cost so teams are not penalized for early, low-return learning.</w:t>
       </w:r>
-      <w:bookmarkStart w:id="273" w:name="_Toc232373246"/>
+      <w:bookmarkStart w:id="253" w:name="_Toc232373246"/>
     </w:p>
     <w:p>
       <w:pPr>
@@ -23788,7 +23862,7 @@
       <w:r>
         <w:t>Applying: putting agentic AI to work</w:t>
       </w:r>
-      <w:bookmarkEnd w:id="273"/>
+      <w:bookmarkEnd w:id="253"/>
     </w:p>
     <w:p>
       <w:pPr>
@@ -23866,7 +23940,7 @@
         </w:rPr>
         <w:t>. Only scale after you have gotten signals that it generates net-positive value.</w:t>
       </w:r>
-      <w:bookmarkStart w:id="274" w:name="_Toc232373247"/>
+      <w:bookmarkStart w:id="254" w:name="_Toc232373247"/>
     </w:p>
     <w:p>
       <w:pPr>
@@ -23875,7 +23949,7 @@
       <w:r>
         <w:t>Mediating Value Outcomes: turning application into value</w:t>
       </w:r>
-      <w:bookmarkEnd w:id="274"/>
+      <w:bookmarkEnd w:id="254"/>
     </w:p>
     <w:p>
       <w:pPr>
@@ -23964,7 +24038,7 @@
       </w:r>
     </w:p>
     <w:sectPr>
-      <w:headerReference w:type="default" r:id="rId25"/>
+      <w:headerReference w:type="default" r:id="rId26"/>
       <w:pgSz w:w="12240" w:h="15840"/>
       <w:pgMar w:top="1440" w:right="1440" w:bottom="1440" w:left="1440" w:header="720" w:footer="720" w:gutter="0"/>
       <w:cols w:space="708"/>
@@ -25853,7 +25927,7 @@
       </w:r>
     </w:p>
   </w:comment>
-  <w:comment w:id="98" w:author="Daan Luttik" w:date="2026-01-14T17:59:00Z" w:initials="">
+  <w:comment w:id="92" w:author="Daan Luttik" w:date="2026-01-14T17:59:00Z" w:initials="">
     <w:p>
       <w:pPr>
         <w:widowControl w:val="0"/>
@@ -25886,7 +25960,7 @@
       </w:r>
     </w:p>
   </w:comment>
-  <w:comment w:id="97" w:author="Daan Luttik" w:date="2026-05-03T19:25:00Z" w:initials="">
+  <w:comment w:id="91" w:author="Daan Luttik" w:date="2026-05-03T19:25:00Z" w:initials="">
     <w:p>
       <w:pPr>
         <w:widowControl w:val="0"/>
@@ -25919,7 +25993,7 @@
       </w:r>
     </w:p>
   </w:comment>
-  <w:comment w:id="104" w:author="Stefanie B." w:date="2025-12-02T09:35:00Z" w:initials="">
+  <w:comment w:id="98" w:author="Stefanie B." w:date="2025-12-02T09:35:00Z" w:initials="">
     <w:p>
       <w:pPr>
         <w:widowControl w:val="0"/>
@@ -25952,7 +26026,7 @@
       </w:r>
     </w:p>
   </w:comment>
-  <w:comment w:id="105" w:author="Luttik, Daan" w:date="2026-06-13T09:19:00Z" w:initials="DL">
+  <w:comment w:id="99" w:author="Luttik, Daan" w:date="2026-06-13T09:19:00Z" w:initials="DL">
     <w:p>
       <w:pPr>
         <w:pStyle w:val="CommentText"/>
@@ -25969,7 +26043,7 @@
       </w:r>
     </w:p>
   </w:comment>
-  <w:comment w:id="102" w:author="Daan Luttik" w:date="2026-05-03T19:33:00Z" w:initials="">
+  <w:comment w:id="96" w:author="Daan Luttik" w:date="2026-05-03T19:33:00Z" w:initials="">
     <w:p>
       <w:pPr>
         <w:widowControl w:val="0"/>
@@ -26002,7 +26076,7 @@
       </w:r>
     </w:p>
   </w:comment>
-  <w:comment w:id="103" w:author="Beninger, Stefanie" w:date="2026-06-12T09:59:00Z" w:initials="BS">
+  <w:comment w:id="97" w:author="Beninger, Stefanie" w:date="2026-06-12T09:59:00Z" w:initials="BS">
     <w:p>
       <w:pPr>
         <w:pStyle w:val="CommentText"/>
@@ -26018,7 +26092,7 @@
       </w:r>
     </w:p>
   </w:comment>
-  <w:comment w:id="99" w:author="Stefanie B." w:date="2026-05-11T15:12:00Z" w:initials="">
+  <w:comment w:id="93" w:author="Stefanie B." w:date="2026-05-11T15:12:00Z" w:initials="">
     <w:p>
       <w:pPr>
         <w:widowControl w:val="0"/>
@@ -26051,7 +26125,7 @@
       </w:r>
     </w:p>
   </w:comment>
-  <w:comment w:id="100" w:author="Luttik, Daan" w:date="2026-06-07T21:24:00Z" w:initials="DL">
+  <w:comment w:id="94" w:author="Luttik, Daan" w:date="2026-06-07T21:24:00Z" w:initials="DL">
     <w:p>
       <w:pPr>
         <w:pStyle w:val="CommentText"/>
@@ -26068,7 +26142,7 @@
       </w:r>
     </w:p>
   </w:comment>
-  <w:comment w:id="101" w:author="Beninger, Stefanie" w:date="2026-06-12T09:58:00Z" w:initials="BS">
+  <w:comment w:id="95" w:author="Beninger, Stefanie" w:date="2026-06-12T09:58:00Z" w:initials="BS">
     <w:p>
       <w:pPr>
         <w:pStyle w:val="CommentText"/>
@@ -26084,7 +26158,7 @@
       </w:r>
     </w:p>
   </w:comment>
-  <w:comment w:id="106" w:author="Luttik, Daan" w:date="2026-06-09T21:47:00Z" w:initials="DL">
+  <w:comment w:id="100" w:author="Luttik, Daan" w:date="2026-06-09T21:47:00Z" w:initials="DL">
     <w:p>
       <w:pPr>
         <w:pStyle w:val="CommentText"/>
@@ -26101,7 +26175,7 @@
       </w:r>
     </w:p>
   </w:comment>
-  <w:comment w:id="107" w:author="Beninger, Stefanie" w:date="2026-06-12T10:00:00Z" w:initials="BS">
+  <w:comment w:id="101" w:author="Beninger, Stefanie" w:date="2026-06-12T10:00:00Z" w:initials="BS">
     <w:p>
       <w:pPr>
         <w:pStyle w:val="CommentText"/>
@@ -26117,7 +26191,7 @@
       </w:r>
     </w:p>
   </w:comment>
-  <w:comment w:id="112" w:author="Stefanie B." w:date="2025-12-02T09:33:00Z" w:initials="">
+  <w:comment w:id="106" w:author="Stefanie B." w:date="2025-12-02T09:33:00Z" w:initials="">
     <w:p>
       <w:pPr>
         <w:widowControl w:val="0"/>
@@ -26150,7 +26224,7 @@
       </w:r>
     </w:p>
   </w:comment>
-  <w:comment w:id="113" w:author="Luttik, Daan" w:date="2026-06-07T21:26:00Z" w:initials="DL">
+  <w:comment w:id="107" w:author="Luttik, Daan" w:date="2026-06-07T21:26:00Z" w:initials="DL">
     <w:p>
       <w:pPr>
         <w:pStyle w:val="CommentText"/>
@@ -26167,7 +26241,7 @@
       </w:r>
     </w:p>
   </w:comment>
-  <w:comment w:id="114" w:author="Luttik, Daan" w:date="2026-06-07T21:26:00Z" w:initials="DL">
+  <w:comment w:id="108" w:author="Luttik, Daan" w:date="2026-06-07T21:26:00Z" w:initials="DL">
     <w:p>
       <w:pPr>
         <w:pStyle w:val="CommentText"/>
@@ -26226,7 +26300,7 @@
       </w:r>
     </w:p>
   </w:comment>
-  <w:comment w:id="115" w:author="Beninger, Stefanie" w:date="2026-06-12T10:23:00Z" w:initials="BS">
+  <w:comment w:id="109" w:author="Beninger, Stefanie" w:date="2026-06-12T10:23:00Z" w:initials="BS">
     <w:p>
       <w:pPr>
         <w:pStyle w:val="CommentText"/>
@@ -26242,7 +26316,7 @@
       </w:r>
     </w:p>
   </w:comment>
-  <w:comment w:id="111" w:author="Daan Luttik" w:date="2026-01-14T17:53:00Z" w:initials="">
+  <w:comment w:id="105" w:author="Daan Luttik" w:date="2026-01-14T17:53:00Z" w:initials="">
     <w:p>
       <w:pPr>
         <w:widowControl w:val="0"/>
@@ -26404,7 +26478,7 @@
       </w:r>
     </w:p>
   </w:comment>
-  <w:comment w:id="110" w:author="Daan Luttik" w:date="2026-04-27T16:29:00Z" w:initials="">
+  <w:comment w:id="104" w:author="Daan Luttik" w:date="2026-04-27T16:29:00Z" w:initials="">
     <w:p>
       <w:pPr>
         <w:widowControl w:val="0"/>
@@ -26437,7 +26511,7 @@
       </w:r>
     </w:p>
   </w:comment>
-  <w:comment w:id="109" w:author="Daan Luttik" w:date="2026-04-27T16:30:00Z" w:initials="">
+  <w:comment w:id="103" w:author="Daan Luttik" w:date="2026-04-27T16:30:00Z" w:initials="">
     <w:p>
       <w:pPr>
         <w:widowControl w:val="0"/>
@@ -26470,7 +26544,7 @@
       </w:r>
     </w:p>
   </w:comment>
-  <w:comment w:id="108" w:author="Stefanie B." w:date="2026-05-11T15:13:00Z" w:initials="">
+  <w:comment w:id="102" w:author="Stefanie B." w:date="2026-05-11T15:13:00Z" w:initials="">
     <w:p>
       <w:pPr>
         <w:widowControl w:val="0"/>
@@ -26503,7 +26577,7 @@
       </w:r>
     </w:p>
   </w:comment>
-  <w:comment w:id="122" w:author="Daan Luttik" w:date="2026-05-31T16:54:00Z" w:initials="">
+  <w:comment w:id="112" w:author="Daan Luttik" w:date="2026-05-31T16:54:00Z" w:initials="">
     <w:p>
       <w:pPr>
         <w:widowControl w:val="0"/>
@@ -26536,7 +26610,7 @@
       </w:r>
     </w:p>
   </w:comment>
-  <w:comment w:id="123" w:author="Daan Luttik" w:date="2026-05-31T16:53:00Z" w:initials="">
+  <w:comment w:id="113" w:author="Daan Luttik" w:date="2026-05-31T16:53:00Z" w:initials="">
     <w:p>
       <w:pPr>
         <w:widowControl w:val="0"/>
@@ -26569,7 +26643,7 @@
       </w:r>
     </w:p>
   </w:comment>
-  <w:comment w:id="126" w:author="Beninger, Stefanie" w:date="2026-06-10T13:40:00Z" w:initials="BS">
+  <w:comment w:id="116" w:author="Beninger, Stefanie" w:date="2026-06-10T13:40:00Z" w:initials="BS">
     <w:p>
       <w:pPr>
         <w:pStyle w:val="CommentText"/>
@@ -26585,7 +26659,7 @@
       </w:r>
     </w:p>
   </w:comment>
-  <w:comment w:id="127" w:author="Beninger, Stefanie" w:date="2026-06-10T13:40:00Z" w:initials="BS">
+  <w:comment w:id="117" w:author="Beninger, Stefanie" w:date="2026-06-10T13:40:00Z" w:initials="BS">
     <w:p>
       <w:pPr>
         <w:pStyle w:val="CommentText"/>
@@ -26601,7 +26675,7 @@
       </w:r>
     </w:p>
   </w:comment>
-  <w:comment w:id="128" w:author="Beninger, Stefanie" w:date="2026-06-10T13:41:00Z" w:initials="BS">
+  <w:comment w:id="118" w:author="Beninger, Stefanie" w:date="2026-06-10T13:41:00Z" w:initials="BS">
     <w:p>
       <w:pPr>
         <w:pStyle w:val="CommentText"/>
@@ -26617,7 +26691,7 @@
       </w:r>
     </w:p>
   </w:comment>
-  <w:comment w:id="129" w:author="Luttik, Daan" w:date="2026-06-10T14:12:00Z" w:initials="DL">
+  <w:comment w:id="119" w:author="Luttik, Daan" w:date="2026-06-10T14:12:00Z" w:initials="DL">
     <w:p>
       <w:pPr>
         <w:pStyle w:val="CommentText"/>
@@ -26634,7 +26708,7 @@
       </w:r>
     </w:p>
   </w:comment>
-  <w:comment w:id="130" w:author="Beninger, Stefanie" w:date="2026-06-12T10:23:00Z" w:initials="BS">
+  <w:comment w:id="120" w:author="Beninger, Stefanie" w:date="2026-06-12T10:23:00Z" w:initials="BS">
     <w:p>
       <w:pPr>
         <w:pStyle w:val="CommentText"/>
@@ -26650,7 +26724,7 @@
       </w:r>
     </w:p>
   </w:comment>
-  <w:comment w:id="125" w:author="Luttik, Daan" w:date="2026-06-12T19:26:00Z" w:initials="DL">
+  <w:comment w:id="115" w:author="Luttik, Daan" w:date="2026-06-12T19:26:00Z" w:initials="DL">
     <w:p>
       <w:pPr>
         <w:pStyle w:val="CommentText"/>
@@ -26667,7 +26741,7 @@
       </w:r>
     </w:p>
   </w:comment>
-  <w:comment w:id="133" w:author="Beninger, Stefanie" w:date="2026-06-13T14:10:00Z" w:initials="SB">
+  <w:comment w:id="123" w:author="Beninger, Stefanie" w:date="2026-06-13T14:10:00Z" w:initials="SB">
     <w:p>
       <w:pPr>
         <w:pStyle w:val="CommentText"/>
@@ -26687,7 +26761,7 @@
       </w:r>
     </w:p>
   </w:comment>
-  <w:comment w:id="135" w:author="Beninger, Stefanie" w:date="2026-06-13T14:10:00Z" w:initials="SB">
+  <w:comment w:id="125" w:author="Beninger, Stefanie" w:date="2026-06-13T14:10:00Z" w:initials="SB">
     <w:p>
       <w:pPr>
         <w:pStyle w:val="CommentText"/>
@@ -26707,7 +26781,7 @@
       </w:r>
     </w:p>
   </w:comment>
-  <w:comment w:id="137" w:author="Beninger, Stefanie" w:date="2026-06-10T13:48:00Z" w:initials="BS">
+  <w:comment w:id="127" w:author="Beninger, Stefanie" w:date="2026-06-10T13:48:00Z" w:initials="BS">
     <w:p>
       <w:pPr>
         <w:pStyle w:val="CommentText"/>
@@ -26723,7 +26797,7 @@
       </w:r>
     </w:p>
   </w:comment>
-  <w:comment w:id="138" w:author="Beninger, Stefanie" w:date="2026-06-10T13:46:00Z" w:initials="BS">
+  <w:comment w:id="128" w:author="Beninger, Stefanie" w:date="2026-06-10T13:46:00Z" w:initials="BS">
     <w:p>
       <w:pPr>
         <w:pStyle w:val="CommentText"/>
@@ -26739,7 +26813,7 @@
       </w:r>
     </w:p>
   </w:comment>
-  <w:comment w:id="139" w:author="Beninger, Stefanie" w:date="2026-06-10T13:47:00Z" w:initials="BS">
+  <w:comment w:id="129" w:author="Beninger, Stefanie" w:date="2026-06-10T13:47:00Z" w:initials="BS">
     <w:p>
       <w:pPr>
         <w:pStyle w:val="CommentText"/>
@@ -26755,7 +26829,7 @@
       </w:r>
     </w:p>
   </w:comment>
-  <w:comment w:id="140" w:author="Beninger, Stefanie" w:date="2026-06-10T13:47:00Z" w:initials="BS">
+  <w:comment w:id="130" w:author="Beninger, Stefanie" w:date="2026-06-10T13:47:00Z" w:initials="BS">
     <w:p>
       <w:pPr>
         <w:pStyle w:val="CommentText"/>
@@ -26771,7 +26845,7 @@
       </w:r>
     </w:p>
   </w:comment>
-  <w:comment w:id="141" w:author="Luttik, Daan" w:date="2026-06-10T15:04:00Z" w:initials="DL">
+  <w:comment w:id="131" w:author="Luttik, Daan" w:date="2026-06-10T15:04:00Z" w:initials="DL">
     <w:p>
       <w:pPr>
         <w:pStyle w:val="CommentText"/>
@@ -26788,7 +26862,7 @@
       </w:r>
     </w:p>
   </w:comment>
-  <w:comment w:id="142" w:author="Luttik, Daan" w:date="2026-06-12T23:39:00Z" w:initials="DL">
+  <w:comment w:id="132" w:author="Luttik, Daan" w:date="2026-06-12T23:39:00Z" w:initials="DL">
     <w:p>
       <w:pPr>
         <w:pStyle w:val="CommentText"/>
@@ -26805,7 +26879,7 @@
       </w:r>
     </w:p>
   </w:comment>
-  <w:comment w:id="143" w:author="Beninger, Stefanie" w:date="2026-06-13T14:12:00Z" w:initials="SB">
+  <w:comment w:id="133" w:author="Beninger, Stefanie" w:date="2026-06-13T14:12:00Z" w:initials="SB">
     <w:p>
       <w:pPr>
         <w:pStyle w:val="CommentText"/>
@@ -26825,7 +26899,7 @@
       </w:r>
     </w:p>
   </w:comment>
-  <w:comment w:id="145" w:author="Beninger, Stefanie" w:date="2026-06-10T13:54:00Z" w:initials="BS">
+  <w:comment w:id="135" w:author="Beninger, Stefanie" w:date="2026-06-10T13:54:00Z" w:initials="BS">
     <w:p>
       <w:pPr>
         <w:pStyle w:val="CommentText"/>
@@ -26841,7 +26915,7 @@
       </w:r>
     </w:p>
   </w:comment>
-  <w:comment w:id="146" w:author="Daan Luttik" w:date="2026-06-01T18:21:00Z" w:initials="">
+  <w:comment w:id="136" w:author="Daan Luttik" w:date="2026-06-01T18:21:00Z" w:initials="">
     <w:p>
       <w:pPr>
         <w:widowControl w:val="0"/>
@@ -26874,7 +26948,7 @@
       </w:r>
     </w:p>
   </w:comment>
-  <w:comment w:id="147" w:author="Beninger, Stefanie" w:date="2026-06-10T13:49:00Z" w:initials="BS">
+  <w:comment w:id="137" w:author="Beninger, Stefanie" w:date="2026-06-10T13:49:00Z" w:initials="BS">
     <w:p>
       <w:pPr>
         <w:pStyle w:val="CommentText"/>
@@ -26890,7 +26964,7 @@
       </w:r>
     </w:p>
   </w:comment>
-  <w:comment w:id="148" w:author="Beninger, Stefanie" w:date="2026-06-10T13:50:00Z" w:initials="BS">
+  <w:comment w:id="138" w:author="Beninger, Stefanie" w:date="2026-06-10T13:50:00Z" w:initials="BS">
     <w:p>
       <w:pPr>
         <w:pStyle w:val="CommentText"/>
@@ -26906,7 +26980,7 @@
       </w:r>
     </w:p>
   </w:comment>
-  <w:comment w:id="149" w:author="Luttik, Daan" w:date="2026-06-11T19:50:00Z" w:initials="DL">
+  <w:comment w:id="139" w:author="Luttik, Daan" w:date="2026-06-11T19:50:00Z" w:initials="DL">
     <w:p>
       <w:pPr>
         <w:pStyle w:val="CommentText"/>
@@ -26923,7 +26997,7 @@
       </w:r>
     </w:p>
   </w:comment>
-  <w:comment w:id="150" w:author="Luttik, Daan" w:date="2026-06-12T09:56:00Z" w:initials="DL">
+  <w:comment w:id="140" w:author="Luttik, Daan" w:date="2026-06-12T09:56:00Z" w:initials="DL">
     <w:p>
       <w:pPr>
         <w:pStyle w:val="CommentText"/>
@@ -26940,7 +27014,7 @@
       </w:r>
     </w:p>
   </w:comment>
-  <w:comment w:id="151" w:author="Beninger, Stefanie" w:date="2026-06-12T10:24:00Z" w:initials="BS">
+  <w:comment w:id="141" w:author="Beninger, Stefanie" w:date="2026-06-12T10:24:00Z" w:initials="BS">
     <w:p>
       <w:pPr>
         <w:pStyle w:val="CommentText"/>
@@ -26956,7 +27030,7 @@
       </w:r>
     </w:p>
   </w:comment>
-  <w:comment w:id="152" w:author="Beninger, Stefanie" w:date="2026-06-10T13:50:00Z" w:initials="BS">
+  <w:comment w:id="142" w:author="Beninger, Stefanie" w:date="2026-06-10T13:50:00Z" w:initials="BS">
     <w:p>
       <w:pPr>
         <w:pStyle w:val="CommentText"/>
@@ -26972,7 +27046,7 @@
       </w:r>
     </w:p>
   </w:comment>
-  <w:comment w:id="153" w:author="Luttik, Daan" w:date="2026-06-13T00:02:00Z" w:initials="DL">
+  <w:comment w:id="143" w:author="Luttik, Daan" w:date="2026-06-13T00:02:00Z" w:initials="DL">
     <w:p>
       <w:pPr>
         <w:pStyle w:val="CommentText"/>
@@ -26989,7 +27063,7 @@
       </w:r>
     </w:p>
   </w:comment>
-  <w:comment w:id="156" w:author="Daan Luttik" w:date="2026-06-01T18:23:00Z" w:initials="">
+  <w:comment w:id="146" w:author="Daan Luttik" w:date="2026-06-01T18:23:00Z" w:initials="">
     <w:p>
       <w:pPr>
         <w:widowControl w:val="0"/>
@@ -27022,7 +27096,7 @@
       </w:r>
     </w:p>
   </w:comment>
-  <w:comment w:id="160" w:author="Luttik, Daan" w:date="2026-06-12T11:34:00Z" w:initials="DL">
+  <w:comment w:id="150" w:author="Luttik, Daan" w:date="2026-06-12T11:34:00Z" w:initials="DL">
     <w:p>
       <w:pPr>
         <w:pStyle w:val="CommentText"/>
@@ -27039,7 +27113,7 @@
       </w:r>
     </w:p>
   </w:comment>
-  <w:comment w:id="159" w:author="Luttik, Daan" w:date="2026-06-12T11:44:00Z" w:initials="DL">
+  <w:comment w:id="149" w:author="Luttik, Daan" w:date="2026-06-12T11:44:00Z" w:initials="DL">
     <w:p>
       <w:pPr>
         <w:pStyle w:val="CommentText"/>
@@ -27056,7 +27130,7 @@
       </w:r>
     </w:p>
   </w:comment>
-  <w:comment w:id="157" w:author="Luttik, Daan" w:date="2026-06-12T23:45:00Z" w:initials="DL">
+  <w:comment w:id="147" w:author="Luttik, Daan" w:date="2026-06-12T23:45:00Z" w:initials="DL">
     <w:p>
       <w:pPr>
         <w:pStyle w:val="CommentText"/>
@@ -27074,11 +27148,11 @@
       <w:r>
         <w:instrText>HYPERLINK "mailto:s.beninger@nyenrode.nl"</w:instrText>
       </w:r>
-      <w:bookmarkStart w:id="161" w:name="_@_4D2E2173561E4304BBB44C940BFC8766Z"/>
+      <w:bookmarkStart w:id="151" w:name="_@_4D2E2173561E4304BBB44C940BFC8766Z"/>
       <w:r>
         <w:fldChar w:fldCharType="separate"/>
       </w:r>
-      <w:bookmarkEnd w:id="161"/>
+      <w:bookmarkEnd w:id="151"/>
       <w:r>
         <w:rPr>
           <w:rStyle w:val="Mention"/>
@@ -27094,7 +27168,7 @@
       </w:r>
     </w:p>
   </w:comment>
-  <w:comment w:id="158" w:author="Beninger, Stefanie" w:date="2026-06-13T14:14:00Z" w:initials="SB">
+  <w:comment w:id="148" w:author="Beninger, Stefanie" w:date="2026-06-13T14:14:00Z" w:initials="SB">
     <w:p>
       <w:pPr>
         <w:pStyle w:val="CommentText"/>
@@ -27114,7 +27188,7 @@
       </w:r>
     </w:p>
   </w:comment>
-  <w:comment w:id="162" w:author="Luttik, Daan" w:date="2026-06-12T15:33:00Z" w:initials="DL">
+  <w:comment w:id="152" w:author="Luttik, Daan" w:date="2026-06-12T15:33:00Z" w:initials="DL">
     <w:p>
       <w:pPr>
         <w:pStyle w:val="CommentText"/>
@@ -27131,7 +27205,7 @@
       </w:r>
     </w:p>
   </w:comment>
-  <w:comment w:id="164" w:author="Luttik, Daan" w:date="2026-06-12T22:15:00Z" w:initials="DL">
+  <w:comment w:id="154" w:author="Luttik, Daan" w:date="2026-06-12T22:15:00Z" w:initials="DL">
     <w:p>
       <w:pPr>
         <w:pStyle w:val="CommentText"/>
@@ -27149,11 +27223,11 @@
       <w:r>
         <w:instrText>HYPERLINK "mailto:s.beninger@nyenrode.nl"</w:instrText>
       </w:r>
-      <w:bookmarkStart w:id="166" w:name="_@_F74A959799DE4D9F825B4C2BF7D4BEECZ"/>
+      <w:bookmarkStart w:id="156" w:name="_@_F74A959799DE4D9F825B4C2BF7D4BEECZ"/>
       <w:r>
         <w:fldChar w:fldCharType="separate"/>
       </w:r>
-      <w:bookmarkEnd w:id="166"/>
+      <w:bookmarkEnd w:id="156"/>
       <w:r>
         <w:rPr>
           <w:rStyle w:val="Mention"/>
@@ -27196,7 +27270,7 @@
       </w:r>
     </w:p>
   </w:comment>
-  <w:comment w:id="165" w:author="Beninger, Stefanie" w:date="2026-06-13T14:16:00Z" w:initials="SB">
+  <w:comment w:id="155" w:author="Beninger, Stefanie" w:date="2026-06-13T14:16:00Z" w:initials="SB">
     <w:p>
       <w:pPr>
         <w:pStyle w:val="CommentText"/>
@@ -27216,7 +27290,7 @@
       </w:r>
     </w:p>
   </w:comment>
-  <w:comment w:id="167" w:author="Beninger, Stefanie" w:date="2026-06-13T14:17:00Z" w:initials="SB">
+  <w:comment w:id="157" w:author="Beninger, Stefanie" w:date="2026-06-13T14:17:00Z" w:initials="SB">
     <w:p>
       <w:pPr>
         <w:pStyle w:val="CommentText"/>
@@ -27236,7 +27310,7 @@
       </w:r>
     </w:p>
   </w:comment>
-  <w:comment w:id="169" w:author="Beninger, Stefanie" w:date="2026-06-10T14:26:00Z" w:initials="BS">
+  <w:comment w:id="159" w:author="Beninger, Stefanie" w:date="2026-06-10T14:26:00Z" w:initials="BS">
     <w:p>
       <w:pPr>
         <w:pStyle w:val="CommentText"/>
@@ -27252,7 +27326,7 @@
       </w:r>
     </w:p>
   </w:comment>
-  <w:comment w:id="172" w:author="Luttik, Daan" w:date="2026-06-12T11:03:00Z" w:initials="DL">
+  <w:comment w:id="162" w:author="Luttik, Daan" w:date="2026-06-12T11:03:00Z" w:initials="DL">
     <w:p>
       <w:pPr>
         <w:pStyle w:val="CommentText"/>
@@ -27269,7 +27343,7 @@
       </w:r>
     </w:p>
   </w:comment>
-  <w:comment w:id="175" w:author="Luttik, Daan" w:date="2026-06-12T11:11:00Z" w:initials="DL">
+  <w:comment w:id="165" w:author="Luttik, Daan" w:date="2026-06-12T11:11:00Z" w:initials="DL">
     <w:p>
       <w:pPr>
         <w:pStyle w:val="CommentText"/>
@@ -27286,7 +27360,7 @@
       </w:r>
     </w:p>
   </w:comment>
-  <w:comment w:id="173" w:author="Luttik, Daan" w:date="2026-06-12T16:10:00Z" w:initials="DL">
+  <w:comment w:id="163" w:author="Luttik, Daan" w:date="2026-06-12T16:10:00Z" w:initials="DL">
     <w:p>
       <w:pPr>
         <w:pStyle w:val="CommentText"/>
@@ -27303,7 +27377,7 @@
       </w:r>
     </w:p>
   </w:comment>
-  <w:comment w:id="174" w:author="Luttik, Daan" w:date="2026-06-12T16:10:00Z" w:initials="DL">
+  <w:comment w:id="164" w:author="Luttik, Daan" w:date="2026-06-12T16:10:00Z" w:initials="DL">
     <w:p>
       <w:pPr>
         <w:pStyle w:val="CommentText"/>
@@ -27320,7 +27394,7 @@
       </w:r>
     </w:p>
   </w:comment>
-  <w:comment w:id="176" w:author="Beninger, Stefanie" w:date="2026-06-13T14:21:00Z" w:initials="SB">
+  <w:comment w:id="166" w:author="Beninger, Stefanie" w:date="2026-06-13T14:21:00Z" w:initials="SB">
     <w:p>
       <w:pPr>
         <w:pStyle w:val="CommentText"/>
@@ -27340,7 +27414,7 @@
       </w:r>
     </w:p>
   </w:comment>
-  <w:comment w:id="178" w:author="Luttik, Daan" w:date="2026-06-11T21:03:00Z" w:initials="DL">
+  <w:comment w:id="168" w:author="Luttik, Daan" w:date="2026-06-11T21:03:00Z" w:initials="DL">
     <w:p>
       <w:pPr>
         <w:pStyle w:val="CommentText"/>
@@ -27357,7 +27431,7 @@
       </w:r>
     </w:p>
   </w:comment>
-  <w:comment w:id="179" w:author="Beninger, Stefanie" w:date="2026-06-10T14:37:00Z" w:initials="BS">
+  <w:comment w:id="169" w:author="Beninger, Stefanie" w:date="2026-06-10T14:37:00Z" w:initials="BS">
     <w:p>
       <w:pPr>
         <w:pStyle w:val="CommentText"/>
@@ -27373,7 +27447,7 @@
       </w:r>
     </w:p>
   </w:comment>
-  <w:comment w:id="181" w:author="Beninger, Stefanie" w:date="2026-06-13T14:23:00Z" w:initials="SB">
+  <w:comment w:id="171" w:author="Beninger, Stefanie" w:date="2026-06-13T14:23:00Z" w:initials="SB">
     <w:p>
       <w:pPr>
         <w:pStyle w:val="CommentText"/>
@@ -27393,7 +27467,7 @@
       </w:r>
     </w:p>
   </w:comment>
-  <w:comment w:id="180" w:author="Beninger, Stefanie" w:date="2026-06-13T14:23:00Z" w:initials="SB">
+  <w:comment w:id="170" w:author="Beninger, Stefanie" w:date="2026-06-13T14:23:00Z" w:initials="SB">
     <w:p>
       <w:pPr>
         <w:pStyle w:val="CommentText"/>
@@ -27413,7 +27487,7 @@
       </w:r>
     </w:p>
   </w:comment>
-  <w:comment w:id="184" w:author="Daan Luttik" w:date="2026-05-25T16:35:00Z" w:initials="">
+  <w:comment w:id="174" w:author="Daan Luttik" w:date="2026-05-25T16:35:00Z" w:initials="">
     <w:p>
       <w:pPr>
         <w:widowControl w:val="0"/>
@@ -27446,7 +27520,7 @@
       </w:r>
     </w:p>
   </w:comment>
-  <w:comment w:id="185" w:author="Beninger, Stefanie" w:date="2026-06-10T14:43:00Z" w:initials="BS">
+  <w:comment w:id="175" w:author="Beninger, Stefanie" w:date="2026-06-10T14:43:00Z" w:initials="BS">
     <w:p>
       <w:pPr>
         <w:pStyle w:val="CommentText"/>
@@ -27462,7 +27536,7 @@
       </w:r>
     </w:p>
   </w:comment>
-  <w:comment w:id="186" w:author="Beninger, Stefanie" w:date="2026-06-13T14:25:00Z" w:initials="SB">
+  <w:comment w:id="176" w:author="Beninger, Stefanie" w:date="2026-06-13T14:25:00Z" w:initials="SB">
     <w:p>
       <w:pPr>
         <w:pStyle w:val="CommentText"/>
@@ -27482,7 +27556,7 @@
       </w:r>
     </w:p>
   </w:comment>
-  <w:comment w:id="187" w:author="Beninger, Stefanie" w:date="2026-06-10T14:45:00Z" w:initials="BS">
+  <w:comment w:id="177" w:author="Beninger, Stefanie" w:date="2026-06-10T14:45:00Z" w:initials="BS">
     <w:p>
       <w:pPr>
         <w:pStyle w:val="CommentText"/>
@@ -27498,7 +27572,7 @@
       </w:r>
     </w:p>
   </w:comment>
-  <w:comment w:id="188" w:author="Luttik, Daan" w:date="2026-06-12T23:34:00Z" w:initials="DL">
+  <w:comment w:id="178" w:author="Luttik, Daan" w:date="2026-06-12T23:34:00Z" w:initials="DL">
     <w:p>
       <w:pPr>
         <w:pStyle w:val="CommentText"/>
@@ -27515,7 +27589,7 @@
       </w:r>
     </w:p>
   </w:comment>
-  <w:comment w:id="190" w:author="Beninger, Stefanie" w:date="2026-06-10T14:44:00Z" w:initials="BS">
+  <w:comment w:id="180" w:author="Beninger, Stefanie" w:date="2026-06-10T14:44:00Z" w:initials="BS">
     <w:p>
       <w:pPr>
         <w:pStyle w:val="CommentText"/>
@@ -27531,7 +27605,7 @@
       </w:r>
     </w:p>
   </w:comment>
-  <w:comment w:id="191" w:author="Beninger, Stefanie" w:date="2026-06-10T14:44:00Z" w:initials="BS">
+  <w:comment w:id="181" w:author="Beninger, Stefanie" w:date="2026-06-10T14:44:00Z" w:initials="BS">
     <w:p>
       <w:pPr>
         <w:pStyle w:val="CommentText"/>
@@ -27547,7 +27621,7 @@
       </w:r>
     </w:p>
   </w:comment>
-  <w:comment w:id="192" w:author="Beninger, Stefanie" w:date="2026-06-10T14:45:00Z" w:initials="BS">
+  <w:comment w:id="182" w:author="Beninger, Stefanie" w:date="2026-06-10T14:45:00Z" w:initials="BS">
     <w:p>
       <w:pPr>
         <w:pStyle w:val="CommentText"/>
@@ -27563,7 +27637,7 @@
       </w:r>
     </w:p>
   </w:comment>
-  <w:comment w:id="195" w:author="Beninger, Stefanie" w:date="2026-06-13T14:29:00Z" w:initials="SB">
+  <w:comment w:id="185" w:author="Beninger, Stefanie" w:date="2026-06-13T14:29:00Z" w:initials="SB">
     <w:p>
       <w:pPr>
         <w:pStyle w:val="CommentText"/>
@@ -27583,7 +27657,7 @@
       </w:r>
     </w:p>
   </w:comment>
-  <w:comment w:id="196" w:author="Luttik, Daan" w:date="2026-06-11T21:04:00Z" w:initials="DL">
+  <w:comment w:id="186" w:author="Luttik, Daan" w:date="2026-06-11T21:04:00Z" w:initials="DL">
     <w:p>
       <w:pPr>
         <w:pStyle w:val="CommentText"/>
@@ -27600,7 +27674,7 @@
       </w:r>
     </w:p>
   </w:comment>
-  <w:comment w:id="197" w:author="Luttik, Daan" w:date="2026-06-12T23:33:00Z" w:initials="DL">
+  <w:comment w:id="187" w:author="Luttik, Daan" w:date="2026-06-12T23:33:00Z" w:initials="DL">
     <w:p>
       <w:pPr>
         <w:pStyle w:val="CommentText"/>
@@ -27618,11 +27692,11 @@
       <w:r>
         <w:instrText>HYPERLINK "mailto:s.beninger@nyenrode.nl"</w:instrText>
       </w:r>
-      <w:bookmarkStart w:id="198" w:name="_@_966A57235E2841AB9D1C216A25F44671Z"/>
+      <w:bookmarkStart w:id="188" w:name="_@_966A57235E2841AB9D1C216A25F44671Z"/>
       <w:r>
         <w:fldChar w:fldCharType="separate"/>
       </w:r>
-      <w:bookmarkEnd w:id="198"/>
+      <w:bookmarkEnd w:id="188"/>
       <w:r>
         <w:rPr>
           <w:rStyle w:val="Mention"/>
@@ -27638,7 +27712,7 @@
       </w:r>
     </w:p>
   </w:comment>
-  <w:comment w:id="200" w:author="Luttik, Daan" w:date="2026-06-14T20:26:00Z" w:initials="DL">
+  <w:comment w:id="190" w:author="Luttik, Daan" w:date="2026-06-14T20:26:00Z" w:initials="DL">
     <w:p>
       <w:pPr>
         <w:pStyle w:val="CommentText"/>
@@ -27655,7 +27729,7 @@
       </w:r>
     </w:p>
   </w:comment>
-  <w:comment w:id="202" w:author="Beninger, Stefanie" w:date="2026-06-10T15:03:00Z" w:initials="BS">
+  <w:comment w:id="192" w:author="Beninger, Stefanie" w:date="2026-06-10T15:03:00Z" w:initials="BS">
     <w:p>
       <w:pPr>
         <w:pStyle w:val="CommentText"/>
@@ -27671,7 +27745,7 @@
       </w:r>
     </w:p>
   </w:comment>
-  <w:comment w:id="203" w:author="Luttik, Daan" w:date="2026-06-09T19:07:00Z" w:initials="DL">
+  <w:comment w:id="193" w:author="Luttik, Daan" w:date="2026-06-09T19:07:00Z" w:initials="DL">
     <w:p>
       <w:pPr>
         <w:pStyle w:val="CommentText"/>
@@ -27688,7 +27762,7 @@
       </w:r>
     </w:p>
   </w:comment>
-  <w:comment w:id="204" w:author="Beninger, Stefanie" w:date="2026-06-10T15:02:00Z" w:initials="BS">
+  <w:comment w:id="194" w:author="Beninger, Stefanie" w:date="2026-06-10T15:02:00Z" w:initials="BS">
     <w:p>
       <w:pPr>
         <w:pStyle w:val="CommentText"/>
@@ -27704,7 +27778,7 @@
       </w:r>
     </w:p>
   </w:comment>
-  <w:comment w:id="205" w:author="Stefanie B." w:date="2026-05-11T12:54:00Z" w:initials="">
+  <w:comment w:id="195" w:author="Stefanie B." w:date="2026-05-11T12:54:00Z" w:initials="">
     <w:p>
       <w:pPr>
         <w:widowControl w:val="0"/>
@@ -27737,7 +27811,7 @@
       </w:r>
     </w:p>
   </w:comment>
-  <w:comment w:id="206" w:author="Beninger, Stefanie" w:date="2026-06-10T15:03:00Z" w:initials="BS">
+  <w:comment w:id="196" w:author="Beninger, Stefanie" w:date="2026-06-10T15:03:00Z" w:initials="BS">
     <w:p>
       <w:pPr>
         <w:pStyle w:val="CommentText"/>
@@ -27753,7 +27827,7 @@
       </w:r>
     </w:p>
   </w:comment>
-  <w:comment w:id="201" w:author="Beninger, Stefanie" w:date="2026-06-10T15:03:00Z" w:initials="BS">
+  <w:comment w:id="191" w:author="Beninger, Stefanie" w:date="2026-06-10T15:03:00Z" w:initials="BS">
     <w:p>
       <w:pPr>
         <w:pStyle w:val="CommentText"/>
@@ -27769,7 +27843,7 @@
       </w:r>
     </w:p>
   </w:comment>
-  <w:comment w:id="208" w:author="Luttik, Daan" w:date="2026-06-14T09:53:00Z" w:initials="DL">
+  <w:comment w:id="198" w:author="Luttik, Daan" w:date="2026-06-14T09:53:00Z" w:initials="DL">
     <w:p>
       <w:pPr>
         <w:pStyle w:val="CommentText"/>
@@ -27786,7 +27860,7 @@
       </w:r>
     </w:p>
   </w:comment>
-  <w:comment w:id="211" w:author="Beninger, Stefanie" w:date="2026-06-10T15:07:00Z" w:initials="BS">
+  <w:comment w:id="201" w:author="Beninger, Stefanie" w:date="2026-06-10T15:07:00Z" w:initials="BS">
     <w:p>
       <w:pPr>
         <w:pStyle w:val="CommentText"/>
@@ -27802,7 +27876,7 @@
       </w:r>
     </w:p>
   </w:comment>
-  <w:comment w:id="212" w:author="" w:initials="">
+  <w:comment w:id="202" w:author="" w:initials="">
     <w:p>
       <w:pPr>
         <w:pStyle w:val="CommentText"/>
@@ -27815,7 +27889,7 @@
       </w:r>
     </w:p>
   </w:comment>
-  <w:comment w:id="213" w:author="" w:initials="">
+  <w:comment w:id="203" w:author="" w:initials="">
     <w:p>
       <w:pPr>
         <w:pStyle w:val="CommentText"/>
@@ -27828,7 +27902,7 @@
       </w:r>
     </w:p>
   </w:comment>
-  <w:comment w:id="214" w:author="Beninger, Stefanie" w:date="2026-06-10T15:07:00Z" w:initials="BS">
+  <w:comment w:id="204" w:author="Beninger, Stefanie" w:date="2026-06-10T15:07:00Z" w:initials="BS">
     <w:p>
       <w:pPr>
         <w:pStyle w:val="CommentText"/>
@@ -27844,7 +27918,7 @@
       </w:r>
     </w:p>
   </w:comment>
-  <w:comment w:id="216" w:author="Beninger, Stefanie" w:date="2026-06-10T15:07:00Z" w:initials="BS">
+  <w:comment w:id="206" w:author="Beninger, Stefanie" w:date="2026-06-10T15:07:00Z" w:initials="BS">
     <w:p>
       <w:pPr>
         <w:pStyle w:val="CommentText"/>
@@ -27860,7 +27934,7 @@
       </w:r>
     </w:p>
   </w:comment>
-  <w:comment w:id="219" w:author="Beninger, Stefanie" w:date="2026-06-10T15:12:00Z" w:initials="BS">
+  <w:comment w:id="209" w:author="Beninger, Stefanie" w:date="2026-06-10T15:12:00Z" w:initials="BS">
     <w:p>
       <w:pPr>
         <w:pStyle w:val="CommentText"/>
@@ -27876,7 +27950,7 @@
       </w:r>
     </w:p>
   </w:comment>
-  <w:comment w:id="220" w:author="" w:initials="">
+  <w:comment w:id="210" w:author="" w:initials="">
     <w:p>
       <w:pPr>
         <w:pStyle w:val="CommentText"/>
@@ -27889,7 +27963,7 @@
       </w:r>
     </w:p>
   </w:comment>
-  <w:comment w:id="221" w:author="" w:initials="">
+  <w:comment w:id="211" w:author="" w:initials="">
     <w:p>
       <w:pPr>
         <w:pStyle w:val="CommentText"/>
@@ -27902,7 +27976,7 @@
       </w:r>
     </w:p>
   </w:comment>
-  <w:comment w:id="222" w:author="Beninger, Stefanie" w:date="2026-06-10T15:12:00Z" w:initials="BS">
+  <w:comment w:id="212" w:author="Beninger, Stefanie" w:date="2026-06-10T15:12:00Z" w:initials="BS">
     <w:p>
       <w:pPr>
         <w:pStyle w:val="CommentText"/>
@@ -27918,7 +27992,7 @@
       </w:r>
     </w:p>
   </w:comment>
-  <w:comment w:id="223" w:author="Beninger, Stefanie" w:date="2026-06-10T15:12:00Z" w:initials="BS">
+  <w:comment w:id="213" w:author="Beninger, Stefanie" w:date="2026-06-10T15:12:00Z" w:initials="BS">
     <w:p>
       <w:pPr>
         <w:pStyle w:val="CommentText"/>
@@ -27934,7 +28008,7 @@
       </w:r>
     </w:p>
   </w:comment>
-  <w:comment w:id="210" w:author="Luttik, Daan" w:date="2026-06-14T09:55:00Z" w:initials="DL">
+  <w:comment w:id="200" w:author="Luttik, Daan" w:date="2026-06-14T09:55:00Z" w:initials="DL">
     <w:p>
       <w:pPr>
         <w:pStyle w:val="CommentText"/>
@@ -27951,7 +28025,7 @@
       </w:r>
     </w:p>
   </w:comment>
-  <w:comment w:id="225" w:author="Beninger, Stefanie" w:date="2026-06-10T15:13:00Z" w:initials="BS">
+  <w:comment w:id="215" w:author="Beninger, Stefanie" w:date="2026-06-10T15:13:00Z" w:initials="BS">
     <w:p>
       <w:pPr>
         <w:pStyle w:val="CommentText"/>
@@ -27967,7 +28041,7 @@
       </w:r>
     </w:p>
   </w:comment>
-  <w:comment w:id="224" w:author="Beninger, Stefanie" w:date="2026-06-13T14:04:00Z" w:initials="SB">
+  <w:comment w:id="214" w:author="Beninger, Stefanie" w:date="2026-06-13T14:04:00Z" w:initials="SB">
     <w:p>
       <w:pPr>
         <w:pStyle w:val="CommentText"/>
@@ -27987,7 +28061,7 @@
       </w:r>
     </w:p>
   </w:comment>
-  <w:comment w:id="226" w:author="Beninger, Stefanie" w:date="2026-06-10T15:16:00Z" w:initials="BS">
+  <w:comment w:id="216" w:author="Beninger, Stefanie" w:date="2026-06-10T15:16:00Z" w:initials="BS">
     <w:p>
       <w:pPr>
         <w:pStyle w:val="CommentText"/>
@@ -28003,7 +28077,7 @@
       </w:r>
     </w:p>
   </w:comment>
-  <w:comment w:id="228" w:author="Beninger, Stefanie" w:date="2026-06-10T15:18:00Z" w:initials="BS">
+  <w:comment w:id="217" w:author="Beninger, Stefanie" w:date="2026-06-10T15:18:00Z" w:initials="BS">
     <w:p>
       <w:pPr>
         <w:pStyle w:val="CommentText"/>
@@ -28019,7 +28093,7 @@
       </w:r>
     </w:p>
   </w:comment>
-  <w:comment w:id="229" w:author="Beninger, Stefanie" w:date="2026-06-10T15:19:00Z" w:initials="BS">
+  <w:comment w:id="218" w:author="Beninger, Stefanie" w:date="2026-06-10T15:19:00Z" w:initials="BS">
     <w:p>
       <w:pPr>
         <w:pStyle w:val="CommentText"/>
@@ -28035,7 +28109,7 @@
       </w:r>
     </w:p>
   </w:comment>
-  <w:comment w:id="230" w:author="Beninger, Stefanie" w:date="2026-06-10T15:20:00Z" w:initials="BS">
+  <w:comment w:id="219" w:author="Beninger, Stefanie" w:date="2026-06-10T15:20:00Z" w:initials="BS">
     <w:p>
       <w:pPr>
         <w:pStyle w:val="CommentText"/>
@@ -28051,7 +28125,7 @@
       </w:r>
     </w:p>
   </w:comment>
-  <w:comment w:id="231" w:author="Luttik, Daan" w:date="2026-06-14T11:31:00Z" w:initials="DL">
+  <w:comment w:id="220" w:author="Luttik, Daan" w:date="2026-06-14T11:31:00Z" w:initials="DL">
     <w:p>
       <w:pPr>
         <w:pStyle w:val="CommentText"/>
@@ -28068,7 +28142,7 @@
       </w:r>
     </w:p>
   </w:comment>
-  <w:comment w:id="232" w:author="Luttik, Daan" w:date="2026-06-14T17:32:00Z" w:initials="DL">
+  <w:comment w:id="221" w:author="Luttik, Daan" w:date="2026-06-14T17:32:00Z" w:initials="DL">
     <w:p>
       <w:pPr>
         <w:pStyle w:val="CommentText"/>
@@ -28085,7 +28159,7 @@
       </w:r>
     </w:p>
   </w:comment>
-  <w:comment w:id="234" w:author="Luttik, Daan" w:date="2026-06-14T19:27:00Z" w:initials="DL">
+  <w:comment w:id="223" w:author="Luttik, Daan" w:date="2026-06-14T19:27:00Z" w:initials="DL">
     <w:p>
       <w:pPr>
         <w:pStyle w:val="CommentText"/>
@@ -28102,7 +28176,7 @@
       </w:r>
     </w:p>
   </w:comment>
-  <w:comment w:id="235" w:author="Luttik, Daan" w:date="2026-06-14T18:19:00Z" w:initials="DL">
+  <w:comment w:id="224" w:author="Luttik, Daan" w:date="2026-06-14T18:19:00Z" w:initials="DL">
     <w:p>
       <w:pPr>
         <w:pStyle w:val="CommentText"/>
@@ -28119,7 +28193,7 @@
       </w:r>
     </w:p>
   </w:comment>
-  <w:comment w:id="236" w:author="Beninger, Stefanie" w:date="2026-06-10T15:07:00Z" w:initials="BS">
+  <w:comment w:id="225" w:author="Beninger, Stefanie" w:date="2026-06-10T15:07:00Z" w:initials="BS">
     <w:p>
       <w:pPr>
         <w:pStyle w:val="CommentText"/>
@@ -28135,7 +28209,7 @@
       </w:r>
     </w:p>
   </w:comment>
-  <w:comment w:id="238" w:author="Beninger, Stefanie" w:date="2026-06-10T15:26:00Z" w:initials="BS">
+  <w:comment w:id="227" w:author="Beninger, Stefanie" w:date="2026-06-10T15:26:00Z" w:initials="BS">
     <w:p>
       <w:pPr>
         <w:pStyle w:val="CommentText"/>
@@ -28151,7 +28225,7 @@
       </w:r>
     </w:p>
   </w:comment>
-  <w:comment w:id="239" w:author="" w:initials="">
+  <w:comment w:id="228" w:author="" w:initials="">
     <w:p>
       <w:pPr>
         <w:pStyle w:val="CommentText"/>
@@ -28164,7 +28238,7 @@
       </w:r>
     </w:p>
   </w:comment>
-  <w:comment w:id="240" w:author="" w:initials="">
+  <w:comment w:id="229" w:author="" w:initials="">
     <w:p>
       <w:pPr>
         <w:pStyle w:val="CommentText"/>
@@ -28177,7 +28251,7 @@
       </w:r>
     </w:p>
   </w:comment>
-  <w:comment w:id="241" w:author="Beninger, Stefanie" w:date="2026-06-10T15:26:00Z" w:initials="BS">
+  <w:comment w:id="230" w:author="Beninger, Stefanie" w:date="2026-06-10T15:26:00Z" w:initials="BS">
     <w:p>
       <w:pPr>
         <w:pStyle w:val="CommentText"/>
@@ -28193,7 +28267,7 @@
       </w:r>
     </w:p>
   </w:comment>
-  <w:comment w:id="242" w:author="Beninger, Stefanie" w:date="2026-06-10T15:27:00Z" w:initials="BS">
+  <w:comment w:id="231" w:author="Beninger, Stefanie" w:date="2026-06-10T15:27:00Z" w:initials="BS">
     <w:p>
       <w:pPr>
         <w:pStyle w:val="CommentText"/>
@@ -28209,7 +28283,7 @@
       </w:r>
     </w:p>
   </w:comment>
-  <w:comment w:id="243" w:author="Beninger, Stefanie" w:date="2026-06-10T15:27:00Z" w:initials="BS">
+  <w:comment w:id="232" w:author="Beninger, Stefanie" w:date="2026-06-10T15:27:00Z" w:initials="BS">
     <w:p>
       <w:pPr>
         <w:pStyle w:val="CommentText"/>
@@ -28225,7 +28299,7 @@
       </w:r>
     </w:p>
   </w:comment>
-  <w:comment w:id="244" w:author="Beninger, Stefanie" w:date="2026-06-10T15:28:00Z" w:initials="BS">
+  <w:comment w:id="233" w:author="Beninger, Stefanie" w:date="2026-06-10T15:28:00Z" w:initials="BS">
     <w:p>
       <w:pPr>
         <w:pStyle w:val="CommentText"/>
@@ -28241,7 +28315,7 @@
       </w:r>
     </w:p>
   </w:comment>
-  <w:comment w:id="245" w:author="Beninger, Stefanie" w:date="2026-06-10T15:28:00Z" w:initials="BS">
+  <w:comment w:id="234" w:author="Beninger, Stefanie" w:date="2026-06-10T15:28:00Z" w:initials="BS">
     <w:p>
       <w:pPr>
         <w:pStyle w:val="CommentText"/>
@@ -28257,7 +28331,7 @@
       </w:r>
     </w:p>
   </w:comment>
-  <w:comment w:id="246" w:author="" w:initials="">
+  <w:comment w:id="235" w:author="" w:initials="">
     <w:p>
       <w:pPr>
         <w:pStyle w:val="CommentText"/>
@@ -28270,7 +28344,7 @@
       </w:r>
     </w:p>
   </w:comment>
-  <w:comment w:id="247" w:author="Beninger, Stefanie" w:date="2026-06-10T15:31:00Z" w:initials="BS">
+  <w:comment w:id="236" w:author="Beninger, Stefanie" w:date="2026-06-10T15:31:00Z" w:initials="BS">
     <w:p>
       <w:pPr>
         <w:pStyle w:val="CommentText"/>
@@ -28286,7 +28360,7 @@
       </w:r>
     </w:p>
   </w:comment>
-  <w:comment w:id="248" w:author="Beninger, Stefanie" w:date="2026-06-10T15:36:00Z" w:initials="BS">
+  <w:comment w:id="237" w:author="Beninger, Stefanie" w:date="2026-06-10T15:36:00Z" w:initials="BS">
     <w:p>
       <w:pPr>
         <w:pStyle w:val="CommentText"/>
@@ -28302,7 +28376,7 @@
       </w:r>
     </w:p>
   </w:comment>
-  <w:comment w:id="249" w:author="Beninger, Stefanie" w:date="2026-06-10T15:29:00Z" w:initials="BS">
+  <w:comment w:id="238" w:author="Beninger, Stefanie" w:date="2026-06-10T15:29:00Z" w:initials="BS">
     <w:p>
       <w:pPr>
         <w:pStyle w:val="CommentText"/>
@@ -28318,7 +28392,7 @@
       </w:r>
     </w:p>
   </w:comment>
-  <w:comment w:id="250" w:author="Beninger, Stefanie" w:date="2026-06-10T15:29:00Z" w:initials="BS">
+  <w:comment w:id="239" w:author="Beninger, Stefanie" w:date="2026-06-10T15:29:00Z" w:initials="BS">
     <w:p>
       <w:pPr>
         <w:pStyle w:val="CommentText"/>
@@ -28334,7 +28408,7 @@
       </w:r>
     </w:p>
   </w:comment>
-  <w:comment w:id="251" w:author="Beninger, Stefanie" w:date="2026-06-10T15:30:00Z" w:initials="BS">
+  <w:comment w:id="240" w:author="Beninger, Stefanie" w:date="2026-06-10T15:30:00Z" w:initials="BS">
     <w:p>
       <w:pPr>
         <w:pStyle w:val="CommentText"/>
@@ -28350,7 +28424,7 @@
       </w:r>
     </w:p>
   </w:comment>
-  <w:comment w:id="252" w:author="Beninger, Stefanie" w:date="2026-06-10T15:30:00Z" w:initials="BS">
+  <w:comment w:id="241" w:author="Beninger, Stefanie" w:date="2026-06-10T15:30:00Z" w:initials="BS">
     <w:p>
       <w:pPr>
         <w:pStyle w:val="CommentText"/>
@@ -28366,7 +28440,7 @@
       </w:r>
     </w:p>
   </w:comment>
-  <w:comment w:id="254" w:author="Beninger, Stefanie" w:date="2026-06-10T15:31:00Z" w:initials="BS">
+  <w:comment w:id="243" w:author="Beninger, Stefanie" w:date="2026-06-10T15:31:00Z" w:initials="BS">
     <w:p>
       <w:pPr>
         <w:pStyle w:val="CommentText"/>
@@ -28382,7 +28456,7 @@
       </w:r>
     </w:p>
   </w:comment>
-  <w:comment w:id="255" w:author="Beninger, Stefanie" w:date="2026-06-10T15:33:00Z" w:initials="BS">
+  <w:comment w:id="244" w:author="Beninger, Stefanie" w:date="2026-06-10T15:33:00Z" w:initials="BS">
     <w:p>
       <w:pPr>
         <w:pStyle w:val="CommentText"/>
@@ -28398,7 +28472,7 @@
       </w:r>
     </w:p>
   </w:comment>
-  <w:comment w:id="257" w:author="Luttik, Daan" w:date="2026-06-14T23:09:00Z" w:initials="DL">
+  <w:comment w:id="246" w:author="Luttik, Daan" w:date="2026-06-14T23:09:00Z" w:initials="DL">
     <w:p>
       <w:pPr>
         <w:pStyle w:val="CommentText"/>
@@ -28415,24 +28489,7 @@
       </w:r>
     </w:p>
   </w:comment>
-  <w:comment w:id="258" w:author="Luttik, Daan" w:date="2026-06-14T23:11:00Z" w:initials="DL">
-    <w:p>
-      <w:pPr>
-        <w:pStyle w:val="CommentText"/>
-        <w:ind w:firstLine="0"/>
-      </w:pPr>
-      <w:r>
-        <w:rPr>
-          <w:rStyle w:val="CommentReference"/>
-        </w:rPr>
-        <w:annotationRef/>
-      </w:r>
-      <w:r>
-        <w:t>Double check</w:t>
-      </w:r>
-    </w:p>
-  </w:comment>
-  <w:comment w:id="270" w:author="Luttik, Daan" w:date="2026-06-07T21:28:00Z" w:initials="DL">
+  <w:comment w:id="250" w:author="Luttik, Daan" w:date="2026-06-07T21:28:00Z" w:initials="DL">
     <w:p>
       <w:pPr>
         <w:pStyle w:val="CommentText"/>
@@ -28648,7 +28705,6 @@
   <w15:commentEx w15:paraId="4A9D048D" w15:done="1"/>
   <w15:commentEx w15:paraId="6C8EAFE9" w15:done="1"/>
   <w15:commentEx w15:paraId="594265F5" w15:done="1"/>
-  <w15:commentEx w15:paraId="53C643AD" w15:done="1"/>
   <w15:commentEx w15:paraId="05D2FABE" w15:done="1"/>
 </w15:commentsEx>
 </file>
@@ -28887,7 +28943,6 @@
   <w16cex:commentExtensible w16cex:durableId="0974B017" w16cex:dateUtc="2026-06-10T13:31:00Z"/>
   <w16cex:commentExtensible w16cex:durableId="6B1DFA73" w16cex:dateUtc="2026-06-10T13:33:00Z"/>
   <w16cex:commentExtensible w16cex:durableId="496525E7" w16cex:dateUtc="2026-06-14T21:09:00Z"/>
-  <w16cex:commentExtensible w16cex:durableId="7D1E6371" w16cex:dateUtc="2026-06-14T21:11:00Z"/>
   <w16cex:commentExtensible w16cex:durableId="05C4F418" w16cex:dateUtc="2026-06-07T19:28:00Z"/>
 </w16cex:commentsExtensible>
 </file>
@@ -29088,7 +29143,6 @@
   <w16cid:commentId w16cid:paraId="4A9D048D" w16cid:durableId="0974B017"/>
   <w16cid:commentId w16cid:paraId="6C8EAFE9" w16cid:durableId="6B1DFA73"/>
   <w16cid:commentId w16cid:paraId="594265F5" w16cid:durableId="496525E7"/>
-  <w16cid:commentId w16cid:paraId="53C643AD" w16cid:durableId="7D1E6371"/>
   <w16cid:commentId w16cid:paraId="05D2FABE" w16cid:durableId="05C4F418"/>
 </w16cid:commentsIds>
 </file>
@@ -31887,6 +31941,7 @@
   <w:style w:type="character" w:default="1" w:styleId="DefaultParagraphFont">
     <w:name w:val="Default Paragraph Font"/>
     <w:uiPriority w:val="1"/>
+    <w:semiHidden/>
     <w:unhideWhenUsed/>
   </w:style>
   <w:style w:type="table" w:default="1" w:styleId="TableNormal">
